--- a/Адміністрування обчислювальних комплексів Зроблені ЛР/Лабораторна робота 6 - Матакова А.В. - 409а - Адміністрування обчислювальних комплексів.docx
+++ b/Адміністрування обчислювальних комплексів Зроблені ЛР/Лабораторна робота 6 - Матакова А.В. - 409а - Адміністрування обчислювальних комплексів.docx
@@ -1591,8 +1591,10 @@
       </w:pPr>
       <w:r>
         <w:rPr>
-          <w:sz w:val="28"/>
-          <w:szCs w:val="28"/>
+          <w:noProof/>
+          <w:sz w:val="28"/>
+          <w:szCs w:val="28"/>
+          <w:lang w:val="ru-RU"/>
         </w:rPr>
         <w:lastRenderedPageBreak/>
         <w:drawing>
@@ -1648,8 +1650,10 @@
       </w:pPr>
       <w:r>
         <w:rPr>
-          <w:sz w:val="28"/>
-          <w:szCs w:val="28"/>
+          <w:noProof/>
+          <w:sz w:val="28"/>
+          <w:szCs w:val="28"/>
+          <w:lang w:val="ru-RU"/>
         </w:rPr>
         <w:drawing>
           <wp:inline distT="0" distB="0" distL="0" distR="0" wp14:anchorId="331BD3F6" wp14:editId="4CB9FF93">
@@ -2176,2420 +2180,2183 @@
     </w:p>
     <w:p>
       <w:pPr>
-        <w:spacing w:line="360" w:lineRule="auto"/>
-        <w:ind w:leftChars="0" w:firstLineChars="0" w:firstLine="0"/>
-        <w:contextualSpacing/>
-        <w:jc w:val="both"/>
-        <w:outlineLvl w:val="9"/>
-        <w:rPr>
-          <w:sz w:val="28"/>
-          <w:szCs w:val="28"/>
-        </w:rPr>
-      </w:pPr>
-      <w:r>
-        <w:rPr>
-          <w:sz w:val="28"/>
-          <w:szCs w:val="28"/>
-        </w:rPr>
-        <w:t># -*- mode: ruby -*-</w:t>
-      </w:r>
-    </w:p>
-    <w:p>
-      <w:pPr>
-        <w:spacing w:line="360" w:lineRule="auto"/>
-        <w:ind w:leftChars="0" w:firstLineChars="0" w:firstLine="0"/>
-        <w:contextualSpacing/>
-        <w:jc w:val="both"/>
-        <w:outlineLvl w:val="9"/>
-        <w:rPr>
-          <w:sz w:val="28"/>
-          <w:szCs w:val="28"/>
-        </w:rPr>
-      </w:pPr>
-      <w:r>
-        <w:rPr>
-          <w:sz w:val="28"/>
-          <w:szCs w:val="28"/>
-        </w:rPr>
-        <w:t># vi: set ft=ruby :</w:t>
-      </w:r>
-    </w:p>
-    <w:p>
-      <w:pPr>
-        <w:spacing w:line="360" w:lineRule="auto"/>
-        <w:ind w:leftChars="0" w:firstLineChars="0" w:firstLine="0"/>
-        <w:contextualSpacing/>
-        <w:jc w:val="both"/>
-        <w:outlineLvl w:val="9"/>
-        <w:rPr>
-          <w:sz w:val="28"/>
-          <w:szCs w:val="28"/>
-        </w:rPr>
-      </w:pPr>
-    </w:p>
-    <w:p>
-      <w:pPr>
-        <w:spacing w:line="360" w:lineRule="auto"/>
-        <w:ind w:leftChars="0" w:firstLineChars="0" w:firstLine="0"/>
-        <w:contextualSpacing/>
-        <w:jc w:val="both"/>
-        <w:outlineLvl w:val="9"/>
-        <w:rPr>
-          <w:sz w:val="28"/>
-          <w:szCs w:val="28"/>
-        </w:rPr>
-      </w:pPr>
-      <w:r>
-        <w:rPr>
-          <w:sz w:val="28"/>
-          <w:szCs w:val="28"/>
-        </w:rPr>
-        <w:t>Vagrant.configure("2") do |config|</w:t>
-      </w:r>
-    </w:p>
-    <w:p>
-      <w:pPr>
-        <w:spacing w:line="360" w:lineRule="auto"/>
-        <w:ind w:leftChars="0" w:firstLineChars="0" w:firstLine="0"/>
-        <w:contextualSpacing/>
-        <w:jc w:val="both"/>
-        <w:outlineLvl w:val="9"/>
-        <w:rPr>
-          <w:sz w:val="28"/>
-          <w:szCs w:val="28"/>
-        </w:rPr>
-      </w:pPr>
-      <w:r>
-        <w:rPr>
-          <w:sz w:val="28"/>
-          <w:szCs w:val="28"/>
-        </w:rPr>
-        <w:t xml:space="preserve">  # Базовий образ віртуальної машини — Ubuntu 22.04 LTS (Jammy Jellyfish), 64-bit</w:t>
-      </w:r>
-    </w:p>
-    <w:p>
-      <w:pPr>
-        <w:spacing w:line="360" w:lineRule="auto"/>
-        <w:ind w:leftChars="0" w:firstLineChars="0" w:firstLine="0"/>
-        <w:contextualSpacing/>
-        <w:jc w:val="both"/>
-        <w:outlineLvl w:val="9"/>
-        <w:rPr>
-          <w:sz w:val="28"/>
-          <w:szCs w:val="28"/>
-        </w:rPr>
-      </w:pPr>
-      <w:r>
-        <w:rPr>
-          <w:sz w:val="28"/>
-          <w:szCs w:val="28"/>
-        </w:rPr>
-        <w:t xml:space="preserve">  config.vm.box = "ubuntu/jammy64"</w:t>
-      </w:r>
-    </w:p>
-    <w:p>
-      <w:pPr>
-        <w:spacing w:line="360" w:lineRule="auto"/>
-        <w:ind w:leftChars="0" w:firstLineChars="0" w:firstLine="0"/>
-        <w:contextualSpacing/>
-        <w:jc w:val="both"/>
-        <w:outlineLvl w:val="9"/>
-        <w:rPr>
-          <w:sz w:val="28"/>
-          <w:szCs w:val="28"/>
-        </w:rPr>
-      </w:pPr>
-    </w:p>
-    <w:p>
-      <w:pPr>
-        <w:spacing w:line="360" w:lineRule="auto"/>
-        <w:ind w:leftChars="0" w:firstLineChars="0" w:firstLine="0"/>
-        <w:contextualSpacing/>
-        <w:jc w:val="both"/>
-        <w:outlineLvl w:val="9"/>
-        <w:rPr>
-          <w:sz w:val="28"/>
-          <w:szCs w:val="28"/>
-        </w:rPr>
-      </w:pPr>
-      <w:r>
-        <w:rPr>
-          <w:sz w:val="28"/>
-          <w:szCs w:val="28"/>
-        </w:rPr>
-        <w:t xml:space="preserve">  # Ім'я віртуальної машини</w:t>
-      </w:r>
-    </w:p>
-    <w:p>
-      <w:pPr>
-        <w:spacing w:line="360" w:lineRule="auto"/>
-        <w:ind w:leftChars="0" w:firstLineChars="0" w:firstLine="0"/>
-        <w:contextualSpacing/>
-        <w:jc w:val="both"/>
-        <w:outlineLvl w:val="9"/>
-        <w:rPr>
-          <w:sz w:val="28"/>
-          <w:szCs w:val="28"/>
-        </w:rPr>
-      </w:pPr>
-      <w:r>
-        <w:rPr>
-          <w:sz w:val="28"/>
-          <w:szCs w:val="28"/>
-        </w:rPr>
-        <w:t xml:space="preserve">  config.vm.hostname = "lr4-ubuntu"</w:t>
-      </w:r>
-    </w:p>
-    <w:p>
-      <w:pPr>
-        <w:spacing w:line="360" w:lineRule="auto"/>
-        <w:ind w:leftChars="0" w:firstLineChars="0" w:firstLine="0"/>
-        <w:contextualSpacing/>
-        <w:jc w:val="both"/>
-        <w:outlineLvl w:val="9"/>
-        <w:rPr>
-          <w:sz w:val="28"/>
-          <w:szCs w:val="28"/>
-        </w:rPr>
-      </w:pPr>
-    </w:p>
-    <w:p>
-      <w:pPr>
-        <w:spacing w:line="360" w:lineRule="auto"/>
-        <w:ind w:leftChars="0" w:firstLineChars="0" w:firstLine="0"/>
-        <w:contextualSpacing/>
-        <w:jc w:val="both"/>
-        <w:outlineLvl w:val="9"/>
-        <w:rPr>
-          <w:sz w:val="28"/>
-          <w:szCs w:val="28"/>
-        </w:rPr>
-      </w:pPr>
-      <w:r>
-        <w:rPr>
-          <w:sz w:val="28"/>
-          <w:szCs w:val="28"/>
-        </w:rPr>
-        <w:t xml:space="preserve">  # Мережеві налаштування: приватна мережа зі статичною IP-адресою</w:t>
-      </w:r>
-    </w:p>
-    <w:p>
-      <w:pPr>
-        <w:spacing w:line="360" w:lineRule="auto"/>
-        <w:ind w:leftChars="0" w:firstLineChars="0" w:firstLine="0"/>
-        <w:contextualSpacing/>
-        <w:jc w:val="both"/>
-        <w:outlineLvl w:val="9"/>
-        <w:rPr>
-          <w:sz w:val="28"/>
-          <w:szCs w:val="28"/>
-        </w:rPr>
-      </w:pPr>
-      <w:r>
-        <w:rPr>
-          <w:sz w:val="28"/>
-          <w:szCs w:val="28"/>
-        </w:rPr>
-        <w:t xml:space="preserve">  config.vm.network "private_network", ip: "192.168.56.10"</w:t>
-      </w:r>
-    </w:p>
-    <w:p>
-      <w:pPr>
-        <w:spacing w:line="360" w:lineRule="auto"/>
-        <w:ind w:leftChars="0" w:firstLineChars="0" w:firstLine="0"/>
-        <w:contextualSpacing/>
-        <w:jc w:val="both"/>
-        <w:outlineLvl w:val="9"/>
-        <w:rPr>
-          <w:sz w:val="28"/>
-          <w:szCs w:val="28"/>
-        </w:rPr>
-      </w:pPr>
-    </w:p>
-    <w:p>
-      <w:pPr>
-        <w:spacing w:line="360" w:lineRule="auto"/>
-        <w:ind w:leftChars="0" w:firstLineChars="0" w:firstLine="0"/>
-        <w:contextualSpacing/>
-        <w:jc w:val="both"/>
-        <w:outlineLvl w:val="9"/>
-        <w:rPr>
-          <w:sz w:val="28"/>
-          <w:szCs w:val="28"/>
-        </w:rPr>
-      </w:pPr>
-      <w:r>
-        <w:rPr>
-          <w:sz w:val="28"/>
-          <w:szCs w:val="28"/>
-        </w:rPr>
-        <w:t xml:space="preserve">  # Налаштування ресурсів провайдера VirtualBox</w:t>
-      </w:r>
-    </w:p>
-    <w:p>
-      <w:pPr>
-        <w:spacing w:line="360" w:lineRule="auto"/>
-        <w:ind w:leftChars="0" w:firstLineChars="0" w:firstLine="0"/>
-        <w:contextualSpacing/>
-        <w:jc w:val="both"/>
-        <w:outlineLvl w:val="9"/>
-        <w:rPr>
-          <w:sz w:val="28"/>
-          <w:szCs w:val="28"/>
-        </w:rPr>
-      </w:pPr>
-      <w:r>
-        <w:rPr>
-          <w:sz w:val="28"/>
-          <w:szCs w:val="28"/>
-        </w:rPr>
-        <w:t xml:space="preserve">  config.vm.provider "virtualbox" do |vb|</w:t>
-      </w:r>
-    </w:p>
-    <w:p>
-      <w:pPr>
-        <w:spacing w:line="360" w:lineRule="auto"/>
-        <w:ind w:leftChars="0" w:firstLineChars="0" w:firstLine="0"/>
-        <w:contextualSpacing/>
-        <w:jc w:val="both"/>
-        <w:outlineLvl w:val="9"/>
-        <w:rPr>
-          <w:sz w:val="28"/>
-          <w:szCs w:val="28"/>
-        </w:rPr>
-      </w:pPr>
-      <w:r>
-        <w:rPr>
-          <w:sz w:val="28"/>
-          <w:szCs w:val="28"/>
-        </w:rPr>
-        <w:t xml:space="preserve">    vb.name = "lr4-ubuntu-jammy64"</w:t>
-      </w:r>
-    </w:p>
-    <w:p>
-      <w:pPr>
-        <w:spacing w:line="360" w:lineRule="auto"/>
-        <w:ind w:leftChars="0" w:firstLineChars="0" w:firstLine="0"/>
-        <w:contextualSpacing/>
-        <w:jc w:val="both"/>
-        <w:outlineLvl w:val="9"/>
-        <w:rPr>
-          <w:sz w:val="28"/>
-          <w:szCs w:val="28"/>
-        </w:rPr>
-      </w:pPr>
-      <w:r>
-        <w:rPr>
-          <w:sz w:val="28"/>
-          <w:szCs w:val="28"/>
-        </w:rPr>
-        <w:t xml:space="preserve">    vb.memory = "1024"</w:t>
-      </w:r>
-    </w:p>
-    <w:p>
-      <w:pPr>
-        <w:spacing w:line="360" w:lineRule="auto"/>
-        <w:ind w:leftChars="0" w:firstLineChars="0" w:firstLine="0"/>
-        <w:contextualSpacing/>
-        <w:jc w:val="both"/>
-        <w:outlineLvl w:val="9"/>
-        <w:rPr>
-          <w:sz w:val="28"/>
-          <w:szCs w:val="28"/>
-        </w:rPr>
-      </w:pPr>
-      <w:r>
-        <w:rPr>
-          <w:sz w:val="28"/>
-          <w:szCs w:val="28"/>
-        </w:rPr>
-        <w:t xml:space="preserve">    vb.cpus = 1</w:t>
-      </w:r>
-    </w:p>
-    <w:p>
-      <w:pPr>
-        <w:spacing w:line="360" w:lineRule="auto"/>
-        <w:ind w:leftChars="0" w:firstLineChars="0" w:firstLine="0"/>
-        <w:contextualSpacing/>
-        <w:jc w:val="both"/>
-        <w:outlineLvl w:val="9"/>
-        <w:rPr>
-          <w:sz w:val="28"/>
-          <w:szCs w:val="28"/>
-        </w:rPr>
-      </w:pPr>
-      <w:r>
-        <w:rPr>
-          <w:sz w:val="28"/>
-          <w:szCs w:val="28"/>
-        </w:rPr>
-        <w:t xml:space="preserve">    vb.gui = false</w:t>
-      </w:r>
-    </w:p>
-    <w:p>
-      <w:pPr>
-        <w:spacing w:line="360" w:lineRule="auto"/>
-        <w:ind w:leftChars="0" w:firstLineChars="0" w:firstLine="0"/>
-        <w:contextualSpacing/>
-        <w:jc w:val="both"/>
-        <w:outlineLvl w:val="9"/>
-        <w:rPr>
-          <w:sz w:val="28"/>
-          <w:szCs w:val="28"/>
-        </w:rPr>
-      </w:pPr>
-      <w:r>
-        <w:rPr>
-          <w:sz w:val="28"/>
-          <w:szCs w:val="28"/>
-        </w:rPr>
-        <w:t xml:space="preserve">  end</w:t>
-      </w:r>
-    </w:p>
-    <w:p>
-      <w:pPr>
-        <w:spacing w:line="360" w:lineRule="auto"/>
-        <w:ind w:leftChars="0" w:firstLineChars="0" w:firstLine="0"/>
-        <w:contextualSpacing/>
-        <w:jc w:val="both"/>
-        <w:outlineLvl w:val="9"/>
-        <w:rPr>
-          <w:sz w:val="28"/>
-          <w:szCs w:val="28"/>
-        </w:rPr>
-      </w:pPr>
-    </w:p>
-    <w:p>
-      <w:pPr>
-        <w:spacing w:line="360" w:lineRule="auto"/>
-        <w:ind w:leftChars="0" w:firstLineChars="0" w:firstLine="0"/>
-        <w:contextualSpacing/>
-        <w:jc w:val="both"/>
-        <w:outlineLvl w:val="9"/>
-        <w:rPr>
-          <w:sz w:val="28"/>
-          <w:szCs w:val="28"/>
-        </w:rPr>
-      </w:pPr>
-      <w:r>
-        <w:rPr>
-          <w:sz w:val="28"/>
-          <w:szCs w:val="28"/>
-        </w:rPr>
-        <w:t xml:space="preserve">  # Синхронізація папки проєкту з віртуальною машиною</w:t>
-      </w:r>
-    </w:p>
-    <w:p>
-      <w:pPr>
-        <w:spacing w:line="360" w:lineRule="auto"/>
-        <w:ind w:leftChars="0" w:firstLineChars="0" w:firstLine="0"/>
-        <w:contextualSpacing/>
-        <w:jc w:val="both"/>
-        <w:outlineLvl w:val="9"/>
-        <w:rPr>
-          <w:sz w:val="28"/>
-          <w:szCs w:val="28"/>
-        </w:rPr>
-      </w:pPr>
-      <w:r>
-        <w:rPr>
-          <w:sz w:val="28"/>
-          <w:szCs w:val="28"/>
-        </w:rPr>
-        <w:t xml:space="preserve">  config.vm.synced_folder ".", "/vagrant"</w:t>
-      </w:r>
-    </w:p>
-    <w:p>
-      <w:pPr>
-        <w:spacing w:line="360" w:lineRule="auto"/>
-        <w:ind w:leftChars="0" w:firstLineChars="0" w:firstLine="0"/>
-        <w:contextualSpacing/>
-        <w:jc w:val="both"/>
-        <w:outlineLvl w:val="9"/>
-        <w:rPr>
-          <w:sz w:val="28"/>
-          <w:szCs w:val="28"/>
-        </w:rPr>
-      </w:pPr>
-    </w:p>
-    <w:p>
-      <w:pPr>
-        <w:spacing w:line="360" w:lineRule="auto"/>
-        <w:ind w:leftChars="0" w:firstLineChars="0" w:firstLine="0"/>
-        <w:contextualSpacing/>
-        <w:jc w:val="both"/>
-        <w:outlineLvl w:val="9"/>
-        <w:rPr>
-          <w:sz w:val="28"/>
-          <w:szCs w:val="28"/>
-        </w:rPr>
-      </w:pPr>
-      <w:r>
-        <w:rPr>
-          <w:sz w:val="28"/>
-          <w:szCs w:val="28"/>
-        </w:rPr>
-        <w:t xml:space="preserve">  # Додаткова синхронізована директорія: локальна папка ./shared монтується у /home/vagrant/shared</w:t>
-      </w:r>
-    </w:p>
-    <w:p>
-      <w:pPr>
-        <w:spacing w:line="360" w:lineRule="auto"/>
-        <w:ind w:leftChars="0" w:firstLineChars="0" w:firstLine="0"/>
-        <w:contextualSpacing/>
-        <w:jc w:val="both"/>
-        <w:outlineLvl w:val="9"/>
-        <w:rPr>
-          <w:sz w:val="28"/>
-          <w:szCs w:val="28"/>
-        </w:rPr>
-      </w:pPr>
-      <w:r>
-        <w:rPr>
-          <w:sz w:val="28"/>
-          <w:szCs w:val="28"/>
-        </w:rPr>
-        <w:t xml:space="preserve">  config.vm.synced_folder "./shared", "/home/vagrant/shared", create: true</w:t>
-      </w:r>
-    </w:p>
-    <w:p>
-      <w:pPr>
-        <w:spacing w:line="360" w:lineRule="auto"/>
-        <w:ind w:leftChars="0" w:firstLineChars="0" w:firstLine="0"/>
-        <w:contextualSpacing/>
-        <w:jc w:val="both"/>
-        <w:outlineLvl w:val="9"/>
-        <w:rPr>
-          <w:sz w:val="28"/>
-          <w:szCs w:val="28"/>
-        </w:rPr>
-      </w:pPr>
-    </w:p>
-    <w:p>
-      <w:pPr>
-        <w:spacing w:line="360" w:lineRule="auto"/>
-        <w:ind w:leftChars="0" w:firstLineChars="0" w:firstLine="0"/>
-        <w:contextualSpacing/>
-        <w:jc w:val="both"/>
-        <w:outlineLvl w:val="9"/>
-        <w:rPr>
-          <w:sz w:val="28"/>
-          <w:szCs w:val="28"/>
-        </w:rPr>
-      </w:pPr>
-      <w:r>
-        <w:rPr>
-          <w:sz w:val="28"/>
-          <w:szCs w:val="28"/>
-        </w:rPr>
-        <w:t xml:space="preserve">  # Первинне налаштування системи при створенні машини</w:t>
-      </w:r>
-    </w:p>
-    <w:p>
-      <w:pPr>
-        <w:spacing w:line="360" w:lineRule="auto"/>
-        <w:ind w:leftChars="0" w:firstLineChars="0" w:firstLine="0"/>
-        <w:contextualSpacing/>
-        <w:jc w:val="both"/>
-        <w:outlineLvl w:val="9"/>
-        <w:rPr>
-          <w:sz w:val="28"/>
-          <w:szCs w:val="28"/>
-        </w:rPr>
-      </w:pPr>
-      <w:r>
-        <w:rPr>
-          <w:sz w:val="28"/>
-          <w:szCs w:val="28"/>
-        </w:rPr>
-        <w:t xml:space="preserve">  config.vm.provision "shell", inline: &lt;&lt;-SHELL</w:t>
-      </w:r>
-    </w:p>
-    <w:p>
-      <w:pPr>
-        <w:spacing w:line="360" w:lineRule="auto"/>
-        <w:ind w:leftChars="0" w:firstLineChars="0" w:firstLine="0"/>
-        <w:contextualSpacing/>
-        <w:jc w:val="both"/>
-        <w:outlineLvl w:val="9"/>
-        <w:rPr>
-          <w:sz w:val="28"/>
-          <w:szCs w:val="28"/>
-        </w:rPr>
-      </w:pPr>
-      <w:r>
-        <w:rPr>
-          <w:sz w:val="28"/>
-          <w:szCs w:val="28"/>
-        </w:rPr>
-        <w:t xml:space="preserve">    apt-get update</w:t>
-      </w:r>
-    </w:p>
-    <w:p>
-      <w:pPr>
-        <w:spacing w:line="360" w:lineRule="auto"/>
-        <w:ind w:leftChars="0" w:firstLineChars="0" w:firstLine="0"/>
-        <w:contextualSpacing/>
-        <w:jc w:val="both"/>
-        <w:outlineLvl w:val="9"/>
-        <w:rPr>
-          <w:sz w:val="28"/>
-          <w:szCs w:val="28"/>
-        </w:rPr>
-      </w:pPr>
-      <w:r>
-        <w:rPr>
-          <w:sz w:val="28"/>
-          <w:szCs w:val="28"/>
-        </w:rPr>
-        <w:t xml:space="preserve">    apt-get upgrade -y</w:t>
-      </w:r>
-    </w:p>
-    <w:p>
-      <w:pPr>
-        <w:spacing w:line="360" w:lineRule="auto"/>
-        <w:ind w:leftChars="0" w:firstLineChars="0" w:firstLine="0"/>
-        <w:contextualSpacing/>
-        <w:jc w:val="both"/>
-        <w:outlineLvl w:val="9"/>
-        <w:rPr>
-          <w:sz w:val="28"/>
-          <w:szCs w:val="28"/>
-        </w:rPr>
-      </w:pPr>
-      <w:r>
-        <w:rPr>
-          <w:sz w:val="28"/>
-          <w:szCs w:val="28"/>
-        </w:rPr>
-        <w:t xml:space="preserve">  SHELL</w:t>
-      </w:r>
-    </w:p>
-    <w:p>
-      <w:pPr>
-        <w:spacing w:line="360" w:lineRule="auto"/>
-        <w:ind w:leftChars="0" w:firstLineChars="0" w:firstLine="0"/>
-        <w:contextualSpacing/>
-        <w:jc w:val="both"/>
-        <w:outlineLvl w:val="9"/>
-        <w:rPr>
-          <w:sz w:val="28"/>
-          <w:szCs w:val="28"/>
-        </w:rPr>
-      </w:pPr>
-    </w:p>
-    <w:p>
-      <w:pPr>
-        <w:spacing w:line="360" w:lineRule="auto"/>
-        <w:ind w:leftChars="0" w:firstLineChars="0" w:firstLine="0"/>
-        <w:contextualSpacing/>
-        <w:jc w:val="both"/>
-        <w:outlineLvl w:val="9"/>
-        <w:rPr>
-          <w:sz w:val="28"/>
-          <w:szCs w:val="28"/>
-        </w:rPr>
-      </w:pPr>
-      <w:r>
-        <w:rPr>
-          <w:sz w:val="28"/>
-          <w:szCs w:val="28"/>
-        </w:rPr>
-        <w:t xml:space="preserve">  # Встановлення Apache2 та розгортання HTML-сайту з папки shared</w:t>
-      </w:r>
-    </w:p>
-    <w:p>
-      <w:pPr>
-        <w:spacing w:line="360" w:lineRule="auto"/>
-        <w:ind w:leftChars="0" w:firstLineChars="0" w:firstLine="0"/>
-        <w:contextualSpacing/>
-        <w:jc w:val="both"/>
-        <w:outlineLvl w:val="9"/>
-        <w:rPr>
-          <w:sz w:val="28"/>
-          <w:szCs w:val="28"/>
-        </w:rPr>
-      </w:pPr>
-      <w:r>
-        <w:rPr>
-          <w:sz w:val="28"/>
-          <w:szCs w:val="28"/>
-        </w:rPr>
-        <w:t xml:space="preserve">  config.vm.provision "shell", inline: &lt;&lt;-SHELL</w:t>
-      </w:r>
-    </w:p>
-    <w:p>
-      <w:pPr>
-        <w:spacing w:line="360" w:lineRule="auto"/>
-        <w:ind w:leftChars="0" w:firstLineChars="0" w:firstLine="0"/>
-        <w:contextualSpacing/>
-        <w:jc w:val="both"/>
-        <w:outlineLvl w:val="9"/>
-        <w:rPr>
-          <w:sz w:val="28"/>
-          <w:szCs w:val="28"/>
-        </w:rPr>
-      </w:pPr>
-      <w:r>
-        <w:rPr>
-          <w:sz w:val="28"/>
-          <w:szCs w:val="28"/>
-        </w:rPr>
-        <w:t xml:space="preserve">    apt-get install -y apache2</w:t>
-      </w:r>
-    </w:p>
-    <w:p>
-      <w:pPr>
-        <w:spacing w:line="360" w:lineRule="auto"/>
-        <w:ind w:leftChars="0" w:firstLineChars="0" w:firstLine="0"/>
-        <w:contextualSpacing/>
-        <w:jc w:val="both"/>
-        <w:outlineLvl w:val="9"/>
-        <w:rPr>
-          <w:sz w:val="28"/>
-          <w:szCs w:val="28"/>
-        </w:rPr>
-      </w:pPr>
-      <w:r>
-        <w:rPr>
-          <w:sz w:val="28"/>
-          <w:szCs w:val="28"/>
-        </w:rPr>
-        <w:t xml:space="preserve">    rm -f /var/www/html/index.html</w:t>
-      </w:r>
-    </w:p>
-    <w:p>
-      <w:pPr>
-        <w:spacing w:line="360" w:lineRule="auto"/>
-        <w:ind w:leftChars="0" w:firstLineChars="0" w:firstLine="0"/>
-        <w:contextualSpacing/>
-        <w:jc w:val="both"/>
-        <w:outlineLvl w:val="9"/>
-        <w:rPr>
-          <w:sz w:val="28"/>
-          <w:szCs w:val="28"/>
-        </w:rPr>
-      </w:pPr>
-      <w:r>
-        <w:rPr>
-          <w:sz w:val="28"/>
-          <w:szCs w:val="28"/>
-        </w:rPr>
-        <w:t xml:space="preserve">    cp /home/vagrant/shared/index.html /var/www/html/index.html</w:t>
-      </w:r>
-    </w:p>
-    <w:p>
-      <w:pPr>
-        <w:spacing w:line="360" w:lineRule="auto"/>
-        <w:ind w:leftChars="0" w:firstLineChars="0" w:firstLine="0"/>
-        <w:contextualSpacing/>
-        <w:jc w:val="both"/>
-        <w:outlineLvl w:val="9"/>
-        <w:rPr>
-          <w:sz w:val="28"/>
-          <w:szCs w:val="28"/>
-        </w:rPr>
-      </w:pPr>
-      <w:r>
-        <w:rPr>
-          <w:sz w:val="28"/>
-          <w:szCs w:val="28"/>
-        </w:rPr>
-        <w:t xml:space="preserve">    cp /home/vagrant/shared/style.css /var/www/html/style.css</w:t>
-      </w:r>
-    </w:p>
-    <w:p>
-      <w:pPr>
-        <w:spacing w:line="360" w:lineRule="auto"/>
-        <w:ind w:leftChars="0" w:firstLineChars="0" w:firstLine="0"/>
-        <w:contextualSpacing/>
-        <w:jc w:val="both"/>
-        <w:outlineLvl w:val="9"/>
-        <w:rPr>
-          <w:sz w:val="28"/>
-          <w:szCs w:val="28"/>
-        </w:rPr>
-      </w:pPr>
-      <w:r>
-        <w:rPr>
-          <w:sz w:val="28"/>
-          <w:szCs w:val="28"/>
-        </w:rPr>
-        <w:t xml:space="preserve">    systemctl enable apache2</w:t>
-      </w:r>
-    </w:p>
-    <w:p>
-      <w:pPr>
-        <w:spacing w:line="360" w:lineRule="auto"/>
-        <w:ind w:leftChars="0" w:firstLineChars="0" w:firstLine="0"/>
-        <w:contextualSpacing/>
-        <w:jc w:val="both"/>
-        <w:outlineLvl w:val="9"/>
-        <w:rPr>
-          <w:sz w:val="28"/>
-          <w:szCs w:val="28"/>
-        </w:rPr>
-      </w:pPr>
-      <w:r>
-        <w:rPr>
-          <w:sz w:val="28"/>
-          <w:szCs w:val="28"/>
-        </w:rPr>
-        <w:t xml:space="preserve">    systemctl restart apache2</w:t>
-      </w:r>
-    </w:p>
-    <w:p>
-      <w:pPr>
-        <w:spacing w:line="360" w:lineRule="auto"/>
-        <w:ind w:leftChars="0" w:firstLineChars="0" w:firstLine="0"/>
-        <w:contextualSpacing/>
-        <w:jc w:val="both"/>
-        <w:outlineLvl w:val="9"/>
-        <w:rPr>
-          <w:sz w:val="28"/>
-          <w:szCs w:val="28"/>
-        </w:rPr>
-      </w:pPr>
-      <w:r>
-        <w:rPr>
-          <w:sz w:val="28"/>
-          <w:szCs w:val="28"/>
-        </w:rPr>
-        <w:lastRenderedPageBreak/>
-        <w:t xml:space="preserve">  SHELL</w:t>
-      </w:r>
-    </w:p>
-    <w:p>
-      <w:pPr>
-        <w:spacing w:line="360" w:lineRule="auto"/>
-        <w:ind w:leftChars="0" w:firstLineChars="0" w:firstLine="0"/>
-        <w:contextualSpacing/>
-        <w:jc w:val="both"/>
-        <w:outlineLvl w:val="9"/>
-        <w:rPr>
-          <w:sz w:val="28"/>
-          <w:szCs w:val="28"/>
-        </w:rPr>
-      </w:pPr>
-    </w:p>
-    <w:p>
-      <w:pPr>
-        <w:spacing w:line="360" w:lineRule="auto"/>
-        <w:ind w:leftChars="0" w:firstLineChars="0" w:firstLine="0"/>
-        <w:contextualSpacing/>
-        <w:jc w:val="both"/>
-        <w:outlineLvl w:val="9"/>
-        <w:rPr>
-          <w:sz w:val="28"/>
-          <w:szCs w:val="28"/>
-        </w:rPr>
-      </w:pPr>
-      <w:r>
-        <w:rPr>
-          <w:sz w:val="28"/>
-          <w:szCs w:val="28"/>
-        </w:rPr>
-        <w:t xml:space="preserve">  # Встановлення PHP та розширень, необхідних для роботи WordPress</w:t>
-      </w:r>
-    </w:p>
-    <w:p>
-      <w:pPr>
-        <w:spacing w:line="360" w:lineRule="auto"/>
-        <w:ind w:leftChars="0" w:firstLineChars="0" w:firstLine="0"/>
-        <w:contextualSpacing/>
-        <w:jc w:val="both"/>
-        <w:outlineLvl w:val="9"/>
-        <w:rPr>
-          <w:sz w:val="28"/>
-          <w:szCs w:val="28"/>
-        </w:rPr>
-      </w:pPr>
-      <w:r>
-        <w:rPr>
-          <w:sz w:val="28"/>
-          <w:szCs w:val="28"/>
-        </w:rPr>
-        <w:t xml:space="preserve">  config.vm.provision "shell", inline: &lt;&lt;-SHELL</w:t>
-      </w:r>
-    </w:p>
-    <w:p>
-      <w:pPr>
-        <w:spacing w:line="360" w:lineRule="auto"/>
-        <w:ind w:leftChars="0" w:firstLineChars="0" w:firstLine="0"/>
-        <w:contextualSpacing/>
-        <w:jc w:val="both"/>
-        <w:outlineLvl w:val="9"/>
-        <w:rPr>
-          <w:sz w:val="28"/>
-          <w:szCs w:val="28"/>
-        </w:rPr>
-      </w:pPr>
-      <w:r>
-        <w:rPr>
-          <w:sz w:val="28"/>
-          <w:szCs w:val="28"/>
-        </w:rPr>
-        <w:t xml:space="preserve">    apt-get install -y php php-cli libapache2-mod-php php-mysql php-curl \</w:t>
-      </w:r>
-    </w:p>
-    <w:p>
-      <w:pPr>
-        <w:spacing w:line="360" w:lineRule="auto"/>
-        <w:ind w:leftChars="0" w:firstLineChars="0" w:firstLine="0"/>
-        <w:contextualSpacing/>
-        <w:jc w:val="both"/>
-        <w:outlineLvl w:val="9"/>
-        <w:rPr>
-          <w:sz w:val="28"/>
-          <w:szCs w:val="28"/>
-        </w:rPr>
-      </w:pPr>
-      <w:r>
-        <w:rPr>
-          <w:sz w:val="28"/>
-          <w:szCs w:val="28"/>
-        </w:rPr>
-        <w:t xml:space="preserve">      php-gd php-mbstring php-xml php-zip php-intl php-bcmath unzip curl</w:t>
-      </w:r>
-    </w:p>
-    <w:p>
-      <w:pPr>
-        <w:spacing w:line="360" w:lineRule="auto"/>
-        <w:ind w:leftChars="0" w:firstLineChars="0" w:firstLine="0"/>
-        <w:contextualSpacing/>
-        <w:jc w:val="both"/>
-        <w:outlineLvl w:val="9"/>
-        <w:rPr>
-          <w:sz w:val="28"/>
-          <w:szCs w:val="28"/>
-        </w:rPr>
-      </w:pPr>
-    </w:p>
-    <w:p>
-      <w:pPr>
-        <w:spacing w:line="360" w:lineRule="auto"/>
-        <w:ind w:leftChars="0" w:firstLineChars="0" w:firstLine="0"/>
-        <w:contextualSpacing/>
-        <w:jc w:val="both"/>
-        <w:outlineLvl w:val="9"/>
-        <w:rPr>
-          <w:sz w:val="28"/>
-          <w:szCs w:val="28"/>
-        </w:rPr>
-      </w:pPr>
-      <w:r>
-        <w:rPr>
-          <w:sz w:val="28"/>
-          <w:szCs w:val="28"/>
-        </w:rPr>
-        <w:t xml:space="preserve">    a2enmod rewrite</w:t>
-      </w:r>
-    </w:p>
-    <w:p>
-      <w:pPr>
-        <w:spacing w:line="360" w:lineRule="auto"/>
-        <w:ind w:leftChars="0" w:firstLineChars="0" w:firstLine="0"/>
-        <w:contextualSpacing/>
-        <w:jc w:val="both"/>
-        <w:outlineLvl w:val="9"/>
-        <w:rPr>
-          <w:sz w:val="28"/>
-          <w:szCs w:val="28"/>
-        </w:rPr>
-      </w:pPr>
-      <w:r>
-        <w:rPr>
-          <w:sz w:val="28"/>
-          <w:szCs w:val="28"/>
-        </w:rPr>
-        <w:t xml:space="preserve">    systemctl restart apache2</w:t>
-      </w:r>
-    </w:p>
-    <w:p>
-      <w:pPr>
-        <w:spacing w:line="360" w:lineRule="auto"/>
-        <w:ind w:leftChars="0" w:firstLineChars="0" w:firstLine="0"/>
-        <w:contextualSpacing/>
-        <w:jc w:val="both"/>
-        <w:outlineLvl w:val="9"/>
-        <w:rPr>
-          <w:sz w:val="28"/>
-          <w:szCs w:val="28"/>
-        </w:rPr>
-      </w:pPr>
-      <w:r>
-        <w:rPr>
-          <w:sz w:val="28"/>
-          <w:szCs w:val="28"/>
-        </w:rPr>
-        <w:t xml:space="preserve">  SHELL</w:t>
-      </w:r>
-    </w:p>
-    <w:p>
-      <w:pPr>
-        <w:spacing w:line="360" w:lineRule="auto"/>
-        <w:ind w:leftChars="0" w:firstLineChars="0" w:firstLine="0"/>
-        <w:contextualSpacing/>
-        <w:jc w:val="both"/>
-        <w:outlineLvl w:val="9"/>
-        <w:rPr>
-          <w:sz w:val="28"/>
-          <w:szCs w:val="28"/>
-        </w:rPr>
-      </w:pPr>
-    </w:p>
-    <w:p>
-      <w:pPr>
-        <w:spacing w:line="360" w:lineRule="auto"/>
-        <w:ind w:leftChars="0" w:firstLineChars="0" w:firstLine="0"/>
-        <w:contextualSpacing/>
-        <w:jc w:val="both"/>
-        <w:outlineLvl w:val="9"/>
-        <w:rPr>
-          <w:sz w:val="28"/>
-          <w:szCs w:val="28"/>
-        </w:rPr>
-      </w:pPr>
-      <w:r>
-        <w:rPr>
-          <w:sz w:val="28"/>
-          <w:szCs w:val="28"/>
-        </w:rPr>
-        <w:t xml:space="preserve">  # Встановлення та первинне налаштування MySQL для бази даних WordPress</w:t>
-      </w:r>
-    </w:p>
-    <w:p>
-      <w:pPr>
-        <w:spacing w:line="360" w:lineRule="auto"/>
-        <w:ind w:leftChars="0" w:firstLineChars="0" w:firstLine="0"/>
-        <w:contextualSpacing/>
-        <w:jc w:val="both"/>
-        <w:outlineLvl w:val="9"/>
-        <w:rPr>
-          <w:sz w:val="28"/>
-          <w:szCs w:val="28"/>
-        </w:rPr>
-      </w:pPr>
-      <w:r>
-        <w:rPr>
-          <w:sz w:val="28"/>
-          <w:szCs w:val="28"/>
-        </w:rPr>
-        <w:t xml:space="preserve">  config.vm.provision "shell", inline: &lt;&lt;-SHELL</w:t>
-      </w:r>
-    </w:p>
-    <w:p>
-      <w:pPr>
-        <w:spacing w:line="360" w:lineRule="auto"/>
-        <w:ind w:leftChars="0" w:firstLineChars="0" w:firstLine="0"/>
-        <w:contextualSpacing/>
-        <w:jc w:val="both"/>
-        <w:outlineLvl w:val="9"/>
-        <w:rPr>
-          <w:sz w:val="28"/>
-          <w:szCs w:val="28"/>
-        </w:rPr>
-      </w:pPr>
-      <w:r>
-        <w:rPr>
-          <w:sz w:val="28"/>
-          <w:szCs w:val="28"/>
-        </w:rPr>
-        <w:t xml:space="preserve">    DB_NAME="wordpress_db"</w:t>
-      </w:r>
-    </w:p>
-    <w:p>
-      <w:pPr>
-        <w:spacing w:line="360" w:lineRule="auto"/>
-        <w:ind w:leftChars="0" w:firstLineChars="0" w:firstLine="0"/>
-        <w:contextualSpacing/>
-        <w:jc w:val="both"/>
-        <w:outlineLvl w:val="9"/>
-        <w:rPr>
-          <w:sz w:val="28"/>
-          <w:szCs w:val="28"/>
-        </w:rPr>
-      </w:pPr>
-      <w:r>
-        <w:rPr>
-          <w:sz w:val="28"/>
-          <w:szCs w:val="28"/>
-        </w:rPr>
-        <w:t xml:space="preserve">    DB_USER="wp_user"</w:t>
-      </w:r>
-    </w:p>
-    <w:p>
-      <w:pPr>
-        <w:spacing w:line="360" w:lineRule="auto"/>
-        <w:ind w:leftChars="0" w:firstLineChars="0" w:firstLine="0"/>
-        <w:contextualSpacing/>
-        <w:jc w:val="both"/>
-        <w:outlineLvl w:val="9"/>
-        <w:rPr>
-          <w:sz w:val="28"/>
-          <w:szCs w:val="28"/>
-        </w:rPr>
-      </w:pPr>
-      <w:r>
-        <w:rPr>
-          <w:sz w:val="28"/>
-          <w:szCs w:val="28"/>
-        </w:rPr>
-        <w:t xml:space="preserve">    DB_PASS="wp_password"</w:t>
-      </w:r>
-    </w:p>
-    <w:p>
-      <w:pPr>
-        <w:spacing w:line="360" w:lineRule="auto"/>
-        <w:ind w:leftChars="0" w:firstLineChars="0" w:firstLine="0"/>
-        <w:contextualSpacing/>
-        <w:jc w:val="both"/>
-        <w:outlineLvl w:val="9"/>
-        <w:rPr>
-          <w:sz w:val="28"/>
-          <w:szCs w:val="28"/>
-        </w:rPr>
-      </w:pPr>
-    </w:p>
-    <w:p>
-      <w:pPr>
-        <w:spacing w:line="360" w:lineRule="auto"/>
-        <w:ind w:leftChars="0" w:firstLineChars="0" w:firstLine="0"/>
-        <w:contextualSpacing/>
-        <w:jc w:val="both"/>
-        <w:outlineLvl w:val="9"/>
-        <w:rPr>
-          <w:sz w:val="28"/>
-          <w:szCs w:val="28"/>
-        </w:rPr>
-      </w:pPr>
-      <w:r>
-        <w:rPr>
-          <w:sz w:val="28"/>
-          <w:szCs w:val="28"/>
-        </w:rPr>
-        <w:t xml:space="preserve">    apt-get install -y mysql-server</w:t>
-      </w:r>
-    </w:p>
-    <w:p>
-      <w:pPr>
-        <w:spacing w:line="360" w:lineRule="auto"/>
-        <w:ind w:leftChars="0" w:firstLineChars="0" w:firstLine="0"/>
-        <w:contextualSpacing/>
-        <w:jc w:val="both"/>
-        <w:outlineLvl w:val="9"/>
-        <w:rPr>
-          <w:sz w:val="28"/>
-          <w:szCs w:val="28"/>
-        </w:rPr>
-      </w:pPr>
-      <w:r>
-        <w:rPr>
-          <w:sz w:val="28"/>
-          <w:szCs w:val="28"/>
-        </w:rPr>
-        <w:t xml:space="preserve">    systemctl enable mysql</w:t>
-      </w:r>
-    </w:p>
-    <w:p>
-      <w:pPr>
-        <w:spacing w:line="360" w:lineRule="auto"/>
-        <w:ind w:leftChars="0" w:firstLineChars="0" w:firstLine="0"/>
-        <w:contextualSpacing/>
-        <w:jc w:val="both"/>
-        <w:outlineLvl w:val="9"/>
-        <w:rPr>
-          <w:sz w:val="28"/>
-          <w:szCs w:val="28"/>
-        </w:rPr>
-      </w:pPr>
-      <w:r>
-        <w:rPr>
-          <w:sz w:val="28"/>
-          <w:szCs w:val="28"/>
-        </w:rPr>
-        <w:t xml:space="preserve">    systemctl start mysql</w:t>
-      </w:r>
-    </w:p>
-    <w:p>
-      <w:pPr>
-        <w:spacing w:line="360" w:lineRule="auto"/>
-        <w:ind w:leftChars="0" w:firstLineChars="0" w:firstLine="0"/>
-        <w:contextualSpacing/>
-        <w:jc w:val="both"/>
-        <w:outlineLvl w:val="9"/>
-        <w:rPr>
-          <w:sz w:val="28"/>
-          <w:szCs w:val="28"/>
-        </w:rPr>
-      </w:pPr>
-    </w:p>
-    <w:p>
-      <w:pPr>
-        <w:spacing w:line="360" w:lineRule="auto"/>
-        <w:ind w:leftChars="0" w:firstLineChars="0" w:firstLine="0"/>
-        <w:contextualSpacing/>
-        <w:jc w:val="both"/>
-        <w:outlineLvl w:val="9"/>
-        <w:rPr>
-          <w:sz w:val="28"/>
-          <w:szCs w:val="28"/>
-        </w:rPr>
-      </w:pPr>
-      <w:r>
-        <w:rPr>
-          <w:sz w:val="28"/>
-          <w:szCs w:val="28"/>
-        </w:rPr>
-        <w:t xml:space="preserve">    mysql -u root -e "CREATE DATABASE IF NOT EXISTS ${DB_NAME} CHARACTER SET utf8mb4 COLLATE utf8mb4_unicode_ci;"</w:t>
-      </w:r>
-    </w:p>
-    <w:p>
-      <w:pPr>
-        <w:spacing w:line="360" w:lineRule="auto"/>
-        <w:ind w:leftChars="0" w:firstLineChars="0" w:firstLine="0"/>
-        <w:contextualSpacing/>
-        <w:jc w:val="both"/>
-        <w:outlineLvl w:val="9"/>
-        <w:rPr>
-          <w:sz w:val="28"/>
-          <w:szCs w:val="28"/>
-        </w:rPr>
-      </w:pPr>
-      <w:r>
-        <w:rPr>
-          <w:sz w:val="28"/>
-          <w:szCs w:val="28"/>
-        </w:rPr>
-        <w:t xml:space="preserve">    mysql -u root -e "CREATE USER IF NOT EXISTS '${DB_USER}'@'localhost' IDENTIFIED BY '${DB_PASS}';"</w:t>
-      </w:r>
-    </w:p>
-    <w:p>
-      <w:pPr>
-        <w:spacing w:line="360" w:lineRule="auto"/>
-        <w:ind w:leftChars="0" w:firstLineChars="0" w:firstLine="0"/>
-        <w:contextualSpacing/>
-        <w:jc w:val="both"/>
-        <w:outlineLvl w:val="9"/>
-        <w:rPr>
-          <w:sz w:val="28"/>
-          <w:szCs w:val="28"/>
-        </w:rPr>
-      </w:pPr>
-      <w:r>
-        <w:rPr>
-          <w:sz w:val="28"/>
-          <w:szCs w:val="28"/>
-        </w:rPr>
-        <w:t xml:space="preserve">    mysql -u root -e "GRANT ALL PRIVILEGES ON ${DB_NAME}.* TO '${DB_USER}'@'localhost';"</w:t>
-      </w:r>
-    </w:p>
-    <w:p>
-      <w:pPr>
-        <w:spacing w:line="360" w:lineRule="auto"/>
-        <w:ind w:leftChars="0" w:firstLineChars="0" w:firstLine="0"/>
-        <w:contextualSpacing/>
-        <w:jc w:val="both"/>
-        <w:outlineLvl w:val="9"/>
-        <w:rPr>
-          <w:sz w:val="28"/>
-          <w:szCs w:val="28"/>
-        </w:rPr>
-      </w:pPr>
-      <w:r>
-        <w:rPr>
-          <w:sz w:val="28"/>
-          <w:szCs w:val="28"/>
-        </w:rPr>
-        <w:t xml:space="preserve">    mysql -u root -e "FLUSH PRIVILEGES;"</w:t>
-      </w:r>
-    </w:p>
-    <w:p>
-      <w:pPr>
-        <w:spacing w:line="360" w:lineRule="auto"/>
-        <w:ind w:leftChars="0" w:firstLineChars="0" w:firstLine="0"/>
-        <w:contextualSpacing/>
-        <w:jc w:val="both"/>
-        <w:outlineLvl w:val="9"/>
-        <w:rPr>
-          <w:sz w:val="28"/>
-          <w:szCs w:val="28"/>
-        </w:rPr>
-      </w:pPr>
-      <w:r>
-        <w:rPr>
-          <w:sz w:val="28"/>
-          <w:szCs w:val="28"/>
-        </w:rPr>
-        <w:t xml:space="preserve">  SHELL</w:t>
-      </w:r>
-    </w:p>
-    <w:p>
-      <w:pPr>
-        <w:spacing w:line="360" w:lineRule="auto"/>
-        <w:ind w:leftChars="0" w:firstLineChars="0" w:firstLine="0"/>
-        <w:contextualSpacing/>
-        <w:jc w:val="both"/>
-        <w:outlineLvl w:val="9"/>
-        <w:rPr>
-          <w:sz w:val="28"/>
-          <w:szCs w:val="28"/>
-        </w:rPr>
-      </w:pPr>
-    </w:p>
-    <w:p>
-      <w:pPr>
-        <w:spacing w:line="360" w:lineRule="auto"/>
-        <w:ind w:leftChars="0" w:firstLineChars="0" w:firstLine="0"/>
-        <w:contextualSpacing/>
-        <w:jc w:val="both"/>
-        <w:outlineLvl w:val="9"/>
-        <w:rPr>
-          <w:sz w:val="28"/>
-          <w:szCs w:val="28"/>
-        </w:rPr>
-      </w:pPr>
-      <w:r>
-        <w:rPr>
-          <w:sz w:val="28"/>
-          <w:szCs w:val="28"/>
-        </w:rPr>
-        <w:lastRenderedPageBreak/>
-        <w:t xml:space="preserve">  # Встановлення WP-CLI — інструмент для керування WordPress з командного рядка</w:t>
-      </w:r>
-    </w:p>
-    <w:p>
-      <w:pPr>
-        <w:spacing w:line="360" w:lineRule="auto"/>
-        <w:ind w:leftChars="0" w:firstLineChars="0" w:firstLine="0"/>
-        <w:contextualSpacing/>
-        <w:jc w:val="both"/>
-        <w:outlineLvl w:val="9"/>
-        <w:rPr>
-          <w:sz w:val="28"/>
-          <w:szCs w:val="28"/>
-        </w:rPr>
-      </w:pPr>
-      <w:r>
-        <w:rPr>
-          <w:sz w:val="28"/>
-          <w:szCs w:val="28"/>
-        </w:rPr>
-        <w:t xml:space="preserve">  config.vm.provision "shell", inline: &lt;&lt;-SHELL</w:t>
-      </w:r>
-    </w:p>
-    <w:p>
-      <w:pPr>
-        <w:spacing w:line="360" w:lineRule="auto"/>
-        <w:ind w:leftChars="0" w:firstLineChars="0" w:firstLine="0"/>
-        <w:contextualSpacing/>
-        <w:jc w:val="both"/>
-        <w:outlineLvl w:val="9"/>
-        <w:rPr>
-          <w:sz w:val="28"/>
-          <w:szCs w:val="28"/>
-        </w:rPr>
-      </w:pPr>
-      <w:r>
-        <w:rPr>
-          <w:sz w:val="28"/>
-          <w:szCs w:val="28"/>
-        </w:rPr>
-        <w:t xml:space="preserve">    if [ ! -f /usr/local/bin/wp ]; then</w:t>
-      </w:r>
-    </w:p>
-    <w:p>
-      <w:pPr>
-        <w:spacing w:line="360" w:lineRule="auto"/>
-        <w:ind w:leftChars="0" w:firstLineChars="0" w:firstLine="0"/>
-        <w:contextualSpacing/>
-        <w:jc w:val="both"/>
-        <w:outlineLvl w:val="9"/>
-        <w:rPr>
-          <w:sz w:val="28"/>
-          <w:szCs w:val="28"/>
-        </w:rPr>
-      </w:pPr>
-      <w:r>
-        <w:rPr>
-          <w:sz w:val="28"/>
-          <w:szCs w:val="28"/>
-        </w:rPr>
-        <w:t xml:space="preserve">      curl -o /usr/local/bin/wp -sSL https://raw.githubusercontent.com/wp-cli/builds/gh-pages/phar/wp-cli.phar</w:t>
-      </w:r>
-    </w:p>
-    <w:p>
-      <w:pPr>
-        <w:spacing w:line="360" w:lineRule="auto"/>
-        <w:ind w:leftChars="0" w:firstLineChars="0" w:firstLine="0"/>
-        <w:contextualSpacing/>
-        <w:jc w:val="both"/>
-        <w:outlineLvl w:val="9"/>
-        <w:rPr>
-          <w:sz w:val="28"/>
-          <w:szCs w:val="28"/>
-        </w:rPr>
-      </w:pPr>
-      <w:r>
-        <w:rPr>
-          <w:sz w:val="28"/>
-          <w:szCs w:val="28"/>
-        </w:rPr>
-        <w:t xml:space="preserve">      chmod +x /usr/local/bin/wp</w:t>
-      </w:r>
-    </w:p>
-    <w:p>
-      <w:pPr>
-        <w:spacing w:line="360" w:lineRule="auto"/>
-        <w:ind w:leftChars="0" w:firstLineChars="0" w:firstLine="0"/>
-        <w:contextualSpacing/>
-        <w:jc w:val="both"/>
-        <w:outlineLvl w:val="9"/>
-        <w:rPr>
-          <w:sz w:val="28"/>
-          <w:szCs w:val="28"/>
-        </w:rPr>
-      </w:pPr>
-      <w:r>
-        <w:rPr>
-          <w:sz w:val="28"/>
-          <w:szCs w:val="28"/>
-        </w:rPr>
-        <w:t xml:space="preserve">    fi</w:t>
-      </w:r>
-    </w:p>
-    <w:p>
-      <w:pPr>
-        <w:spacing w:line="360" w:lineRule="auto"/>
-        <w:ind w:leftChars="0" w:firstLineChars="0" w:firstLine="0"/>
-        <w:contextualSpacing/>
-        <w:jc w:val="both"/>
-        <w:outlineLvl w:val="9"/>
-        <w:rPr>
-          <w:sz w:val="28"/>
-          <w:szCs w:val="28"/>
-        </w:rPr>
-      </w:pPr>
-      <w:r>
-        <w:rPr>
-          <w:sz w:val="28"/>
-          <w:szCs w:val="28"/>
-        </w:rPr>
-        <w:t xml:space="preserve">  SHELL</w:t>
-      </w:r>
-    </w:p>
-    <w:p>
-      <w:pPr>
-        <w:spacing w:line="360" w:lineRule="auto"/>
-        <w:ind w:leftChars="0" w:firstLineChars="0" w:firstLine="0"/>
-        <w:contextualSpacing/>
-        <w:jc w:val="both"/>
-        <w:outlineLvl w:val="9"/>
-        <w:rPr>
-          <w:sz w:val="28"/>
-          <w:szCs w:val="28"/>
-        </w:rPr>
-      </w:pPr>
-    </w:p>
-    <w:p>
-      <w:pPr>
-        <w:spacing w:line="360" w:lineRule="auto"/>
-        <w:ind w:leftChars="0" w:firstLineChars="0" w:firstLine="0"/>
-        <w:contextualSpacing/>
-        <w:jc w:val="both"/>
-        <w:outlineLvl w:val="9"/>
-        <w:rPr>
-          <w:sz w:val="28"/>
-          <w:szCs w:val="28"/>
-        </w:rPr>
-      </w:pPr>
-      <w:r>
-        <w:rPr>
-          <w:sz w:val="28"/>
-          <w:szCs w:val="28"/>
-        </w:rPr>
-        <w:t xml:space="preserve">  # Завантаження ядра WordPress та його встановлення (заміняє попередній статичний сайт)</w:t>
-      </w:r>
-    </w:p>
-    <w:p>
-      <w:pPr>
-        <w:spacing w:line="360" w:lineRule="auto"/>
-        <w:ind w:leftChars="0" w:firstLineChars="0" w:firstLine="0"/>
-        <w:contextualSpacing/>
-        <w:jc w:val="both"/>
-        <w:outlineLvl w:val="9"/>
-        <w:rPr>
-          <w:sz w:val="28"/>
-          <w:szCs w:val="28"/>
-        </w:rPr>
-      </w:pPr>
-      <w:r>
-        <w:rPr>
-          <w:sz w:val="28"/>
-          <w:szCs w:val="28"/>
-        </w:rPr>
-        <w:t xml:space="preserve">  config.vm.provision "shell", inline: &lt;&lt;-SHELL</w:t>
-      </w:r>
-    </w:p>
-    <w:p>
-      <w:pPr>
-        <w:spacing w:line="360" w:lineRule="auto"/>
-        <w:ind w:leftChars="0" w:firstLineChars="0" w:firstLine="0"/>
-        <w:contextualSpacing/>
-        <w:jc w:val="both"/>
-        <w:outlineLvl w:val="9"/>
-        <w:rPr>
-          <w:sz w:val="28"/>
-          <w:szCs w:val="28"/>
-        </w:rPr>
-      </w:pPr>
-      <w:r>
-        <w:rPr>
-          <w:sz w:val="28"/>
-          <w:szCs w:val="28"/>
-        </w:rPr>
-        <w:t xml:space="preserve">    DB_NAME="wordpress_db"</w:t>
-      </w:r>
-    </w:p>
-    <w:p>
-      <w:pPr>
-        <w:spacing w:line="360" w:lineRule="auto"/>
-        <w:ind w:leftChars="0" w:firstLineChars="0" w:firstLine="0"/>
-        <w:contextualSpacing/>
-        <w:jc w:val="both"/>
-        <w:outlineLvl w:val="9"/>
-        <w:rPr>
-          <w:sz w:val="28"/>
-          <w:szCs w:val="28"/>
-        </w:rPr>
-      </w:pPr>
-      <w:r>
-        <w:rPr>
-          <w:sz w:val="28"/>
-          <w:szCs w:val="28"/>
-        </w:rPr>
-        <w:t xml:space="preserve">    DB_USER="wp_user"</w:t>
-      </w:r>
-    </w:p>
-    <w:p>
-      <w:pPr>
-        <w:spacing w:line="360" w:lineRule="auto"/>
-        <w:ind w:leftChars="0" w:firstLineChars="0" w:firstLine="0"/>
-        <w:contextualSpacing/>
-        <w:jc w:val="both"/>
-        <w:outlineLvl w:val="9"/>
-        <w:rPr>
-          <w:sz w:val="28"/>
-          <w:szCs w:val="28"/>
-        </w:rPr>
-      </w:pPr>
-      <w:r>
-        <w:rPr>
-          <w:sz w:val="28"/>
-          <w:szCs w:val="28"/>
-        </w:rPr>
-        <w:t xml:space="preserve">    DB_PASS="wp_password"</w:t>
-      </w:r>
-    </w:p>
-    <w:p>
-      <w:pPr>
-        <w:spacing w:line="360" w:lineRule="auto"/>
-        <w:ind w:leftChars="0" w:firstLineChars="0" w:firstLine="0"/>
-        <w:contextualSpacing/>
-        <w:jc w:val="both"/>
-        <w:outlineLvl w:val="9"/>
-        <w:rPr>
-          <w:sz w:val="28"/>
-          <w:szCs w:val="28"/>
-        </w:rPr>
-      </w:pPr>
-      <w:r>
-        <w:rPr>
-          <w:sz w:val="28"/>
-          <w:szCs w:val="28"/>
-        </w:rPr>
-        <w:t xml:space="preserve">    SITE_URL="http://192.168.56.10"</w:t>
-      </w:r>
-    </w:p>
-    <w:p>
-      <w:pPr>
-        <w:spacing w:line="360" w:lineRule="auto"/>
-        <w:ind w:leftChars="0" w:firstLineChars="0" w:firstLine="0"/>
-        <w:contextualSpacing/>
-        <w:jc w:val="both"/>
-        <w:outlineLvl w:val="9"/>
-        <w:rPr>
-          <w:sz w:val="28"/>
-          <w:szCs w:val="28"/>
-        </w:rPr>
-      </w:pPr>
-    </w:p>
-    <w:p>
-      <w:pPr>
-        <w:spacing w:line="360" w:lineRule="auto"/>
-        <w:ind w:leftChars="0" w:firstLineChars="0" w:firstLine="0"/>
-        <w:contextualSpacing/>
-        <w:jc w:val="both"/>
-        <w:outlineLvl w:val="9"/>
-        <w:rPr>
-          <w:sz w:val="28"/>
-          <w:szCs w:val="28"/>
-        </w:rPr>
-      </w:pPr>
-      <w:r>
-        <w:rPr>
-          <w:sz w:val="28"/>
-          <w:szCs w:val="28"/>
-        </w:rPr>
-        <w:t xml:space="preserve">    rm -f /var/www/html/index.html /var/www/html/style.css</w:t>
-      </w:r>
-    </w:p>
-    <w:p>
-      <w:pPr>
-        <w:spacing w:line="360" w:lineRule="auto"/>
-        <w:ind w:leftChars="0" w:firstLineChars="0" w:firstLine="0"/>
-        <w:contextualSpacing/>
-        <w:jc w:val="both"/>
-        <w:outlineLvl w:val="9"/>
-        <w:rPr>
-          <w:sz w:val="28"/>
-          <w:szCs w:val="28"/>
-        </w:rPr>
-      </w:pPr>
-    </w:p>
-    <w:p>
-      <w:pPr>
-        <w:spacing w:line="360" w:lineRule="auto"/>
-        <w:ind w:leftChars="0" w:firstLineChars="0" w:firstLine="0"/>
-        <w:contextualSpacing/>
-        <w:jc w:val="both"/>
-        <w:outlineLvl w:val="9"/>
-        <w:rPr>
-          <w:sz w:val="28"/>
-          <w:szCs w:val="28"/>
-        </w:rPr>
-      </w:pPr>
-      <w:r>
-        <w:rPr>
-          <w:sz w:val="28"/>
-          <w:szCs w:val="28"/>
-        </w:rPr>
-        <w:t xml:space="preserve">    if [ ! -f /var/www/html/wp-load.php ]; then</w:t>
-      </w:r>
-    </w:p>
-    <w:p>
-      <w:pPr>
-        <w:spacing w:line="360" w:lineRule="auto"/>
-        <w:ind w:leftChars="0" w:firstLineChars="0" w:firstLine="0"/>
-        <w:contextualSpacing/>
-        <w:jc w:val="both"/>
-        <w:outlineLvl w:val="9"/>
-        <w:rPr>
-          <w:sz w:val="28"/>
-          <w:szCs w:val="28"/>
-        </w:rPr>
-      </w:pPr>
-      <w:r>
-        <w:rPr>
-          <w:sz w:val="28"/>
-          <w:szCs w:val="28"/>
-        </w:rPr>
-        <w:t xml:space="preserve">      wp core download --path=/var/www/html --allow-root</w:t>
-      </w:r>
-    </w:p>
-    <w:p>
-      <w:pPr>
-        <w:spacing w:line="360" w:lineRule="auto"/>
-        <w:ind w:leftChars="0" w:firstLineChars="0" w:firstLine="0"/>
-        <w:contextualSpacing/>
-        <w:jc w:val="both"/>
-        <w:outlineLvl w:val="9"/>
-        <w:rPr>
-          <w:sz w:val="28"/>
-          <w:szCs w:val="28"/>
-        </w:rPr>
-      </w:pPr>
-      <w:r>
-        <w:rPr>
-          <w:sz w:val="28"/>
-          <w:szCs w:val="28"/>
-        </w:rPr>
-        <w:t xml:space="preserve">    fi</w:t>
-      </w:r>
-    </w:p>
-    <w:p>
-      <w:pPr>
-        <w:spacing w:line="360" w:lineRule="auto"/>
-        <w:ind w:leftChars="0" w:firstLineChars="0" w:firstLine="0"/>
-        <w:contextualSpacing/>
-        <w:jc w:val="both"/>
-        <w:outlineLvl w:val="9"/>
-        <w:rPr>
-          <w:sz w:val="28"/>
-          <w:szCs w:val="28"/>
-        </w:rPr>
-      </w:pPr>
-    </w:p>
-    <w:p>
-      <w:pPr>
-        <w:spacing w:line="360" w:lineRule="auto"/>
-        <w:ind w:leftChars="0" w:firstLineChars="0" w:firstLine="0"/>
-        <w:contextualSpacing/>
-        <w:jc w:val="both"/>
-        <w:outlineLvl w:val="9"/>
-        <w:rPr>
-          <w:sz w:val="28"/>
-          <w:szCs w:val="28"/>
-        </w:rPr>
-      </w:pPr>
-      <w:r>
-        <w:rPr>
-          <w:sz w:val="28"/>
-          <w:szCs w:val="28"/>
-        </w:rPr>
-        <w:t xml:space="preserve">    if [ ! -f /var/www/html/wp-config.php ]; then</w:t>
-      </w:r>
-    </w:p>
-    <w:p>
-      <w:pPr>
-        <w:spacing w:line="360" w:lineRule="auto"/>
-        <w:ind w:leftChars="0" w:firstLineChars="0" w:firstLine="0"/>
-        <w:contextualSpacing/>
-        <w:jc w:val="both"/>
-        <w:outlineLvl w:val="9"/>
-        <w:rPr>
-          <w:sz w:val="28"/>
-          <w:szCs w:val="28"/>
-        </w:rPr>
-      </w:pPr>
-      <w:r>
-        <w:rPr>
-          <w:sz w:val="28"/>
-          <w:szCs w:val="28"/>
-        </w:rPr>
-        <w:t xml:space="preserve">      wp config create --path=/var/www/html \</w:t>
-      </w:r>
-    </w:p>
-    <w:p>
-      <w:pPr>
-        <w:spacing w:line="360" w:lineRule="auto"/>
-        <w:ind w:leftChars="0" w:firstLineChars="0" w:firstLine="0"/>
-        <w:contextualSpacing/>
-        <w:jc w:val="both"/>
-        <w:outlineLvl w:val="9"/>
-        <w:rPr>
-          <w:sz w:val="28"/>
-          <w:szCs w:val="28"/>
-        </w:rPr>
-      </w:pPr>
-      <w:r>
-        <w:rPr>
-          <w:sz w:val="28"/>
-          <w:szCs w:val="28"/>
-        </w:rPr>
-        <w:t xml:space="preserve">        --dbname="${DB_NAME}" --dbuser="${DB_USER}" --dbpass="${DB_PASS}" \</w:t>
-      </w:r>
-    </w:p>
-    <w:p>
-      <w:pPr>
-        <w:spacing w:line="360" w:lineRule="auto"/>
-        <w:ind w:leftChars="0" w:firstLineChars="0" w:firstLine="0"/>
-        <w:contextualSpacing/>
-        <w:jc w:val="both"/>
-        <w:outlineLvl w:val="9"/>
-        <w:rPr>
-          <w:sz w:val="28"/>
-          <w:szCs w:val="28"/>
-        </w:rPr>
-      </w:pPr>
-      <w:r>
-        <w:rPr>
-          <w:sz w:val="28"/>
-          <w:szCs w:val="28"/>
-        </w:rPr>
-        <w:t xml:space="preserve">        --dbhost="localhost" --allow-root</w:t>
-      </w:r>
-    </w:p>
-    <w:p>
-      <w:pPr>
-        <w:spacing w:line="360" w:lineRule="auto"/>
-        <w:ind w:leftChars="0" w:firstLineChars="0" w:firstLine="0"/>
-        <w:contextualSpacing/>
-        <w:jc w:val="both"/>
-        <w:outlineLvl w:val="9"/>
-        <w:rPr>
-          <w:sz w:val="28"/>
-          <w:szCs w:val="28"/>
-        </w:rPr>
-      </w:pPr>
-      <w:r>
-        <w:rPr>
-          <w:sz w:val="28"/>
-          <w:szCs w:val="28"/>
-        </w:rPr>
-        <w:t xml:space="preserve">    fi</w:t>
-      </w:r>
-    </w:p>
-    <w:p>
-      <w:pPr>
-        <w:spacing w:line="360" w:lineRule="auto"/>
-        <w:ind w:leftChars="0" w:firstLineChars="0" w:firstLine="0"/>
-        <w:contextualSpacing/>
-        <w:jc w:val="both"/>
-        <w:outlineLvl w:val="9"/>
-        <w:rPr>
-          <w:sz w:val="28"/>
-          <w:szCs w:val="28"/>
-        </w:rPr>
-      </w:pPr>
-    </w:p>
-    <w:p>
-      <w:pPr>
-        <w:spacing w:line="360" w:lineRule="auto"/>
-        <w:ind w:leftChars="0" w:firstLineChars="0" w:firstLine="0"/>
-        <w:contextualSpacing/>
-        <w:jc w:val="both"/>
-        <w:outlineLvl w:val="9"/>
-        <w:rPr>
-          <w:sz w:val="28"/>
-          <w:szCs w:val="28"/>
-        </w:rPr>
-      </w:pPr>
-      <w:r>
-        <w:rPr>
-          <w:sz w:val="28"/>
-          <w:szCs w:val="28"/>
-        </w:rPr>
-        <w:t xml:space="preserve">    if ! wp core is-installed --path=/var/www/html --allow-root; then</w:t>
-      </w:r>
-    </w:p>
-    <w:p>
-      <w:pPr>
-        <w:spacing w:line="360" w:lineRule="auto"/>
-        <w:ind w:leftChars="0" w:firstLineChars="0" w:firstLine="0"/>
-        <w:contextualSpacing/>
-        <w:jc w:val="both"/>
-        <w:outlineLvl w:val="9"/>
-        <w:rPr>
-          <w:sz w:val="28"/>
-          <w:szCs w:val="28"/>
-        </w:rPr>
-      </w:pPr>
-      <w:r>
-        <w:rPr>
-          <w:sz w:val="28"/>
-          <w:szCs w:val="28"/>
-        </w:rPr>
-        <w:t xml:space="preserve">      wp core install --path=/var/www/html \</w:t>
-      </w:r>
-    </w:p>
-    <w:p>
-      <w:pPr>
-        <w:spacing w:line="360" w:lineRule="auto"/>
-        <w:ind w:leftChars="0" w:firstLineChars="0" w:firstLine="0"/>
-        <w:contextualSpacing/>
-        <w:jc w:val="both"/>
-        <w:outlineLvl w:val="9"/>
-        <w:rPr>
-          <w:sz w:val="28"/>
-          <w:szCs w:val="28"/>
-        </w:rPr>
-      </w:pPr>
-      <w:r>
-        <w:rPr>
-          <w:sz w:val="28"/>
-          <w:szCs w:val="28"/>
-        </w:rPr>
-        <w:t xml:space="preserve">        --url="${SITE_URL}" --title="Canape" \</w:t>
-      </w:r>
-    </w:p>
-    <w:p>
-      <w:pPr>
-        <w:spacing w:line="360" w:lineRule="auto"/>
-        <w:ind w:leftChars="0" w:firstLineChars="0" w:firstLine="0"/>
-        <w:contextualSpacing/>
-        <w:jc w:val="both"/>
-        <w:outlineLvl w:val="9"/>
-        <w:rPr>
-          <w:sz w:val="28"/>
-          <w:szCs w:val="28"/>
-        </w:rPr>
-      </w:pPr>
-      <w:r>
-        <w:rPr>
-          <w:sz w:val="28"/>
-          <w:szCs w:val="28"/>
-        </w:rPr>
-        <w:t xml:space="preserve">        --admin_user="admin" --admin_password="admin12345" \</w:t>
-      </w:r>
-    </w:p>
-    <w:p>
-      <w:pPr>
-        <w:spacing w:line="360" w:lineRule="auto"/>
-        <w:ind w:leftChars="0" w:firstLineChars="0" w:firstLine="0"/>
-        <w:contextualSpacing/>
-        <w:jc w:val="both"/>
-        <w:outlineLvl w:val="9"/>
-        <w:rPr>
-          <w:sz w:val="28"/>
-          <w:szCs w:val="28"/>
-        </w:rPr>
-      </w:pPr>
-      <w:r>
-        <w:rPr>
-          <w:sz w:val="28"/>
-          <w:szCs w:val="28"/>
-        </w:rPr>
-        <w:t xml:space="preserve">        --admin_email="admin@example.com" --skip-email --allow-root</w:t>
-      </w:r>
-    </w:p>
-    <w:p>
-      <w:pPr>
-        <w:spacing w:line="360" w:lineRule="auto"/>
-        <w:ind w:leftChars="0" w:firstLineChars="0" w:firstLine="0"/>
-        <w:contextualSpacing/>
-        <w:jc w:val="both"/>
-        <w:outlineLvl w:val="9"/>
-        <w:rPr>
-          <w:sz w:val="28"/>
-          <w:szCs w:val="28"/>
-        </w:rPr>
-      </w:pPr>
-      <w:r>
-        <w:rPr>
-          <w:sz w:val="28"/>
-          <w:szCs w:val="28"/>
-        </w:rPr>
-        <w:t xml:space="preserve">    fi</w:t>
-      </w:r>
-    </w:p>
-    <w:p>
-      <w:pPr>
-        <w:spacing w:line="360" w:lineRule="auto"/>
-        <w:ind w:leftChars="0" w:firstLineChars="0" w:firstLine="0"/>
-        <w:contextualSpacing/>
-        <w:jc w:val="both"/>
-        <w:outlineLvl w:val="9"/>
-        <w:rPr>
-          <w:sz w:val="28"/>
-          <w:szCs w:val="28"/>
-        </w:rPr>
-      </w:pPr>
-      <w:r>
-        <w:rPr>
-          <w:sz w:val="28"/>
-          <w:szCs w:val="28"/>
-        </w:rPr>
-        <w:t xml:space="preserve">  SHELL</w:t>
-      </w:r>
-    </w:p>
-    <w:p>
-      <w:pPr>
-        <w:spacing w:line="360" w:lineRule="auto"/>
-        <w:ind w:leftChars="0" w:firstLineChars="0" w:firstLine="0"/>
-        <w:contextualSpacing/>
-        <w:jc w:val="both"/>
-        <w:outlineLvl w:val="9"/>
-        <w:rPr>
-          <w:sz w:val="28"/>
-          <w:szCs w:val="28"/>
-        </w:rPr>
-      </w:pPr>
-    </w:p>
-    <w:p>
-      <w:pPr>
-        <w:spacing w:line="360" w:lineRule="auto"/>
-        <w:ind w:leftChars="0" w:firstLineChars="0" w:firstLine="0"/>
-        <w:contextualSpacing/>
-        <w:jc w:val="both"/>
-        <w:outlineLvl w:val="9"/>
-        <w:rPr>
-          <w:sz w:val="28"/>
-          <w:szCs w:val="28"/>
-        </w:rPr>
-      </w:pPr>
-      <w:r>
-        <w:rPr>
-          <w:sz w:val="28"/>
-          <w:szCs w:val="28"/>
-        </w:rPr>
-        <w:t xml:space="preserve">  # Розгортання теми Canape з папки shared у wp-content/themes та її активація</w:t>
-      </w:r>
-    </w:p>
-    <w:p>
-      <w:pPr>
-        <w:spacing w:line="360" w:lineRule="auto"/>
-        <w:ind w:leftChars="0" w:firstLineChars="0" w:firstLine="0"/>
-        <w:contextualSpacing/>
-        <w:jc w:val="both"/>
-        <w:outlineLvl w:val="9"/>
-        <w:rPr>
-          <w:sz w:val="28"/>
-          <w:szCs w:val="28"/>
-        </w:rPr>
-      </w:pPr>
-      <w:r>
-        <w:rPr>
-          <w:sz w:val="28"/>
-          <w:szCs w:val="28"/>
-        </w:rPr>
-        <w:t xml:space="preserve">  config.vm.provision "shell", inline: &lt;&lt;-SHELL</w:t>
-      </w:r>
-    </w:p>
-    <w:p>
-      <w:pPr>
-        <w:spacing w:line="360" w:lineRule="auto"/>
-        <w:ind w:leftChars="0" w:firstLineChars="0" w:firstLine="0"/>
-        <w:contextualSpacing/>
-        <w:jc w:val="both"/>
-        <w:outlineLvl w:val="9"/>
-        <w:rPr>
-          <w:sz w:val="28"/>
-          <w:szCs w:val="28"/>
-        </w:rPr>
-      </w:pPr>
-      <w:r>
-        <w:rPr>
-          <w:sz w:val="28"/>
-          <w:szCs w:val="28"/>
-        </w:rPr>
-        <w:t xml:space="preserve">    THEME_SRC="/home/vagrant/shared/wordpress1site-main/wordpress1site-main"</w:t>
-      </w:r>
-    </w:p>
-    <w:p>
-      <w:pPr>
-        <w:spacing w:line="360" w:lineRule="auto"/>
-        <w:ind w:leftChars="0" w:firstLineChars="0" w:firstLine="0"/>
-        <w:contextualSpacing/>
-        <w:jc w:val="both"/>
-        <w:outlineLvl w:val="9"/>
-        <w:rPr>
-          <w:sz w:val="28"/>
-          <w:szCs w:val="28"/>
-        </w:rPr>
-      </w:pPr>
-      <w:r>
-        <w:rPr>
-          <w:sz w:val="28"/>
-          <w:szCs w:val="28"/>
-        </w:rPr>
-        <w:t xml:space="preserve">    THEME_DST="/var/www/html/wp-content/themes/canape"</w:t>
-      </w:r>
-    </w:p>
-    <w:p>
-      <w:pPr>
-        <w:spacing w:line="360" w:lineRule="auto"/>
-        <w:ind w:leftChars="0" w:firstLineChars="0" w:firstLine="0"/>
-        <w:contextualSpacing/>
-        <w:jc w:val="both"/>
-        <w:outlineLvl w:val="9"/>
-        <w:rPr>
-          <w:sz w:val="28"/>
-          <w:szCs w:val="28"/>
-        </w:rPr>
-      </w:pPr>
-    </w:p>
-    <w:p>
-      <w:pPr>
-        <w:spacing w:line="360" w:lineRule="auto"/>
-        <w:ind w:leftChars="0" w:firstLineChars="0" w:firstLine="0"/>
-        <w:contextualSpacing/>
-        <w:jc w:val="both"/>
-        <w:outlineLvl w:val="9"/>
-        <w:rPr>
-          <w:sz w:val="28"/>
-          <w:szCs w:val="28"/>
-        </w:rPr>
-      </w:pPr>
-      <w:r>
-        <w:rPr>
-          <w:sz w:val="28"/>
-          <w:szCs w:val="28"/>
-        </w:rPr>
-        <w:t xml:space="preserve">    mkdir -p "${THEME_DST}"</w:t>
-      </w:r>
-    </w:p>
-    <w:p>
-      <w:pPr>
-        <w:spacing w:line="360" w:lineRule="auto"/>
-        <w:ind w:leftChars="0" w:firstLineChars="0" w:firstLine="0"/>
-        <w:contextualSpacing/>
-        <w:jc w:val="both"/>
-        <w:outlineLvl w:val="9"/>
-        <w:rPr>
-          <w:sz w:val="28"/>
-          <w:szCs w:val="28"/>
-        </w:rPr>
-      </w:pPr>
-      <w:r>
-        <w:rPr>
-          <w:sz w:val="28"/>
-          <w:szCs w:val="28"/>
-        </w:rPr>
-        <w:t xml:space="preserve">    cp -a "${THEME_SRC}/." "${THEME_DST}/"</w:t>
-      </w:r>
-    </w:p>
-    <w:p>
-      <w:pPr>
-        <w:spacing w:line="360" w:lineRule="auto"/>
-        <w:ind w:leftChars="0" w:firstLineChars="0" w:firstLine="0"/>
-        <w:contextualSpacing/>
-        <w:jc w:val="both"/>
-        <w:outlineLvl w:val="9"/>
-        <w:rPr>
-          <w:sz w:val="28"/>
-          <w:szCs w:val="28"/>
-        </w:rPr>
-      </w:pPr>
-    </w:p>
-    <w:p>
-      <w:pPr>
-        <w:spacing w:line="360" w:lineRule="auto"/>
-        <w:ind w:leftChars="0" w:firstLineChars="0" w:firstLine="0"/>
-        <w:contextualSpacing/>
-        <w:jc w:val="both"/>
-        <w:outlineLvl w:val="9"/>
-        <w:rPr>
-          <w:sz w:val="28"/>
-          <w:szCs w:val="28"/>
-        </w:rPr>
-      </w:pPr>
-      <w:r>
-        <w:rPr>
-          <w:sz w:val="28"/>
-          <w:szCs w:val="28"/>
-        </w:rPr>
-        <w:t xml:space="preserve">    if [ ! -f "${THEME_DST}/style.css" ]; then</w:t>
-      </w:r>
-    </w:p>
-    <w:p>
-      <w:pPr>
-        <w:spacing w:line="360" w:lineRule="auto"/>
-        <w:ind w:leftChars="0" w:firstLineChars="0" w:firstLine="0"/>
-        <w:contextualSpacing/>
-        <w:jc w:val="both"/>
-        <w:outlineLvl w:val="9"/>
-        <w:rPr>
-          <w:sz w:val="28"/>
-          <w:szCs w:val="28"/>
-        </w:rPr>
-      </w:pPr>
-      <w:r>
-        <w:rPr>
-          <w:sz w:val="28"/>
-          <w:szCs w:val="28"/>
-        </w:rPr>
-        <w:t xml:space="preserve">      echo "/*" &gt; "${THEME_DST}/style.css"</w:t>
-      </w:r>
-    </w:p>
-    <w:p>
-      <w:pPr>
-        <w:spacing w:line="360" w:lineRule="auto"/>
-        <w:ind w:leftChars="0" w:firstLineChars="0" w:firstLine="0"/>
-        <w:contextualSpacing/>
-        <w:jc w:val="both"/>
-        <w:outlineLvl w:val="9"/>
-        <w:rPr>
-          <w:sz w:val="28"/>
-          <w:szCs w:val="28"/>
-        </w:rPr>
-      </w:pPr>
-      <w:r>
-        <w:rPr>
-          <w:sz w:val="28"/>
-          <w:szCs w:val="28"/>
-        </w:rPr>
-        <w:t xml:space="preserve">      echo "Theme Name: Canape" &gt;&gt; "${THEME_DST}/style.css"</w:t>
-      </w:r>
-    </w:p>
-    <w:p>
-      <w:pPr>
-        <w:spacing w:line="360" w:lineRule="auto"/>
-        <w:ind w:leftChars="0" w:firstLineChars="0" w:firstLine="0"/>
-        <w:contextualSpacing/>
-        <w:jc w:val="both"/>
-        <w:outlineLvl w:val="9"/>
-        <w:rPr>
-          <w:sz w:val="28"/>
-          <w:szCs w:val="28"/>
-        </w:rPr>
-      </w:pPr>
-      <w:r>
-        <w:rPr>
-          <w:sz w:val="28"/>
-          <w:szCs w:val="28"/>
-        </w:rPr>
-        <w:t xml:space="preserve">      echo "Theme URI: https://example.com/" &gt;&gt; "${THEME_DST}/style.css"</w:t>
-      </w:r>
-    </w:p>
-    <w:p>
-      <w:pPr>
-        <w:spacing w:line="360" w:lineRule="auto"/>
-        <w:ind w:leftChars="0" w:firstLineChars="0" w:firstLine="0"/>
-        <w:contextualSpacing/>
-        <w:jc w:val="both"/>
-        <w:outlineLvl w:val="9"/>
-        <w:rPr>
-          <w:sz w:val="28"/>
-          <w:szCs w:val="28"/>
-        </w:rPr>
-      </w:pPr>
-      <w:r>
-        <w:rPr>
-          <w:sz w:val="28"/>
-          <w:szCs w:val="28"/>
-        </w:rPr>
-        <w:t xml:space="preserve">      echo "Author: lr6AO" &gt;&gt; "${THEME_DST}/style.css"</w:t>
-      </w:r>
-    </w:p>
-    <w:p>
-      <w:pPr>
-        <w:spacing w:line="360" w:lineRule="auto"/>
-        <w:ind w:leftChars="0" w:firstLineChars="0" w:firstLine="0"/>
-        <w:contextualSpacing/>
-        <w:jc w:val="both"/>
-        <w:outlineLvl w:val="9"/>
-        <w:rPr>
-          <w:sz w:val="28"/>
-          <w:szCs w:val="28"/>
-        </w:rPr>
-      </w:pPr>
-      <w:r>
-        <w:rPr>
-          <w:sz w:val="28"/>
-          <w:szCs w:val="28"/>
-        </w:rPr>
-        <w:t xml:space="preserve">      echo "Description: Тема сайту, розгорнута під час provisioning WordPress" &gt;&gt; "${THEME_DST}/style.css"</w:t>
-      </w:r>
-    </w:p>
-    <w:p>
-      <w:pPr>
-        <w:spacing w:line="360" w:lineRule="auto"/>
-        <w:ind w:leftChars="0" w:firstLineChars="0" w:firstLine="0"/>
-        <w:contextualSpacing/>
-        <w:jc w:val="both"/>
-        <w:outlineLvl w:val="9"/>
-        <w:rPr>
-          <w:sz w:val="28"/>
-          <w:szCs w:val="28"/>
-        </w:rPr>
-      </w:pPr>
-      <w:r>
-        <w:rPr>
-          <w:sz w:val="28"/>
-          <w:szCs w:val="28"/>
-        </w:rPr>
-        <w:t xml:space="preserve">      echo "Version: 1.0" &gt;&gt; "${THEME_DST}/style.css"</w:t>
-      </w:r>
-    </w:p>
-    <w:p>
-      <w:pPr>
-        <w:spacing w:line="360" w:lineRule="auto"/>
-        <w:ind w:leftChars="0" w:firstLineChars="0" w:firstLine="0"/>
-        <w:contextualSpacing/>
-        <w:jc w:val="both"/>
-        <w:outlineLvl w:val="9"/>
-        <w:rPr>
-          <w:sz w:val="28"/>
-          <w:szCs w:val="28"/>
-        </w:rPr>
-      </w:pPr>
-      <w:r>
-        <w:rPr>
-          <w:sz w:val="28"/>
-          <w:szCs w:val="28"/>
-        </w:rPr>
-        <w:t xml:space="preserve">      echo "Text Domain: canape" &gt;&gt; "${THEME_DST}/style.css"</w:t>
-      </w:r>
-    </w:p>
-    <w:p>
-      <w:pPr>
-        <w:spacing w:line="360" w:lineRule="auto"/>
-        <w:ind w:leftChars="0" w:firstLineChars="0" w:firstLine="0"/>
-        <w:contextualSpacing/>
-        <w:jc w:val="both"/>
-        <w:outlineLvl w:val="9"/>
-        <w:rPr>
-          <w:sz w:val="28"/>
-          <w:szCs w:val="28"/>
-        </w:rPr>
-      </w:pPr>
-      <w:r>
-        <w:rPr>
-          <w:sz w:val="28"/>
-          <w:szCs w:val="28"/>
-        </w:rPr>
-        <w:t xml:space="preserve">      echo "*/" &gt;&gt; "${THEME_DST}/style.css"</w:t>
-      </w:r>
-    </w:p>
-    <w:p>
-      <w:pPr>
-        <w:spacing w:line="360" w:lineRule="auto"/>
-        <w:ind w:leftChars="0" w:firstLineChars="0" w:firstLine="0"/>
-        <w:contextualSpacing/>
-        <w:jc w:val="both"/>
-        <w:outlineLvl w:val="9"/>
-        <w:rPr>
-          <w:sz w:val="28"/>
-          <w:szCs w:val="28"/>
-        </w:rPr>
-      </w:pPr>
-      <w:r>
-        <w:rPr>
-          <w:sz w:val="28"/>
-          <w:szCs w:val="28"/>
-        </w:rPr>
-        <w:t xml:space="preserve">    fi</w:t>
-      </w:r>
-    </w:p>
-    <w:p>
-      <w:pPr>
-        <w:spacing w:line="360" w:lineRule="auto"/>
-        <w:ind w:leftChars="0" w:firstLineChars="0" w:firstLine="0"/>
-        <w:contextualSpacing/>
-        <w:jc w:val="both"/>
-        <w:outlineLvl w:val="9"/>
-        <w:rPr>
-          <w:sz w:val="28"/>
-          <w:szCs w:val="28"/>
-        </w:rPr>
-      </w:pPr>
-    </w:p>
-    <w:p>
-      <w:pPr>
-        <w:spacing w:line="360" w:lineRule="auto"/>
-        <w:ind w:leftChars="0" w:firstLineChars="0" w:firstLine="0"/>
-        <w:contextualSpacing/>
-        <w:jc w:val="both"/>
-        <w:outlineLvl w:val="9"/>
-        <w:rPr>
-          <w:sz w:val="28"/>
-          <w:szCs w:val="28"/>
-        </w:rPr>
-      </w:pPr>
-      <w:r>
-        <w:rPr>
-          <w:sz w:val="28"/>
-          <w:szCs w:val="28"/>
-        </w:rPr>
-        <w:t xml:space="preserve">    chown -R www-data:www-data /var/www/html</w:t>
-      </w:r>
-    </w:p>
-    <w:p>
-      <w:pPr>
-        <w:spacing w:line="360" w:lineRule="auto"/>
-        <w:ind w:leftChars="0" w:firstLineChars="0" w:firstLine="0"/>
-        <w:contextualSpacing/>
-        <w:jc w:val="both"/>
-        <w:outlineLvl w:val="9"/>
-        <w:rPr>
-          <w:sz w:val="28"/>
-          <w:szCs w:val="28"/>
-        </w:rPr>
-      </w:pPr>
-      <w:r>
-        <w:rPr>
-          <w:sz w:val="28"/>
-          <w:szCs w:val="28"/>
-        </w:rPr>
-        <w:lastRenderedPageBreak/>
-        <w:t xml:space="preserve">    find /var/www/html -type d -exec chmod 755 {} \\;</w:t>
-      </w:r>
-    </w:p>
-    <w:p>
-      <w:pPr>
-        <w:spacing w:line="360" w:lineRule="auto"/>
-        <w:ind w:leftChars="0" w:firstLineChars="0" w:firstLine="0"/>
-        <w:contextualSpacing/>
-        <w:jc w:val="both"/>
-        <w:outlineLvl w:val="9"/>
-        <w:rPr>
-          <w:sz w:val="28"/>
-          <w:szCs w:val="28"/>
-        </w:rPr>
-      </w:pPr>
-      <w:r>
-        <w:rPr>
-          <w:sz w:val="28"/>
-          <w:szCs w:val="28"/>
-        </w:rPr>
-        <w:t xml:space="preserve">    find /var/www/html -type f -exec chmod 644 {} \\;</w:t>
-      </w:r>
-    </w:p>
-    <w:p>
-      <w:pPr>
-        <w:spacing w:line="360" w:lineRule="auto"/>
-        <w:ind w:leftChars="0" w:firstLineChars="0" w:firstLine="0"/>
-        <w:contextualSpacing/>
-        <w:jc w:val="both"/>
-        <w:outlineLvl w:val="9"/>
-        <w:rPr>
-          <w:sz w:val="28"/>
-          <w:szCs w:val="28"/>
-        </w:rPr>
-      </w:pPr>
-    </w:p>
-    <w:p>
-      <w:pPr>
-        <w:spacing w:line="360" w:lineRule="auto"/>
-        <w:ind w:leftChars="0" w:firstLineChars="0" w:firstLine="0"/>
-        <w:contextualSpacing/>
-        <w:jc w:val="both"/>
-        <w:outlineLvl w:val="9"/>
-        <w:rPr>
-          <w:sz w:val="28"/>
-          <w:szCs w:val="28"/>
-        </w:rPr>
-      </w:pPr>
-      <w:r>
-        <w:rPr>
-          <w:sz w:val="28"/>
-          <w:szCs w:val="28"/>
-        </w:rPr>
-        <w:t xml:space="preserve">    wp theme activate canape --path=/var/www/html --allow-root</w:t>
-      </w:r>
-    </w:p>
-    <w:p>
-      <w:pPr>
-        <w:spacing w:line="360" w:lineRule="auto"/>
-        <w:ind w:leftChars="0" w:firstLineChars="0" w:firstLine="0"/>
-        <w:contextualSpacing/>
-        <w:jc w:val="both"/>
-        <w:outlineLvl w:val="9"/>
-        <w:rPr>
-          <w:sz w:val="28"/>
-          <w:szCs w:val="28"/>
-        </w:rPr>
-      </w:pPr>
-      <w:r>
-        <w:rPr>
-          <w:sz w:val="28"/>
-          <w:szCs w:val="28"/>
-        </w:rPr>
-        <w:t xml:space="preserve">  SHELL</w:t>
-      </w:r>
-    </w:p>
-    <w:p>
-      <w:pPr>
-        <w:spacing w:line="360" w:lineRule="auto"/>
+        <w:spacing w:before="240" w:after="240" w:line="360" w:lineRule="auto"/>
         <w:ind w:leftChars="0" w:left="0" w:firstLineChars="0" w:firstLine="0"/>
         <w:contextualSpacing/>
-        <w:jc w:val="both"/>
-        <w:outlineLvl w:val="9"/>
-        <w:rPr>
-          <w:sz w:val="28"/>
-          <w:szCs w:val="28"/>
-        </w:rPr>
-      </w:pPr>
-      <w:r>
-        <w:rPr>
-          <w:sz w:val="28"/>
-          <w:szCs w:val="28"/>
-        </w:rPr>
-        <w:t>end</w:t>
+        <w:jc w:val="center"/>
+        <w:outlineLvl w:val="9"/>
+        <w:rPr>
+          <w:b/>
+          <w:iCs/>
+          <w:sz w:val="28"/>
+          <w:szCs w:val="28"/>
+        </w:rPr>
+      </w:pPr>
+      <w:r>
+        <w:rPr>
+          <w:b/>
+          <w:iCs/>
+          <w:sz w:val="28"/>
+          <w:szCs w:val="28"/>
+        </w:rPr>
+        <w:t>ДОДАТОК А</w:t>
+      </w:r>
+    </w:p>
+    <w:p>
+      <w:pPr>
+        <w:spacing w:line="360" w:lineRule="auto"/>
+        <w:ind w:leftChars="0" w:firstLineChars="0" w:firstLine="0"/>
+        <w:contextualSpacing/>
+        <w:jc w:val="both"/>
+        <w:outlineLvl w:val="9"/>
+        <w:rPr>
+          <w:sz w:val="28"/>
+          <w:szCs w:val="28"/>
+        </w:rPr>
+      </w:pPr>
+      <w:r>
+        <w:rPr>
+          <w:bCs/>
+          <w:iCs/>
+          <w:sz w:val="28"/>
+          <w:szCs w:val="28"/>
+        </w:rPr>
+        <w:t>Лістинг коду</w:t>
+      </w:r>
+      <w:r>
+        <w:rPr>
+          <w:bCs/>
+          <w:iCs/>
+          <w:sz w:val="28"/>
+          <w:szCs w:val="28"/>
+        </w:rPr>
+        <w:t xml:space="preserve"> </w:t>
+      </w:r>
+      <w:r>
+        <w:rPr>
+          <w:bCs/>
+          <w:iCs/>
+          <w:sz w:val="28"/>
+          <w:szCs w:val="28"/>
+          <w:lang w:val="ru-RU"/>
+        </w:rPr>
+        <w:t>Vagrantfile</w:t>
+      </w:r>
+      <w:r>
+        <w:rPr>
+          <w:bCs/>
+          <w:iCs/>
+          <w:sz w:val="28"/>
+          <w:szCs w:val="28"/>
+        </w:rPr>
+        <w:t>:</w:t>
       </w:r>
       <w:bookmarkStart w:id="0" w:name="_GoBack"/>
       <w:bookmarkEnd w:id="0"/>
+    </w:p>
+    <w:p>
+      <w:pPr>
+        <w:spacing w:line="360" w:lineRule="auto"/>
+        <w:ind w:leftChars="0" w:firstLineChars="0" w:firstLine="0"/>
+        <w:contextualSpacing/>
+        <w:jc w:val="both"/>
+        <w:outlineLvl w:val="9"/>
+        <w:rPr>
+          <w:sz w:val="28"/>
+          <w:szCs w:val="28"/>
+        </w:rPr>
+      </w:pPr>
+      <w:r>
+        <w:rPr>
+          <w:sz w:val="28"/>
+          <w:szCs w:val="28"/>
+        </w:rPr>
+        <w:t># -*- mode: ruby -*-</w:t>
+      </w:r>
+    </w:p>
+    <w:p>
+      <w:pPr>
+        <w:spacing w:line="360" w:lineRule="auto"/>
+        <w:ind w:leftChars="0" w:firstLineChars="0" w:firstLine="0"/>
+        <w:contextualSpacing/>
+        <w:jc w:val="both"/>
+        <w:outlineLvl w:val="9"/>
+        <w:rPr>
+          <w:sz w:val="28"/>
+          <w:szCs w:val="28"/>
+        </w:rPr>
+      </w:pPr>
+      <w:r>
+        <w:rPr>
+          <w:sz w:val="28"/>
+          <w:szCs w:val="28"/>
+        </w:rPr>
+        <w:t># vi: set ft=ruby :</w:t>
+      </w:r>
+    </w:p>
+    <w:p>
+      <w:pPr>
+        <w:spacing w:line="360" w:lineRule="auto"/>
+        <w:ind w:leftChars="0" w:firstLineChars="0" w:firstLine="0"/>
+        <w:contextualSpacing/>
+        <w:jc w:val="both"/>
+        <w:outlineLvl w:val="9"/>
+        <w:rPr>
+          <w:sz w:val="28"/>
+          <w:szCs w:val="28"/>
+        </w:rPr>
+      </w:pPr>
+      <w:r>
+        <w:rPr>
+          <w:sz w:val="28"/>
+          <w:szCs w:val="28"/>
+        </w:rPr>
+        <w:t>Vagrant.configure("2") do |config|</w:t>
+      </w:r>
+    </w:p>
+    <w:p>
+      <w:pPr>
+        <w:spacing w:line="360" w:lineRule="auto"/>
+        <w:ind w:leftChars="0" w:firstLineChars="0" w:firstLine="0"/>
+        <w:contextualSpacing/>
+        <w:jc w:val="both"/>
+        <w:outlineLvl w:val="9"/>
+        <w:rPr>
+          <w:sz w:val="28"/>
+          <w:szCs w:val="28"/>
+        </w:rPr>
+      </w:pPr>
+      <w:r>
+        <w:rPr>
+          <w:sz w:val="28"/>
+          <w:szCs w:val="28"/>
+        </w:rPr>
+        <w:t xml:space="preserve">  # Базовий образ віртуальної машини — Ubuntu 22.04 LTS (Jammy Jellyfish), 64-bit</w:t>
+      </w:r>
+    </w:p>
+    <w:p>
+      <w:pPr>
+        <w:spacing w:line="360" w:lineRule="auto"/>
+        <w:ind w:leftChars="0" w:firstLineChars="0" w:firstLine="0"/>
+        <w:contextualSpacing/>
+        <w:jc w:val="both"/>
+        <w:outlineLvl w:val="9"/>
+        <w:rPr>
+          <w:sz w:val="28"/>
+          <w:szCs w:val="28"/>
+        </w:rPr>
+      </w:pPr>
+      <w:r>
+        <w:rPr>
+          <w:sz w:val="28"/>
+          <w:szCs w:val="28"/>
+        </w:rPr>
+        <w:t xml:space="preserve">  config.vm.box = "ubuntu/jammy64"</w:t>
+      </w:r>
+    </w:p>
+    <w:p>
+      <w:pPr>
+        <w:spacing w:line="360" w:lineRule="auto"/>
+        <w:ind w:leftChars="0" w:firstLineChars="0" w:firstLine="0"/>
+        <w:contextualSpacing/>
+        <w:jc w:val="both"/>
+        <w:outlineLvl w:val="9"/>
+        <w:rPr>
+          <w:sz w:val="28"/>
+          <w:szCs w:val="28"/>
+        </w:rPr>
+      </w:pPr>
+      <w:r>
+        <w:rPr>
+          <w:sz w:val="28"/>
+          <w:szCs w:val="28"/>
+        </w:rPr>
+        <w:t xml:space="preserve">  # Ім'я віртуальної машини</w:t>
+      </w:r>
+    </w:p>
+    <w:p>
+      <w:pPr>
+        <w:spacing w:line="360" w:lineRule="auto"/>
+        <w:ind w:leftChars="0" w:firstLineChars="0" w:firstLine="0"/>
+        <w:contextualSpacing/>
+        <w:jc w:val="both"/>
+        <w:outlineLvl w:val="9"/>
+        <w:rPr>
+          <w:sz w:val="28"/>
+          <w:szCs w:val="28"/>
+        </w:rPr>
+      </w:pPr>
+      <w:r>
+        <w:rPr>
+          <w:sz w:val="28"/>
+          <w:szCs w:val="28"/>
+        </w:rPr>
+        <w:t xml:space="preserve">  config.vm.hostname = "lr4-ubuntu"</w:t>
+      </w:r>
+    </w:p>
+    <w:p>
+      <w:pPr>
+        <w:spacing w:line="360" w:lineRule="auto"/>
+        <w:ind w:leftChars="0" w:firstLineChars="0" w:firstLine="0"/>
+        <w:contextualSpacing/>
+        <w:jc w:val="both"/>
+        <w:outlineLvl w:val="9"/>
+        <w:rPr>
+          <w:sz w:val="28"/>
+          <w:szCs w:val="28"/>
+        </w:rPr>
+      </w:pPr>
+      <w:r>
+        <w:rPr>
+          <w:sz w:val="28"/>
+          <w:szCs w:val="28"/>
+        </w:rPr>
+        <w:t xml:space="preserve">  # Мережеві налаштування: приватна мережа зі статичною IP-адресою</w:t>
+      </w:r>
+    </w:p>
+    <w:p>
+      <w:pPr>
+        <w:spacing w:line="360" w:lineRule="auto"/>
+        <w:ind w:leftChars="0" w:firstLineChars="0" w:firstLine="0"/>
+        <w:contextualSpacing/>
+        <w:jc w:val="both"/>
+        <w:outlineLvl w:val="9"/>
+        <w:rPr>
+          <w:sz w:val="28"/>
+          <w:szCs w:val="28"/>
+        </w:rPr>
+      </w:pPr>
+      <w:r>
+        <w:rPr>
+          <w:sz w:val="28"/>
+          <w:szCs w:val="28"/>
+        </w:rPr>
+        <w:t xml:space="preserve">  config.vm.network "private_network", ip: "192.168.56.10"</w:t>
+      </w:r>
+    </w:p>
+    <w:p>
+      <w:pPr>
+        <w:spacing w:line="360" w:lineRule="auto"/>
+        <w:ind w:leftChars="0" w:firstLineChars="0" w:firstLine="0"/>
+        <w:contextualSpacing/>
+        <w:jc w:val="both"/>
+        <w:outlineLvl w:val="9"/>
+        <w:rPr>
+          <w:sz w:val="28"/>
+          <w:szCs w:val="28"/>
+        </w:rPr>
+      </w:pPr>
+      <w:r>
+        <w:rPr>
+          <w:sz w:val="28"/>
+          <w:szCs w:val="28"/>
+        </w:rPr>
+        <w:t xml:space="preserve">  # Налаштування ресурсів провайдера VirtualBox</w:t>
+      </w:r>
+    </w:p>
+    <w:p>
+      <w:pPr>
+        <w:spacing w:line="360" w:lineRule="auto"/>
+        <w:ind w:leftChars="0" w:firstLineChars="0" w:firstLine="0"/>
+        <w:contextualSpacing/>
+        <w:jc w:val="both"/>
+        <w:outlineLvl w:val="9"/>
+        <w:rPr>
+          <w:sz w:val="28"/>
+          <w:szCs w:val="28"/>
+        </w:rPr>
+      </w:pPr>
+      <w:r>
+        <w:rPr>
+          <w:sz w:val="28"/>
+          <w:szCs w:val="28"/>
+        </w:rPr>
+        <w:lastRenderedPageBreak/>
+        <w:t xml:space="preserve">  config.vm.provider "virtualbox" do |vb|</w:t>
+      </w:r>
+    </w:p>
+    <w:p>
+      <w:pPr>
+        <w:spacing w:line="360" w:lineRule="auto"/>
+        <w:ind w:leftChars="0" w:firstLineChars="0" w:firstLine="0"/>
+        <w:contextualSpacing/>
+        <w:jc w:val="both"/>
+        <w:outlineLvl w:val="9"/>
+        <w:rPr>
+          <w:sz w:val="28"/>
+          <w:szCs w:val="28"/>
+        </w:rPr>
+      </w:pPr>
+      <w:r>
+        <w:rPr>
+          <w:sz w:val="28"/>
+          <w:szCs w:val="28"/>
+        </w:rPr>
+        <w:t xml:space="preserve">    vb.name = "lr4-ubuntu-jammy64"</w:t>
+      </w:r>
+    </w:p>
+    <w:p>
+      <w:pPr>
+        <w:spacing w:line="360" w:lineRule="auto"/>
+        <w:ind w:leftChars="0" w:firstLineChars="0" w:firstLine="0"/>
+        <w:contextualSpacing/>
+        <w:jc w:val="both"/>
+        <w:outlineLvl w:val="9"/>
+        <w:rPr>
+          <w:sz w:val="28"/>
+          <w:szCs w:val="28"/>
+        </w:rPr>
+      </w:pPr>
+      <w:r>
+        <w:rPr>
+          <w:sz w:val="28"/>
+          <w:szCs w:val="28"/>
+        </w:rPr>
+        <w:t xml:space="preserve">    vb.memory = "1024"</w:t>
+      </w:r>
+    </w:p>
+    <w:p>
+      <w:pPr>
+        <w:spacing w:line="360" w:lineRule="auto"/>
+        <w:ind w:leftChars="0" w:firstLineChars="0" w:firstLine="0"/>
+        <w:contextualSpacing/>
+        <w:jc w:val="both"/>
+        <w:outlineLvl w:val="9"/>
+        <w:rPr>
+          <w:sz w:val="28"/>
+          <w:szCs w:val="28"/>
+        </w:rPr>
+      </w:pPr>
+      <w:r>
+        <w:rPr>
+          <w:sz w:val="28"/>
+          <w:szCs w:val="28"/>
+        </w:rPr>
+        <w:t xml:space="preserve">    vb.cpus = 1</w:t>
+      </w:r>
+    </w:p>
+    <w:p>
+      <w:pPr>
+        <w:spacing w:line="360" w:lineRule="auto"/>
+        <w:ind w:leftChars="0" w:firstLineChars="0" w:firstLine="0"/>
+        <w:contextualSpacing/>
+        <w:jc w:val="both"/>
+        <w:outlineLvl w:val="9"/>
+        <w:rPr>
+          <w:sz w:val="28"/>
+          <w:szCs w:val="28"/>
+        </w:rPr>
+      </w:pPr>
+      <w:r>
+        <w:rPr>
+          <w:sz w:val="28"/>
+          <w:szCs w:val="28"/>
+        </w:rPr>
+        <w:t xml:space="preserve">    vb.gui = false</w:t>
+      </w:r>
+    </w:p>
+    <w:p>
+      <w:pPr>
+        <w:spacing w:line="360" w:lineRule="auto"/>
+        <w:ind w:leftChars="0" w:firstLineChars="0" w:firstLine="0"/>
+        <w:contextualSpacing/>
+        <w:jc w:val="both"/>
+        <w:outlineLvl w:val="9"/>
+        <w:rPr>
+          <w:sz w:val="28"/>
+          <w:szCs w:val="28"/>
+        </w:rPr>
+      </w:pPr>
+      <w:r>
+        <w:rPr>
+          <w:sz w:val="28"/>
+          <w:szCs w:val="28"/>
+        </w:rPr>
+        <w:t xml:space="preserve">  end</w:t>
+      </w:r>
+    </w:p>
+    <w:p>
+      <w:pPr>
+        <w:spacing w:line="360" w:lineRule="auto"/>
+        <w:ind w:leftChars="0" w:firstLineChars="0" w:firstLine="0"/>
+        <w:contextualSpacing/>
+        <w:jc w:val="both"/>
+        <w:outlineLvl w:val="9"/>
+        <w:rPr>
+          <w:sz w:val="28"/>
+          <w:szCs w:val="28"/>
+        </w:rPr>
+      </w:pPr>
+      <w:r>
+        <w:rPr>
+          <w:sz w:val="28"/>
+          <w:szCs w:val="28"/>
+        </w:rPr>
+        <w:t xml:space="preserve">  # Синхронізація папки проєкту з віртуальною машиною</w:t>
+      </w:r>
+    </w:p>
+    <w:p>
+      <w:pPr>
+        <w:spacing w:line="360" w:lineRule="auto"/>
+        <w:ind w:leftChars="0" w:firstLineChars="0" w:firstLine="0"/>
+        <w:contextualSpacing/>
+        <w:jc w:val="both"/>
+        <w:outlineLvl w:val="9"/>
+        <w:rPr>
+          <w:sz w:val="28"/>
+          <w:szCs w:val="28"/>
+        </w:rPr>
+      </w:pPr>
+      <w:r>
+        <w:rPr>
+          <w:sz w:val="28"/>
+          <w:szCs w:val="28"/>
+        </w:rPr>
+        <w:t xml:space="preserve">  config.vm.synced_folder ".", "/vagrant"</w:t>
+      </w:r>
+    </w:p>
+    <w:p>
+      <w:pPr>
+        <w:spacing w:line="360" w:lineRule="auto"/>
+        <w:ind w:leftChars="0" w:firstLineChars="0" w:firstLine="0"/>
+        <w:contextualSpacing/>
+        <w:jc w:val="both"/>
+        <w:outlineLvl w:val="9"/>
+        <w:rPr>
+          <w:sz w:val="28"/>
+          <w:szCs w:val="28"/>
+        </w:rPr>
+      </w:pPr>
+      <w:r>
+        <w:rPr>
+          <w:sz w:val="28"/>
+          <w:szCs w:val="28"/>
+        </w:rPr>
+        <w:t xml:space="preserve">  # Додаткова синхронізована директорія: локальна папка ./shared монтується у /home/vagrant/shared</w:t>
+      </w:r>
+    </w:p>
+    <w:p>
+      <w:pPr>
+        <w:spacing w:line="360" w:lineRule="auto"/>
+        <w:ind w:leftChars="0" w:firstLineChars="0" w:firstLine="0"/>
+        <w:contextualSpacing/>
+        <w:jc w:val="both"/>
+        <w:outlineLvl w:val="9"/>
+        <w:rPr>
+          <w:sz w:val="28"/>
+          <w:szCs w:val="28"/>
+        </w:rPr>
+      </w:pPr>
+      <w:r>
+        <w:rPr>
+          <w:sz w:val="28"/>
+          <w:szCs w:val="28"/>
+        </w:rPr>
+        <w:t xml:space="preserve">  config.vm.synced_folder "./shared", "/home/vagrant/shared", create: true</w:t>
+      </w:r>
+    </w:p>
+    <w:p>
+      <w:pPr>
+        <w:spacing w:line="360" w:lineRule="auto"/>
+        <w:ind w:leftChars="0" w:firstLineChars="0" w:firstLine="0"/>
+        <w:contextualSpacing/>
+        <w:jc w:val="both"/>
+        <w:outlineLvl w:val="9"/>
+        <w:rPr>
+          <w:sz w:val="28"/>
+          <w:szCs w:val="28"/>
+        </w:rPr>
+      </w:pPr>
+      <w:r>
+        <w:rPr>
+          <w:sz w:val="28"/>
+          <w:szCs w:val="28"/>
+        </w:rPr>
+        <w:t xml:space="preserve">  # Первинне налаштування системи при створенні машини</w:t>
+      </w:r>
+    </w:p>
+    <w:p>
+      <w:pPr>
+        <w:spacing w:line="360" w:lineRule="auto"/>
+        <w:ind w:leftChars="0" w:firstLineChars="0" w:firstLine="0"/>
+        <w:contextualSpacing/>
+        <w:jc w:val="both"/>
+        <w:outlineLvl w:val="9"/>
+        <w:rPr>
+          <w:sz w:val="28"/>
+          <w:szCs w:val="28"/>
+        </w:rPr>
+      </w:pPr>
+      <w:r>
+        <w:rPr>
+          <w:sz w:val="28"/>
+          <w:szCs w:val="28"/>
+        </w:rPr>
+        <w:t xml:space="preserve">  config.vm.provision "shell", inline: &lt;&lt;-SHELL</w:t>
+      </w:r>
+    </w:p>
+    <w:p>
+      <w:pPr>
+        <w:spacing w:line="360" w:lineRule="auto"/>
+        <w:ind w:leftChars="0" w:firstLineChars="0" w:firstLine="0"/>
+        <w:contextualSpacing/>
+        <w:jc w:val="both"/>
+        <w:outlineLvl w:val="9"/>
+        <w:rPr>
+          <w:sz w:val="28"/>
+          <w:szCs w:val="28"/>
+        </w:rPr>
+      </w:pPr>
+      <w:r>
+        <w:rPr>
+          <w:sz w:val="28"/>
+          <w:szCs w:val="28"/>
+        </w:rPr>
+        <w:t xml:space="preserve">    apt-get update</w:t>
+      </w:r>
+    </w:p>
+    <w:p>
+      <w:pPr>
+        <w:spacing w:line="360" w:lineRule="auto"/>
+        <w:ind w:leftChars="0" w:firstLineChars="0" w:firstLine="0"/>
+        <w:contextualSpacing/>
+        <w:jc w:val="both"/>
+        <w:outlineLvl w:val="9"/>
+        <w:rPr>
+          <w:sz w:val="28"/>
+          <w:szCs w:val="28"/>
+        </w:rPr>
+      </w:pPr>
+      <w:r>
+        <w:rPr>
+          <w:sz w:val="28"/>
+          <w:szCs w:val="28"/>
+        </w:rPr>
+        <w:t xml:space="preserve">    apt-get upgrade -y</w:t>
+      </w:r>
+    </w:p>
+    <w:p>
+      <w:pPr>
+        <w:spacing w:line="360" w:lineRule="auto"/>
+        <w:ind w:leftChars="0" w:firstLineChars="0" w:firstLine="0"/>
+        <w:contextualSpacing/>
+        <w:jc w:val="both"/>
+        <w:outlineLvl w:val="9"/>
+        <w:rPr>
+          <w:sz w:val="28"/>
+          <w:szCs w:val="28"/>
+        </w:rPr>
+      </w:pPr>
+      <w:r>
+        <w:rPr>
+          <w:sz w:val="28"/>
+          <w:szCs w:val="28"/>
+        </w:rPr>
+        <w:t xml:space="preserve">  SHELL</w:t>
+      </w:r>
+    </w:p>
+    <w:p>
+      <w:pPr>
+        <w:spacing w:line="360" w:lineRule="auto"/>
+        <w:ind w:leftChars="0" w:firstLineChars="0" w:firstLine="0"/>
+        <w:contextualSpacing/>
+        <w:jc w:val="both"/>
+        <w:outlineLvl w:val="9"/>
+        <w:rPr>
+          <w:sz w:val="28"/>
+          <w:szCs w:val="28"/>
+        </w:rPr>
+      </w:pPr>
+      <w:r>
+        <w:rPr>
+          <w:sz w:val="28"/>
+          <w:szCs w:val="28"/>
+        </w:rPr>
+        <w:t xml:space="preserve">  # Встановлення Apache2 та розгортання HTML-сайту з папки shared</w:t>
+      </w:r>
+    </w:p>
+    <w:p>
+      <w:pPr>
+        <w:spacing w:line="360" w:lineRule="auto"/>
+        <w:ind w:leftChars="0" w:firstLineChars="0" w:firstLine="0"/>
+        <w:contextualSpacing/>
+        <w:jc w:val="both"/>
+        <w:outlineLvl w:val="9"/>
+        <w:rPr>
+          <w:sz w:val="28"/>
+          <w:szCs w:val="28"/>
+        </w:rPr>
+      </w:pPr>
+      <w:r>
+        <w:rPr>
+          <w:sz w:val="28"/>
+          <w:szCs w:val="28"/>
+        </w:rPr>
+        <w:t xml:space="preserve">  config.vm.provision "shell", inline: &lt;&lt;-SHELL</w:t>
+      </w:r>
+    </w:p>
+    <w:p>
+      <w:pPr>
+        <w:spacing w:line="360" w:lineRule="auto"/>
+        <w:ind w:leftChars="0" w:firstLineChars="0" w:firstLine="0"/>
+        <w:contextualSpacing/>
+        <w:jc w:val="both"/>
+        <w:outlineLvl w:val="9"/>
+        <w:rPr>
+          <w:sz w:val="28"/>
+          <w:szCs w:val="28"/>
+        </w:rPr>
+      </w:pPr>
+      <w:r>
+        <w:rPr>
+          <w:sz w:val="28"/>
+          <w:szCs w:val="28"/>
+        </w:rPr>
+        <w:t xml:space="preserve">    apt-get install -y apache2</w:t>
+      </w:r>
+    </w:p>
+    <w:p>
+      <w:pPr>
+        <w:spacing w:line="360" w:lineRule="auto"/>
+        <w:ind w:leftChars="0" w:firstLineChars="0" w:firstLine="0"/>
+        <w:contextualSpacing/>
+        <w:jc w:val="both"/>
+        <w:outlineLvl w:val="9"/>
+        <w:rPr>
+          <w:sz w:val="28"/>
+          <w:szCs w:val="28"/>
+        </w:rPr>
+      </w:pPr>
+      <w:r>
+        <w:rPr>
+          <w:sz w:val="28"/>
+          <w:szCs w:val="28"/>
+        </w:rPr>
+        <w:t xml:space="preserve">    rm -f /var/www/html/index.html</w:t>
+      </w:r>
+    </w:p>
+    <w:p>
+      <w:pPr>
+        <w:spacing w:line="360" w:lineRule="auto"/>
+        <w:ind w:leftChars="0" w:firstLineChars="0" w:firstLine="0"/>
+        <w:contextualSpacing/>
+        <w:jc w:val="both"/>
+        <w:outlineLvl w:val="9"/>
+        <w:rPr>
+          <w:sz w:val="28"/>
+          <w:szCs w:val="28"/>
+        </w:rPr>
+      </w:pPr>
+      <w:r>
+        <w:rPr>
+          <w:sz w:val="28"/>
+          <w:szCs w:val="28"/>
+        </w:rPr>
+        <w:t xml:space="preserve">    cp /home/vagrant/shared/index.html /var/www/html/index.html</w:t>
+      </w:r>
+    </w:p>
+    <w:p>
+      <w:pPr>
+        <w:spacing w:line="360" w:lineRule="auto"/>
+        <w:ind w:leftChars="0" w:firstLineChars="0" w:firstLine="0"/>
+        <w:contextualSpacing/>
+        <w:jc w:val="both"/>
+        <w:outlineLvl w:val="9"/>
+        <w:rPr>
+          <w:sz w:val="28"/>
+          <w:szCs w:val="28"/>
+        </w:rPr>
+      </w:pPr>
+      <w:r>
+        <w:rPr>
+          <w:sz w:val="28"/>
+          <w:szCs w:val="28"/>
+        </w:rPr>
+        <w:t xml:space="preserve">    cp /home/vagrant/shared/style.css /var/www/html/style.css</w:t>
+      </w:r>
+    </w:p>
+    <w:p>
+      <w:pPr>
+        <w:spacing w:line="360" w:lineRule="auto"/>
+        <w:ind w:leftChars="0" w:firstLineChars="0" w:firstLine="0"/>
+        <w:contextualSpacing/>
+        <w:jc w:val="both"/>
+        <w:outlineLvl w:val="9"/>
+        <w:rPr>
+          <w:sz w:val="28"/>
+          <w:szCs w:val="28"/>
+        </w:rPr>
+      </w:pPr>
+      <w:r>
+        <w:rPr>
+          <w:sz w:val="28"/>
+          <w:szCs w:val="28"/>
+        </w:rPr>
+        <w:t xml:space="preserve">    systemctl enable apache2</w:t>
+      </w:r>
+    </w:p>
+    <w:p>
+      <w:pPr>
+        <w:spacing w:line="360" w:lineRule="auto"/>
+        <w:ind w:leftChars="0" w:firstLineChars="0" w:firstLine="0"/>
+        <w:contextualSpacing/>
+        <w:jc w:val="both"/>
+        <w:outlineLvl w:val="9"/>
+        <w:rPr>
+          <w:sz w:val="28"/>
+          <w:szCs w:val="28"/>
+        </w:rPr>
+      </w:pPr>
+      <w:r>
+        <w:rPr>
+          <w:sz w:val="28"/>
+          <w:szCs w:val="28"/>
+        </w:rPr>
+        <w:t xml:space="preserve">    systemctl restart apache2</w:t>
+      </w:r>
+    </w:p>
+    <w:p>
+      <w:pPr>
+        <w:spacing w:line="360" w:lineRule="auto"/>
+        <w:ind w:leftChars="0" w:firstLineChars="0" w:firstLine="0"/>
+        <w:contextualSpacing/>
+        <w:jc w:val="both"/>
+        <w:outlineLvl w:val="9"/>
+        <w:rPr>
+          <w:sz w:val="28"/>
+          <w:szCs w:val="28"/>
+        </w:rPr>
+      </w:pPr>
+      <w:r>
+        <w:rPr>
+          <w:sz w:val="28"/>
+          <w:szCs w:val="28"/>
+        </w:rPr>
+        <w:t xml:space="preserve">  SHELL</w:t>
+      </w:r>
+    </w:p>
+    <w:p>
+      <w:pPr>
+        <w:spacing w:line="360" w:lineRule="auto"/>
+        <w:ind w:leftChars="0" w:firstLineChars="0" w:firstLine="0"/>
+        <w:contextualSpacing/>
+        <w:jc w:val="both"/>
+        <w:outlineLvl w:val="9"/>
+        <w:rPr>
+          <w:sz w:val="28"/>
+          <w:szCs w:val="28"/>
+        </w:rPr>
+      </w:pPr>
+      <w:r>
+        <w:rPr>
+          <w:sz w:val="28"/>
+          <w:szCs w:val="28"/>
+        </w:rPr>
+        <w:t xml:space="preserve">  # Встановлення PHP та розширень, необхідних для роботи WordPress</w:t>
+      </w:r>
+    </w:p>
+    <w:p>
+      <w:pPr>
+        <w:spacing w:line="360" w:lineRule="auto"/>
+        <w:ind w:leftChars="0" w:firstLineChars="0" w:firstLine="0"/>
+        <w:contextualSpacing/>
+        <w:jc w:val="both"/>
+        <w:outlineLvl w:val="9"/>
+        <w:rPr>
+          <w:sz w:val="28"/>
+          <w:szCs w:val="28"/>
+        </w:rPr>
+      </w:pPr>
+      <w:r>
+        <w:rPr>
+          <w:sz w:val="28"/>
+          <w:szCs w:val="28"/>
+        </w:rPr>
+        <w:t xml:space="preserve">  config.vm.provision "shell", inline: &lt;&lt;-SHELL</w:t>
+      </w:r>
+    </w:p>
+    <w:p>
+      <w:pPr>
+        <w:spacing w:line="360" w:lineRule="auto"/>
+        <w:ind w:leftChars="0" w:firstLineChars="0" w:firstLine="0"/>
+        <w:contextualSpacing/>
+        <w:jc w:val="both"/>
+        <w:outlineLvl w:val="9"/>
+        <w:rPr>
+          <w:sz w:val="28"/>
+          <w:szCs w:val="28"/>
+        </w:rPr>
+      </w:pPr>
+      <w:r>
+        <w:rPr>
+          <w:sz w:val="28"/>
+          <w:szCs w:val="28"/>
+        </w:rPr>
+        <w:t xml:space="preserve">    apt-get install -y php php-cli libapache2-mod-php php-mysql php-curl \</w:t>
+      </w:r>
+    </w:p>
+    <w:p>
+      <w:pPr>
+        <w:spacing w:line="360" w:lineRule="auto"/>
+        <w:ind w:leftChars="0" w:firstLineChars="0" w:firstLine="0"/>
+        <w:contextualSpacing/>
+        <w:jc w:val="both"/>
+        <w:outlineLvl w:val="9"/>
+        <w:rPr>
+          <w:sz w:val="28"/>
+          <w:szCs w:val="28"/>
+        </w:rPr>
+      </w:pPr>
+      <w:r>
+        <w:rPr>
+          <w:sz w:val="28"/>
+          <w:szCs w:val="28"/>
+        </w:rPr>
+        <w:t xml:space="preserve">      php-gd php-mbstring php-xml php-zip php-intl php-bcmath unzip curl</w:t>
+      </w:r>
+    </w:p>
+    <w:p>
+      <w:pPr>
+        <w:spacing w:line="360" w:lineRule="auto"/>
+        <w:ind w:leftChars="0" w:firstLineChars="0" w:firstLine="0"/>
+        <w:contextualSpacing/>
+        <w:jc w:val="both"/>
+        <w:outlineLvl w:val="9"/>
+        <w:rPr>
+          <w:sz w:val="28"/>
+          <w:szCs w:val="28"/>
+        </w:rPr>
+      </w:pPr>
+      <w:r>
+        <w:rPr>
+          <w:sz w:val="28"/>
+          <w:szCs w:val="28"/>
+        </w:rPr>
+        <w:t xml:space="preserve">    a2enmod rewrite</w:t>
+      </w:r>
+    </w:p>
+    <w:p>
+      <w:pPr>
+        <w:spacing w:line="360" w:lineRule="auto"/>
+        <w:ind w:leftChars="0" w:firstLineChars="0" w:firstLine="0"/>
+        <w:contextualSpacing/>
+        <w:jc w:val="both"/>
+        <w:outlineLvl w:val="9"/>
+        <w:rPr>
+          <w:sz w:val="28"/>
+          <w:szCs w:val="28"/>
+        </w:rPr>
+      </w:pPr>
+      <w:r>
+        <w:rPr>
+          <w:sz w:val="28"/>
+          <w:szCs w:val="28"/>
+        </w:rPr>
+        <w:lastRenderedPageBreak/>
+        <w:t xml:space="preserve">    systemctl restart apache2</w:t>
+      </w:r>
+    </w:p>
+    <w:p>
+      <w:pPr>
+        <w:spacing w:line="360" w:lineRule="auto"/>
+        <w:ind w:leftChars="0" w:firstLineChars="0" w:firstLine="0"/>
+        <w:contextualSpacing/>
+        <w:jc w:val="both"/>
+        <w:outlineLvl w:val="9"/>
+        <w:rPr>
+          <w:sz w:val="28"/>
+          <w:szCs w:val="28"/>
+        </w:rPr>
+      </w:pPr>
+      <w:r>
+        <w:rPr>
+          <w:sz w:val="28"/>
+          <w:szCs w:val="28"/>
+        </w:rPr>
+        <w:t xml:space="preserve">  SHELL</w:t>
+      </w:r>
+    </w:p>
+    <w:p>
+      <w:pPr>
+        <w:spacing w:line="360" w:lineRule="auto"/>
+        <w:ind w:leftChars="0" w:firstLineChars="0" w:firstLine="0"/>
+        <w:contextualSpacing/>
+        <w:jc w:val="both"/>
+        <w:outlineLvl w:val="9"/>
+        <w:rPr>
+          <w:sz w:val="28"/>
+          <w:szCs w:val="28"/>
+        </w:rPr>
+      </w:pPr>
+      <w:r>
+        <w:rPr>
+          <w:sz w:val="28"/>
+          <w:szCs w:val="28"/>
+        </w:rPr>
+        <w:t xml:space="preserve">  # Встановлення та первинне налаштування MySQL для бази даних WordPress</w:t>
+      </w:r>
+    </w:p>
+    <w:p>
+      <w:pPr>
+        <w:spacing w:line="360" w:lineRule="auto"/>
+        <w:ind w:leftChars="0" w:firstLineChars="0" w:firstLine="0"/>
+        <w:contextualSpacing/>
+        <w:jc w:val="both"/>
+        <w:outlineLvl w:val="9"/>
+        <w:rPr>
+          <w:sz w:val="28"/>
+          <w:szCs w:val="28"/>
+        </w:rPr>
+      </w:pPr>
+      <w:r>
+        <w:rPr>
+          <w:sz w:val="28"/>
+          <w:szCs w:val="28"/>
+        </w:rPr>
+        <w:t xml:space="preserve">  config.vm.provision "shell", inline: &lt;&lt;-SHELL</w:t>
+      </w:r>
+    </w:p>
+    <w:p>
+      <w:pPr>
+        <w:spacing w:line="360" w:lineRule="auto"/>
+        <w:ind w:leftChars="0" w:firstLineChars="0" w:firstLine="0"/>
+        <w:contextualSpacing/>
+        <w:jc w:val="both"/>
+        <w:outlineLvl w:val="9"/>
+        <w:rPr>
+          <w:sz w:val="28"/>
+          <w:szCs w:val="28"/>
+        </w:rPr>
+      </w:pPr>
+      <w:r>
+        <w:rPr>
+          <w:sz w:val="28"/>
+          <w:szCs w:val="28"/>
+        </w:rPr>
+        <w:t xml:space="preserve">    DB_NAME="wordpress_db"</w:t>
+      </w:r>
+    </w:p>
+    <w:p>
+      <w:pPr>
+        <w:spacing w:line="360" w:lineRule="auto"/>
+        <w:ind w:leftChars="0" w:firstLineChars="0" w:firstLine="0"/>
+        <w:contextualSpacing/>
+        <w:jc w:val="both"/>
+        <w:outlineLvl w:val="9"/>
+        <w:rPr>
+          <w:sz w:val="28"/>
+          <w:szCs w:val="28"/>
+        </w:rPr>
+      </w:pPr>
+      <w:r>
+        <w:rPr>
+          <w:sz w:val="28"/>
+          <w:szCs w:val="28"/>
+        </w:rPr>
+        <w:t xml:space="preserve">    DB_USER="wp_user"</w:t>
+      </w:r>
+    </w:p>
+    <w:p>
+      <w:pPr>
+        <w:spacing w:line="360" w:lineRule="auto"/>
+        <w:ind w:leftChars="0" w:firstLineChars="0" w:firstLine="0"/>
+        <w:contextualSpacing/>
+        <w:jc w:val="both"/>
+        <w:outlineLvl w:val="9"/>
+        <w:rPr>
+          <w:sz w:val="28"/>
+          <w:szCs w:val="28"/>
+        </w:rPr>
+      </w:pPr>
+      <w:r>
+        <w:rPr>
+          <w:sz w:val="28"/>
+          <w:szCs w:val="28"/>
+        </w:rPr>
+        <w:t xml:space="preserve">    DB_PASS="wp_password"</w:t>
+      </w:r>
+    </w:p>
+    <w:p>
+      <w:pPr>
+        <w:spacing w:line="360" w:lineRule="auto"/>
+        <w:ind w:leftChars="0" w:firstLineChars="0" w:firstLine="0"/>
+        <w:contextualSpacing/>
+        <w:jc w:val="both"/>
+        <w:outlineLvl w:val="9"/>
+        <w:rPr>
+          <w:sz w:val="28"/>
+          <w:szCs w:val="28"/>
+        </w:rPr>
+      </w:pPr>
+      <w:r>
+        <w:rPr>
+          <w:sz w:val="28"/>
+          <w:szCs w:val="28"/>
+        </w:rPr>
+        <w:t xml:space="preserve">    apt-get install -y mysql-server</w:t>
+      </w:r>
+    </w:p>
+    <w:p>
+      <w:pPr>
+        <w:spacing w:line="360" w:lineRule="auto"/>
+        <w:ind w:leftChars="0" w:firstLineChars="0" w:firstLine="0"/>
+        <w:contextualSpacing/>
+        <w:jc w:val="both"/>
+        <w:outlineLvl w:val="9"/>
+        <w:rPr>
+          <w:sz w:val="28"/>
+          <w:szCs w:val="28"/>
+        </w:rPr>
+      </w:pPr>
+      <w:r>
+        <w:rPr>
+          <w:sz w:val="28"/>
+          <w:szCs w:val="28"/>
+        </w:rPr>
+        <w:t xml:space="preserve">    systemctl enable mysql</w:t>
+      </w:r>
+    </w:p>
+    <w:p>
+      <w:pPr>
+        <w:spacing w:line="360" w:lineRule="auto"/>
+        <w:ind w:leftChars="0" w:firstLineChars="0" w:firstLine="0"/>
+        <w:contextualSpacing/>
+        <w:jc w:val="both"/>
+        <w:outlineLvl w:val="9"/>
+        <w:rPr>
+          <w:sz w:val="28"/>
+          <w:szCs w:val="28"/>
+        </w:rPr>
+      </w:pPr>
+      <w:r>
+        <w:rPr>
+          <w:sz w:val="28"/>
+          <w:szCs w:val="28"/>
+        </w:rPr>
+        <w:t xml:space="preserve">    systemctl start mysql</w:t>
+      </w:r>
+    </w:p>
+    <w:p>
+      <w:pPr>
+        <w:spacing w:line="360" w:lineRule="auto"/>
+        <w:ind w:leftChars="0" w:firstLineChars="0" w:firstLine="0"/>
+        <w:contextualSpacing/>
+        <w:jc w:val="both"/>
+        <w:outlineLvl w:val="9"/>
+        <w:rPr>
+          <w:sz w:val="28"/>
+          <w:szCs w:val="28"/>
+        </w:rPr>
+      </w:pPr>
+      <w:r>
+        <w:rPr>
+          <w:sz w:val="28"/>
+          <w:szCs w:val="28"/>
+        </w:rPr>
+        <w:t xml:space="preserve">    mysql -u root -e "CREATE DATABASE IF NOT EXISTS ${DB_NAME} CHARACTER SET utf8mb4 COLLATE utf8mb4_unicode_ci;"</w:t>
+      </w:r>
+    </w:p>
+    <w:p>
+      <w:pPr>
+        <w:spacing w:line="360" w:lineRule="auto"/>
+        <w:ind w:leftChars="0" w:firstLineChars="0" w:firstLine="0"/>
+        <w:contextualSpacing/>
+        <w:jc w:val="both"/>
+        <w:outlineLvl w:val="9"/>
+        <w:rPr>
+          <w:sz w:val="28"/>
+          <w:szCs w:val="28"/>
+        </w:rPr>
+      </w:pPr>
+      <w:r>
+        <w:rPr>
+          <w:sz w:val="28"/>
+          <w:szCs w:val="28"/>
+        </w:rPr>
+        <w:t xml:space="preserve">    mysql -u root -e "CREATE USER IF NOT EXISTS '${DB_USER}'@'localhost' IDENTIFIED BY '${DB_PASS}';"</w:t>
+      </w:r>
+    </w:p>
+    <w:p>
+      <w:pPr>
+        <w:spacing w:line="360" w:lineRule="auto"/>
+        <w:ind w:leftChars="0" w:firstLineChars="0" w:firstLine="0"/>
+        <w:contextualSpacing/>
+        <w:jc w:val="both"/>
+        <w:outlineLvl w:val="9"/>
+        <w:rPr>
+          <w:sz w:val="28"/>
+          <w:szCs w:val="28"/>
+        </w:rPr>
+      </w:pPr>
+      <w:r>
+        <w:rPr>
+          <w:sz w:val="28"/>
+          <w:szCs w:val="28"/>
+        </w:rPr>
+        <w:t xml:space="preserve">    mysql -u root -e "GRANT ALL PRIVILEGES ON ${DB_NAME}.* TO '${DB_USER}'@'localhost';"</w:t>
+      </w:r>
+    </w:p>
+    <w:p>
+      <w:pPr>
+        <w:spacing w:line="360" w:lineRule="auto"/>
+        <w:ind w:leftChars="0" w:firstLineChars="0" w:firstLine="0"/>
+        <w:contextualSpacing/>
+        <w:jc w:val="both"/>
+        <w:outlineLvl w:val="9"/>
+        <w:rPr>
+          <w:sz w:val="28"/>
+          <w:szCs w:val="28"/>
+        </w:rPr>
+      </w:pPr>
+      <w:r>
+        <w:rPr>
+          <w:sz w:val="28"/>
+          <w:szCs w:val="28"/>
+        </w:rPr>
+        <w:t xml:space="preserve">    mysql -u root -e "FLUSH PRIVILEGES;"</w:t>
+      </w:r>
+    </w:p>
+    <w:p>
+      <w:pPr>
+        <w:spacing w:line="360" w:lineRule="auto"/>
+        <w:ind w:leftChars="0" w:firstLineChars="0" w:firstLine="0"/>
+        <w:contextualSpacing/>
+        <w:jc w:val="both"/>
+        <w:outlineLvl w:val="9"/>
+        <w:rPr>
+          <w:sz w:val="28"/>
+          <w:szCs w:val="28"/>
+        </w:rPr>
+      </w:pPr>
+      <w:r>
+        <w:rPr>
+          <w:sz w:val="28"/>
+          <w:szCs w:val="28"/>
+        </w:rPr>
+        <w:t xml:space="preserve">  SHELL</w:t>
+      </w:r>
+    </w:p>
+    <w:p>
+      <w:pPr>
+        <w:spacing w:line="360" w:lineRule="auto"/>
+        <w:ind w:leftChars="0" w:firstLineChars="0" w:firstLine="0"/>
+        <w:contextualSpacing/>
+        <w:jc w:val="both"/>
+        <w:outlineLvl w:val="9"/>
+        <w:rPr>
+          <w:sz w:val="28"/>
+          <w:szCs w:val="28"/>
+        </w:rPr>
+      </w:pPr>
+      <w:r>
+        <w:rPr>
+          <w:sz w:val="28"/>
+          <w:szCs w:val="28"/>
+        </w:rPr>
+        <w:t xml:space="preserve">  # Встановлення WP-CLI — інструмент для керування WordPress з командного рядка</w:t>
+      </w:r>
+    </w:p>
+    <w:p>
+      <w:pPr>
+        <w:spacing w:line="360" w:lineRule="auto"/>
+        <w:ind w:leftChars="0" w:firstLineChars="0" w:firstLine="0"/>
+        <w:contextualSpacing/>
+        <w:jc w:val="both"/>
+        <w:outlineLvl w:val="9"/>
+        <w:rPr>
+          <w:sz w:val="28"/>
+          <w:szCs w:val="28"/>
+        </w:rPr>
+      </w:pPr>
+      <w:r>
+        <w:rPr>
+          <w:sz w:val="28"/>
+          <w:szCs w:val="28"/>
+        </w:rPr>
+        <w:t xml:space="preserve">  config.vm.provision "shell", inline: &lt;&lt;-SHELL</w:t>
+      </w:r>
+    </w:p>
+    <w:p>
+      <w:pPr>
+        <w:spacing w:line="360" w:lineRule="auto"/>
+        <w:ind w:leftChars="0" w:firstLineChars="0" w:firstLine="0"/>
+        <w:contextualSpacing/>
+        <w:jc w:val="both"/>
+        <w:outlineLvl w:val="9"/>
+        <w:rPr>
+          <w:sz w:val="28"/>
+          <w:szCs w:val="28"/>
+        </w:rPr>
+      </w:pPr>
+      <w:r>
+        <w:rPr>
+          <w:sz w:val="28"/>
+          <w:szCs w:val="28"/>
+        </w:rPr>
+        <w:t xml:space="preserve">    if [ ! -f /usr/local/bin/wp ]; then</w:t>
+      </w:r>
+    </w:p>
+    <w:p>
+      <w:pPr>
+        <w:spacing w:line="360" w:lineRule="auto"/>
+        <w:ind w:leftChars="0" w:firstLineChars="0" w:firstLine="0"/>
+        <w:contextualSpacing/>
+        <w:jc w:val="both"/>
+        <w:outlineLvl w:val="9"/>
+        <w:rPr>
+          <w:sz w:val="28"/>
+          <w:szCs w:val="28"/>
+        </w:rPr>
+      </w:pPr>
+      <w:r>
+        <w:rPr>
+          <w:sz w:val="28"/>
+          <w:szCs w:val="28"/>
+        </w:rPr>
+        <w:t xml:space="preserve">      curl -o /usr/local/bin/wp -sSL https://raw.githubusercontent.com/wp-cli/builds/gh-pages/phar/wp-cli.phar</w:t>
+      </w:r>
+    </w:p>
+    <w:p>
+      <w:pPr>
+        <w:spacing w:line="360" w:lineRule="auto"/>
+        <w:ind w:leftChars="0" w:firstLineChars="0" w:firstLine="0"/>
+        <w:contextualSpacing/>
+        <w:jc w:val="both"/>
+        <w:outlineLvl w:val="9"/>
+        <w:rPr>
+          <w:sz w:val="28"/>
+          <w:szCs w:val="28"/>
+        </w:rPr>
+      </w:pPr>
+      <w:r>
+        <w:rPr>
+          <w:sz w:val="28"/>
+          <w:szCs w:val="28"/>
+        </w:rPr>
+        <w:t xml:space="preserve">      chmod +x /usr/local/bin/wp</w:t>
+      </w:r>
+    </w:p>
+    <w:p>
+      <w:pPr>
+        <w:spacing w:line="360" w:lineRule="auto"/>
+        <w:ind w:leftChars="0" w:firstLineChars="0" w:firstLine="0"/>
+        <w:contextualSpacing/>
+        <w:jc w:val="both"/>
+        <w:outlineLvl w:val="9"/>
+        <w:rPr>
+          <w:sz w:val="28"/>
+          <w:szCs w:val="28"/>
+        </w:rPr>
+      </w:pPr>
+      <w:r>
+        <w:rPr>
+          <w:sz w:val="28"/>
+          <w:szCs w:val="28"/>
+        </w:rPr>
+        <w:t xml:space="preserve">    fi</w:t>
+      </w:r>
+    </w:p>
+    <w:p>
+      <w:pPr>
+        <w:spacing w:line="360" w:lineRule="auto"/>
+        <w:ind w:leftChars="0" w:firstLineChars="0" w:firstLine="0"/>
+        <w:contextualSpacing/>
+        <w:jc w:val="both"/>
+        <w:outlineLvl w:val="9"/>
+        <w:rPr>
+          <w:sz w:val="28"/>
+          <w:szCs w:val="28"/>
+        </w:rPr>
+      </w:pPr>
+      <w:r>
+        <w:rPr>
+          <w:sz w:val="28"/>
+          <w:szCs w:val="28"/>
+        </w:rPr>
+        <w:t xml:space="preserve">  SHELL</w:t>
+      </w:r>
+    </w:p>
+    <w:p>
+      <w:pPr>
+        <w:spacing w:line="360" w:lineRule="auto"/>
+        <w:ind w:leftChars="0" w:firstLineChars="0" w:firstLine="0"/>
+        <w:contextualSpacing/>
+        <w:jc w:val="both"/>
+        <w:outlineLvl w:val="9"/>
+        <w:rPr>
+          <w:sz w:val="28"/>
+          <w:szCs w:val="28"/>
+        </w:rPr>
+      </w:pPr>
+      <w:r>
+        <w:rPr>
+          <w:sz w:val="28"/>
+          <w:szCs w:val="28"/>
+        </w:rPr>
+        <w:t xml:space="preserve">  # Завантаження ядра WordPress та його встановлення</w:t>
+      </w:r>
+    </w:p>
+    <w:p>
+      <w:pPr>
+        <w:spacing w:line="360" w:lineRule="auto"/>
+        <w:ind w:leftChars="0" w:firstLineChars="0" w:firstLine="0"/>
+        <w:contextualSpacing/>
+        <w:jc w:val="both"/>
+        <w:outlineLvl w:val="9"/>
+        <w:rPr>
+          <w:sz w:val="28"/>
+          <w:szCs w:val="28"/>
+        </w:rPr>
+      </w:pPr>
+      <w:r>
+        <w:rPr>
+          <w:sz w:val="28"/>
+          <w:szCs w:val="28"/>
+        </w:rPr>
+        <w:t xml:space="preserve">  config.vm.provision "shell", inline: &lt;&lt;-SHELL</w:t>
+      </w:r>
+    </w:p>
+    <w:p>
+      <w:pPr>
+        <w:spacing w:line="360" w:lineRule="auto"/>
+        <w:ind w:leftChars="0" w:firstLineChars="0" w:firstLine="0"/>
+        <w:contextualSpacing/>
+        <w:jc w:val="both"/>
+        <w:outlineLvl w:val="9"/>
+        <w:rPr>
+          <w:sz w:val="28"/>
+          <w:szCs w:val="28"/>
+        </w:rPr>
+      </w:pPr>
+      <w:r>
+        <w:rPr>
+          <w:sz w:val="28"/>
+          <w:szCs w:val="28"/>
+        </w:rPr>
+        <w:t xml:space="preserve">    DB_NAME="wordpress_db"</w:t>
+      </w:r>
+    </w:p>
+    <w:p>
+      <w:pPr>
+        <w:spacing w:line="360" w:lineRule="auto"/>
+        <w:ind w:leftChars="0" w:firstLineChars="0" w:firstLine="0"/>
+        <w:contextualSpacing/>
+        <w:jc w:val="both"/>
+        <w:outlineLvl w:val="9"/>
+        <w:rPr>
+          <w:sz w:val="28"/>
+          <w:szCs w:val="28"/>
+        </w:rPr>
+      </w:pPr>
+      <w:r>
+        <w:rPr>
+          <w:sz w:val="28"/>
+          <w:szCs w:val="28"/>
+        </w:rPr>
+        <w:lastRenderedPageBreak/>
+        <w:t xml:space="preserve">    DB_USER="wp_user"</w:t>
+      </w:r>
+    </w:p>
+    <w:p>
+      <w:pPr>
+        <w:spacing w:line="360" w:lineRule="auto"/>
+        <w:ind w:leftChars="0" w:firstLineChars="0" w:firstLine="0"/>
+        <w:contextualSpacing/>
+        <w:jc w:val="both"/>
+        <w:outlineLvl w:val="9"/>
+        <w:rPr>
+          <w:sz w:val="28"/>
+          <w:szCs w:val="28"/>
+        </w:rPr>
+      </w:pPr>
+      <w:r>
+        <w:rPr>
+          <w:sz w:val="28"/>
+          <w:szCs w:val="28"/>
+        </w:rPr>
+        <w:t xml:space="preserve">    DB_PASS="wp_password"</w:t>
+      </w:r>
+    </w:p>
+    <w:p>
+      <w:pPr>
+        <w:spacing w:line="360" w:lineRule="auto"/>
+        <w:ind w:leftChars="0" w:firstLineChars="0" w:firstLine="0"/>
+        <w:contextualSpacing/>
+        <w:jc w:val="both"/>
+        <w:outlineLvl w:val="9"/>
+        <w:rPr>
+          <w:sz w:val="28"/>
+          <w:szCs w:val="28"/>
+        </w:rPr>
+      </w:pPr>
+      <w:r>
+        <w:rPr>
+          <w:sz w:val="28"/>
+          <w:szCs w:val="28"/>
+        </w:rPr>
+        <w:t xml:space="preserve">    SITE_URL="http://192.168.56.10"</w:t>
+      </w:r>
+    </w:p>
+    <w:p>
+      <w:pPr>
+        <w:spacing w:line="360" w:lineRule="auto"/>
+        <w:ind w:leftChars="0" w:firstLineChars="0" w:firstLine="0"/>
+        <w:contextualSpacing/>
+        <w:jc w:val="both"/>
+        <w:outlineLvl w:val="9"/>
+        <w:rPr>
+          <w:sz w:val="28"/>
+          <w:szCs w:val="28"/>
+        </w:rPr>
+      </w:pPr>
+      <w:r>
+        <w:rPr>
+          <w:sz w:val="28"/>
+          <w:szCs w:val="28"/>
+        </w:rPr>
+        <w:t xml:space="preserve">    rm -f /var/www/html/index.html /var/www/html/style.css</w:t>
+      </w:r>
+    </w:p>
+    <w:p>
+      <w:pPr>
+        <w:spacing w:line="360" w:lineRule="auto"/>
+        <w:ind w:leftChars="0" w:firstLineChars="0" w:firstLine="0"/>
+        <w:contextualSpacing/>
+        <w:jc w:val="both"/>
+        <w:outlineLvl w:val="9"/>
+        <w:rPr>
+          <w:sz w:val="28"/>
+          <w:szCs w:val="28"/>
+        </w:rPr>
+      </w:pPr>
+      <w:r>
+        <w:rPr>
+          <w:sz w:val="28"/>
+          <w:szCs w:val="28"/>
+        </w:rPr>
+        <w:t xml:space="preserve">    if [ ! -f /var/www/html/wp-load.php ]; then</w:t>
+      </w:r>
+    </w:p>
+    <w:p>
+      <w:pPr>
+        <w:spacing w:line="360" w:lineRule="auto"/>
+        <w:ind w:leftChars="0" w:firstLineChars="0" w:firstLine="0"/>
+        <w:contextualSpacing/>
+        <w:jc w:val="both"/>
+        <w:outlineLvl w:val="9"/>
+        <w:rPr>
+          <w:sz w:val="28"/>
+          <w:szCs w:val="28"/>
+        </w:rPr>
+      </w:pPr>
+      <w:r>
+        <w:rPr>
+          <w:sz w:val="28"/>
+          <w:szCs w:val="28"/>
+        </w:rPr>
+        <w:t xml:space="preserve">      wp core download --path=/var/www/html --allow-root</w:t>
+      </w:r>
+    </w:p>
+    <w:p>
+      <w:pPr>
+        <w:spacing w:line="360" w:lineRule="auto"/>
+        <w:ind w:leftChars="0" w:firstLineChars="0" w:firstLine="0"/>
+        <w:contextualSpacing/>
+        <w:jc w:val="both"/>
+        <w:outlineLvl w:val="9"/>
+        <w:rPr>
+          <w:sz w:val="28"/>
+          <w:szCs w:val="28"/>
+        </w:rPr>
+      </w:pPr>
+      <w:r>
+        <w:rPr>
+          <w:sz w:val="28"/>
+          <w:szCs w:val="28"/>
+        </w:rPr>
+        <w:t xml:space="preserve">    fi</w:t>
+      </w:r>
+    </w:p>
+    <w:p>
+      <w:pPr>
+        <w:spacing w:line="360" w:lineRule="auto"/>
+        <w:ind w:leftChars="0" w:firstLineChars="0" w:firstLine="0"/>
+        <w:contextualSpacing/>
+        <w:jc w:val="both"/>
+        <w:outlineLvl w:val="9"/>
+        <w:rPr>
+          <w:sz w:val="28"/>
+          <w:szCs w:val="28"/>
+        </w:rPr>
+      </w:pPr>
+      <w:r>
+        <w:rPr>
+          <w:sz w:val="28"/>
+          <w:szCs w:val="28"/>
+        </w:rPr>
+        <w:t xml:space="preserve">    if [ ! -f /var/www/html/wp-config.php ]; then</w:t>
+      </w:r>
+    </w:p>
+    <w:p>
+      <w:pPr>
+        <w:spacing w:line="360" w:lineRule="auto"/>
+        <w:ind w:leftChars="0" w:firstLineChars="0" w:firstLine="0"/>
+        <w:contextualSpacing/>
+        <w:jc w:val="both"/>
+        <w:outlineLvl w:val="9"/>
+        <w:rPr>
+          <w:sz w:val="28"/>
+          <w:szCs w:val="28"/>
+        </w:rPr>
+      </w:pPr>
+      <w:r>
+        <w:rPr>
+          <w:sz w:val="28"/>
+          <w:szCs w:val="28"/>
+        </w:rPr>
+        <w:t xml:space="preserve">      wp config create --path=/var/www/html \</w:t>
+      </w:r>
+    </w:p>
+    <w:p>
+      <w:pPr>
+        <w:spacing w:line="360" w:lineRule="auto"/>
+        <w:ind w:leftChars="0" w:firstLineChars="0" w:firstLine="0"/>
+        <w:contextualSpacing/>
+        <w:jc w:val="both"/>
+        <w:outlineLvl w:val="9"/>
+        <w:rPr>
+          <w:sz w:val="28"/>
+          <w:szCs w:val="28"/>
+        </w:rPr>
+      </w:pPr>
+      <w:r>
+        <w:rPr>
+          <w:sz w:val="28"/>
+          <w:szCs w:val="28"/>
+        </w:rPr>
+        <w:t xml:space="preserve">       --dbname="${DB_NAME}" --dbuser="${DB_USER}" --dbpass="${DB_PASS}" \</w:t>
+      </w:r>
+    </w:p>
+    <w:p>
+      <w:pPr>
+        <w:spacing w:line="360" w:lineRule="auto"/>
+        <w:ind w:leftChars="0" w:firstLineChars="0" w:firstLine="0"/>
+        <w:contextualSpacing/>
+        <w:jc w:val="both"/>
+        <w:outlineLvl w:val="9"/>
+        <w:rPr>
+          <w:sz w:val="28"/>
+          <w:szCs w:val="28"/>
+        </w:rPr>
+      </w:pPr>
+      <w:r>
+        <w:rPr>
+          <w:sz w:val="28"/>
+          <w:szCs w:val="28"/>
+        </w:rPr>
+        <w:t xml:space="preserve">        --dbhost="localhost" --allow-root</w:t>
+      </w:r>
+    </w:p>
+    <w:p>
+      <w:pPr>
+        <w:spacing w:line="360" w:lineRule="auto"/>
+        <w:ind w:leftChars="0" w:firstLineChars="0" w:firstLine="0"/>
+        <w:contextualSpacing/>
+        <w:jc w:val="both"/>
+        <w:outlineLvl w:val="9"/>
+        <w:rPr>
+          <w:sz w:val="28"/>
+          <w:szCs w:val="28"/>
+        </w:rPr>
+      </w:pPr>
+      <w:r>
+        <w:rPr>
+          <w:sz w:val="28"/>
+          <w:szCs w:val="28"/>
+        </w:rPr>
+        <w:t xml:space="preserve">    fi</w:t>
+      </w:r>
+    </w:p>
+    <w:p>
+      <w:pPr>
+        <w:spacing w:line="360" w:lineRule="auto"/>
+        <w:ind w:leftChars="0" w:firstLineChars="0" w:firstLine="0"/>
+        <w:contextualSpacing/>
+        <w:jc w:val="both"/>
+        <w:outlineLvl w:val="9"/>
+        <w:rPr>
+          <w:sz w:val="28"/>
+          <w:szCs w:val="28"/>
+        </w:rPr>
+      </w:pPr>
+      <w:r>
+        <w:rPr>
+          <w:sz w:val="28"/>
+          <w:szCs w:val="28"/>
+        </w:rPr>
+        <w:t xml:space="preserve">    if ! wp core is-installed --path=/var/www/html --allow-root; then</w:t>
+      </w:r>
+    </w:p>
+    <w:p>
+      <w:pPr>
+        <w:spacing w:line="360" w:lineRule="auto"/>
+        <w:ind w:leftChars="0" w:firstLineChars="0" w:firstLine="0"/>
+        <w:contextualSpacing/>
+        <w:jc w:val="both"/>
+        <w:outlineLvl w:val="9"/>
+        <w:rPr>
+          <w:sz w:val="28"/>
+          <w:szCs w:val="28"/>
+        </w:rPr>
+      </w:pPr>
+      <w:r>
+        <w:rPr>
+          <w:sz w:val="28"/>
+          <w:szCs w:val="28"/>
+        </w:rPr>
+        <w:t xml:space="preserve">      wp core install --path=/var/www/html \</w:t>
+      </w:r>
+    </w:p>
+    <w:p>
+      <w:pPr>
+        <w:spacing w:line="360" w:lineRule="auto"/>
+        <w:ind w:leftChars="0" w:firstLineChars="0" w:firstLine="0"/>
+        <w:contextualSpacing/>
+        <w:jc w:val="both"/>
+        <w:outlineLvl w:val="9"/>
+        <w:rPr>
+          <w:sz w:val="28"/>
+          <w:szCs w:val="28"/>
+        </w:rPr>
+      </w:pPr>
+      <w:r>
+        <w:rPr>
+          <w:sz w:val="28"/>
+          <w:szCs w:val="28"/>
+        </w:rPr>
+        <w:t xml:space="preserve">        --url="${SITE_URL}" --title="Canape" \</w:t>
+      </w:r>
+    </w:p>
+    <w:p>
+      <w:pPr>
+        <w:spacing w:line="360" w:lineRule="auto"/>
+        <w:ind w:leftChars="0" w:firstLineChars="0" w:firstLine="0"/>
+        <w:contextualSpacing/>
+        <w:jc w:val="both"/>
+        <w:outlineLvl w:val="9"/>
+        <w:rPr>
+          <w:sz w:val="28"/>
+          <w:szCs w:val="28"/>
+        </w:rPr>
+      </w:pPr>
+      <w:r>
+        <w:rPr>
+          <w:sz w:val="28"/>
+          <w:szCs w:val="28"/>
+        </w:rPr>
+        <w:t xml:space="preserve">        --admin_user="admin" --admin_password="admin12345" \</w:t>
+      </w:r>
+    </w:p>
+    <w:p>
+      <w:pPr>
+        <w:spacing w:line="360" w:lineRule="auto"/>
+        <w:ind w:leftChars="0" w:firstLineChars="0" w:firstLine="0"/>
+        <w:contextualSpacing/>
+        <w:jc w:val="both"/>
+        <w:outlineLvl w:val="9"/>
+        <w:rPr>
+          <w:sz w:val="28"/>
+          <w:szCs w:val="28"/>
+        </w:rPr>
+      </w:pPr>
+      <w:r>
+        <w:rPr>
+          <w:sz w:val="28"/>
+          <w:szCs w:val="28"/>
+        </w:rPr>
+        <w:t xml:space="preserve">        --admin_email="admin@example.com" --skip-email --allow-root</w:t>
+      </w:r>
+    </w:p>
+    <w:p>
+      <w:pPr>
+        <w:spacing w:line="360" w:lineRule="auto"/>
+        <w:ind w:leftChars="0" w:firstLineChars="0" w:firstLine="0"/>
+        <w:contextualSpacing/>
+        <w:jc w:val="both"/>
+        <w:outlineLvl w:val="9"/>
+        <w:rPr>
+          <w:sz w:val="28"/>
+          <w:szCs w:val="28"/>
+        </w:rPr>
+      </w:pPr>
+      <w:r>
+        <w:rPr>
+          <w:sz w:val="28"/>
+          <w:szCs w:val="28"/>
+        </w:rPr>
+        <w:t xml:space="preserve">    fi</w:t>
+      </w:r>
+    </w:p>
+    <w:p>
+      <w:pPr>
+        <w:spacing w:line="360" w:lineRule="auto"/>
+        <w:ind w:leftChars="0" w:firstLineChars="0" w:firstLine="0"/>
+        <w:contextualSpacing/>
+        <w:jc w:val="both"/>
+        <w:outlineLvl w:val="9"/>
+        <w:rPr>
+          <w:sz w:val="28"/>
+          <w:szCs w:val="28"/>
+        </w:rPr>
+      </w:pPr>
+      <w:r>
+        <w:rPr>
+          <w:sz w:val="28"/>
+          <w:szCs w:val="28"/>
+        </w:rPr>
+        <w:t xml:space="preserve">  SHELL</w:t>
+      </w:r>
+    </w:p>
+    <w:p>
+      <w:pPr>
+        <w:spacing w:line="360" w:lineRule="auto"/>
+        <w:ind w:leftChars="0" w:firstLineChars="0" w:firstLine="0"/>
+        <w:contextualSpacing/>
+        <w:jc w:val="both"/>
+        <w:outlineLvl w:val="9"/>
+        <w:rPr>
+          <w:sz w:val="28"/>
+          <w:szCs w:val="28"/>
+        </w:rPr>
+      </w:pPr>
+      <w:r>
+        <w:rPr>
+          <w:sz w:val="28"/>
+          <w:szCs w:val="28"/>
+        </w:rPr>
+        <w:t xml:space="preserve">  # Розгортання теми Canape з папки shared у wp-content/themes та її активація</w:t>
+      </w:r>
+    </w:p>
+    <w:p>
+      <w:pPr>
+        <w:spacing w:line="360" w:lineRule="auto"/>
+        <w:ind w:leftChars="0" w:firstLineChars="0" w:firstLine="0"/>
+        <w:contextualSpacing/>
+        <w:jc w:val="both"/>
+        <w:outlineLvl w:val="9"/>
+        <w:rPr>
+          <w:sz w:val="28"/>
+          <w:szCs w:val="28"/>
+        </w:rPr>
+      </w:pPr>
+      <w:r>
+        <w:rPr>
+          <w:sz w:val="28"/>
+          <w:szCs w:val="28"/>
+        </w:rPr>
+        <w:t xml:space="preserve">  config.vm.provision "shell", inline: &lt;&lt;-SHELL</w:t>
+      </w:r>
+    </w:p>
+    <w:p>
+      <w:pPr>
+        <w:spacing w:line="360" w:lineRule="auto"/>
+        <w:ind w:leftChars="0" w:firstLineChars="0" w:firstLine="0"/>
+        <w:contextualSpacing/>
+        <w:jc w:val="both"/>
+        <w:outlineLvl w:val="9"/>
+        <w:rPr>
+          <w:sz w:val="28"/>
+          <w:szCs w:val="28"/>
+        </w:rPr>
+      </w:pPr>
+      <w:r>
+        <w:rPr>
+          <w:sz w:val="28"/>
+          <w:szCs w:val="28"/>
+        </w:rPr>
+        <w:t xml:space="preserve">    THEME_SRC="/home/vagrant/shared/wordpress1site-main/wordpress1site-main"</w:t>
+      </w:r>
+    </w:p>
+    <w:p>
+      <w:pPr>
+        <w:spacing w:line="360" w:lineRule="auto"/>
+        <w:ind w:leftChars="0" w:firstLineChars="0" w:firstLine="0"/>
+        <w:contextualSpacing/>
+        <w:jc w:val="both"/>
+        <w:outlineLvl w:val="9"/>
+        <w:rPr>
+          <w:sz w:val="28"/>
+          <w:szCs w:val="28"/>
+        </w:rPr>
+      </w:pPr>
+      <w:r>
+        <w:rPr>
+          <w:sz w:val="28"/>
+          <w:szCs w:val="28"/>
+        </w:rPr>
+        <w:t xml:space="preserve">    THEME_DST="/var/www/html/wp-content/themes/canape"</w:t>
+      </w:r>
+    </w:p>
+    <w:p>
+      <w:pPr>
+        <w:spacing w:line="360" w:lineRule="auto"/>
+        <w:ind w:leftChars="0" w:firstLineChars="0" w:firstLine="0"/>
+        <w:contextualSpacing/>
+        <w:jc w:val="both"/>
+        <w:outlineLvl w:val="9"/>
+        <w:rPr>
+          <w:sz w:val="28"/>
+          <w:szCs w:val="28"/>
+        </w:rPr>
+      </w:pPr>
+      <w:r>
+        <w:rPr>
+          <w:sz w:val="28"/>
+          <w:szCs w:val="28"/>
+        </w:rPr>
+        <w:t xml:space="preserve">    mkdir -p "${THEME_DST}"</w:t>
+      </w:r>
+    </w:p>
+    <w:p>
+      <w:pPr>
+        <w:spacing w:line="360" w:lineRule="auto"/>
+        <w:ind w:leftChars="0" w:firstLineChars="0" w:firstLine="0"/>
+        <w:contextualSpacing/>
+        <w:jc w:val="both"/>
+        <w:outlineLvl w:val="9"/>
+        <w:rPr>
+          <w:sz w:val="28"/>
+          <w:szCs w:val="28"/>
+        </w:rPr>
+      </w:pPr>
+      <w:r>
+        <w:rPr>
+          <w:sz w:val="28"/>
+          <w:szCs w:val="28"/>
+        </w:rPr>
+        <w:t xml:space="preserve">    cp -a "${THEME_SRC}/." "${THEME_DST}/"</w:t>
+      </w:r>
+    </w:p>
+    <w:p>
+      <w:pPr>
+        <w:spacing w:line="360" w:lineRule="auto"/>
+        <w:ind w:leftChars="0" w:firstLineChars="0" w:firstLine="0"/>
+        <w:contextualSpacing/>
+        <w:jc w:val="both"/>
+        <w:outlineLvl w:val="9"/>
+        <w:rPr>
+          <w:sz w:val="28"/>
+          <w:szCs w:val="28"/>
+        </w:rPr>
+      </w:pPr>
+      <w:r>
+        <w:rPr>
+          <w:sz w:val="28"/>
+          <w:szCs w:val="28"/>
+        </w:rPr>
+        <w:t xml:space="preserve">    if [ ! -f "${THEME_DST}/style.css" ]; then</w:t>
+      </w:r>
+    </w:p>
+    <w:p>
+      <w:pPr>
+        <w:spacing w:line="360" w:lineRule="auto"/>
+        <w:ind w:leftChars="0" w:firstLineChars="0" w:firstLine="0"/>
+        <w:contextualSpacing/>
+        <w:jc w:val="both"/>
+        <w:outlineLvl w:val="9"/>
+        <w:rPr>
+          <w:sz w:val="28"/>
+          <w:szCs w:val="28"/>
+        </w:rPr>
+      </w:pPr>
+      <w:r>
+        <w:rPr>
+          <w:sz w:val="28"/>
+          <w:szCs w:val="28"/>
+        </w:rPr>
+        <w:t xml:space="preserve">      echo "/*" &gt; "${THEME_DST}/style.css"</w:t>
+      </w:r>
+    </w:p>
+    <w:p>
+      <w:pPr>
+        <w:spacing w:line="360" w:lineRule="auto"/>
+        <w:ind w:leftChars="0" w:firstLineChars="0" w:firstLine="0"/>
+        <w:contextualSpacing/>
+        <w:jc w:val="both"/>
+        <w:outlineLvl w:val="9"/>
+        <w:rPr>
+          <w:sz w:val="28"/>
+          <w:szCs w:val="28"/>
+        </w:rPr>
+      </w:pPr>
+      <w:r>
+        <w:rPr>
+          <w:sz w:val="28"/>
+          <w:szCs w:val="28"/>
+        </w:rPr>
+        <w:t xml:space="preserve">      echo "Theme Name: Canape" &gt;&gt; "${THEME_DST}/style.css"</w:t>
+      </w:r>
+    </w:p>
+    <w:p>
+      <w:pPr>
+        <w:spacing w:line="360" w:lineRule="auto"/>
+        <w:ind w:leftChars="0" w:firstLineChars="0" w:firstLine="0"/>
+        <w:contextualSpacing/>
+        <w:jc w:val="both"/>
+        <w:outlineLvl w:val="9"/>
+        <w:rPr>
+          <w:sz w:val="28"/>
+          <w:szCs w:val="28"/>
+        </w:rPr>
+      </w:pPr>
+      <w:r>
+        <w:rPr>
+          <w:sz w:val="28"/>
+          <w:szCs w:val="28"/>
+        </w:rPr>
+        <w:t xml:space="preserve">      echo "Theme URI: https://example.com/" &gt;&gt; "${THEME_DST}/style.css"</w:t>
+      </w:r>
+    </w:p>
+    <w:p>
+      <w:pPr>
+        <w:spacing w:line="360" w:lineRule="auto"/>
+        <w:ind w:leftChars="0" w:firstLineChars="0" w:firstLine="0"/>
+        <w:contextualSpacing/>
+        <w:jc w:val="both"/>
+        <w:outlineLvl w:val="9"/>
+        <w:rPr>
+          <w:sz w:val="28"/>
+          <w:szCs w:val="28"/>
+        </w:rPr>
+      </w:pPr>
+      <w:r>
+        <w:rPr>
+          <w:sz w:val="28"/>
+          <w:szCs w:val="28"/>
+        </w:rPr>
+        <w:t xml:space="preserve">      echo "Author: lr6AO" &gt;&gt; "${THEME_DST}/style.css"</w:t>
+      </w:r>
+    </w:p>
+    <w:p>
+      <w:pPr>
+        <w:spacing w:line="360" w:lineRule="auto"/>
+        <w:ind w:leftChars="0" w:firstLineChars="0" w:firstLine="0"/>
+        <w:contextualSpacing/>
+        <w:jc w:val="both"/>
+        <w:outlineLvl w:val="9"/>
+        <w:rPr>
+          <w:sz w:val="28"/>
+          <w:szCs w:val="28"/>
+        </w:rPr>
+      </w:pPr>
+      <w:r>
+        <w:rPr>
+          <w:sz w:val="28"/>
+          <w:szCs w:val="28"/>
+        </w:rPr>
+        <w:lastRenderedPageBreak/>
+        <w:t xml:space="preserve">      echo "Description: Тема сайту, розгорнута під час provisioning WordPress" &gt;&gt; "${THEME_DST}/style.css"</w:t>
+      </w:r>
+    </w:p>
+    <w:p>
+      <w:pPr>
+        <w:spacing w:line="360" w:lineRule="auto"/>
+        <w:ind w:leftChars="0" w:firstLineChars="0" w:firstLine="0"/>
+        <w:contextualSpacing/>
+        <w:jc w:val="both"/>
+        <w:outlineLvl w:val="9"/>
+        <w:rPr>
+          <w:sz w:val="28"/>
+          <w:szCs w:val="28"/>
+        </w:rPr>
+      </w:pPr>
+      <w:r>
+        <w:rPr>
+          <w:sz w:val="28"/>
+          <w:szCs w:val="28"/>
+        </w:rPr>
+        <w:t xml:space="preserve">      echo "Version: 1.0" &gt;&gt; "${THEME_DST}/style.css"</w:t>
+      </w:r>
+    </w:p>
+    <w:p>
+      <w:pPr>
+        <w:spacing w:line="360" w:lineRule="auto"/>
+        <w:ind w:leftChars="0" w:firstLineChars="0" w:firstLine="0"/>
+        <w:contextualSpacing/>
+        <w:jc w:val="both"/>
+        <w:outlineLvl w:val="9"/>
+        <w:rPr>
+          <w:sz w:val="28"/>
+          <w:szCs w:val="28"/>
+        </w:rPr>
+      </w:pPr>
+      <w:r>
+        <w:rPr>
+          <w:sz w:val="28"/>
+          <w:szCs w:val="28"/>
+        </w:rPr>
+        <w:t xml:space="preserve">      echo "Text Domain: canape" &gt;&gt; "${THEME_DST}/style.css"</w:t>
+      </w:r>
+    </w:p>
+    <w:p>
+      <w:pPr>
+        <w:spacing w:line="360" w:lineRule="auto"/>
+        <w:ind w:leftChars="0" w:firstLineChars="0" w:firstLine="0"/>
+        <w:contextualSpacing/>
+        <w:jc w:val="both"/>
+        <w:outlineLvl w:val="9"/>
+        <w:rPr>
+          <w:sz w:val="28"/>
+          <w:szCs w:val="28"/>
+        </w:rPr>
+      </w:pPr>
+      <w:r>
+        <w:rPr>
+          <w:sz w:val="28"/>
+          <w:szCs w:val="28"/>
+        </w:rPr>
+        <w:t xml:space="preserve">      echo "*/" &gt;&gt; "${THEME_DST}/style.css"</w:t>
+      </w:r>
+    </w:p>
+    <w:p>
+      <w:pPr>
+        <w:spacing w:line="360" w:lineRule="auto"/>
+        <w:ind w:leftChars="0" w:firstLineChars="0" w:firstLine="0"/>
+        <w:contextualSpacing/>
+        <w:jc w:val="both"/>
+        <w:outlineLvl w:val="9"/>
+        <w:rPr>
+          <w:sz w:val="28"/>
+          <w:szCs w:val="28"/>
+        </w:rPr>
+      </w:pPr>
+      <w:r>
+        <w:rPr>
+          <w:sz w:val="28"/>
+          <w:szCs w:val="28"/>
+        </w:rPr>
+        <w:t xml:space="preserve">    fi</w:t>
+      </w:r>
+    </w:p>
+    <w:p>
+      <w:pPr>
+        <w:spacing w:line="360" w:lineRule="auto"/>
+        <w:ind w:leftChars="0" w:firstLineChars="0" w:firstLine="0"/>
+        <w:contextualSpacing/>
+        <w:jc w:val="both"/>
+        <w:outlineLvl w:val="9"/>
+        <w:rPr>
+          <w:sz w:val="28"/>
+          <w:szCs w:val="28"/>
+        </w:rPr>
+      </w:pPr>
+      <w:r>
+        <w:rPr>
+          <w:sz w:val="28"/>
+          <w:szCs w:val="28"/>
+        </w:rPr>
+        <w:t xml:space="preserve">    chown -R www-data:www-data /var/www/html</w:t>
+      </w:r>
+    </w:p>
+    <w:p>
+      <w:pPr>
+        <w:spacing w:line="360" w:lineRule="auto"/>
+        <w:ind w:leftChars="0" w:firstLineChars="0" w:firstLine="0"/>
+        <w:contextualSpacing/>
+        <w:jc w:val="both"/>
+        <w:outlineLvl w:val="9"/>
+        <w:rPr>
+          <w:sz w:val="28"/>
+          <w:szCs w:val="28"/>
+        </w:rPr>
+      </w:pPr>
+      <w:r>
+        <w:rPr>
+          <w:sz w:val="28"/>
+          <w:szCs w:val="28"/>
+        </w:rPr>
+        <w:t xml:space="preserve">    find /var/www/html -type d -exec chmod 755 {} \\;</w:t>
+      </w:r>
+    </w:p>
+    <w:p>
+      <w:pPr>
+        <w:spacing w:line="360" w:lineRule="auto"/>
+        <w:ind w:leftChars="0" w:firstLineChars="0" w:firstLine="0"/>
+        <w:contextualSpacing/>
+        <w:jc w:val="both"/>
+        <w:outlineLvl w:val="9"/>
+        <w:rPr>
+          <w:sz w:val="28"/>
+          <w:szCs w:val="28"/>
+        </w:rPr>
+      </w:pPr>
+      <w:r>
+        <w:rPr>
+          <w:sz w:val="28"/>
+          <w:szCs w:val="28"/>
+        </w:rPr>
+        <w:t xml:space="preserve">    find /var/www/html -type f -exec chmod 644 {} \\;</w:t>
+      </w:r>
+    </w:p>
+    <w:p>
+      <w:pPr>
+        <w:spacing w:line="360" w:lineRule="auto"/>
+        <w:ind w:leftChars="0" w:firstLineChars="0" w:firstLine="0"/>
+        <w:contextualSpacing/>
+        <w:jc w:val="both"/>
+        <w:outlineLvl w:val="9"/>
+        <w:rPr>
+          <w:sz w:val="28"/>
+          <w:szCs w:val="28"/>
+        </w:rPr>
+      </w:pPr>
+      <w:r>
+        <w:rPr>
+          <w:sz w:val="28"/>
+          <w:szCs w:val="28"/>
+        </w:rPr>
+        <w:t xml:space="preserve">    wp theme activate canape --path=/var/www/html --allow-root</w:t>
+      </w:r>
+    </w:p>
+    <w:p>
+      <w:pPr>
+        <w:spacing w:line="360" w:lineRule="auto"/>
+        <w:ind w:leftChars="0" w:firstLineChars="0" w:firstLine="0"/>
+        <w:contextualSpacing/>
+        <w:jc w:val="both"/>
+        <w:outlineLvl w:val="9"/>
+        <w:rPr>
+          <w:sz w:val="28"/>
+          <w:szCs w:val="28"/>
+        </w:rPr>
+      </w:pPr>
+      <w:r>
+        <w:rPr>
+          <w:sz w:val="28"/>
+          <w:szCs w:val="28"/>
+        </w:rPr>
+        <w:t xml:space="preserve">  SHELL</w:t>
+      </w:r>
+    </w:p>
+    <w:p>
+      <w:pPr>
+        <w:spacing w:line="360" w:lineRule="auto"/>
+        <w:ind w:leftChars="0" w:left="0" w:firstLineChars="0" w:firstLine="0"/>
+        <w:contextualSpacing/>
+        <w:jc w:val="both"/>
+        <w:outlineLvl w:val="9"/>
+        <w:rPr>
+          <w:sz w:val="28"/>
+          <w:szCs w:val="28"/>
+        </w:rPr>
+      </w:pPr>
+      <w:r>
+        <w:rPr>
+          <w:sz w:val="28"/>
+          <w:szCs w:val="28"/>
+        </w:rPr>
+        <w:t>end</w:t>
+      </w:r>
     </w:p>
     <w:sectPr>
       <w:footerReference w:type="even" r:id="rId12"/>
@@ -10532,7 +10299,7 @@
 </file>
 
 <file path=customXml/itemProps2.xml><?xml version="1.0" encoding="utf-8"?>
-<ds:datastoreItem xmlns:ds="http://schemas.openxmlformats.org/officeDocument/2006/customXml" ds:itemID="{8816075E-B1FC-46F7-8534-28FB79F1BED7}">
+<ds:datastoreItem xmlns:ds="http://schemas.openxmlformats.org/officeDocument/2006/customXml" ds:itemID="{4F6EF248-A6CD-42F2-82FB-7F994AF5A7AE}">
   <ds:schemaRefs>
     <ds:schemaRef ds:uri="http://schemas.openxmlformats.org/officeDocument/2006/bibliography"/>
   </ds:schemaRefs>

--- a/Адміністрування обчислювальних комплексів Зроблені ЛР/Лабораторна робота 6 - Матакова А.В. - 409а - Адміністрування обчислювальних комплексів.docx
+++ b/Адміністрування обчислювальних комплексів Зроблені ЛР/Лабораторна робота 6 - Матакова А.В. - 409а - Адміністрування обчислювальних комплексів.docx
@@ -2251,87 +2251,94 @@
         </w:rPr>
         <w:t>:</w:t>
       </w:r>
+    </w:p>
+    <w:p>
+      <w:pPr>
+        <w:spacing w:line="360" w:lineRule="auto"/>
+        <w:ind w:leftChars="0" w:firstLineChars="0" w:firstLine="0"/>
+        <w:contextualSpacing/>
+        <w:jc w:val="both"/>
+        <w:outlineLvl w:val="9"/>
+        <w:rPr>
+          <w:sz w:val="28"/>
+          <w:szCs w:val="28"/>
+        </w:rPr>
+      </w:pPr>
+      <w:r>
+        <w:rPr>
+          <w:sz w:val="28"/>
+          <w:szCs w:val="28"/>
+        </w:rPr>
+        <w:t># -*- mode: ruby -*-</w:t>
+      </w:r>
+    </w:p>
+    <w:p>
+      <w:pPr>
+        <w:spacing w:line="360" w:lineRule="auto"/>
+        <w:ind w:leftChars="0" w:firstLineChars="0" w:firstLine="0"/>
+        <w:contextualSpacing/>
+        <w:jc w:val="both"/>
+        <w:outlineLvl w:val="9"/>
+        <w:rPr>
+          <w:sz w:val="28"/>
+          <w:szCs w:val="28"/>
+        </w:rPr>
+      </w:pPr>
+      <w:r>
+        <w:rPr>
+          <w:sz w:val="28"/>
+          <w:szCs w:val="28"/>
+        </w:rPr>
+        <w:t># vi: set ft=ruby :</w:t>
+      </w:r>
+    </w:p>
+    <w:p>
+      <w:pPr>
+        <w:spacing w:line="360" w:lineRule="auto"/>
+        <w:ind w:leftChars="0" w:firstLineChars="0" w:firstLine="0"/>
+        <w:contextualSpacing/>
+        <w:jc w:val="both"/>
+        <w:outlineLvl w:val="9"/>
+        <w:rPr>
+          <w:sz w:val="28"/>
+          <w:szCs w:val="28"/>
+        </w:rPr>
+      </w:pPr>
+      <w:r>
+        <w:rPr>
+          <w:sz w:val="28"/>
+          <w:szCs w:val="28"/>
+        </w:rPr>
+        <w:t>Vagrant.configure("2") do |config|</w:t>
+      </w:r>
+    </w:p>
+    <w:p>
+      <w:pPr>
+        <w:spacing w:line="360" w:lineRule="auto"/>
+        <w:ind w:leftChars="0" w:firstLineChars="0" w:firstLine="0"/>
+        <w:contextualSpacing/>
+        <w:jc w:val="both"/>
+        <w:outlineLvl w:val="9"/>
+        <w:rPr>
+          <w:sz w:val="28"/>
+          <w:szCs w:val="28"/>
+        </w:rPr>
+      </w:pPr>
+      <w:r>
+        <w:rPr>
+          <w:sz w:val="28"/>
+          <w:szCs w:val="28"/>
+        </w:rPr>
+        <w:t xml:space="preserve">  # Базовий образ віртуальної машини </w:t>
+      </w:r>
       <w:bookmarkStart w:id="0" w:name="_GoBack"/>
       <w:bookmarkEnd w:id="0"/>
-    </w:p>
-    <w:p>
-      <w:pPr>
-        <w:spacing w:line="360" w:lineRule="auto"/>
-        <w:ind w:leftChars="0" w:firstLineChars="0" w:firstLine="0"/>
-        <w:contextualSpacing/>
-        <w:jc w:val="both"/>
-        <w:outlineLvl w:val="9"/>
-        <w:rPr>
-          <w:sz w:val="28"/>
-          <w:szCs w:val="28"/>
-        </w:rPr>
-      </w:pPr>
-      <w:r>
-        <w:rPr>
-          <w:sz w:val="28"/>
-          <w:szCs w:val="28"/>
-        </w:rPr>
-        <w:t># -*- mode: ruby -*-</w:t>
-      </w:r>
-    </w:p>
-    <w:p>
-      <w:pPr>
-        <w:spacing w:line="360" w:lineRule="auto"/>
-        <w:ind w:leftChars="0" w:firstLineChars="0" w:firstLine="0"/>
-        <w:contextualSpacing/>
-        <w:jc w:val="both"/>
-        <w:outlineLvl w:val="9"/>
-        <w:rPr>
-          <w:sz w:val="28"/>
-          <w:szCs w:val="28"/>
-        </w:rPr>
-      </w:pPr>
-      <w:r>
-        <w:rPr>
-          <w:sz w:val="28"/>
-          <w:szCs w:val="28"/>
-        </w:rPr>
-        <w:t># vi: set ft=ruby :</w:t>
-      </w:r>
-    </w:p>
-    <w:p>
-      <w:pPr>
-        <w:spacing w:line="360" w:lineRule="auto"/>
-        <w:ind w:leftChars="0" w:firstLineChars="0" w:firstLine="0"/>
-        <w:contextualSpacing/>
-        <w:jc w:val="both"/>
-        <w:outlineLvl w:val="9"/>
-        <w:rPr>
-          <w:sz w:val="28"/>
-          <w:szCs w:val="28"/>
-        </w:rPr>
-      </w:pPr>
-      <w:r>
-        <w:rPr>
-          <w:sz w:val="28"/>
-          <w:szCs w:val="28"/>
-        </w:rPr>
-        <w:t>Vagrant.configure("2") do |config|</w:t>
-      </w:r>
-    </w:p>
-    <w:p>
-      <w:pPr>
-        <w:spacing w:line="360" w:lineRule="auto"/>
-        <w:ind w:leftChars="0" w:firstLineChars="0" w:firstLine="0"/>
-        <w:contextualSpacing/>
-        <w:jc w:val="both"/>
-        <w:outlineLvl w:val="9"/>
-        <w:rPr>
-          <w:sz w:val="28"/>
-          <w:szCs w:val="28"/>
-        </w:rPr>
-      </w:pPr>
-      <w:r>
-        <w:rPr>
-          <w:sz w:val="28"/>
-          <w:szCs w:val="28"/>
-        </w:rPr>
-        <w:t xml:space="preserve">  # Базовий образ віртуальної машини — Ubuntu 22.04 LTS (Jammy Jellyfish), 64-bit</w:t>
+      <w:r>
+        <w:rPr>
+          <w:sz w:val="28"/>
+          <w:szCs w:val="28"/>
+        </w:rPr>
+        <w:t>Ubuntu 22.04 LTS (Jammy Jellyfish), 64-bit</w:t>
       </w:r>
     </w:p>
     <w:p>
@@ -10299,7 +10306,7 @@
 </file>
 
 <file path=customXml/itemProps2.xml><?xml version="1.0" encoding="utf-8"?>
-<ds:datastoreItem xmlns:ds="http://schemas.openxmlformats.org/officeDocument/2006/customXml" ds:itemID="{4F6EF248-A6CD-42F2-82FB-7F994AF5A7AE}">
+<ds:datastoreItem xmlns:ds="http://schemas.openxmlformats.org/officeDocument/2006/customXml" ds:itemID="{ABB48908-86E1-4899-AC48-742F28492639}">
   <ds:schemaRefs>
     <ds:schemaRef ds:uri="http://schemas.openxmlformats.org/officeDocument/2006/bibliography"/>
   </ds:schemaRefs>

--- a/Адміністрування обчислювальних комплексів Зроблені ЛР/Лабораторна робота 6 - Матакова А.В. - 409а - Адміністрування обчислювальних комплексів.docx
+++ b/Адміністрування обчислювальних комплексів Зроблені ЛР/Лабораторна робота 6 - Матакова А.В. - 409а - Адміністрування обчислювальних комплексів.docx
@@ -1096,33 +1096,16 @@
         </w:rPr>
         <w:t xml:space="preserve"> </w:t>
       </w:r>
+      <w:bookmarkStart w:id="0" w:name="_GoBack"/>
       <w:r>
         <w:rPr>
           <w:iCs/>
-          <w:color w:val="FF0000"/>
-          <w:sz w:val="28"/>
-          <w:szCs w:val="28"/>
-        </w:rPr>
-        <w:t xml:space="preserve">Набути навички роботи </w:t>
-      </w:r>
-      <w:r>
-        <w:rPr>
-          <w:iCs/>
-          <w:color w:val="FF0000"/>
-          <w:sz w:val="28"/>
-          <w:szCs w:val="28"/>
-        </w:rPr>
-        <w:t>з інструментом для тестування Selenium Webdriver API</w:t>
-      </w:r>
-      <w:r>
-        <w:rPr>
-          <w:iCs/>
-          <w:color w:val="FF0000"/>
-          <w:sz w:val="28"/>
-          <w:szCs w:val="28"/>
-        </w:rPr>
-        <w:t>.</w:t>
-      </w:r>
+          <w:sz w:val="28"/>
+          <w:szCs w:val="28"/>
+        </w:rPr>
+        <w:t>Набути практичних навичок автоматизації розгортання систем управління контентом (CMS) засобами Vagrant.</w:t>
+      </w:r>
+      <w:bookmarkEnd w:id="0"/>
     </w:p>
     <w:p>
       <w:pPr>
@@ -2329,16 +2312,7 @@
           <w:sz w:val="28"/>
           <w:szCs w:val="28"/>
         </w:rPr>
-        <w:t xml:space="preserve">  # Базовий образ віртуальної машини </w:t>
-      </w:r>
-      <w:bookmarkStart w:id="0" w:name="_GoBack"/>
-      <w:bookmarkEnd w:id="0"/>
-      <w:r>
-        <w:rPr>
-          <w:sz w:val="28"/>
-          <w:szCs w:val="28"/>
-        </w:rPr>
-        <w:t>Ubuntu 22.04 LTS (Jammy Jellyfish), 64-bit</w:t>
+        <w:t xml:space="preserve">  # Базовий образ віртуальної машини Ubuntu 22.04 LTS (Jammy Jellyfish), 64-bit</w:t>
       </w:r>
     </w:p>
     <w:p>
@@ -10306,7 +10280,7 @@
 </file>
 
 <file path=customXml/itemProps2.xml><?xml version="1.0" encoding="utf-8"?>
-<ds:datastoreItem xmlns:ds="http://schemas.openxmlformats.org/officeDocument/2006/customXml" ds:itemID="{ABB48908-86E1-4899-AC48-742F28492639}">
+<ds:datastoreItem xmlns:ds="http://schemas.openxmlformats.org/officeDocument/2006/customXml" ds:itemID="{864390C6-1178-4EB1-8E42-A24048AC1220}">
   <ds:schemaRefs>
     <ds:schemaRef ds:uri="http://schemas.openxmlformats.org/officeDocument/2006/bibliography"/>
   </ds:schemaRefs>

--- a/Адміністрування обчислювальних комплексів Зроблені ЛР/Лабораторна робота 6 - Матакова А.В. - 409а - Адміністрування обчислювальних комплексів.docx
+++ b/Адміністрування обчислювальних комплексів Зроблені ЛР/Лабораторна робота 6 - Матакова А.В. - 409а - Адміністрування обчислювальних комплексів.docx
@@ -1096,16 +1096,32 @@
         </w:rPr>
         <w:t xml:space="preserve"> </w:t>
       </w:r>
+      <w:r>
+        <w:rPr>
+          <w:iCs/>
+          <w:sz w:val="28"/>
+          <w:szCs w:val="28"/>
+        </w:rPr>
+        <w:t>Набути практичних навичок автоматизації розгорта</w:t>
+      </w:r>
+      <w:r>
+        <w:rPr>
+          <w:iCs/>
+          <w:sz w:val="28"/>
+          <w:szCs w:val="28"/>
+        </w:rPr>
+        <w:t>ння систем управління контентом</w:t>
+      </w:r>
       <w:bookmarkStart w:id="0" w:name="_GoBack"/>
+      <w:bookmarkEnd w:id="0"/>
       <w:r>
         <w:rPr>
           <w:iCs/>
           <w:sz w:val="28"/>
           <w:szCs w:val="28"/>
         </w:rPr>
-        <w:t>Набути практичних навичок автоматизації розгортання систем управління контентом (CMS) засобами Vagrant.</w:t>
-      </w:r>
-      <w:bookmarkEnd w:id="0"/>
+        <w:t xml:space="preserve"> засобами Vagrant.</w:t>
+      </w:r>
     </w:p>
     <w:p>
       <w:pPr>
@@ -10280,7 +10296,7 @@
 </file>
 
 <file path=customXml/itemProps2.xml><?xml version="1.0" encoding="utf-8"?>
-<ds:datastoreItem xmlns:ds="http://schemas.openxmlformats.org/officeDocument/2006/customXml" ds:itemID="{864390C6-1178-4EB1-8E42-A24048AC1220}">
+<ds:datastoreItem xmlns:ds="http://schemas.openxmlformats.org/officeDocument/2006/customXml" ds:itemID="{B711B24B-B445-4931-A9FC-EDC2719903B9}">
   <ds:schemaRefs>
     <ds:schemaRef ds:uri="http://schemas.openxmlformats.org/officeDocument/2006/bibliography"/>
   </ds:schemaRefs>

--- a/Адміністрування обчислювальних комплексів Зроблені ЛР/Лабораторна робота 6 - Матакова А.В. - 409а - Адміністрування обчислювальних комплексів.docx
+++ b/Адміністрування обчислювальних комплексів Зроблені ЛР/Лабораторна робота 6 - Матакова А.В. - 409а - Адміністрування обчислювальних комплексів.docx
@@ -1112,8 +1112,6 @@
         </w:rPr>
         <w:t>ння систем управління контентом</w:t>
       </w:r>
-      <w:bookmarkStart w:id="0" w:name="_GoBack"/>
-      <w:bookmarkEnd w:id="0"/>
       <w:r>
         <w:rPr>
           <w:iCs/>
@@ -1509,14 +1507,35 @@
           <w:sz w:val="28"/>
           <w:szCs w:val="28"/>
         </w:rPr>
-        <w:t>У першій лабораторній роботі обрано програмний продукт, а саме застосунок Flo, який використовується для менеджменту репродуктивного здоров’я людей жіночої статі. Посилання на сайт: https://flo.health/uk.</w:t>
+        <w:t xml:space="preserve">Створено конфігураційний файл Vagrantfile на основі образу ubuntu/jammy64. </w:t>
+      </w:r>
+      <w:r>
+        <w:rPr>
+          <w:sz w:val="28"/>
+          <w:szCs w:val="28"/>
+        </w:rPr>
+        <w:t>Ф</w:t>
+      </w:r>
+      <w:r>
+        <w:rPr>
+          <w:sz w:val="28"/>
+          <w:szCs w:val="28"/>
+        </w:rPr>
+        <w:t>айл доповнено новими блоками provision, які послідовно виконують повне автома</w:t>
+      </w:r>
+      <w:r>
+        <w:rPr>
+          <w:sz w:val="28"/>
+          <w:szCs w:val="28"/>
+        </w:rPr>
+        <w:t>тичне розгортання CMS WordPress.</w:t>
       </w:r>
     </w:p>
     <w:p>
       <w:pPr>
         <w:suppressAutoHyphens w:val="0"/>
         <w:spacing w:line="360" w:lineRule="auto"/>
-        <w:ind w:leftChars="0" w:left="0" w:firstLineChars="0" w:firstLine="709"/>
+        <w:ind w:leftChars="0" w:firstLineChars="0" w:firstLine="709"/>
         <w:jc w:val="both"/>
         <w:textDirection w:val="lrTb"/>
         <w:textAlignment w:val="auto"/>
@@ -1531,54 +1550,42 @@
           <w:sz w:val="28"/>
           <w:szCs w:val="28"/>
         </w:rPr>
-        <w:t xml:space="preserve">Посилання на код </w:t>
-      </w:r>
-      <w:r>
-        <w:rPr>
-          <w:sz w:val="28"/>
-          <w:szCs w:val="28"/>
-          <w:lang w:val="en-US"/>
-        </w:rPr>
-        <w:t>GitHub</w:t>
-      </w:r>
-      <w:r>
-        <w:rPr>
-          <w:sz w:val="28"/>
-          <w:szCs w:val="28"/>
-          <w:lang w:val="ru-RU"/>
-        </w:rPr>
-        <w:t>:</w:t>
-      </w:r>
-      <w:r>
-        <w:rPr>
-          <w:sz w:val="28"/>
-          <w:szCs w:val="28"/>
-        </w:rPr>
-        <w:t xml:space="preserve"> </w:t>
-      </w:r>
-      <w:hyperlink r:id="rId9" w:history="1">
-        <w:r>
-          <w:rPr>
-            <w:rStyle w:val="af"/>
-            <w:sz w:val="28"/>
-            <w:szCs w:val="28"/>
-          </w:rPr>
-          <w:t>https://github.com/Asya05Tree/Lr7FloAutoTests</w:t>
-        </w:r>
-      </w:hyperlink>
-      <w:r>
-        <w:rPr>
-          <w:sz w:val="28"/>
-          <w:szCs w:val="28"/>
-        </w:rPr>
-        <w:t>.</w:t>
+        <w:t xml:space="preserve">Спочатку виконується </w:t>
+      </w:r>
+      <w:r>
+        <w:rPr>
+          <w:sz w:val="28"/>
+          <w:szCs w:val="28"/>
+        </w:rPr>
+        <w:t>о</w:t>
+      </w:r>
+      <w:r>
+        <w:rPr>
+          <w:sz w:val="28"/>
+          <w:szCs w:val="28"/>
+        </w:rPr>
+        <w:t>новлення системних пакетів</w:t>
+      </w:r>
+      <w:r>
+        <w:rPr>
+          <w:sz w:val="28"/>
+          <w:szCs w:val="28"/>
+        </w:rPr>
+        <w:t xml:space="preserve"> за допомогою команд apt-get update та apt-get upgrade</w:t>
+      </w:r>
+      <w:r>
+        <w:rPr>
+          <w:sz w:val="28"/>
+          <w:szCs w:val="28"/>
+        </w:rPr>
+        <w:t xml:space="preserve">. Це гарантує, що всі компоненти середовища є актуальними та безпечними.  </w:t>
       </w:r>
     </w:p>
     <w:p>
       <w:pPr>
         <w:suppressAutoHyphens w:val="0"/>
         <w:spacing w:line="360" w:lineRule="auto"/>
-        <w:ind w:leftChars="0" w:left="0" w:firstLineChars="0" w:firstLine="709"/>
+        <w:ind w:leftChars="0" w:firstLineChars="0" w:firstLine="709"/>
         <w:jc w:val="both"/>
         <w:textDirection w:val="lrTb"/>
         <w:textAlignment w:val="auto"/>
@@ -1590,17 +1597,451 @@
       </w:pPr>
       <w:r>
         <w:rPr>
+          <w:sz w:val="28"/>
+          <w:szCs w:val="28"/>
+        </w:rPr>
+        <w:t xml:space="preserve">Далі встановлюється Apache2 </w:t>
+      </w:r>
+      <w:r>
+        <w:rPr>
+          <w:sz w:val="28"/>
+          <w:szCs w:val="28"/>
+        </w:rPr>
+        <w:t>–</w:t>
+      </w:r>
+      <w:r>
+        <w:rPr>
+          <w:sz w:val="28"/>
+          <w:szCs w:val="28"/>
+        </w:rPr>
+        <w:t xml:space="preserve"> веб‑сервер, який залишився з попередньої роботи. Якщо раніше він використовувався для статичного сайту, тепер його роль </w:t>
+      </w:r>
+      <w:r>
+        <w:rPr>
+          <w:sz w:val="28"/>
+          <w:szCs w:val="28"/>
+        </w:rPr>
+        <w:t>полягає у підтримці WordPress.</w:t>
+      </w:r>
+    </w:p>
+    <w:p>
+      <w:pPr>
+        <w:suppressAutoHyphens w:val="0"/>
+        <w:spacing w:line="360" w:lineRule="auto"/>
+        <w:ind w:leftChars="0" w:firstLineChars="0" w:firstLine="709"/>
+        <w:jc w:val="both"/>
+        <w:textDirection w:val="lrTb"/>
+        <w:textAlignment w:val="auto"/>
+        <w:outlineLvl w:val="9"/>
+        <w:rPr>
+          <w:sz w:val="28"/>
+          <w:szCs w:val="28"/>
+        </w:rPr>
+      </w:pPr>
+      <w:r>
+        <w:rPr>
+          <w:sz w:val="28"/>
+          <w:szCs w:val="28"/>
+        </w:rPr>
+        <w:t>Наступним кроком є інсталяція PHP та необхідних розширень</w:t>
+      </w:r>
+      <w:r>
+        <w:rPr>
+          <w:sz w:val="28"/>
+          <w:szCs w:val="28"/>
+        </w:rPr>
+        <w:t>.</w:t>
+      </w:r>
+    </w:p>
+    <w:p>
+      <w:pPr>
+        <w:suppressAutoHyphens w:val="0"/>
+        <w:spacing w:line="360" w:lineRule="auto"/>
+        <w:ind w:leftChars="0" w:firstLineChars="0" w:firstLine="709"/>
+        <w:jc w:val="both"/>
+        <w:textDirection w:val="lrTb"/>
+        <w:textAlignment w:val="auto"/>
+        <w:outlineLvl w:val="9"/>
+        <w:rPr>
+          <w:sz w:val="28"/>
+          <w:szCs w:val="28"/>
+        </w:rPr>
+      </w:pPr>
+      <w:r>
+        <w:rPr>
+          <w:sz w:val="28"/>
+          <w:szCs w:val="28"/>
+        </w:rPr>
+        <w:lastRenderedPageBreak/>
+        <w:t>Після цього встановлюється MySQL. Це забезпечує основ</w:t>
+      </w:r>
+      <w:r>
+        <w:rPr>
+          <w:sz w:val="28"/>
+          <w:szCs w:val="28"/>
+        </w:rPr>
+        <w:t>у для збереження контенту CMS.</w:t>
+      </w:r>
+    </w:p>
+    <w:p>
+      <w:pPr>
+        <w:suppressAutoHyphens w:val="0"/>
+        <w:spacing w:line="360" w:lineRule="auto"/>
+        <w:ind w:leftChars="0" w:firstLineChars="0" w:firstLine="709"/>
+        <w:jc w:val="both"/>
+        <w:textDirection w:val="lrTb"/>
+        <w:textAlignment w:val="auto"/>
+        <w:outlineLvl w:val="9"/>
+        <w:rPr>
+          <w:sz w:val="28"/>
+          <w:szCs w:val="28"/>
+        </w:rPr>
+      </w:pPr>
+      <w:r>
+        <w:rPr>
+          <w:sz w:val="28"/>
+          <w:szCs w:val="28"/>
+        </w:rPr>
+        <w:t>Для зручності адміністрування додається WP-CLI</w:t>
+      </w:r>
+      <w:r>
+        <w:rPr>
+          <w:sz w:val="28"/>
+          <w:szCs w:val="28"/>
+        </w:rPr>
+        <w:t xml:space="preserve"> </w:t>
+      </w:r>
+      <w:r>
+        <w:rPr>
+          <w:sz w:val="28"/>
+          <w:szCs w:val="28"/>
+        </w:rPr>
+        <w:t>–</w:t>
+      </w:r>
+      <w:r>
+        <w:rPr>
+          <w:sz w:val="28"/>
+          <w:szCs w:val="28"/>
+        </w:rPr>
+        <w:t xml:space="preserve"> інструмент командного рядка, який дозволяє керувати WordPress бе</w:t>
+      </w:r>
+      <w:r>
+        <w:rPr>
+          <w:sz w:val="28"/>
+          <w:szCs w:val="28"/>
+        </w:rPr>
+        <w:t>з використання веб‑інтерфейсу.</w:t>
+      </w:r>
+    </w:p>
+    <w:p>
+      <w:pPr>
+        <w:suppressAutoHyphens w:val="0"/>
+        <w:spacing w:line="360" w:lineRule="auto"/>
+        <w:ind w:leftChars="0" w:firstLineChars="0" w:firstLine="709"/>
+        <w:jc w:val="both"/>
+        <w:textDirection w:val="lrTb"/>
+        <w:textAlignment w:val="auto"/>
+        <w:outlineLvl w:val="9"/>
+        <w:rPr>
+          <w:sz w:val="28"/>
+          <w:szCs w:val="28"/>
+        </w:rPr>
+      </w:pPr>
+      <w:r>
+        <w:rPr>
+          <w:sz w:val="28"/>
+          <w:szCs w:val="28"/>
+        </w:rPr>
+        <w:t>Далі відбувається завантаження ядра WordPress, ст</w:t>
+      </w:r>
+      <w:r>
+        <w:rPr>
+          <w:sz w:val="28"/>
+          <w:szCs w:val="28"/>
+        </w:rPr>
+        <w:t>ворення конфігураційного файлу wp-config.php</w:t>
+      </w:r>
+      <w:r>
+        <w:rPr>
+          <w:sz w:val="28"/>
+          <w:szCs w:val="28"/>
+        </w:rPr>
+        <w:t xml:space="preserve"> з параметрами підключення до бази даних та автомат</w:t>
+      </w:r>
+      <w:r>
+        <w:rPr>
+          <w:sz w:val="28"/>
+          <w:szCs w:val="28"/>
+        </w:rPr>
+        <w:t>ичне встановлення CMS командою wp core install</w:t>
+      </w:r>
+      <w:r>
+        <w:rPr>
+          <w:sz w:val="28"/>
+          <w:szCs w:val="28"/>
+        </w:rPr>
+        <w:t>. На цьому етапі створюється о</w:t>
+      </w:r>
+      <w:r>
+        <w:rPr>
+          <w:sz w:val="28"/>
+          <w:szCs w:val="28"/>
+        </w:rPr>
+        <w:t>бліковий запис адміністратора.</w:t>
+      </w:r>
+    </w:p>
+    <w:p>
+      <w:pPr>
+        <w:suppressAutoHyphens w:val="0"/>
+        <w:spacing w:line="360" w:lineRule="auto"/>
+        <w:ind w:leftChars="0" w:firstLineChars="0" w:firstLine="709"/>
+        <w:jc w:val="both"/>
+        <w:textDirection w:val="lrTb"/>
+        <w:textAlignment w:val="auto"/>
+        <w:outlineLvl w:val="9"/>
+        <w:rPr>
+          <w:sz w:val="28"/>
+          <w:szCs w:val="28"/>
+        </w:rPr>
+      </w:pPr>
+      <w:r>
+        <w:rPr>
+          <w:sz w:val="28"/>
+          <w:szCs w:val="28"/>
+        </w:rPr>
+        <w:t xml:space="preserve">Завершальним кроком є </w:t>
+      </w:r>
+      <w:r>
+        <w:rPr>
+          <w:sz w:val="28"/>
+          <w:szCs w:val="28"/>
+        </w:rPr>
+        <w:t>розгортання власної теми «Canape». Вона копіюється із синхронізованої директорії shared у каталог wp-content/themes</w:t>
+      </w:r>
+      <w:r>
+        <w:rPr>
+          <w:sz w:val="28"/>
+          <w:szCs w:val="28"/>
+        </w:rPr>
+        <w:t>. Формується файл style.css</w:t>
+      </w:r>
+      <w:r>
+        <w:rPr>
+          <w:sz w:val="28"/>
+          <w:szCs w:val="28"/>
+        </w:rPr>
+        <w:t xml:space="preserve"> теми, після чого вона активується командою </w:t>
+      </w:r>
+      <w:r>
+        <w:rPr>
+          <w:sz w:val="28"/>
+          <w:szCs w:val="28"/>
+        </w:rPr>
+        <w:t>wp theme activate</w:t>
+      </w:r>
+      <w:r>
+        <w:rPr>
+          <w:sz w:val="28"/>
+          <w:szCs w:val="28"/>
+        </w:rPr>
+        <w:t>.</w:t>
+      </w:r>
+    </w:p>
+    <w:p>
+      <w:pPr>
+        <w:suppressAutoHyphens w:val="0"/>
+        <w:spacing w:line="360" w:lineRule="auto"/>
+        <w:ind w:leftChars="0" w:left="0" w:firstLineChars="0" w:firstLine="0"/>
+        <w:jc w:val="center"/>
+        <w:textDirection w:val="lrTb"/>
+        <w:textAlignment w:val="auto"/>
+        <w:outlineLvl w:val="9"/>
+        <w:rPr>
+          <w:sz w:val="28"/>
+          <w:szCs w:val="28"/>
+        </w:rPr>
+      </w:pPr>
+      <w:r>
+        <w:rPr>
           <w:noProof/>
           <w:sz w:val="28"/>
           <w:szCs w:val="28"/>
           <w:lang w:val="ru-RU"/>
         </w:rPr>
-        <w:lastRenderedPageBreak/>
         <w:drawing>
           <wp:inline distT="0" distB="0" distL="0" distR="0" wp14:anchorId="6BA82740" wp14:editId="319433B6">
             <wp:extent cx="6299835" cy="3950335"/>
             <wp:effectExtent l="0" t="0" r="5715" b="0"/>
             <wp:docPr id="2" name="Рисунок 2"/>
+            <wp:cNvGraphicFramePr>
+              <a:graphicFrameLocks xmlns:a="http://schemas.openxmlformats.org/drawingml/2006/main" noChangeAspect="1"/>
+            </wp:cNvGraphicFramePr>
+            <a:graphic xmlns:a="http://schemas.openxmlformats.org/drawingml/2006/main">
+              <a:graphicData uri="http://schemas.openxmlformats.org/drawingml/2006/picture">
+                <pic:pic xmlns:pic="http://schemas.openxmlformats.org/drawingml/2006/picture">
+                  <pic:nvPicPr>
+                    <pic:cNvPr id="1" name=""/>
+                    <pic:cNvPicPr/>
+                  </pic:nvPicPr>
+                  <pic:blipFill>
+                    <a:blip r:embed="rId9"/>
+                    <a:stretch>
+                      <a:fillRect/>
+                    </a:stretch>
+                  </pic:blipFill>
+                  <pic:spPr>
+                    <a:xfrm>
+                      <a:off x="0" y="0"/>
+                      <a:ext cx="6299835" cy="3950335"/>
+                    </a:xfrm>
+                    <a:prstGeom prst="rect">
+                      <a:avLst/>
+                    </a:prstGeom>
+                  </pic:spPr>
+                </pic:pic>
+              </a:graphicData>
+            </a:graphic>
+          </wp:inline>
+        </w:drawing>
+      </w:r>
+    </w:p>
+    <w:p>
+      <w:pPr>
+        <w:suppressAutoHyphens w:val="0"/>
+        <w:spacing w:line="360" w:lineRule="auto"/>
+        <w:ind w:leftChars="0" w:left="0" w:firstLineChars="0" w:firstLine="0"/>
+        <w:jc w:val="center"/>
+        <w:textDirection w:val="lrTb"/>
+        <w:textAlignment w:val="auto"/>
+        <w:outlineLvl w:val="9"/>
+        <w:rPr>
+          <w:sz w:val="28"/>
+          <w:szCs w:val="28"/>
+        </w:rPr>
+      </w:pPr>
+      <w:r>
+        <w:rPr>
+          <w:sz w:val="28"/>
+          <w:szCs w:val="28"/>
+        </w:rPr>
+        <w:t>Рисунок 1 –</w:t>
+      </w:r>
+      <w:r>
+        <w:rPr>
+          <w:sz w:val="28"/>
+          <w:szCs w:val="28"/>
+        </w:rPr>
+        <w:t xml:space="preserve"> </w:t>
+      </w:r>
+      <w:r>
+        <w:rPr>
+          <w:sz w:val="28"/>
+          <w:szCs w:val="28"/>
+        </w:rPr>
+        <w:t>Результат виконання команди vagrant up</w:t>
+      </w:r>
+    </w:p>
+    <w:p>
+      <w:pPr>
+        <w:suppressAutoHyphens w:val="0"/>
+        <w:spacing w:line="360" w:lineRule="auto"/>
+        <w:ind w:leftChars="0" w:left="0" w:firstLineChars="0" w:firstLine="709"/>
+        <w:jc w:val="both"/>
+        <w:textDirection w:val="lrTb"/>
+        <w:textAlignment w:val="auto"/>
+        <w:outlineLvl w:val="9"/>
+        <w:rPr>
+          <w:sz w:val="28"/>
+          <w:szCs w:val="28"/>
+        </w:rPr>
+      </w:pPr>
+      <w:r>
+        <w:rPr>
+          <w:sz w:val="28"/>
+          <w:szCs w:val="28"/>
+        </w:rPr>
+        <w:t xml:space="preserve">Виконано команду vagrant up. Оскільки середовище на момент цього запуску вже було раніше піднято та провіжнено, Vagrant не виконував провижнінг повторно </w:t>
+      </w:r>
+      <w:r>
+        <w:rPr>
+          <w:sz w:val="28"/>
+          <w:szCs w:val="28"/>
+        </w:rPr>
+        <w:t>–</w:t>
+      </w:r>
+      <w:r>
+        <w:rPr>
+          <w:sz w:val="28"/>
+          <w:szCs w:val="28"/>
+        </w:rPr>
+        <w:t xml:space="preserve"> </w:t>
+      </w:r>
+      <w:r>
+        <w:rPr>
+          <w:sz w:val="28"/>
+          <w:szCs w:val="28"/>
+        </w:rPr>
+        <w:t>про це свідчить повідомлення Machine already provisioned. Vagrant підключився до вже готової машини по SSH (127.0.0.1:2222), налаштував мережевий інтерфейс та підключив синхронізовані папки (/vagrant та /home/vagrant/shared).</w:t>
+      </w:r>
+    </w:p>
+    <w:p>
+      <w:pPr>
+        <w:suppressAutoHyphens w:val="0"/>
+        <w:spacing w:line="360" w:lineRule="auto"/>
+        <w:ind w:leftChars="0" w:left="0" w:firstLineChars="0" w:firstLine="709"/>
+        <w:jc w:val="both"/>
+        <w:textDirection w:val="lrTb"/>
+        <w:textAlignment w:val="auto"/>
+        <w:outlineLvl w:val="9"/>
+        <w:rPr>
+          <w:sz w:val="28"/>
+          <w:szCs w:val="28"/>
+        </w:rPr>
+      </w:pPr>
+      <w:r>
+        <w:rPr>
+          <w:sz w:val="28"/>
+          <w:szCs w:val="28"/>
+        </w:rPr>
+        <w:lastRenderedPageBreak/>
+        <w:t xml:space="preserve">Після запуску середовища перевірено працездатність розгорнутого CMS WordPress. У браузері фізичної машини </w:t>
+      </w:r>
+      <w:bookmarkStart w:id="0" w:name="_GoBack"/>
+      <w:bookmarkEnd w:id="0"/>
+      <w:r>
+        <w:rPr>
+          <w:sz w:val="28"/>
+          <w:szCs w:val="28"/>
+        </w:rPr>
+        <w:t>відкрито сайт «Canape», що використовує саморобну тему оформлення, розгорнуту через provisioning. Наявність панелі адміністратора WordPress у верхній частині сторінки («Howdy, admin», пункти меню «Customize», «New» тощо) підтверджує успішний автоматичний вхід/автентифікацію адміністратора та коректну роботу всього стеку CMS.</w:t>
+      </w:r>
+    </w:p>
+    <w:p>
+      <w:pPr>
+        <w:suppressAutoHyphens w:val="0"/>
+        <w:spacing w:line="360" w:lineRule="auto"/>
+        <w:ind w:leftChars="0" w:left="0" w:firstLineChars="0" w:firstLine="0"/>
+        <w:jc w:val="center"/>
+        <w:textDirection w:val="lrTb"/>
+        <w:textAlignment w:val="auto"/>
+        <w:outlineLvl w:val="9"/>
+        <w:rPr>
+          <w:sz w:val="28"/>
+          <w:szCs w:val="28"/>
+        </w:rPr>
+      </w:pPr>
+      <w:r>
+        <w:rPr>
+          <w:noProof/>
+          <w:sz w:val="28"/>
+          <w:szCs w:val="28"/>
+          <w:lang w:val="ru-RU"/>
+        </w:rPr>
+        <w:drawing>
+          <wp:inline distT="0" distB="0" distL="0" distR="0" wp14:anchorId="331BD3F6" wp14:editId="4CB9FF93">
+            <wp:extent cx="6299835" cy="2988945"/>
+            <wp:effectExtent l="0" t="0" r="5715" b="1905"/>
+            <wp:docPr id="1" name="Рисунок 1"/>
             <wp:cNvGraphicFramePr>
               <a:graphicFrameLocks xmlns:a="http://schemas.openxmlformats.org/drawingml/2006/main" noChangeAspect="1"/>
             </wp:cNvGraphicFramePr>
@@ -1620,64 +2061,6 @@
                   <pic:spPr>
                     <a:xfrm>
                       <a:off x="0" y="0"/>
-                      <a:ext cx="6299835" cy="3950335"/>
-                    </a:xfrm>
-                    <a:prstGeom prst="rect">
-                      <a:avLst/>
-                    </a:prstGeom>
-                  </pic:spPr>
-                </pic:pic>
-              </a:graphicData>
-            </a:graphic>
-          </wp:inline>
-        </w:drawing>
-      </w:r>
-    </w:p>
-    <w:p>
-      <w:pPr>
-        <w:suppressAutoHyphens w:val="0"/>
-        <w:spacing w:line="360" w:lineRule="auto"/>
-        <w:ind w:leftChars="0" w:left="0" w:firstLineChars="0" w:firstLine="0"/>
-        <w:jc w:val="center"/>
-        <w:textDirection w:val="lrTb"/>
-        <w:textAlignment w:val="auto"/>
-        <w:outlineLvl w:val="9"/>
-        <w:rPr>
-          <w:sz w:val="28"/>
-          <w:szCs w:val="28"/>
-        </w:rPr>
-      </w:pPr>
-      <w:r>
-        <w:rPr>
-          <w:noProof/>
-          <w:sz w:val="28"/>
-          <w:szCs w:val="28"/>
-          <w:lang w:val="ru-RU"/>
-        </w:rPr>
-        <w:drawing>
-          <wp:inline distT="0" distB="0" distL="0" distR="0" wp14:anchorId="331BD3F6" wp14:editId="4CB9FF93">
-            <wp:extent cx="6299835" cy="2988945"/>
-            <wp:effectExtent l="0" t="0" r="5715" b="1905"/>
-            <wp:docPr id="1" name="Рисунок 1"/>
-            <wp:cNvGraphicFramePr>
-              <a:graphicFrameLocks xmlns:a="http://schemas.openxmlformats.org/drawingml/2006/main" noChangeAspect="1"/>
-            </wp:cNvGraphicFramePr>
-            <a:graphic xmlns:a="http://schemas.openxmlformats.org/drawingml/2006/main">
-              <a:graphicData uri="http://schemas.openxmlformats.org/drawingml/2006/picture">
-                <pic:pic xmlns:pic="http://schemas.openxmlformats.org/drawingml/2006/picture">
-                  <pic:nvPicPr>
-                    <pic:cNvPr id="1" name=""/>
-                    <pic:cNvPicPr/>
-                  </pic:nvPicPr>
-                  <pic:blipFill>
-                    <a:blip r:embed="rId11"/>
-                    <a:stretch>
-                      <a:fillRect/>
-                    </a:stretch>
-                  </pic:blipFill>
-                  <pic:spPr>
-                    <a:xfrm>
-                      <a:off x="0" y="0"/>
                       <a:ext cx="6299835" cy="2988945"/>
                     </a:xfrm>
                     <a:prstGeom prst="rect">
@@ -1710,7 +2093,21 @@
           <w:sz w:val="28"/>
           <w:szCs w:val="28"/>
         </w:rPr>
-        <w:t>Рисунок 1 –</w:t>
+        <w:t xml:space="preserve">Рисунок </w:t>
+      </w:r>
+      <w:r>
+        <w:rPr>
+          <w:sz w:val="28"/>
+          <w:szCs w:val="28"/>
+        </w:rPr>
+        <w:t>2</w:t>
+      </w:r>
+      <w:r>
+        <w:rPr>
+          <w:sz w:val="28"/>
+          <w:szCs w:val="28"/>
+        </w:rPr>
+        <w:t xml:space="preserve"> –</w:t>
       </w:r>
       <w:r>
         <w:rPr>
@@ -1724,7 +2121,7 @@
           <w:sz w:val="28"/>
           <w:szCs w:val="28"/>
         </w:rPr>
-        <w:t>Результат тестування</w:t>
+        <w:t>Результат виконання команди vagrant up</w:t>
       </w:r>
     </w:p>
     <w:p>
@@ -1854,7 +2251,6 @@
           <w:sz w:val="28"/>
           <w:szCs w:val="28"/>
         </w:rPr>
-        <w:lastRenderedPageBreak/>
         <w:t>Що є джерелом образу ОС для виконання цієї роботи?</w:t>
       </w:r>
     </w:p>
@@ -2019,6 +2415,7 @@
           <w:sz w:val="28"/>
           <w:szCs w:val="28"/>
         </w:rPr>
+        <w:lastRenderedPageBreak/>
         <w:t>Які компоненти необхідні для коректної роботи CMS WordPress?</w:t>
       </w:r>
     </w:p>
@@ -2468,8 +2865,168 @@
           <w:sz w:val="28"/>
           <w:szCs w:val="28"/>
         </w:rPr>
+        <w:t xml:space="preserve">  config.vm.provider "virtualbox" do |vb|</w:t>
+      </w:r>
+    </w:p>
+    <w:p>
+      <w:pPr>
+        <w:spacing w:line="360" w:lineRule="auto"/>
+        <w:ind w:leftChars="0" w:firstLineChars="0" w:firstLine="0"/>
+        <w:contextualSpacing/>
+        <w:jc w:val="both"/>
+        <w:outlineLvl w:val="9"/>
+        <w:rPr>
+          <w:sz w:val="28"/>
+          <w:szCs w:val="28"/>
+        </w:rPr>
+      </w:pPr>
+      <w:r>
+        <w:rPr>
+          <w:sz w:val="28"/>
+          <w:szCs w:val="28"/>
+        </w:rPr>
+        <w:t xml:space="preserve">    vb.name = "lr4-ubuntu-jammy64"</w:t>
+      </w:r>
+    </w:p>
+    <w:p>
+      <w:pPr>
+        <w:spacing w:line="360" w:lineRule="auto"/>
+        <w:ind w:leftChars="0" w:firstLineChars="0" w:firstLine="0"/>
+        <w:contextualSpacing/>
+        <w:jc w:val="both"/>
+        <w:outlineLvl w:val="9"/>
+        <w:rPr>
+          <w:sz w:val="28"/>
+          <w:szCs w:val="28"/>
+        </w:rPr>
+      </w:pPr>
+      <w:r>
+        <w:rPr>
+          <w:sz w:val="28"/>
+          <w:szCs w:val="28"/>
+        </w:rPr>
+        <w:t xml:space="preserve">    vb.memory = "1024"</w:t>
+      </w:r>
+    </w:p>
+    <w:p>
+      <w:pPr>
+        <w:spacing w:line="360" w:lineRule="auto"/>
+        <w:ind w:leftChars="0" w:firstLineChars="0" w:firstLine="0"/>
+        <w:contextualSpacing/>
+        <w:jc w:val="both"/>
+        <w:outlineLvl w:val="9"/>
+        <w:rPr>
+          <w:sz w:val="28"/>
+          <w:szCs w:val="28"/>
+        </w:rPr>
+      </w:pPr>
+      <w:r>
+        <w:rPr>
+          <w:sz w:val="28"/>
+          <w:szCs w:val="28"/>
+        </w:rPr>
+        <w:t xml:space="preserve">    vb.cpus = 1</w:t>
+      </w:r>
+    </w:p>
+    <w:p>
+      <w:pPr>
+        <w:spacing w:line="360" w:lineRule="auto"/>
+        <w:ind w:leftChars="0" w:firstLineChars="0" w:firstLine="0"/>
+        <w:contextualSpacing/>
+        <w:jc w:val="both"/>
+        <w:outlineLvl w:val="9"/>
+        <w:rPr>
+          <w:sz w:val="28"/>
+          <w:szCs w:val="28"/>
+        </w:rPr>
+      </w:pPr>
+      <w:r>
+        <w:rPr>
+          <w:sz w:val="28"/>
+          <w:szCs w:val="28"/>
+        </w:rPr>
+        <w:t xml:space="preserve">    vb.gui = false</w:t>
+      </w:r>
+    </w:p>
+    <w:p>
+      <w:pPr>
+        <w:spacing w:line="360" w:lineRule="auto"/>
+        <w:ind w:leftChars="0" w:firstLineChars="0" w:firstLine="0"/>
+        <w:contextualSpacing/>
+        <w:jc w:val="both"/>
+        <w:outlineLvl w:val="9"/>
+        <w:rPr>
+          <w:sz w:val="28"/>
+          <w:szCs w:val="28"/>
+        </w:rPr>
+      </w:pPr>
+      <w:r>
+        <w:rPr>
+          <w:sz w:val="28"/>
+          <w:szCs w:val="28"/>
+        </w:rPr>
+        <w:t xml:space="preserve">  end</w:t>
+      </w:r>
+    </w:p>
+    <w:p>
+      <w:pPr>
+        <w:spacing w:line="360" w:lineRule="auto"/>
+        <w:ind w:leftChars="0" w:firstLineChars="0" w:firstLine="0"/>
+        <w:contextualSpacing/>
+        <w:jc w:val="both"/>
+        <w:outlineLvl w:val="9"/>
+        <w:rPr>
+          <w:sz w:val="28"/>
+          <w:szCs w:val="28"/>
+        </w:rPr>
+      </w:pPr>
+      <w:r>
+        <w:rPr>
+          <w:sz w:val="28"/>
+          <w:szCs w:val="28"/>
+        </w:rPr>
+        <w:t xml:space="preserve">  # Синхронізація папки проєкту з віртуальною машиною</w:t>
+      </w:r>
+    </w:p>
+    <w:p>
+      <w:pPr>
+        <w:spacing w:line="360" w:lineRule="auto"/>
+        <w:ind w:leftChars="0" w:firstLineChars="0" w:firstLine="0"/>
+        <w:contextualSpacing/>
+        <w:jc w:val="both"/>
+        <w:outlineLvl w:val="9"/>
+        <w:rPr>
+          <w:sz w:val="28"/>
+          <w:szCs w:val="28"/>
+        </w:rPr>
+      </w:pPr>
+      <w:r>
+        <w:rPr>
+          <w:sz w:val="28"/>
+          <w:szCs w:val="28"/>
+        </w:rPr>
+        <w:t xml:space="preserve">  config.vm.synced_folder ".", "/vagrant"</w:t>
+      </w:r>
+    </w:p>
+    <w:p>
+      <w:pPr>
+        <w:spacing w:line="360" w:lineRule="auto"/>
+        <w:ind w:leftChars="0" w:firstLineChars="0" w:firstLine="0"/>
+        <w:contextualSpacing/>
+        <w:jc w:val="both"/>
+        <w:outlineLvl w:val="9"/>
+        <w:rPr>
+          <w:sz w:val="28"/>
+          <w:szCs w:val="28"/>
+        </w:rPr>
+      </w:pPr>
+      <w:r>
+        <w:rPr>
+          <w:sz w:val="28"/>
+          <w:szCs w:val="28"/>
+        </w:rPr>
         <w:lastRenderedPageBreak/>
-        <w:t xml:space="preserve">  config.vm.provider "virtualbox" do |vb|</w:t>
+        <w:t xml:space="preserve">  # Додаткова синхронізована директорія: локальна папка ./shared монтується у /home/vagrant/shared</w:t>
       </w:r>
     </w:p>
     <w:p>
@@ -2489,7 +3046,7 @@
           <w:sz w:val="28"/>
           <w:szCs w:val="28"/>
         </w:rPr>
-        <w:t xml:space="preserve">    vb.name = "lr4-ubuntu-jammy64"</w:t>
+        <w:t xml:space="preserve">  config.vm.synced_folder "./shared", "/home/vagrant/shared", create: true</w:t>
       </w:r>
     </w:p>
     <w:p>
@@ -2509,7 +3066,7 @@
           <w:sz w:val="28"/>
           <w:szCs w:val="28"/>
         </w:rPr>
-        <w:t xml:space="preserve">    vb.memory = "1024"</w:t>
+        <w:t xml:space="preserve">  # Первинне налаштування системи при створенні машини</w:t>
       </w:r>
     </w:p>
     <w:p>
@@ -2529,7 +3086,7 @@
           <w:sz w:val="28"/>
           <w:szCs w:val="28"/>
         </w:rPr>
-        <w:t xml:space="preserve">    vb.cpus = 1</w:t>
+        <w:t xml:space="preserve">  config.vm.provision "shell", inline: &lt;&lt;-SHELL</w:t>
       </w:r>
     </w:p>
     <w:p>
@@ -2549,7 +3106,7 @@
           <w:sz w:val="28"/>
           <w:szCs w:val="28"/>
         </w:rPr>
-        <w:t xml:space="preserve">    vb.gui = false</w:t>
+        <w:t xml:space="preserve">    apt-get update</w:t>
       </w:r>
     </w:p>
     <w:p>
@@ -2569,7 +3126,7 @@
           <w:sz w:val="28"/>
           <w:szCs w:val="28"/>
         </w:rPr>
-        <w:t xml:space="preserve">  end</w:t>
+        <w:t xml:space="preserve">    apt-get upgrade -y</w:t>
       </w:r>
     </w:p>
     <w:p>
@@ -2589,7 +3146,7 @@
           <w:sz w:val="28"/>
           <w:szCs w:val="28"/>
         </w:rPr>
-        <w:t xml:space="preserve">  # Синхронізація папки проєкту з віртуальною машиною</w:t>
+        <w:t xml:space="preserve">  SHELL</w:t>
       </w:r>
     </w:p>
     <w:p>
@@ -2609,7 +3166,7 @@
           <w:sz w:val="28"/>
           <w:szCs w:val="28"/>
         </w:rPr>
-        <w:t xml:space="preserve">  config.vm.synced_folder ".", "/vagrant"</w:t>
+        <w:t xml:space="preserve">  # Встановлення Apache2 та розгортання HTML-сайту з папки shared</w:t>
       </w:r>
     </w:p>
     <w:p>
@@ -2629,7 +3186,7 @@
           <w:sz w:val="28"/>
           <w:szCs w:val="28"/>
         </w:rPr>
-        <w:t xml:space="preserve">  # Додаткова синхронізована директорія: локальна папка ./shared монтується у /home/vagrant/shared</w:t>
+        <w:t xml:space="preserve">  config.vm.provision "shell", inline: &lt;&lt;-SHELL</w:t>
       </w:r>
     </w:p>
     <w:p>
@@ -2649,7 +3206,7 @@
           <w:sz w:val="28"/>
           <w:szCs w:val="28"/>
         </w:rPr>
-        <w:t xml:space="preserve">  config.vm.synced_folder "./shared", "/home/vagrant/shared", create: true</w:t>
+        <w:t xml:space="preserve">    apt-get install -y apache2</w:t>
       </w:r>
     </w:p>
     <w:p>
@@ -2669,7 +3226,7 @@
           <w:sz w:val="28"/>
           <w:szCs w:val="28"/>
         </w:rPr>
-        <w:t xml:space="preserve">  # Первинне налаштування системи при створенні машини</w:t>
+        <w:t xml:space="preserve">    rm -f /var/www/html/index.html</w:t>
       </w:r>
     </w:p>
     <w:p>
@@ -2689,6 +3246,126 @@
           <w:sz w:val="28"/>
           <w:szCs w:val="28"/>
         </w:rPr>
+        <w:t xml:space="preserve">    cp /home/vagrant/shared/index.html /var/www/html/index.html</w:t>
+      </w:r>
+    </w:p>
+    <w:p>
+      <w:pPr>
+        <w:spacing w:line="360" w:lineRule="auto"/>
+        <w:ind w:leftChars="0" w:firstLineChars="0" w:firstLine="0"/>
+        <w:contextualSpacing/>
+        <w:jc w:val="both"/>
+        <w:outlineLvl w:val="9"/>
+        <w:rPr>
+          <w:sz w:val="28"/>
+          <w:szCs w:val="28"/>
+        </w:rPr>
+      </w:pPr>
+      <w:r>
+        <w:rPr>
+          <w:sz w:val="28"/>
+          <w:szCs w:val="28"/>
+        </w:rPr>
+        <w:t xml:space="preserve">    cp /home/vagrant/shared/style.css /var/www/html/style.css</w:t>
+      </w:r>
+    </w:p>
+    <w:p>
+      <w:pPr>
+        <w:spacing w:line="360" w:lineRule="auto"/>
+        <w:ind w:leftChars="0" w:firstLineChars="0" w:firstLine="0"/>
+        <w:contextualSpacing/>
+        <w:jc w:val="both"/>
+        <w:outlineLvl w:val="9"/>
+        <w:rPr>
+          <w:sz w:val="28"/>
+          <w:szCs w:val="28"/>
+        </w:rPr>
+      </w:pPr>
+      <w:r>
+        <w:rPr>
+          <w:sz w:val="28"/>
+          <w:szCs w:val="28"/>
+        </w:rPr>
+        <w:t xml:space="preserve">    systemctl enable apache2</w:t>
+      </w:r>
+    </w:p>
+    <w:p>
+      <w:pPr>
+        <w:spacing w:line="360" w:lineRule="auto"/>
+        <w:ind w:leftChars="0" w:firstLineChars="0" w:firstLine="0"/>
+        <w:contextualSpacing/>
+        <w:jc w:val="both"/>
+        <w:outlineLvl w:val="9"/>
+        <w:rPr>
+          <w:sz w:val="28"/>
+          <w:szCs w:val="28"/>
+        </w:rPr>
+      </w:pPr>
+      <w:r>
+        <w:rPr>
+          <w:sz w:val="28"/>
+          <w:szCs w:val="28"/>
+        </w:rPr>
+        <w:t xml:space="preserve">    systemctl restart apache2</w:t>
+      </w:r>
+    </w:p>
+    <w:p>
+      <w:pPr>
+        <w:spacing w:line="360" w:lineRule="auto"/>
+        <w:ind w:leftChars="0" w:firstLineChars="0" w:firstLine="0"/>
+        <w:contextualSpacing/>
+        <w:jc w:val="both"/>
+        <w:outlineLvl w:val="9"/>
+        <w:rPr>
+          <w:sz w:val="28"/>
+          <w:szCs w:val="28"/>
+        </w:rPr>
+      </w:pPr>
+      <w:r>
+        <w:rPr>
+          <w:sz w:val="28"/>
+          <w:szCs w:val="28"/>
+        </w:rPr>
+        <w:t xml:space="preserve">  SHELL</w:t>
+      </w:r>
+    </w:p>
+    <w:p>
+      <w:pPr>
+        <w:spacing w:line="360" w:lineRule="auto"/>
+        <w:ind w:leftChars="0" w:firstLineChars="0" w:firstLine="0"/>
+        <w:contextualSpacing/>
+        <w:jc w:val="both"/>
+        <w:outlineLvl w:val="9"/>
+        <w:rPr>
+          <w:sz w:val="28"/>
+          <w:szCs w:val="28"/>
+        </w:rPr>
+      </w:pPr>
+      <w:r>
+        <w:rPr>
+          <w:sz w:val="28"/>
+          <w:szCs w:val="28"/>
+        </w:rPr>
+        <w:t xml:space="preserve">  # Встановлення PHP та розширень, необхідних для роботи WordPress</w:t>
+      </w:r>
+    </w:p>
+    <w:p>
+      <w:pPr>
+        <w:spacing w:line="360" w:lineRule="auto"/>
+        <w:ind w:leftChars="0" w:firstLineChars="0" w:firstLine="0"/>
+        <w:contextualSpacing/>
+        <w:jc w:val="both"/>
+        <w:outlineLvl w:val="9"/>
+        <w:rPr>
+          <w:sz w:val="28"/>
+          <w:szCs w:val="28"/>
+        </w:rPr>
+      </w:pPr>
+      <w:r>
+        <w:rPr>
+          <w:sz w:val="28"/>
+          <w:szCs w:val="28"/>
+        </w:rPr>
         <w:t xml:space="preserve">  config.vm.provision "shell", inline: &lt;&lt;-SHELL</w:t>
       </w:r>
     </w:p>
@@ -2709,7 +3386,7 @@
           <w:sz w:val="28"/>
           <w:szCs w:val="28"/>
         </w:rPr>
-        <w:t xml:space="preserve">    apt-get update</w:t>
+        <w:t xml:space="preserve">    apt-get install -y php php-cli libapache2-mod-php php-mysql php-curl \</w:t>
       </w:r>
     </w:p>
     <w:p>
@@ -2729,7 +3406,7 @@
           <w:sz w:val="28"/>
           <w:szCs w:val="28"/>
         </w:rPr>
-        <w:t xml:space="preserve">    apt-get upgrade -y</w:t>
+        <w:t xml:space="preserve">      php-gd php-mbstring php-xml php-zip php-intl php-bcmath unzip curl</w:t>
       </w:r>
     </w:p>
     <w:p>
@@ -2749,6 +3426,46 @@
           <w:sz w:val="28"/>
           <w:szCs w:val="28"/>
         </w:rPr>
+        <w:t xml:space="preserve">    a2enmod rewrite</w:t>
+      </w:r>
+    </w:p>
+    <w:p>
+      <w:pPr>
+        <w:spacing w:line="360" w:lineRule="auto"/>
+        <w:ind w:leftChars="0" w:firstLineChars="0" w:firstLine="0"/>
+        <w:contextualSpacing/>
+        <w:jc w:val="both"/>
+        <w:outlineLvl w:val="9"/>
+        <w:rPr>
+          <w:sz w:val="28"/>
+          <w:szCs w:val="28"/>
+        </w:rPr>
+      </w:pPr>
+      <w:r>
+        <w:rPr>
+          <w:sz w:val="28"/>
+          <w:szCs w:val="28"/>
+        </w:rPr>
+        <w:t xml:space="preserve">    systemctl restart apache2</w:t>
+      </w:r>
+    </w:p>
+    <w:p>
+      <w:pPr>
+        <w:spacing w:line="360" w:lineRule="auto"/>
+        <w:ind w:leftChars="0" w:firstLineChars="0" w:firstLine="0"/>
+        <w:contextualSpacing/>
+        <w:jc w:val="both"/>
+        <w:outlineLvl w:val="9"/>
+        <w:rPr>
+          <w:sz w:val="28"/>
+          <w:szCs w:val="28"/>
+        </w:rPr>
+      </w:pPr>
+      <w:r>
+        <w:rPr>
+          <w:sz w:val="28"/>
+          <w:szCs w:val="28"/>
+        </w:rPr>
         <w:t xml:space="preserve">  SHELL</w:t>
       </w:r>
     </w:p>
@@ -2769,7 +3486,7 @@
           <w:sz w:val="28"/>
           <w:szCs w:val="28"/>
         </w:rPr>
-        <w:t xml:space="preserve">  # Встановлення Apache2 та розгортання HTML-сайту з папки shared</w:t>
+        <w:t xml:space="preserve">  # Встановлення та первинне налаштування MySQL для бази даних WordPress</w:t>
       </w:r>
     </w:p>
     <w:p>
@@ -2809,7 +3526,7 @@
           <w:sz w:val="28"/>
           <w:szCs w:val="28"/>
         </w:rPr>
-        <w:t xml:space="preserve">    apt-get install -y apache2</w:t>
+        <w:t xml:space="preserve">    DB_NAME="wordpress_db"</w:t>
       </w:r>
     </w:p>
     <w:p>
@@ -2829,7 +3546,7 @@
           <w:sz w:val="28"/>
           <w:szCs w:val="28"/>
         </w:rPr>
-        <w:t xml:space="preserve">    rm -f /var/www/html/index.html</w:t>
+        <w:t xml:space="preserve">    DB_USER="wp_user"</w:t>
       </w:r>
     </w:p>
     <w:p>
@@ -2849,7 +3566,7 @@
           <w:sz w:val="28"/>
           <w:szCs w:val="28"/>
         </w:rPr>
-        <w:t xml:space="preserve">    cp /home/vagrant/shared/index.html /var/www/html/index.html</w:t>
+        <w:t xml:space="preserve">    DB_PASS="wp_password"</w:t>
       </w:r>
     </w:p>
     <w:p>
@@ -2869,7 +3586,7 @@
           <w:sz w:val="28"/>
           <w:szCs w:val="28"/>
         </w:rPr>
-        <w:t xml:space="preserve">    cp /home/vagrant/shared/style.css /var/www/html/style.css</w:t>
+        <w:t xml:space="preserve">    apt-get install -y mysql-server</w:t>
       </w:r>
     </w:p>
     <w:p>
@@ -2889,7 +3606,8 @@
           <w:sz w:val="28"/>
           <w:szCs w:val="28"/>
         </w:rPr>
-        <w:t xml:space="preserve">    systemctl enable apache2</w:t>
+        <w:lastRenderedPageBreak/>
+        <w:t xml:space="preserve">    systemctl enable mysql</w:t>
       </w:r>
     </w:p>
     <w:p>
@@ -2909,7 +3627,7 @@
           <w:sz w:val="28"/>
           <w:szCs w:val="28"/>
         </w:rPr>
-        <w:t xml:space="preserve">    systemctl restart apache2</w:t>
+        <w:t xml:space="preserve">    systemctl start mysql</w:t>
       </w:r>
     </w:p>
     <w:p>
@@ -2929,6 +3647,86 @@
           <w:sz w:val="28"/>
           <w:szCs w:val="28"/>
         </w:rPr>
+        <w:t xml:space="preserve">    mysql -u root -e "CREATE DATABASE IF NOT EXISTS ${DB_NAME} CHARACTER SET utf8mb4 COLLATE utf8mb4_unicode_ci;"</w:t>
+      </w:r>
+    </w:p>
+    <w:p>
+      <w:pPr>
+        <w:spacing w:line="360" w:lineRule="auto"/>
+        <w:ind w:leftChars="0" w:firstLineChars="0" w:firstLine="0"/>
+        <w:contextualSpacing/>
+        <w:jc w:val="both"/>
+        <w:outlineLvl w:val="9"/>
+        <w:rPr>
+          <w:sz w:val="28"/>
+          <w:szCs w:val="28"/>
+        </w:rPr>
+      </w:pPr>
+      <w:r>
+        <w:rPr>
+          <w:sz w:val="28"/>
+          <w:szCs w:val="28"/>
+        </w:rPr>
+        <w:t xml:space="preserve">    mysql -u root -e "CREATE USER IF NOT EXISTS '${DB_USER}'@'localhost' IDENTIFIED BY '${DB_PASS}';"</w:t>
+      </w:r>
+    </w:p>
+    <w:p>
+      <w:pPr>
+        <w:spacing w:line="360" w:lineRule="auto"/>
+        <w:ind w:leftChars="0" w:firstLineChars="0" w:firstLine="0"/>
+        <w:contextualSpacing/>
+        <w:jc w:val="both"/>
+        <w:outlineLvl w:val="9"/>
+        <w:rPr>
+          <w:sz w:val="28"/>
+          <w:szCs w:val="28"/>
+        </w:rPr>
+      </w:pPr>
+      <w:r>
+        <w:rPr>
+          <w:sz w:val="28"/>
+          <w:szCs w:val="28"/>
+        </w:rPr>
+        <w:t xml:space="preserve">    mysql -u root -e "GRANT ALL PRIVILEGES ON ${DB_NAME}.* TO '${DB_USER}'@'localhost';"</w:t>
+      </w:r>
+    </w:p>
+    <w:p>
+      <w:pPr>
+        <w:spacing w:line="360" w:lineRule="auto"/>
+        <w:ind w:leftChars="0" w:firstLineChars="0" w:firstLine="0"/>
+        <w:contextualSpacing/>
+        <w:jc w:val="both"/>
+        <w:outlineLvl w:val="9"/>
+        <w:rPr>
+          <w:sz w:val="28"/>
+          <w:szCs w:val="28"/>
+        </w:rPr>
+      </w:pPr>
+      <w:r>
+        <w:rPr>
+          <w:sz w:val="28"/>
+          <w:szCs w:val="28"/>
+        </w:rPr>
+        <w:t xml:space="preserve">    mysql -u root -e "FLUSH PRIVILEGES;"</w:t>
+      </w:r>
+    </w:p>
+    <w:p>
+      <w:pPr>
+        <w:spacing w:line="360" w:lineRule="auto"/>
+        <w:ind w:leftChars="0" w:firstLineChars="0" w:firstLine="0"/>
+        <w:contextualSpacing/>
+        <w:jc w:val="both"/>
+        <w:outlineLvl w:val="9"/>
+        <w:rPr>
+          <w:sz w:val="28"/>
+          <w:szCs w:val="28"/>
+        </w:rPr>
+      </w:pPr>
+      <w:r>
+        <w:rPr>
+          <w:sz w:val="28"/>
+          <w:szCs w:val="28"/>
+        </w:rPr>
         <w:t xml:space="preserve">  SHELL</w:t>
       </w:r>
     </w:p>
@@ -2949,7 +3747,7 @@
           <w:sz w:val="28"/>
           <w:szCs w:val="28"/>
         </w:rPr>
-        <w:t xml:space="preserve">  # Встановлення PHP та розширень, необхідних для роботи WordPress</w:t>
+        <w:t xml:space="preserve">  # Встановлення WP-CLI — інструмент для керування WordPress з командного рядка</w:t>
       </w:r>
     </w:p>
     <w:p>
@@ -2989,7 +3787,7 @@
           <w:sz w:val="28"/>
           <w:szCs w:val="28"/>
         </w:rPr>
-        <w:t xml:space="preserve">    apt-get install -y php php-cli libapache2-mod-php php-mysql php-curl \</w:t>
+        <w:t xml:space="preserve">    if [ ! -f /usr/local/bin/wp ]; then</w:t>
       </w:r>
     </w:p>
     <w:p>
@@ -3009,7 +3807,7 @@
           <w:sz w:val="28"/>
           <w:szCs w:val="28"/>
         </w:rPr>
-        <w:t xml:space="preserve">      php-gd php-mbstring php-xml php-zip php-intl php-bcmath unzip curl</w:t>
+        <w:t xml:space="preserve">      curl -o /usr/local/bin/wp -sSL https://raw.githubusercontent.com/wp-cli/builds/gh-pages/phar/wp-cli.phar</w:t>
       </w:r>
     </w:p>
     <w:p>
@@ -3029,7 +3827,7 @@
           <w:sz w:val="28"/>
           <w:szCs w:val="28"/>
         </w:rPr>
-        <w:t xml:space="preserve">    a2enmod rewrite</w:t>
+        <w:t xml:space="preserve">      chmod +x /usr/local/bin/wp</w:t>
       </w:r>
     </w:p>
     <w:p>
@@ -3049,8 +3847,268 @@
           <w:sz w:val="28"/>
           <w:szCs w:val="28"/>
         </w:rPr>
+        <w:t xml:space="preserve">    fi</w:t>
+      </w:r>
+    </w:p>
+    <w:p>
+      <w:pPr>
+        <w:spacing w:line="360" w:lineRule="auto"/>
+        <w:ind w:leftChars="0" w:firstLineChars="0" w:firstLine="0"/>
+        <w:contextualSpacing/>
+        <w:jc w:val="both"/>
+        <w:outlineLvl w:val="9"/>
+        <w:rPr>
+          <w:sz w:val="28"/>
+          <w:szCs w:val="28"/>
+        </w:rPr>
+      </w:pPr>
+      <w:r>
+        <w:rPr>
+          <w:sz w:val="28"/>
+          <w:szCs w:val="28"/>
+        </w:rPr>
+        <w:t xml:space="preserve">  SHELL</w:t>
+      </w:r>
+    </w:p>
+    <w:p>
+      <w:pPr>
+        <w:spacing w:line="360" w:lineRule="auto"/>
+        <w:ind w:leftChars="0" w:firstLineChars="0" w:firstLine="0"/>
+        <w:contextualSpacing/>
+        <w:jc w:val="both"/>
+        <w:outlineLvl w:val="9"/>
+        <w:rPr>
+          <w:sz w:val="28"/>
+          <w:szCs w:val="28"/>
+        </w:rPr>
+      </w:pPr>
+      <w:r>
+        <w:rPr>
+          <w:sz w:val="28"/>
+          <w:szCs w:val="28"/>
+        </w:rPr>
+        <w:t xml:space="preserve">  # Завантаження ядра WordPress та його встановлення</w:t>
+      </w:r>
+    </w:p>
+    <w:p>
+      <w:pPr>
+        <w:spacing w:line="360" w:lineRule="auto"/>
+        <w:ind w:leftChars="0" w:firstLineChars="0" w:firstLine="0"/>
+        <w:contextualSpacing/>
+        <w:jc w:val="both"/>
+        <w:outlineLvl w:val="9"/>
+        <w:rPr>
+          <w:sz w:val="28"/>
+          <w:szCs w:val="28"/>
+        </w:rPr>
+      </w:pPr>
+      <w:r>
+        <w:rPr>
+          <w:sz w:val="28"/>
+          <w:szCs w:val="28"/>
+        </w:rPr>
+        <w:t xml:space="preserve">  config.vm.provision "shell", inline: &lt;&lt;-SHELL</w:t>
+      </w:r>
+    </w:p>
+    <w:p>
+      <w:pPr>
+        <w:spacing w:line="360" w:lineRule="auto"/>
+        <w:ind w:leftChars="0" w:firstLineChars="0" w:firstLine="0"/>
+        <w:contextualSpacing/>
+        <w:jc w:val="both"/>
+        <w:outlineLvl w:val="9"/>
+        <w:rPr>
+          <w:sz w:val="28"/>
+          <w:szCs w:val="28"/>
+        </w:rPr>
+      </w:pPr>
+      <w:r>
+        <w:rPr>
+          <w:sz w:val="28"/>
+          <w:szCs w:val="28"/>
+        </w:rPr>
+        <w:t xml:space="preserve">    DB_NAME="wordpress_db"</w:t>
+      </w:r>
+    </w:p>
+    <w:p>
+      <w:pPr>
+        <w:spacing w:line="360" w:lineRule="auto"/>
+        <w:ind w:leftChars="0" w:firstLineChars="0" w:firstLine="0"/>
+        <w:contextualSpacing/>
+        <w:jc w:val="both"/>
+        <w:outlineLvl w:val="9"/>
+        <w:rPr>
+          <w:sz w:val="28"/>
+          <w:szCs w:val="28"/>
+        </w:rPr>
+      </w:pPr>
+      <w:r>
+        <w:rPr>
+          <w:sz w:val="28"/>
+          <w:szCs w:val="28"/>
+        </w:rPr>
+        <w:t xml:space="preserve">    DB_USER="wp_user"</w:t>
+      </w:r>
+    </w:p>
+    <w:p>
+      <w:pPr>
+        <w:spacing w:line="360" w:lineRule="auto"/>
+        <w:ind w:leftChars="0" w:firstLineChars="0" w:firstLine="0"/>
+        <w:contextualSpacing/>
+        <w:jc w:val="both"/>
+        <w:outlineLvl w:val="9"/>
+        <w:rPr>
+          <w:sz w:val="28"/>
+          <w:szCs w:val="28"/>
+        </w:rPr>
+      </w:pPr>
+      <w:r>
+        <w:rPr>
+          <w:sz w:val="28"/>
+          <w:szCs w:val="28"/>
+        </w:rPr>
+        <w:t xml:space="preserve">    DB_PASS="wp_password"</w:t>
+      </w:r>
+    </w:p>
+    <w:p>
+      <w:pPr>
+        <w:spacing w:line="360" w:lineRule="auto"/>
+        <w:ind w:leftChars="0" w:firstLineChars="0" w:firstLine="0"/>
+        <w:contextualSpacing/>
+        <w:jc w:val="both"/>
+        <w:outlineLvl w:val="9"/>
+        <w:rPr>
+          <w:sz w:val="28"/>
+          <w:szCs w:val="28"/>
+        </w:rPr>
+      </w:pPr>
+      <w:r>
+        <w:rPr>
+          <w:sz w:val="28"/>
+          <w:szCs w:val="28"/>
+        </w:rPr>
+        <w:t xml:space="preserve">    SITE_URL="http://192.168.56.10"</w:t>
+      </w:r>
+    </w:p>
+    <w:p>
+      <w:pPr>
+        <w:spacing w:line="360" w:lineRule="auto"/>
+        <w:ind w:leftChars="0" w:firstLineChars="0" w:firstLine="0"/>
+        <w:contextualSpacing/>
+        <w:jc w:val="both"/>
+        <w:outlineLvl w:val="9"/>
+        <w:rPr>
+          <w:sz w:val="28"/>
+          <w:szCs w:val="28"/>
+        </w:rPr>
+      </w:pPr>
+      <w:r>
+        <w:rPr>
+          <w:sz w:val="28"/>
+          <w:szCs w:val="28"/>
+        </w:rPr>
+        <w:t xml:space="preserve">    rm -f /var/www/html/index.html /var/www/html/style.css</w:t>
+      </w:r>
+    </w:p>
+    <w:p>
+      <w:pPr>
+        <w:spacing w:line="360" w:lineRule="auto"/>
+        <w:ind w:leftChars="0" w:firstLineChars="0" w:firstLine="0"/>
+        <w:contextualSpacing/>
+        <w:jc w:val="both"/>
+        <w:outlineLvl w:val="9"/>
+        <w:rPr>
+          <w:sz w:val="28"/>
+          <w:szCs w:val="28"/>
+        </w:rPr>
+      </w:pPr>
+      <w:r>
+        <w:rPr>
+          <w:sz w:val="28"/>
+          <w:szCs w:val="28"/>
+        </w:rPr>
+        <w:t xml:space="preserve">    if [ ! -f /var/www/html/wp-load.php ]; then</w:t>
+      </w:r>
+    </w:p>
+    <w:p>
+      <w:pPr>
+        <w:spacing w:line="360" w:lineRule="auto"/>
+        <w:ind w:leftChars="0" w:firstLineChars="0" w:firstLine="0"/>
+        <w:contextualSpacing/>
+        <w:jc w:val="both"/>
+        <w:outlineLvl w:val="9"/>
+        <w:rPr>
+          <w:sz w:val="28"/>
+          <w:szCs w:val="28"/>
+        </w:rPr>
+      </w:pPr>
+      <w:r>
+        <w:rPr>
+          <w:sz w:val="28"/>
+          <w:szCs w:val="28"/>
+        </w:rPr>
+        <w:t xml:space="preserve">      wp core download --path=/var/www/html --allow-root</w:t>
+      </w:r>
+    </w:p>
+    <w:p>
+      <w:pPr>
+        <w:spacing w:line="360" w:lineRule="auto"/>
+        <w:ind w:leftChars="0" w:firstLineChars="0" w:firstLine="0"/>
+        <w:contextualSpacing/>
+        <w:jc w:val="both"/>
+        <w:outlineLvl w:val="9"/>
+        <w:rPr>
+          <w:sz w:val="28"/>
+          <w:szCs w:val="28"/>
+        </w:rPr>
+      </w:pPr>
+      <w:r>
+        <w:rPr>
+          <w:sz w:val="28"/>
+          <w:szCs w:val="28"/>
+        </w:rPr>
+        <w:t xml:space="preserve">    fi</w:t>
+      </w:r>
+    </w:p>
+    <w:p>
+      <w:pPr>
+        <w:spacing w:line="360" w:lineRule="auto"/>
+        <w:ind w:leftChars="0" w:firstLineChars="0" w:firstLine="0"/>
+        <w:contextualSpacing/>
+        <w:jc w:val="both"/>
+        <w:outlineLvl w:val="9"/>
+        <w:rPr>
+          <w:sz w:val="28"/>
+          <w:szCs w:val="28"/>
+        </w:rPr>
+      </w:pPr>
+      <w:r>
+        <w:rPr>
+          <w:sz w:val="28"/>
+          <w:szCs w:val="28"/>
+        </w:rPr>
+        <w:t xml:space="preserve">    if [ ! -f /var/www/html/wp-config.php ]; then</w:t>
+      </w:r>
+    </w:p>
+    <w:p>
+      <w:pPr>
+        <w:spacing w:line="360" w:lineRule="auto"/>
+        <w:ind w:leftChars="0" w:firstLineChars="0" w:firstLine="0"/>
+        <w:contextualSpacing/>
+        <w:jc w:val="both"/>
+        <w:outlineLvl w:val="9"/>
+        <w:rPr>
+          <w:sz w:val="28"/>
+          <w:szCs w:val="28"/>
+        </w:rPr>
+      </w:pPr>
+      <w:r>
+        <w:rPr>
+          <w:sz w:val="28"/>
+          <w:szCs w:val="28"/>
+        </w:rPr>
         <w:lastRenderedPageBreak/>
-        <w:t xml:space="preserve">    systemctl restart apache2</w:t>
+        <w:t xml:space="preserve">      wp config create --path=/var/www/html \</w:t>
       </w:r>
     </w:p>
     <w:p>
@@ -3070,6 +4128,186 @@
           <w:sz w:val="28"/>
           <w:szCs w:val="28"/>
         </w:rPr>
+        <w:t xml:space="preserve">       --dbname="${DB_NAME}" --dbuser="${DB_USER}" --dbpass="${DB_PASS}" \</w:t>
+      </w:r>
+    </w:p>
+    <w:p>
+      <w:pPr>
+        <w:spacing w:line="360" w:lineRule="auto"/>
+        <w:ind w:leftChars="0" w:firstLineChars="0" w:firstLine="0"/>
+        <w:contextualSpacing/>
+        <w:jc w:val="both"/>
+        <w:outlineLvl w:val="9"/>
+        <w:rPr>
+          <w:sz w:val="28"/>
+          <w:szCs w:val="28"/>
+        </w:rPr>
+      </w:pPr>
+      <w:r>
+        <w:rPr>
+          <w:sz w:val="28"/>
+          <w:szCs w:val="28"/>
+        </w:rPr>
+        <w:t xml:space="preserve">        --dbhost="localhost" --allow-root</w:t>
+      </w:r>
+    </w:p>
+    <w:p>
+      <w:pPr>
+        <w:spacing w:line="360" w:lineRule="auto"/>
+        <w:ind w:leftChars="0" w:firstLineChars="0" w:firstLine="0"/>
+        <w:contextualSpacing/>
+        <w:jc w:val="both"/>
+        <w:outlineLvl w:val="9"/>
+        <w:rPr>
+          <w:sz w:val="28"/>
+          <w:szCs w:val="28"/>
+        </w:rPr>
+      </w:pPr>
+      <w:r>
+        <w:rPr>
+          <w:sz w:val="28"/>
+          <w:szCs w:val="28"/>
+        </w:rPr>
+        <w:t xml:space="preserve">    fi</w:t>
+      </w:r>
+    </w:p>
+    <w:p>
+      <w:pPr>
+        <w:spacing w:line="360" w:lineRule="auto"/>
+        <w:ind w:leftChars="0" w:firstLineChars="0" w:firstLine="0"/>
+        <w:contextualSpacing/>
+        <w:jc w:val="both"/>
+        <w:outlineLvl w:val="9"/>
+        <w:rPr>
+          <w:sz w:val="28"/>
+          <w:szCs w:val="28"/>
+        </w:rPr>
+      </w:pPr>
+      <w:r>
+        <w:rPr>
+          <w:sz w:val="28"/>
+          <w:szCs w:val="28"/>
+        </w:rPr>
+        <w:t xml:space="preserve">    if ! wp core is-installed --path=/var/www/html --allow-root; then</w:t>
+      </w:r>
+    </w:p>
+    <w:p>
+      <w:pPr>
+        <w:spacing w:line="360" w:lineRule="auto"/>
+        <w:ind w:leftChars="0" w:firstLineChars="0" w:firstLine="0"/>
+        <w:contextualSpacing/>
+        <w:jc w:val="both"/>
+        <w:outlineLvl w:val="9"/>
+        <w:rPr>
+          <w:sz w:val="28"/>
+          <w:szCs w:val="28"/>
+        </w:rPr>
+      </w:pPr>
+      <w:r>
+        <w:rPr>
+          <w:sz w:val="28"/>
+          <w:szCs w:val="28"/>
+        </w:rPr>
+        <w:t xml:space="preserve">      wp core install --path=/var/www/html \</w:t>
+      </w:r>
+    </w:p>
+    <w:p>
+      <w:pPr>
+        <w:spacing w:line="360" w:lineRule="auto"/>
+        <w:ind w:leftChars="0" w:firstLineChars="0" w:firstLine="0"/>
+        <w:contextualSpacing/>
+        <w:jc w:val="both"/>
+        <w:outlineLvl w:val="9"/>
+        <w:rPr>
+          <w:sz w:val="28"/>
+          <w:szCs w:val="28"/>
+        </w:rPr>
+      </w:pPr>
+      <w:r>
+        <w:rPr>
+          <w:sz w:val="28"/>
+          <w:szCs w:val="28"/>
+        </w:rPr>
+        <w:t xml:space="preserve">        --url="${SITE_URL}" --title="Canape" \</w:t>
+      </w:r>
+    </w:p>
+    <w:p>
+      <w:pPr>
+        <w:spacing w:line="360" w:lineRule="auto"/>
+        <w:ind w:leftChars="0" w:firstLineChars="0" w:firstLine="0"/>
+        <w:contextualSpacing/>
+        <w:jc w:val="both"/>
+        <w:outlineLvl w:val="9"/>
+        <w:rPr>
+          <w:sz w:val="28"/>
+          <w:szCs w:val="28"/>
+        </w:rPr>
+      </w:pPr>
+      <w:r>
+        <w:rPr>
+          <w:sz w:val="28"/>
+          <w:szCs w:val="28"/>
+        </w:rPr>
+        <w:t xml:space="preserve">        --admin_user="admin" --admin_password="admin12345" \</w:t>
+      </w:r>
+    </w:p>
+    <w:p>
+      <w:pPr>
+        <w:spacing w:line="360" w:lineRule="auto"/>
+        <w:ind w:leftChars="0" w:firstLineChars="0" w:firstLine="0"/>
+        <w:contextualSpacing/>
+        <w:jc w:val="both"/>
+        <w:outlineLvl w:val="9"/>
+        <w:rPr>
+          <w:sz w:val="28"/>
+          <w:szCs w:val="28"/>
+        </w:rPr>
+      </w:pPr>
+      <w:r>
+        <w:rPr>
+          <w:sz w:val="28"/>
+          <w:szCs w:val="28"/>
+        </w:rPr>
+        <w:t xml:space="preserve">        --admin_email="admin@example.com" --skip-email --allow-root</w:t>
+      </w:r>
+    </w:p>
+    <w:p>
+      <w:pPr>
+        <w:spacing w:line="360" w:lineRule="auto"/>
+        <w:ind w:leftChars="0" w:firstLineChars="0" w:firstLine="0"/>
+        <w:contextualSpacing/>
+        <w:jc w:val="both"/>
+        <w:outlineLvl w:val="9"/>
+        <w:rPr>
+          <w:sz w:val="28"/>
+          <w:szCs w:val="28"/>
+        </w:rPr>
+      </w:pPr>
+      <w:r>
+        <w:rPr>
+          <w:sz w:val="28"/>
+          <w:szCs w:val="28"/>
+        </w:rPr>
+        <w:t xml:space="preserve">    fi</w:t>
+      </w:r>
+    </w:p>
+    <w:p>
+      <w:pPr>
+        <w:spacing w:line="360" w:lineRule="auto"/>
+        <w:ind w:leftChars="0" w:firstLineChars="0" w:firstLine="0"/>
+        <w:contextualSpacing/>
+        <w:jc w:val="both"/>
+        <w:outlineLvl w:val="9"/>
+        <w:rPr>
+          <w:sz w:val="28"/>
+          <w:szCs w:val="28"/>
+        </w:rPr>
+      </w:pPr>
+      <w:r>
+        <w:rPr>
+          <w:sz w:val="28"/>
+          <w:szCs w:val="28"/>
+        </w:rPr>
         <w:t xml:space="preserve">  SHELL</w:t>
       </w:r>
     </w:p>
@@ -3090,7 +4328,7 @@
           <w:sz w:val="28"/>
           <w:szCs w:val="28"/>
         </w:rPr>
-        <w:t xml:space="preserve">  # Встановлення та первинне налаштування MySQL для бази даних WordPress</w:t>
+        <w:t xml:space="preserve">  # Розгортання теми Canape з папки shared у wp-content/themes та її активація</w:t>
       </w:r>
     </w:p>
     <w:p>
@@ -3130,7 +4368,7 @@
           <w:sz w:val="28"/>
           <w:szCs w:val="28"/>
         </w:rPr>
-        <w:t xml:space="preserve">    DB_NAME="wordpress_db"</w:t>
+        <w:t xml:space="preserve">    THEME_SRC="/home/vagrant/shared/wordpress1site-main/wordpress1site-main"</w:t>
       </w:r>
     </w:p>
     <w:p>
@@ -3150,7 +4388,7 @@
           <w:sz w:val="28"/>
           <w:szCs w:val="28"/>
         </w:rPr>
-        <w:t xml:space="preserve">    DB_USER="wp_user"</w:t>
+        <w:t xml:space="preserve">    THEME_DST="/var/www/html/wp-content/themes/canape"</w:t>
       </w:r>
     </w:p>
     <w:p>
@@ -3170,7 +4408,7 @@
           <w:sz w:val="28"/>
           <w:szCs w:val="28"/>
         </w:rPr>
-        <w:t xml:space="preserve">    DB_PASS="wp_password"</w:t>
+        <w:t xml:space="preserve">    mkdir -p "${THEME_DST}"</w:t>
       </w:r>
     </w:p>
     <w:p>
@@ -3190,7 +4428,7 @@
           <w:sz w:val="28"/>
           <w:szCs w:val="28"/>
         </w:rPr>
-        <w:t xml:space="preserve">    apt-get install -y mysql-server</w:t>
+        <w:t xml:space="preserve">    cp -a "${THEME_SRC}/." "${THEME_DST}/"</w:t>
       </w:r>
     </w:p>
     <w:p>
@@ -3210,7 +4448,7 @@
           <w:sz w:val="28"/>
           <w:szCs w:val="28"/>
         </w:rPr>
-        <w:t xml:space="preserve">    systemctl enable mysql</w:t>
+        <w:t xml:space="preserve">    if [ ! -f "${THEME_DST}/style.css" ]; then</w:t>
       </w:r>
     </w:p>
     <w:p>
@@ -3230,7 +4468,7 @@
           <w:sz w:val="28"/>
           <w:szCs w:val="28"/>
         </w:rPr>
-        <w:t xml:space="preserve">    systemctl start mysql</w:t>
+        <w:t xml:space="preserve">      echo "/*" &gt; "${THEME_DST}/style.css"</w:t>
       </w:r>
     </w:p>
     <w:p>
@@ -3250,7 +4488,7 @@
           <w:sz w:val="28"/>
           <w:szCs w:val="28"/>
         </w:rPr>
-        <w:t xml:space="preserve">    mysql -u root -e "CREATE DATABASE IF NOT EXISTS ${DB_NAME} CHARACTER SET utf8mb4 COLLATE utf8mb4_unicode_ci;"</w:t>
+        <w:t xml:space="preserve">      echo "Theme Name: Canape" &gt;&gt; "${THEME_DST}/style.css"</w:t>
       </w:r>
     </w:p>
     <w:p>
@@ -3270,7 +4508,7 @@
           <w:sz w:val="28"/>
           <w:szCs w:val="28"/>
         </w:rPr>
-        <w:t xml:space="preserve">    mysql -u root -e "CREATE USER IF NOT EXISTS '${DB_USER}'@'localhost' IDENTIFIED BY '${DB_PASS}';"</w:t>
+        <w:t xml:space="preserve">      echo "Theme URI: https://example.com/" &gt;&gt; "${THEME_DST}/style.css"</w:t>
       </w:r>
     </w:p>
     <w:p>
@@ -3290,7 +4528,7 @@
           <w:sz w:val="28"/>
           <w:szCs w:val="28"/>
         </w:rPr>
-        <w:t xml:space="preserve">    mysql -u root -e "GRANT ALL PRIVILEGES ON ${DB_NAME}.* TO '${DB_USER}'@'localhost';"</w:t>
+        <w:t xml:space="preserve">      echo "Author: lr6AO" &gt;&gt; "${THEME_DST}/style.css"</w:t>
       </w:r>
     </w:p>
     <w:p>
@@ -3310,7 +4548,7 @@
           <w:sz w:val="28"/>
           <w:szCs w:val="28"/>
         </w:rPr>
-        <w:t xml:space="preserve">    mysql -u root -e "FLUSH PRIVILEGES;"</w:t>
+        <w:t xml:space="preserve">      echo "Description: Тема сайту, розгорнута під час provisioning WordPress" &gt;&gt; "${THEME_DST}/style.css"</w:t>
       </w:r>
     </w:p>
     <w:p>
@@ -3330,1014 +4568,173 @@
           <w:sz w:val="28"/>
           <w:szCs w:val="28"/>
         </w:rPr>
+        <w:t xml:space="preserve">      echo "Version: 1.0" &gt;&gt; "${THEME_DST}/style.css"</w:t>
+      </w:r>
+    </w:p>
+    <w:p>
+      <w:pPr>
+        <w:spacing w:line="360" w:lineRule="auto"/>
+        <w:ind w:leftChars="0" w:firstLineChars="0" w:firstLine="0"/>
+        <w:contextualSpacing/>
+        <w:jc w:val="both"/>
+        <w:outlineLvl w:val="9"/>
+        <w:rPr>
+          <w:sz w:val="28"/>
+          <w:szCs w:val="28"/>
+        </w:rPr>
+      </w:pPr>
+      <w:r>
+        <w:rPr>
+          <w:sz w:val="28"/>
+          <w:szCs w:val="28"/>
+        </w:rPr>
+        <w:t xml:space="preserve">      echo "Text Domain: canape" &gt;&gt; "${THEME_DST}/style.css"</w:t>
+      </w:r>
+    </w:p>
+    <w:p>
+      <w:pPr>
+        <w:spacing w:line="360" w:lineRule="auto"/>
+        <w:ind w:leftChars="0" w:firstLineChars="0" w:firstLine="0"/>
+        <w:contextualSpacing/>
+        <w:jc w:val="both"/>
+        <w:outlineLvl w:val="9"/>
+        <w:rPr>
+          <w:sz w:val="28"/>
+          <w:szCs w:val="28"/>
+        </w:rPr>
+      </w:pPr>
+      <w:r>
+        <w:rPr>
+          <w:sz w:val="28"/>
+          <w:szCs w:val="28"/>
+        </w:rPr>
+        <w:t xml:space="preserve">      echo "*/" &gt;&gt; "${THEME_DST}/style.css"</w:t>
+      </w:r>
+    </w:p>
+    <w:p>
+      <w:pPr>
+        <w:spacing w:line="360" w:lineRule="auto"/>
+        <w:ind w:leftChars="0" w:firstLineChars="0" w:firstLine="0"/>
+        <w:contextualSpacing/>
+        <w:jc w:val="both"/>
+        <w:outlineLvl w:val="9"/>
+        <w:rPr>
+          <w:sz w:val="28"/>
+          <w:szCs w:val="28"/>
+        </w:rPr>
+      </w:pPr>
+      <w:r>
+        <w:rPr>
+          <w:sz w:val="28"/>
+          <w:szCs w:val="28"/>
+        </w:rPr>
+        <w:t xml:space="preserve">    fi</w:t>
+      </w:r>
+    </w:p>
+    <w:p>
+      <w:pPr>
+        <w:spacing w:line="360" w:lineRule="auto"/>
+        <w:ind w:leftChars="0" w:firstLineChars="0" w:firstLine="0"/>
+        <w:contextualSpacing/>
+        <w:jc w:val="both"/>
+        <w:outlineLvl w:val="9"/>
+        <w:rPr>
+          <w:sz w:val="28"/>
+          <w:szCs w:val="28"/>
+        </w:rPr>
+      </w:pPr>
+      <w:r>
+        <w:rPr>
+          <w:sz w:val="28"/>
+          <w:szCs w:val="28"/>
+        </w:rPr>
+        <w:t xml:space="preserve">    chown -R www-data:www-data /var/www/html</w:t>
+      </w:r>
+    </w:p>
+    <w:p>
+      <w:pPr>
+        <w:spacing w:line="360" w:lineRule="auto"/>
+        <w:ind w:leftChars="0" w:firstLineChars="0" w:firstLine="0"/>
+        <w:contextualSpacing/>
+        <w:jc w:val="both"/>
+        <w:outlineLvl w:val="9"/>
+        <w:rPr>
+          <w:sz w:val="28"/>
+          <w:szCs w:val="28"/>
+        </w:rPr>
+      </w:pPr>
+      <w:r>
+        <w:rPr>
+          <w:sz w:val="28"/>
+          <w:szCs w:val="28"/>
+        </w:rPr>
+        <w:t xml:space="preserve">    find /var/www/html -type d -exec chmod 755 {} \\;</w:t>
+      </w:r>
+    </w:p>
+    <w:p>
+      <w:pPr>
+        <w:spacing w:line="360" w:lineRule="auto"/>
+        <w:ind w:leftChars="0" w:firstLineChars="0" w:firstLine="0"/>
+        <w:contextualSpacing/>
+        <w:jc w:val="both"/>
+        <w:outlineLvl w:val="9"/>
+        <w:rPr>
+          <w:sz w:val="28"/>
+          <w:szCs w:val="28"/>
+        </w:rPr>
+      </w:pPr>
+      <w:r>
+        <w:rPr>
+          <w:sz w:val="28"/>
+          <w:szCs w:val="28"/>
+        </w:rPr>
+        <w:lastRenderedPageBreak/>
+        <w:t xml:space="preserve">    find /var/www/html -type f -exec chmod 644 {} \\;</w:t>
+      </w:r>
+    </w:p>
+    <w:p>
+      <w:pPr>
+        <w:spacing w:line="360" w:lineRule="auto"/>
+        <w:ind w:leftChars="0" w:firstLineChars="0" w:firstLine="0"/>
+        <w:contextualSpacing/>
+        <w:jc w:val="both"/>
+        <w:outlineLvl w:val="9"/>
+        <w:rPr>
+          <w:sz w:val="28"/>
+          <w:szCs w:val="28"/>
+        </w:rPr>
+      </w:pPr>
+      <w:r>
+        <w:rPr>
+          <w:sz w:val="28"/>
+          <w:szCs w:val="28"/>
+        </w:rPr>
+        <w:t xml:space="preserve">    wp theme activate canape --path=/var/www/html --allow-root</w:t>
+      </w:r>
+    </w:p>
+    <w:p>
+      <w:pPr>
+        <w:spacing w:line="360" w:lineRule="auto"/>
+        <w:ind w:leftChars="0" w:firstLineChars="0" w:firstLine="0"/>
+        <w:contextualSpacing/>
+        <w:jc w:val="both"/>
+        <w:outlineLvl w:val="9"/>
+        <w:rPr>
+          <w:sz w:val="28"/>
+          <w:szCs w:val="28"/>
+        </w:rPr>
+      </w:pPr>
+      <w:r>
+        <w:rPr>
+          <w:sz w:val="28"/>
+          <w:szCs w:val="28"/>
+        </w:rPr>
         <w:t xml:space="preserve">  SHELL</w:t>
       </w:r>
     </w:p>
     <w:p>
       <w:pPr>
         <w:spacing w:line="360" w:lineRule="auto"/>
-        <w:ind w:leftChars="0" w:firstLineChars="0" w:firstLine="0"/>
-        <w:contextualSpacing/>
-        <w:jc w:val="both"/>
-        <w:outlineLvl w:val="9"/>
-        <w:rPr>
-          <w:sz w:val="28"/>
-          <w:szCs w:val="28"/>
-        </w:rPr>
-      </w:pPr>
-      <w:r>
-        <w:rPr>
-          <w:sz w:val="28"/>
-          <w:szCs w:val="28"/>
-        </w:rPr>
-        <w:t xml:space="preserve">  # Встановлення WP-CLI — інструмент для керування WordPress з командного рядка</w:t>
-      </w:r>
-    </w:p>
-    <w:p>
-      <w:pPr>
-        <w:spacing w:line="360" w:lineRule="auto"/>
-        <w:ind w:leftChars="0" w:firstLineChars="0" w:firstLine="0"/>
-        <w:contextualSpacing/>
-        <w:jc w:val="both"/>
-        <w:outlineLvl w:val="9"/>
-        <w:rPr>
-          <w:sz w:val="28"/>
-          <w:szCs w:val="28"/>
-        </w:rPr>
-      </w:pPr>
-      <w:r>
-        <w:rPr>
-          <w:sz w:val="28"/>
-          <w:szCs w:val="28"/>
-        </w:rPr>
-        <w:t xml:space="preserve">  config.vm.provision "shell", inline: &lt;&lt;-SHELL</w:t>
-      </w:r>
-    </w:p>
-    <w:p>
-      <w:pPr>
-        <w:spacing w:line="360" w:lineRule="auto"/>
-        <w:ind w:leftChars="0" w:firstLineChars="0" w:firstLine="0"/>
-        <w:contextualSpacing/>
-        <w:jc w:val="both"/>
-        <w:outlineLvl w:val="9"/>
-        <w:rPr>
-          <w:sz w:val="28"/>
-          <w:szCs w:val="28"/>
-        </w:rPr>
-      </w:pPr>
-      <w:r>
-        <w:rPr>
-          <w:sz w:val="28"/>
-          <w:szCs w:val="28"/>
-        </w:rPr>
-        <w:t xml:space="preserve">    if [ ! -f /usr/local/bin/wp ]; then</w:t>
-      </w:r>
-    </w:p>
-    <w:p>
-      <w:pPr>
-        <w:spacing w:line="360" w:lineRule="auto"/>
-        <w:ind w:leftChars="0" w:firstLineChars="0" w:firstLine="0"/>
-        <w:contextualSpacing/>
-        <w:jc w:val="both"/>
-        <w:outlineLvl w:val="9"/>
-        <w:rPr>
-          <w:sz w:val="28"/>
-          <w:szCs w:val="28"/>
-        </w:rPr>
-      </w:pPr>
-      <w:r>
-        <w:rPr>
-          <w:sz w:val="28"/>
-          <w:szCs w:val="28"/>
-        </w:rPr>
-        <w:t xml:space="preserve">      curl -o /usr/local/bin/wp -sSL https://raw.githubusercontent.com/wp-cli/builds/gh-pages/phar/wp-cli.phar</w:t>
-      </w:r>
-    </w:p>
-    <w:p>
-      <w:pPr>
-        <w:spacing w:line="360" w:lineRule="auto"/>
-        <w:ind w:leftChars="0" w:firstLineChars="0" w:firstLine="0"/>
-        <w:contextualSpacing/>
-        <w:jc w:val="both"/>
-        <w:outlineLvl w:val="9"/>
-        <w:rPr>
-          <w:sz w:val="28"/>
-          <w:szCs w:val="28"/>
-        </w:rPr>
-      </w:pPr>
-      <w:r>
-        <w:rPr>
-          <w:sz w:val="28"/>
-          <w:szCs w:val="28"/>
-        </w:rPr>
-        <w:t xml:space="preserve">      chmod +x /usr/local/bin/wp</w:t>
-      </w:r>
-    </w:p>
-    <w:p>
-      <w:pPr>
-        <w:spacing w:line="360" w:lineRule="auto"/>
-        <w:ind w:leftChars="0" w:firstLineChars="0" w:firstLine="0"/>
-        <w:contextualSpacing/>
-        <w:jc w:val="both"/>
-        <w:outlineLvl w:val="9"/>
-        <w:rPr>
-          <w:sz w:val="28"/>
-          <w:szCs w:val="28"/>
-        </w:rPr>
-      </w:pPr>
-      <w:r>
-        <w:rPr>
-          <w:sz w:val="28"/>
-          <w:szCs w:val="28"/>
-        </w:rPr>
-        <w:t xml:space="preserve">    fi</w:t>
-      </w:r>
-    </w:p>
-    <w:p>
-      <w:pPr>
-        <w:spacing w:line="360" w:lineRule="auto"/>
-        <w:ind w:leftChars="0" w:firstLineChars="0" w:firstLine="0"/>
-        <w:contextualSpacing/>
-        <w:jc w:val="both"/>
-        <w:outlineLvl w:val="9"/>
-        <w:rPr>
-          <w:sz w:val="28"/>
-          <w:szCs w:val="28"/>
-        </w:rPr>
-      </w:pPr>
-      <w:r>
-        <w:rPr>
-          <w:sz w:val="28"/>
-          <w:szCs w:val="28"/>
-        </w:rPr>
-        <w:t xml:space="preserve">  SHELL</w:t>
-      </w:r>
-    </w:p>
-    <w:p>
-      <w:pPr>
-        <w:spacing w:line="360" w:lineRule="auto"/>
-        <w:ind w:leftChars="0" w:firstLineChars="0" w:firstLine="0"/>
-        <w:contextualSpacing/>
-        <w:jc w:val="both"/>
-        <w:outlineLvl w:val="9"/>
-        <w:rPr>
-          <w:sz w:val="28"/>
-          <w:szCs w:val="28"/>
-        </w:rPr>
-      </w:pPr>
-      <w:r>
-        <w:rPr>
-          <w:sz w:val="28"/>
-          <w:szCs w:val="28"/>
-        </w:rPr>
-        <w:t xml:space="preserve">  # Завантаження ядра WordPress та його встановлення</w:t>
-      </w:r>
-    </w:p>
-    <w:p>
-      <w:pPr>
-        <w:spacing w:line="360" w:lineRule="auto"/>
-        <w:ind w:leftChars="0" w:firstLineChars="0" w:firstLine="0"/>
-        <w:contextualSpacing/>
-        <w:jc w:val="both"/>
-        <w:outlineLvl w:val="9"/>
-        <w:rPr>
-          <w:sz w:val="28"/>
-          <w:szCs w:val="28"/>
-        </w:rPr>
-      </w:pPr>
-      <w:r>
-        <w:rPr>
-          <w:sz w:val="28"/>
-          <w:szCs w:val="28"/>
-        </w:rPr>
-        <w:t xml:space="preserve">  config.vm.provision "shell", inline: &lt;&lt;-SHELL</w:t>
-      </w:r>
-    </w:p>
-    <w:p>
-      <w:pPr>
-        <w:spacing w:line="360" w:lineRule="auto"/>
-        <w:ind w:leftChars="0" w:firstLineChars="0" w:firstLine="0"/>
-        <w:contextualSpacing/>
-        <w:jc w:val="both"/>
-        <w:outlineLvl w:val="9"/>
-        <w:rPr>
-          <w:sz w:val="28"/>
-          <w:szCs w:val="28"/>
-        </w:rPr>
-      </w:pPr>
-      <w:r>
-        <w:rPr>
-          <w:sz w:val="28"/>
-          <w:szCs w:val="28"/>
-        </w:rPr>
-        <w:t xml:space="preserve">    DB_NAME="wordpress_db"</w:t>
-      </w:r>
-    </w:p>
-    <w:p>
-      <w:pPr>
-        <w:spacing w:line="360" w:lineRule="auto"/>
-        <w:ind w:leftChars="0" w:firstLineChars="0" w:firstLine="0"/>
-        <w:contextualSpacing/>
-        <w:jc w:val="both"/>
-        <w:outlineLvl w:val="9"/>
-        <w:rPr>
-          <w:sz w:val="28"/>
-          <w:szCs w:val="28"/>
-        </w:rPr>
-      </w:pPr>
-      <w:r>
-        <w:rPr>
-          <w:sz w:val="28"/>
-          <w:szCs w:val="28"/>
-        </w:rPr>
-        <w:lastRenderedPageBreak/>
-        <w:t xml:space="preserve">    DB_USER="wp_user"</w:t>
-      </w:r>
-    </w:p>
-    <w:p>
-      <w:pPr>
-        <w:spacing w:line="360" w:lineRule="auto"/>
-        <w:ind w:leftChars="0" w:firstLineChars="0" w:firstLine="0"/>
-        <w:contextualSpacing/>
-        <w:jc w:val="both"/>
-        <w:outlineLvl w:val="9"/>
-        <w:rPr>
-          <w:sz w:val="28"/>
-          <w:szCs w:val="28"/>
-        </w:rPr>
-      </w:pPr>
-      <w:r>
-        <w:rPr>
-          <w:sz w:val="28"/>
-          <w:szCs w:val="28"/>
-        </w:rPr>
-        <w:t xml:space="preserve">    DB_PASS="wp_password"</w:t>
-      </w:r>
-    </w:p>
-    <w:p>
-      <w:pPr>
-        <w:spacing w:line="360" w:lineRule="auto"/>
-        <w:ind w:leftChars="0" w:firstLineChars="0" w:firstLine="0"/>
-        <w:contextualSpacing/>
-        <w:jc w:val="both"/>
-        <w:outlineLvl w:val="9"/>
-        <w:rPr>
-          <w:sz w:val="28"/>
-          <w:szCs w:val="28"/>
-        </w:rPr>
-      </w:pPr>
-      <w:r>
-        <w:rPr>
-          <w:sz w:val="28"/>
-          <w:szCs w:val="28"/>
-        </w:rPr>
-        <w:t xml:space="preserve">    SITE_URL="http://192.168.56.10"</w:t>
-      </w:r>
-    </w:p>
-    <w:p>
-      <w:pPr>
-        <w:spacing w:line="360" w:lineRule="auto"/>
-        <w:ind w:leftChars="0" w:firstLineChars="0" w:firstLine="0"/>
-        <w:contextualSpacing/>
-        <w:jc w:val="both"/>
-        <w:outlineLvl w:val="9"/>
-        <w:rPr>
-          <w:sz w:val="28"/>
-          <w:szCs w:val="28"/>
-        </w:rPr>
-      </w:pPr>
-      <w:r>
-        <w:rPr>
-          <w:sz w:val="28"/>
-          <w:szCs w:val="28"/>
-        </w:rPr>
-        <w:t xml:space="preserve">    rm -f /var/www/html/index.html /var/www/html/style.css</w:t>
-      </w:r>
-    </w:p>
-    <w:p>
-      <w:pPr>
-        <w:spacing w:line="360" w:lineRule="auto"/>
-        <w:ind w:leftChars="0" w:firstLineChars="0" w:firstLine="0"/>
-        <w:contextualSpacing/>
-        <w:jc w:val="both"/>
-        <w:outlineLvl w:val="9"/>
-        <w:rPr>
-          <w:sz w:val="28"/>
-          <w:szCs w:val="28"/>
-        </w:rPr>
-      </w:pPr>
-      <w:r>
-        <w:rPr>
-          <w:sz w:val="28"/>
-          <w:szCs w:val="28"/>
-        </w:rPr>
-        <w:t xml:space="preserve">    if [ ! -f /var/www/html/wp-load.php ]; then</w:t>
-      </w:r>
-    </w:p>
-    <w:p>
-      <w:pPr>
-        <w:spacing w:line="360" w:lineRule="auto"/>
-        <w:ind w:leftChars="0" w:firstLineChars="0" w:firstLine="0"/>
-        <w:contextualSpacing/>
-        <w:jc w:val="both"/>
-        <w:outlineLvl w:val="9"/>
-        <w:rPr>
-          <w:sz w:val="28"/>
-          <w:szCs w:val="28"/>
-        </w:rPr>
-      </w:pPr>
-      <w:r>
-        <w:rPr>
-          <w:sz w:val="28"/>
-          <w:szCs w:val="28"/>
-        </w:rPr>
-        <w:t xml:space="preserve">      wp core download --path=/var/www/html --allow-root</w:t>
-      </w:r>
-    </w:p>
-    <w:p>
-      <w:pPr>
-        <w:spacing w:line="360" w:lineRule="auto"/>
-        <w:ind w:leftChars="0" w:firstLineChars="0" w:firstLine="0"/>
-        <w:contextualSpacing/>
-        <w:jc w:val="both"/>
-        <w:outlineLvl w:val="9"/>
-        <w:rPr>
-          <w:sz w:val="28"/>
-          <w:szCs w:val="28"/>
-        </w:rPr>
-      </w:pPr>
-      <w:r>
-        <w:rPr>
-          <w:sz w:val="28"/>
-          <w:szCs w:val="28"/>
-        </w:rPr>
-        <w:t xml:space="preserve">    fi</w:t>
-      </w:r>
-    </w:p>
-    <w:p>
-      <w:pPr>
-        <w:spacing w:line="360" w:lineRule="auto"/>
-        <w:ind w:leftChars="0" w:firstLineChars="0" w:firstLine="0"/>
-        <w:contextualSpacing/>
-        <w:jc w:val="both"/>
-        <w:outlineLvl w:val="9"/>
-        <w:rPr>
-          <w:sz w:val="28"/>
-          <w:szCs w:val="28"/>
-        </w:rPr>
-      </w:pPr>
-      <w:r>
-        <w:rPr>
-          <w:sz w:val="28"/>
-          <w:szCs w:val="28"/>
-        </w:rPr>
-        <w:t xml:space="preserve">    if [ ! -f /var/www/html/wp-config.php ]; then</w:t>
-      </w:r>
-    </w:p>
-    <w:p>
-      <w:pPr>
-        <w:spacing w:line="360" w:lineRule="auto"/>
-        <w:ind w:leftChars="0" w:firstLineChars="0" w:firstLine="0"/>
-        <w:contextualSpacing/>
-        <w:jc w:val="both"/>
-        <w:outlineLvl w:val="9"/>
-        <w:rPr>
-          <w:sz w:val="28"/>
-          <w:szCs w:val="28"/>
-        </w:rPr>
-      </w:pPr>
-      <w:r>
-        <w:rPr>
-          <w:sz w:val="28"/>
-          <w:szCs w:val="28"/>
-        </w:rPr>
-        <w:t xml:space="preserve">      wp config create --path=/var/www/html \</w:t>
-      </w:r>
-    </w:p>
-    <w:p>
-      <w:pPr>
-        <w:spacing w:line="360" w:lineRule="auto"/>
-        <w:ind w:leftChars="0" w:firstLineChars="0" w:firstLine="0"/>
-        <w:contextualSpacing/>
-        <w:jc w:val="both"/>
-        <w:outlineLvl w:val="9"/>
-        <w:rPr>
-          <w:sz w:val="28"/>
-          <w:szCs w:val="28"/>
-        </w:rPr>
-      </w:pPr>
-      <w:r>
-        <w:rPr>
-          <w:sz w:val="28"/>
-          <w:szCs w:val="28"/>
-        </w:rPr>
-        <w:t xml:space="preserve">       --dbname="${DB_NAME}" --dbuser="${DB_USER}" --dbpass="${DB_PASS}" \</w:t>
-      </w:r>
-    </w:p>
-    <w:p>
-      <w:pPr>
-        <w:spacing w:line="360" w:lineRule="auto"/>
-        <w:ind w:leftChars="0" w:firstLineChars="0" w:firstLine="0"/>
-        <w:contextualSpacing/>
-        <w:jc w:val="both"/>
-        <w:outlineLvl w:val="9"/>
-        <w:rPr>
-          <w:sz w:val="28"/>
-          <w:szCs w:val="28"/>
-        </w:rPr>
-      </w:pPr>
-      <w:r>
-        <w:rPr>
-          <w:sz w:val="28"/>
-          <w:szCs w:val="28"/>
-        </w:rPr>
-        <w:t xml:space="preserve">        --dbhost="localhost" --allow-root</w:t>
-      </w:r>
-    </w:p>
-    <w:p>
-      <w:pPr>
-        <w:spacing w:line="360" w:lineRule="auto"/>
-        <w:ind w:leftChars="0" w:firstLineChars="0" w:firstLine="0"/>
-        <w:contextualSpacing/>
-        <w:jc w:val="both"/>
-        <w:outlineLvl w:val="9"/>
-        <w:rPr>
-          <w:sz w:val="28"/>
-          <w:szCs w:val="28"/>
-        </w:rPr>
-      </w:pPr>
-      <w:r>
-        <w:rPr>
-          <w:sz w:val="28"/>
-          <w:szCs w:val="28"/>
-        </w:rPr>
-        <w:t xml:space="preserve">    fi</w:t>
-      </w:r>
-    </w:p>
-    <w:p>
-      <w:pPr>
-        <w:spacing w:line="360" w:lineRule="auto"/>
-        <w:ind w:leftChars="0" w:firstLineChars="0" w:firstLine="0"/>
-        <w:contextualSpacing/>
-        <w:jc w:val="both"/>
-        <w:outlineLvl w:val="9"/>
-        <w:rPr>
-          <w:sz w:val="28"/>
-          <w:szCs w:val="28"/>
-        </w:rPr>
-      </w:pPr>
-      <w:r>
-        <w:rPr>
-          <w:sz w:val="28"/>
-          <w:szCs w:val="28"/>
-        </w:rPr>
-        <w:t xml:space="preserve">    if ! wp core is-installed --path=/var/www/html --allow-root; then</w:t>
-      </w:r>
-    </w:p>
-    <w:p>
-      <w:pPr>
-        <w:spacing w:line="360" w:lineRule="auto"/>
-        <w:ind w:leftChars="0" w:firstLineChars="0" w:firstLine="0"/>
-        <w:contextualSpacing/>
-        <w:jc w:val="both"/>
-        <w:outlineLvl w:val="9"/>
-        <w:rPr>
-          <w:sz w:val="28"/>
-          <w:szCs w:val="28"/>
-        </w:rPr>
-      </w:pPr>
-      <w:r>
-        <w:rPr>
-          <w:sz w:val="28"/>
-          <w:szCs w:val="28"/>
-        </w:rPr>
-        <w:t xml:space="preserve">      wp core install --path=/var/www/html \</w:t>
-      </w:r>
-    </w:p>
-    <w:p>
-      <w:pPr>
-        <w:spacing w:line="360" w:lineRule="auto"/>
-        <w:ind w:leftChars="0" w:firstLineChars="0" w:firstLine="0"/>
-        <w:contextualSpacing/>
-        <w:jc w:val="both"/>
-        <w:outlineLvl w:val="9"/>
-        <w:rPr>
-          <w:sz w:val="28"/>
-          <w:szCs w:val="28"/>
-        </w:rPr>
-      </w:pPr>
-      <w:r>
-        <w:rPr>
-          <w:sz w:val="28"/>
-          <w:szCs w:val="28"/>
-        </w:rPr>
-        <w:t xml:space="preserve">        --url="${SITE_URL}" --title="Canape" \</w:t>
-      </w:r>
-    </w:p>
-    <w:p>
-      <w:pPr>
-        <w:spacing w:line="360" w:lineRule="auto"/>
-        <w:ind w:leftChars="0" w:firstLineChars="0" w:firstLine="0"/>
-        <w:contextualSpacing/>
-        <w:jc w:val="both"/>
-        <w:outlineLvl w:val="9"/>
-        <w:rPr>
-          <w:sz w:val="28"/>
-          <w:szCs w:val="28"/>
-        </w:rPr>
-      </w:pPr>
-      <w:r>
-        <w:rPr>
-          <w:sz w:val="28"/>
-          <w:szCs w:val="28"/>
-        </w:rPr>
-        <w:t xml:space="preserve">        --admin_user="admin" --admin_password="admin12345" \</w:t>
-      </w:r>
-    </w:p>
-    <w:p>
-      <w:pPr>
-        <w:spacing w:line="360" w:lineRule="auto"/>
-        <w:ind w:leftChars="0" w:firstLineChars="0" w:firstLine="0"/>
-        <w:contextualSpacing/>
-        <w:jc w:val="both"/>
-        <w:outlineLvl w:val="9"/>
-        <w:rPr>
-          <w:sz w:val="28"/>
-          <w:szCs w:val="28"/>
-        </w:rPr>
-      </w:pPr>
-      <w:r>
-        <w:rPr>
-          <w:sz w:val="28"/>
-          <w:szCs w:val="28"/>
-        </w:rPr>
-        <w:t xml:space="preserve">        --admin_email="admin@example.com" --skip-email --allow-root</w:t>
-      </w:r>
-    </w:p>
-    <w:p>
-      <w:pPr>
-        <w:spacing w:line="360" w:lineRule="auto"/>
-        <w:ind w:leftChars="0" w:firstLineChars="0" w:firstLine="0"/>
-        <w:contextualSpacing/>
-        <w:jc w:val="both"/>
-        <w:outlineLvl w:val="9"/>
-        <w:rPr>
-          <w:sz w:val="28"/>
-          <w:szCs w:val="28"/>
-        </w:rPr>
-      </w:pPr>
-      <w:r>
-        <w:rPr>
-          <w:sz w:val="28"/>
-          <w:szCs w:val="28"/>
-        </w:rPr>
-        <w:t xml:space="preserve">    fi</w:t>
-      </w:r>
-    </w:p>
-    <w:p>
-      <w:pPr>
-        <w:spacing w:line="360" w:lineRule="auto"/>
-        <w:ind w:leftChars="0" w:firstLineChars="0" w:firstLine="0"/>
-        <w:contextualSpacing/>
-        <w:jc w:val="both"/>
-        <w:outlineLvl w:val="9"/>
-        <w:rPr>
-          <w:sz w:val="28"/>
-          <w:szCs w:val="28"/>
-        </w:rPr>
-      </w:pPr>
-      <w:r>
-        <w:rPr>
-          <w:sz w:val="28"/>
-          <w:szCs w:val="28"/>
-        </w:rPr>
-        <w:t xml:space="preserve">  SHELL</w:t>
-      </w:r>
-    </w:p>
-    <w:p>
-      <w:pPr>
-        <w:spacing w:line="360" w:lineRule="auto"/>
-        <w:ind w:leftChars="0" w:firstLineChars="0" w:firstLine="0"/>
-        <w:contextualSpacing/>
-        <w:jc w:val="both"/>
-        <w:outlineLvl w:val="9"/>
-        <w:rPr>
-          <w:sz w:val="28"/>
-          <w:szCs w:val="28"/>
-        </w:rPr>
-      </w:pPr>
-      <w:r>
-        <w:rPr>
-          <w:sz w:val="28"/>
-          <w:szCs w:val="28"/>
-        </w:rPr>
-        <w:t xml:space="preserve">  # Розгортання теми Canape з папки shared у wp-content/themes та її активація</w:t>
-      </w:r>
-    </w:p>
-    <w:p>
-      <w:pPr>
-        <w:spacing w:line="360" w:lineRule="auto"/>
-        <w:ind w:leftChars="0" w:firstLineChars="0" w:firstLine="0"/>
-        <w:contextualSpacing/>
-        <w:jc w:val="both"/>
-        <w:outlineLvl w:val="9"/>
-        <w:rPr>
-          <w:sz w:val="28"/>
-          <w:szCs w:val="28"/>
-        </w:rPr>
-      </w:pPr>
-      <w:r>
-        <w:rPr>
-          <w:sz w:val="28"/>
-          <w:szCs w:val="28"/>
-        </w:rPr>
-        <w:t xml:space="preserve">  config.vm.provision "shell", inline: &lt;&lt;-SHELL</w:t>
-      </w:r>
-    </w:p>
-    <w:p>
-      <w:pPr>
-        <w:spacing w:line="360" w:lineRule="auto"/>
-        <w:ind w:leftChars="0" w:firstLineChars="0" w:firstLine="0"/>
-        <w:contextualSpacing/>
-        <w:jc w:val="both"/>
-        <w:outlineLvl w:val="9"/>
-        <w:rPr>
-          <w:sz w:val="28"/>
-          <w:szCs w:val="28"/>
-        </w:rPr>
-      </w:pPr>
-      <w:r>
-        <w:rPr>
-          <w:sz w:val="28"/>
-          <w:szCs w:val="28"/>
-        </w:rPr>
-        <w:t xml:space="preserve">    THEME_SRC="/home/vagrant/shared/wordpress1site-main/wordpress1site-main"</w:t>
-      </w:r>
-    </w:p>
-    <w:p>
-      <w:pPr>
-        <w:spacing w:line="360" w:lineRule="auto"/>
-        <w:ind w:leftChars="0" w:firstLineChars="0" w:firstLine="0"/>
-        <w:contextualSpacing/>
-        <w:jc w:val="both"/>
-        <w:outlineLvl w:val="9"/>
-        <w:rPr>
-          <w:sz w:val="28"/>
-          <w:szCs w:val="28"/>
-        </w:rPr>
-      </w:pPr>
-      <w:r>
-        <w:rPr>
-          <w:sz w:val="28"/>
-          <w:szCs w:val="28"/>
-        </w:rPr>
-        <w:t xml:space="preserve">    THEME_DST="/var/www/html/wp-content/themes/canape"</w:t>
-      </w:r>
-    </w:p>
-    <w:p>
-      <w:pPr>
-        <w:spacing w:line="360" w:lineRule="auto"/>
-        <w:ind w:leftChars="0" w:firstLineChars="0" w:firstLine="0"/>
-        <w:contextualSpacing/>
-        <w:jc w:val="both"/>
-        <w:outlineLvl w:val="9"/>
-        <w:rPr>
-          <w:sz w:val="28"/>
-          <w:szCs w:val="28"/>
-        </w:rPr>
-      </w:pPr>
-      <w:r>
-        <w:rPr>
-          <w:sz w:val="28"/>
-          <w:szCs w:val="28"/>
-        </w:rPr>
-        <w:t xml:space="preserve">    mkdir -p "${THEME_DST}"</w:t>
-      </w:r>
-    </w:p>
-    <w:p>
-      <w:pPr>
-        <w:spacing w:line="360" w:lineRule="auto"/>
-        <w:ind w:leftChars="0" w:firstLineChars="0" w:firstLine="0"/>
-        <w:contextualSpacing/>
-        <w:jc w:val="both"/>
-        <w:outlineLvl w:val="9"/>
-        <w:rPr>
-          <w:sz w:val="28"/>
-          <w:szCs w:val="28"/>
-        </w:rPr>
-      </w:pPr>
-      <w:r>
-        <w:rPr>
-          <w:sz w:val="28"/>
-          <w:szCs w:val="28"/>
-        </w:rPr>
-        <w:t xml:space="preserve">    cp -a "${THEME_SRC}/." "${THEME_DST}/"</w:t>
-      </w:r>
-    </w:p>
-    <w:p>
-      <w:pPr>
-        <w:spacing w:line="360" w:lineRule="auto"/>
-        <w:ind w:leftChars="0" w:firstLineChars="0" w:firstLine="0"/>
-        <w:contextualSpacing/>
-        <w:jc w:val="both"/>
-        <w:outlineLvl w:val="9"/>
-        <w:rPr>
-          <w:sz w:val="28"/>
-          <w:szCs w:val="28"/>
-        </w:rPr>
-      </w:pPr>
-      <w:r>
-        <w:rPr>
-          <w:sz w:val="28"/>
-          <w:szCs w:val="28"/>
-        </w:rPr>
-        <w:t xml:space="preserve">    if [ ! -f "${THEME_DST}/style.css" ]; then</w:t>
-      </w:r>
-    </w:p>
-    <w:p>
-      <w:pPr>
-        <w:spacing w:line="360" w:lineRule="auto"/>
-        <w:ind w:leftChars="0" w:firstLineChars="0" w:firstLine="0"/>
-        <w:contextualSpacing/>
-        <w:jc w:val="both"/>
-        <w:outlineLvl w:val="9"/>
-        <w:rPr>
-          <w:sz w:val="28"/>
-          <w:szCs w:val="28"/>
-        </w:rPr>
-      </w:pPr>
-      <w:r>
-        <w:rPr>
-          <w:sz w:val="28"/>
-          <w:szCs w:val="28"/>
-        </w:rPr>
-        <w:t xml:space="preserve">      echo "/*" &gt; "${THEME_DST}/style.css"</w:t>
-      </w:r>
-    </w:p>
-    <w:p>
-      <w:pPr>
-        <w:spacing w:line="360" w:lineRule="auto"/>
-        <w:ind w:leftChars="0" w:firstLineChars="0" w:firstLine="0"/>
-        <w:contextualSpacing/>
-        <w:jc w:val="both"/>
-        <w:outlineLvl w:val="9"/>
-        <w:rPr>
-          <w:sz w:val="28"/>
-          <w:szCs w:val="28"/>
-        </w:rPr>
-      </w:pPr>
-      <w:r>
-        <w:rPr>
-          <w:sz w:val="28"/>
-          <w:szCs w:val="28"/>
-        </w:rPr>
-        <w:t xml:space="preserve">      echo "Theme Name: Canape" &gt;&gt; "${THEME_DST}/style.css"</w:t>
-      </w:r>
-    </w:p>
-    <w:p>
-      <w:pPr>
-        <w:spacing w:line="360" w:lineRule="auto"/>
-        <w:ind w:leftChars="0" w:firstLineChars="0" w:firstLine="0"/>
-        <w:contextualSpacing/>
-        <w:jc w:val="both"/>
-        <w:outlineLvl w:val="9"/>
-        <w:rPr>
-          <w:sz w:val="28"/>
-          <w:szCs w:val="28"/>
-        </w:rPr>
-      </w:pPr>
-      <w:r>
-        <w:rPr>
-          <w:sz w:val="28"/>
-          <w:szCs w:val="28"/>
-        </w:rPr>
-        <w:t xml:space="preserve">      echo "Theme URI: https://example.com/" &gt;&gt; "${THEME_DST}/style.css"</w:t>
-      </w:r>
-    </w:p>
-    <w:p>
-      <w:pPr>
-        <w:spacing w:line="360" w:lineRule="auto"/>
-        <w:ind w:leftChars="0" w:firstLineChars="0" w:firstLine="0"/>
-        <w:contextualSpacing/>
-        <w:jc w:val="both"/>
-        <w:outlineLvl w:val="9"/>
-        <w:rPr>
-          <w:sz w:val="28"/>
-          <w:szCs w:val="28"/>
-        </w:rPr>
-      </w:pPr>
-      <w:r>
-        <w:rPr>
-          <w:sz w:val="28"/>
-          <w:szCs w:val="28"/>
-        </w:rPr>
-        <w:t xml:space="preserve">      echo "Author: lr6AO" &gt;&gt; "${THEME_DST}/style.css"</w:t>
-      </w:r>
-    </w:p>
-    <w:p>
-      <w:pPr>
-        <w:spacing w:line="360" w:lineRule="auto"/>
-        <w:ind w:leftChars="0" w:firstLineChars="0" w:firstLine="0"/>
-        <w:contextualSpacing/>
-        <w:jc w:val="both"/>
-        <w:outlineLvl w:val="9"/>
-        <w:rPr>
-          <w:sz w:val="28"/>
-          <w:szCs w:val="28"/>
-        </w:rPr>
-      </w:pPr>
-      <w:r>
-        <w:rPr>
-          <w:sz w:val="28"/>
-          <w:szCs w:val="28"/>
-        </w:rPr>
-        <w:lastRenderedPageBreak/>
-        <w:t xml:space="preserve">      echo "Description: Тема сайту, розгорнута під час provisioning WordPress" &gt;&gt; "${THEME_DST}/style.css"</w:t>
-      </w:r>
-    </w:p>
-    <w:p>
-      <w:pPr>
-        <w:spacing w:line="360" w:lineRule="auto"/>
-        <w:ind w:leftChars="0" w:firstLineChars="0" w:firstLine="0"/>
-        <w:contextualSpacing/>
-        <w:jc w:val="both"/>
-        <w:outlineLvl w:val="9"/>
-        <w:rPr>
-          <w:sz w:val="28"/>
-          <w:szCs w:val="28"/>
-        </w:rPr>
-      </w:pPr>
-      <w:r>
-        <w:rPr>
-          <w:sz w:val="28"/>
-          <w:szCs w:val="28"/>
-        </w:rPr>
-        <w:t xml:space="preserve">      echo "Version: 1.0" &gt;&gt; "${THEME_DST}/style.css"</w:t>
-      </w:r>
-    </w:p>
-    <w:p>
-      <w:pPr>
-        <w:spacing w:line="360" w:lineRule="auto"/>
-        <w:ind w:leftChars="0" w:firstLineChars="0" w:firstLine="0"/>
-        <w:contextualSpacing/>
-        <w:jc w:val="both"/>
-        <w:outlineLvl w:val="9"/>
-        <w:rPr>
-          <w:sz w:val="28"/>
-          <w:szCs w:val="28"/>
-        </w:rPr>
-      </w:pPr>
-      <w:r>
-        <w:rPr>
-          <w:sz w:val="28"/>
-          <w:szCs w:val="28"/>
-        </w:rPr>
-        <w:t xml:space="preserve">      echo "Text Domain: canape" &gt;&gt; "${THEME_DST}/style.css"</w:t>
-      </w:r>
-    </w:p>
-    <w:p>
-      <w:pPr>
-        <w:spacing w:line="360" w:lineRule="auto"/>
-        <w:ind w:leftChars="0" w:firstLineChars="0" w:firstLine="0"/>
-        <w:contextualSpacing/>
-        <w:jc w:val="both"/>
-        <w:outlineLvl w:val="9"/>
-        <w:rPr>
-          <w:sz w:val="28"/>
-          <w:szCs w:val="28"/>
-        </w:rPr>
-      </w:pPr>
-      <w:r>
-        <w:rPr>
-          <w:sz w:val="28"/>
-          <w:szCs w:val="28"/>
-        </w:rPr>
-        <w:t xml:space="preserve">      echo "*/" &gt;&gt; "${THEME_DST}/style.css"</w:t>
-      </w:r>
-    </w:p>
-    <w:p>
-      <w:pPr>
-        <w:spacing w:line="360" w:lineRule="auto"/>
-        <w:ind w:leftChars="0" w:firstLineChars="0" w:firstLine="0"/>
-        <w:contextualSpacing/>
-        <w:jc w:val="both"/>
-        <w:outlineLvl w:val="9"/>
-        <w:rPr>
-          <w:sz w:val="28"/>
-          <w:szCs w:val="28"/>
-        </w:rPr>
-      </w:pPr>
-      <w:r>
-        <w:rPr>
-          <w:sz w:val="28"/>
-          <w:szCs w:val="28"/>
-        </w:rPr>
-        <w:t xml:space="preserve">    fi</w:t>
-      </w:r>
-    </w:p>
-    <w:p>
-      <w:pPr>
-        <w:spacing w:line="360" w:lineRule="auto"/>
-        <w:ind w:leftChars="0" w:firstLineChars="0" w:firstLine="0"/>
-        <w:contextualSpacing/>
-        <w:jc w:val="both"/>
-        <w:outlineLvl w:val="9"/>
-        <w:rPr>
-          <w:sz w:val="28"/>
-          <w:szCs w:val="28"/>
-        </w:rPr>
-      </w:pPr>
-      <w:r>
-        <w:rPr>
-          <w:sz w:val="28"/>
-          <w:szCs w:val="28"/>
-        </w:rPr>
-        <w:t xml:space="preserve">    chown -R www-data:www-data /var/www/html</w:t>
-      </w:r>
-    </w:p>
-    <w:p>
-      <w:pPr>
-        <w:spacing w:line="360" w:lineRule="auto"/>
-        <w:ind w:leftChars="0" w:firstLineChars="0" w:firstLine="0"/>
-        <w:contextualSpacing/>
-        <w:jc w:val="both"/>
-        <w:outlineLvl w:val="9"/>
-        <w:rPr>
-          <w:sz w:val="28"/>
-          <w:szCs w:val="28"/>
-        </w:rPr>
-      </w:pPr>
-      <w:r>
-        <w:rPr>
-          <w:sz w:val="28"/>
-          <w:szCs w:val="28"/>
-        </w:rPr>
-        <w:t xml:space="preserve">    find /var/www/html -type d -exec chmod 755 {} \\;</w:t>
-      </w:r>
-    </w:p>
-    <w:p>
-      <w:pPr>
-        <w:spacing w:line="360" w:lineRule="auto"/>
-        <w:ind w:leftChars="0" w:firstLineChars="0" w:firstLine="0"/>
-        <w:contextualSpacing/>
-        <w:jc w:val="both"/>
-        <w:outlineLvl w:val="9"/>
-        <w:rPr>
-          <w:sz w:val="28"/>
-          <w:szCs w:val="28"/>
-        </w:rPr>
-      </w:pPr>
-      <w:r>
-        <w:rPr>
-          <w:sz w:val="28"/>
-          <w:szCs w:val="28"/>
-        </w:rPr>
-        <w:t xml:space="preserve">    find /var/www/html -type f -exec chmod 644 {} \\;</w:t>
-      </w:r>
-    </w:p>
-    <w:p>
-      <w:pPr>
-        <w:spacing w:line="360" w:lineRule="auto"/>
-        <w:ind w:leftChars="0" w:firstLineChars="0" w:firstLine="0"/>
-        <w:contextualSpacing/>
-        <w:jc w:val="both"/>
-        <w:outlineLvl w:val="9"/>
-        <w:rPr>
-          <w:sz w:val="28"/>
-          <w:szCs w:val="28"/>
-        </w:rPr>
-      </w:pPr>
-      <w:r>
-        <w:rPr>
-          <w:sz w:val="28"/>
-          <w:szCs w:val="28"/>
-        </w:rPr>
-        <w:t xml:space="preserve">    wp theme activate canape --path=/var/www/html --allow-root</w:t>
-      </w:r>
-    </w:p>
-    <w:p>
-      <w:pPr>
-        <w:spacing w:line="360" w:lineRule="auto"/>
-        <w:ind w:leftChars="0" w:firstLineChars="0" w:firstLine="0"/>
-        <w:contextualSpacing/>
-        <w:jc w:val="both"/>
-        <w:outlineLvl w:val="9"/>
-        <w:rPr>
-          <w:sz w:val="28"/>
-          <w:szCs w:val="28"/>
-        </w:rPr>
-      </w:pPr>
-      <w:r>
-        <w:rPr>
-          <w:sz w:val="28"/>
-          <w:szCs w:val="28"/>
-        </w:rPr>
-        <w:t xml:space="preserve">  SHELL</w:t>
-      </w:r>
-    </w:p>
-    <w:p>
-      <w:pPr>
-        <w:spacing w:line="360" w:lineRule="auto"/>
         <w:ind w:leftChars="0" w:left="0" w:firstLineChars="0" w:firstLine="0"/>
         <w:contextualSpacing/>
         <w:jc w:val="both"/>
@@ -4356,7 +4753,7 @@
       </w:r>
     </w:p>
     <w:sectPr>
-      <w:footerReference w:type="even" r:id="rId12"/>
+      <w:footerReference w:type="even" r:id="rId11"/>
       <w:pgSz w:w="11906" w:h="16838"/>
       <w:pgMar w:top="1134" w:right="567" w:bottom="1134" w:left="1418" w:header="709" w:footer="709" w:gutter="0"/>
       <w:pgNumType w:start="1"/>
@@ -10296,7 +10693,7 @@
 </file>
 
 <file path=customXml/itemProps2.xml><?xml version="1.0" encoding="utf-8"?>
-<ds:datastoreItem xmlns:ds="http://schemas.openxmlformats.org/officeDocument/2006/customXml" ds:itemID="{B711B24B-B445-4931-A9FC-EDC2719903B9}">
+<ds:datastoreItem xmlns:ds="http://schemas.openxmlformats.org/officeDocument/2006/customXml" ds:itemID="{5E403C2E-80F2-4FC4-93F3-C76ECB0E82D1}">
   <ds:schemaRefs>
     <ds:schemaRef ds:uri="http://schemas.openxmlformats.org/officeDocument/2006/bibliography"/>
   </ds:schemaRefs>

--- a/Адміністрування обчислювальних комплексів Зроблені ЛР/Лабораторна робота 6 - Матакова А.В. - 409а - Адміністрування обчислювальних комплексів.docx
+++ b/Адміністрування обчислювальних комплексів Зроблені ЛР/Лабораторна робота 6 - Матакова А.В. - 409а - Адміністрування обчислювальних комплексів.docx
@@ -2004,16 +2004,7 @@
           <w:szCs w:val="28"/>
         </w:rPr>
         <w:lastRenderedPageBreak/>
-        <w:t xml:space="preserve">Після запуску середовища перевірено працездатність розгорнутого CMS WordPress. У браузері фізичної машини </w:t>
-      </w:r>
-      <w:bookmarkStart w:id="0" w:name="_GoBack"/>
-      <w:bookmarkEnd w:id="0"/>
-      <w:r>
-        <w:rPr>
-          <w:sz w:val="28"/>
-          <w:szCs w:val="28"/>
-        </w:rPr>
-        <w:t>відкрито сайт «Canape», що використовує саморобну тему оформлення, розгорнуту через provisioning. Наявність панелі адміністратора WordPress у верхній частині сторінки («Howdy, admin», пункти меню «Customize», «New» тощо) підтверджує успішний автоматичний вхід/автентифікацію адміністратора та коректну роботу всього стеку CMS.</w:t>
+        <w:t>Після запуску середовища перевірено працездатність розгорнутого CMS WordPress. У браузері фізичної машини відкрито сайт «Canape», що використовує саморобну тему оформлення, розгорнуту через provisioning. Наявність панелі адміністратора WordPress у верхній частині сторінки («Howdy, admin», пункти меню «Customize», «New» тощо) підтверджує успішний автоматичний вхід/автентифікацію адміністратора та коректну роботу всього стеку CMS.</w:t>
       </w:r>
     </w:p>
     <w:p>
@@ -2121,8 +2112,10 @@
           <w:sz w:val="28"/>
           <w:szCs w:val="28"/>
         </w:rPr>
-        <w:t>Результат виконання команди vagrant up</w:t>
-      </w:r>
+        <w:t>Сайт «Canape» на базі CMS WordPress</w:t>
+      </w:r>
+      <w:bookmarkStart w:id="0" w:name="_GoBack"/>
+      <w:bookmarkEnd w:id="0"/>
     </w:p>
     <w:p>
       <w:pPr>
@@ -10693,7 +10686,7 @@
 </file>
 
 <file path=customXml/itemProps2.xml><?xml version="1.0" encoding="utf-8"?>
-<ds:datastoreItem xmlns:ds="http://schemas.openxmlformats.org/officeDocument/2006/customXml" ds:itemID="{5E403C2E-80F2-4FC4-93F3-C76ECB0E82D1}">
+<ds:datastoreItem xmlns:ds="http://schemas.openxmlformats.org/officeDocument/2006/customXml" ds:itemID="{FC1350FE-6C4A-451A-8F65-93EA220A9D5C}">
   <ds:schemaRefs>
     <ds:schemaRef ds:uri="http://schemas.openxmlformats.org/officeDocument/2006/bibliography"/>
   </ds:schemaRefs>

--- a/Адміністрування обчислювальних комплексів Зроблені ЛР/Лабораторна робота 6 - Матакова А.В. - 409а - Адміністрування обчислювальних комплексів.docx
+++ b/Адміністрування обчислювальних комплексів Зроблені ЛР/Лабораторна робота 6 - Матакова А.В. - 409а - Адміністрування обчислювальних комплексів.docx
@@ -2114,45 +2114,6 @@
         </w:rPr>
         <w:t>Сайт «Canape» на базі CMS WordPress</w:t>
       </w:r>
-      <w:bookmarkStart w:id="0" w:name="_GoBack"/>
-      <w:bookmarkEnd w:id="0"/>
-    </w:p>
-    <w:p>
-      <w:pPr>
-        <w:suppressAutoHyphens w:val="0"/>
-        <w:spacing w:line="360" w:lineRule="auto"/>
-        <w:ind w:leftChars="0" w:left="0" w:firstLineChars="0" w:firstLine="709"/>
-        <w:jc w:val="both"/>
-        <w:textDirection w:val="lrTb"/>
-        <w:textAlignment w:val="auto"/>
-        <w:outlineLvl w:val="9"/>
-        <w:rPr>
-          <w:sz w:val="28"/>
-          <w:szCs w:val="28"/>
-        </w:rPr>
-      </w:pPr>
-      <w:r>
-        <w:rPr>
-          <w:sz w:val="28"/>
-          <w:szCs w:val="28"/>
-        </w:rPr>
-        <w:t>Таблиця 1 – Параметри опису usecase</w:t>
-      </w:r>
-    </w:p>
-    <w:p>
-      <w:pPr>
-        <w:suppressAutoHyphens w:val="0"/>
-        <w:spacing w:line="360" w:lineRule="auto"/>
-        <w:ind w:leftChars="0" w:left="0" w:firstLineChars="0" w:firstLine="709"/>
-        <w:jc w:val="both"/>
-        <w:textDirection w:val="lrTb"/>
-        <w:textAlignment w:val="auto"/>
-        <w:outlineLvl w:val="9"/>
-        <w:rPr>
-          <w:sz w:val="28"/>
-          <w:szCs w:val="28"/>
-        </w:rPr>
-      </w:pPr>
     </w:p>
     <w:p>
       <w:pPr>
@@ -2218,6 +2179,29 @@
           <w:szCs w:val="28"/>
         </w:rPr>
       </w:pPr>
+      <w:r>
+        <w:rPr>
+          <w:sz w:val="28"/>
+          <w:szCs w:val="28"/>
+        </w:rPr>
+        <w:t xml:space="preserve">Vagrant </w:t>
+      </w:r>
+      <w:r>
+        <w:rPr>
+          <w:sz w:val="28"/>
+          <w:szCs w:val="28"/>
+        </w:rPr>
+        <w:t>–</w:t>
+      </w:r>
+      <w:bookmarkStart w:id="0" w:name="_GoBack"/>
+      <w:bookmarkEnd w:id="0"/>
+      <w:r>
+        <w:rPr>
+          <w:sz w:val="28"/>
+          <w:szCs w:val="28"/>
+        </w:rPr>
+        <w:t xml:space="preserve"> це інструмент для автоматизованого створення, налаштування та управління життєвим циклом віртуальних середовищ. Він дозволяє описати конфігурацію віртуальної машини у вигляді текстового файлу Vagrantfile, що робить середовище відтворюваним та легко переносимим між розробниками.</w:t>
+      </w:r>
     </w:p>
     <w:p>
       <w:pPr>
@@ -2408,7 +2392,6 @@
           <w:sz w:val="28"/>
           <w:szCs w:val="28"/>
         </w:rPr>
-        <w:lastRenderedPageBreak/>
         <w:t>Які компоненти необхідні для коректної роботи CMS WordPress?</w:t>
       </w:r>
     </w:p>
@@ -2998,6 +2981,7 @@
           <w:sz w:val="28"/>
           <w:szCs w:val="28"/>
         </w:rPr>
+        <w:lastRenderedPageBreak/>
         <w:t xml:space="preserve">  config.vm.synced_folder ".", "/vagrant"</w:t>
       </w:r>
     </w:p>
@@ -3018,8 +3002,568 @@
           <w:sz w:val="28"/>
           <w:szCs w:val="28"/>
         </w:rPr>
+        <w:t xml:space="preserve">  # Додаткова синхронізована директорія: локальна папка ./shared монтується у /home/vagrant/shared</w:t>
+      </w:r>
+    </w:p>
+    <w:p>
+      <w:pPr>
+        <w:spacing w:line="360" w:lineRule="auto"/>
+        <w:ind w:leftChars="0" w:firstLineChars="0" w:firstLine="0"/>
+        <w:contextualSpacing/>
+        <w:jc w:val="both"/>
+        <w:outlineLvl w:val="9"/>
+        <w:rPr>
+          <w:sz w:val="28"/>
+          <w:szCs w:val="28"/>
+        </w:rPr>
+      </w:pPr>
+      <w:r>
+        <w:rPr>
+          <w:sz w:val="28"/>
+          <w:szCs w:val="28"/>
+        </w:rPr>
+        <w:t xml:space="preserve">  config.vm.synced_folder "./shared", "/home/vagrant/shared", create: true</w:t>
+      </w:r>
+    </w:p>
+    <w:p>
+      <w:pPr>
+        <w:spacing w:line="360" w:lineRule="auto"/>
+        <w:ind w:leftChars="0" w:firstLineChars="0" w:firstLine="0"/>
+        <w:contextualSpacing/>
+        <w:jc w:val="both"/>
+        <w:outlineLvl w:val="9"/>
+        <w:rPr>
+          <w:sz w:val="28"/>
+          <w:szCs w:val="28"/>
+        </w:rPr>
+      </w:pPr>
+      <w:r>
+        <w:rPr>
+          <w:sz w:val="28"/>
+          <w:szCs w:val="28"/>
+        </w:rPr>
+        <w:t xml:space="preserve">  # Первинне налаштування системи при створенні машини</w:t>
+      </w:r>
+    </w:p>
+    <w:p>
+      <w:pPr>
+        <w:spacing w:line="360" w:lineRule="auto"/>
+        <w:ind w:leftChars="0" w:firstLineChars="0" w:firstLine="0"/>
+        <w:contextualSpacing/>
+        <w:jc w:val="both"/>
+        <w:outlineLvl w:val="9"/>
+        <w:rPr>
+          <w:sz w:val="28"/>
+          <w:szCs w:val="28"/>
+        </w:rPr>
+      </w:pPr>
+      <w:r>
+        <w:rPr>
+          <w:sz w:val="28"/>
+          <w:szCs w:val="28"/>
+        </w:rPr>
+        <w:t xml:space="preserve">  config.vm.provision "shell", inline: &lt;&lt;-SHELL</w:t>
+      </w:r>
+    </w:p>
+    <w:p>
+      <w:pPr>
+        <w:spacing w:line="360" w:lineRule="auto"/>
+        <w:ind w:leftChars="0" w:firstLineChars="0" w:firstLine="0"/>
+        <w:contextualSpacing/>
+        <w:jc w:val="both"/>
+        <w:outlineLvl w:val="9"/>
+        <w:rPr>
+          <w:sz w:val="28"/>
+          <w:szCs w:val="28"/>
+        </w:rPr>
+      </w:pPr>
+      <w:r>
+        <w:rPr>
+          <w:sz w:val="28"/>
+          <w:szCs w:val="28"/>
+        </w:rPr>
+        <w:t xml:space="preserve">    apt-get update</w:t>
+      </w:r>
+    </w:p>
+    <w:p>
+      <w:pPr>
+        <w:spacing w:line="360" w:lineRule="auto"/>
+        <w:ind w:leftChars="0" w:firstLineChars="0" w:firstLine="0"/>
+        <w:contextualSpacing/>
+        <w:jc w:val="both"/>
+        <w:outlineLvl w:val="9"/>
+        <w:rPr>
+          <w:sz w:val="28"/>
+          <w:szCs w:val="28"/>
+        </w:rPr>
+      </w:pPr>
+      <w:r>
+        <w:rPr>
+          <w:sz w:val="28"/>
+          <w:szCs w:val="28"/>
+        </w:rPr>
+        <w:t xml:space="preserve">    apt-get upgrade -y</w:t>
+      </w:r>
+    </w:p>
+    <w:p>
+      <w:pPr>
+        <w:spacing w:line="360" w:lineRule="auto"/>
+        <w:ind w:leftChars="0" w:firstLineChars="0" w:firstLine="0"/>
+        <w:contextualSpacing/>
+        <w:jc w:val="both"/>
+        <w:outlineLvl w:val="9"/>
+        <w:rPr>
+          <w:sz w:val="28"/>
+          <w:szCs w:val="28"/>
+        </w:rPr>
+      </w:pPr>
+      <w:r>
+        <w:rPr>
+          <w:sz w:val="28"/>
+          <w:szCs w:val="28"/>
+        </w:rPr>
+        <w:t xml:space="preserve">  SHELL</w:t>
+      </w:r>
+    </w:p>
+    <w:p>
+      <w:pPr>
+        <w:spacing w:line="360" w:lineRule="auto"/>
+        <w:ind w:leftChars="0" w:firstLineChars="0" w:firstLine="0"/>
+        <w:contextualSpacing/>
+        <w:jc w:val="both"/>
+        <w:outlineLvl w:val="9"/>
+        <w:rPr>
+          <w:sz w:val="28"/>
+          <w:szCs w:val="28"/>
+        </w:rPr>
+      </w:pPr>
+      <w:r>
+        <w:rPr>
+          <w:sz w:val="28"/>
+          <w:szCs w:val="28"/>
+        </w:rPr>
+        <w:t xml:space="preserve">  # Встановлення Apache2 та розгортання HTML-сайту з папки shared</w:t>
+      </w:r>
+    </w:p>
+    <w:p>
+      <w:pPr>
+        <w:spacing w:line="360" w:lineRule="auto"/>
+        <w:ind w:leftChars="0" w:firstLineChars="0" w:firstLine="0"/>
+        <w:contextualSpacing/>
+        <w:jc w:val="both"/>
+        <w:outlineLvl w:val="9"/>
+        <w:rPr>
+          <w:sz w:val="28"/>
+          <w:szCs w:val="28"/>
+        </w:rPr>
+      </w:pPr>
+      <w:r>
+        <w:rPr>
+          <w:sz w:val="28"/>
+          <w:szCs w:val="28"/>
+        </w:rPr>
+        <w:t xml:space="preserve">  config.vm.provision "shell", inline: &lt;&lt;-SHELL</w:t>
+      </w:r>
+    </w:p>
+    <w:p>
+      <w:pPr>
+        <w:spacing w:line="360" w:lineRule="auto"/>
+        <w:ind w:leftChars="0" w:firstLineChars="0" w:firstLine="0"/>
+        <w:contextualSpacing/>
+        <w:jc w:val="both"/>
+        <w:outlineLvl w:val="9"/>
+        <w:rPr>
+          <w:sz w:val="28"/>
+          <w:szCs w:val="28"/>
+        </w:rPr>
+      </w:pPr>
+      <w:r>
+        <w:rPr>
+          <w:sz w:val="28"/>
+          <w:szCs w:val="28"/>
+        </w:rPr>
+        <w:t xml:space="preserve">    apt-get install -y apache2</w:t>
+      </w:r>
+    </w:p>
+    <w:p>
+      <w:pPr>
+        <w:spacing w:line="360" w:lineRule="auto"/>
+        <w:ind w:leftChars="0" w:firstLineChars="0" w:firstLine="0"/>
+        <w:contextualSpacing/>
+        <w:jc w:val="both"/>
+        <w:outlineLvl w:val="9"/>
+        <w:rPr>
+          <w:sz w:val="28"/>
+          <w:szCs w:val="28"/>
+        </w:rPr>
+      </w:pPr>
+      <w:r>
+        <w:rPr>
+          <w:sz w:val="28"/>
+          <w:szCs w:val="28"/>
+        </w:rPr>
+        <w:t xml:space="preserve">    rm -f /var/www/html/index.html</w:t>
+      </w:r>
+    </w:p>
+    <w:p>
+      <w:pPr>
+        <w:spacing w:line="360" w:lineRule="auto"/>
+        <w:ind w:leftChars="0" w:firstLineChars="0" w:firstLine="0"/>
+        <w:contextualSpacing/>
+        <w:jc w:val="both"/>
+        <w:outlineLvl w:val="9"/>
+        <w:rPr>
+          <w:sz w:val="28"/>
+          <w:szCs w:val="28"/>
+        </w:rPr>
+      </w:pPr>
+      <w:r>
+        <w:rPr>
+          <w:sz w:val="28"/>
+          <w:szCs w:val="28"/>
+        </w:rPr>
+        <w:t xml:space="preserve">    cp /home/vagrant/shared/index.html /var/www/html/index.html</w:t>
+      </w:r>
+    </w:p>
+    <w:p>
+      <w:pPr>
+        <w:spacing w:line="360" w:lineRule="auto"/>
+        <w:ind w:leftChars="0" w:firstLineChars="0" w:firstLine="0"/>
+        <w:contextualSpacing/>
+        <w:jc w:val="both"/>
+        <w:outlineLvl w:val="9"/>
+        <w:rPr>
+          <w:sz w:val="28"/>
+          <w:szCs w:val="28"/>
+        </w:rPr>
+      </w:pPr>
+      <w:r>
+        <w:rPr>
+          <w:sz w:val="28"/>
+          <w:szCs w:val="28"/>
+        </w:rPr>
+        <w:t xml:space="preserve">    cp /home/vagrant/shared/style.css /var/www/html/style.css</w:t>
+      </w:r>
+    </w:p>
+    <w:p>
+      <w:pPr>
+        <w:spacing w:line="360" w:lineRule="auto"/>
+        <w:ind w:leftChars="0" w:firstLineChars="0" w:firstLine="0"/>
+        <w:contextualSpacing/>
+        <w:jc w:val="both"/>
+        <w:outlineLvl w:val="9"/>
+        <w:rPr>
+          <w:sz w:val="28"/>
+          <w:szCs w:val="28"/>
+        </w:rPr>
+      </w:pPr>
+      <w:r>
+        <w:rPr>
+          <w:sz w:val="28"/>
+          <w:szCs w:val="28"/>
+        </w:rPr>
+        <w:t xml:space="preserve">    systemctl enable apache2</w:t>
+      </w:r>
+    </w:p>
+    <w:p>
+      <w:pPr>
+        <w:spacing w:line="360" w:lineRule="auto"/>
+        <w:ind w:leftChars="0" w:firstLineChars="0" w:firstLine="0"/>
+        <w:contextualSpacing/>
+        <w:jc w:val="both"/>
+        <w:outlineLvl w:val="9"/>
+        <w:rPr>
+          <w:sz w:val="28"/>
+          <w:szCs w:val="28"/>
+        </w:rPr>
+      </w:pPr>
+      <w:r>
+        <w:rPr>
+          <w:sz w:val="28"/>
+          <w:szCs w:val="28"/>
+        </w:rPr>
+        <w:t xml:space="preserve">    systemctl restart apache2</w:t>
+      </w:r>
+    </w:p>
+    <w:p>
+      <w:pPr>
+        <w:spacing w:line="360" w:lineRule="auto"/>
+        <w:ind w:leftChars="0" w:firstLineChars="0" w:firstLine="0"/>
+        <w:contextualSpacing/>
+        <w:jc w:val="both"/>
+        <w:outlineLvl w:val="9"/>
+        <w:rPr>
+          <w:sz w:val="28"/>
+          <w:szCs w:val="28"/>
+        </w:rPr>
+      </w:pPr>
+      <w:r>
+        <w:rPr>
+          <w:sz w:val="28"/>
+          <w:szCs w:val="28"/>
+        </w:rPr>
+        <w:t xml:space="preserve">  SHELL</w:t>
+      </w:r>
+    </w:p>
+    <w:p>
+      <w:pPr>
+        <w:spacing w:line="360" w:lineRule="auto"/>
+        <w:ind w:leftChars="0" w:firstLineChars="0" w:firstLine="0"/>
+        <w:contextualSpacing/>
+        <w:jc w:val="both"/>
+        <w:outlineLvl w:val="9"/>
+        <w:rPr>
+          <w:sz w:val="28"/>
+          <w:szCs w:val="28"/>
+        </w:rPr>
+      </w:pPr>
+      <w:r>
+        <w:rPr>
+          <w:sz w:val="28"/>
+          <w:szCs w:val="28"/>
+        </w:rPr>
+        <w:t xml:space="preserve">  # Встановлення PHP та розширень, необхідних для роботи WordPress</w:t>
+      </w:r>
+    </w:p>
+    <w:p>
+      <w:pPr>
+        <w:spacing w:line="360" w:lineRule="auto"/>
+        <w:ind w:leftChars="0" w:firstLineChars="0" w:firstLine="0"/>
+        <w:contextualSpacing/>
+        <w:jc w:val="both"/>
+        <w:outlineLvl w:val="9"/>
+        <w:rPr>
+          <w:sz w:val="28"/>
+          <w:szCs w:val="28"/>
+        </w:rPr>
+      </w:pPr>
+      <w:r>
+        <w:rPr>
+          <w:sz w:val="28"/>
+          <w:szCs w:val="28"/>
+        </w:rPr>
+        <w:t xml:space="preserve">  config.vm.provision "shell", inline: &lt;&lt;-SHELL</w:t>
+      </w:r>
+    </w:p>
+    <w:p>
+      <w:pPr>
+        <w:spacing w:line="360" w:lineRule="auto"/>
+        <w:ind w:leftChars="0" w:firstLineChars="0" w:firstLine="0"/>
+        <w:contextualSpacing/>
+        <w:jc w:val="both"/>
+        <w:outlineLvl w:val="9"/>
+        <w:rPr>
+          <w:sz w:val="28"/>
+          <w:szCs w:val="28"/>
+        </w:rPr>
+      </w:pPr>
+      <w:r>
+        <w:rPr>
+          <w:sz w:val="28"/>
+          <w:szCs w:val="28"/>
+        </w:rPr>
+        <w:t xml:space="preserve">    apt-get install -y php php-cli libapache2-mod-php php-mysql php-curl \</w:t>
+      </w:r>
+    </w:p>
+    <w:p>
+      <w:pPr>
+        <w:spacing w:line="360" w:lineRule="auto"/>
+        <w:ind w:leftChars="0" w:firstLineChars="0" w:firstLine="0"/>
+        <w:contextualSpacing/>
+        <w:jc w:val="both"/>
+        <w:outlineLvl w:val="9"/>
+        <w:rPr>
+          <w:sz w:val="28"/>
+          <w:szCs w:val="28"/>
+        </w:rPr>
+      </w:pPr>
+      <w:r>
+        <w:rPr>
+          <w:sz w:val="28"/>
+          <w:szCs w:val="28"/>
+        </w:rPr>
+        <w:t xml:space="preserve">      php-gd php-mbstring php-xml php-zip php-intl php-bcmath unzip curl</w:t>
+      </w:r>
+    </w:p>
+    <w:p>
+      <w:pPr>
+        <w:spacing w:line="360" w:lineRule="auto"/>
+        <w:ind w:leftChars="0" w:firstLineChars="0" w:firstLine="0"/>
+        <w:contextualSpacing/>
+        <w:jc w:val="both"/>
+        <w:outlineLvl w:val="9"/>
+        <w:rPr>
+          <w:sz w:val="28"/>
+          <w:szCs w:val="28"/>
+        </w:rPr>
+      </w:pPr>
+      <w:r>
+        <w:rPr>
+          <w:sz w:val="28"/>
+          <w:szCs w:val="28"/>
+        </w:rPr>
+        <w:t xml:space="preserve">    a2enmod rewrite</w:t>
+      </w:r>
+    </w:p>
+    <w:p>
+      <w:pPr>
+        <w:spacing w:line="360" w:lineRule="auto"/>
+        <w:ind w:leftChars="0" w:firstLineChars="0" w:firstLine="0"/>
+        <w:contextualSpacing/>
+        <w:jc w:val="both"/>
+        <w:outlineLvl w:val="9"/>
+        <w:rPr>
+          <w:sz w:val="28"/>
+          <w:szCs w:val="28"/>
+        </w:rPr>
+      </w:pPr>
+      <w:r>
+        <w:rPr>
+          <w:sz w:val="28"/>
+          <w:szCs w:val="28"/>
+        </w:rPr>
+        <w:t xml:space="preserve">    systemctl restart apache2</w:t>
+      </w:r>
+    </w:p>
+    <w:p>
+      <w:pPr>
+        <w:spacing w:line="360" w:lineRule="auto"/>
+        <w:ind w:leftChars="0" w:firstLineChars="0" w:firstLine="0"/>
+        <w:contextualSpacing/>
+        <w:jc w:val="both"/>
+        <w:outlineLvl w:val="9"/>
+        <w:rPr>
+          <w:sz w:val="28"/>
+          <w:szCs w:val="28"/>
+        </w:rPr>
+      </w:pPr>
+      <w:r>
+        <w:rPr>
+          <w:sz w:val="28"/>
+          <w:szCs w:val="28"/>
+        </w:rPr>
+        <w:t xml:space="preserve">  SHELL</w:t>
+      </w:r>
+    </w:p>
+    <w:p>
+      <w:pPr>
+        <w:spacing w:line="360" w:lineRule="auto"/>
+        <w:ind w:leftChars="0" w:firstLineChars="0" w:firstLine="0"/>
+        <w:contextualSpacing/>
+        <w:jc w:val="both"/>
+        <w:outlineLvl w:val="9"/>
+        <w:rPr>
+          <w:sz w:val="28"/>
+          <w:szCs w:val="28"/>
+        </w:rPr>
+      </w:pPr>
+      <w:r>
+        <w:rPr>
+          <w:sz w:val="28"/>
+          <w:szCs w:val="28"/>
+        </w:rPr>
+        <w:t xml:space="preserve">  # Встановлення та первинне налаштування MySQL для бази даних WordPress</w:t>
+      </w:r>
+    </w:p>
+    <w:p>
+      <w:pPr>
+        <w:spacing w:line="360" w:lineRule="auto"/>
+        <w:ind w:leftChars="0" w:firstLineChars="0" w:firstLine="0"/>
+        <w:contextualSpacing/>
+        <w:jc w:val="both"/>
+        <w:outlineLvl w:val="9"/>
+        <w:rPr>
+          <w:sz w:val="28"/>
+          <w:szCs w:val="28"/>
+        </w:rPr>
+      </w:pPr>
+      <w:r>
+        <w:rPr>
+          <w:sz w:val="28"/>
+          <w:szCs w:val="28"/>
+        </w:rPr>
+        <w:t xml:space="preserve">  config.vm.provision "shell", inline: &lt;&lt;-SHELL</w:t>
+      </w:r>
+    </w:p>
+    <w:p>
+      <w:pPr>
+        <w:spacing w:line="360" w:lineRule="auto"/>
+        <w:ind w:leftChars="0" w:firstLineChars="0" w:firstLine="0"/>
+        <w:contextualSpacing/>
+        <w:jc w:val="both"/>
+        <w:outlineLvl w:val="9"/>
+        <w:rPr>
+          <w:sz w:val="28"/>
+          <w:szCs w:val="28"/>
+        </w:rPr>
+      </w:pPr>
+      <w:r>
+        <w:rPr>
+          <w:sz w:val="28"/>
+          <w:szCs w:val="28"/>
+        </w:rPr>
+        <w:t xml:space="preserve">    DB_NAME="wordpress_db"</w:t>
+      </w:r>
+    </w:p>
+    <w:p>
+      <w:pPr>
+        <w:spacing w:line="360" w:lineRule="auto"/>
+        <w:ind w:leftChars="0" w:firstLineChars="0" w:firstLine="0"/>
+        <w:contextualSpacing/>
+        <w:jc w:val="both"/>
+        <w:outlineLvl w:val="9"/>
+        <w:rPr>
+          <w:sz w:val="28"/>
+          <w:szCs w:val="28"/>
+        </w:rPr>
+      </w:pPr>
+      <w:r>
+        <w:rPr>
+          <w:sz w:val="28"/>
+          <w:szCs w:val="28"/>
+        </w:rPr>
+        <w:t xml:space="preserve">    DB_USER="wp_user"</w:t>
+      </w:r>
+    </w:p>
+    <w:p>
+      <w:pPr>
+        <w:spacing w:line="360" w:lineRule="auto"/>
+        <w:ind w:leftChars="0" w:firstLineChars="0" w:firstLine="0"/>
+        <w:contextualSpacing/>
+        <w:jc w:val="both"/>
+        <w:outlineLvl w:val="9"/>
+        <w:rPr>
+          <w:sz w:val="28"/>
+          <w:szCs w:val="28"/>
+        </w:rPr>
+      </w:pPr>
+      <w:r>
+        <w:rPr>
+          <w:sz w:val="28"/>
+          <w:szCs w:val="28"/>
+        </w:rPr>
+        <w:t xml:space="preserve">    DB_PASS="wp_password"</w:t>
+      </w:r>
+    </w:p>
+    <w:p>
+      <w:pPr>
+        <w:spacing w:line="360" w:lineRule="auto"/>
+        <w:ind w:leftChars="0" w:firstLineChars="0" w:firstLine="0"/>
+        <w:contextualSpacing/>
+        <w:jc w:val="both"/>
+        <w:outlineLvl w:val="9"/>
+        <w:rPr>
+          <w:sz w:val="28"/>
+          <w:szCs w:val="28"/>
+        </w:rPr>
+      </w:pPr>
+      <w:r>
+        <w:rPr>
+          <w:sz w:val="28"/>
+          <w:szCs w:val="28"/>
+        </w:rPr>
         <w:lastRenderedPageBreak/>
-        <w:t xml:space="preserve">  # Додаткова синхронізована директорія: локальна папка ./shared монтується у /home/vagrant/shared</w:t>
+        <w:t xml:space="preserve">    apt-get install -y mysql-server</w:t>
       </w:r>
     </w:p>
     <w:p>
@@ -3039,7 +3583,7 @@
           <w:sz w:val="28"/>
           <w:szCs w:val="28"/>
         </w:rPr>
-        <w:t xml:space="preserve">  config.vm.synced_folder "./shared", "/home/vagrant/shared", create: true</w:t>
+        <w:t xml:space="preserve">    systemctl enable mysql</w:t>
       </w:r>
     </w:p>
     <w:p>
@@ -3059,7 +3603,7 @@
           <w:sz w:val="28"/>
           <w:szCs w:val="28"/>
         </w:rPr>
-        <w:t xml:space="preserve">  # Первинне налаштування системи при створенні машини</w:t>
+        <w:t xml:space="preserve">    systemctl start mysql</w:t>
       </w:r>
     </w:p>
     <w:p>
@@ -3079,6 +3623,126 @@
           <w:sz w:val="28"/>
           <w:szCs w:val="28"/>
         </w:rPr>
+        <w:t xml:space="preserve">    mysql -u root -e "CREATE DATABASE IF NOT EXISTS ${DB_NAME} CHARACTER SET utf8mb4 COLLATE utf8mb4_unicode_ci;"</w:t>
+      </w:r>
+    </w:p>
+    <w:p>
+      <w:pPr>
+        <w:spacing w:line="360" w:lineRule="auto"/>
+        <w:ind w:leftChars="0" w:firstLineChars="0" w:firstLine="0"/>
+        <w:contextualSpacing/>
+        <w:jc w:val="both"/>
+        <w:outlineLvl w:val="9"/>
+        <w:rPr>
+          <w:sz w:val="28"/>
+          <w:szCs w:val="28"/>
+        </w:rPr>
+      </w:pPr>
+      <w:r>
+        <w:rPr>
+          <w:sz w:val="28"/>
+          <w:szCs w:val="28"/>
+        </w:rPr>
+        <w:t xml:space="preserve">    mysql -u root -e "CREATE USER IF NOT EXISTS '${DB_USER}'@'localhost' IDENTIFIED BY '${DB_PASS}';"</w:t>
+      </w:r>
+    </w:p>
+    <w:p>
+      <w:pPr>
+        <w:spacing w:line="360" w:lineRule="auto"/>
+        <w:ind w:leftChars="0" w:firstLineChars="0" w:firstLine="0"/>
+        <w:contextualSpacing/>
+        <w:jc w:val="both"/>
+        <w:outlineLvl w:val="9"/>
+        <w:rPr>
+          <w:sz w:val="28"/>
+          <w:szCs w:val="28"/>
+        </w:rPr>
+      </w:pPr>
+      <w:r>
+        <w:rPr>
+          <w:sz w:val="28"/>
+          <w:szCs w:val="28"/>
+        </w:rPr>
+        <w:t xml:space="preserve">    mysql -u root -e "GRANT ALL PRIVILEGES ON ${DB_NAME}.* TO '${DB_USER}'@'localhost';"</w:t>
+      </w:r>
+    </w:p>
+    <w:p>
+      <w:pPr>
+        <w:spacing w:line="360" w:lineRule="auto"/>
+        <w:ind w:leftChars="0" w:firstLineChars="0" w:firstLine="0"/>
+        <w:contextualSpacing/>
+        <w:jc w:val="both"/>
+        <w:outlineLvl w:val="9"/>
+        <w:rPr>
+          <w:sz w:val="28"/>
+          <w:szCs w:val="28"/>
+        </w:rPr>
+      </w:pPr>
+      <w:r>
+        <w:rPr>
+          <w:sz w:val="28"/>
+          <w:szCs w:val="28"/>
+        </w:rPr>
+        <w:t xml:space="preserve">    mysql -u root -e "FLUSH PRIVILEGES;"</w:t>
+      </w:r>
+    </w:p>
+    <w:p>
+      <w:pPr>
+        <w:spacing w:line="360" w:lineRule="auto"/>
+        <w:ind w:leftChars="0" w:firstLineChars="0" w:firstLine="0"/>
+        <w:contextualSpacing/>
+        <w:jc w:val="both"/>
+        <w:outlineLvl w:val="9"/>
+        <w:rPr>
+          <w:sz w:val="28"/>
+          <w:szCs w:val="28"/>
+        </w:rPr>
+      </w:pPr>
+      <w:r>
+        <w:rPr>
+          <w:sz w:val="28"/>
+          <w:szCs w:val="28"/>
+        </w:rPr>
+        <w:t xml:space="preserve">  SHELL</w:t>
+      </w:r>
+    </w:p>
+    <w:p>
+      <w:pPr>
+        <w:spacing w:line="360" w:lineRule="auto"/>
+        <w:ind w:leftChars="0" w:firstLineChars="0" w:firstLine="0"/>
+        <w:contextualSpacing/>
+        <w:jc w:val="both"/>
+        <w:outlineLvl w:val="9"/>
+        <w:rPr>
+          <w:sz w:val="28"/>
+          <w:szCs w:val="28"/>
+        </w:rPr>
+      </w:pPr>
+      <w:r>
+        <w:rPr>
+          <w:sz w:val="28"/>
+          <w:szCs w:val="28"/>
+        </w:rPr>
+        <w:t xml:space="preserve">  # Встановлення WP-CLI — інструмент для керування WordPress з командного рядка</w:t>
+      </w:r>
+    </w:p>
+    <w:p>
+      <w:pPr>
+        <w:spacing w:line="360" w:lineRule="auto"/>
+        <w:ind w:leftChars="0" w:firstLineChars="0" w:firstLine="0"/>
+        <w:contextualSpacing/>
+        <w:jc w:val="both"/>
+        <w:outlineLvl w:val="9"/>
+        <w:rPr>
+          <w:sz w:val="28"/>
+          <w:szCs w:val="28"/>
+        </w:rPr>
+      </w:pPr>
+      <w:r>
+        <w:rPr>
+          <w:sz w:val="28"/>
+          <w:szCs w:val="28"/>
+        </w:rPr>
         <w:t xml:space="preserve">  config.vm.provision "shell", inline: &lt;&lt;-SHELL</w:t>
       </w:r>
     </w:p>
@@ -3099,7 +3763,7 @@
           <w:sz w:val="28"/>
           <w:szCs w:val="28"/>
         </w:rPr>
-        <w:t xml:space="preserve">    apt-get update</w:t>
+        <w:t xml:space="preserve">    if [ ! -f /usr/local/bin/wp ]; then</w:t>
       </w:r>
     </w:p>
     <w:p>
@@ -3119,7 +3783,7 @@
           <w:sz w:val="28"/>
           <w:szCs w:val="28"/>
         </w:rPr>
-        <w:t xml:space="preserve">    apt-get upgrade -y</w:t>
+        <w:t xml:space="preserve">      curl -o /usr/local/bin/wp -sSL https://raw.githubusercontent.com/wp-cli/builds/gh-pages/phar/wp-cli.phar</w:t>
       </w:r>
     </w:p>
     <w:p>
@@ -3139,6 +3803,46 @@
           <w:sz w:val="28"/>
           <w:szCs w:val="28"/>
         </w:rPr>
+        <w:t xml:space="preserve">      chmod +x /usr/local/bin/wp</w:t>
+      </w:r>
+    </w:p>
+    <w:p>
+      <w:pPr>
+        <w:spacing w:line="360" w:lineRule="auto"/>
+        <w:ind w:leftChars="0" w:firstLineChars="0" w:firstLine="0"/>
+        <w:contextualSpacing/>
+        <w:jc w:val="both"/>
+        <w:outlineLvl w:val="9"/>
+        <w:rPr>
+          <w:sz w:val="28"/>
+          <w:szCs w:val="28"/>
+        </w:rPr>
+      </w:pPr>
+      <w:r>
+        <w:rPr>
+          <w:sz w:val="28"/>
+          <w:szCs w:val="28"/>
+        </w:rPr>
+        <w:t xml:space="preserve">    fi</w:t>
+      </w:r>
+    </w:p>
+    <w:p>
+      <w:pPr>
+        <w:spacing w:line="360" w:lineRule="auto"/>
+        <w:ind w:leftChars="0" w:firstLineChars="0" w:firstLine="0"/>
+        <w:contextualSpacing/>
+        <w:jc w:val="both"/>
+        <w:outlineLvl w:val="9"/>
+        <w:rPr>
+          <w:sz w:val="28"/>
+          <w:szCs w:val="28"/>
+        </w:rPr>
+      </w:pPr>
+      <w:r>
+        <w:rPr>
+          <w:sz w:val="28"/>
+          <w:szCs w:val="28"/>
+        </w:rPr>
         <w:t xml:space="preserve">  SHELL</w:t>
       </w:r>
     </w:p>
@@ -3159,7 +3863,7 @@
           <w:sz w:val="28"/>
           <w:szCs w:val="28"/>
         </w:rPr>
-        <w:t xml:space="preserve">  # Встановлення Apache2 та розгортання HTML-сайту з папки shared</w:t>
+        <w:t xml:space="preserve">  # Завантаження ядра WordPress та його встановлення</w:t>
       </w:r>
     </w:p>
     <w:p>
@@ -3199,7 +3903,7 @@
           <w:sz w:val="28"/>
           <w:szCs w:val="28"/>
         </w:rPr>
-        <w:t xml:space="preserve">    apt-get install -y apache2</w:t>
+        <w:t xml:space="preserve">    DB_NAME="wordpress_db"</w:t>
       </w:r>
     </w:p>
     <w:p>
@@ -3219,7 +3923,7 @@
           <w:sz w:val="28"/>
           <w:szCs w:val="28"/>
         </w:rPr>
-        <w:t xml:space="preserve">    rm -f /var/www/html/index.html</w:t>
+        <w:t xml:space="preserve">    DB_USER="wp_user"</w:t>
       </w:r>
     </w:p>
     <w:p>
@@ -3239,7 +3943,7 @@
           <w:sz w:val="28"/>
           <w:szCs w:val="28"/>
         </w:rPr>
-        <w:t xml:space="preserve">    cp /home/vagrant/shared/index.html /var/www/html/index.html</w:t>
+        <w:t xml:space="preserve">    DB_PASS="wp_password"</w:t>
       </w:r>
     </w:p>
     <w:p>
@@ -3259,7 +3963,7 @@
           <w:sz w:val="28"/>
           <w:szCs w:val="28"/>
         </w:rPr>
-        <w:t xml:space="preserve">    cp /home/vagrant/shared/style.css /var/www/html/style.css</w:t>
+        <w:t xml:space="preserve">    SITE_URL="http://192.168.56.10"</w:t>
       </w:r>
     </w:p>
     <w:p>
@@ -3279,7 +3983,7 @@
           <w:sz w:val="28"/>
           <w:szCs w:val="28"/>
         </w:rPr>
-        <w:t xml:space="preserve">    systemctl enable apache2</w:t>
+        <w:t xml:space="preserve">    rm -f /var/www/html/index.html /var/www/html/style.css</w:t>
       </w:r>
     </w:p>
     <w:p>
@@ -3299,7 +4003,7 @@
           <w:sz w:val="28"/>
           <w:szCs w:val="28"/>
         </w:rPr>
-        <w:t xml:space="preserve">    systemctl restart apache2</w:t>
+        <w:t xml:space="preserve">    if [ ! -f /var/www/html/wp-load.php ]; then</w:t>
       </w:r>
     </w:p>
     <w:p>
@@ -3319,6 +4023,267 @@
           <w:sz w:val="28"/>
           <w:szCs w:val="28"/>
         </w:rPr>
+        <w:t xml:space="preserve">      wp core download --path=/var/www/html --allow-root</w:t>
+      </w:r>
+    </w:p>
+    <w:p>
+      <w:pPr>
+        <w:spacing w:line="360" w:lineRule="auto"/>
+        <w:ind w:leftChars="0" w:firstLineChars="0" w:firstLine="0"/>
+        <w:contextualSpacing/>
+        <w:jc w:val="both"/>
+        <w:outlineLvl w:val="9"/>
+        <w:rPr>
+          <w:sz w:val="28"/>
+          <w:szCs w:val="28"/>
+        </w:rPr>
+      </w:pPr>
+      <w:r>
+        <w:rPr>
+          <w:sz w:val="28"/>
+          <w:szCs w:val="28"/>
+        </w:rPr>
+        <w:t xml:space="preserve">    fi</w:t>
+      </w:r>
+    </w:p>
+    <w:p>
+      <w:pPr>
+        <w:spacing w:line="360" w:lineRule="auto"/>
+        <w:ind w:leftChars="0" w:firstLineChars="0" w:firstLine="0"/>
+        <w:contextualSpacing/>
+        <w:jc w:val="both"/>
+        <w:outlineLvl w:val="9"/>
+        <w:rPr>
+          <w:sz w:val="28"/>
+          <w:szCs w:val="28"/>
+        </w:rPr>
+      </w:pPr>
+      <w:r>
+        <w:rPr>
+          <w:sz w:val="28"/>
+          <w:szCs w:val="28"/>
+        </w:rPr>
+        <w:lastRenderedPageBreak/>
+        <w:t xml:space="preserve">    if [ ! -f /var/www/html/wp-config.php ]; then</w:t>
+      </w:r>
+    </w:p>
+    <w:p>
+      <w:pPr>
+        <w:spacing w:line="360" w:lineRule="auto"/>
+        <w:ind w:leftChars="0" w:firstLineChars="0" w:firstLine="0"/>
+        <w:contextualSpacing/>
+        <w:jc w:val="both"/>
+        <w:outlineLvl w:val="9"/>
+        <w:rPr>
+          <w:sz w:val="28"/>
+          <w:szCs w:val="28"/>
+        </w:rPr>
+      </w:pPr>
+      <w:r>
+        <w:rPr>
+          <w:sz w:val="28"/>
+          <w:szCs w:val="28"/>
+        </w:rPr>
+        <w:t xml:space="preserve">      wp config create --path=/var/www/html \</w:t>
+      </w:r>
+    </w:p>
+    <w:p>
+      <w:pPr>
+        <w:spacing w:line="360" w:lineRule="auto"/>
+        <w:ind w:leftChars="0" w:firstLineChars="0" w:firstLine="0"/>
+        <w:contextualSpacing/>
+        <w:jc w:val="both"/>
+        <w:outlineLvl w:val="9"/>
+        <w:rPr>
+          <w:sz w:val="28"/>
+          <w:szCs w:val="28"/>
+        </w:rPr>
+      </w:pPr>
+      <w:r>
+        <w:rPr>
+          <w:sz w:val="28"/>
+          <w:szCs w:val="28"/>
+        </w:rPr>
+        <w:t xml:space="preserve">       --dbname="${DB_NAME}" --dbuser="${DB_USER}" --dbpass="${DB_PASS}" \</w:t>
+      </w:r>
+    </w:p>
+    <w:p>
+      <w:pPr>
+        <w:spacing w:line="360" w:lineRule="auto"/>
+        <w:ind w:leftChars="0" w:firstLineChars="0" w:firstLine="0"/>
+        <w:contextualSpacing/>
+        <w:jc w:val="both"/>
+        <w:outlineLvl w:val="9"/>
+        <w:rPr>
+          <w:sz w:val="28"/>
+          <w:szCs w:val="28"/>
+        </w:rPr>
+      </w:pPr>
+      <w:r>
+        <w:rPr>
+          <w:sz w:val="28"/>
+          <w:szCs w:val="28"/>
+        </w:rPr>
+        <w:t xml:space="preserve">        --dbhost="localhost" --allow-root</w:t>
+      </w:r>
+    </w:p>
+    <w:p>
+      <w:pPr>
+        <w:spacing w:line="360" w:lineRule="auto"/>
+        <w:ind w:leftChars="0" w:firstLineChars="0" w:firstLine="0"/>
+        <w:contextualSpacing/>
+        <w:jc w:val="both"/>
+        <w:outlineLvl w:val="9"/>
+        <w:rPr>
+          <w:sz w:val="28"/>
+          <w:szCs w:val="28"/>
+        </w:rPr>
+      </w:pPr>
+      <w:r>
+        <w:rPr>
+          <w:sz w:val="28"/>
+          <w:szCs w:val="28"/>
+        </w:rPr>
+        <w:t xml:space="preserve">    fi</w:t>
+      </w:r>
+    </w:p>
+    <w:p>
+      <w:pPr>
+        <w:spacing w:line="360" w:lineRule="auto"/>
+        <w:ind w:leftChars="0" w:firstLineChars="0" w:firstLine="0"/>
+        <w:contextualSpacing/>
+        <w:jc w:val="both"/>
+        <w:outlineLvl w:val="9"/>
+        <w:rPr>
+          <w:sz w:val="28"/>
+          <w:szCs w:val="28"/>
+        </w:rPr>
+      </w:pPr>
+      <w:r>
+        <w:rPr>
+          <w:sz w:val="28"/>
+          <w:szCs w:val="28"/>
+        </w:rPr>
+        <w:t xml:space="preserve">    if ! wp core is-installed --path=/var/www/html --allow-root; then</w:t>
+      </w:r>
+    </w:p>
+    <w:p>
+      <w:pPr>
+        <w:spacing w:line="360" w:lineRule="auto"/>
+        <w:ind w:leftChars="0" w:firstLineChars="0" w:firstLine="0"/>
+        <w:contextualSpacing/>
+        <w:jc w:val="both"/>
+        <w:outlineLvl w:val="9"/>
+        <w:rPr>
+          <w:sz w:val="28"/>
+          <w:szCs w:val="28"/>
+        </w:rPr>
+      </w:pPr>
+      <w:r>
+        <w:rPr>
+          <w:sz w:val="28"/>
+          <w:szCs w:val="28"/>
+        </w:rPr>
+        <w:t xml:space="preserve">      wp core install --path=/var/www/html \</w:t>
+      </w:r>
+    </w:p>
+    <w:p>
+      <w:pPr>
+        <w:spacing w:line="360" w:lineRule="auto"/>
+        <w:ind w:leftChars="0" w:firstLineChars="0" w:firstLine="0"/>
+        <w:contextualSpacing/>
+        <w:jc w:val="both"/>
+        <w:outlineLvl w:val="9"/>
+        <w:rPr>
+          <w:sz w:val="28"/>
+          <w:szCs w:val="28"/>
+        </w:rPr>
+      </w:pPr>
+      <w:r>
+        <w:rPr>
+          <w:sz w:val="28"/>
+          <w:szCs w:val="28"/>
+        </w:rPr>
+        <w:t xml:space="preserve">        --url="${SITE_URL}" --title="Canape" \</w:t>
+      </w:r>
+    </w:p>
+    <w:p>
+      <w:pPr>
+        <w:spacing w:line="360" w:lineRule="auto"/>
+        <w:ind w:leftChars="0" w:firstLineChars="0" w:firstLine="0"/>
+        <w:contextualSpacing/>
+        <w:jc w:val="both"/>
+        <w:outlineLvl w:val="9"/>
+        <w:rPr>
+          <w:sz w:val="28"/>
+          <w:szCs w:val="28"/>
+        </w:rPr>
+      </w:pPr>
+      <w:r>
+        <w:rPr>
+          <w:sz w:val="28"/>
+          <w:szCs w:val="28"/>
+        </w:rPr>
+        <w:t xml:space="preserve">        --admin_user="admin" --admin_password="admin12345" \</w:t>
+      </w:r>
+    </w:p>
+    <w:p>
+      <w:pPr>
+        <w:spacing w:line="360" w:lineRule="auto"/>
+        <w:ind w:leftChars="0" w:firstLineChars="0" w:firstLine="0"/>
+        <w:contextualSpacing/>
+        <w:jc w:val="both"/>
+        <w:outlineLvl w:val="9"/>
+        <w:rPr>
+          <w:sz w:val="28"/>
+          <w:szCs w:val="28"/>
+        </w:rPr>
+      </w:pPr>
+      <w:r>
+        <w:rPr>
+          <w:sz w:val="28"/>
+          <w:szCs w:val="28"/>
+        </w:rPr>
+        <w:t xml:space="preserve">        --admin_email="admin@example.com" --skip-email --allow-root</w:t>
+      </w:r>
+    </w:p>
+    <w:p>
+      <w:pPr>
+        <w:spacing w:line="360" w:lineRule="auto"/>
+        <w:ind w:leftChars="0" w:firstLineChars="0" w:firstLine="0"/>
+        <w:contextualSpacing/>
+        <w:jc w:val="both"/>
+        <w:outlineLvl w:val="9"/>
+        <w:rPr>
+          <w:sz w:val="28"/>
+          <w:szCs w:val="28"/>
+        </w:rPr>
+      </w:pPr>
+      <w:r>
+        <w:rPr>
+          <w:sz w:val="28"/>
+          <w:szCs w:val="28"/>
+        </w:rPr>
+        <w:t xml:space="preserve">    fi</w:t>
+      </w:r>
+    </w:p>
+    <w:p>
+      <w:pPr>
+        <w:spacing w:line="360" w:lineRule="auto"/>
+        <w:ind w:leftChars="0" w:firstLineChars="0" w:firstLine="0"/>
+        <w:contextualSpacing/>
+        <w:jc w:val="both"/>
+        <w:outlineLvl w:val="9"/>
+        <w:rPr>
+          <w:sz w:val="28"/>
+          <w:szCs w:val="28"/>
+        </w:rPr>
+      </w:pPr>
+      <w:r>
+        <w:rPr>
+          <w:sz w:val="28"/>
+          <w:szCs w:val="28"/>
+        </w:rPr>
         <w:t xml:space="preserve">  SHELL</w:t>
       </w:r>
     </w:p>
@@ -3339,7 +4304,7 @@
           <w:sz w:val="28"/>
           <w:szCs w:val="28"/>
         </w:rPr>
-        <w:t xml:space="preserve">  # Встановлення PHP та розширень, необхідних для роботи WordPress</w:t>
+        <w:t xml:space="preserve">  # Розгортання теми Canape з папки shared у wp-content/themes та її активація</w:t>
       </w:r>
     </w:p>
     <w:p>
@@ -3379,7 +4344,7 @@
           <w:sz w:val="28"/>
           <w:szCs w:val="28"/>
         </w:rPr>
-        <w:t xml:space="preserve">    apt-get install -y php php-cli libapache2-mod-php php-mysql php-curl \</w:t>
+        <w:t xml:space="preserve">    THEME_SRC="/home/vagrant/shared/wordpress1site-main/wordpress1site-main"</w:t>
       </w:r>
     </w:p>
     <w:p>
@@ -3399,7 +4364,7 @@
           <w:sz w:val="28"/>
           <w:szCs w:val="28"/>
         </w:rPr>
-        <w:t xml:space="preserve">      php-gd php-mbstring php-xml php-zip php-intl php-bcmath unzip curl</w:t>
+        <w:t xml:space="preserve">    THEME_DST="/var/www/html/wp-content/themes/canape"</w:t>
       </w:r>
     </w:p>
     <w:p>
@@ -3419,7 +4384,7 @@
           <w:sz w:val="28"/>
           <w:szCs w:val="28"/>
         </w:rPr>
-        <w:t xml:space="preserve">    a2enmod rewrite</w:t>
+        <w:t xml:space="preserve">    mkdir -p "${THEME_DST}"</w:t>
       </w:r>
     </w:p>
     <w:p>
@@ -3439,7 +4404,7 @@
           <w:sz w:val="28"/>
           <w:szCs w:val="28"/>
         </w:rPr>
-        <w:t xml:space="preserve">    systemctl restart apache2</w:t>
+        <w:t xml:space="preserve">    cp -a "${THEME_SRC}/." "${THEME_DST}/"</w:t>
       </w:r>
     </w:p>
     <w:p>
@@ -3459,7 +4424,7 @@
           <w:sz w:val="28"/>
           <w:szCs w:val="28"/>
         </w:rPr>
-        <w:t xml:space="preserve">  SHELL</w:t>
+        <w:t xml:space="preserve">    if [ ! -f "${THEME_DST}/style.css" ]; then</w:t>
       </w:r>
     </w:p>
     <w:p>
@@ -3479,7 +4444,7 @@
           <w:sz w:val="28"/>
           <w:szCs w:val="28"/>
         </w:rPr>
-        <w:t xml:space="preserve">  # Встановлення та первинне налаштування MySQL для бази даних WordPress</w:t>
+        <w:t xml:space="preserve">      echo "/*" &gt; "${THEME_DST}/style.css"</w:t>
       </w:r>
     </w:p>
     <w:p>
@@ -3499,7 +4464,7 @@
           <w:sz w:val="28"/>
           <w:szCs w:val="28"/>
         </w:rPr>
-        <w:t xml:space="preserve">  config.vm.provision "shell", inline: &lt;&lt;-SHELL</w:t>
+        <w:t xml:space="preserve">      echo "Theme Name: Canape" &gt;&gt; "${THEME_DST}/style.css"</w:t>
       </w:r>
     </w:p>
     <w:p>
@@ -3519,7 +4484,7 @@
           <w:sz w:val="28"/>
           <w:szCs w:val="28"/>
         </w:rPr>
-        <w:t xml:space="preserve">    DB_NAME="wordpress_db"</w:t>
+        <w:t xml:space="preserve">      echo "Theme URI: https://example.com/" &gt;&gt; "${THEME_DST}/style.css"</w:t>
       </w:r>
     </w:p>
     <w:p>
@@ -3539,7 +4504,7 @@
           <w:sz w:val="28"/>
           <w:szCs w:val="28"/>
         </w:rPr>
-        <w:t xml:space="preserve">    DB_USER="wp_user"</w:t>
+        <w:t xml:space="preserve">      echo "Author: lr6AO" &gt;&gt; "${THEME_DST}/style.css"</w:t>
       </w:r>
     </w:p>
     <w:p>
@@ -3559,7 +4524,7 @@
           <w:sz w:val="28"/>
           <w:szCs w:val="28"/>
         </w:rPr>
-        <w:t xml:space="preserve">    DB_PASS="wp_password"</w:t>
+        <w:t xml:space="preserve">      echo "Description: Тема сайту, розгорнута під час provisioning WordPress" &gt;&gt; "${THEME_DST}/style.css"</w:t>
       </w:r>
     </w:p>
     <w:p>
@@ -3579,7 +4544,7 @@
           <w:sz w:val="28"/>
           <w:szCs w:val="28"/>
         </w:rPr>
-        <w:t xml:space="preserve">    apt-get install -y mysql-server</w:t>
+        <w:t xml:space="preserve">      echo "Version: 1.0" &gt;&gt; "${THEME_DST}/style.css"</w:t>
       </w:r>
     </w:p>
     <w:p>
@@ -3599,8 +4564,88 @@
           <w:sz w:val="28"/>
           <w:szCs w:val="28"/>
         </w:rPr>
+        <w:t xml:space="preserve">      echo "Text Domain: canape" &gt;&gt; "${THEME_DST}/style.css"</w:t>
+      </w:r>
+    </w:p>
+    <w:p>
+      <w:pPr>
+        <w:spacing w:line="360" w:lineRule="auto"/>
+        <w:ind w:leftChars="0" w:firstLineChars="0" w:firstLine="0"/>
+        <w:contextualSpacing/>
+        <w:jc w:val="both"/>
+        <w:outlineLvl w:val="9"/>
+        <w:rPr>
+          <w:sz w:val="28"/>
+          <w:szCs w:val="28"/>
+        </w:rPr>
+      </w:pPr>
+      <w:r>
+        <w:rPr>
+          <w:sz w:val="28"/>
+          <w:szCs w:val="28"/>
+        </w:rPr>
+        <w:t xml:space="preserve">      echo "*/" &gt;&gt; "${THEME_DST}/style.css"</w:t>
+      </w:r>
+    </w:p>
+    <w:p>
+      <w:pPr>
+        <w:spacing w:line="360" w:lineRule="auto"/>
+        <w:ind w:leftChars="0" w:firstLineChars="0" w:firstLine="0"/>
+        <w:contextualSpacing/>
+        <w:jc w:val="both"/>
+        <w:outlineLvl w:val="9"/>
+        <w:rPr>
+          <w:sz w:val="28"/>
+          <w:szCs w:val="28"/>
+        </w:rPr>
+      </w:pPr>
+      <w:r>
+        <w:rPr>
+          <w:sz w:val="28"/>
+          <w:szCs w:val="28"/>
+        </w:rPr>
+        <w:t xml:space="preserve">    fi</w:t>
+      </w:r>
+    </w:p>
+    <w:p>
+      <w:pPr>
+        <w:spacing w:line="360" w:lineRule="auto"/>
+        <w:ind w:leftChars="0" w:firstLineChars="0" w:firstLine="0"/>
+        <w:contextualSpacing/>
+        <w:jc w:val="both"/>
+        <w:outlineLvl w:val="9"/>
+        <w:rPr>
+          <w:sz w:val="28"/>
+          <w:szCs w:val="28"/>
+        </w:rPr>
+      </w:pPr>
+      <w:r>
+        <w:rPr>
+          <w:sz w:val="28"/>
+          <w:szCs w:val="28"/>
+        </w:rPr>
+        <w:t xml:space="preserve">    chown -R www-data:www-data /var/www/html</w:t>
+      </w:r>
+    </w:p>
+    <w:p>
+      <w:pPr>
+        <w:spacing w:line="360" w:lineRule="auto"/>
+        <w:ind w:leftChars="0" w:firstLineChars="0" w:firstLine="0"/>
+        <w:contextualSpacing/>
+        <w:jc w:val="both"/>
+        <w:outlineLvl w:val="9"/>
+        <w:rPr>
+          <w:sz w:val="28"/>
+          <w:szCs w:val="28"/>
+        </w:rPr>
+      </w:pPr>
+      <w:r>
+        <w:rPr>
+          <w:sz w:val="28"/>
+          <w:szCs w:val="28"/>
+        </w:rPr>
         <w:lastRenderedPageBreak/>
-        <w:t xml:space="preserve">    systemctl enable mysql</w:t>
+        <w:t xml:space="preserve">    find /var/www/html -type d -exec chmod 755 {} \\;</w:t>
       </w:r>
     </w:p>
     <w:p>
@@ -3620,1068 +4665,6 @@
           <w:sz w:val="28"/>
           <w:szCs w:val="28"/>
         </w:rPr>
-        <w:t xml:space="preserve">    systemctl start mysql</w:t>
-      </w:r>
-    </w:p>
-    <w:p>
-      <w:pPr>
-        <w:spacing w:line="360" w:lineRule="auto"/>
-        <w:ind w:leftChars="0" w:firstLineChars="0" w:firstLine="0"/>
-        <w:contextualSpacing/>
-        <w:jc w:val="both"/>
-        <w:outlineLvl w:val="9"/>
-        <w:rPr>
-          <w:sz w:val="28"/>
-          <w:szCs w:val="28"/>
-        </w:rPr>
-      </w:pPr>
-      <w:r>
-        <w:rPr>
-          <w:sz w:val="28"/>
-          <w:szCs w:val="28"/>
-        </w:rPr>
-        <w:t xml:space="preserve">    mysql -u root -e "CREATE DATABASE IF NOT EXISTS ${DB_NAME} CHARACTER SET utf8mb4 COLLATE utf8mb4_unicode_ci;"</w:t>
-      </w:r>
-    </w:p>
-    <w:p>
-      <w:pPr>
-        <w:spacing w:line="360" w:lineRule="auto"/>
-        <w:ind w:leftChars="0" w:firstLineChars="0" w:firstLine="0"/>
-        <w:contextualSpacing/>
-        <w:jc w:val="both"/>
-        <w:outlineLvl w:val="9"/>
-        <w:rPr>
-          <w:sz w:val="28"/>
-          <w:szCs w:val="28"/>
-        </w:rPr>
-      </w:pPr>
-      <w:r>
-        <w:rPr>
-          <w:sz w:val="28"/>
-          <w:szCs w:val="28"/>
-        </w:rPr>
-        <w:t xml:space="preserve">    mysql -u root -e "CREATE USER IF NOT EXISTS '${DB_USER}'@'localhost' IDENTIFIED BY '${DB_PASS}';"</w:t>
-      </w:r>
-    </w:p>
-    <w:p>
-      <w:pPr>
-        <w:spacing w:line="360" w:lineRule="auto"/>
-        <w:ind w:leftChars="0" w:firstLineChars="0" w:firstLine="0"/>
-        <w:contextualSpacing/>
-        <w:jc w:val="both"/>
-        <w:outlineLvl w:val="9"/>
-        <w:rPr>
-          <w:sz w:val="28"/>
-          <w:szCs w:val="28"/>
-        </w:rPr>
-      </w:pPr>
-      <w:r>
-        <w:rPr>
-          <w:sz w:val="28"/>
-          <w:szCs w:val="28"/>
-        </w:rPr>
-        <w:t xml:space="preserve">    mysql -u root -e "GRANT ALL PRIVILEGES ON ${DB_NAME}.* TO '${DB_USER}'@'localhost';"</w:t>
-      </w:r>
-    </w:p>
-    <w:p>
-      <w:pPr>
-        <w:spacing w:line="360" w:lineRule="auto"/>
-        <w:ind w:leftChars="0" w:firstLineChars="0" w:firstLine="0"/>
-        <w:contextualSpacing/>
-        <w:jc w:val="both"/>
-        <w:outlineLvl w:val="9"/>
-        <w:rPr>
-          <w:sz w:val="28"/>
-          <w:szCs w:val="28"/>
-        </w:rPr>
-      </w:pPr>
-      <w:r>
-        <w:rPr>
-          <w:sz w:val="28"/>
-          <w:szCs w:val="28"/>
-        </w:rPr>
-        <w:t xml:space="preserve">    mysql -u root -e "FLUSH PRIVILEGES;"</w:t>
-      </w:r>
-    </w:p>
-    <w:p>
-      <w:pPr>
-        <w:spacing w:line="360" w:lineRule="auto"/>
-        <w:ind w:leftChars="0" w:firstLineChars="0" w:firstLine="0"/>
-        <w:contextualSpacing/>
-        <w:jc w:val="both"/>
-        <w:outlineLvl w:val="9"/>
-        <w:rPr>
-          <w:sz w:val="28"/>
-          <w:szCs w:val="28"/>
-        </w:rPr>
-      </w:pPr>
-      <w:r>
-        <w:rPr>
-          <w:sz w:val="28"/>
-          <w:szCs w:val="28"/>
-        </w:rPr>
-        <w:t xml:space="preserve">  SHELL</w:t>
-      </w:r>
-    </w:p>
-    <w:p>
-      <w:pPr>
-        <w:spacing w:line="360" w:lineRule="auto"/>
-        <w:ind w:leftChars="0" w:firstLineChars="0" w:firstLine="0"/>
-        <w:contextualSpacing/>
-        <w:jc w:val="both"/>
-        <w:outlineLvl w:val="9"/>
-        <w:rPr>
-          <w:sz w:val="28"/>
-          <w:szCs w:val="28"/>
-        </w:rPr>
-      </w:pPr>
-      <w:r>
-        <w:rPr>
-          <w:sz w:val="28"/>
-          <w:szCs w:val="28"/>
-        </w:rPr>
-        <w:t xml:space="preserve">  # Встановлення WP-CLI — інструмент для керування WordPress з командного рядка</w:t>
-      </w:r>
-    </w:p>
-    <w:p>
-      <w:pPr>
-        <w:spacing w:line="360" w:lineRule="auto"/>
-        <w:ind w:leftChars="0" w:firstLineChars="0" w:firstLine="0"/>
-        <w:contextualSpacing/>
-        <w:jc w:val="both"/>
-        <w:outlineLvl w:val="9"/>
-        <w:rPr>
-          <w:sz w:val="28"/>
-          <w:szCs w:val="28"/>
-        </w:rPr>
-      </w:pPr>
-      <w:r>
-        <w:rPr>
-          <w:sz w:val="28"/>
-          <w:szCs w:val="28"/>
-        </w:rPr>
-        <w:t xml:space="preserve">  config.vm.provision "shell", inline: &lt;&lt;-SHELL</w:t>
-      </w:r>
-    </w:p>
-    <w:p>
-      <w:pPr>
-        <w:spacing w:line="360" w:lineRule="auto"/>
-        <w:ind w:leftChars="0" w:firstLineChars="0" w:firstLine="0"/>
-        <w:contextualSpacing/>
-        <w:jc w:val="both"/>
-        <w:outlineLvl w:val="9"/>
-        <w:rPr>
-          <w:sz w:val="28"/>
-          <w:szCs w:val="28"/>
-        </w:rPr>
-      </w:pPr>
-      <w:r>
-        <w:rPr>
-          <w:sz w:val="28"/>
-          <w:szCs w:val="28"/>
-        </w:rPr>
-        <w:t xml:space="preserve">    if [ ! -f /usr/local/bin/wp ]; then</w:t>
-      </w:r>
-    </w:p>
-    <w:p>
-      <w:pPr>
-        <w:spacing w:line="360" w:lineRule="auto"/>
-        <w:ind w:leftChars="0" w:firstLineChars="0" w:firstLine="0"/>
-        <w:contextualSpacing/>
-        <w:jc w:val="both"/>
-        <w:outlineLvl w:val="9"/>
-        <w:rPr>
-          <w:sz w:val="28"/>
-          <w:szCs w:val="28"/>
-        </w:rPr>
-      </w:pPr>
-      <w:r>
-        <w:rPr>
-          <w:sz w:val="28"/>
-          <w:szCs w:val="28"/>
-        </w:rPr>
-        <w:t xml:space="preserve">      curl -o /usr/local/bin/wp -sSL https://raw.githubusercontent.com/wp-cli/builds/gh-pages/phar/wp-cli.phar</w:t>
-      </w:r>
-    </w:p>
-    <w:p>
-      <w:pPr>
-        <w:spacing w:line="360" w:lineRule="auto"/>
-        <w:ind w:leftChars="0" w:firstLineChars="0" w:firstLine="0"/>
-        <w:contextualSpacing/>
-        <w:jc w:val="both"/>
-        <w:outlineLvl w:val="9"/>
-        <w:rPr>
-          <w:sz w:val="28"/>
-          <w:szCs w:val="28"/>
-        </w:rPr>
-      </w:pPr>
-      <w:r>
-        <w:rPr>
-          <w:sz w:val="28"/>
-          <w:szCs w:val="28"/>
-        </w:rPr>
-        <w:t xml:space="preserve">      chmod +x /usr/local/bin/wp</w:t>
-      </w:r>
-    </w:p>
-    <w:p>
-      <w:pPr>
-        <w:spacing w:line="360" w:lineRule="auto"/>
-        <w:ind w:leftChars="0" w:firstLineChars="0" w:firstLine="0"/>
-        <w:contextualSpacing/>
-        <w:jc w:val="both"/>
-        <w:outlineLvl w:val="9"/>
-        <w:rPr>
-          <w:sz w:val="28"/>
-          <w:szCs w:val="28"/>
-        </w:rPr>
-      </w:pPr>
-      <w:r>
-        <w:rPr>
-          <w:sz w:val="28"/>
-          <w:szCs w:val="28"/>
-        </w:rPr>
-        <w:t xml:space="preserve">    fi</w:t>
-      </w:r>
-    </w:p>
-    <w:p>
-      <w:pPr>
-        <w:spacing w:line="360" w:lineRule="auto"/>
-        <w:ind w:leftChars="0" w:firstLineChars="0" w:firstLine="0"/>
-        <w:contextualSpacing/>
-        <w:jc w:val="both"/>
-        <w:outlineLvl w:val="9"/>
-        <w:rPr>
-          <w:sz w:val="28"/>
-          <w:szCs w:val="28"/>
-        </w:rPr>
-      </w:pPr>
-      <w:r>
-        <w:rPr>
-          <w:sz w:val="28"/>
-          <w:szCs w:val="28"/>
-        </w:rPr>
-        <w:t xml:space="preserve">  SHELL</w:t>
-      </w:r>
-    </w:p>
-    <w:p>
-      <w:pPr>
-        <w:spacing w:line="360" w:lineRule="auto"/>
-        <w:ind w:leftChars="0" w:firstLineChars="0" w:firstLine="0"/>
-        <w:contextualSpacing/>
-        <w:jc w:val="both"/>
-        <w:outlineLvl w:val="9"/>
-        <w:rPr>
-          <w:sz w:val="28"/>
-          <w:szCs w:val="28"/>
-        </w:rPr>
-      </w:pPr>
-      <w:r>
-        <w:rPr>
-          <w:sz w:val="28"/>
-          <w:szCs w:val="28"/>
-        </w:rPr>
-        <w:t xml:space="preserve">  # Завантаження ядра WordPress та його встановлення</w:t>
-      </w:r>
-    </w:p>
-    <w:p>
-      <w:pPr>
-        <w:spacing w:line="360" w:lineRule="auto"/>
-        <w:ind w:leftChars="0" w:firstLineChars="0" w:firstLine="0"/>
-        <w:contextualSpacing/>
-        <w:jc w:val="both"/>
-        <w:outlineLvl w:val="9"/>
-        <w:rPr>
-          <w:sz w:val="28"/>
-          <w:szCs w:val="28"/>
-        </w:rPr>
-      </w:pPr>
-      <w:r>
-        <w:rPr>
-          <w:sz w:val="28"/>
-          <w:szCs w:val="28"/>
-        </w:rPr>
-        <w:t xml:space="preserve">  config.vm.provision "shell", inline: &lt;&lt;-SHELL</w:t>
-      </w:r>
-    </w:p>
-    <w:p>
-      <w:pPr>
-        <w:spacing w:line="360" w:lineRule="auto"/>
-        <w:ind w:leftChars="0" w:firstLineChars="0" w:firstLine="0"/>
-        <w:contextualSpacing/>
-        <w:jc w:val="both"/>
-        <w:outlineLvl w:val="9"/>
-        <w:rPr>
-          <w:sz w:val="28"/>
-          <w:szCs w:val="28"/>
-        </w:rPr>
-      </w:pPr>
-      <w:r>
-        <w:rPr>
-          <w:sz w:val="28"/>
-          <w:szCs w:val="28"/>
-        </w:rPr>
-        <w:t xml:space="preserve">    DB_NAME="wordpress_db"</w:t>
-      </w:r>
-    </w:p>
-    <w:p>
-      <w:pPr>
-        <w:spacing w:line="360" w:lineRule="auto"/>
-        <w:ind w:leftChars="0" w:firstLineChars="0" w:firstLine="0"/>
-        <w:contextualSpacing/>
-        <w:jc w:val="both"/>
-        <w:outlineLvl w:val="9"/>
-        <w:rPr>
-          <w:sz w:val="28"/>
-          <w:szCs w:val="28"/>
-        </w:rPr>
-      </w:pPr>
-      <w:r>
-        <w:rPr>
-          <w:sz w:val="28"/>
-          <w:szCs w:val="28"/>
-        </w:rPr>
-        <w:t xml:space="preserve">    DB_USER="wp_user"</w:t>
-      </w:r>
-    </w:p>
-    <w:p>
-      <w:pPr>
-        <w:spacing w:line="360" w:lineRule="auto"/>
-        <w:ind w:leftChars="0" w:firstLineChars="0" w:firstLine="0"/>
-        <w:contextualSpacing/>
-        <w:jc w:val="both"/>
-        <w:outlineLvl w:val="9"/>
-        <w:rPr>
-          <w:sz w:val="28"/>
-          <w:szCs w:val="28"/>
-        </w:rPr>
-      </w:pPr>
-      <w:r>
-        <w:rPr>
-          <w:sz w:val="28"/>
-          <w:szCs w:val="28"/>
-        </w:rPr>
-        <w:t xml:space="preserve">    DB_PASS="wp_password"</w:t>
-      </w:r>
-    </w:p>
-    <w:p>
-      <w:pPr>
-        <w:spacing w:line="360" w:lineRule="auto"/>
-        <w:ind w:leftChars="0" w:firstLineChars="0" w:firstLine="0"/>
-        <w:contextualSpacing/>
-        <w:jc w:val="both"/>
-        <w:outlineLvl w:val="9"/>
-        <w:rPr>
-          <w:sz w:val="28"/>
-          <w:szCs w:val="28"/>
-        </w:rPr>
-      </w:pPr>
-      <w:r>
-        <w:rPr>
-          <w:sz w:val="28"/>
-          <w:szCs w:val="28"/>
-        </w:rPr>
-        <w:t xml:space="preserve">    SITE_URL="http://192.168.56.10"</w:t>
-      </w:r>
-    </w:p>
-    <w:p>
-      <w:pPr>
-        <w:spacing w:line="360" w:lineRule="auto"/>
-        <w:ind w:leftChars="0" w:firstLineChars="0" w:firstLine="0"/>
-        <w:contextualSpacing/>
-        <w:jc w:val="both"/>
-        <w:outlineLvl w:val="9"/>
-        <w:rPr>
-          <w:sz w:val="28"/>
-          <w:szCs w:val="28"/>
-        </w:rPr>
-      </w:pPr>
-      <w:r>
-        <w:rPr>
-          <w:sz w:val="28"/>
-          <w:szCs w:val="28"/>
-        </w:rPr>
-        <w:t xml:space="preserve">    rm -f /var/www/html/index.html /var/www/html/style.css</w:t>
-      </w:r>
-    </w:p>
-    <w:p>
-      <w:pPr>
-        <w:spacing w:line="360" w:lineRule="auto"/>
-        <w:ind w:leftChars="0" w:firstLineChars="0" w:firstLine="0"/>
-        <w:contextualSpacing/>
-        <w:jc w:val="both"/>
-        <w:outlineLvl w:val="9"/>
-        <w:rPr>
-          <w:sz w:val="28"/>
-          <w:szCs w:val="28"/>
-        </w:rPr>
-      </w:pPr>
-      <w:r>
-        <w:rPr>
-          <w:sz w:val="28"/>
-          <w:szCs w:val="28"/>
-        </w:rPr>
-        <w:t xml:space="preserve">    if [ ! -f /var/www/html/wp-load.php ]; then</w:t>
-      </w:r>
-    </w:p>
-    <w:p>
-      <w:pPr>
-        <w:spacing w:line="360" w:lineRule="auto"/>
-        <w:ind w:leftChars="0" w:firstLineChars="0" w:firstLine="0"/>
-        <w:contextualSpacing/>
-        <w:jc w:val="both"/>
-        <w:outlineLvl w:val="9"/>
-        <w:rPr>
-          <w:sz w:val="28"/>
-          <w:szCs w:val="28"/>
-        </w:rPr>
-      </w:pPr>
-      <w:r>
-        <w:rPr>
-          <w:sz w:val="28"/>
-          <w:szCs w:val="28"/>
-        </w:rPr>
-        <w:t xml:space="preserve">      wp core download --path=/var/www/html --allow-root</w:t>
-      </w:r>
-    </w:p>
-    <w:p>
-      <w:pPr>
-        <w:spacing w:line="360" w:lineRule="auto"/>
-        <w:ind w:leftChars="0" w:firstLineChars="0" w:firstLine="0"/>
-        <w:contextualSpacing/>
-        <w:jc w:val="both"/>
-        <w:outlineLvl w:val="9"/>
-        <w:rPr>
-          <w:sz w:val="28"/>
-          <w:szCs w:val="28"/>
-        </w:rPr>
-      </w:pPr>
-      <w:r>
-        <w:rPr>
-          <w:sz w:val="28"/>
-          <w:szCs w:val="28"/>
-        </w:rPr>
-        <w:t xml:space="preserve">    fi</w:t>
-      </w:r>
-    </w:p>
-    <w:p>
-      <w:pPr>
-        <w:spacing w:line="360" w:lineRule="auto"/>
-        <w:ind w:leftChars="0" w:firstLineChars="0" w:firstLine="0"/>
-        <w:contextualSpacing/>
-        <w:jc w:val="both"/>
-        <w:outlineLvl w:val="9"/>
-        <w:rPr>
-          <w:sz w:val="28"/>
-          <w:szCs w:val="28"/>
-        </w:rPr>
-      </w:pPr>
-      <w:r>
-        <w:rPr>
-          <w:sz w:val="28"/>
-          <w:szCs w:val="28"/>
-        </w:rPr>
-        <w:t xml:space="preserve">    if [ ! -f /var/www/html/wp-config.php ]; then</w:t>
-      </w:r>
-    </w:p>
-    <w:p>
-      <w:pPr>
-        <w:spacing w:line="360" w:lineRule="auto"/>
-        <w:ind w:leftChars="0" w:firstLineChars="0" w:firstLine="0"/>
-        <w:contextualSpacing/>
-        <w:jc w:val="both"/>
-        <w:outlineLvl w:val="9"/>
-        <w:rPr>
-          <w:sz w:val="28"/>
-          <w:szCs w:val="28"/>
-        </w:rPr>
-      </w:pPr>
-      <w:r>
-        <w:rPr>
-          <w:sz w:val="28"/>
-          <w:szCs w:val="28"/>
-        </w:rPr>
-        <w:lastRenderedPageBreak/>
-        <w:t xml:space="preserve">      wp config create --path=/var/www/html \</w:t>
-      </w:r>
-    </w:p>
-    <w:p>
-      <w:pPr>
-        <w:spacing w:line="360" w:lineRule="auto"/>
-        <w:ind w:leftChars="0" w:firstLineChars="0" w:firstLine="0"/>
-        <w:contextualSpacing/>
-        <w:jc w:val="both"/>
-        <w:outlineLvl w:val="9"/>
-        <w:rPr>
-          <w:sz w:val="28"/>
-          <w:szCs w:val="28"/>
-        </w:rPr>
-      </w:pPr>
-      <w:r>
-        <w:rPr>
-          <w:sz w:val="28"/>
-          <w:szCs w:val="28"/>
-        </w:rPr>
-        <w:t xml:space="preserve">       --dbname="${DB_NAME}" --dbuser="${DB_USER}" --dbpass="${DB_PASS}" \</w:t>
-      </w:r>
-    </w:p>
-    <w:p>
-      <w:pPr>
-        <w:spacing w:line="360" w:lineRule="auto"/>
-        <w:ind w:leftChars="0" w:firstLineChars="0" w:firstLine="0"/>
-        <w:contextualSpacing/>
-        <w:jc w:val="both"/>
-        <w:outlineLvl w:val="9"/>
-        <w:rPr>
-          <w:sz w:val="28"/>
-          <w:szCs w:val="28"/>
-        </w:rPr>
-      </w:pPr>
-      <w:r>
-        <w:rPr>
-          <w:sz w:val="28"/>
-          <w:szCs w:val="28"/>
-        </w:rPr>
-        <w:t xml:space="preserve">        --dbhost="localhost" --allow-root</w:t>
-      </w:r>
-    </w:p>
-    <w:p>
-      <w:pPr>
-        <w:spacing w:line="360" w:lineRule="auto"/>
-        <w:ind w:leftChars="0" w:firstLineChars="0" w:firstLine="0"/>
-        <w:contextualSpacing/>
-        <w:jc w:val="both"/>
-        <w:outlineLvl w:val="9"/>
-        <w:rPr>
-          <w:sz w:val="28"/>
-          <w:szCs w:val="28"/>
-        </w:rPr>
-      </w:pPr>
-      <w:r>
-        <w:rPr>
-          <w:sz w:val="28"/>
-          <w:szCs w:val="28"/>
-        </w:rPr>
-        <w:t xml:space="preserve">    fi</w:t>
-      </w:r>
-    </w:p>
-    <w:p>
-      <w:pPr>
-        <w:spacing w:line="360" w:lineRule="auto"/>
-        <w:ind w:leftChars="0" w:firstLineChars="0" w:firstLine="0"/>
-        <w:contextualSpacing/>
-        <w:jc w:val="both"/>
-        <w:outlineLvl w:val="9"/>
-        <w:rPr>
-          <w:sz w:val="28"/>
-          <w:szCs w:val="28"/>
-        </w:rPr>
-      </w:pPr>
-      <w:r>
-        <w:rPr>
-          <w:sz w:val="28"/>
-          <w:szCs w:val="28"/>
-        </w:rPr>
-        <w:t xml:space="preserve">    if ! wp core is-installed --path=/var/www/html --allow-root; then</w:t>
-      </w:r>
-    </w:p>
-    <w:p>
-      <w:pPr>
-        <w:spacing w:line="360" w:lineRule="auto"/>
-        <w:ind w:leftChars="0" w:firstLineChars="0" w:firstLine="0"/>
-        <w:contextualSpacing/>
-        <w:jc w:val="both"/>
-        <w:outlineLvl w:val="9"/>
-        <w:rPr>
-          <w:sz w:val="28"/>
-          <w:szCs w:val="28"/>
-        </w:rPr>
-      </w:pPr>
-      <w:r>
-        <w:rPr>
-          <w:sz w:val="28"/>
-          <w:szCs w:val="28"/>
-        </w:rPr>
-        <w:t xml:space="preserve">      wp core install --path=/var/www/html \</w:t>
-      </w:r>
-    </w:p>
-    <w:p>
-      <w:pPr>
-        <w:spacing w:line="360" w:lineRule="auto"/>
-        <w:ind w:leftChars="0" w:firstLineChars="0" w:firstLine="0"/>
-        <w:contextualSpacing/>
-        <w:jc w:val="both"/>
-        <w:outlineLvl w:val="9"/>
-        <w:rPr>
-          <w:sz w:val="28"/>
-          <w:szCs w:val="28"/>
-        </w:rPr>
-      </w:pPr>
-      <w:r>
-        <w:rPr>
-          <w:sz w:val="28"/>
-          <w:szCs w:val="28"/>
-        </w:rPr>
-        <w:t xml:space="preserve">        --url="${SITE_URL}" --title="Canape" \</w:t>
-      </w:r>
-    </w:p>
-    <w:p>
-      <w:pPr>
-        <w:spacing w:line="360" w:lineRule="auto"/>
-        <w:ind w:leftChars="0" w:firstLineChars="0" w:firstLine="0"/>
-        <w:contextualSpacing/>
-        <w:jc w:val="both"/>
-        <w:outlineLvl w:val="9"/>
-        <w:rPr>
-          <w:sz w:val="28"/>
-          <w:szCs w:val="28"/>
-        </w:rPr>
-      </w:pPr>
-      <w:r>
-        <w:rPr>
-          <w:sz w:val="28"/>
-          <w:szCs w:val="28"/>
-        </w:rPr>
-        <w:t xml:space="preserve">        --admin_user="admin" --admin_password="admin12345" \</w:t>
-      </w:r>
-    </w:p>
-    <w:p>
-      <w:pPr>
-        <w:spacing w:line="360" w:lineRule="auto"/>
-        <w:ind w:leftChars="0" w:firstLineChars="0" w:firstLine="0"/>
-        <w:contextualSpacing/>
-        <w:jc w:val="both"/>
-        <w:outlineLvl w:val="9"/>
-        <w:rPr>
-          <w:sz w:val="28"/>
-          <w:szCs w:val="28"/>
-        </w:rPr>
-      </w:pPr>
-      <w:r>
-        <w:rPr>
-          <w:sz w:val="28"/>
-          <w:szCs w:val="28"/>
-        </w:rPr>
-        <w:t xml:space="preserve">        --admin_email="admin@example.com" --skip-email --allow-root</w:t>
-      </w:r>
-    </w:p>
-    <w:p>
-      <w:pPr>
-        <w:spacing w:line="360" w:lineRule="auto"/>
-        <w:ind w:leftChars="0" w:firstLineChars="0" w:firstLine="0"/>
-        <w:contextualSpacing/>
-        <w:jc w:val="both"/>
-        <w:outlineLvl w:val="9"/>
-        <w:rPr>
-          <w:sz w:val="28"/>
-          <w:szCs w:val="28"/>
-        </w:rPr>
-      </w:pPr>
-      <w:r>
-        <w:rPr>
-          <w:sz w:val="28"/>
-          <w:szCs w:val="28"/>
-        </w:rPr>
-        <w:t xml:space="preserve">    fi</w:t>
-      </w:r>
-    </w:p>
-    <w:p>
-      <w:pPr>
-        <w:spacing w:line="360" w:lineRule="auto"/>
-        <w:ind w:leftChars="0" w:firstLineChars="0" w:firstLine="0"/>
-        <w:contextualSpacing/>
-        <w:jc w:val="both"/>
-        <w:outlineLvl w:val="9"/>
-        <w:rPr>
-          <w:sz w:val="28"/>
-          <w:szCs w:val="28"/>
-        </w:rPr>
-      </w:pPr>
-      <w:r>
-        <w:rPr>
-          <w:sz w:val="28"/>
-          <w:szCs w:val="28"/>
-        </w:rPr>
-        <w:t xml:space="preserve">  SHELL</w:t>
-      </w:r>
-    </w:p>
-    <w:p>
-      <w:pPr>
-        <w:spacing w:line="360" w:lineRule="auto"/>
-        <w:ind w:leftChars="0" w:firstLineChars="0" w:firstLine="0"/>
-        <w:contextualSpacing/>
-        <w:jc w:val="both"/>
-        <w:outlineLvl w:val="9"/>
-        <w:rPr>
-          <w:sz w:val="28"/>
-          <w:szCs w:val="28"/>
-        </w:rPr>
-      </w:pPr>
-      <w:r>
-        <w:rPr>
-          <w:sz w:val="28"/>
-          <w:szCs w:val="28"/>
-        </w:rPr>
-        <w:t xml:space="preserve">  # Розгортання теми Canape з папки shared у wp-content/themes та її активація</w:t>
-      </w:r>
-    </w:p>
-    <w:p>
-      <w:pPr>
-        <w:spacing w:line="360" w:lineRule="auto"/>
-        <w:ind w:leftChars="0" w:firstLineChars="0" w:firstLine="0"/>
-        <w:contextualSpacing/>
-        <w:jc w:val="both"/>
-        <w:outlineLvl w:val="9"/>
-        <w:rPr>
-          <w:sz w:val="28"/>
-          <w:szCs w:val="28"/>
-        </w:rPr>
-      </w:pPr>
-      <w:r>
-        <w:rPr>
-          <w:sz w:val="28"/>
-          <w:szCs w:val="28"/>
-        </w:rPr>
-        <w:t xml:space="preserve">  config.vm.provision "shell", inline: &lt;&lt;-SHELL</w:t>
-      </w:r>
-    </w:p>
-    <w:p>
-      <w:pPr>
-        <w:spacing w:line="360" w:lineRule="auto"/>
-        <w:ind w:leftChars="0" w:firstLineChars="0" w:firstLine="0"/>
-        <w:contextualSpacing/>
-        <w:jc w:val="both"/>
-        <w:outlineLvl w:val="9"/>
-        <w:rPr>
-          <w:sz w:val="28"/>
-          <w:szCs w:val="28"/>
-        </w:rPr>
-      </w:pPr>
-      <w:r>
-        <w:rPr>
-          <w:sz w:val="28"/>
-          <w:szCs w:val="28"/>
-        </w:rPr>
-        <w:t xml:space="preserve">    THEME_SRC="/home/vagrant/shared/wordpress1site-main/wordpress1site-main"</w:t>
-      </w:r>
-    </w:p>
-    <w:p>
-      <w:pPr>
-        <w:spacing w:line="360" w:lineRule="auto"/>
-        <w:ind w:leftChars="0" w:firstLineChars="0" w:firstLine="0"/>
-        <w:contextualSpacing/>
-        <w:jc w:val="both"/>
-        <w:outlineLvl w:val="9"/>
-        <w:rPr>
-          <w:sz w:val="28"/>
-          <w:szCs w:val="28"/>
-        </w:rPr>
-      </w:pPr>
-      <w:r>
-        <w:rPr>
-          <w:sz w:val="28"/>
-          <w:szCs w:val="28"/>
-        </w:rPr>
-        <w:t xml:space="preserve">    THEME_DST="/var/www/html/wp-content/themes/canape"</w:t>
-      </w:r>
-    </w:p>
-    <w:p>
-      <w:pPr>
-        <w:spacing w:line="360" w:lineRule="auto"/>
-        <w:ind w:leftChars="0" w:firstLineChars="0" w:firstLine="0"/>
-        <w:contextualSpacing/>
-        <w:jc w:val="both"/>
-        <w:outlineLvl w:val="9"/>
-        <w:rPr>
-          <w:sz w:val="28"/>
-          <w:szCs w:val="28"/>
-        </w:rPr>
-      </w:pPr>
-      <w:r>
-        <w:rPr>
-          <w:sz w:val="28"/>
-          <w:szCs w:val="28"/>
-        </w:rPr>
-        <w:t xml:space="preserve">    mkdir -p "${THEME_DST}"</w:t>
-      </w:r>
-    </w:p>
-    <w:p>
-      <w:pPr>
-        <w:spacing w:line="360" w:lineRule="auto"/>
-        <w:ind w:leftChars="0" w:firstLineChars="0" w:firstLine="0"/>
-        <w:contextualSpacing/>
-        <w:jc w:val="both"/>
-        <w:outlineLvl w:val="9"/>
-        <w:rPr>
-          <w:sz w:val="28"/>
-          <w:szCs w:val="28"/>
-        </w:rPr>
-      </w:pPr>
-      <w:r>
-        <w:rPr>
-          <w:sz w:val="28"/>
-          <w:szCs w:val="28"/>
-        </w:rPr>
-        <w:t xml:space="preserve">    cp -a "${THEME_SRC}/." "${THEME_DST}/"</w:t>
-      </w:r>
-    </w:p>
-    <w:p>
-      <w:pPr>
-        <w:spacing w:line="360" w:lineRule="auto"/>
-        <w:ind w:leftChars="0" w:firstLineChars="0" w:firstLine="0"/>
-        <w:contextualSpacing/>
-        <w:jc w:val="both"/>
-        <w:outlineLvl w:val="9"/>
-        <w:rPr>
-          <w:sz w:val="28"/>
-          <w:szCs w:val="28"/>
-        </w:rPr>
-      </w:pPr>
-      <w:r>
-        <w:rPr>
-          <w:sz w:val="28"/>
-          <w:szCs w:val="28"/>
-        </w:rPr>
-        <w:t xml:space="preserve">    if [ ! -f "${THEME_DST}/style.css" ]; then</w:t>
-      </w:r>
-    </w:p>
-    <w:p>
-      <w:pPr>
-        <w:spacing w:line="360" w:lineRule="auto"/>
-        <w:ind w:leftChars="0" w:firstLineChars="0" w:firstLine="0"/>
-        <w:contextualSpacing/>
-        <w:jc w:val="both"/>
-        <w:outlineLvl w:val="9"/>
-        <w:rPr>
-          <w:sz w:val="28"/>
-          <w:szCs w:val="28"/>
-        </w:rPr>
-      </w:pPr>
-      <w:r>
-        <w:rPr>
-          <w:sz w:val="28"/>
-          <w:szCs w:val="28"/>
-        </w:rPr>
-        <w:t xml:space="preserve">      echo "/*" &gt; "${THEME_DST}/style.css"</w:t>
-      </w:r>
-    </w:p>
-    <w:p>
-      <w:pPr>
-        <w:spacing w:line="360" w:lineRule="auto"/>
-        <w:ind w:leftChars="0" w:firstLineChars="0" w:firstLine="0"/>
-        <w:contextualSpacing/>
-        <w:jc w:val="both"/>
-        <w:outlineLvl w:val="9"/>
-        <w:rPr>
-          <w:sz w:val="28"/>
-          <w:szCs w:val="28"/>
-        </w:rPr>
-      </w:pPr>
-      <w:r>
-        <w:rPr>
-          <w:sz w:val="28"/>
-          <w:szCs w:val="28"/>
-        </w:rPr>
-        <w:t xml:space="preserve">      echo "Theme Name: Canape" &gt;&gt; "${THEME_DST}/style.css"</w:t>
-      </w:r>
-    </w:p>
-    <w:p>
-      <w:pPr>
-        <w:spacing w:line="360" w:lineRule="auto"/>
-        <w:ind w:leftChars="0" w:firstLineChars="0" w:firstLine="0"/>
-        <w:contextualSpacing/>
-        <w:jc w:val="both"/>
-        <w:outlineLvl w:val="9"/>
-        <w:rPr>
-          <w:sz w:val="28"/>
-          <w:szCs w:val="28"/>
-        </w:rPr>
-      </w:pPr>
-      <w:r>
-        <w:rPr>
-          <w:sz w:val="28"/>
-          <w:szCs w:val="28"/>
-        </w:rPr>
-        <w:t xml:space="preserve">      echo "Theme URI: https://example.com/" &gt;&gt; "${THEME_DST}/style.css"</w:t>
-      </w:r>
-    </w:p>
-    <w:p>
-      <w:pPr>
-        <w:spacing w:line="360" w:lineRule="auto"/>
-        <w:ind w:leftChars="0" w:firstLineChars="0" w:firstLine="0"/>
-        <w:contextualSpacing/>
-        <w:jc w:val="both"/>
-        <w:outlineLvl w:val="9"/>
-        <w:rPr>
-          <w:sz w:val="28"/>
-          <w:szCs w:val="28"/>
-        </w:rPr>
-      </w:pPr>
-      <w:r>
-        <w:rPr>
-          <w:sz w:val="28"/>
-          <w:szCs w:val="28"/>
-        </w:rPr>
-        <w:t xml:space="preserve">      echo "Author: lr6AO" &gt;&gt; "${THEME_DST}/style.css"</w:t>
-      </w:r>
-    </w:p>
-    <w:p>
-      <w:pPr>
-        <w:spacing w:line="360" w:lineRule="auto"/>
-        <w:ind w:leftChars="0" w:firstLineChars="0" w:firstLine="0"/>
-        <w:contextualSpacing/>
-        <w:jc w:val="both"/>
-        <w:outlineLvl w:val="9"/>
-        <w:rPr>
-          <w:sz w:val="28"/>
-          <w:szCs w:val="28"/>
-        </w:rPr>
-      </w:pPr>
-      <w:r>
-        <w:rPr>
-          <w:sz w:val="28"/>
-          <w:szCs w:val="28"/>
-        </w:rPr>
-        <w:t xml:space="preserve">      echo "Description: Тема сайту, розгорнута під час provisioning WordPress" &gt;&gt; "${THEME_DST}/style.css"</w:t>
-      </w:r>
-    </w:p>
-    <w:p>
-      <w:pPr>
-        <w:spacing w:line="360" w:lineRule="auto"/>
-        <w:ind w:leftChars="0" w:firstLineChars="0" w:firstLine="0"/>
-        <w:contextualSpacing/>
-        <w:jc w:val="both"/>
-        <w:outlineLvl w:val="9"/>
-        <w:rPr>
-          <w:sz w:val="28"/>
-          <w:szCs w:val="28"/>
-        </w:rPr>
-      </w:pPr>
-      <w:r>
-        <w:rPr>
-          <w:sz w:val="28"/>
-          <w:szCs w:val="28"/>
-        </w:rPr>
-        <w:t xml:space="preserve">      echo "Version: 1.0" &gt;&gt; "${THEME_DST}/style.css"</w:t>
-      </w:r>
-    </w:p>
-    <w:p>
-      <w:pPr>
-        <w:spacing w:line="360" w:lineRule="auto"/>
-        <w:ind w:leftChars="0" w:firstLineChars="0" w:firstLine="0"/>
-        <w:contextualSpacing/>
-        <w:jc w:val="both"/>
-        <w:outlineLvl w:val="9"/>
-        <w:rPr>
-          <w:sz w:val="28"/>
-          <w:szCs w:val="28"/>
-        </w:rPr>
-      </w:pPr>
-      <w:r>
-        <w:rPr>
-          <w:sz w:val="28"/>
-          <w:szCs w:val="28"/>
-        </w:rPr>
-        <w:t xml:space="preserve">      echo "Text Domain: canape" &gt;&gt; "${THEME_DST}/style.css"</w:t>
-      </w:r>
-    </w:p>
-    <w:p>
-      <w:pPr>
-        <w:spacing w:line="360" w:lineRule="auto"/>
-        <w:ind w:leftChars="0" w:firstLineChars="0" w:firstLine="0"/>
-        <w:contextualSpacing/>
-        <w:jc w:val="both"/>
-        <w:outlineLvl w:val="9"/>
-        <w:rPr>
-          <w:sz w:val="28"/>
-          <w:szCs w:val="28"/>
-        </w:rPr>
-      </w:pPr>
-      <w:r>
-        <w:rPr>
-          <w:sz w:val="28"/>
-          <w:szCs w:val="28"/>
-        </w:rPr>
-        <w:t xml:space="preserve">      echo "*/" &gt;&gt; "${THEME_DST}/style.css"</w:t>
-      </w:r>
-    </w:p>
-    <w:p>
-      <w:pPr>
-        <w:spacing w:line="360" w:lineRule="auto"/>
-        <w:ind w:leftChars="0" w:firstLineChars="0" w:firstLine="0"/>
-        <w:contextualSpacing/>
-        <w:jc w:val="both"/>
-        <w:outlineLvl w:val="9"/>
-        <w:rPr>
-          <w:sz w:val="28"/>
-          <w:szCs w:val="28"/>
-        </w:rPr>
-      </w:pPr>
-      <w:r>
-        <w:rPr>
-          <w:sz w:val="28"/>
-          <w:szCs w:val="28"/>
-        </w:rPr>
-        <w:t xml:space="preserve">    fi</w:t>
-      </w:r>
-    </w:p>
-    <w:p>
-      <w:pPr>
-        <w:spacing w:line="360" w:lineRule="auto"/>
-        <w:ind w:leftChars="0" w:firstLineChars="0" w:firstLine="0"/>
-        <w:contextualSpacing/>
-        <w:jc w:val="both"/>
-        <w:outlineLvl w:val="9"/>
-        <w:rPr>
-          <w:sz w:val="28"/>
-          <w:szCs w:val="28"/>
-        </w:rPr>
-      </w:pPr>
-      <w:r>
-        <w:rPr>
-          <w:sz w:val="28"/>
-          <w:szCs w:val="28"/>
-        </w:rPr>
-        <w:t xml:space="preserve">    chown -R www-data:www-data /var/www/html</w:t>
-      </w:r>
-    </w:p>
-    <w:p>
-      <w:pPr>
-        <w:spacing w:line="360" w:lineRule="auto"/>
-        <w:ind w:leftChars="0" w:firstLineChars="0" w:firstLine="0"/>
-        <w:contextualSpacing/>
-        <w:jc w:val="both"/>
-        <w:outlineLvl w:val="9"/>
-        <w:rPr>
-          <w:sz w:val="28"/>
-          <w:szCs w:val="28"/>
-        </w:rPr>
-      </w:pPr>
-      <w:r>
-        <w:rPr>
-          <w:sz w:val="28"/>
-          <w:szCs w:val="28"/>
-        </w:rPr>
-        <w:t xml:space="preserve">    find /var/www/html -type d -exec chmod 755 {} \\;</w:t>
-      </w:r>
-    </w:p>
-    <w:p>
-      <w:pPr>
-        <w:spacing w:line="360" w:lineRule="auto"/>
-        <w:ind w:leftChars="0" w:firstLineChars="0" w:firstLine="0"/>
-        <w:contextualSpacing/>
-        <w:jc w:val="both"/>
-        <w:outlineLvl w:val="9"/>
-        <w:rPr>
-          <w:sz w:val="28"/>
-          <w:szCs w:val="28"/>
-        </w:rPr>
-      </w:pPr>
-      <w:r>
-        <w:rPr>
-          <w:sz w:val="28"/>
-          <w:szCs w:val="28"/>
-        </w:rPr>
-        <w:lastRenderedPageBreak/>
         <w:t xml:space="preserve">    find /var/www/html -type f -exec chmod 644 {} \\;</w:t>
       </w:r>
     </w:p>
@@ -10686,7 +10669,7 @@
 </file>
 
 <file path=customXml/itemProps2.xml><?xml version="1.0" encoding="utf-8"?>
-<ds:datastoreItem xmlns:ds="http://schemas.openxmlformats.org/officeDocument/2006/customXml" ds:itemID="{FC1350FE-6C4A-451A-8F65-93EA220A9D5C}">
+<ds:datastoreItem xmlns:ds="http://schemas.openxmlformats.org/officeDocument/2006/customXml" ds:itemID="{61F43E3A-C0AD-49FF-8BB5-B27A4CFE809A}">
   <ds:schemaRefs>
     <ds:schemaRef ds:uri="http://schemas.openxmlformats.org/officeDocument/2006/bibliography"/>
   </ds:schemaRefs>

--- a/Адміністрування обчислювальних комплексів Зроблені ЛР/Лабораторна робота 6 - Матакова А.В. - 409а - Адміністрування обчислювальних комплексів.docx
+++ b/Адміністрування обчислювальних комплексів Зроблені ЛР/Лабораторна робота 6 - Матакова А.В. - 409а - Адміністрування обчислювальних комплексів.docx
@@ -2193,8 +2193,6 @@
         </w:rPr>
         <w:t>–</w:t>
       </w:r>
-      <w:bookmarkStart w:id="0" w:name="_GoBack"/>
-      <w:bookmarkEnd w:id="0"/>
       <w:r>
         <w:rPr>
           <w:sz w:val="28"/>
@@ -2243,6 +2241,29 @@
           <w:szCs w:val="28"/>
         </w:rPr>
       </w:pPr>
+      <w:r>
+        <w:rPr>
+          <w:sz w:val="28"/>
+          <w:szCs w:val="28"/>
+        </w:rPr>
+        <w:t xml:space="preserve">Джерелом образу ОС є портал Vagrant Cloud (https://app.vagrantup.com/boxes/search). У цій роботі використано box ubuntu/jammy64 </w:t>
+      </w:r>
+      <w:r>
+        <w:rPr>
+          <w:sz w:val="28"/>
+          <w:szCs w:val="28"/>
+        </w:rPr>
+        <w:t>–</w:t>
+      </w:r>
+      <w:bookmarkStart w:id="0" w:name="_GoBack"/>
+      <w:bookmarkEnd w:id="0"/>
+      <w:r>
+        <w:rPr>
+          <w:sz w:val="28"/>
+          <w:szCs w:val="28"/>
+        </w:rPr>
+        <w:t xml:space="preserve"> офіційний образ Ubuntu 22.04 LTS, який Vagrant автоматично завантажує при першому запуску.</w:t>
+      </w:r>
     </w:p>
     <w:p>
       <w:pPr>
@@ -2310,6 +2331,7 @@
           <w:sz w:val="28"/>
           <w:szCs w:val="28"/>
         </w:rPr>
+        <w:lastRenderedPageBreak/>
         <w:t>Які саме типи віртуальної мережі вам відомі?</w:t>
       </w:r>
     </w:p>
@@ -2921,6 +2943,7 @@
           <w:sz w:val="28"/>
           <w:szCs w:val="28"/>
         </w:rPr>
+        <w:lastRenderedPageBreak/>
         <w:t xml:space="preserve">    vb.gui = false</w:t>
       </w:r>
     </w:p>
@@ -2981,8 +3004,528 @@
           <w:sz w:val="28"/>
           <w:szCs w:val="28"/>
         </w:rPr>
+        <w:t xml:space="preserve">  config.vm.synced_folder ".", "/vagrant"</w:t>
+      </w:r>
+    </w:p>
+    <w:p>
+      <w:pPr>
+        <w:spacing w:line="360" w:lineRule="auto"/>
+        <w:ind w:leftChars="0" w:firstLineChars="0" w:firstLine="0"/>
+        <w:contextualSpacing/>
+        <w:jc w:val="both"/>
+        <w:outlineLvl w:val="9"/>
+        <w:rPr>
+          <w:sz w:val="28"/>
+          <w:szCs w:val="28"/>
+        </w:rPr>
+      </w:pPr>
+      <w:r>
+        <w:rPr>
+          <w:sz w:val="28"/>
+          <w:szCs w:val="28"/>
+        </w:rPr>
+        <w:t xml:space="preserve">  # Додаткова синхронізована директорія: локальна папка ./shared монтується у /home/vagrant/shared</w:t>
+      </w:r>
+    </w:p>
+    <w:p>
+      <w:pPr>
+        <w:spacing w:line="360" w:lineRule="auto"/>
+        <w:ind w:leftChars="0" w:firstLineChars="0" w:firstLine="0"/>
+        <w:contextualSpacing/>
+        <w:jc w:val="both"/>
+        <w:outlineLvl w:val="9"/>
+        <w:rPr>
+          <w:sz w:val="28"/>
+          <w:szCs w:val="28"/>
+        </w:rPr>
+      </w:pPr>
+      <w:r>
+        <w:rPr>
+          <w:sz w:val="28"/>
+          <w:szCs w:val="28"/>
+        </w:rPr>
+        <w:t xml:space="preserve">  config.vm.synced_folder "./shared", "/home/vagrant/shared", create: true</w:t>
+      </w:r>
+    </w:p>
+    <w:p>
+      <w:pPr>
+        <w:spacing w:line="360" w:lineRule="auto"/>
+        <w:ind w:leftChars="0" w:firstLineChars="0" w:firstLine="0"/>
+        <w:contextualSpacing/>
+        <w:jc w:val="both"/>
+        <w:outlineLvl w:val="9"/>
+        <w:rPr>
+          <w:sz w:val="28"/>
+          <w:szCs w:val="28"/>
+        </w:rPr>
+      </w:pPr>
+      <w:r>
+        <w:rPr>
+          <w:sz w:val="28"/>
+          <w:szCs w:val="28"/>
+        </w:rPr>
+        <w:t xml:space="preserve">  # Первинне налаштування системи при створенні машини</w:t>
+      </w:r>
+    </w:p>
+    <w:p>
+      <w:pPr>
+        <w:spacing w:line="360" w:lineRule="auto"/>
+        <w:ind w:leftChars="0" w:firstLineChars="0" w:firstLine="0"/>
+        <w:contextualSpacing/>
+        <w:jc w:val="both"/>
+        <w:outlineLvl w:val="9"/>
+        <w:rPr>
+          <w:sz w:val="28"/>
+          <w:szCs w:val="28"/>
+        </w:rPr>
+      </w:pPr>
+      <w:r>
+        <w:rPr>
+          <w:sz w:val="28"/>
+          <w:szCs w:val="28"/>
+        </w:rPr>
+        <w:t xml:space="preserve">  config.vm.provision "shell", inline: &lt;&lt;-SHELL</w:t>
+      </w:r>
+    </w:p>
+    <w:p>
+      <w:pPr>
+        <w:spacing w:line="360" w:lineRule="auto"/>
+        <w:ind w:leftChars="0" w:firstLineChars="0" w:firstLine="0"/>
+        <w:contextualSpacing/>
+        <w:jc w:val="both"/>
+        <w:outlineLvl w:val="9"/>
+        <w:rPr>
+          <w:sz w:val="28"/>
+          <w:szCs w:val="28"/>
+        </w:rPr>
+      </w:pPr>
+      <w:r>
+        <w:rPr>
+          <w:sz w:val="28"/>
+          <w:szCs w:val="28"/>
+        </w:rPr>
+        <w:t xml:space="preserve">    apt-get update</w:t>
+      </w:r>
+    </w:p>
+    <w:p>
+      <w:pPr>
+        <w:spacing w:line="360" w:lineRule="auto"/>
+        <w:ind w:leftChars="0" w:firstLineChars="0" w:firstLine="0"/>
+        <w:contextualSpacing/>
+        <w:jc w:val="both"/>
+        <w:outlineLvl w:val="9"/>
+        <w:rPr>
+          <w:sz w:val="28"/>
+          <w:szCs w:val="28"/>
+        </w:rPr>
+      </w:pPr>
+      <w:r>
+        <w:rPr>
+          <w:sz w:val="28"/>
+          <w:szCs w:val="28"/>
+        </w:rPr>
+        <w:t xml:space="preserve">    apt-get upgrade -y</w:t>
+      </w:r>
+    </w:p>
+    <w:p>
+      <w:pPr>
+        <w:spacing w:line="360" w:lineRule="auto"/>
+        <w:ind w:leftChars="0" w:firstLineChars="0" w:firstLine="0"/>
+        <w:contextualSpacing/>
+        <w:jc w:val="both"/>
+        <w:outlineLvl w:val="9"/>
+        <w:rPr>
+          <w:sz w:val="28"/>
+          <w:szCs w:val="28"/>
+        </w:rPr>
+      </w:pPr>
+      <w:r>
+        <w:rPr>
+          <w:sz w:val="28"/>
+          <w:szCs w:val="28"/>
+        </w:rPr>
+        <w:t xml:space="preserve">  SHELL</w:t>
+      </w:r>
+    </w:p>
+    <w:p>
+      <w:pPr>
+        <w:spacing w:line="360" w:lineRule="auto"/>
+        <w:ind w:leftChars="0" w:firstLineChars="0" w:firstLine="0"/>
+        <w:contextualSpacing/>
+        <w:jc w:val="both"/>
+        <w:outlineLvl w:val="9"/>
+        <w:rPr>
+          <w:sz w:val="28"/>
+          <w:szCs w:val="28"/>
+        </w:rPr>
+      </w:pPr>
+      <w:r>
+        <w:rPr>
+          <w:sz w:val="28"/>
+          <w:szCs w:val="28"/>
+        </w:rPr>
+        <w:t xml:space="preserve">  # Встановлення Apache2 та розгортання HTML-сайту з папки shared</w:t>
+      </w:r>
+    </w:p>
+    <w:p>
+      <w:pPr>
+        <w:spacing w:line="360" w:lineRule="auto"/>
+        <w:ind w:leftChars="0" w:firstLineChars="0" w:firstLine="0"/>
+        <w:contextualSpacing/>
+        <w:jc w:val="both"/>
+        <w:outlineLvl w:val="9"/>
+        <w:rPr>
+          <w:sz w:val="28"/>
+          <w:szCs w:val="28"/>
+        </w:rPr>
+      </w:pPr>
+      <w:r>
+        <w:rPr>
+          <w:sz w:val="28"/>
+          <w:szCs w:val="28"/>
+        </w:rPr>
+        <w:t xml:space="preserve">  config.vm.provision "shell", inline: &lt;&lt;-SHELL</w:t>
+      </w:r>
+    </w:p>
+    <w:p>
+      <w:pPr>
+        <w:spacing w:line="360" w:lineRule="auto"/>
+        <w:ind w:leftChars="0" w:firstLineChars="0" w:firstLine="0"/>
+        <w:contextualSpacing/>
+        <w:jc w:val="both"/>
+        <w:outlineLvl w:val="9"/>
+        <w:rPr>
+          <w:sz w:val="28"/>
+          <w:szCs w:val="28"/>
+        </w:rPr>
+      </w:pPr>
+      <w:r>
+        <w:rPr>
+          <w:sz w:val="28"/>
+          <w:szCs w:val="28"/>
+        </w:rPr>
+        <w:t xml:space="preserve">    apt-get install -y apache2</w:t>
+      </w:r>
+    </w:p>
+    <w:p>
+      <w:pPr>
+        <w:spacing w:line="360" w:lineRule="auto"/>
+        <w:ind w:leftChars="0" w:firstLineChars="0" w:firstLine="0"/>
+        <w:contextualSpacing/>
+        <w:jc w:val="both"/>
+        <w:outlineLvl w:val="9"/>
+        <w:rPr>
+          <w:sz w:val="28"/>
+          <w:szCs w:val="28"/>
+        </w:rPr>
+      </w:pPr>
+      <w:r>
+        <w:rPr>
+          <w:sz w:val="28"/>
+          <w:szCs w:val="28"/>
+        </w:rPr>
+        <w:t xml:space="preserve">    rm -f /var/www/html/index.html</w:t>
+      </w:r>
+    </w:p>
+    <w:p>
+      <w:pPr>
+        <w:spacing w:line="360" w:lineRule="auto"/>
+        <w:ind w:leftChars="0" w:firstLineChars="0" w:firstLine="0"/>
+        <w:contextualSpacing/>
+        <w:jc w:val="both"/>
+        <w:outlineLvl w:val="9"/>
+        <w:rPr>
+          <w:sz w:val="28"/>
+          <w:szCs w:val="28"/>
+        </w:rPr>
+      </w:pPr>
+      <w:r>
+        <w:rPr>
+          <w:sz w:val="28"/>
+          <w:szCs w:val="28"/>
+        </w:rPr>
+        <w:t xml:space="preserve">    cp /home/vagrant/shared/index.html /var/www/html/index.html</w:t>
+      </w:r>
+    </w:p>
+    <w:p>
+      <w:pPr>
+        <w:spacing w:line="360" w:lineRule="auto"/>
+        <w:ind w:leftChars="0" w:firstLineChars="0" w:firstLine="0"/>
+        <w:contextualSpacing/>
+        <w:jc w:val="both"/>
+        <w:outlineLvl w:val="9"/>
+        <w:rPr>
+          <w:sz w:val="28"/>
+          <w:szCs w:val="28"/>
+        </w:rPr>
+      </w:pPr>
+      <w:r>
+        <w:rPr>
+          <w:sz w:val="28"/>
+          <w:szCs w:val="28"/>
+        </w:rPr>
+        <w:t xml:space="preserve">    cp /home/vagrant/shared/style.css /var/www/html/style.css</w:t>
+      </w:r>
+    </w:p>
+    <w:p>
+      <w:pPr>
+        <w:spacing w:line="360" w:lineRule="auto"/>
+        <w:ind w:leftChars="0" w:firstLineChars="0" w:firstLine="0"/>
+        <w:contextualSpacing/>
+        <w:jc w:val="both"/>
+        <w:outlineLvl w:val="9"/>
+        <w:rPr>
+          <w:sz w:val="28"/>
+          <w:szCs w:val="28"/>
+        </w:rPr>
+      </w:pPr>
+      <w:r>
+        <w:rPr>
+          <w:sz w:val="28"/>
+          <w:szCs w:val="28"/>
+        </w:rPr>
+        <w:t xml:space="preserve">    systemctl enable apache2</w:t>
+      </w:r>
+    </w:p>
+    <w:p>
+      <w:pPr>
+        <w:spacing w:line="360" w:lineRule="auto"/>
+        <w:ind w:leftChars="0" w:firstLineChars="0" w:firstLine="0"/>
+        <w:contextualSpacing/>
+        <w:jc w:val="both"/>
+        <w:outlineLvl w:val="9"/>
+        <w:rPr>
+          <w:sz w:val="28"/>
+          <w:szCs w:val="28"/>
+        </w:rPr>
+      </w:pPr>
+      <w:r>
+        <w:rPr>
+          <w:sz w:val="28"/>
+          <w:szCs w:val="28"/>
+        </w:rPr>
+        <w:t xml:space="preserve">    systemctl restart apache2</w:t>
+      </w:r>
+    </w:p>
+    <w:p>
+      <w:pPr>
+        <w:spacing w:line="360" w:lineRule="auto"/>
+        <w:ind w:leftChars="0" w:firstLineChars="0" w:firstLine="0"/>
+        <w:contextualSpacing/>
+        <w:jc w:val="both"/>
+        <w:outlineLvl w:val="9"/>
+        <w:rPr>
+          <w:sz w:val="28"/>
+          <w:szCs w:val="28"/>
+        </w:rPr>
+      </w:pPr>
+      <w:r>
+        <w:rPr>
+          <w:sz w:val="28"/>
+          <w:szCs w:val="28"/>
+        </w:rPr>
+        <w:t xml:space="preserve">  SHELL</w:t>
+      </w:r>
+    </w:p>
+    <w:p>
+      <w:pPr>
+        <w:spacing w:line="360" w:lineRule="auto"/>
+        <w:ind w:leftChars="0" w:firstLineChars="0" w:firstLine="0"/>
+        <w:contextualSpacing/>
+        <w:jc w:val="both"/>
+        <w:outlineLvl w:val="9"/>
+        <w:rPr>
+          <w:sz w:val="28"/>
+          <w:szCs w:val="28"/>
+        </w:rPr>
+      </w:pPr>
+      <w:r>
+        <w:rPr>
+          <w:sz w:val="28"/>
+          <w:szCs w:val="28"/>
+        </w:rPr>
+        <w:t xml:space="preserve">  # Встановлення PHP та розширень, необхідних для роботи WordPress</w:t>
+      </w:r>
+    </w:p>
+    <w:p>
+      <w:pPr>
+        <w:spacing w:line="360" w:lineRule="auto"/>
+        <w:ind w:leftChars="0" w:firstLineChars="0" w:firstLine="0"/>
+        <w:contextualSpacing/>
+        <w:jc w:val="both"/>
+        <w:outlineLvl w:val="9"/>
+        <w:rPr>
+          <w:sz w:val="28"/>
+          <w:szCs w:val="28"/>
+        </w:rPr>
+      </w:pPr>
+      <w:r>
+        <w:rPr>
+          <w:sz w:val="28"/>
+          <w:szCs w:val="28"/>
+        </w:rPr>
+        <w:t xml:space="preserve">  config.vm.provision "shell", inline: &lt;&lt;-SHELL</w:t>
+      </w:r>
+    </w:p>
+    <w:p>
+      <w:pPr>
+        <w:spacing w:line="360" w:lineRule="auto"/>
+        <w:ind w:leftChars="0" w:firstLineChars="0" w:firstLine="0"/>
+        <w:contextualSpacing/>
+        <w:jc w:val="both"/>
+        <w:outlineLvl w:val="9"/>
+        <w:rPr>
+          <w:sz w:val="28"/>
+          <w:szCs w:val="28"/>
+        </w:rPr>
+      </w:pPr>
+      <w:r>
+        <w:rPr>
+          <w:sz w:val="28"/>
+          <w:szCs w:val="28"/>
+        </w:rPr>
+        <w:t xml:space="preserve">    apt-get install -y php php-cli libapache2-mod-php php-mysql php-curl \</w:t>
+      </w:r>
+    </w:p>
+    <w:p>
+      <w:pPr>
+        <w:spacing w:line="360" w:lineRule="auto"/>
+        <w:ind w:leftChars="0" w:firstLineChars="0" w:firstLine="0"/>
+        <w:contextualSpacing/>
+        <w:jc w:val="both"/>
+        <w:outlineLvl w:val="9"/>
+        <w:rPr>
+          <w:sz w:val="28"/>
+          <w:szCs w:val="28"/>
+        </w:rPr>
+      </w:pPr>
+      <w:r>
+        <w:rPr>
+          <w:sz w:val="28"/>
+          <w:szCs w:val="28"/>
+        </w:rPr>
+        <w:t xml:space="preserve">      php-gd php-mbstring php-xml php-zip php-intl php-bcmath unzip curl</w:t>
+      </w:r>
+    </w:p>
+    <w:p>
+      <w:pPr>
+        <w:spacing w:line="360" w:lineRule="auto"/>
+        <w:ind w:leftChars="0" w:firstLineChars="0" w:firstLine="0"/>
+        <w:contextualSpacing/>
+        <w:jc w:val="both"/>
+        <w:outlineLvl w:val="9"/>
+        <w:rPr>
+          <w:sz w:val="28"/>
+          <w:szCs w:val="28"/>
+        </w:rPr>
+      </w:pPr>
+      <w:r>
+        <w:rPr>
+          <w:sz w:val="28"/>
+          <w:szCs w:val="28"/>
+        </w:rPr>
+        <w:t xml:space="preserve">    a2enmod rewrite</w:t>
+      </w:r>
+    </w:p>
+    <w:p>
+      <w:pPr>
+        <w:spacing w:line="360" w:lineRule="auto"/>
+        <w:ind w:leftChars="0" w:firstLineChars="0" w:firstLine="0"/>
+        <w:contextualSpacing/>
+        <w:jc w:val="both"/>
+        <w:outlineLvl w:val="9"/>
+        <w:rPr>
+          <w:sz w:val="28"/>
+          <w:szCs w:val="28"/>
+        </w:rPr>
+      </w:pPr>
+      <w:r>
+        <w:rPr>
+          <w:sz w:val="28"/>
+          <w:szCs w:val="28"/>
+        </w:rPr>
+        <w:t xml:space="preserve">    systemctl restart apache2</w:t>
+      </w:r>
+    </w:p>
+    <w:p>
+      <w:pPr>
+        <w:spacing w:line="360" w:lineRule="auto"/>
+        <w:ind w:leftChars="0" w:firstLineChars="0" w:firstLine="0"/>
+        <w:contextualSpacing/>
+        <w:jc w:val="both"/>
+        <w:outlineLvl w:val="9"/>
+        <w:rPr>
+          <w:sz w:val="28"/>
+          <w:szCs w:val="28"/>
+        </w:rPr>
+      </w:pPr>
+      <w:r>
+        <w:rPr>
+          <w:sz w:val="28"/>
+          <w:szCs w:val="28"/>
+        </w:rPr>
+        <w:t xml:space="preserve">  SHELL</w:t>
+      </w:r>
+    </w:p>
+    <w:p>
+      <w:pPr>
+        <w:spacing w:line="360" w:lineRule="auto"/>
+        <w:ind w:leftChars="0" w:firstLineChars="0" w:firstLine="0"/>
+        <w:contextualSpacing/>
+        <w:jc w:val="both"/>
+        <w:outlineLvl w:val="9"/>
+        <w:rPr>
+          <w:sz w:val="28"/>
+          <w:szCs w:val="28"/>
+        </w:rPr>
+      </w:pPr>
+      <w:r>
+        <w:rPr>
+          <w:sz w:val="28"/>
+          <w:szCs w:val="28"/>
+        </w:rPr>
+        <w:t xml:space="preserve">  # Встановлення та первинне налаштування MySQL для бази даних WordPress</w:t>
+      </w:r>
+    </w:p>
+    <w:p>
+      <w:pPr>
+        <w:spacing w:line="360" w:lineRule="auto"/>
+        <w:ind w:leftChars="0" w:firstLineChars="0" w:firstLine="0"/>
+        <w:contextualSpacing/>
+        <w:jc w:val="both"/>
+        <w:outlineLvl w:val="9"/>
+        <w:rPr>
+          <w:sz w:val="28"/>
+          <w:szCs w:val="28"/>
+        </w:rPr>
+      </w:pPr>
+      <w:r>
+        <w:rPr>
+          <w:sz w:val="28"/>
+          <w:szCs w:val="28"/>
+        </w:rPr>
+        <w:t xml:space="preserve">  config.vm.provision "shell", inline: &lt;&lt;-SHELL</w:t>
+      </w:r>
+    </w:p>
+    <w:p>
+      <w:pPr>
+        <w:spacing w:line="360" w:lineRule="auto"/>
+        <w:ind w:leftChars="0" w:firstLineChars="0" w:firstLine="0"/>
+        <w:contextualSpacing/>
+        <w:jc w:val="both"/>
+        <w:outlineLvl w:val="9"/>
+        <w:rPr>
+          <w:sz w:val="28"/>
+          <w:szCs w:val="28"/>
+        </w:rPr>
+      </w:pPr>
+      <w:r>
+        <w:rPr>
+          <w:sz w:val="28"/>
+          <w:szCs w:val="28"/>
+        </w:rPr>
         <w:lastRenderedPageBreak/>
-        <w:t xml:space="preserve">  config.vm.synced_folder ".", "/vagrant"</w:t>
+        <w:t xml:space="preserve">    DB_NAME="wordpress_db"</w:t>
       </w:r>
     </w:p>
     <w:p>
@@ -3002,7 +3545,7 @@
           <w:sz w:val="28"/>
           <w:szCs w:val="28"/>
         </w:rPr>
-        <w:t xml:space="preserve">  # Додаткова синхронізована директорія: локальна папка ./shared монтується у /home/vagrant/shared</w:t>
+        <w:t xml:space="preserve">    DB_USER="wp_user"</w:t>
       </w:r>
     </w:p>
     <w:p>
@@ -3022,7 +3565,7 @@
           <w:sz w:val="28"/>
           <w:szCs w:val="28"/>
         </w:rPr>
-        <w:t xml:space="preserve">  config.vm.synced_folder "./shared", "/home/vagrant/shared", create: true</w:t>
+        <w:t xml:space="preserve">    DB_PASS="wp_password"</w:t>
       </w:r>
     </w:p>
     <w:p>
@@ -3042,7 +3585,7 @@
           <w:sz w:val="28"/>
           <w:szCs w:val="28"/>
         </w:rPr>
-        <w:t xml:space="preserve">  # Первинне налаштування системи при створенні машини</w:t>
+        <w:t xml:space="preserve">    apt-get install -y mysql-server</w:t>
       </w:r>
     </w:p>
     <w:p>
@@ -3062,6 +3605,166 @@
           <w:sz w:val="28"/>
           <w:szCs w:val="28"/>
         </w:rPr>
+        <w:t xml:space="preserve">    systemctl enable mysql</w:t>
+      </w:r>
+    </w:p>
+    <w:p>
+      <w:pPr>
+        <w:spacing w:line="360" w:lineRule="auto"/>
+        <w:ind w:leftChars="0" w:firstLineChars="0" w:firstLine="0"/>
+        <w:contextualSpacing/>
+        <w:jc w:val="both"/>
+        <w:outlineLvl w:val="9"/>
+        <w:rPr>
+          <w:sz w:val="28"/>
+          <w:szCs w:val="28"/>
+        </w:rPr>
+      </w:pPr>
+      <w:r>
+        <w:rPr>
+          <w:sz w:val="28"/>
+          <w:szCs w:val="28"/>
+        </w:rPr>
+        <w:t xml:space="preserve">    systemctl start mysql</w:t>
+      </w:r>
+    </w:p>
+    <w:p>
+      <w:pPr>
+        <w:spacing w:line="360" w:lineRule="auto"/>
+        <w:ind w:leftChars="0" w:firstLineChars="0" w:firstLine="0"/>
+        <w:contextualSpacing/>
+        <w:jc w:val="both"/>
+        <w:outlineLvl w:val="9"/>
+        <w:rPr>
+          <w:sz w:val="28"/>
+          <w:szCs w:val="28"/>
+        </w:rPr>
+      </w:pPr>
+      <w:r>
+        <w:rPr>
+          <w:sz w:val="28"/>
+          <w:szCs w:val="28"/>
+        </w:rPr>
+        <w:t xml:space="preserve">    mysql -u root -e "CREATE DATABASE IF NOT EXISTS ${DB_NAME} CHARACTER SET utf8mb4 COLLATE utf8mb4_unicode_ci;"</w:t>
+      </w:r>
+    </w:p>
+    <w:p>
+      <w:pPr>
+        <w:spacing w:line="360" w:lineRule="auto"/>
+        <w:ind w:leftChars="0" w:firstLineChars="0" w:firstLine="0"/>
+        <w:contextualSpacing/>
+        <w:jc w:val="both"/>
+        <w:outlineLvl w:val="9"/>
+        <w:rPr>
+          <w:sz w:val="28"/>
+          <w:szCs w:val="28"/>
+        </w:rPr>
+      </w:pPr>
+      <w:r>
+        <w:rPr>
+          <w:sz w:val="28"/>
+          <w:szCs w:val="28"/>
+        </w:rPr>
+        <w:t xml:space="preserve">    mysql -u root -e "CREATE USER IF NOT EXISTS '${DB_USER}'@'localhost' IDENTIFIED BY '${DB_PASS}';"</w:t>
+      </w:r>
+    </w:p>
+    <w:p>
+      <w:pPr>
+        <w:spacing w:line="360" w:lineRule="auto"/>
+        <w:ind w:leftChars="0" w:firstLineChars="0" w:firstLine="0"/>
+        <w:contextualSpacing/>
+        <w:jc w:val="both"/>
+        <w:outlineLvl w:val="9"/>
+        <w:rPr>
+          <w:sz w:val="28"/>
+          <w:szCs w:val="28"/>
+        </w:rPr>
+      </w:pPr>
+      <w:r>
+        <w:rPr>
+          <w:sz w:val="28"/>
+          <w:szCs w:val="28"/>
+        </w:rPr>
+        <w:t xml:space="preserve">    mysql -u root -e "GRANT ALL PRIVILEGES ON ${DB_NAME}.* TO '${DB_USER}'@'localhost';"</w:t>
+      </w:r>
+    </w:p>
+    <w:p>
+      <w:pPr>
+        <w:spacing w:line="360" w:lineRule="auto"/>
+        <w:ind w:leftChars="0" w:firstLineChars="0" w:firstLine="0"/>
+        <w:contextualSpacing/>
+        <w:jc w:val="both"/>
+        <w:outlineLvl w:val="9"/>
+        <w:rPr>
+          <w:sz w:val="28"/>
+          <w:szCs w:val="28"/>
+        </w:rPr>
+      </w:pPr>
+      <w:r>
+        <w:rPr>
+          <w:sz w:val="28"/>
+          <w:szCs w:val="28"/>
+        </w:rPr>
+        <w:t xml:space="preserve">    mysql -u root -e "FLUSH PRIVILEGES;"</w:t>
+      </w:r>
+    </w:p>
+    <w:p>
+      <w:pPr>
+        <w:spacing w:line="360" w:lineRule="auto"/>
+        <w:ind w:leftChars="0" w:firstLineChars="0" w:firstLine="0"/>
+        <w:contextualSpacing/>
+        <w:jc w:val="both"/>
+        <w:outlineLvl w:val="9"/>
+        <w:rPr>
+          <w:sz w:val="28"/>
+          <w:szCs w:val="28"/>
+        </w:rPr>
+      </w:pPr>
+      <w:r>
+        <w:rPr>
+          <w:sz w:val="28"/>
+          <w:szCs w:val="28"/>
+        </w:rPr>
+        <w:t xml:space="preserve">  SHELL</w:t>
+      </w:r>
+    </w:p>
+    <w:p>
+      <w:pPr>
+        <w:spacing w:line="360" w:lineRule="auto"/>
+        <w:ind w:leftChars="0" w:firstLineChars="0" w:firstLine="0"/>
+        <w:contextualSpacing/>
+        <w:jc w:val="both"/>
+        <w:outlineLvl w:val="9"/>
+        <w:rPr>
+          <w:sz w:val="28"/>
+          <w:szCs w:val="28"/>
+        </w:rPr>
+      </w:pPr>
+      <w:r>
+        <w:rPr>
+          <w:sz w:val="28"/>
+          <w:szCs w:val="28"/>
+        </w:rPr>
+        <w:t xml:space="preserve">  # Встановлення WP-CLI — інструмент для керування WordPress з командного рядка</w:t>
+      </w:r>
+    </w:p>
+    <w:p>
+      <w:pPr>
+        <w:spacing w:line="360" w:lineRule="auto"/>
+        <w:ind w:leftChars="0" w:firstLineChars="0" w:firstLine="0"/>
+        <w:contextualSpacing/>
+        <w:jc w:val="both"/>
+        <w:outlineLvl w:val="9"/>
+        <w:rPr>
+          <w:sz w:val="28"/>
+          <w:szCs w:val="28"/>
+        </w:rPr>
+      </w:pPr>
+      <w:r>
+        <w:rPr>
+          <w:sz w:val="28"/>
+          <w:szCs w:val="28"/>
+        </w:rPr>
         <w:t xml:space="preserve">  config.vm.provision "shell", inline: &lt;&lt;-SHELL</w:t>
       </w:r>
     </w:p>
@@ -3082,7 +3785,7 @@
           <w:sz w:val="28"/>
           <w:szCs w:val="28"/>
         </w:rPr>
-        <w:t xml:space="preserve">    apt-get update</w:t>
+        <w:t xml:space="preserve">    if [ ! -f /usr/local/bin/wp ]; then</w:t>
       </w:r>
     </w:p>
     <w:p>
@@ -3102,7 +3805,7 @@
           <w:sz w:val="28"/>
           <w:szCs w:val="28"/>
         </w:rPr>
-        <w:t xml:space="preserve">    apt-get upgrade -y</w:t>
+        <w:t xml:space="preserve">      curl -o /usr/local/bin/wp -sSL https://raw.githubusercontent.com/wp-cli/builds/gh-pages/phar/wp-cli.phar</w:t>
       </w:r>
     </w:p>
     <w:p>
@@ -3122,6 +3825,46 @@
           <w:sz w:val="28"/>
           <w:szCs w:val="28"/>
         </w:rPr>
+        <w:t xml:space="preserve">      chmod +x /usr/local/bin/wp</w:t>
+      </w:r>
+    </w:p>
+    <w:p>
+      <w:pPr>
+        <w:spacing w:line="360" w:lineRule="auto"/>
+        <w:ind w:leftChars="0" w:firstLineChars="0" w:firstLine="0"/>
+        <w:contextualSpacing/>
+        <w:jc w:val="both"/>
+        <w:outlineLvl w:val="9"/>
+        <w:rPr>
+          <w:sz w:val="28"/>
+          <w:szCs w:val="28"/>
+        </w:rPr>
+      </w:pPr>
+      <w:r>
+        <w:rPr>
+          <w:sz w:val="28"/>
+          <w:szCs w:val="28"/>
+        </w:rPr>
+        <w:t xml:space="preserve">    fi</w:t>
+      </w:r>
+    </w:p>
+    <w:p>
+      <w:pPr>
+        <w:spacing w:line="360" w:lineRule="auto"/>
+        <w:ind w:leftChars="0" w:firstLineChars="0" w:firstLine="0"/>
+        <w:contextualSpacing/>
+        <w:jc w:val="both"/>
+        <w:outlineLvl w:val="9"/>
+        <w:rPr>
+          <w:sz w:val="28"/>
+          <w:szCs w:val="28"/>
+        </w:rPr>
+      </w:pPr>
+      <w:r>
+        <w:rPr>
+          <w:sz w:val="28"/>
+          <w:szCs w:val="28"/>
+        </w:rPr>
         <w:t xml:space="preserve">  SHELL</w:t>
       </w:r>
     </w:p>
@@ -3142,7 +3885,7 @@
           <w:sz w:val="28"/>
           <w:szCs w:val="28"/>
         </w:rPr>
-        <w:t xml:space="preserve">  # Встановлення Apache2 та розгортання HTML-сайту з папки shared</w:t>
+        <w:t xml:space="preserve">  # Завантаження ядра WordPress та його встановлення</w:t>
       </w:r>
     </w:p>
     <w:p>
@@ -3182,7 +3925,7 @@
           <w:sz w:val="28"/>
           <w:szCs w:val="28"/>
         </w:rPr>
-        <w:t xml:space="preserve">    apt-get install -y apache2</w:t>
+        <w:t xml:space="preserve">    DB_NAME="wordpress_db"</w:t>
       </w:r>
     </w:p>
     <w:p>
@@ -3202,7 +3945,7 @@
           <w:sz w:val="28"/>
           <w:szCs w:val="28"/>
         </w:rPr>
-        <w:t xml:space="preserve">    rm -f /var/www/html/index.html</w:t>
+        <w:t xml:space="preserve">    DB_USER="wp_user"</w:t>
       </w:r>
     </w:p>
     <w:p>
@@ -3222,7 +3965,7 @@
           <w:sz w:val="28"/>
           <w:szCs w:val="28"/>
         </w:rPr>
-        <w:t xml:space="preserve">    cp /home/vagrant/shared/index.html /var/www/html/index.html</w:t>
+        <w:t xml:space="preserve">    DB_PASS="wp_password"</w:t>
       </w:r>
     </w:p>
     <w:p>
@@ -3242,7 +3985,7 @@
           <w:sz w:val="28"/>
           <w:szCs w:val="28"/>
         </w:rPr>
-        <w:t xml:space="preserve">    cp /home/vagrant/shared/style.css /var/www/html/style.css</w:t>
+        <w:t xml:space="preserve">    SITE_URL="http://192.168.56.10"</w:t>
       </w:r>
     </w:p>
     <w:p>
@@ -3262,7 +4005,7 @@
           <w:sz w:val="28"/>
           <w:szCs w:val="28"/>
         </w:rPr>
-        <w:t xml:space="preserve">    systemctl enable apache2</w:t>
+        <w:t xml:space="preserve">    rm -f /var/www/html/index.html /var/www/html/style.css</w:t>
       </w:r>
     </w:p>
     <w:p>
@@ -3282,7 +4025,8 @@
           <w:sz w:val="28"/>
           <w:szCs w:val="28"/>
         </w:rPr>
-        <w:t xml:space="preserve">    systemctl restart apache2</w:t>
+        <w:lastRenderedPageBreak/>
+        <w:t xml:space="preserve">    if [ ! -f /var/www/html/wp-load.php ]; then</w:t>
       </w:r>
     </w:p>
     <w:p>
@@ -3302,6 +4046,266 @@
           <w:sz w:val="28"/>
           <w:szCs w:val="28"/>
         </w:rPr>
+        <w:t xml:space="preserve">      wp core download --path=/var/www/html --allow-root</w:t>
+      </w:r>
+    </w:p>
+    <w:p>
+      <w:pPr>
+        <w:spacing w:line="360" w:lineRule="auto"/>
+        <w:ind w:leftChars="0" w:firstLineChars="0" w:firstLine="0"/>
+        <w:contextualSpacing/>
+        <w:jc w:val="both"/>
+        <w:outlineLvl w:val="9"/>
+        <w:rPr>
+          <w:sz w:val="28"/>
+          <w:szCs w:val="28"/>
+        </w:rPr>
+      </w:pPr>
+      <w:r>
+        <w:rPr>
+          <w:sz w:val="28"/>
+          <w:szCs w:val="28"/>
+        </w:rPr>
+        <w:t xml:space="preserve">    fi</w:t>
+      </w:r>
+    </w:p>
+    <w:p>
+      <w:pPr>
+        <w:spacing w:line="360" w:lineRule="auto"/>
+        <w:ind w:leftChars="0" w:firstLineChars="0" w:firstLine="0"/>
+        <w:contextualSpacing/>
+        <w:jc w:val="both"/>
+        <w:outlineLvl w:val="9"/>
+        <w:rPr>
+          <w:sz w:val="28"/>
+          <w:szCs w:val="28"/>
+        </w:rPr>
+      </w:pPr>
+      <w:r>
+        <w:rPr>
+          <w:sz w:val="28"/>
+          <w:szCs w:val="28"/>
+        </w:rPr>
+        <w:t xml:space="preserve">    if [ ! -f /var/www/html/wp-config.php ]; then</w:t>
+      </w:r>
+    </w:p>
+    <w:p>
+      <w:pPr>
+        <w:spacing w:line="360" w:lineRule="auto"/>
+        <w:ind w:leftChars="0" w:firstLineChars="0" w:firstLine="0"/>
+        <w:contextualSpacing/>
+        <w:jc w:val="both"/>
+        <w:outlineLvl w:val="9"/>
+        <w:rPr>
+          <w:sz w:val="28"/>
+          <w:szCs w:val="28"/>
+        </w:rPr>
+      </w:pPr>
+      <w:r>
+        <w:rPr>
+          <w:sz w:val="28"/>
+          <w:szCs w:val="28"/>
+        </w:rPr>
+        <w:t xml:space="preserve">      wp config create --path=/var/www/html \</w:t>
+      </w:r>
+    </w:p>
+    <w:p>
+      <w:pPr>
+        <w:spacing w:line="360" w:lineRule="auto"/>
+        <w:ind w:leftChars="0" w:firstLineChars="0" w:firstLine="0"/>
+        <w:contextualSpacing/>
+        <w:jc w:val="both"/>
+        <w:outlineLvl w:val="9"/>
+        <w:rPr>
+          <w:sz w:val="28"/>
+          <w:szCs w:val="28"/>
+        </w:rPr>
+      </w:pPr>
+      <w:r>
+        <w:rPr>
+          <w:sz w:val="28"/>
+          <w:szCs w:val="28"/>
+        </w:rPr>
+        <w:t xml:space="preserve">       --dbname="${DB_NAME}" --dbuser="${DB_USER}" --dbpass="${DB_PASS}" \</w:t>
+      </w:r>
+    </w:p>
+    <w:p>
+      <w:pPr>
+        <w:spacing w:line="360" w:lineRule="auto"/>
+        <w:ind w:leftChars="0" w:firstLineChars="0" w:firstLine="0"/>
+        <w:contextualSpacing/>
+        <w:jc w:val="both"/>
+        <w:outlineLvl w:val="9"/>
+        <w:rPr>
+          <w:sz w:val="28"/>
+          <w:szCs w:val="28"/>
+        </w:rPr>
+      </w:pPr>
+      <w:r>
+        <w:rPr>
+          <w:sz w:val="28"/>
+          <w:szCs w:val="28"/>
+        </w:rPr>
+        <w:t xml:space="preserve">        --dbhost="localhost" --allow-root</w:t>
+      </w:r>
+    </w:p>
+    <w:p>
+      <w:pPr>
+        <w:spacing w:line="360" w:lineRule="auto"/>
+        <w:ind w:leftChars="0" w:firstLineChars="0" w:firstLine="0"/>
+        <w:contextualSpacing/>
+        <w:jc w:val="both"/>
+        <w:outlineLvl w:val="9"/>
+        <w:rPr>
+          <w:sz w:val="28"/>
+          <w:szCs w:val="28"/>
+        </w:rPr>
+      </w:pPr>
+      <w:r>
+        <w:rPr>
+          <w:sz w:val="28"/>
+          <w:szCs w:val="28"/>
+        </w:rPr>
+        <w:t xml:space="preserve">    fi</w:t>
+      </w:r>
+    </w:p>
+    <w:p>
+      <w:pPr>
+        <w:spacing w:line="360" w:lineRule="auto"/>
+        <w:ind w:leftChars="0" w:firstLineChars="0" w:firstLine="0"/>
+        <w:contextualSpacing/>
+        <w:jc w:val="both"/>
+        <w:outlineLvl w:val="9"/>
+        <w:rPr>
+          <w:sz w:val="28"/>
+          <w:szCs w:val="28"/>
+        </w:rPr>
+      </w:pPr>
+      <w:r>
+        <w:rPr>
+          <w:sz w:val="28"/>
+          <w:szCs w:val="28"/>
+        </w:rPr>
+        <w:t xml:space="preserve">    if ! wp core is-installed --path=/var/www/html --allow-root; then</w:t>
+      </w:r>
+    </w:p>
+    <w:p>
+      <w:pPr>
+        <w:spacing w:line="360" w:lineRule="auto"/>
+        <w:ind w:leftChars="0" w:firstLineChars="0" w:firstLine="0"/>
+        <w:contextualSpacing/>
+        <w:jc w:val="both"/>
+        <w:outlineLvl w:val="9"/>
+        <w:rPr>
+          <w:sz w:val="28"/>
+          <w:szCs w:val="28"/>
+        </w:rPr>
+      </w:pPr>
+      <w:r>
+        <w:rPr>
+          <w:sz w:val="28"/>
+          <w:szCs w:val="28"/>
+        </w:rPr>
+        <w:t xml:space="preserve">      wp core install --path=/var/www/html \</w:t>
+      </w:r>
+    </w:p>
+    <w:p>
+      <w:pPr>
+        <w:spacing w:line="360" w:lineRule="auto"/>
+        <w:ind w:leftChars="0" w:firstLineChars="0" w:firstLine="0"/>
+        <w:contextualSpacing/>
+        <w:jc w:val="both"/>
+        <w:outlineLvl w:val="9"/>
+        <w:rPr>
+          <w:sz w:val="28"/>
+          <w:szCs w:val="28"/>
+        </w:rPr>
+      </w:pPr>
+      <w:r>
+        <w:rPr>
+          <w:sz w:val="28"/>
+          <w:szCs w:val="28"/>
+        </w:rPr>
+        <w:t xml:space="preserve">        --url="${SITE_URL}" --title="Canape" \</w:t>
+      </w:r>
+    </w:p>
+    <w:p>
+      <w:pPr>
+        <w:spacing w:line="360" w:lineRule="auto"/>
+        <w:ind w:leftChars="0" w:firstLineChars="0" w:firstLine="0"/>
+        <w:contextualSpacing/>
+        <w:jc w:val="both"/>
+        <w:outlineLvl w:val="9"/>
+        <w:rPr>
+          <w:sz w:val="28"/>
+          <w:szCs w:val="28"/>
+        </w:rPr>
+      </w:pPr>
+      <w:r>
+        <w:rPr>
+          <w:sz w:val="28"/>
+          <w:szCs w:val="28"/>
+        </w:rPr>
+        <w:t xml:space="preserve">        --admin_user="admin" --admin_password="admin12345" \</w:t>
+      </w:r>
+    </w:p>
+    <w:p>
+      <w:pPr>
+        <w:spacing w:line="360" w:lineRule="auto"/>
+        <w:ind w:leftChars="0" w:firstLineChars="0" w:firstLine="0"/>
+        <w:contextualSpacing/>
+        <w:jc w:val="both"/>
+        <w:outlineLvl w:val="9"/>
+        <w:rPr>
+          <w:sz w:val="28"/>
+          <w:szCs w:val="28"/>
+        </w:rPr>
+      </w:pPr>
+      <w:r>
+        <w:rPr>
+          <w:sz w:val="28"/>
+          <w:szCs w:val="28"/>
+        </w:rPr>
+        <w:t xml:space="preserve">        --admin_email="admin@example.com" --skip-email --allow-root</w:t>
+      </w:r>
+    </w:p>
+    <w:p>
+      <w:pPr>
+        <w:spacing w:line="360" w:lineRule="auto"/>
+        <w:ind w:leftChars="0" w:firstLineChars="0" w:firstLine="0"/>
+        <w:contextualSpacing/>
+        <w:jc w:val="both"/>
+        <w:outlineLvl w:val="9"/>
+        <w:rPr>
+          <w:sz w:val="28"/>
+          <w:szCs w:val="28"/>
+        </w:rPr>
+      </w:pPr>
+      <w:r>
+        <w:rPr>
+          <w:sz w:val="28"/>
+          <w:szCs w:val="28"/>
+        </w:rPr>
+        <w:t xml:space="preserve">    fi</w:t>
+      </w:r>
+    </w:p>
+    <w:p>
+      <w:pPr>
+        <w:spacing w:line="360" w:lineRule="auto"/>
+        <w:ind w:leftChars="0" w:firstLineChars="0" w:firstLine="0"/>
+        <w:contextualSpacing/>
+        <w:jc w:val="both"/>
+        <w:outlineLvl w:val="9"/>
+        <w:rPr>
+          <w:sz w:val="28"/>
+          <w:szCs w:val="28"/>
+        </w:rPr>
+      </w:pPr>
+      <w:r>
+        <w:rPr>
+          <w:sz w:val="28"/>
+          <w:szCs w:val="28"/>
+        </w:rPr>
         <w:t xml:space="preserve">  SHELL</w:t>
       </w:r>
     </w:p>
@@ -3322,7 +4326,7 @@
           <w:sz w:val="28"/>
           <w:szCs w:val="28"/>
         </w:rPr>
-        <w:t xml:space="preserve">  # Встановлення PHP та розширень, необхідних для роботи WordPress</w:t>
+        <w:t xml:space="preserve">  # Розгортання теми Canape з папки shared у wp-content/themes та її активація</w:t>
       </w:r>
     </w:p>
     <w:p>
@@ -3362,7 +4366,7 @@
           <w:sz w:val="28"/>
           <w:szCs w:val="28"/>
         </w:rPr>
-        <w:t xml:space="preserve">    apt-get install -y php php-cli libapache2-mod-php php-mysql php-curl \</w:t>
+        <w:t xml:space="preserve">    THEME_SRC="/home/vagrant/shared/wordpress1site-main/wordpress1site-main"</w:t>
       </w:r>
     </w:p>
     <w:p>
@@ -3382,7 +4386,7 @@
           <w:sz w:val="28"/>
           <w:szCs w:val="28"/>
         </w:rPr>
-        <w:t xml:space="preserve">      php-gd php-mbstring php-xml php-zip php-intl php-bcmath unzip curl</w:t>
+        <w:t xml:space="preserve">    THEME_DST="/var/www/html/wp-content/themes/canape"</w:t>
       </w:r>
     </w:p>
     <w:p>
@@ -3402,7 +4406,7 @@
           <w:sz w:val="28"/>
           <w:szCs w:val="28"/>
         </w:rPr>
-        <w:t xml:space="preserve">    a2enmod rewrite</w:t>
+        <w:t xml:space="preserve">    mkdir -p "${THEME_DST}"</w:t>
       </w:r>
     </w:p>
     <w:p>
@@ -3422,7 +4426,7 @@
           <w:sz w:val="28"/>
           <w:szCs w:val="28"/>
         </w:rPr>
-        <w:t xml:space="preserve">    systemctl restart apache2</w:t>
+        <w:t xml:space="preserve">    cp -a "${THEME_SRC}/." "${THEME_DST}/"</w:t>
       </w:r>
     </w:p>
     <w:p>
@@ -3442,7 +4446,7 @@
           <w:sz w:val="28"/>
           <w:szCs w:val="28"/>
         </w:rPr>
-        <w:t xml:space="preserve">  SHELL</w:t>
+        <w:t xml:space="preserve">    if [ ! -f "${THEME_DST}/style.css" ]; then</w:t>
       </w:r>
     </w:p>
     <w:p>
@@ -3462,7 +4466,7 @@
           <w:sz w:val="28"/>
           <w:szCs w:val="28"/>
         </w:rPr>
-        <w:t xml:space="preserve">  # Встановлення та первинне налаштування MySQL для бази даних WordPress</w:t>
+        <w:t xml:space="preserve">      echo "/*" &gt; "${THEME_DST}/style.css"</w:t>
       </w:r>
     </w:p>
     <w:p>
@@ -3482,7 +4486,7 @@
           <w:sz w:val="28"/>
           <w:szCs w:val="28"/>
         </w:rPr>
-        <w:t xml:space="preserve">  config.vm.provision "shell", inline: &lt;&lt;-SHELL</w:t>
+        <w:t xml:space="preserve">      echo "Theme Name: Canape" &gt;&gt; "${THEME_DST}/style.css"</w:t>
       </w:r>
     </w:p>
     <w:p>
@@ -3502,7 +4506,7 @@
           <w:sz w:val="28"/>
           <w:szCs w:val="28"/>
         </w:rPr>
-        <w:t xml:space="preserve">    DB_NAME="wordpress_db"</w:t>
+        <w:t xml:space="preserve">      echo "Theme URI: https://example.com/" &gt;&gt; "${THEME_DST}/style.css"</w:t>
       </w:r>
     </w:p>
     <w:p>
@@ -3522,7 +4526,7 @@
           <w:sz w:val="28"/>
           <w:szCs w:val="28"/>
         </w:rPr>
-        <w:t xml:space="preserve">    DB_USER="wp_user"</w:t>
+        <w:t xml:space="preserve">      echo "Author: lr6AO" &gt;&gt; "${THEME_DST}/style.css"</w:t>
       </w:r>
     </w:p>
     <w:p>
@@ -3542,7 +4546,7 @@
           <w:sz w:val="28"/>
           <w:szCs w:val="28"/>
         </w:rPr>
-        <w:t xml:space="preserve">    DB_PASS="wp_password"</w:t>
+        <w:t xml:space="preserve">      echo "Description: Тема сайту, розгорнута під час provisioning WordPress" &gt;&gt; "${THEME_DST}/style.css"</w:t>
       </w:r>
     </w:p>
     <w:p>
@@ -3562,8 +4566,48 @@
           <w:sz w:val="28"/>
           <w:szCs w:val="28"/>
         </w:rPr>
+        <w:t xml:space="preserve">      echo "Version: 1.0" &gt;&gt; "${THEME_DST}/style.css"</w:t>
+      </w:r>
+    </w:p>
+    <w:p>
+      <w:pPr>
+        <w:spacing w:line="360" w:lineRule="auto"/>
+        <w:ind w:leftChars="0" w:firstLineChars="0" w:firstLine="0"/>
+        <w:contextualSpacing/>
+        <w:jc w:val="both"/>
+        <w:outlineLvl w:val="9"/>
+        <w:rPr>
+          <w:sz w:val="28"/>
+          <w:szCs w:val="28"/>
+        </w:rPr>
+      </w:pPr>
+      <w:r>
+        <w:rPr>
+          <w:sz w:val="28"/>
+          <w:szCs w:val="28"/>
+        </w:rPr>
+        <w:t xml:space="preserve">      echo "Text Domain: canape" &gt;&gt; "${THEME_DST}/style.css"</w:t>
+      </w:r>
+    </w:p>
+    <w:p>
+      <w:pPr>
+        <w:spacing w:line="360" w:lineRule="auto"/>
+        <w:ind w:leftChars="0" w:firstLineChars="0" w:firstLine="0"/>
+        <w:contextualSpacing/>
+        <w:jc w:val="both"/>
+        <w:outlineLvl w:val="9"/>
+        <w:rPr>
+          <w:sz w:val="28"/>
+          <w:szCs w:val="28"/>
+        </w:rPr>
+      </w:pPr>
+      <w:r>
+        <w:rPr>
+          <w:sz w:val="28"/>
+          <w:szCs w:val="28"/>
+        </w:rPr>
         <w:lastRenderedPageBreak/>
-        <w:t xml:space="preserve">    apt-get install -y mysql-server</w:t>
+        <w:t xml:space="preserve">      echo "*/" &gt;&gt; "${THEME_DST}/style.css"</w:t>
       </w:r>
     </w:p>
     <w:p>
@@ -3583,7 +4627,7 @@
           <w:sz w:val="28"/>
           <w:szCs w:val="28"/>
         </w:rPr>
-        <w:t xml:space="preserve">    systemctl enable mysql</w:t>
+        <w:t xml:space="preserve">    fi</w:t>
       </w:r>
     </w:p>
     <w:p>
@@ -3603,7 +4647,7 @@
           <w:sz w:val="28"/>
           <w:szCs w:val="28"/>
         </w:rPr>
-        <w:t xml:space="preserve">    systemctl start mysql</w:t>
+        <w:t xml:space="preserve">    chown -R www-data:www-data /var/www/html</w:t>
       </w:r>
     </w:p>
     <w:p>
@@ -3623,1028 +4667,6 @@
           <w:sz w:val="28"/>
           <w:szCs w:val="28"/>
         </w:rPr>
-        <w:t xml:space="preserve">    mysql -u root -e "CREATE DATABASE IF NOT EXISTS ${DB_NAME} CHARACTER SET utf8mb4 COLLATE utf8mb4_unicode_ci;"</w:t>
-      </w:r>
-    </w:p>
-    <w:p>
-      <w:pPr>
-        <w:spacing w:line="360" w:lineRule="auto"/>
-        <w:ind w:leftChars="0" w:firstLineChars="0" w:firstLine="0"/>
-        <w:contextualSpacing/>
-        <w:jc w:val="both"/>
-        <w:outlineLvl w:val="9"/>
-        <w:rPr>
-          <w:sz w:val="28"/>
-          <w:szCs w:val="28"/>
-        </w:rPr>
-      </w:pPr>
-      <w:r>
-        <w:rPr>
-          <w:sz w:val="28"/>
-          <w:szCs w:val="28"/>
-        </w:rPr>
-        <w:t xml:space="preserve">    mysql -u root -e "CREATE USER IF NOT EXISTS '${DB_USER}'@'localhost' IDENTIFIED BY '${DB_PASS}';"</w:t>
-      </w:r>
-    </w:p>
-    <w:p>
-      <w:pPr>
-        <w:spacing w:line="360" w:lineRule="auto"/>
-        <w:ind w:leftChars="0" w:firstLineChars="0" w:firstLine="0"/>
-        <w:contextualSpacing/>
-        <w:jc w:val="both"/>
-        <w:outlineLvl w:val="9"/>
-        <w:rPr>
-          <w:sz w:val="28"/>
-          <w:szCs w:val="28"/>
-        </w:rPr>
-      </w:pPr>
-      <w:r>
-        <w:rPr>
-          <w:sz w:val="28"/>
-          <w:szCs w:val="28"/>
-        </w:rPr>
-        <w:t xml:space="preserve">    mysql -u root -e "GRANT ALL PRIVILEGES ON ${DB_NAME}.* TO '${DB_USER}'@'localhost';"</w:t>
-      </w:r>
-    </w:p>
-    <w:p>
-      <w:pPr>
-        <w:spacing w:line="360" w:lineRule="auto"/>
-        <w:ind w:leftChars="0" w:firstLineChars="0" w:firstLine="0"/>
-        <w:contextualSpacing/>
-        <w:jc w:val="both"/>
-        <w:outlineLvl w:val="9"/>
-        <w:rPr>
-          <w:sz w:val="28"/>
-          <w:szCs w:val="28"/>
-        </w:rPr>
-      </w:pPr>
-      <w:r>
-        <w:rPr>
-          <w:sz w:val="28"/>
-          <w:szCs w:val="28"/>
-        </w:rPr>
-        <w:t xml:space="preserve">    mysql -u root -e "FLUSH PRIVILEGES;"</w:t>
-      </w:r>
-    </w:p>
-    <w:p>
-      <w:pPr>
-        <w:spacing w:line="360" w:lineRule="auto"/>
-        <w:ind w:leftChars="0" w:firstLineChars="0" w:firstLine="0"/>
-        <w:contextualSpacing/>
-        <w:jc w:val="both"/>
-        <w:outlineLvl w:val="9"/>
-        <w:rPr>
-          <w:sz w:val="28"/>
-          <w:szCs w:val="28"/>
-        </w:rPr>
-      </w:pPr>
-      <w:r>
-        <w:rPr>
-          <w:sz w:val="28"/>
-          <w:szCs w:val="28"/>
-        </w:rPr>
-        <w:t xml:space="preserve">  SHELL</w:t>
-      </w:r>
-    </w:p>
-    <w:p>
-      <w:pPr>
-        <w:spacing w:line="360" w:lineRule="auto"/>
-        <w:ind w:leftChars="0" w:firstLineChars="0" w:firstLine="0"/>
-        <w:contextualSpacing/>
-        <w:jc w:val="both"/>
-        <w:outlineLvl w:val="9"/>
-        <w:rPr>
-          <w:sz w:val="28"/>
-          <w:szCs w:val="28"/>
-        </w:rPr>
-      </w:pPr>
-      <w:r>
-        <w:rPr>
-          <w:sz w:val="28"/>
-          <w:szCs w:val="28"/>
-        </w:rPr>
-        <w:t xml:space="preserve">  # Встановлення WP-CLI — інструмент для керування WordPress з командного рядка</w:t>
-      </w:r>
-    </w:p>
-    <w:p>
-      <w:pPr>
-        <w:spacing w:line="360" w:lineRule="auto"/>
-        <w:ind w:leftChars="0" w:firstLineChars="0" w:firstLine="0"/>
-        <w:contextualSpacing/>
-        <w:jc w:val="both"/>
-        <w:outlineLvl w:val="9"/>
-        <w:rPr>
-          <w:sz w:val="28"/>
-          <w:szCs w:val="28"/>
-        </w:rPr>
-      </w:pPr>
-      <w:r>
-        <w:rPr>
-          <w:sz w:val="28"/>
-          <w:szCs w:val="28"/>
-        </w:rPr>
-        <w:t xml:space="preserve">  config.vm.provision "shell", inline: &lt;&lt;-SHELL</w:t>
-      </w:r>
-    </w:p>
-    <w:p>
-      <w:pPr>
-        <w:spacing w:line="360" w:lineRule="auto"/>
-        <w:ind w:leftChars="0" w:firstLineChars="0" w:firstLine="0"/>
-        <w:contextualSpacing/>
-        <w:jc w:val="both"/>
-        <w:outlineLvl w:val="9"/>
-        <w:rPr>
-          <w:sz w:val="28"/>
-          <w:szCs w:val="28"/>
-        </w:rPr>
-      </w:pPr>
-      <w:r>
-        <w:rPr>
-          <w:sz w:val="28"/>
-          <w:szCs w:val="28"/>
-        </w:rPr>
-        <w:t xml:space="preserve">    if [ ! -f /usr/local/bin/wp ]; then</w:t>
-      </w:r>
-    </w:p>
-    <w:p>
-      <w:pPr>
-        <w:spacing w:line="360" w:lineRule="auto"/>
-        <w:ind w:leftChars="0" w:firstLineChars="0" w:firstLine="0"/>
-        <w:contextualSpacing/>
-        <w:jc w:val="both"/>
-        <w:outlineLvl w:val="9"/>
-        <w:rPr>
-          <w:sz w:val="28"/>
-          <w:szCs w:val="28"/>
-        </w:rPr>
-      </w:pPr>
-      <w:r>
-        <w:rPr>
-          <w:sz w:val="28"/>
-          <w:szCs w:val="28"/>
-        </w:rPr>
-        <w:t xml:space="preserve">      curl -o /usr/local/bin/wp -sSL https://raw.githubusercontent.com/wp-cli/builds/gh-pages/phar/wp-cli.phar</w:t>
-      </w:r>
-    </w:p>
-    <w:p>
-      <w:pPr>
-        <w:spacing w:line="360" w:lineRule="auto"/>
-        <w:ind w:leftChars="0" w:firstLineChars="0" w:firstLine="0"/>
-        <w:contextualSpacing/>
-        <w:jc w:val="both"/>
-        <w:outlineLvl w:val="9"/>
-        <w:rPr>
-          <w:sz w:val="28"/>
-          <w:szCs w:val="28"/>
-        </w:rPr>
-      </w:pPr>
-      <w:r>
-        <w:rPr>
-          <w:sz w:val="28"/>
-          <w:szCs w:val="28"/>
-        </w:rPr>
-        <w:t xml:space="preserve">      chmod +x /usr/local/bin/wp</w:t>
-      </w:r>
-    </w:p>
-    <w:p>
-      <w:pPr>
-        <w:spacing w:line="360" w:lineRule="auto"/>
-        <w:ind w:leftChars="0" w:firstLineChars="0" w:firstLine="0"/>
-        <w:contextualSpacing/>
-        <w:jc w:val="both"/>
-        <w:outlineLvl w:val="9"/>
-        <w:rPr>
-          <w:sz w:val="28"/>
-          <w:szCs w:val="28"/>
-        </w:rPr>
-      </w:pPr>
-      <w:r>
-        <w:rPr>
-          <w:sz w:val="28"/>
-          <w:szCs w:val="28"/>
-        </w:rPr>
-        <w:t xml:space="preserve">    fi</w:t>
-      </w:r>
-    </w:p>
-    <w:p>
-      <w:pPr>
-        <w:spacing w:line="360" w:lineRule="auto"/>
-        <w:ind w:leftChars="0" w:firstLineChars="0" w:firstLine="0"/>
-        <w:contextualSpacing/>
-        <w:jc w:val="both"/>
-        <w:outlineLvl w:val="9"/>
-        <w:rPr>
-          <w:sz w:val="28"/>
-          <w:szCs w:val="28"/>
-        </w:rPr>
-      </w:pPr>
-      <w:r>
-        <w:rPr>
-          <w:sz w:val="28"/>
-          <w:szCs w:val="28"/>
-        </w:rPr>
-        <w:t xml:space="preserve">  SHELL</w:t>
-      </w:r>
-    </w:p>
-    <w:p>
-      <w:pPr>
-        <w:spacing w:line="360" w:lineRule="auto"/>
-        <w:ind w:leftChars="0" w:firstLineChars="0" w:firstLine="0"/>
-        <w:contextualSpacing/>
-        <w:jc w:val="both"/>
-        <w:outlineLvl w:val="9"/>
-        <w:rPr>
-          <w:sz w:val="28"/>
-          <w:szCs w:val="28"/>
-        </w:rPr>
-      </w:pPr>
-      <w:r>
-        <w:rPr>
-          <w:sz w:val="28"/>
-          <w:szCs w:val="28"/>
-        </w:rPr>
-        <w:t xml:space="preserve">  # Завантаження ядра WordPress та його встановлення</w:t>
-      </w:r>
-    </w:p>
-    <w:p>
-      <w:pPr>
-        <w:spacing w:line="360" w:lineRule="auto"/>
-        <w:ind w:leftChars="0" w:firstLineChars="0" w:firstLine="0"/>
-        <w:contextualSpacing/>
-        <w:jc w:val="both"/>
-        <w:outlineLvl w:val="9"/>
-        <w:rPr>
-          <w:sz w:val="28"/>
-          <w:szCs w:val="28"/>
-        </w:rPr>
-      </w:pPr>
-      <w:r>
-        <w:rPr>
-          <w:sz w:val="28"/>
-          <w:szCs w:val="28"/>
-        </w:rPr>
-        <w:t xml:space="preserve">  config.vm.provision "shell", inline: &lt;&lt;-SHELL</w:t>
-      </w:r>
-    </w:p>
-    <w:p>
-      <w:pPr>
-        <w:spacing w:line="360" w:lineRule="auto"/>
-        <w:ind w:leftChars="0" w:firstLineChars="0" w:firstLine="0"/>
-        <w:contextualSpacing/>
-        <w:jc w:val="both"/>
-        <w:outlineLvl w:val="9"/>
-        <w:rPr>
-          <w:sz w:val="28"/>
-          <w:szCs w:val="28"/>
-        </w:rPr>
-      </w:pPr>
-      <w:r>
-        <w:rPr>
-          <w:sz w:val="28"/>
-          <w:szCs w:val="28"/>
-        </w:rPr>
-        <w:t xml:space="preserve">    DB_NAME="wordpress_db"</w:t>
-      </w:r>
-    </w:p>
-    <w:p>
-      <w:pPr>
-        <w:spacing w:line="360" w:lineRule="auto"/>
-        <w:ind w:leftChars="0" w:firstLineChars="0" w:firstLine="0"/>
-        <w:contextualSpacing/>
-        <w:jc w:val="both"/>
-        <w:outlineLvl w:val="9"/>
-        <w:rPr>
-          <w:sz w:val="28"/>
-          <w:szCs w:val="28"/>
-        </w:rPr>
-      </w:pPr>
-      <w:r>
-        <w:rPr>
-          <w:sz w:val="28"/>
-          <w:szCs w:val="28"/>
-        </w:rPr>
-        <w:t xml:space="preserve">    DB_USER="wp_user"</w:t>
-      </w:r>
-    </w:p>
-    <w:p>
-      <w:pPr>
-        <w:spacing w:line="360" w:lineRule="auto"/>
-        <w:ind w:leftChars="0" w:firstLineChars="0" w:firstLine="0"/>
-        <w:contextualSpacing/>
-        <w:jc w:val="both"/>
-        <w:outlineLvl w:val="9"/>
-        <w:rPr>
-          <w:sz w:val="28"/>
-          <w:szCs w:val="28"/>
-        </w:rPr>
-      </w:pPr>
-      <w:r>
-        <w:rPr>
-          <w:sz w:val="28"/>
-          <w:szCs w:val="28"/>
-        </w:rPr>
-        <w:t xml:space="preserve">    DB_PASS="wp_password"</w:t>
-      </w:r>
-    </w:p>
-    <w:p>
-      <w:pPr>
-        <w:spacing w:line="360" w:lineRule="auto"/>
-        <w:ind w:leftChars="0" w:firstLineChars="0" w:firstLine="0"/>
-        <w:contextualSpacing/>
-        <w:jc w:val="both"/>
-        <w:outlineLvl w:val="9"/>
-        <w:rPr>
-          <w:sz w:val="28"/>
-          <w:szCs w:val="28"/>
-        </w:rPr>
-      </w:pPr>
-      <w:r>
-        <w:rPr>
-          <w:sz w:val="28"/>
-          <w:szCs w:val="28"/>
-        </w:rPr>
-        <w:t xml:space="preserve">    SITE_URL="http://192.168.56.10"</w:t>
-      </w:r>
-    </w:p>
-    <w:p>
-      <w:pPr>
-        <w:spacing w:line="360" w:lineRule="auto"/>
-        <w:ind w:leftChars="0" w:firstLineChars="0" w:firstLine="0"/>
-        <w:contextualSpacing/>
-        <w:jc w:val="both"/>
-        <w:outlineLvl w:val="9"/>
-        <w:rPr>
-          <w:sz w:val="28"/>
-          <w:szCs w:val="28"/>
-        </w:rPr>
-      </w:pPr>
-      <w:r>
-        <w:rPr>
-          <w:sz w:val="28"/>
-          <w:szCs w:val="28"/>
-        </w:rPr>
-        <w:t xml:space="preserve">    rm -f /var/www/html/index.html /var/www/html/style.css</w:t>
-      </w:r>
-    </w:p>
-    <w:p>
-      <w:pPr>
-        <w:spacing w:line="360" w:lineRule="auto"/>
-        <w:ind w:leftChars="0" w:firstLineChars="0" w:firstLine="0"/>
-        <w:contextualSpacing/>
-        <w:jc w:val="both"/>
-        <w:outlineLvl w:val="9"/>
-        <w:rPr>
-          <w:sz w:val="28"/>
-          <w:szCs w:val="28"/>
-        </w:rPr>
-      </w:pPr>
-      <w:r>
-        <w:rPr>
-          <w:sz w:val="28"/>
-          <w:szCs w:val="28"/>
-        </w:rPr>
-        <w:t xml:space="preserve">    if [ ! -f /var/www/html/wp-load.php ]; then</w:t>
-      </w:r>
-    </w:p>
-    <w:p>
-      <w:pPr>
-        <w:spacing w:line="360" w:lineRule="auto"/>
-        <w:ind w:leftChars="0" w:firstLineChars="0" w:firstLine="0"/>
-        <w:contextualSpacing/>
-        <w:jc w:val="both"/>
-        <w:outlineLvl w:val="9"/>
-        <w:rPr>
-          <w:sz w:val="28"/>
-          <w:szCs w:val="28"/>
-        </w:rPr>
-      </w:pPr>
-      <w:r>
-        <w:rPr>
-          <w:sz w:val="28"/>
-          <w:szCs w:val="28"/>
-        </w:rPr>
-        <w:t xml:space="preserve">      wp core download --path=/var/www/html --allow-root</w:t>
-      </w:r>
-    </w:p>
-    <w:p>
-      <w:pPr>
-        <w:spacing w:line="360" w:lineRule="auto"/>
-        <w:ind w:leftChars="0" w:firstLineChars="0" w:firstLine="0"/>
-        <w:contextualSpacing/>
-        <w:jc w:val="both"/>
-        <w:outlineLvl w:val="9"/>
-        <w:rPr>
-          <w:sz w:val="28"/>
-          <w:szCs w:val="28"/>
-        </w:rPr>
-      </w:pPr>
-      <w:r>
-        <w:rPr>
-          <w:sz w:val="28"/>
-          <w:szCs w:val="28"/>
-        </w:rPr>
-        <w:t xml:space="preserve">    fi</w:t>
-      </w:r>
-    </w:p>
-    <w:p>
-      <w:pPr>
-        <w:spacing w:line="360" w:lineRule="auto"/>
-        <w:ind w:leftChars="0" w:firstLineChars="0" w:firstLine="0"/>
-        <w:contextualSpacing/>
-        <w:jc w:val="both"/>
-        <w:outlineLvl w:val="9"/>
-        <w:rPr>
-          <w:sz w:val="28"/>
-          <w:szCs w:val="28"/>
-        </w:rPr>
-      </w:pPr>
-      <w:r>
-        <w:rPr>
-          <w:sz w:val="28"/>
-          <w:szCs w:val="28"/>
-        </w:rPr>
-        <w:lastRenderedPageBreak/>
-        <w:t xml:space="preserve">    if [ ! -f /var/www/html/wp-config.php ]; then</w:t>
-      </w:r>
-    </w:p>
-    <w:p>
-      <w:pPr>
-        <w:spacing w:line="360" w:lineRule="auto"/>
-        <w:ind w:leftChars="0" w:firstLineChars="0" w:firstLine="0"/>
-        <w:contextualSpacing/>
-        <w:jc w:val="both"/>
-        <w:outlineLvl w:val="9"/>
-        <w:rPr>
-          <w:sz w:val="28"/>
-          <w:szCs w:val="28"/>
-        </w:rPr>
-      </w:pPr>
-      <w:r>
-        <w:rPr>
-          <w:sz w:val="28"/>
-          <w:szCs w:val="28"/>
-        </w:rPr>
-        <w:t xml:space="preserve">      wp config create --path=/var/www/html \</w:t>
-      </w:r>
-    </w:p>
-    <w:p>
-      <w:pPr>
-        <w:spacing w:line="360" w:lineRule="auto"/>
-        <w:ind w:leftChars="0" w:firstLineChars="0" w:firstLine="0"/>
-        <w:contextualSpacing/>
-        <w:jc w:val="both"/>
-        <w:outlineLvl w:val="9"/>
-        <w:rPr>
-          <w:sz w:val="28"/>
-          <w:szCs w:val="28"/>
-        </w:rPr>
-      </w:pPr>
-      <w:r>
-        <w:rPr>
-          <w:sz w:val="28"/>
-          <w:szCs w:val="28"/>
-        </w:rPr>
-        <w:t xml:space="preserve">       --dbname="${DB_NAME}" --dbuser="${DB_USER}" --dbpass="${DB_PASS}" \</w:t>
-      </w:r>
-    </w:p>
-    <w:p>
-      <w:pPr>
-        <w:spacing w:line="360" w:lineRule="auto"/>
-        <w:ind w:leftChars="0" w:firstLineChars="0" w:firstLine="0"/>
-        <w:contextualSpacing/>
-        <w:jc w:val="both"/>
-        <w:outlineLvl w:val="9"/>
-        <w:rPr>
-          <w:sz w:val="28"/>
-          <w:szCs w:val="28"/>
-        </w:rPr>
-      </w:pPr>
-      <w:r>
-        <w:rPr>
-          <w:sz w:val="28"/>
-          <w:szCs w:val="28"/>
-        </w:rPr>
-        <w:t xml:space="preserve">        --dbhost="localhost" --allow-root</w:t>
-      </w:r>
-    </w:p>
-    <w:p>
-      <w:pPr>
-        <w:spacing w:line="360" w:lineRule="auto"/>
-        <w:ind w:leftChars="0" w:firstLineChars="0" w:firstLine="0"/>
-        <w:contextualSpacing/>
-        <w:jc w:val="both"/>
-        <w:outlineLvl w:val="9"/>
-        <w:rPr>
-          <w:sz w:val="28"/>
-          <w:szCs w:val="28"/>
-        </w:rPr>
-      </w:pPr>
-      <w:r>
-        <w:rPr>
-          <w:sz w:val="28"/>
-          <w:szCs w:val="28"/>
-        </w:rPr>
-        <w:t xml:space="preserve">    fi</w:t>
-      </w:r>
-    </w:p>
-    <w:p>
-      <w:pPr>
-        <w:spacing w:line="360" w:lineRule="auto"/>
-        <w:ind w:leftChars="0" w:firstLineChars="0" w:firstLine="0"/>
-        <w:contextualSpacing/>
-        <w:jc w:val="both"/>
-        <w:outlineLvl w:val="9"/>
-        <w:rPr>
-          <w:sz w:val="28"/>
-          <w:szCs w:val="28"/>
-        </w:rPr>
-      </w:pPr>
-      <w:r>
-        <w:rPr>
-          <w:sz w:val="28"/>
-          <w:szCs w:val="28"/>
-        </w:rPr>
-        <w:t xml:space="preserve">    if ! wp core is-installed --path=/var/www/html --allow-root; then</w:t>
-      </w:r>
-    </w:p>
-    <w:p>
-      <w:pPr>
-        <w:spacing w:line="360" w:lineRule="auto"/>
-        <w:ind w:leftChars="0" w:firstLineChars="0" w:firstLine="0"/>
-        <w:contextualSpacing/>
-        <w:jc w:val="both"/>
-        <w:outlineLvl w:val="9"/>
-        <w:rPr>
-          <w:sz w:val="28"/>
-          <w:szCs w:val="28"/>
-        </w:rPr>
-      </w:pPr>
-      <w:r>
-        <w:rPr>
-          <w:sz w:val="28"/>
-          <w:szCs w:val="28"/>
-        </w:rPr>
-        <w:t xml:space="preserve">      wp core install --path=/var/www/html \</w:t>
-      </w:r>
-    </w:p>
-    <w:p>
-      <w:pPr>
-        <w:spacing w:line="360" w:lineRule="auto"/>
-        <w:ind w:leftChars="0" w:firstLineChars="0" w:firstLine="0"/>
-        <w:contextualSpacing/>
-        <w:jc w:val="both"/>
-        <w:outlineLvl w:val="9"/>
-        <w:rPr>
-          <w:sz w:val="28"/>
-          <w:szCs w:val="28"/>
-        </w:rPr>
-      </w:pPr>
-      <w:r>
-        <w:rPr>
-          <w:sz w:val="28"/>
-          <w:szCs w:val="28"/>
-        </w:rPr>
-        <w:t xml:space="preserve">        --url="${SITE_URL}" --title="Canape" \</w:t>
-      </w:r>
-    </w:p>
-    <w:p>
-      <w:pPr>
-        <w:spacing w:line="360" w:lineRule="auto"/>
-        <w:ind w:leftChars="0" w:firstLineChars="0" w:firstLine="0"/>
-        <w:contextualSpacing/>
-        <w:jc w:val="both"/>
-        <w:outlineLvl w:val="9"/>
-        <w:rPr>
-          <w:sz w:val="28"/>
-          <w:szCs w:val="28"/>
-        </w:rPr>
-      </w:pPr>
-      <w:r>
-        <w:rPr>
-          <w:sz w:val="28"/>
-          <w:szCs w:val="28"/>
-        </w:rPr>
-        <w:t xml:space="preserve">        --admin_user="admin" --admin_password="admin12345" \</w:t>
-      </w:r>
-    </w:p>
-    <w:p>
-      <w:pPr>
-        <w:spacing w:line="360" w:lineRule="auto"/>
-        <w:ind w:leftChars="0" w:firstLineChars="0" w:firstLine="0"/>
-        <w:contextualSpacing/>
-        <w:jc w:val="both"/>
-        <w:outlineLvl w:val="9"/>
-        <w:rPr>
-          <w:sz w:val="28"/>
-          <w:szCs w:val="28"/>
-        </w:rPr>
-      </w:pPr>
-      <w:r>
-        <w:rPr>
-          <w:sz w:val="28"/>
-          <w:szCs w:val="28"/>
-        </w:rPr>
-        <w:t xml:space="preserve">        --admin_email="admin@example.com" --skip-email --allow-root</w:t>
-      </w:r>
-    </w:p>
-    <w:p>
-      <w:pPr>
-        <w:spacing w:line="360" w:lineRule="auto"/>
-        <w:ind w:leftChars="0" w:firstLineChars="0" w:firstLine="0"/>
-        <w:contextualSpacing/>
-        <w:jc w:val="both"/>
-        <w:outlineLvl w:val="9"/>
-        <w:rPr>
-          <w:sz w:val="28"/>
-          <w:szCs w:val="28"/>
-        </w:rPr>
-      </w:pPr>
-      <w:r>
-        <w:rPr>
-          <w:sz w:val="28"/>
-          <w:szCs w:val="28"/>
-        </w:rPr>
-        <w:t xml:space="preserve">    fi</w:t>
-      </w:r>
-    </w:p>
-    <w:p>
-      <w:pPr>
-        <w:spacing w:line="360" w:lineRule="auto"/>
-        <w:ind w:leftChars="0" w:firstLineChars="0" w:firstLine="0"/>
-        <w:contextualSpacing/>
-        <w:jc w:val="both"/>
-        <w:outlineLvl w:val="9"/>
-        <w:rPr>
-          <w:sz w:val="28"/>
-          <w:szCs w:val="28"/>
-        </w:rPr>
-      </w:pPr>
-      <w:r>
-        <w:rPr>
-          <w:sz w:val="28"/>
-          <w:szCs w:val="28"/>
-        </w:rPr>
-        <w:t xml:space="preserve">  SHELL</w:t>
-      </w:r>
-    </w:p>
-    <w:p>
-      <w:pPr>
-        <w:spacing w:line="360" w:lineRule="auto"/>
-        <w:ind w:leftChars="0" w:firstLineChars="0" w:firstLine="0"/>
-        <w:contextualSpacing/>
-        <w:jc w:val="both"/>
-        <w:outlineLvl w:val="9"/>
-        <w:rPr>
-          <w:sz w:val="28"/>
-          <w:szCs w:val="28"/>
-        </w:rPr>
-      </w:pPr>
-      <w:r>
-        <w:rPr>
-          <w:sz w:val="28"/>
-          <w:szCs w:val="28"/>
-        </w:rPr>
-        <w:t xml:space="preserve">  # Розгортання теми Canape з папки shared у wp-content/themes та її активація</w:t>
-      </w:r>
-    </w:p>
-    <w:p>
-      <w:pPr>
-        <w:spacing w:line="360" w:lineRule="auto"/>
-        <w:ind w:leftChars="0" w:firstLineChars="0" w:firstLine="0"/>
-        <w:contextualSpacing/>
-        <w:jc w:val="both"/>
-        <w:outlineLvl w:val="9"/>
-        <w:rPr>
-          <w:sz w:val="28"/>
-          <w:szCs w:val="28"/>
-        </w:rPr>
-      </w:pPr>
-      <w:r>
-        <w:rPr>
-          <w:sz w:val="28"/>
-          <w:szCs w:val="28"/>
-        </w:rPr>
-        <w:t xml:space="preserve">  config.vm.provision "shell", inline: &lt;&lt;-SHELL</w:t>
-      </w:r>
-    </w:p>
-    <w:p>
-      <w:pPr>
-        <w:spacing w:line="360" w:lineRule="auto"/>
-        <w:ind w:leftChars="0" w:firstLineChars="0" w:firstLine="0"/>
-        <w:contextualSpacing/>
-        <w:jc w:val="both"/>
-        <w:outlineLvl w:val="9"/>
-        <w:rPr>
-          <w:sz w:val="28"/>
-          <w:szCs w:val="28"/>
-        </w:rPr>
-      </w:pPr>
-      <w:r>
-        <w:rPr>
-          <w:sz w:val="28"/>
-          <w:szCs w:val="28"/>
-        </w:rPr>
-        <w:t xml:space="preserve">    THEME_SRC="/home/vagrant/shared/wordpress1site-main/wordpress1site-main"</w:t>
-      </w:r>
-    </w:p>
-    <w:p>
-      <w:pPr>
-        <w:spacing w:line="360" w:lineRule="auto"/>
-        <w:ind w:leftChars="0" w:firstLineChars="0" w:firstLine="0"/>
-        <w:contextualSpacing/>
-        <w:jc w:val="both"/>
-        <w:outlineLvl w:val="9"/>
-        <w:rPr>
-          <w:sz w:val="28"/>
-          <w:szCs w:val="28"/>
-        </w:rPr>
-      </w:pPr>
-      <w:r>
-        <w:rPr>
-          <w:sz w:val="28"/>
-          <w:szCs w:val="28"/>
-        </w:rPr>
-        <w:t xml:space="preserve">    THEME_DST="/var/www/html/wp-content/themes/canape"</w:t>
-      </w:r>
-    </w:p>
-    <w:p>
-      <w:pPr>
-        <w:spacing w:line="360" w:lineRule="auto"/>
-        <w:ind w:leftChars="0" w:firstLineChars="0" w:firstLine="0"/>
-        <w:contextualSpacing/>
-        <w:jc w:val="both"/>
-        <w:outlineLvl w:val="9"/>
-        <w:rPr>
-          <w:sz w:val="28"/>
-          <w:szCs w:val="28"/>
-        </w:rPr>
-      </w:pPr>
-      <w:r>
-        <w:rPr>
-          <w:sz w:val="28"/>
-          <w:szCs w:val="28"/>
-        </w:rPr>
-        <w:t xml:space="preserve">    mkdir -p "${THEME_DST}"</w:t>
-      </w:r>
-    </w:p>
-    <w:p>
-      <w:pPr>
-        <w:spacing w:line="360" w:lineRule="auto"/>
-        <w:ind w:leftChars="0" w:firstLineChars="0" w:firstLine="0"/>
-        <w:contextualSpacing/>
-        <w:jc w:val="both"/>
-        <w:outlineLvl w:val="9"/>
-        <w:rPr>
-          <w:sz w:val="28"/>
-          <w:szCs w:val="28"/>
-        </w:rPr>
-      </w:pPr>
-      <w:r>
-        <w:rPr>
-          <w:sz w:val="28"/>
-          <w:szCs w:val="28"/>
-        </w:rPr>
-        <w:t xml:space="preserve">    cp -a "${THEME_SRC}/." "${THEME_DST}/"</w:t>
-      </w:r>
-    </w:p>
-    <w:p>
-      <w:pPr>
-        <w:spacing w:line="360" w:lineRule="auto"/>
-        <w:ind w:leftChars="0" w:firstLineChars="0" w:firstLine="0"/>
-        <w:contextualSpacing/>
-        <w:jc w:val="both"/>
-        <w:outlineLvl w:val="9"/>
-        <w:rPr>
-          <w:sz w:val="28"/>
-          <w:szCs w:val="28"/>
-        </w:rPr>
-      </w:pPr>
-      <w:r>
-        <w:rPr>
-          <w:sz w:val="28"/>
-          <w:szCs w:val="28"/>
-        </w:rPr>
-        <w:t xml:space="preserve">    if [ ! -f "${THEME_DST}/style.css" ]; then</w:t>
-      </w:r>
-    </w:p>
-    <w:p>
-      <w:pPr>
-        <w:spacing w:line="360" w:lineRule="auto"/>
-        <w:ind w:leftChars="0" w:firstLineChars="0" w:firstLine="0"/>
-        <w:contextualSpacing/>
-        <w:jc w:val="both"/>
-        <w:outlineLvl w:val="9"/>
-        <w:rPr>
-          <w:sz w:val="28"/>
-          <w:szCs w:val="28"/>
-        </w:rPr>
-      </w:pPr>
-      <w:r>
-        <w:rPr>
-          <w:sz w:val="28"/>
-          <w:szCs w:val="28"/>
-        </w:rPr>
-        <w:t xml:space="preserve">      echo "/*" &gt; "${THEME_DST}/style.css"</w:t>
-      </w:r>
-    </w:p>
-    <w:p>
-      <w:pPr>
-        <w:spacing w:line="360" w:lineRule="auto"/>
-        <w:ind w:leftChars="0" w:firstLineChars="0" w:firstLine="0"/>
-        <w:contextualSpacing/>
-        <w:jc w:val="both"/>
-        <w:outlineLvl w:val="9"/>
-        <w:rPr>
-          <w:sz w:val="28"/>
-          <w:szCs w:val="28"/>
-        </w:rPr>
-      </w:pPr>
-      <w:r>
-        <w:rPr>
-          <w:sz w:val="28"/>
-          <w:szCs w:val="28"/>
-        </w:rPr>
-        <w:t xml:space="preserve">      echo "Theme Name: Canape" &gt;&gt; "${THEME_DST}/style.css"</w:t>
-      </w:r>
-    </w:p>
-    <w:p>
-      <w:pPr>
-        <w:spacing w:line="360" w:lineRule="auto"/>
-        <w:ind w:leftChars="0" w:firstLineChars="0" w:firstLine="0"/>
-        <w:contextualSpacing/>
-        <w:jc w:val="both"/>
-        <w:outlineLvl w:val="9"/>
-        <w:rPr>
-          <w:sz w:val="28"/>
-          <w:szCs w:val="28"/>
-        </w:rPr>
-      </w:pPr>
-      <w:r>
-        <w:rPr>
-          <w:sz w:val="28"/>
-          <w:szCs w:val="28"/>
-        </w:rPr>
-        <w:t xml:space="preserve">      echo "Theme URI: https://example.com/" &gt;&gt; "${THEME_DST}/style.css"</w:t>
-      </w:r>
-    </w:p>
-    <w:p>
-      <w:pPr>
-        <w:spacing w:line="360" w:lineRule="auto"/>
-        <w:ind w:leftChars="0" w:firstLineChars="0" w:firstLine="0"/>
-        <w:contextualSpacing/>
-        <w:jc w:val="both"/>
-        <w:outlineLvl w:val="9"/>
-        <w:rPr>
-          <w:sz w:val="28"/>
-          <w:szCs w:val="28"/>
-        </w:rPr>
-      </w:pPr>
-      <w:r>
-        <w:rPr>
-          <w:sz w:val="28"/>
-          <w:szCs w:val="28"/>
-        </w:rPr>
-        <w:t xml:space="preserve">      echo "Author: lr6AO" &gt;&gt; "${THEME_DST}/style.css"</w:t>
-      </w:r>
-    </w:p>
-    <w:p>
-      <w:pPr>
-        <w:spacing w:line="360" w:lineRule="auto"/>
-        <w:ind w:leftChars="0" w:firstLineChars="0" w:firstLine="0"/>
-        <w:contextualSpacing/>
-        <w:jc w:val="both"/>
-        <w:outlineLvl w:val="9"/>
-        <w:rPr>
-          <w:sz w:val="28"/>
-          <w:szCs w:val="28"/>
-        </w:rPr>
-      </w:pPr>
-      <w:r>
-        <w:rPr>
-          <w:sz w:val="28"/>
-          <w:szCs w:val="28"/>
-        </w:rPr>
-        <w:t xml:space="preserve">      echo "Description: Тема сайту, розгорнута під час provisioning WordPress" &gt;&gt; "${THEME_DST}/style.css"</w:t>
-      </w:r>
-    </w:p>
-    <w:p>
-      <w:pPr>
-        <w:spacing w:line="360" w:lineRule="auto"/>
-        <w:ind w:leftChars="0" w:firstLineChars="0" w:firstLine="0"/>
-        <w:contextualSpacing/>
-        <w:jc w:val="both"/>
-        <w:outlineLvl w:val="9"/>
-        <w:rPr>
-          <w:sz w:val="28"/>
-          <w:szCs w:val="28"/>
-        </w:rPr>
-      </w:pPr>
-      <w:r>
-        <w:rPr>
-          <w:sz w:val="28"/>
-          <w:szCs w:val="28"/>
-        </w:rPr>
-        <w:t xml:space="preserve">      echo "Version: 1.0" &gt;&gt; "${THEME_DST}/style.css"</w:t>
-      </w:r>
-    </w:p>
-    <w:p>
-      <w:pPr>
-        <w:spacing w:line="360" w:lineRule="auto"/>
-        <w:ind w:leftChars="0" w:firstLineChars="0" w:firstLine="0"/>
-        <w:contextualSpacing/>
-        <w:jc w:val="both"/>
-        <w:outlineLvl w:val="9"/>
-        <w:rPr>
-          <w:sz w:val="28"/>
-          <w:szCs w:val="28"/>
-        </w:rPr>
-      </w:pPr>
-      <w:r>
-        <w:rPr>
-          <w:sz w:val="28"/>
-          <w:szCs w:val="28"/>
-        </w:rPr>
-        <w:t xml:space="preserve">      echo "Text Domain: canape" &gt;&gt; "${THEME_DST}/style.css"</w:t>
-      </w:r>
-    </w:p>
-    <w:p>
-      <w:pPr>
-        <w:spacing w:line="360" w:lineRule="auto"/>
-        <w:ind w:leftChars="0" w:firstLineChars="0" w:firstLine="0"/>
-        <w:contextualSpacing/>
-        <w:jc w:val="both"/>
-        <w:outlineLvl w:val="9"/>
-        <w:rPr>
-          <w:sz w:val="28"/>
-          <w:szCs w:val="28"/>
-        </w:rPr>
-      </w:pPr>
-      <w:r>
-        <w:rPr>
-          <w:sz w:val="28"/>
-          <w:szCs w:val="28"/>
-        </w:rPr>
-        <w:t xml:space="preserve">      echo "*/" &gt;&gt; "${THEME_DST}/style.css"</w:t>
-      </w:r>
-    </w:p>
-    <w:p>
-      <w:pPr>
-        <w:spacing w:line="360" w:lineRule="auto"/>
-        <w:ind w:leftChars="0" w:firstLineChars="0" w:firstLine="0"/>
-        <w:contextualSpacing/>
-        <w:jc w:val="both"/>
-        <w:outlineLvl w:val="9"/>
-        <w:rPr>
-          <w:sz w:val="28"/>
-          <w:szCs w:val="28"/>
-        </w:rPr>
-      </w:pPr>
-      <w:r>
-        <w:rPr>
-          <w:sz w:val="28"/>
-          <w:szCs w:val="28"/>
-        </w:rPr>
-        <w:t xml:space="preserve">    fi</w:t>
-      </w:r>
-    </w:p>
-    <w:p>
-      <w:pPr>
-        <w:spacing w:line="360" w:lineRule="auto"/>
-        <w:ind w:leftChars="0" w:firstLineChars="0" w:firstLine="0"/>
-        <w:contextualSpacing/>
-        <w:jc w:val="both"/>
-        <w:outlineLvl w:val="9"/>
-        <w:rPr>
-          <w:sz w:val="28"/>
-          <w:szCs w:val="28"/>
-        </w:rPr>
-      </w:pPr>
-      <w:r>
-        <w:rPr>
-          <w:sz w:val="28"/>
-          <w:szCs w:val="28"/>
-        </w:rPr>
-        <w:t xml:space="preserve">    chown -R www-data:www-data /var/www/html</w:t>
-      </w:r>
-    </w:p>
-    <w:p>
-      <w:pPr>
-        <w:spacing w:line="360" w:lineRule="auto"/>
-        <w:ind w:leftChars="0" w:firstLineChars="0" w:firstLine="0"/>
-        <w:contextualSpacing/>
-        <w:jc w:val="both"/>
-        <w:outlineLvl w:val="9"/>
-        <w:rPr>
-          <w:sz w:val="28"/>
-          <w:szCs w:val="28"/>
-        </w:rPr>
-      </w:pPr>
-      <w:r>
-        <w:rPr>
-          <w:sz w:val="28"/>
-          <w:szCs w:val="28"/>
-        </w:rPr>
-        <w:lastRenderedPageBreak/>
         <w:t xml:space="preserve">    find /var/www/html -type d -exec chmod 755 {} \\;</w:t>
       </w:r>
     </w:p>
@@ -10669,7 +10691,7 @@
 </file>
 
 <file path=customXml/itemProps2.xml><?xml version="1.0" encoding="utf-8"?>
-<ds:datastoreItem xmlns:ds="http://schemas.openxmlformats.org/officeDocument/2006/customXml" ds:itemID="{61F43E3A-C0AD-49FF-8BB5-B27A4CFE809A}">
+<ds:datastoreItem xmlns:ds="http://schemas.openxmlformats.org/officeDocument/2006/customXml" ds:itemID="{9EB3B813-1A7E-4CD0-87F3-225E8CF2CFA0}">
   <ds:schemaRefs>
     <ds:schemaRef ds:uri="http://schemas.openxmlformats.org/officeDocument/2006/bibliography"/>
   </ds:schemaRefs>

--- a/Адміністрування обчислювальних комплексів Зроблені ЛР/Лабораторна робота 6 - Матакова А.В. - 409а - Адміністрування обчислювальних комплексів.docx
+++ b/Адміністрування обчислювальних комплексів Зроблені ЛР/Лабораторна робота 6 - Матакова А.В. - 409а - Адміністрування обчислювальних комплексів.docx
@@ -2246,17 +2246,24 @@
           <w:sz w:val="28"/>
           <w:szCs w:val="28"/>
         </w:rPr>
-        <w:t xml:space="preserve">Джерелом образу ОС є портал Vagrant Cloud (https://app.vagrantup.com/boxes/search). У цій роботі використано box ubuntu/jammy64 </w:t>
-      </w:r>
-      <w:r>
-        <w:rPr>
-          <w:sz w:val="28"/>
-          <w:szCs w:val="28"/>
-        </w:rPr>
-        <w:t>–</w:t>
+        <w:t>Джерелом образу ОС є портал Vagrant Cloud</w:t>
       </w:r>
       <w:bookmarkStart w:id="0" w:name="_GoBack"/>
       <w:bookmarkEnd w:id="0"/>
+      <w:r>
+        <w:rPr>
+          <w:sz w:val="28"/>
+          <w:szCs w:val="28"/>
+        </w:rPr>
+        <w:t xml:space="preserve">. У цій роботі використано box ubuntu/jammy64 </w:t>
+      </w:r>
+      <w:r>
+        <w:rPr>
+          <w:sz w:val="28"/>
+          <w:szCs w:val="28"/>
+        </w:rPr>
+        <w:t>–</w:t>
+      </w:r>
       <w:r>
         <w:rPr>
           <w:sz w:val="28"/>
@@ -2331,7 +2338,6 @@
           <w:sz w:val="28"/>
           <w:szCs w:val="28"/>
         </w:rPr>
-        <w:lastRenderedPageBreak/>
         <w:t>Які саме типи віртуальної мережі вам відомі?</w:t>
       </w:r>
     </w:p>
@@ -2943,8 +2949,28 @@
           <w:sz w:val="28"/>
           <w:szCs w:val="28"/>
         </w:rPr>
+        <w:t xml:space="preserve">    vb.gui = false</w:t>
+      </w:r>
+    </w:p>
+    <w:p>
+      <w:pPr>
+        <w:spacing w:line="360" w:lineRule="auto"/>
+        <w:ind w:leftChars="0" w:firstLineChars="0" w:firstLine="0"/>
+        <w:contextualSpacing/>
+        <w:jc w:val="both"/>
+        <w:outlineLvl w:val="9"/>
+        <w:rPr>
+          <w:sz w:val="28"/>
+          <w:szCs w:val="28"/>
+        </w:rPr>
+      </w:pPr>
+      <w:r>
+        <w:rPr>
+          <w:sz w:val="28"/>
+          <w:szCs w:val="28"/>
+        </w:rPr>
         <w:lastRenderedPageBreak/>
-        <w:t xml:space="preserve">    vb.gui = false</w:t>
+        <w:t xml:space="preserve">  end</w:t>
       </w:r>
     </w:p>
     <w:p>
@@ -2964,7 +2990,7 @@
           <w:sz w:val="28"/>
           <w:szCs w:val="28"/>
         </w:rPr>
-        <w:t xml:space="preserve">  end</w:t>
+        <w:t xml:space="preserve">  # Синхронізація папки проєкту з віртуальною машиною</w:t>
       </w:r>
     </w:p>
     <w:p>
@@ -2984,7 +3010,7 @@
           <w:sz w:val="28"/>
           <w:szCs w:val="28"/>
         </w:rPr>
-        <w:t xml:space="preserve">  # Синхронізація папки проєкту з віртуальною машиною</w:t>
+        <w:t xml:space="preserve">  config.vm.synced_folder ".", "/vagrant"</w:t>
       </w:r>
     </w:p>
     <w:p>
@@ -3004,7 +3030,7 @@
           <w:sz w:val="28"/>
           <w:szCs w:val="28"/>
         </w:rPr>
-        <w:t xml:space="preserve">  config.vm.synced_folder ".", "/vagrant"</w:t>
+        <w:t xml:space="preserve">  # Додаткова синхронізована директорія: локальна папка ./shared монтується у /home/vagrant/shared</w:t>
       </w:r>
     </w:p>
     <w:p>
@@ -3024,7 +3050,7 @@
           <w:sz w:val="28"/>
           <w:szCs w:val="28"/>
         </w:rPr>
-        <w:t xml:space="preserve">  # Додаткова синхронізована директорія: локальна папка ./shared монтується у /home/vagrant/shared</w:t>
+        <w:t xml:space="preserve">  config.vm.synced_folder "./shared", "/home/vagrant/shared", create: true</w:t>
       </w:r>
     </w:p>
     <w:p>
@@ -3044,7 +3070,7 @@
           <w:sz w:val="28"/>
           <w:szCs w:val="28"/>
         </w:rPr>
-        <w:t xml:space="preserve">  config.vm.synced_folder "./shared", "/home/vagrant/shared", create: true</w:t>
+        <w:t xml:space="preserve">  # Первинне налаштування системи при створенні машини</w:t>
       </w:r>
     </w:p>
     <w:p>
@@ -3064,7 +3090,7 @@
           <w:sz w:val="28"/>
           <w:szCs w:val="28"/>
         </w:rPr>
-        <w:t xml:space="preserve">  # Первинне налаштування системи при створенні машини</w:t>
+        <w:t xml:space="preserve">  config.vm.provision "shell", inline: &lt;&lt;-SHELL</w:t>
       </w:r>
     </w:p>
     <w:p>
@@ -3084,6 +3110,86 @@
           <w:sz w:val="28"/>
           <w:szCs w:val="28"/>
         </w:rPr>
+        <w:t xml:space="preserve">    apt-get update</w:t>
+      </w:r>
+    </w:p>
+    <w:p>
+      <w:pPr>
+        <w:spacing w:line="360" w:lineRule="auto"/>
+        <w:ind w:leftChars="0" w:firstLineChars="0" w:firstLine="0"/>
+        <w:contextualSpacing/>
+        <w:jc w:val="both"/>
+        <w:outlineLvl w:val="9"/>
+        <w:rPr>
+          <w:sz w:val="28"/>
+          <w:szCs w:val="28"/>
+        </w:rPr>
+      </w:pPr>
+      <w:r>
+        <w:rPr>
+          <w:sz w:val="28"/>
+          <w:szCs w:val="28"/>
+        </w:rPr>
+        <w:t xml:space="preserve">    apt-get upgrade -y</w:t>
+      </w:r>
+    </w:p>
+    <w:p>
+      <w:pPr>
+        <w:spacing w:line="360" w:lineRule="auto"/>
+        <w:ind w:leftChars="0" w:firstLineChars="0" w:firstLine="0"/>
+        <w:contextualSpacing/>
+        <w:jc w:val="both"/>
+        <w:outlineLvl w:val="9"/>
+        <w:rPr>
+          <w:sz w:val="28"/>
+          <w:szCs w:val="28"/>
+        </w:rPr>
+      </w:pPr>
+      <w:r>
+        <w:rPr>
+          <w:sz w:val="28"/>
+          <w:szCs w:val="28"/>
+        </w:rPr>
+        <w:t xml:space="preserve">  SHELL</w:t>
+      </w:r>
+    </w:p>
+    <w:p>
+      <w:pPr>
+        <w:spacing w:line="360" w:lineRule="auto"/>
+        <w:ind w:leftChars="0" w:firstLineChars="0" w:firstLine="0"/>
+        <w:contextualSpacing/>
+        <w:jc w:val="both"/>
+        <w:outlineLvl w:val="9"/>
+        <w:rPr>
+          <w:sz w:val="28"/>
+          <w:szCs w:val="28"/>
+        </w:rPr>
+      </w:pPr>
+      <w:r>
+        <w:rPr>
+          <w:sz w:val="28"/>
+          <w:szCs w:val="28"/>
+        </w:rPr>
+        <w:t xml:space="preserve">  # Встановлення Apache2 та розгортання HTML-сайту з папки shared</w:t>
+      </w:r>
+    </w:p>
+    <w:p>
+      <w:pPr>
+        <w:spacing w:line="360" w:lineRule="auto"/>
+        <w:ind w:leftChars="0" w:firstLineChars="0" w:firstLine="0"/>
+        <w:contextualSpacing/>
+        <w:jc w:val="both"/>
+        <w:outlineLvl w:val="9"/>
+        <w:rPr>
+          <w:sz w:val="28"/>
+          <w:szCs w:val="28"/>
+        </w:rPr>
+      </w:pPr>
+      <w:r>
+        <w:rPr>
+          <w:sz w:val="28"/>
+          <w:szCs w:val="28"/>
+        </w:rPr>
         <w:t xml:space="preserve">  config.vm.provision "shell", inline: &lt;&lt;-SHELL</w:t>
       </w:r>
     </w:p>
@@ -3104,7 +3210,7 @@
           <w:sz w:val="28"/>
           <w:szCs w:val="28"/>
         </w:rPr>
-        <w:t xml:space="preserve">    apt-get update</w:t>
+        <w:t xml:space="preserve">    apt-get install -y apache2</w:t>
       </w:r>
     </w:p>
     <w:p>
@@ -3124,7 +3230,7 @@
           <w:sz w:val="28"/>
           <w:szCs w:val="28"/>
         </w:rPr>
-        <w:t xml:space="preserve">    apt-get upgrade -y</w:t>
+        <w:t xml:space="preserve">    rm -f /var/www/html/index.html</w:t>
       </w:r>
     </w:p>
     <w:p>
@@ -3144,6 +3250,86 @@
           <w:sz w:val="28"/>
           <w:szCs w:val="28"/>
         </w:rPr>
+        <w:t xml:space="preserve">    cp /home/vagrant/shared/index.html /var/www/html/index.html</w:t>
+      </w:r>
+    </w:p>
+    <w:p>
+      <w:pPr>
+        <w:spacing w:line="360" w:lineRule="auto"/>
+        <w:ind w:leftChars="0" w:firstLineChars="0" w:firstLine="0"/>
+        <w:contextualSpacing/>
+        <w:jc w:val="both"/>
+        <w:outlineLvl w:val="9"/>
+        <w:rPr>
+          <w:sz w:val="28"/>
+          <w:szCs w:val="28"/>
+        </w:rPr>
+      </w:pPr>
+      <w:r>
+        <w:rPr>
+          <w:sz w:val="28"/>
+          <w:szCs w:val="28"/>
+        </w:rPr>
+        <w:t xml:space="preserve">    cp /home/vagrant/shared/style.css /var/www/html/style.css</w:t>
+      </w:r>
+    </w:p>
+    <w:p>
+      <w:pPr>
+        <w:spacing w:line="360" w:lineRule="auto"/>
+        <w:ind w:leftChars="0" w:firstLineChars="0" w:firstLine="0"/>
+        <w:contextualSpacing/>
+        <w:jc w:val="both"/>
+        <w:outlineLvl w:val="9"/>
+        <w:rPr>
+          <w:sz w:val="28"/>
+          <w:szCs w:val="28"/>
+        </w:rPr>
+      </w:pPr>
+      <w:r>
+        <w:rPr>
+          <w:sz w:val="28"/>
+          <w:szCs w:val="28"/>
+        </w:rPr>
+        <w:t xml:space="preserve">    systemctl enable apache2</w:t>
+      </w:r>
+    </w:p>
+    <w:p>
+      <w:pPr>
+        <w:spacing w:line="360" w:lineRule="auto"/>
+        <w:ind w:leftChars="0" w:firstLineChars="0" w:firstLine="0"/>
+        <w:contextualSpacing/>
+        <w:jc w:val="both"/>
+        <w:outlineLvl w:val="9"/>
+        <w:rPr>
+          <w:sz w:val="28"/>
+          <w:szCs w:val="28"/>
+        </w:rPr>
+      </w:pPr>
+      <w:r>
+        <w:rPr>
+          <w:sz w:val="28"/>
+          <w:szCs w:val="28"/>
+        </w:rPr>
+        <w:t xml:space="preserve">    systemctl restart apache2</w:t>
+      </w:r>
+    </w:p>
+    <w:p>
+      <w:pPr>
+        <w:spacing w:line="360" w:lineRule="auto"/>
+        <w:ind w:leftChars="0" w:firstLineChars="0" w:firstLine="0"/>
+        <w:contextualSpacing/>
+        <w:jc w:val="both"/>
+        <w:outlineLvl w:val="9"/>
+        <w:rPr>
+          <w:sz w:val="28"/>
+          <w:szCs w:val="28"/>
+        </w:rPr>
+      </w:pPr>
+      <w:r>
+        <w:rPr>
+          <w:sz w:val="28"/>
+          <w:szCs w:val="28"/>
+        </w:rPr>
         <w:t xml:space="preserve">  SHELL</w:t>
       </w:r>
     </w:p>
@@ -3164,7 +3350,7 @@
           <w:sz w:val="28"/>
           <w:szCs w:val="28"/>
         </w:rPr>
-        <w:t xml:space="preserve">  # Встановлення Apache2 та розгортання HTML-сайту з папки shared</w:t>
+        <w:t xml:space="preserve">  # Встановлення PHP та розширень, необхідних для роботи WordPress</w:t>
       </w:r>
     </w:p>
     <w:p>
@@ -3204,7 +3390,7 @@
           <w:sz w:val="28"/>
           <w:szCs w:val="28"/>
         </w:rPr>
-        <w:t xml:space="preserve">    apt-get install -y apache2</w:t>
+        <w:t xml:space="preserve">    apt-get install -y php php-cli libapache2-mod-php php-mysql php-curl \</w:t>
       </w:r>
     </w:p>
     <w:p>
@@ -3224,7 +3410,7 @@
           <w:sz w:val="28"/>
           <w:szCs w:val="28"/>
         </w:rPr>
-        <w:t xml:space="preserve">    rm -f /var/www/html/index.html</w:t>
+        <w:t xml:space="preserve">      php-gd php-mbstring php-xml php-zip php-intl php-bcmath unzip curl</w:t>
       </w:r>
     </w:p>
     <w:p>
@@ -3244,7 +3430,7 @@
           <w:sz w:val="28"/>
           <w:szCs w:val="28"/>
         </w:rPr>
-        <w:t xml:space="preserve">    cp /home/vagrant/shared/index.html /var/www/html/index.html</w:t>
+        <w:t xml:space="preserve">    a2enmod rewrite</w:t>
       </w:r>
     </w:p>
     <w:p>
@@ -3264,7 +3450,7 @@
           <w:sz w:val="28"/>
           <w:szCs w:val="28"/>
         </w:rPr>
-        <w:t xml:space="preserve">    cp /home/vagrant/shared/style.css /var/www/html/style.css</w:t>
+        <w:t xml:space="preserve">    systemctl restart apache2</w:t>
       </w:r>
     </w:p>
     <w:p>
@@ -3284,7 +3470,7 @@
           <w:sz w:val="28"/>
           <w:szCs w:val="28"/>
         </w:rPr>
-        <w:t xml:space="preserve">    systemctl enable apache2</w:t>
+        <w:t xml:space="preserve">  SHELL</w:t>
       </w:r>
     </w:p>
     <w:p>
@@ -3304,7 +3490,7 @@
           <w:sz w:val="28"/>
           <w:szCs w:val="28"/>
         </w:rPr>
-        <w:t xml:space="preserve">    systemctl restart apache2</w:t>
+        <w:t xml:space="preserve">  # Встановлення та первинне налаштування MySQL для бази даних WordPress</w:t>
       </w:r>
     </w:p>
     <w:p>
@@ -3324,6 +3510,227 @@
           <w:sz w:val="28"/>
           <w:szCs w:val="28"/>
         </w:rPr>
+        <w:t xml:space="preserve">  config.vm.provision "shell", inline: &lt;&lt;-SHELL</w:t>
+      </w:r>
+    </w:p>
+    <w:p>
+      <w:pPr>
+        <w:spacing w:line="360" w:lineRule="auto"/>
+        <w:ind w:leftChars="0" w:firstLineChars="0" w:firstLine="0"/>
+        <w:contextualSpacing/>
+        <w:jc w:val="both"/>
+        <w:outlineLvl w:val="9"/>
+        <w:rPr>
+          <w:sz w:val="28"/>
+          <w:szCs w:val="28"/>
+        </w:rPr>
+      </w:pPr>
+      <w:r>
+        <w:rPr>
+          <w:sz w:val="28"/>
+          <w:szCs w:val="28"/>
+        </w:rPr>
+        <w:t xml:space="preserve">    DB_NAME="wordpress_db"</w:t>
+      </w:r>
+    </w:p>
+    <w:p>
+      <w:pPr>
+        <w:spacing w:line="360" w:lineRule="auto"/>
+        <w:ind w:leftChars="0" w:firstLineChars="0" w:firstLine="0"/>
+        <w:contextualSpacing/>
+        <w:jc w:val="both"/>
+        <w:outlineLvl w:val="9"/>
+        <w:rPr>
+          <w:sz w:val="28"/>
+          <w:szCs w:val="28"/>
+        </w:rPr>
+      </w:pPr>
+      <w:r>
+        <w:rPr>
+          <w:sz w:val="28"/>
+          <w:szCs w:val="28"/>
+        </w:rPr>
+        <w:lastRenderedPageBreak/>
+        <w:t xml:space="preserve">    DB_USER="wp_user"</w:t>
+      </w:r>
+    </w:p>
+    <w:p>
+      <w:pPr>
+        <w:spacing w:line="360" w:lineRule="auto"/>
+        <w:ind w:leftChars="0" w:firstLineChars="0" w:firstLine="0"/>
+        <w:contextualSpacing/>
+        <w:jc w:val="both"/>
+        <w:outlineLvl w:val="9"/>
+        <w:rPr>
+          <w:sz w:val="28"/>
+          <w:szCs w:val="28"/>
+        </w:rPr>
+      </w:pPr>
+      <w:r>
+        <w:rPr>
+          <w:sz w:val="28"/>
+          <w:szCs w:val="28"/>
+        </w:rPr>
+        <w:t xml:space="preserve">    DB_PASS="wp_password"</w:t>
+      </w:r>
+    </w:p>
+    <w:p>
+      <w:pPr>
+        <w:spacing w:line="360" w:lineRule="auto"/>
+        <w:ind w:leftChars="0" w:firstLineChars="0" w:firstLine="0"/>
+        <w:contextualSpacing/>
+        <w:jc w:val="both"/>
+        <w:outlineLvl w:val="9"/>
+        <w:rPr>
+          <w:sz w:val="28"/>
+          <w:szCs w:val="28"/>
+        </w:rPr>
+      </w:pPr>
+      <w:r>
+        <w:rPr>
+          <w:sz w:val="28"/>
+          <w:szCs w:val="28"/>
+        </w:rPr>
+        <w:t xml:space="preserve">    apt-get install -y mysql-server</w:t>
+      </w:r>
+    </w:p>
+    <w:p>
+      <w:pPr>
+        <w:spacing w:line="360" w:lineRule="auto"/>
+        <w:ind w:leftChars="0" w:firstLineChars="0" w:firstLine="0"/>
+        <w:contextualSpacing/>
+        <w:jc w:val="both"/>
+        <w:outlineLvl w:val="9"/>
+        <w:rPr>
+          <w:sz w:val="28"/>
+          <w:szCs w:val="28"/>
+        </w:rPr>
+      </w:pPr>
+      <w:r>
+        <w:rPr>
+          <w:sz w:val="28"/>
+          <w:szCs w:val="28"/>
+        </w:rPr>
+        <w:t xml:space="preserve">    systemctl enable mysql</w:t>
+      </w:r>
+    </w:p>
+    <w:p>
+      <w:pPr>
+        <w:spacing w:line="360" w:lineRule="auto"/>
+        <w:ind w:leftChars="0" w:firstLineChars="0" w:firstLine="0"/>
+        <w:contextualSpacing/>
+        <w:jc w:val="both"/>
+        <w:outlineLvl w:val="9"/>
+        <w:rPr>
+          <w:sz w:val="28"/>
+          <w:szCs w:val="28"/>
+        </w:rPr>
+      </w:pPr>
+      <w:r>
+        <w:rPr>
+          <w:sz w:val="28"/>
+          <w:szCs w:val="28"/>
+        </w:rPr>
+        <w:t xml:space="preserve">    systemctl start mysql</w:t>
+      </w:r>
+    </w:p>
+    <w:p>
+      <w:pPr>
+        <w:spacing w:line="360" w:lineRule="auto"/>
+        <w:ind w:leftChars="0" w:firstLineChars="0" w:firstLine="0"/>
+        <w:contextualSpacing/>
+        <w:jc w:val="both"/>
+        <w:outlineLvl w:val="9"/>
+        <w:rPr>
+          <w:sz w:val="28"/>
+          <w:szCs w:val="28"/>
+        </w:rPr>
+      </w:pPr>
+      <w:r>
+        <w:rPr>
+          <w:sz w:val="28"/>
+          <w:szCs w:val="28"/>
+        </w:rPr>
+        <w:t xml:space="preserve">    mysql -u root -e "CREATE DATABASE IF NOT EXISTS ${DB_NAME} CHARACTER SET utf8mb4 COLLATE utf8mb4_unicode_ci;"</w:t>
+      </w:r>
+    </w:p>
+    <w:p>
+      <w:pPr>
+        <w:spacing w:line="360" w:lineRule="auto"/>
+        <w:ind w:leftChars="0" w:firstLineChars="0" w:firstLine="0"/>
+        <w:contextualSpacing/>
+        <w:jc w:val="both"/>
+        <w:outlineLvl w:val="9"/>
+        <w:rPr>
+          <w:sz w:val="28"/>
+          <w:szCs w:val="28"/>
+        </w:rPr>
+      </w:pPr>
+      <w:r>
+        <w:rPr>
+          <w:sz w:val="28"/>
+          <w:szCs w:val="28"/>
+        </w:rPr>
+        <w:t xml:space="preserve">    mysql -u root -e "CREATE USER IF NOT EXISTS '${DB_USER}'@'localhost' IDENTIFIED BY '${DB_PASS}';"</w:t>
+      </w:r>
+    </w:p>
+    <w:p>
+      <w:pPr>
+        <w:spacing w:line="360" w:lineRule="auto"/>
+        <w:ind w:leftChars="0" w:firstLineChars="0" w:firstLine="0"/>
+        <w:contextualSpacing/>
+        <w:jc w:val="both"/>
+        <w:outlineLvl w:val="9"/>
+        <w:rPr>
+          <w:sz w:val="28"/>
+          <w:szCs w:val="28"/>
+        </w:rPr>
+      </w:pPr>
+      <w:r>
+        <w:rPr>
+          <w:sz w:val="28"/>
+          <w:szCs w:val="28"/>
+        </w:rPr>
+        <w:t xml:space="preserve">    mysql -u root -e "GRANT ALL PRIVILEGES ON ${DB_NAME}.* TO '${DB_USER}'@'localhost';"</w:t>
+      </w:r>
+    </w:p>
+    <w:p>
+      <w:pPr>
+        <w:spacing w:line="360" w:lineRule="auto"/>
+        <w:ind w:leftChars="0" w:firstLineChars="0" w:firstLine="0"/>
+        <w:contextualSpacing/>
+        <w:jc w:val="both"/>
+        <w:outlineLvl w:val="9"/>
+        <w:rPr>
+          <w:sz w:val="28"/>
+          <w:szCs w:val="28"/>
+        </w:rPr>
+      </w:pPr>
+      <w:r>
+        <w:rPr>
+          <w:sz w:val="28"/>
+          <w:szCs w:val="28"/>
+        </w:rPr>
+        <w:t xml:space="preserve">    mysql -u root -e "FLUSH PRIVILEGES;"</w:t>
+      </w:r>
+    </w:p>
+    <w:p>
+      <w:pPr>
+        <w:spacing w:line="360" w:lineRule="auto"/>
+        <w:ind w:leftChars="0" w:firstLineChars="0" w:firstLine="0"/>
+        <w:contextualSpacing/>
+        <w:jc w:val="both"/>
+        <w:outlineLvl w:val="9"/>
+        <w:rPr>
+          <w:sz w:val="28"/>
+          <w:szCs w:val="28"/>
+        </w:rPr>
+      </w:pPr>
+      <w:r>
+        <w:rPr>
+          <w:sz w:val="28"/>
+          <w:szCs w:val="28"/>
+        </w:rPr>
         <w:t xml:space="preserve">  SHELL</w:t>
       </w:r>
     </w:p>
@@ -3344,7 +3751,7 @@
           <w:sz w:val="28"/>
           <w:szCs w:val="28"/>
         </w:rPr>
-        <w:t xml:space="preserve">  # Встановлення PHP та розширень, необхідних для роботи WordPress</w:t>
+        <w:t xml:space="preserve">  # Встановлення WP-CLI — інструмент для керування WordPress з командного рядка</w:t>
       </w:r>
     </w:p>
     <w:p>
@@ -3384,7 +3791,7 @@
           <w:sz w:val="28"/>
           <w:szCs w:val="28"/>
         </w:rPr>
-        <w:t xml:space="preserve">    apt-get install -y php php-cli libapache2-mod-php php-mysql php-curl \</w:t>
+        <w:t xml:space="preserve">    if [ ! -f /usr/local/bin/wp ]; then</w:t>
       </w:r>
     </w:p>
     <w:p>
@@ -3404,7 +3811,7 @@
           <w:sz w:val="28"/>
           <w:szCs w:val="28"/>
         </w:rPr>
-        <w:t xml:space="preserve">      php-gd php-mbstring php-xml php-zip php-intl php-bcmath unzip curl</w:t>
+        <w:t xml:space="preserve">      curl -o /usr/local/bin/wp -sSL https://raw.githubusercontent.com/wp-cli/builds/gh-pages/phar/wp-cli.phar</w:t>
       </w:r>
     </w:p>
     <w:p>
@@ -3424,7 +3831,7 @@
           <w:sz w:val="28"/>
           <w:szCs w:val="28"/>
         </w:rPr>
-        <w:t xml:space="preserve">    a2enmod rewrite</w:t>
+        <w:t xml:space="preserve">      chmod +x /usr/local/bin/wp</w:t>
       </w:r>
     </w:p>
     <w:p>
@@ -3444,7 +3851,7 @@
           <w:sz w:val="28"/>
           <w:szCs w:val="28"/>
         </w:rPr>
-        <w:t xml:space="preserve">    systemctl restart apache2</w:t>
+        <w:t xml:space="preserve">    fi</w:t>
       </w:r>
     </w:p>
     <w:p>
@@ -3484,7 +3891,7 @@
           <w:sz w:val="28"/>
           <w:szCs w:val="28"/>
         </w:rPr>
-        <w:t xml:space="preserve">  # Встановлення та первинне налаштування MySQL для бази даних WordPress</w:t>
+        <w:t xml:space="preserve">  # Завантаження ядра WordPress та його встановлення</w:t>
       </w:r>
     </w:p>
     <w:p>
@@ -3524,8 +3931,128 @@
           <w:sz w:val="28"/>
           <w:szCs w:val="28"/>
         </w:rPr>
+        <w:t xml:space="preserve">    DB_NAME="wordpress_db"</w:t>
+      </w:r>
+    </w:p>
+    <w:p>
+      <w:pPr>
+        <w:spacing w:line="360" w:lineRule="auto"/>
+        <w:ind w:leftChars="0" w:firstLineChars="0" w:firstLine="0"/>
+        <w:contextualSpacing/>
+        <w:jc w:val="both"/>
+        <w:outlineLvl w:val="9"/>
+        <w:rPr>
+          <w:sz w:val="28"/>
+          <w:szCs w:val="28"/>
+        </w:rPr>
+      </w:pPr>
+      <w:r>
+        <w:rPr>
+          <w:sz w:val="28"/>
+          <w:szCs w:val="28"/>
+        </w:rPr>
+        <w:t xml:space="preserve">    DB_USER="wp_user"</w:t>
+      </w:r>
+    </w:p>
+    <w:p>
+      <w:pPr>
+        <w:spacing w:line="360" w:lineRule="auto"/>
+        <w:ind w:leftChars="0" w:firstLineChars="0" w:firstLine="0"/>
+        <w:contextualSpacing/>
+        <w:jc w:val="both"/>
+        <w:outlineLvl w:val="9"/>
+        <w:rPr>
+          <w:sz w:val="28"/>
+          <w:szCs w:val="28"/>
+        </w:rPr>
+      </w:pPr>
+      <w:r>
+        <w:rPr>
+          <w:sz w:val="28"/>
+          <w:szCs w:val="28"/>
+        </w:rPr>
+        <w:t xml:space="preserve">    DB_PASS="wp_password"</w:t>
+      </w:r>
+    </w:p>
+    <w:p>
+      <w:pPr>
+        <w:spacing w:line="360" w:lineRule="auto"/>
+        <w:ind w:leftChars="0" w:firstLineChars="0" w:firstLine="0"/>
+        <w:contextualSpacing/>
+        <w:jc w:val="both"/>
+        <w:outlineLvl w:val="9"/>
+        <w:rPr>
+          <w:sz w:val="28"/>
+          <w:szCs w:val="28"/>
+        </w:rPr>
+      </w:pPr>
+      <w:r>
+        <w:rPr>
+          <w:sz w:val="28"/>
+          <w:szCs w:val="28"/>
+        </w:rPr>
+        <w:t xml:space="preserve">    SITE_URL="http://192.168.56.10"</w:t>
+      </w:r>
+    </w:p>
+    <w:p>
+      <w:pPr>
+        <w:spacing w:line="360" w:lineRule="auto"/>
+        <w:ind w:leftChars="0" w:firstLineChars="0" w:firstLine="0"/>
+        <w:contextualSpacing/>
+        <w:jc w:val="both"/>
+        <w:outlineLvl w:val="9"/>
+        <w:rPr>
+          <w:sz w:val="28"/>
+          <w:szCs w:val="28"/>
+        </w:rPr>
+      </w:pPr>
+      <w:r>
+        <w:rPr>
+          <w:sz w:val="28"/>
+          <w:szCs w:val="28"/>
+        </w:rPr>
+        <w:t xml:space="preserve">    rm -f /var/www/html/index.html /var/www/html/style.css</w:t>
+      </w:r>
+    </w:p>
+    <w:p>
+      <w:pPr>
+        <w:spacing w:line="360" w:lineRule="auto"/>
+        <w:ind w:leftChars="0" w:firstLineChars="0" w:firstLine="0"/>
+        <w:contextualSpacing/>
+        <w:jc w:val="both"/>
+        <w:outlineLvl w:val="9"/>
+        <w:rPr>
+          <w:sz w:val="28"/>
+          <w:szCs w:val="28"/>
+        </w:rPr>
+      </w:pPr>
+      <w:r>
+        <w:rPr>
+          <w:sz w:val="28"/>
+          <w:szCs w:val="28"/>
+        </w:rPr>
+        <w:t xml:space="preserve">    if [ ! -f /var/www/html/wp-load.php ]; then</w:t>
+      </w:r>
+    </w:p>
+    <w:p>
+      <w:pPr>
+        <w:spacing w:line="360" w:lineRule="auto"/>
+        <w:ind w:leftChars="0" w:firstLineChars="0" w:firstLine="0"/>
+        <w:contextualSpacing/>
+        <w:jc w:val="both"/>
+        <w:outlineLvl w:val="9"/>
+        <w:rPr>
+          <w:sz w:val="28"/>
+          <w:szCs w:val="28"/>
+        </w:rPr>
+      </w:pPr>
+      <w:r>
+        <w:rPr>
+          <w:sz w:val="28"/>
+          <w:szCs w:val="28"/>
+        </w:rPr>
         <w:lastRenderedPageBreak/>
-        <w:t xml:space="preserve">    DB_NAME="wordpress_db"</w:t>
+        <w:t xml:space="preserve">      wp core download --path=/var/www/html --allow-root</w:t>
       </w:r>
     </w:p>
     <w:p>
@@ -3545,7 +4072,7 @@
           <w:sz w:val="28"/>
           <w:szCs w:val="28"/>
         </w:rPr>
-        <w:t xml:space="preserve">    DB_USER="wp_user"</w:t>
+        <w:t xml:space="preserve">    fi</w:t>
       </w:r>
     </w:p>
     <w:p>
@@ -3565,7 +4092,7 @@
           <w:sz w:val="28"/>
           <w:szCs w:val="28"/>
         </w:rPr>
-        <w:t xml:space="preserve">    DB_PASS="wp_password"</w:t>
+        <w:t xml:space="preserve">    if [ ! -f /var/www/html/wp-config.php ]; then</w:t>
       </w:r>
     </w:p>
     <w:p>
@@ -3585,7 +4112,7 @@
           <w:sz w:val="28"/>
           <w:szCs w:val="28"/>
         </w:rPr>
-        <w:t xml:space="preserve">    apt-get install -y mysql-server</w:t>
+        <w:t xml:space="preserve">      wp config create --path=/var/www/html \</w:t>
       </w:r>
     </w:p>
     <w:p>
@@ -3605,7 +4132,7 @@
           <w:sz w:val="28"/>
           <w:szCs w:val="28"/>
         </w:rPr>
-        <w:t xml:space="preserve">    systemctl enable mysql</w:t>
+        <w:t xml:space="preserve">       --dbname="${DB_NAME}" --dbuser="${DB_USER}" --dbpass="${DB_PASS}" \</w:t>
       </w:r>
     </w:p>
     <w:p>
@@ -3625,7 +4152,7 @@
           <w:sz w:val="28"/>
           <w:szCs w:val="28"/>
         </w:rPr>
-        <w:t xml:space="preserve">    systemctl start mysql</w:t>
+        <w:t xml:space="preserve">        --dbhost="localhost" --allow-root</w:t>
       </w:r>
     </w:p>
     <w:p>
@@ -3645,7 +4172,7 @@
           <w:sz w:val="28"/>
           <w:szCs w:val="28"/>
         </w:rPr>
-        <w:t xml:space="preserve">    mysql -u root -e "CREATE DATABASE IF NOT EXISTS ${DB_NAME} CHARACTER SET utf8mb4 COLLATE utf8mb4_unicode_ci;"</w:t>
+        <w:t xml:space="preserve">    fi</w:t>
       </w:r>
     </w:p>
     <w:p>
@@ -3665,7 +4192,7 @@
           <w:sz w:val="28"/>
           <w:szCs w:val="28"/>
         </w:rPr>
-        <w:t xml:space="preserve">    mysql -u root -e "CREATE USER IF NOT EXISTS '${DB_USER}'@'localhost' IDENTIFIED BY '${DB_PASS}';"</w:t>
+        <w:t xml:space="preserve">    if ! wp core is-installed --path=/var/www/html --allow-root; then</w:t>
       </w:r>
     </w:p>
     <w:p>
@@ -3685,7 +4212,7 @@
           <w:sz w:val="28"/>
           <w:szCs w:val="28"/>
         </w:rPr>
-        <w:t xml:space="preserve">    mysql -u root -e "GRANT ALL PRIVILEGES ON ${DB_NAME}.* TO '${DB_USER}'@'localhost';"</w:t>
+        <w:t xml:space="preserve">      wp core install --path=/var/www/html \</w:t>
       </w:r>
     </w:p>
     <w:p>
@@ -3705,7 +4232,7 @@
           <w:sz w:val="28"/>
           <w:szCs w:val="28"/>
         </w:rPr>
-        <w:t xml:space="preserve">    mysql -u root -e "FLUSH PRIVILEGES;"</w:t>
+        <w:t xml:space="preserve">        --url="${SITE_URL}" --title="Canape" \</w:t>
       </w:r>
     </w:p>
     <w:p>
@@ -3725,6 +4252,66 @@
           <w:sz w:val="28"/>
           <w:szCs w:val="28"/>
         </w:rPr>
+        <w:t xml:space="preserve">        --admin_user="admin" --admin_password="admin12345" \</w:t>
+      </w:r>
+    </w:p>
+    <w:p>
+      <w:pPr>
+        <w:spacing w:line="360" w:lineRule="auto"/>
+        <w:ind w:leftChars="0" w:firstLineChars="0" w:firstLine="0"/>
+        <w:contextualSpacing/>
+        <w:jc w:val="both"/>
+        <w:outlineLvl w:val="9"/>
+        <w:rPr>
+          <w:sz w:val="28"/>
+          <w:szCs w:val="28"/>
+        </w:rPr>
+      </w:pPr>
+      <w:r>
+        <w:rPr>
+          <w:sz w:val="28"/>
+          <w:szCs w:val="28"/>
+        </w:rPr>
+        <w:t xml:space="preserve">        --admin_email="admin@example.com" --skip-email --allow-root</w:t>
+      </w:r>
+    </w:p>
+    <w:p>
+      <w:pPr>
+        <w:spacing w:line="360" w:lineRule="auto"/>
+        <w:ind w:leftChars="0" w:firstLineChars="0" w:firstLine="0"/>
+        <w:contextualSpacing/>
+        <w:jc w:val="both"/>
+        <w:outlineLvl w:val="9"/>
+        <w:rPr>
+          <w:sz w:val="28"/>
+          <w:szCs w:val="28"/>
+        </w:rPr>
+      </w:pPr>
+      <w:r>
+        <w:rPr>
+          <w:sz w:val="28"/>
+          <w:szCs w:val="28"/>
+        </w:rPr>
+        <w:t xml:space="preserve">    fi</w:t>
+      </w:r>
+    </w:p>
+    <w:p>
+      <w:pPr>
+        <w:spacing w:line="360" w:lineRule="auto"/>
+        <w:ind w:leftChars="0" w:firstLineChars="0" w:firstLine="0"/>
+        <w:contextualSpacing/>
+        <w:jc w:val="both"/>
+        <w:outlineLvl w:val="9"/>
+        <w:rPr>
+          <w:sz w:val="28"/>
+          <w:szCs w:val="28"/>
+        </w:rPr>
+      </w:pPr>
+      <w:r>
+        <w:rPr>
+          <w:sz w:val="28"/>
+          <w:szCs w:val="28"/>
+        </w:rPr>
         <w:t xml:space="preserve">  SHELL</w:t>
       </w:r>
     </w:p>
@@ -3745,7 +4332,7 @@
           <w:sz w:val="28"/>
           <w:szCs w:val="28"/>
         </w:rPr>
-        <w:t xml:space="preserve">  # Встановлення WP-CLI — інструмент для керування WordPress з командного рядка</w:t>
+        <w:t xml:space="preserve">  # Розгортання теми Canape з папки shared у wp-content/themes та її активація</w:t>
       </w:r>
     </w:p>
     <w:p>
@@ -3785,7 +4372,7 @@
           <w:sz w:val="28"/>
           <w:szCs w:val="28"/>
         </w:rPr>
-        <w:t xml:space="preserve">    if [ ! -f /usr/local/bin/wp ]; then</w:t>
+        <w:t xml:space="preserve">    THEME_SRC="/home/vagrant/shared/wordpress1site-main/wordpress1site-main"</w:t>
       </w:r>
     </w:p>
     <w:p>
@@ -3805,7 +4392,7 @@
           <w:sz w:val="28"/>
           <w:szCs w:val="28"/>
         </w:rPr>
-        <w:t xml:space="preserve">      curl -o /usr/local/bin/wp -sSL https://raw.githubusercontent.com/wp-cli/builds/gh-pages/phar/wp-cli.phar</w:t>
+        <w:t xml:space="preserve">    THEME_DST="/var/www/html/wp-content/themes/canape"</w:t>
       </w:r>
     </w:p>
     <w:p>
@@ -3825,7 +4412,7 @@
           <w:sz w:val="28"/>
           <w:szCs w:val="28"/>
         </w:rPr>
-        <w:t xml:space="preserve">      chmod +x /usr/local/bin/wp</w:t>
+        <w:t xml:space="preserve">    mkdir -p "${THEME_DST}"</w:t>
       </w:r>
     </w:p>
     <w:p>
@@ -3845,7 +4432,7 @@
           <w:sz w:val="28"/>
           <w:szCs w:val="28"/>
         </w:rPr>
-        <w:t xml:space="preserve">    fi</w:t>
+        <w:t xml:space="preserve">    cp -a "${THEME_SRC}/." "${THEME_DST}/"</w:t>
       </w:r>
     </w:p>
     <w:p>
@@ -3865,7 +4452,7 @@
           <w:sz w:val="28"/>
           <w:szCs w:val="28"/>
         </w:rPr>
-        <w:t xml:space="preserve">  SHELL</w:t>
+        <w:t xml:space="preserve">    if [ ! -f "${THEME_DST}/style.css" ]; then</w:t>
       </w:r>
     </w:p>
     <w:p>
@@ -3885,7 +4472,7 @@
           <w:sz w:val="28"/>
           <w:szCs w:val="28"/>
         </w:rPr>
-        <w:t xml:space="preserve">  # Завантаження ядра WordPress та його встановлення</w:t>
+        <w:t xml:space="preserve">      echo "/*" &gt; "${THEME_DST}/style.css"</w:t>
       </w:r>
     </w:p>
     <w:p>
@@ -3905,7 +4492,7 @@
           <w:sz w:val="28"/>
           <w:szCs w:val="28"/>
         </w:rPr>
-        <w:t xml:space="preserve">  config.vm.provision "shell", inline: &lt;&lt;-SHELL</w:t>
+        <w:t xml:space="preserve">      echo "Theme Name: Canape" &gt;&gt; "${THEME_DST}/style.css"</w:t>
       </w:r>
     </w:p>
     <w:p>
@@ -3925,7 +4512,7 @@
           <w:sz w:val="28"/>
           <w:szCs w:val="28"/>
         </w:rPr>
-        <w:t xml:space="preserve">    DB_NAME="wordpress_db"</w:t>
+        <w:t xml:space="preserve">      echo "Theme URI: https://example.com/" &gt;&gt; "${THEME_DST}/style.css"</w:t>
       </w:r>
     </w:p>
     <w:p>
@@ -3945,7 +4532,7 @@
           <w:sz w:val="28"/>
           <w:szCs w:val="28"/>
         </w:rPr>
-        <w:t xml:space="preserve">    DB_USER="wp_user"</w:t>
+        <w:t xml:space="preserve">      echo "Author: lr6AO" &gt;&gt; "${THEME_DST}/style.css"</w:t>
       </w:r>
     </w:p>
     <w:p>
@@ -3965,7 +4552,7 @@
           <w:sz w:val="28"/>
           <w:szCs w:val="28"/>
         </w:rPr>
-        <w:t xml:space="preserve">    DB_PASS="wp_password"</w:t>
+        <w:t xml:space="preserve">      echo "Description: Тема сайту, розгорнута під час provisioning WordPress" &gt;&gt; "${THEME_DST}/style.css"</w:t>
       </w:r>
     </w:p>
     <w:p>
@@ -3985,7 +4572,7 @@
           <w:sz w:val="28"/>
           <w:szCs w:val="28"/>
         </w:rPr>
-        <w:t xml:space="preserve">    SITE_URL="http://192.168.56.10"</w:t>
+        <w:t xml:space="preserve">      echo "Version: 1.0" &gt;&gt; "${THEME_DST}/style.css"</w:t>
       </w:r>
     </w:p>
     <w:p>
@@ -4005,7 +4592,7 @@
           <w:sz w:val="28"/>
           <w:szCs w:val="28"/>
         </w:rPr>
-        <w:t xml:space="preserve">    rm -f /var/www/html/index.html /var/www/html/style.css</w:t>
+        <w:t xml:space="preserve">      echo "Text Domain: canape" &gt;&gt; "${THEME_DST}/style.css"</w:t>
       </w:r>
     </w:p>
     <w:p>
@@ -4025,608 +4612,27 @@
           <w:sz w:val="28"/>
           <w:szCs w:val="28"/>
         </w:rPr>
+        <w:t xml:space="preserve">      echo "*/" &gt;&gt; "${THEME_DST}/style.css"</w:t>
+      </w:r>
+    </w:p>
+    <w:p>
+      <w:pPr>
+        <w:spacing w:line="360" w:lineRule="auto"/>
+        <w:ind w:leftChars="0" w:firstLineChars="0" w:firstLine="0"/>
+        <w:contextualSpacing/>
+        <w:jc w:val="both"/>
+        <w:outlineLvl w:val="9"/>
+        <w:rPr>
+          <w:sz w:val="28"/>
+          <w:szCs w:val="28"/>
+        </w:rPr>
+      </w:pPr>
+      <w:r>
+        <w:rPr>
+          <w:sz w:val="28"/>
+          <w:szCs w:val="28"/>
+        </w:rPr>
         <w:lastRenderedPageBreak/>
-        <w:t xml:space="preserve">    if [ ! -f /var/www/html/wp-load.php ]; then</w:t>
-      </w:r>
-    </w:p>
-    <w:p>
-      <w:pPr>
-        <w:spacing w:line="360" w:lineRule="auto"/>
-        <w:ind w:leftChars="0" w:firstLineChars="0" w:firstLine="0"/>
-        <w:contextualSpacing/>
-        <w:jc w:val="both"/>
-        <w:outlineLvl w:val="9"/>
-        <w:rPr>
-          <w:sz w:val="28"/>
-          <w:szCs w:val="28"/>
-        </w:rPr>
-      </w:pPr>
-      <w:r>
-        <w:rPr>
-          <w:sz w:val="28"/>
-          <w:szCs w:val="28"/>
-        </w:rPr>
-        <w:t xml:space="preserve">      wp core download --path=/var/www/html --allow-root</w:t>
-      </w:r>
-    </w:p>
-    <w:p>
-      <w:pPr>
-        <w:spacing w:line="360" w:lineRule="auto"/>
-        <w:ind w:leftChars="0" w:firstLineChars="0" w:firstLine="0"/>
-        <w:contextualSpacing/>
-        <w:jc w:val="both"/>
-        <w:outlineLvl w:val="9"/>
-        <w:rPr>
-          <w:sz w:val="28"/>
-          <w:szCs w:val="28"/>
-        </w:rPr>
-      </w:pPr>
-      <w:r>
-        <w:rPr>
-          <w:sz w:val="28"/>
-          <w:szCs w:val="28"/>
-        </w:rPr>
-        <w:t xml:space="preserve">    fi</w:t>
-      </w:r>
-    </w:p>
-    <w:p>
-      <w:pPr>
-        <w:spacing w:line="360" w:lineRule="auto"/>
-        <w:ind w:leftChars="0" w:firstLineChars="0" w:firstLine="0"/>
-        <w:contextualSpacing/>
-        <w:jc w:val="both"/>
-        <w:outlineLvl w:val="9"/>
-        <w:rPr>
-          <w:sz w:val="28"/>
-          <w:szCs w:val="28"/>
-        </w:rPr>
-      </w:pPr>
-      <w:r>
-        <w:rPr>
-          <w:sz w:val="28"/>
-          <w:szCs w:val="28"/>
-        </w:rPr>
-        <w:t xml:space="preserve">    if [ ! -f /var/www/html/wp-config.php ]; then</w:t>
-      </w:r>
-    </w:p>
-    <w:p>
-      <w:pPr>
-        <w:spacing w:line="360" w:lineRule="auto"/>
-        <w:ind w:leftChars="0" w:firstLineChars="0" w:firstLine="0"/>
-        <w:contextualSpacing/>
-        <w:jc w:val="both"/>
-        <w:outlineLvl w:val="9"/>
-        <w:rPr>
-          <w:sz w:val="28"/>
-          <w:szCs w:val="28"/>
-        </w:rPr>
-      </w:pPr>
-      <w:r>
-        <w:rPr>
-          <w:sz w:val="28"/>
-          <w:szCs w:val="28"/>
-        </w:rPr>
-        <w:t xml:space="preserve">      wp config create --path=/var/www/html \</w:t>
-      </w:r>
-    </w:p>
-    <w:p>
-      <w:pPr>
-        <w:spacing w:line="360" w:lineRule="auto"/>
-        <w:ind w:leftChars="0" w:firstLineChars="0" w:firstLine="0"/>
-        <w:contextualSpacing/>
-        <w:jc w:val="both"/>
-        <w:outlineLvl w:val="9"/>
-        <w:rPr>
-          <w:sz w:val="28"/>
-          <w:szCs w:val="28"/>
-        </w:rPr>
-      </w:pPr>
-      <w:r>
-        <w:rPr>
-          <w:sz w:val="28"/>
-          <w:szCs w:val="28"/>
-        </w:rPr>
-        <w:t xml:space="preserve">       --dbname="${DB_NAME}" --dbuser="${DB_USER}" --dbpass="${DB_PASS}" \</w:t>
-      </w:r>
-    </w:p>
-    <w:p>
-      <w:pPr>
-        <w:spacing w:line="360" w:lineRule="auto"/>
-        <w:ind w:leftChars="0" w:firstLineChars="0" w:firstLine="0"/>
-        <w:contextualSpacing/>
-        <w:jc w:val="both"/>
-        <w:outlineLvl w:val="9"/>
-        <w:rPr>
-          <w:sz w:val="28"/>
-          <w:szCs w:val="28"/>
-        </w:rPr>
-      </w:pPr>
-      <w:r>
-        <w:rPr>
-          <w:sz w:val="28"/>
-          <w:szCs w:val="28"/>
-        </w:rPr>
-        <w:t xml:space="preserve">        --dbhost="localhost" --allow-root</w:t>
-      </w:r>
-    </w:p>
-    <w:p>
-      <w:pPr>
-        <w:spacing w:line="360" w:lineRule="auto"/>
-        <w:ind w:leftChars="0" w:firstLineChars="0" w:firstLine="0"/>
-        <w:contextualSpacing/>
-        <w:jc w:val="both"/>
-        <w:outlineLvl w:val="9"/>
-        <w:rPr>
-          <w:sz w:val="28"/>
-          <w:szCs w:val="28"/>
-        </w:rPr>
-      </w:pPr>
-      <w:r>
-        <w:rPr>
-          <w:sz w:val="28"/>
-          <w:szCs w:val="28"/>
-        </w:rPr>
-        <w:t xml:space="preserve">    fi</w:t>
-      </w:r>
-    </w:p>
-    <w:p>
-      <w:pPr>
-        <w:spacing w:line="360" w:lineRule="auto"/>
-        <w:ind w:leftChars="0" w:firstLineChars="0" w:firstLine="0"/>
-        <w:contextualSpacing/>
-        <w:jc w:val="both"/>
-        <w:outlineLvl w:val="9"/>
-        <w:rPr>
-          <w:sz w:val="28"/>
-          <w:szCs w:val="28"/>
-        </w:rPr>
-      </w:pPr>
-      <w:r>
-        <w:rPr>
-          <w:sz w:val="28"/>
-          <w:szCs w:val="28"/>
-        </w:rPr>
-        <w:t xml:space="preserve">    if ! wp core is-installed --path=/var/www/html --allow-root; then</w:t>
-      </w:r>
-    </w:p>
-    <w:p>
-      <w:pPr>
-        <w:spacing w:line="360" w:lineRule="auto"/>
-        <w:ind w:leftChars="0" w:firstLineChars="0" w:firstLine="0"/>
-        <w:contextualSpacing/>
-        <w:jc w:val="both"/>
-        <w:outlineLvl w:val="9"/>
-        <w:rPr>
-          <w:sz w:val="28"/>
-          <w:szCs w:val="28"/>
-        </w:rPr>
-      </w:pPr>
-      <w:r>
-        <w:rPr>
-          <w:sz w:val="28"/>
-          <w:szCs w:val="28"/>
-        </w:rPr>
-        <w:t xml:space="preserve">      wp core install --path=/var/www/html \</w:t>
-      </w:r>
-    </w:p>
-    <w:p>
-      <w:pPr>
-        <w:spacing w:line="360" w:lineRule="auto"/>
-        <w:ind w:leftChars="0" w:firstLineChars="0" w:firstLine="0"/>
-        <w:contextualSpacing/>
-        <w:jc w:val="both"/>
-        <w:outlineLvl w:val="9"/>
-        <w:rPr>
-          <w:sz w:val="28"/>
-          <w:szCs w:val="28"/>
-        </w:rPr>
-      </w:pPr>
-      <w:r>
-        <w:rPr>
-          <w:sz w:val="28"/>
-          <w:szCs w:val="28"/>
-        </w:rPr>
-        <w:t xml:space="preserve">        --url="${SITE_URL}" --title="Canape" \</w:t>
-      </w:r>
-    </w:p>
-    <w:p>
-      <w:pPr>
-        <w:spacing w:line="360" w:lineRule="auto"/>
-        <w:ind w:leftChars="0" w:firstLineChars="0" w:firstLine="0"/>
-        <w:contextualSpacing/>
-        <w:jc w:val="both"/>
-        <w:outlineLvl w:val="9"/>
-        <w:rPr>
-          <w:sz w:val="28"/>
-          <w:szCs w:val="28"/>
-        </w:rPr>
-      </w:pPr>
-      <w:r>
-        <w:rPr>
-          <w:sz w:val="28"/>
-          <w:szCs w:val="28"/>
-        </w:rPr>
-        <w:t xml:space="preserve">        --admin_user="admin" --admin_password="admin12345" \</w:t>
-      </w:r>
-    </w:p>
-    <w:p>
-      <w:pPr>
-        <w:spacing w:line="360" w:lineRule="auto"/>
-        <w:ind w:leftChars="0" w:firstLineChars="0" w:firstLine="0"/>
-        <w:contextualSpacing/>
-        <w:jc w:val="both"/>
-        <w:outlineLvl w:val="9"/>
-        <w:rPr>
-          <w:sz w:val="28"/>
-          <w:szCs w:val="28"/>
-        </w:rPr>
-      </w:pPr>
-      <w:r>
-        <w:rPr>
-          <w:sz w:val="28"/>
-          <w:szCs w:val="28"/>
-        </w:rPr>
-        <w:t xml:space="preserve">        --admin_email="admin@example.com" --skip-email --allow-root</w:t>
-      </w:r>
-    </w:p>
-    <w:p>
-      <w:pPr>
-        <w:spacing w:line="360" w:lineRule="auto"/>
-        <w:ind w:leftChars="0" w:firstLineChars="0" w:firstLine="0"/>
-        <w:contextualSpacing/>
-        <w:jc w:val="both"/>
-        <w:outlineLvl w:val="9"/>
-        <w:rPr>
-          <w:sz w:val="28"/>
-          <w:szCs w:val="28"/>
-        </w:rPr>
-      </w:pPr>
-      <w:r>
-        <w:rPr>
-          <w:sz w:val="28"/>
-          <w:szCs w:val="28"/>
-        </w:rPr>
-        <w:t xml:space="preserve">    fi</w:t>
-      </w:r>
-    </w:p>
-    <w:p>
-      <w:pPr>
-        <w:spacing w:line="360" w:lineRule="auto"/>
-        <w:ind w:leftChars="0" w:firstLineChars="0" w:firstLine="0"/>
-        <w:contextualSpacing/>
-        <w:jc w:val="both"/>
-        <w:outlineLvl w:val="9"/>
-        <w:rPr>
-          <w:sz w:val="28"/>
-          <w:szCs w:val="28"/>
-        </w:rPr>
-      </w:pPr>
-      <w:r>
-        <w:rPr>
-          <w:sz w:val="28"/>
-          <w:szCs w:val="28"/>
-        </w:rPr>
-        <w:t xml:space="preserve">  SHELL</w:t>
-      </w:r>
-    </w:p>
-    <w:p>
-      <w:pPr>
-        <w:spacing w:line="360" w:lineRule="auto"/>
-        <w:ind w:leftChars="0" w:firstLineChars="0" w:firstLine="0"/>
-        <w:contextualSpacing/>
-        <w:jc w:val="both"/>
-        <w:outlineLvl w:val="9"/>
-        <w:rPr>
-          <w:sz w:val="28"/>
-          <w:szCs w:val="28"/>
-        </w:rPr>
-      </w:pPr>
-      <w:r>
-        <w:rPr>
-          <w:sz w:val="28"/>
-          <w:szCs w:val="28"/>
-        </w:rPr>
-        <w:t xml:space="preserve">  # Розгортання теми Canape з папки shared у wp-content/themes та її активація</w:t>
-      </w:r>
-    </w:p>
-    <w:p>
-      <w:pPr>
-        <w:spacing w:line="360" w:lineRule="auto"/>
-        <w:ind w:leftChars="0" w:firstLineChars="0" w:firstLine="0"/>
-        <w:contextualSpacing/>
-        <w:jc w:val="both"/>
-        <w:outlineLvl w:val="9"/>
-        <w:rPr>
-          <w:sz w:val="28"/>
-          <w:szCs w:val="28"/>
-        </w:rPr>
-      </w:pPr>
-      <w:r>
-        <w:rPr>
-          <w:sz w:val="28"/>
-          <w:szCs w:val="28"/>
-        </w:rPr>
-        <w:t xml:space="preserve">  config.vm.provision "shell", inline: &lt;&lt;-SHELL</w:t>
-      </w:r>
-    </w:p>
-    <w:p>
-      <w:pPr>
-        <w:spacing w:line="360" w:lineRule="auto"/>
-        <w:ind w:leftChars="0" w:firstLineChars="0" w:firstLine="0"/>
-        <w:contextualSpacing/>
-        <w:jc w:val="both"/>
-        <w:outlineLvl w:val="9"/>
-        <w:rPr>
-          <w:sz w:val="28"/>
-          <w:szCs w:val="28"/>
-        </w:rPr>
-      </w:pPr>
-      <w:r>
-        <w:rPr>
-          <w:sz w:val="28"/>
-          <w:szCs w:val="28"/>
-        </w:rPr>
-        <w:t xml:space="preserve">    THEME_SRC="/home/vagrant/shared/wordpress1site-main/wordpress1site-main"</w:t>
-      </w:r>
-    </w:p>
-    <w:p>
-      <w:pPr>
-        <w:spacing w:line="360" w:lineRule="auto"/>
-        <w:ind w:leftChars="0" w:firstLineChars="0" w:firstLine="0"/>
-        <w:contextualSpacing/>
-        <w:jc w:val="both"/>
-        <w:outlineLvl w:val="9"/>
-        <w:rPr>
-          <w:sz w:val="28"/>
-          <w:szCs w:val="28"/>
-        </w:rPr>
-      </w:pPr>
-      <w:r>
-        <w:rPr>
-          <w:sz w:val="28"/>
-          <w:szCs w:val="28"/>
-        </w:rPr>
-        <w:t xml:space="preserve">    THEME_DST="/var/www/html/wp-content/themes/canape"</w:t>
-      </w:r>
-    </w:p>
-    <w:p>
-      <w:pPr>
-        <w:spacing w:line="360" w:lineRule="auto"/>
-        <w:ind w:leftChars="0" w:firstLineChars="0" w:firstLine="0"/>
-        <w:contextualSpacing/>
-        <w:jc w:val="both"/>
-        <w:outlineLvl w:val="9"/>
-        <w:rPr>
-          <w:sz w:val="28"/>
-          <w:szCs w:val="28"/>
-        </w:rPr>
-      </w:pPr>
-      <w:r>
-        <w:rPr>
-          <w:sz w:val="28"/>
-          <w:szCs w:val="28"/>
-        </w:rPr>
-        <w:t xml:space="preserve">    mkdir -p "${THEME_DST}"</w:t>
-      </w:r>
-    </w:p>
-    <w:p>
-      <w:pPr>
-        <w:spacing w:line="360" w:lineRule="auto"/>
-        <w:ind w:leftChars="0" w:firstLineChars="0" w:firstLine="0"/>
-        <w:contextualSpacing/>
-        <w:jc w:val="both"/>
-        <w:outlineLvl w:val="9"/>
-        <w:rPr>
-          <w:sz w:val="28"/>
-          <w:szCs w:val="28"/>
-        </w:rPr>
-      </w:pPr>
-      <w:r>
-        <w:rPr>
-          <w:sz w:val="28"/>
-          <w:szCs w:val="28"/>
-        </w:rPr>
-        <w:t xml:space="preserve">    cp -a "${THEME_SRC}/." "${THEME_DST}/"</w:t>
-      </w:r>
-    </w:p>
-    <w:p>
-      <w:pPr>
-        <w:spacing w:line="360" w:lineRule="auto"/>
-        <w:ind w:leftChars="0" w:firstLineChars="0" w:firstLine="0"/>
-        <w:contextualSpacing/>
-        <w:jc w:val="both"/>
-        <w:outlineLvl w:val="9"/>
-        <w:rPr>
-          <w:sz w:val="28"/>
-          <w:szCs w:val="28"/>
-        </w:rPr>
-      </w:pPr>
-      <w:r>
-        <w:rPr>
-          <w:sz w:val="28"/>
-          <w:szCs w:val="28"/>
-        </w:rPr>
-        <w:t xml:space="preserve">    if [ ! -f "${THEME_DST}/style.css" ]; then</w:t>
-      </w:r>
-    </w:p>
-    <w:p>
-      <w:pPr>
-        <w:spacing w:line="360" w:lineRule="auto"/>
-        <w:ind w:leftChars="0" w:firstLineChars="0" w:firstLine="0"/>
-        <w:contextualSpacing/>
-        <w:jc w:val="both"/>
-        <w:outlineLvl w:val="9"/>
-        <w:rPr>
-          <w:sz w:val="28"/>
-          <w:szCs w:val="28"/>
-        </w:rPr>
-      </w:pPr>
-      <w:r>
-        <w:rPr>
-          <w:sz w:val="28"/>
-          <w:szCs w:val="28"/>
-        </w:rPr>
-        <w:t xml:space="preserve">      echo "/*" &gt; "${THEME_DST}/style.css"</w:t>
-      </w:r>
-    </w:p>
-    <w:p>
-      <w:pPr>
-        <w:spacing w:line="360" w:lineRule="auto"/>
-        <w:ind w:leftChars="0" w:firstLineChars="0" w:firstLine="0"/>
-        <w:contextualSpacing/>
-        <w:jc w:val="both"/>
-        <w:outlineLvl w:val="9"/>
-        <w:rPr>
-          <w:sz w:val="28"/>
-          <w:szCs w:val="28"/>
-        </w:rPr>
-      </w:pPr>
-      <w:r>
-        <w:rPr>
-          <w:sz w:val="28"/>
-          <w:szCs w:val="28"/>
-        </w:rPr>
-        <w:t xml:space="preserve">      echo "Theme Name: Canape" &gt;&gt; "${THEME_DST}/style.css"</w:t>
-      </w:r>
-    </w:p>
-    <w:p>
-      <w:pPr>
-        <w:spacing w:line="360" w:lineRule="auto"/>
-        <w:ind w:leftChars="0" w:firstLineChars="0" w:firstLine="0"/>
-        <w:contextualSpacing/>
-        <w:jc w:val="both"/>
-        <w:outlineLvl w:val="9"/>
-        <w:rPr>
-          <w:sz w:val="28"/>
-          <w:szCs w:val="28"/>
-        </w:rPr>
-      </w:pPr>
-      <w:r>
-        <w:rPr>
-          <w:sz w:val="28"/>
-          <w:szCs w:val="28"/>
-        </w:rPr>
-        <w:t xml:space="preserve">      echo "Theme URI: https://example.com/" &gt;&gt; "${THEME_DST}/style.css"</w:t>
-      </w:r>
-    </w:p>
-    <w:p>
-      <w:pPr>
-        <w:spacing w:line="360" w:lineRule="auto"/>
-        <w:ind w:leftChars="0" w:firstLineChars="0" w:firstLine="0"/>
-        <w:contextualSpacing/>
-        <w:jc w:val="both"/>
-        <w:outlineLvl w:val="9"/>
-        <w:rPr>
-          <w:sz w:val="28"/>
-          <w:szCs w:val="28"/>
-        </w:rPr>
-      </w:pPr>
-      <w:r>
-        <w:rPr>
-          <w:sz w:val="28"/>
-          <w:szCs w:val="28"/>
-        </w:rPr>
-        <w:t xml:space="preserve">      echo "Author: lr6AO" &gt;&gt; "${THEME_DST}/style.css"</w:t>
-      </w:r>
-    </w:p>
-    <w:p>
-      <w:pPr>
-        <w:spacing w:line="360" w:lineRule="auto"/>
-        <w:ind w:leftChars="0" w:firstLineChars="0" w:firstLine="0"/>
-        <w:contextualSpacing/>
-        <w:jc w:val="both"/>
-        <w:outlineLvl w:val="9"/>
-        <w:rPr>
-          <w:sz w:val="28"/>
-          <w:szCs w:val="28"/>
-        </w:rPr>
-      </w:pPr>
-      <w:r>
-        <w:rPr>
-          <w:sz w:val="28"/>
-          <w:szCs w:val="28"/>
-        </w:rPr>
-        <w:t xml:space="preserve">      echo "Description: Тема сайту, розгорнута під час provisioning WordPress" &gt;&gt; "${THEME_DST}/style.css"</w:t>
-      </w:r>
-    </w:p>
-    <w:p>
-      <w:pPr>
-        <w:spacing w:line="360" w:lineRule="auto"/>
-        <w:ind w:leftChars="0" w:firstLineChars="0" w:firstLine="0"/>
-        <w:contextualSpacing/>
-        <w:jc w:val="both"/>
-        <w:outlineLvl w:val="9"/>
-        <w:rPr>
-          <w:sz w:val="28"/>
-          <w:szCs w:val="28"/>
-        </w:rPr>
-      </w:pPr>
-      <w:r>
-        <w:rPr>
-          <w:sz w:val="28"/>
-          <w:szCs w:val="28"/>
-        </w:rPr>
-        <w:t xml:space="preserve">      echo "Version: 1.0" &gt;&gt; "${THEME_DST}/style.css"</w:t>
-      </w:r>
-    </w:p>
-    <w:p>
-      <w:pPr>
-        <w:spacing w:line="360" w:lineRule="auto"/>
-        <w:ind w:leftChars="0" w:firstLineChars="0" w:firstLine="0"/>
-        <w:contextualSpacing/>
-        <w:jc w:val="both"/>
-        <w:outlineLvl w:val="9"/>
-        <w:rPr>
-          <w:sz w:val="28"/>
-          <w:szCs w:val="28"/>
-        </w:rPr>
-      </w:pPr>
-      <w:r>
-        <w:rPr>
-          <w:sz w:val="28"/>
-          <w:szCs w:val="28"/>
-        </w:rPr>
-        <w:t xml:space="preserve">      echo "Text Domain: canape" &gt;&gt; "${THEME_DST}/style.css"</w:t>
-      </w:r>
-    </w:p>
-    <w:p>
-      <w:pPr>
-        <w:spacing w:line="360" w:lineRule="auto"/>
-        <w:ind w:leftChars="0" w:firstLineChars="0" w:firstLine="0"/>
-        <w:contextualSpacing/>
-        <w:jc w:val="both"/>
-        <w:outlineLvl w:val="9"/>
-        <w:rPr>
-          <w:sz w:val="28"/>
-          <w:szCs w:val="28"/>
-        </w:rPr>
-      </w:pPr>
-      <w:r>
-        <w:rPr>
-          <w:sz w:val="28"/>
-          <w:szCs w:val="28"/>
-        </w:rPr>
-        <w:lastRenderedPageBreak/>
-        <w:t xml:space="preserve">      echo "*/" &gt;&gt; "${THEME_DST}/style.css"</w:t>
-      </w:r>
-    </w:p>
-    <w:p>
-      <w:pPr>
-        <w:spacing w:line="360" w:lineRule="auto"/>
-        <w:ind w:leftChars="0" w:firstLineChars="0" w:firstLine="0"/>
-        <w:contextualSpacing/>
-        <w:jc w:val="both"/>
-        <w:outlineLvl w:val="9"/>
-        <w:rPr>
-          <w:sz w:val="28"/>
-          <w:szCs w:val="28"/>
-        </w:rPr>
-      </w:pPr>
-      <w:r>
-        <w:rPr>
-          <w:sz w:val="28"/>
-          <w:szCs w:val="28"/>
-        </w:rPr>
         <w:t xml:space="preserve">    fi</w:t>
       </w:r>
     </w:p>
@@ -10691,7 +10697,7 @@
 </file>
 
 <file path=customXml/itemProps2.xml><?xml version="1.0" encoding="utf-8"?>
-<ds:datastoreItem xmlns:ds="http://schemas.openxmlformats.org/officeDocument/2006/customXml" ds:itemID="{9EB3B813-1A7E-4CD0-87F3-225E8CF2CFA0}">
+<ds:datastoreItem xmlns:ds="http://schemas.openxmlformats.org/officeDocument/2006/customXml" ds:itemID="{CBDEF83E-3F8A-4DC5-9F3A-29537EA36DBC}">
   <ds:schemaRefs>
     <ds:schemaRef ds:uri="http://schemas.openxmlformats.org/officeDocument/2006/bibliography"/>
   </ds:schemaRefs>

--- a/Адміністрування обчислювальних комплексів Зроблені ЛР/Лабораторна робота 6 - Матакова А.В. - 409а - Адміністрування обчислювальних комплексів.docx
+++ b/Адміністрування обчислювальних комплексів Зроблені ЛР/Лабораторна робота 6 - Матакова А.В. - 409а - Адміністрування обчислювальних комплексів.docx
@@ -2246,16 +2246,7 @@
           <w:sz w:val="28"/>
           <w:szCs w:val="28"/>
         </w:rPr>
-        <w:t>Джерелом образу ОС є портал Vagrant Cloud</w:t>
-      </w:r>
-      <w:bookmarkStart w:id="0" w:name="_GoBack"/>
-      <w:bookmarkEnd w:id="0"/>
-      <w:r>
-        <w:rPr>
-          <w:sz w:val="28"/>
-          <w:szCs w:val="28"/>
-        </w:rPr>
-        <w:t xml:space="preserve">. У цій роботі використано box ubuntu/jammy64 </w:t>
+        <w:t xml:space="preserve">Джерелом образу ОС є портал Vagrant Cloud. У цій роботі використано box ubuntu/jammy64 </w:t>
       </w:r>
       <w:r>
         <w:rPr>
@@ -2312,6 +2303,86 @@
           <w:szCs w:val="28"/>
         </w:rPr>
       </w:pPr>
+      <w:r>
+        <w:rPr>
+          <w:sz w:val="28"/>
+          <w:szCs w:val="28"/>
+        </w:rPr>
+        <w:t>Основні параметри: config.vm.box (базовий образ), config.vm.hostname (ім</w:t>
+      </w:r>
+      <w:r>
+        <w:rPr>
+          <w:sz w:val="28"/>
+          <w:szCs w:val="28"/>
+        </w:rPr>
+        <w:t>’</w:t>
+      </w:r>
+      <w:r>
+        <w:rPr>
+          <w:sz w:val="28"/>
+          <w:szCs w:val="28"/>
+        </w:rPr>
+        <w:t>я машини), config.vm.network (мережеві з</w:t>
+      </w:r>
+      <w:r>
+        <w:rPr>
+          <w:sz w:val="28"/>
+          <w:szCs w:val="28"/>
+        </w:rPr>
+        <w:t>’</w:t>
+      </w:r>
+      <w:r>
+        <w:rPr>
+          <w:sz w:val="28"/>
+          <w:szCs w:val="28"/>
+        </w:rPr>
+        <w:t xml:space="preserve">єднання), config.vm.synced_folder </w:t>
+      </w:r>
+      <w:r>
+        <w:rPr>
+          <w:sz w:val="28"/>
+          <w:szCs w:val="28"/>
+        </w:rPr>
+        <w:lastRenderedPageBreak/>
+        <w:t xml:space="preserve">(синхронізовані директорії), config.vm.provider (ресурси провайдера </w:t>
+      </w:r>
+      <w:r>
+        <w:rPr>
+          <w:sz w:val="28"/>
+          <w:szCs w:val="28"/>
+        </w:rPr>
+        <w:t>–</w:t>
+      </w:r>
+      <w:r>
+        <w:rPr>
+          <w:sz w:val="28"/>
+          <w:szCs w:val="28"/>
+        </w:rPr>
+        <w:t xml:space="preserve"> пам</w:t>
+      </w:r>
+      <w:r>
+        <w:rPr>
+          <w:sz w:val="28"/>
+          <w:szCs w:val="28"/>
+        </w:rPr>
+        <w:t>’</w:t>
+      </w:r>
+      <w:r>
+        <w:rPr>
+          <w:sz w:val="28"/>
+          <w:szCs w:val="28"/>
+        </w:rPr>
+        <w:t>ять, процесори, назва ВМ) та config.vm.provision (скрипти автоматичного налаштування, які можуть повторюватись кілька разів для послідовного встановлення різних компонентів</w:t>
+      </w:r>
+      <w:bookmarkStart w:id="0" w:name="_GoBack"/>
+      <w:bookmarkEnd w:id="0"/>
+      <w:r>
+        <w:rPr>
+          <w:sz w:val="28"/>
+          <w:szCs w:val="28"/>
+        </w:rPr>
+        <w:t>).</w:t>
+      </w:r>
     </w:p>
     <w:p>
       <w:pPr>
@@ -2869,6 +2940,7 @@
           <w:sz w:val="28"/>
           <w:szCs w:val="28"/>
         </w:rPr>
+        <w:lastRenderedPageBreak/>
         <w:t xml:space="preserve">  config.vm.provider "virtualbox" do |vb|</w:t>
       </w:r>
     </w:p>
@@ -2969,8 +3041,488 @@
           <w:sz w:val="28"/>
           <w:szCs w:val="28"/>
         </w:rPr>
+        <w:t xml:space="preserve">  end</w:t>
+      </w:r>
+    </w:p>
+    <w:p>
+      <w:pPr>
+        <w:spacing w:line="360" w:lineRule="auto"/>
+        <w:ind w:leftChars="0" w:firstLineChars="0" w:firstLine="0"/>
+        <w:contextualSpacing/>
+        <w:jc w:val="both"/>
+        <w:outlineLvl w:val="9"/>
+        <w:rPr>
+          <w:sz w:val="28"/>
+          <w:szCs w:val="28"/>
+        </w:rPr>
+      </w:pPr>
+      <w:r>
+        <w:rPr>
+          <w:sz w:val="28"/>
+          <w:szCs w:val="28"/>
+        </w:rPr>
+        <w:t xml:space="preserve">  # Синхронізація папки проєкту з віртуальною машиною</w:t>
+      </w:r>
+    </w:p>
+    <w:p>
+      <w:pPr>
+        <w:spacing w:line="360" w:lineRule="auto"/>
+        <w:ind w:leftChars="0" w:firstLineChars="0" w:firstLine="0"/>
+        <w:contextualSpacing/>
+        <w:jc w:val="both"/>
+        <w:outlineLvl w:val="9"/>
+        <w:rPr>
+          <w:sz w:val="28"/>
+          <w:szCs w:val="28"/>
+        </w:rPr>
+      </w:pPr>
+      <w:r>
+        <w:rPr>
+          <w:sz w:val="28"/>
+          <w:szCs w:val="28"/>
+        </w:rPr>
+        <w:t xml:space="preserve">  config.vm.synced_folder ".", "/vagrant"</w:t>
+      </w:r>
+    </w:p>
+    <w:p>
+      <w:pPr>
+        <w:spacing w:line="360" w:lineRule="auto"/>
+        <w:ind w:leftChars="0" w:firstLineChars="0" w:firstLine="0"/>
+        <w:contextualSpacing/>
+        <w:jc w:val="both"/>
+        <w:outlineLvl w:val="9"/>
+        <w:rPr>
+          <w:sz w:val="28"/>
+          <w:szCs w:val="28"/>
+        </w:rPr>
+      </w:pPr>
+      <w:r>
+        <w:rPr>
+          <w:sz w:val="28"/>
+          <w:szCs w:val="28"/>
+        </w:rPr>
+        <w:t xml:space="preserve">  # Додаткова синхронізована директорія: локальна папка ./shared монтується у /home/vagrant/shared</w:t>
+      </w:r>
+    </w:p>
+    <w:p>
+      <w:pPr>
+        <w:spacing w:line="360" w:lineRule="auto"/>
+        <w:ind w:leftChars="0" w:firstLineChars="0" w:firstLine="0"/>
+        <w:contextualSpacing/>
+        <w:jc w:val="both"/>
+        <w:outlineLvl w:val="9"/>
+        <w:rPr>
+          <w:sz w:val="28"/>
+          <w:szCs w:val="28"/>
+        </w:rPr>
+      </w:pPr>
+      <w:r>
+        <w:rPr>
+          <w:sz w:val="28"/>
+          <w:szCs w:val="28"/>
+        </w:rPr>
+        <w:t xml:space="preserve">  config.vm.synced_folder "./shared", "/home/vagrant/shared", create: true</w:t>
+      </w:r>
+    </w:p>
+    <w:p>
+      <w:pPr>
+        <w:spacing w:line="360" w:lineRule="auto"/>
+        <w:ind w:leftChars="0" w:firstLineChars="0" w:firstLine="0"/>
+        <w:contextualSpacing/>
+        <w:jc w:val="both"/>
+        <w:outlineLvl w:val="9"/>
+        <w:rPr>
+          <w:sz w:val="28"/>
+          <w:szCs w:val="28"/>
+        </w:rPr>
+      </w:pPr>
+      <w:r>
+        <w:rPr>
+          <w:sz w:val="28"/>
+          <w:szCs w:val="28"/>
+        </w:rPr>
+        <w:t xml:space="preserve">  # Первинне налаштування системи при створенні машини</w:t>
+      </w:r>
+    </w:p>
+    <w:p>
+      <w:pPr>
+        <w:spacing w:line="360" w:lineRule="auto"/>
+        <w:ind w:leftChars="0" w:firstLineChars="0" w:firstLine="0"/>
+        <w:contextualSpacing/>
+        <w:jc w:val="both"/>
+        <w:outlineLvl w:val="9"/>
+        <w:rPr>
+          <w:sz w:val="28"/>
+          <w:szCs w:val="28"/>
+        </w:rPr>
+      </w:pPr>
+      <w:r>
+        <w:rPr>
+          <w:sz w:val="28"/>
+          <w:szCs w:val="28"/>
+        </w:rPr>
+        <w:t xml:space="preserve">  config.vm.provision "shell", inline: &lt;&lt;-SHELL</w:t>
+      </w:r>
+    </w:p>
+    <w:p>
+      <w:pPr>
+        <w:spacing w:line="360" w:lineRule="auto"/>
+        <w:ind w:leftChars="0" w:firstLineChars="0" w:firstLine="0"/>
+        <w:contextualSpacing/>
+        <w:jc w:val="both"/>
+        <w:outlineLvl w:val="9"/>
+        <w:rPr>
+          <w:sz w:val="28"/>
+          <w:szCs w:val="28"/>
+        </w:rPr>
+      </w:pPr>
+      <w:r>
+        <w:rPr>
+          <w:sz w:val="28"/>
+          <w:szCs w:val="28"/>
+        </w:rPr>
+        <w:t xml:space="preserve">    apt-get update</w:t>
+      </w:r>
+    </w:p>
+    <w:p>
+      <w:pPr>
+        <w:spacing w:line="360" w:lineRule="auto"/>
+        <w:ind w:leftChars="0" w:firstLineChars="0" w:firstLine="0"/>
+        <w:contextualSpacing/>
+        <w:jc w:val="both"/>
+        <w:outlineLvl w:val="9"/>
+        <w:rPr>
+          <w:sz w:val="28"/>
+          <w:szCs w:val="28"/>
+        </w:rPr>
+      </w:pPr>
+      <w:r>
+        <w:rPr>
+          <w:sz w:val="28"/>
+          <w:szCs w:val="28"/>
+        </w:rPr>
+        <w:t xml:space="preserve">    apt-get upgrade -y</w:t>
+      </w:r>
+    </w:p>
+    <w:p>
+      <w:pPr>
+        <w:spacing w:line="360" w:lineRule="auto"/>
+        <w:ind w:leftChars="0" w:firstLineChars="0" w:firstLine="0"/>
+        <w:contextualSpacing/>
+        <w:jc w:val="both"/>
+        <w:outlineLvl w:val="9"/>
+        <w:rPr>
+          <w:sz w:val="28"/>
+          <w:szCs w:val="28"/>
+        </w:rPr>
+      </w:pPr>
+      <w:r>
+        <w:rPr>
+          <w:sz w:val="28"/>
+          <w:szCs w:val="28"/>
+        </w:rPr>
+        <w:t xml:space="preserve">  SHELL</w:t>
+      </w:r>
+    </w:p>
+    <w:p>
+      <w:pPr>
+        <w:spacing w:line="360" w:lineRule="auto"/>
+        <w:ind w:leftChars="0" w:firstLineChars="0" w:firstLine="0"/>
+        <w:contextualSpacing/>
+        <w:jc w:val="both"/>
+        <w:outlineLvl w:val="9"/>
+        <w:rPr>
+          <w:sz w:val="28"/>
+          <w:szCs w:val="28"/>
+        </w:rPr>
+      </w:pPr>
+      <w:r>
+        <w:rPr>
+          <w:sz w:val="28"/>
+          <w:szCs w:val="28"/>
+        </w:rPr>
+        <w:t xml:space="preserve">  # Встановлення Apache2 та розгортання HTML-сайту з папки shared</w:t>
+      </w:r>
+    </w:p>
+    <w:p>
+      <w:pPr>
+        <w:spacing w:line="360" w:lineRule="auto"/>
+        <w:ind w:leftChars="0" w:firstLineChars="0" w:firstLine="0"/>
+        <w:contextualSpacing/>
+        <w:jc w:val="both"/>
+        <w:outlineLvl w:val="9"/>
+        <w:rPr>
+          <w:sz w:val="28"/>
+          <w:szCs w:val="28"/>
+        </w:rPr>
+      </w:pPr>
+      <w:r>
+        <w:rPr>
+          <w:sz w:val="28"/>
+          <w:szCs w:val="28"/>
+        </w:rPr>
+        <w:t xml:space="preserve">  config.vm.provision "shell", inline: &lt;&lt;-SHELL</w:t>
+      </w:r>
+    </w:p>
+    <w:p>
+      <w:pPr>
+        <w:spacing w:line="360" w:lineRule="auto"/>
+        <w:ind w:leftChars="0" w:firstLineChars="0" w:firstLine="0"/>
+        <w:contextualSpacing/>
+        <w:jc w:val="both"/>
+        <w:outlineLvl w:val="9"/>
+        <w:rPr>
+          <w:sz w:val="28"/>
+          <w:szCs w:val="28"/>
+        </w:rPr>
+      </w:pPr>
+      <w:r>
+        <w:rPr>
+          <w:sz w:val="28"/>
+          <w:szCs w:val="28"/>
+        </w:rPr>
+        <w:t xml:space="preserve">    apt-get install -y apache2</w:t>
+      </w:r>
+    </w:p>
+    <w:p>
+      <w:pPr>
+        <w:spacing w:line="360" w:lineRule="auto"/>
+        <w:ind w:leftChars="0" w:firstLineChars="0" w:firstLine="0"/>
+        <w:contextualSpacing/>
+        <w:jc w:val="both"/>
+        <w:outlineLvl w:val="9"/>
+        <w:rPr>
+          <w:sz w:val="28"/>
+          <w:szCs w:val="28"/>
+        </w:rPr>
+      </w:pPr>
+      <w:r>
+        <w:rPr>
+          <w:sz w:val="28"/>
+          <w:szCs w:val="28"/>
+        </w:rPr>
+        <w:t xml:space="preserve">    rm -f /var/www/html/index.html</w:t>
+      </w:r>
+    </w:p>
+    <w:p>
+      <w:pPr>
+        <w:spacing w:line="360" w:lineRule="auto"/>
+        <w:ind w:leftChars="0" w:firstLineChars="0" w:firstLine="0"/>
+        <w:contextualSpacing/>
+        <w:jc w:val="both"/>
+        <w:outlineLvl w:val="9"/>
+        <w:rPr>
+          <w:sz w:val="28"/>
+          <w:szCs w:val="28"/>
+        </w:rPr>
+      </w:pPr>
+      <w:r>
+        <w:rPr>
+          <w:sz w:val="28"/>
+          <w:szCs w:val="28"/>
+        </w:rPr>
+        <w:t xml:space="preserve">    cp /home/vagrant/shared/index.html /var/www/html/index.html</w:t>
+      </w:r>
+    </w:p>
+    <w:p>
+      <w:pPr>
+        <w:spacing w:line="360" w:lineRule="auto"/>
+        <w:ind w:leftChars="0" w:firstLineChars="0" w:firstLine="0"/>
+        <w:contextualSpacing/>
+        <w:jc w:val="both"/>
+        <w:outlineLvl w:val="9"/>
+        <w:rPr>
+          <w:sz w:val="28"/>
+          <w:szCs w:val="28"/>
+        </w:rPr>
+      </w:pPr>
+      <w:r>
+        <w:rPr>
+          <w:sz w:val="28"/>
+          <w:szCs w:val="28"/>
+        </w:rPr>
+        <w:t xml:space="preserve">    cp /home/vagrant/shared/style.css /var/www/html/style.css</w:t>
+      </w:r>
+    </w:p>
+    <w:p>
+      <w:pPr>
+        <w:spacing w:line="360" w:lineRule="auto"/>
+        <w:ind w:leftChars="0" w:firstLineChars="0" w:firstLine="0"/>
+        <w:contextualSpacing/>
+        <w:jc w:val="both"/>
+        <w:outlineLvl w:val="9"/>
+        <w:rPr>
+          <w:sz w:val="28"/>
+          <w:szCs w:val="28"/>
+        </w:rPr>
+      </w:pPr>
+      <w:r>
+        <w:rPr>
+          <w:sz w:val="28"/>
+          <w:szCs w:val="28"/>
+        </w:rPr>
+        <w:t xml:space="preserve">    systemctl enable apache2</w:t>
+      </w:r>
+    </w:p>
+    <w:p>
+      <w:pPr>
+        <w:spacing w:line="360" w:lineRule="auto"/>
+        <w:ind w:leftChars="0" w:firstLineChars="0" w:firstLine="0"/>
+        <w:contextualSpacing/>
+        <w:jc w:val="both"/>
+        <w:outlineLvl w:val="9"/>
+        <w:rPr>
+          <w:sz w:val="28"/>
+          <w:szCs w:val="28"/>
+        </w:rPr>
+      </w:pPr>
+      <w:r>
+        <w:rPr>
+          <w:sz w:val="28"/>
+          <w:szCs w:val="28"/>
+        </w:rPr>
+        <w:t xml:space="preserve">    systemctl restart apache2</w:t>
+      </w:r>
+    </w:p>
+    <w:p>
+      <w:pPr>
+        <w:spacing w:line="360" w:lineRule="auto"/>
+        <w:ind w:leftChars="0" w:firstLineChars="0" w:firstLine="0"/>
+        <w:contextualSpacing/>
+        <w:jc w:val="both"/>
+        <w:outlineLvl w:val="9"/>
+        <w:rPr>
+          <w:sz w:val="28"/>
+          <w:szCs w:val="28"/>
+        </w:rPr>
+      </w:pPr>
+      <w:r>
+        <w:rPr>
+          <w:sz w:val="28"/>
+          <w:szCs w:val="28"/>
+        </w:rPr>
+        <w:t xml:space="preserve">  SHELL</w:t>
+      </w:r>
+    </w:p>
+    <w:p>
+      <w:pPr>
+        <w:spacing w:line="360" w:lineRule="auto"/>
+        <w:ind w:leftChars="0" w:firstLineChars="0" w:firstLine="0"/>
+        <w:contextualSpacing/>
+        <w:jc w:val="both"/>
+        <w:outlineLvl w:val="9"/>
+        <w:rPr>
+          <w:sz w:val="28"/>
+          <w:szCs w:val="28"/>
+        </w:rPr>
+      </w:pPr>
+      <w:r>
+        <w:rPr>
+          <w:sz w:val="28"/>
+          <w:szCs w:val="28"/>
+        </w:rPr>
+        <w:t xml:space="preserve">  # Встановлення PHP та розширень, необхідних для роботи WordPress</w:t>
+      </w:r>
+    </w:p>
+    <w:p>
+      <w:pPr>
+        <w:spacing w:line="360" w:lineRule="auto"/>
+        <w:ind w:leftChars="0" w:firstLineChars="0" w:firstLine="0"/>
+        <w:contextualSpacing/>
+        <w:jc w:val="both"/>
+        <w:outlineLvl w:val="9"/>
+        <w:rPr>
+          <w:sz w:val="28"/>
+          <w:szCs w:val="28"/>
+        </w:rPr>
+      </w:pPr>
+      <w:r>
+        <w:rPr>
+          <w:sz w:val="28"/>
+          <w:szCs w:val="28"/>
+        </w:rPr>
+        <w:t xml:space="preserve">  config.vm.provision "shell", inline: &lt;&lt;-SHELL</w:t>
+      </w:r>
+    </w:p>
+    <w:p>
+      <w:pPr>
+        <w:spacing w:line="360" w:lineRule="auto"/>
+        <w:ind w:leftChars="0" w:firstLineChars="0" w:firstLine="0"/>
+        <w:contextualSpacing/>
+        <w:jc w:val="both"/>
+        <w:outlineLvl w:val="9"/>
+        <w:rPr>
+          <w:sz w:val="28"/>
+          <w:szCs w:val="28"/>
+        </w:rPr>
+      </w:pPr>
+      <w:r>
+        <w:rPr>
+          <w:sz w:val="28"/>
+          <w:szCs w:val="28"/>
+        </w:rPr>
+        <w:t xml:space="preserve">    apt-get install -y php php-cli libapache2-mod-php php-mysql php-curl \</w:t>
+      </w:r>
+    </w:p>
+    <w:p>
+      <w:pPr>
+        <w:spacing w:line="360" w:lineRule="auto"/>
+        <w:ind w:leftChars="0" w:firstLineChars="0" w:firstLine="0"/>
+        <w:contextualSpacing/>
+        <w:jc w:val="both"/>
+        <w:outlineLvl w:val="9"/>
+        <w:rPr>
+          <w:sz w:val="28"/>
+          <w:szCs w:val="28"/>
+        </w:rPr>
+      </w:pPr>
+      <w:r>
+        <w:rPr>
+          <w:sz w:val="28"/>
+          <w:szCs w:val="28"/>
+        </w:rPr>
+        <w:t xml:space="preserve">      php-gd php-mbstring php-xml php-zip php-intl php-bcmath unzip curl</w:t>
+      </w:r>
+    </w:p>
+    <w:p>
+      <w:pPr>
+        <w:spacing w:line="360" w:lineRule="auto"/>
+        <w:ind w:leftChars="0" w:firstLineChars="0" w:firstLine="0"/>
+        <w:contextualSpacing/>
+        <w:jc w:val="both"/>
+        <w:outlineLvl w:val="9"/>
+        <w:rPr>
+          <w:sz w:val="28"/>
+          <w:szCs w:val="28"/>
+        </w:rPr>
+      </w:pPr>
+      <w:r>
+        <w:rPr>
+          <w:sz w:val="28"/>
+          <w:szCs w:val="28"/>
+        </w:rPr>
+        <w:t xml:space="preserve">    a2enmod rewrite</w:t>
+      </w:r>
+    </w:p>
+    <w:p>
+      <w:pPr>
+        <w:spacing w:line="360" w:lineRule="auto"/>
+        <w:ind w:leftChars="0" w:firstLineChars="0" w:firstLine="0"/>
+        <w:contextualSpacing/>
+        <w:jc w:val="both"/>
+        <w:outlineLvl w:val="9"/>
+        <w:rPr>
+          <w:sz w:val="28"/>
+          <w:szCs w:val="28"/>
+        </w:rPr>
+      </w:pPr>
+      <w:r>
+        <w:rPr>
+          <w:sz w:val="28"/>
+          <w:szCs w:val="28"/>
+        </w:rPr>
         <w:lastRenderedPageBreak/>
-        <w:t xml:space="preserve">  end</w:t>
+        <w:t xml:space="preserve">    systemctl restart apache2</w:t>
       </w:r>
     </w:p>
     <w:p>
@@ -2990,7 +3542,7 @@
           <w:sz w:val="28"/>
           <w:szCs w:val="28"/>
         </w:rPr>
-        <w:t xml:space="preserve">  # Синхронізація папки проєкту з віртуальною машиною</w:t>
+        <w:t xml:space="preserve">  SHELL</w:t>
       </w:r>
     </w:p>
     <w:p>
@@ -3010,7 +3562,7 @@
           <w:sz w:val="28"/>
           <w:szCs w:val="28"/>
         </w:rPr>
-        <w:t xml:space="preserve">  config.vm.synced_folder ".", "/vagrant"</w:t>
+        <w:t xml:space="preserve">  # Встановлення та первинне налаштування MySQL для бази даних WordPress</w:t>
       </w:r>
     </w:p>
     <w:p>
@@ -3030,7 +3582,7 @@
           <w:sz w:val="28"/>
           <w:szCs w:val="28"/>
         </w:rPr>
-        <w:t xml:space="preserve">  # Додаткова синхронізована директорія: локальна папка ./shared монтується у /home/vagrant/shared</w:t>
+        <w:t xml:space="preserve">  config.vm.provision "shell", inline: &lt;&lt;-SHELL</w:t>
       </w:r>
     </w:p>
     <w:p>
@@ -3050,7 +3602,7 @@
           <w:sz w:val="28"/>
           <w:szCs w:val="28"/>
         </w:rPr>
-        <w:t xml:space="preserve">  config.vm.synced_folder "./shared", "/home/vagrant/shared", create: true</w:t>
+        <w:t xml:space="preserve">    DB_NAME="wordpress_db"</w:t>
       </w:r>
     </w:p>
     <w:p>
@@ -3070,7 +3622,7 @@
           <w:sz w:val="28"/>
           <w:szCs w:val="28"/>
         </w:rPr>
-        <w:t xml:space="preserve">  # Первинне налаштування системи при створенні машини</w:t>
+        <w:t xml:space="preserve">    DB_USER="wp_user"</w:t>
       </w:r>
     </w:p>
     <w:p>
@@ -3090,6 +3642,206 @@
           <w:sz w:val="28"/>
           <w:szCs w:val="28"/>
         </w:rPr>
+        <w:t xml:space="preserve">    DB_PASS="wp_password"</w:t>
+      </w:r>
+    </w:p>
+    <w:p>
+      <w:pPr>
+        <w:spacing w:line="360" w:lineRule="auto"/>
+        <w:ind w:leftChars="0" w:firstLineChars="0" w:firstLine="0"/>
+        <w:contextualSpacing/>
+        <w:jc w:val="both"/>
+        <w:outlineLvl w:val="9"/>
+        <w:rPr>
+          <w:sz w:val="28"/>
+          <w:szCs w:val="28"/>
+        </w:rPr>
+      </w:pPr>
+      <w:r>
+        <w:rPr>
+          <w:sz w:val="28"/>
+          <w:szCs w:val="28"/>
+        </w:rPr>
+        <w:t xml:space="preserve">    apt-get install -y mysql-server</w:t>
+      </w:r>
+    </w:p>
+    <w:p>
+      <w:pPr>
+        <w:spacing w:line="360" w:lineRule="auto"/>
+        <w:ind w:leftChars="0" w:firstLineChars="0" w:firstLine="0"/>
+        <w:contextualSpacing/>
+        <w:jc w:val="both"/>
+        <w:outlineLvl w:val="9"/>
+        <w:rPr>
+          <w:sz w:val="28"/>
+          <w:szCs w:val="28"/>
+        </w:rPr>
+      </w:pPr>
+      <w:r>
+        <w:rPr>
+          <w:sz w:val="28"/>
+          <w:szCs w:val="28"/>
+        </w:rPr>
+        <w:t xml:space="preserve">    systemctl enable mysql</w:t>
+      </w:r>
+    </w:p>
+    <w:p>
+      <w:pPr>
+        <w:spacing w:line="360" w:lineRule="auto"/>
+        <w:ind w:leftChars="0" w:firstLineChars="0" w:firstLine="0"/>
+        <w:contextualSpacing/>
+        <w:jc w:val="both"/>
+        <w:outlineLvl w:val="9"/>
+        <w:rPr>
+          <w:sz w:val="28"/>
+          <w:szCs w:val="28"/>
+        </w:rPr>
+      </w:pPr>
+      <w:r>
+        <w:rPr>
+          <w:sz w:val="28"/>
+          <w:szCs w:val="28"/>
+        </w:rPr>
+        <w:t xml:space="preserve">    systemctl start mysql</w:t>
+      </w:r>
+    </w:p>
+    <w:p>
+      <w:pPr>
+        <w:spacing w:line="360" w:lineRule="auto"/>
+        <w:ind w:leftChars="0" w:firstLineChars="0" w:firstLine="0"/>
+        <w:contextualSpacing/>
+        <w:jc w:val="both"/>
+        <w:outlineLvl w:val="9"/>
+        <w:rPr>
+          <w:sz w:val="28"/>
+          <w:szCs w:val="28"/>
+        </w:rPr>
+      </w:pPr>
+      <w:r>
+        <w:rPr>
+          <w:sz w:val="28"/>
+          <w:szCs w:val="28"/>
+        </w:rPr>
+        <w:t xml:space="preserve">    mysql -u root -e "CREATE DATABASE IF NOT EXISTS ${DB_NAME} CHARACTER SET utf8mb4 COLLATE utf8mb4_unicode_ci;"</w:t>
+      </w:r>
+    </w:p>
+    <w:p>
+      <w:pPr>
+        <w:spacing w:line="360" w:lineRule="auto"/>
+        <w:ind w:leftChars="0" w:firstLineChars="0" w:firstLine="0"/>
+        <w:contextualSpacing/>
+        <w:jc w:val="both"/>
+        <w:outlineLvl w:val="9"/>
+        <w:rPr>
+          <w:sz w:val="28"/>
+          <w:szCs w:val="28"/>
+        </w:rPr>
+      </w:pPr>
+      <w:r>
+        <w:rPr>
+          <w:sz w:val="28"/>
+          <w:szCs w:val="28"/>
+        </w:rPr>
+        <w:t xml:space="preserve">    mysql -u root -e "CREATE USER IF NOT EXISTS '${DB_USER}'@'localhost' IDENTIFIED BY '${DB_PASS}';"</w:t>
+      </w:r>
+    </w:p>
+    <w:p>
+      <w:pPr>
+        <w:spacing w:line="360" w:lineRule="auto"/>
+        <w:ind w:leftChars="0" w:firstLineChars="0" w:firstLine="0"/>
+        <w:contextualSpacing/>
+        <w:jc w:val="both"/>
+        <w:outlineLvl w:val="9"/>
+        <w:rPr>
+          <w:sz w:val="28"/>
+          <w:szCs w:val="28"/>
+        </w:rPr>
+      </w:pPr>
+      <w:r>
+        <w:rPr>
+          <w:sz w:val="28"/>
+          <w:szCs w:val="28"/>
+        </w:rPr>
+        <w:t xml:space="preserve">    mysql -u root -e "GRANT ALL PRIVILEGES ON ${DB_NAME}.* TO '${DB_USER}'@'localhost';"</w:t>
+      </w:r>
+    </w:p>
+    <w:p>
+      <w:pPr>
+        <w:spacing w:line="360" w:lineRule="auto"/>
+        <w:ind w:leftChars="0" w:firstLineChars="0" w:firstLine="0"/>
+        <w:contextualSpacing/>
+        <w:jc w:val="both"/>
+        <w:outlineLvl w:val="9"/>
+        <w:rPr>
+          <w:sz w:val="28"/>
+          <w:szCs w:val="28"/>
+        </w:rPr>
+      </w:pPr>
+      <w:r>
+        <w:rPr>
+          <w:sz w:val="28"/>
+          <w:szCs w:val="28"/>
+        </w:rPr>
+        <w:t xml:space="preserve">    mysql -u root -e "FLUSH PRIVILEGES;"</w:t>
+      </w:r>
+    </w:p>
+    <w:p>
+      <w:pPr>
+        <w:spacing w:line="360" w:lineRule="auto"/>
+        <w:ind w:leftChars="0" w:firstLineChars="0" w:firstLine="0"/>
+        <w:contextualSpacing/>
+        <w:jc w:val="both"/>
+        <w:outlineLvl w:val="9"/>
+        <w:rPr>
+          <w:sz w:val="28"/>
+          <w:szCs w:val="28"/>
+        </w:rPr>
+      </w:pPr>
+      <w:r>
+        <w:rPr>
+          <w:sz w:val="28"/>
+          <w:szCs w:val="28"/>
+        </w:rPr>
+        <w:t xml:space="preserve">  SHELL</w:t>
+      </w:r>
+    </w:p>
+    <w:p>
+      <w:pPr>
+        <w:spacing w:line="360" w:lineRule="auto"/>
+        <w:ind w:leftChars="0" w:firstLineChars="0" w:firstLine="0"/>
+        <w:contextualSpacing/>
+        <w:jc w:val="both"/>
+        <w:outlineLvl w:val="9"/>
+        <w:rPr>
+          <w:sz w:val="28"/>
+          <w:szCs w:val="28"/>
+        </w:rPr>
+      </w:pPr>
+      <w:r>
+        <w:rPr>
+          <w:sz w:val="28"/>
+          <w:szCs w:val="28"/>
+        </w:rPr>
+        <w:t xml:space="preserve">  # Встановлення WP-CLI — інструмент для керування WordPress з командного рядка</w:t>
+      </w:r>
+    </w:p>
+    <w:p>
+      <w:pPr>
+        <w:spacing w:line="360" w:lineRule="auto"/>
+        <w:ind w:leftChars="0" w:firstLineChars="0" w:firstLine="0"/>
+        <w:contextualSpacing/>
+        <w:jc w:val="both"/>
+        <w:outlineLvl w:val="9"/>
+        <w:rPr>
+          <w:sz w:val="28"/>
+          <w:szCs w:val="28"/>
+        </w:rPr>
+      </w:pPr>
+      <w:r>
+        <w:rPr>
+          <w:sz w:val="28"/>
+          <w:szCs w:val="28"/>
+        </w:rPr>
         <w:t xml:space="preserve">  config.vm.provision "shell", inline: &lt;&lt;-SHELL</w:t>
       </w:r>
     </w:p>
@@ -3110,7 +3862,7 @@
           <w:sz w:val="28"/>
           <w:szCs w:val="28"/>
         </w:rPr>
-        <w:t xml:space="preserve">    apt-get update</w:t>
+        <w:t xml:space="preserve">    if [ ! -f /usr/local/bin/wp ]; then</w:t>
       </w:r>
     </w:p>
     <w:p>
@@ -3130,7 +3882,7 @@
           <w:sz w:val="28"/>
           <w:szCs w:val="28"/>
         </w:rPr>
-        <w:t xml:space="preserve">    apt-get upgrade -y</w:t>
+        <w:t xml:space="preserve">      curl -o /usr/local/bin/wp -sSL https://raw.githubusercontent.com/wp-cli/builds/gh-pages/phar/wp-cli.phar</w:t>
       </w:r>
     </w:p>
     <w:p>
@@ -3150,6 +3902,46 @@
           <w:sz w:val="28"/>
           <w:szCs w:val="28"/>
         </w:rPr>
+        <w:t xml:space="preserve">      chmod +x /usr/local/bin/wp</w:t>
+      </w:r>
+    </w:p>
+    <w:p>
+      <w:pPr>
+        <w:spacing w:line="360" w:lineRule="auto"/>
+        <w:ind w:leftChars="0" w:firstLineChars="0" w:firstLine="0"/>
+        <w:contextualSpacing/>
+        <w:jc w:val="both"/>
+        <w:outlineLvl w:val="9"/>
+        <w:rPr>
+          <w:sz w:val="28"/>
+          <w:szCs w:val="28"/>
+        </w:rPr>
+      </w:pPr>
+      <w:r>
+        <w:rPr>
+          <w:sz w:val="28"/>
+          <w:szCs w:val="28"/>
+        </w:rPr>
+        <w:t xml:space="preserve">    fi</w:t>
+      </w:r>
+    </w:p>
+    <w:p>
+      <w:pPr>
+        <w:spacing w:line="360" w:lineRule="auto"/>
+        <w:ind w:leftChars="0" w:firstLineChars="0" w:firstLine="0"/>
+        <w:contextualSpacing/>
+        <w:jc w:val="both"/>
+        <w:outlineLvl w:val="9"/>
+        <w:rPr>
+          <w:sz w:val="28"/>
+          <w:szCs w:val="28"/>
+        </w:rPr>
+      </w:pPr>
+      <w:r>
+        <w:rPr>
+          <w:sz w:val="28"/>
+          <w:szCs w:val="28"/>
+        </w:rPr>
         <w:t xml:space="preserve">  SHELL</w:t>
       </w:r>
     </w:p>
@@ -3170,327 +3962,7 @@
           <w:sz w:val="28"/>
           <w:szCs w:val="28"/>
         </w:rPr>
-        <w:t xml:space="preserve">  # Встановлення Apache2 та розгортання HTML-сайту з папки shared</w:t>
-      </w:r>
-    </w:p>
-    <w:p>
-      <w:pPr>
-        <w:spacing w:line="360" w:lineRule="auto"/>
-        <w:ind w:leftChars="0" w:firstLineChars="0" w:firstLine="0"/>
-        <w:contextualSpacing/>
-        <w:jc w:val="both"/>
-        <w:outlineLvl w:val="9"/>
-        <w:rPr>
-          <w:sz w:val="28"/>
-          <w:szCs w:val="28"/>
-        </w:rPr>
-      </w:pPr>
-      <w:r>
-        <w:rPr>
-          <w:sz w:val="28"/>
-          <w:szCs w:val="28"/>
-        </w:rPr>
-        <w:t xml:space="preserve">  config.vm.provision "shell", inline: &lt;&lt;-SHELL</w:t>
-      </w:r>
-    </w:p>
-    <w:p>
-      <w:pPr>
-        <w:spacing w:line="360" w:lineRule="auto"/>
-        <w:ind w:leftChars="0" w:firstLineChars="0" w:firstLine="0"/>
-        <w:contextualSpacing/>
-        <w:jc w:val="both"/>
-        <w:outlineLvl w:val="9"/>
-        <w:rPr>
-          <w:sz w:val="28"/>
-          <w:szCs w:val="28"/>
-        </w:rPr>
-      </w:pPr>
-      <w:r>
-        <w:rPr>
-          <w:sz w:val="28"/>
-          <w:szCs w:val="28"/>
-        </w:rPr>
-        <w:t xml:space="preserve">    apt-get install -y apache2</w:t>
-      </w:r>
-    </w:p>
-    <w:p>
-      <w:pPr>
-        <w:spacing w:line="360" w:lineRule="auto"/>
-        <w:ind w:leftChars="0" w:firstLineChars="0" w:firstLine="0"/>
-        <w:contextualSpacing/>
-        <w:jc w:val="both"/>
-        <w:outlineLvl w:val="9"/>
-        <w:rPr>
-          <w:sz w:val="28"/>
-          <w:szCs w:val="28"/>
-        </w:rPr>
-      </w:pPr>
-      <w:r>
-        <w:rPr>
-          <w:sz w:val="28"/>
-          <w:szCs w:val="28"/>
-        </w:rPr>
-        <w:t xml:space="preserve">    rm -f /var/www/html/index.html</w:t>
-      </w:r>
-    </w:p>
-    <w:p>
-      <w:pPr>
-        <w:spacing w:line="360" w:lineRule="auto"/>
-        <w:ind w:leftChars="0" w:firstLineChars="0" w:firstLine="0"/>
-        <w:contextualSpacing/>
-        <w:jc w:val="both"/>
-        <w:outlineLvl w:val="9"/>
-        <w:rPr>
-          <w:sz w:val="28"/>
-          <w:szCs w:val="28"/>
-        </w:rPr>
-      </w:pPr>
-      <w:r>
-        <w:rPr>
-          <w:sz w:val="28"/>
-          <w:szCs w:val="28"/>
-        </w:rPr>
-        <w:t xml:space="preserve">    cp /home/vagrant/shared/index.html /var/www/html/index.html</w:t>
-      </w:r>
-    </w:p>
-    <w:p>
-      <w:pPr>
-        <w:spacing w:line="360" w:lineRule="auto"/>
-        <w:ind w:leftChars="0" w:firstLineChars="0" w:firstLine="0"/>
-        <w:contextualSpacing/>
-        <w:jc w:val="both"/>
-        <w:outlineLvl w:val="9"/>
-        <w:rPr>
-          <w:sz w:val="28"/>
-          <w:szCs w:val="28"/>
-        </w:rPr>
-      </w:pPr>
-      <w:r>
-        <w:rPr>
-          <w:sz w:val="28"/>
-          <w:szCs w:val="28"/>
-        </w:rPr>
-        <w:t xml:space="preserve">    cp /home/vagrant/shared/style.css /var/www/html/style.css</w:t>
-      </w:r>
-    </w:p>
-    <w:p>
-      <w:pPr>
-        <w:spacing w:line="360" w:lineRule="auto"/>
-        <w:ind w:leftChars="0" w:firstLineChars="0" w:firstLine="0"/>
-        <w:contextualSpacing/>
-        <w:jc w:val="both"/>
-        <w:outlineLvl w:val="9"/>
-        <w:rPr>
-          <w:sz w:val="28"/>
-          <w:szCs w:val="28"/>
-        </w:rPr>
-      </w:pPr>
-      <w:r>
-        <w:rPr>
-          <w:sz w:val="28"/>
-          <w:szCs w:val="28"/>
-        </w:rPr>
-        <w:t xml:space="preserve">    systemctl enable apache2</w:t>
-      </w:r>
-    </w:p>
-    <w:p>
-      <w:pPr>
-        <w:spacing w:line="360" w:lineRule="auto"/>
-        <w:ind w:leftChars="0" w:firstLineChars="0" w:firstLine="0"/>
-        <w:contextualSpacing/>
-        <w:jc w:val="both"/>
-        <w:outlineLvl w:val="9"/>
-        <w:rPr>
-          <w:sz w:val="28"/>
-          <w:szCs w:val="28"/>
-        </w:rPr>
-      </w:pPr>
-      <w:r>
-        <w:rPr>
-          <w:sz w:val="28"/>
-          <w:szCs w:val="28"/>
-        </w:rPr>
-        <w:t xml:space="preserve">    systemctl restart apache2</w:t>
-      </w:r>
-    </w:p>
-    <w:p>
-      <w:pPr>
-        <w:spacing w:line="360" w:lineRule="auto"/>
-        <w:ind w:leftChars="0" w:firstLineChars="0" w:firstLine="0"/>
-        <w:contextualSpacing/>
-        <w:jc w:val="both"/>
-        <w:outlineLvl w:val="9"/>
-        <w:rPr>
-          <w:sz w:val="28"/>
-          <w:szCs w:val="28"/>
-        </w:rPr>
-      </w:pPr>
-      <w:r>
-        <w:rPr>
-          <w:sz w:val="28"/>
-          <w:szCs w:val="28"/>
-        </w:rPr>
-        <w:t xml:space="preserve">  SHELL</w:t>
-      </w:r>
-    </w:p>
-    <w:p>
-      <w:pPr>
-        <w:spacing w:line="360" w:lineRule="auto"/>
-        <w:ind w:leftChars="0" w:firstLineChars="0" w:firstLine="0"/>
-        <w:contextualSpacing/>
-        <w:jc w:val="both"/>
-        <w:outlineLvl w:val="9"/>
-        <w:rPr>
-          <w:sz w:val="28"/>
-          <w:szCs w:val="28"/>
-        </w:rPr>
-      </w:pPr>
-      <w:r>
-        <w:rPr>
-          <w:sz w:val="28"/>
-          <w:szCs w:val="28"/>
-        </w:rPr>
-        <w:t xml:space="preserve">  # Встановлення PHP та розширень, необхідних для роботи WordPress</w:t>
-      </w:r>
-    </w:p>
-    <w:p>
-      <w:pPr>
-        <w:spacing w:line="360" w:lineRule="auto"/>
-        <w:ind w:leftChars="0" w:firstLineChars="0" w:firstLine="0"/>
-        <w:contextualSpacing/>
-        <w:jc w:val="both"/>
-        <w:outlineLvl w:val="9"/>
-        <w:rPr>
-          <w:sz w:val="28"/>
-          <w:szCs w:val="28"/>
-        </w:rPr>
-      </w:pPr>
-      <w:r>
-        <w:rPr>
-          <w:sz w:val="28"/>
-          <w:szCs w:val="28"/>
-        </w:rPr>
-        <w:t xml:space="preserve">  config.vm.provision "shell", inline: &lt;&lt;-SHELL</w:t>
-      </w:r>
-    </w:p>
-    <w:p>
-      <w:pPr>
-        <w:spacing w:line="360" w:lineRule="auto"/>
-        <w:ind w:leftChars="0" w:firstLineChars="0" w:firstLine="0"/>
-        <w:contextualSpacing/>
-        <w:jc w:val="both"/>
-        <w:outlineLvl w:val="9"/>
-        <w:rPr>
-          <w:sz w:val="28"/>
-          <w:szCs w:val="28"/>
-        </w:rPr>
-      </w:pPr>
-      <w:r>
-        <w:rPr>
-          <w:sz w:val="28"/>
-          <w:szCs w:val="28"/>
-        </w:rPr>
-        <w:t xml:space="preserve">    apt-get install -y php php-cli libapache2-mod-php php-mysql php-curl \</w:t>
-      </w:r>
-    </w:p>
-    <w:p>
-      <w:pPr>
-        <w:spacing w:line="360" w:lineRule="auto"/>
-        <w:ind w:leftChars="0" w:firstLineChars="0" w:firstLine="0"/>
-        <w:contextualSpacing/>
-        <w:jc w:val="both"/>
-        <w:outlineLvl w:val="9"/>
-        <w:rPr>
-          <w:sz w:val="28"/>
-          <w:szCs w:val="28"/>
-        </w:rPr>
-      </w:pPr>
-      <w:r>
-        <w:rPr>
-          <w:sz w:val="28"/>
-          <w:szCs w:val="28"/>
-        </w:rPr>
-        <w:t xml:space="preserve">      php-gd php-mbstring php-xml php-zip php-intl php-bcmath unzip curl</w:t>
-      </w:r>
-    </w:p>
-    <w:p>
-      <w:pPr>
-        <w:spacing w:line="360" w:lineRule="auto"/>
-        <w:ind w:leftChars="0" w:firstLineChars="0" w:firstLine="0"/>
-        <w:contextualSpacing/>
-        <w:jc w:val="both"/>
-        <w:outlineLvl w:val="9"/>
-        <w:rPr>
-          <w:sz w:val="28"/>
-          <w:szCs w:val="28"/>
-        </w:rPr>
-      </w:pPr>
-      <w:r>
-        <w:rPr>
-          <w:sz w:val="28"/>
-          <w:szCs w:val="28"/>
-        </w:rPr>
-        <w:t xml:space="preserve">    a2enmod rewrite</w:t>
-      </w:r>
-    </w:p>
-    <w:p>
-      <w:pPr>
-        <w:spacing w:line="360" w:lineRule="auto"/>
-        <w:ind w:leftChars="0" w:firstLineChars="0" w:firstLine="0"/>
-        <w:contextualSpacing/>
-        <w:jc w:val="both"/>
-        <w:outlineLvl w:val="9"/>
-        <w:rPr>
-          <w:sz w:val="28"/>
-          <w:szCs w:val="28"/>
-        </w:rPr>
-      </w:pPr>
-      <w:r>
-        <w:rPr>
-          <w:sz w:val="28"/>
-          <w:szCs w:val="28"/>
-        </w:rPr>
-        <w:t xml:space="preserve">    systemctl restart apache2</w:t>
-      </w:r>
-    </w:p>
-    <w:p>
-      <w:pPr>
-        <w:spacing w:line="360" w:lineRule="auto"/>
-        <w:ind w:leftChars="0" w:firstLineChars="0" w:firstLine="0"/>
-        <w:contextualSpacing/>
-        <w:jc w:val="both"/>
-        <w:outlineLvl w:val="9"/>
-        <w:rPr>
-          <w:sz w:val="28"/>
-          <w:szCs w:val="28"/>
-        </w:rPr>
-      </w:pPr>
-      <w:r>
-        <w:rPr>
-          <w:sz w:val="28"/>
-          <w:szCs w:val="28"/>
-        </w:rPr>
-        <w:t xml:space="preserve">  SHELL</w:t>
-      </w:r>
-    </w:p>
-    <w:p>
-      <w:pPr>
-        <w:spacing w:line="360" w:lineRule="auto"/>
-        <w:ind w:leftChars="0" w:firstLineChars="0" w:firstLine="0"/>
-        <w:contextualSpacing/>
-        <w:jc w:val="both"/>
-        <w:outlineLvl w:val="9"/>
-        <w:rPr>
-          <w:sz w:val="28"/>
-          <w:szCs w:val="28"/>
-        </w:rPr>
-      </w:pPr>
-      <w:r>
-        <w:rPr>
-          <w:sz w:val="28"/>
-          <w:szCs w:val="28"/>
-        </w:rPr>
-        <w:t xml:space="preserve">  # Встановлення та первинне налаштування MySQL для бази даних WordPress</w:t>
+        <w:t xml:space="preserve">  # Завантаження ядра WordPress та його встановлення</w:t>
       </w:r>
     </w:p>
     <w:p>
@@ -3591,7 +4063,7 @@
           <w:sz w:val="28"/>
           <w:szCs w:val="28"/>
         </w:rPr>
-        <w:t xml:space="preserve">    apt-get install -y mysql-server</w:t>
+        <w:t xml:space="preserve">    SITE_URL="http://192.168.56.10"</w:t>
       </w:r>
     </w:p>
     <w:p>
@@ -3611,7 +4083,7 @@
           <w:sz w:val="28"/>
           <w:szCs w:val="28"/>
         </w:rPr>
-        <w:t xml:space="preserve">    systemctl enable mysql</w:t>
+        <w:t xml:space="preserve">    rm -f /var/www/html/index.html /var/www/html/style.css</w:t>
       </w:r>
     </w:p>
     <w:p>
@@ -3631,7 +4103,7 @@
           <w:sz w:val="28"/>
           <w:szCs w:val="28"/>
         </w:rPr>
-        <w:t xml:space="preserve">    systemctl start mysql</w:t>
+        <w:t xml:space="preserve">    if [ ! -f /var/www/html/wp-load.php ]; then</w:t>
       </w:r>
     </w:p>
     <w:p>
@@ -3651,7 +4123,7 @@
           <w:sz w:val="28"/>
           <w:szCs w:val="28"/>
         </w:rPr>
-        <w:t xml:space="preserve">    mysql -u root -e "CREATE DATABASE IF NOT EXISTS ${DB_NAME} CHARACTER SET utf8mb4 COLLATE utf8mb4_unicode_ci;"</w:t>
+        <w:t xml:space="preserve">      wp core download --path=/var/www/html --allow-root</w:t>
       </w:r>
     </w:p>
     <w:p>
@@ -3671,7 +4143,7 @@
           <w:sz w:val="28"/>
           <w:szCs w:val="28"/>
         </w:rPr>
-        <w:t xml:space="preserve">    mysql -u root -e "CREATE USER IF NOT EXISTS '${DB_USER}'@'localhost' IDENTIFIED BY '${DB_PASS}';"</w:t>
+        <w:t xml:space="preserve">    fi</w:t>
       </w:r>
     </w:p>
     <w:p>
@@ -3691,7 +4163,7 @@
           <w:sz w:val="28"/>
           <w:szCs w:val="28"/>
         </w:rPr>
-        <w:t xml:space="preserve">    mysql -u root -e "GRANT ALL PRIVILEGES ON ${DB_NAME}.* TO '${DB_USER}'@'localhost';"</w:t>
+        <w:t xml:space="preserve">    if [ ! -f /var/www/html/wp-config.php ]; then</w:t>
       </w:r>
     </w:p>
     <w:p>
@@ -3711,7 +4183,7 @@
           <w:sz w:val="28"/>
           <w:szCs w:val="28"/>
         </w:rPr>
-        <w:t xml:space="preserve">    mysql -u root -e "FLUSH PRIVILEGES;"</w:t>
+        <w:t xml:space="preserve">      wp config create --path=/var/www/html \</w:t>
       </w:r>
     </w:p>
     <w:p>
@@ -3731,6 +4203,186 @@
           <w:sz w:val="28"/>
           <w:szCs w:val="28"/>
         </w:rPr>
+        <w:t xml:space="preserve">       --dbname="${DB_NAME}" --dbuser="${DB_USER}" --dbpass="${DB_PASS}" \</w:t>
+      </w:r>
+    </w:p>
+    <w:p>
+      <w:pPr>
+        <w:spacing w:line="360" w:lineRule="auto"/>
+        <w:ind w:leftChars="0" w:firstLineChars="0" w:firstLine="0"/>
+        <w:contextualSpacing/>
+        <w:jc w:val="both"/>
+        <w:outlineLvl w:val="9"/>
+        <w:rPr>
+          <w:sz w:val="28"/>
+          <w:szCs w:val="28"/>
+        </w:rPr>
+      </w:pPr>
+      <w:r>
+        <w:rPr>
+          <w:sz w:val="28"/>
+          <w:szCs w:val="28"/>
+        </w:rPr>
+        <w:t xml:space="preserve">        --dbhost="localhost" --allow-root</w:t>
+      </w:r>
+    </w:p>
+    <w:p>
+      <w:pPr>
+        <w:spacing w:line="360" w:lineRule="auto"/>
+        <w:ind w:leftChars="0" w:firstLineChars="0" w:firstLine="0"/>
+        <w:contextualSpacing/>
+        <w:jc w:val="both"/>
+        <w:outlineLvl w:val="9"/>
+        <w:rPr>
+          <w:sz w:val="28"/>
+          <w:szCs w:val="28"/>
+        </w:rPr>
+      </w:pPr>
+      <w:r>
+        <w:rPr>
+          <w:sz w:val="28"/>
+          <w:szCs w:val="28"/>
+        </w:rPr>
+        <w:t xml:space="preserve">    fi</w:t>
+      </w:r>
+    </w:p>
+    <w:p>
+      <w:pPr>
+        <w:spacing w:line="360" w:lineRule="auto"/>
+        <w:ind w:leftChars="0" w:firstLineChars="0" w:firstLine="0"/>
+        <w:contextualSpacing/>
+        <w:jc w:val="both"/>
+        <w:outlineLvl w:val="9"/>
+        <w:rPr>
+          <w:sz w:val="28"/>
+          <w:szCs w:val="28"/>
+        </w:rPr>
+      </w:pPr>
+      <w:r>
+        <w:rPr>
+          <w:sz w:val="28"/>
+          <w:szCs w:val="28"/>
+        </w:rPr>
+        <w:t xml:space="preserve">    if ! wp core is-installed --path=/var/www/html --allow-root; then</w:t>
+      </w:r>
+    </w:p>
+    <w:p>
+      <w:pPr>
+        <w:spacing w:line="360" w:lineRule="auto"/>
+        <w:ind w:leftChars="0" w:firstLineChars="0" w:firstLine="0"/>
+        <w:contextualSpacing/>
+        <w:jc w:val="both"/>
+        <w:outlineLvl w:val="9"/>
+        <w:rPr>
+          <w:sz w:val="28"/>
+          <w:szCs w:val="28"/>
+        </w:rPr>
+      </w:pPr>
+      <w:r>
+        <w:rPr>
+          <w:sz w:val="28"/>
+          <w:szCs w:val="28"/>
+        </w:rPr>
+        <w:t xml:space="preserve">      wp core install --path=/var/www/html \</w:t>
+      </w:r>
+    </w:p>
+    <w:p>
+      <w:pPr>
+        <w:spacing w:line="360" w:lineRule="auto"/>
+        <w:ind w:leftChars="0" w:firstLineChars="0" w:firstLine="0"/>
+        <w:contextualSpacing/>
+        <w:jc w:val="both"/>
+        <w:outlineLvl w:val="9"/>
+        <w:rPr>
+          <w:sz w:val="28"/>
+          <w:szCs w:val="28"/>
+        </w:rPr>
+      </w:pPr>
+      <w:r>
+        <w:rPr>
+          <w:sz w:val="28"/>
+          <w:szCs w:val="28"/>
+        </w:rPr>
+        <w:t xml:space="preserve">        --url="${SITE_URL}" --title="Canape" \</w:t>
+      </w:r>
+    </w:p>
+    <w:p>
+      <w:pPr>
+        <w:spacing w:line="360" w:lineRule="auto"/>
+        <w:ind w:leftChars="0" w:firstLineChars="0" w:firstLine="0"/>
+        <w:contextualSpacing/>
+        <w:jc w:val="both"/>
+        <w:outlineLvl w:val="9"/>
+        <w:rPr>
+          <w:sz w:val="28"/>
+          <w:szCs w:val="28"/>
+        </w:rPr>
+      </w:pPr>
+      <w:r>
+        <w:rPr>
+          <w:sz w:val="28"/>
+          <w:szCs w:val="28"/>
+        </w:rPr>
+        <w:t xml:space="preserve">        --admin_user="admin" --admin_password="admin12345" \</w:t>
+      </w:r>
+    </w:p>
+    <w:p>
+      <w:pPr>
+        <w:spacing w:line="360" w:lineRule="auto"/>
+        <w:ind w:leftChars="0" w:firstLineChars="0" w:firstLine="0"/>
+        <w:contextualSpacing/>
+        <w:jc w:val="both"/>
+        <w:outlineLvl w:val="9"/>
+        <w:rPr>
+          <w:sz w:val="28"/>
+          <w:szCs w:val="28"/>
+        </w:rPr>
+      </w:pPr>
+      <w:r>
+        <w:rPr>
+          <w:sz w:val="28"/>
+          <w:szCs w:val="28"/>
+        </w:rPr>
+        <w:t xml:space="preserve">        --admin_email="admin@example.com" --skip-email --allow-root</w:t>
+      </w:r>
+    </w:p>
+    <w:p>
+      <w:pPr>
+        <w:spacing w:line="360" w:lineRule="auto"/>
+        <w:ind w:leftChars="0" w:firstLineChars="0" w:firstLine="0"/>
+        <w:contextualSpacing/>
+        <w:jc w:val="both"/>
+        <w:outlineLvl w:val="9"/>
+        <w:rPr>
+          <w:sz w:val="28"/>
+          <w:szCs w:val="28"/>
+        </w:rPr>
+      </w:pPr>
+      <w:r>
+        <w:rPr>
+          <w:sz w:val="28"/>
+          <w:szCs w:val="28"/>
+        </w:rPr>
+        <w:t xml:space="preserve">    fi</w:t>
+      </w:r>
+    </w:p>
+    <w:p>
+      <w:pPr>
+        <w:spacing w:line="360" w:lineRule="auto"/>
+        <w:ind w:leftChars="0" w:firstLineChars="0" w:firstLine="0"/>
+        <w:contextualSpacing/>
+        <w:jc w:val="both"/>
+        <w:outlineLvl w:val="9"/>
+        <w:rPr>
+          <w:sz w:val="28"/>
+          <w:szCs w:val="28"/>
+        </w:rPr>
+      </w:pPr>
+      <w:r>
+        <w:rPr>
+          <w:sz w:val="28"/>
+          <w:szCs w:val="28"/>
+        </w:rPr>
         <w:t xml:space="preserve">  SHELL</w:t>
       </w:r>
     </w:p>
@@ -3751,7 +4403,7 @@
           <w:sz w:val="28"/>
           <w:szCs w:val="28"/>
         </w:rPr>
-        <w:t xml:space="preserve">  # Встановлення WP-CLI — інструмент для керування WordPress з командного рядка</w:t>
+        <w:t xml:space="preserve">  # Розгортання теми Canape з папки shared у wp-content/themes та її активація</w:t>
       </w:r>
     </w:p>
     <w:p>
@@ -3791,7 +4443,7 @@
           <w:sz w:val="28"/>
           <w:szCs w:val="28"/>
         </w:rPr>
-        <w:t xml:space="preserve">    if [ ! -f /usr/local/bin/wp ]; then</w:t>
+        <w:t xml:space="preserve">    THEME_SRC="/home/vagrant/shared/wordpress1site-main/wordpress1site-main"</w:t>
       </w:r>
     </w:p>
     <w:p>
@@ -3811,7 +4463,7 @@
           <w:sz w:val="28"/>
           <w:szCs w:val="28"/>
         </w:rPr>
-        <w:t xml:space="preserve">      curl -o /usr/local/bin/wp -sSL https://raw.githubusercontent.com/wp-cli/builds/gh-pages/phar/wp-cli.phar</w:t>
+        <w:t xml:space="preserve">    THEME_DST="/var/www/html/wp-content/themes/canape"</w:t>
       </w:r>
     </w:p>
     <w:p>
@@ -3831,7 +4483,7 @@
           <w:sz w:val="28"/>
           <w:szCs w:val="28"/>
         </w:rPr>
-        <w:t xml:space="preserve">      chmod +x /usr/local/bin/wp</w:t>
+        <w:t xml:space="preserve">    mkdir -p "${THEME_DST}"</w:t>
       </w:r>
     </w:p>
     <w:p>
@@ -3851,7 +4503,7 @@
           <w:sz w:val="28"/>
           <w:szCs w:val="28"/>
         </w:rPr>
-        <w:t xml:space="preserve">    fi</w:t>
+        <w:t xml:space="preserve">    cp -a "${THEME_SRC}/." "${THEME_DST}/"</w:t>
       </w:r>
     </w:p>
     <w:p>
@@ -3871,7 +4523,7 @@
           <w:sz w:val="28"/>
           <w:szCs w:val="28"/>
         </w:rPr>
-        <w:t xml:space="preserve">  SHELL</w:t>
+        <w:t xml:space="preserve">    if [ ! -f "${THEME_DST}/style.css" ]; then</w:t>
       </w:r>
     </w:p>
     <w:p>
@@ -3891,7 +4543,7 @@
           <w:sz w:val="28"/>
           <w:szCs w:val="28"/>
         </w:rPr>
-        <w:t xml:space="preserve">  # Завантаження ядра WordPress та його встановлення</w:t>
+        <w:t xml:space="preserve">      echo "/*" &gt; "${THEME_DST}/style.css"</w:t>
       </w:r>
     </w:p>
     <w:p>
@@ -3911,7 +4563,7 @@
           <w:sz w:val="28"/>
           <w:szCs w:val="28"/>
         </w:rPr>
-        <w:t xml:space="preserve">  config.vm.provision "shell", inline: &lt;&lt;-SHELL</w:t>
+        <w:t xml:space="preserve">      echo "Theme Name: Canape" &gt;&gt; "${THEME_DST}/style.css"</w:t>
       </w:r>
     </w:p>
     <w:p>
@@ -3931,7 +4583,7 @@
           <w:sz w:val="28"/>
           <w:szCs w:val="28"/>
         </w:rPr>
-        <w:t xml:space="preserve">    DB_NAME="wordpress_db"</w:t>
+        <w:t xml:space="preserve">      echo "Theme URI: https://example.com/" &gt;&gt; "${THEME_DST}/style.css"</w:t>
       </w:r>
     </w:p>
     <w:p>
@@ -3951,7 +4603,7 @@
           <w:sz w:val="28"/>
           <w:szCs w:val="28"/>
         </w:rPr>
-        <w:t xml:space="preserve">    DB_USER="wp_user"</w:t>
+        <w:t xml:space="preserve">      echo "Author: lr6AO" &gt;&gt; "${THEME_DST}/style.css"</w:t>
       </w:r>
     </w:p>
     <w:p>
@@ -3971,7 +4623,8 @@
           <w:sz w:val="28"/>
           <w:szCs w:val="28"/>
         </w:rPr>
-        <w:t xml:space="preserve">    DB_PASS="wp_password"</w:t>
+        <w:lastRenderedPageBreak/>
+        <w:t xml:space="preserve">      echo "Description: Тема сайту, розгорнута під час provisioning WordPress" &gt;&gt; "${THEME_DST}/style.css"</w:t>
       </w:r>
     </w:p>
     <w:p>
@@ -3991,7 +4644,7 @@
           <w:sz w:val="28"/>
           <w:szCs w:val="28"/>
         </w:rPr>
-        <w:t xml:space="preserve">    SITE_URL="http://192.168.56.10"</w:t>
+        <w:t xml:space="preserve">      echo "Version: 1.0" &gt;&gt; "${THEME_DST}/style.css"</w:t>
       </w:r>
     </w:p>
     <w:p>
@@ -4011,7 +4664,7 @@
           <w:sz w:val="28"/>
           <w:szCs w:val="28"/>
         </w:rPr>
-        <w:t xml:space="preserve">    rm -f /var/www/html/index.html /var/www/html/style.css</w:t>
+        <w:t xml:space="preserve">      echo "Text Domain: canape" &gt;&gt; "${THEME_DST}/style.css"</w:t>
       </w:r>
     </w:p>
     <w:p>
@@ -4031,7 +4684,7 @@
           <w:sz w:val="28"/>
           <w:szCs w:val="28"/>
         </w:rPr>
-        <w:t xml:space="preserve">    if [ ! -f /var/www/html/wp-load.php ]; then</w:t>
+        <w:t xml:space="preserve">      echo "*/" &gt;&gt; "${THEME_DST}/style.css"</w:t>
       </w:r>
     </w:p>
     <w:p>
@@ -4051,588 +4704,6 @@
           <w:sz w:val="28"/>
           <w:szCs w:val="28"/>
         </w:rPr>
-        <w:lastRenderedPageBreak/>
-        <w:t xml:space="preserve">      wp core download --path=/var/www/html --allow-root</w:t>
-      </w:r>
-    </w:p>
-    <w:p>
-      <w:pPr>
-        <w:spacing w:line="360" w:lineRule="auto"/>
-        <w:ind w:leftChars="0" w:firstLineChars="0" w:firstLine="0"/>
-        <w:contextualSpacing/>
-        <w:jc w:val="both"/>
-        <w:outlineLvl w:val="9"/>
-        <w:rPr>
-          <w:sz w:val="28"/>
-          <w:szCs w:val="28"/>
-        </w:rPr>
-      </w:pPr>
-      <w:r>
-        <w:rPr>
-          <w:sz w:val="28"/>
-          <w:szCs w:val="28"/>
-        </w:rPr>
-        <w:t xml:space="preserve">    fi</w:t>
-      </w:r>
-    </w:p>
-    <w:p>
-      <w:pPr>
-        <w:spacing w:line="360" w:lineRule="auto"/>
-        <w:ind w:leftChars="0" w:firstLineChars="0" w:firstLine="0"/>
-        <w:contextualSpacing/>
-        <w:jc w:val="both"/>
-        <w:outlineLvl w:val="9"/>
-        <w:rPr>
-          <w:sz w:val="28"/>
-          <w:szCs w:val="28"/>
-        </w:rPr>
-      </w:pPr>
-      <w:r>
-        <w:rPr>
-          <w:sz w:val="28"/>
-          <w:szCs w:val="28"/>
-        </w:rPr>
-        <w:t xml:space="preserve">    if [ ! -f /var/www/html/wp-config.php ]; then</w:t>
-      </w:r>
-    </w:p>
-    <w:p>
-      <w:pPr>
-        <w:spacing w:line="360" w:lineRule="auto"/>
-        <w:ind w:leftChars="0" w:firstLineChars="0" w:firstLine="0"/>
-        <w:contextualSpacing/>
-        <w:jc w:val="both"/>
-        <w:outlineLvl w:val="9"/>
-        <w:rPr>
-          <w:sz w:val="28"/>
-          <w:szCs w:val="28"/>
-        </w:rPr>
-      </w:pPr>
-      <w:r>
-        <w:rPr>
-          <w:sz w:val="28"/>
-          <w:szCs w:val="28"/>
-        </w:rPr>
-        <w:t xml:space="preserve">      wp config create --path=/var/www/html \</w:t>
-      </w:r>
-    </w:p>
-    <w:p>
-      <w:pPr>
-        <w:spacing w:line="360" w:lineRule="auto"/>
-        <w:ind w:leftChars="0" w:firstLineChars="0" w:firstLine="0"/>
-        <w:contextualSpacing/>
-        <w:jc w:val="both"/>
-        <w:outlineLvl w:val="9"/>
-        <w:rPr>
-          <w:sz w:val="28"/>
-          <w:szCs w:val="28"/>
-        </w:rPr>
-      </w:pPr>
-      <w:r>
-        <w:rPr>
-          <w:sz w:val="28"/>
-          <w:szCs w:val="28"/>
-        </w:rPr>
-        <w:t xml:space="preserve">       --dbname="${DB_NAME}" --dbuser="${DB_USER}" --dbpass="${DB_PASS}" \</w:t>
-      </w:r>
-    </w:p>
-    <w:p>
-      <w:pPr>
-        <w:spacing w:line="360" w:lineRule="auto"/>
-        <w:ind w:leftChars="0" w:firstLineChars="0" w:firstLine="0"/>
-        <w:contextualSpacing/>
-        <w:jc w:val="both"/>
-        <w:outlineLvl w:val="9"/>
-        <w:rPr>
-          <w:sz w:val="28"/>
-          <w:szCs w:val="28"/>
-        </w:rPr>
-      </w:pPr>
-      <w:r>
-        <w:rPr>
-          <w:sz w:val="28"/>
-          <w:szCs w:val="28"/>
-        </w:rPr>
-        <w:t xml:space="preserve">        --dbhost="localhost" --allow-root</w:t>
-      </w:r>
-    </w:p>
-    <w:p>
-      <w:pPr>
-        <w:spacing w:line="360" w:lineRule="auto"/>
-        <w:ind w:leftChars="0" w:firstLineChars="0" w:firstLine="0"/>
-        <w:contextualSpacing/>
-        <w:jc w:val="both"/>
-        <w:outlineLvl w:val="9"/>
-        <w:rPr>
-          <w:sz w:val="28"/>
-          <w:szCs w:val="28"/>
-        </w:rPr>
-      </w:pPr>
-      <w:r>
-        <w:rPr>
-          <w:sz w:val="28"/>
-          <w:szCs w:val="28"/>
-        </w:rPr>
-        <w:t xml:space="preserve">    fi</w:t>
-      </w:r>
-    </w:p>
-    <w:p>
-      <w:pPr>
-        <w:spacing w:line="360" w:lineRule="auto"/>
-        <w:ind w:leftChars="0" w:firstLineChars="0" w:firstLine="0"/>
-        <w:contextualSpacing/>
-        <w:jc w:val="both"/>
-        <w:outlineLvl w:val="9"/>
-        <w:rPr>
-          <w:sz w:val="28"/>
-          <w:szCs w:val="28"/>
-        </w:rPr>
-      </w:pPr>
-      <w:r>
-        <w:rPr>
-          <w:sz w:val="28"/>
-          <w:szCs w:val="28"/>
-        </w:rPr>
-        <w:t xml:space="preserve">    if ! wp core is-installed --path=/var/www/html --allow-root; then</w:t>
-      </w:r>
-    </w:p>
-    <w:p>
-      <w:pPr>
-        <w:spacing w:line="360" w:lineRule="auto"/>
-        <w:ind w:leftChars="0" w:firstLineChars="0" w:firstLine="0"/>
-        <w:contextualSpacing/>
-        <w:jc w:val="both"/>
-        <w:outlineLvl w:val="9"/>
-        <w:rPr>
-          <w:sz w:val="28"/>
-          <w:szCs w:val="28"/>
-        </w:rPr>
-      </w:pPr>
-      <w:r>
-        <w:rPr>
-          <w:sz w:val="28"/>
-          <w:szCs w:val="28"/>
-        </w:rPr>
-        <w:t xml:space="preserve">      wp core install --path=/var/www/html \</w:t>
-      </w:r>
-    </w:p>
-    <w:p>
-      <w:pPr>
-        <w:spacing w:line="360" w:lineRule="auto"/>
-        <w:ind w:leftChars="0" w:firstLineChars="0" w:firstLine="0"/>
-        <w:contextualSpacing/>
-        <w:jc w:val="both"/>
-        <w:outlineLvl w:val="9"/>
-        <w:rPr>
-          <w:sz w:val="28"/>
-          <w:szCs w:val="28"/>
-        </w:rPr>
-      </w:pPr>
-      <w:r>
-        <w:rPr>
-          <w:sz w:val="28"/>
-          <w:szCs w:val="28"/>
-        </w:rPr>
-        <w:t xml:space="preserve">        --url="${SITE_URL}" --title="Canape" \</w:t>
-      </w:r>
-    </w:p>
-    <w:p>
-      <w:pPr>
-        <w:spacing w:line="360" w:lineRule="auto"/>
-        <w:ind w:leftChars="0" w:firstLineChars="0" w:firstLine="0"/>
-        <w:contextualSpacing/>
-        <w:jc w:val="both"/>
-        <w:outlineLvl w:val="9"/>
-        <w:rPr>
-          <w:sz w:val="28"/>
-          <w:szCs w:val="28"/>
-        </w:rPr>
-      </w:pPr>
-      <w:r>
-        <w:rPr>
-          <w:sz w:val="28"/>
-          <w:szCs w:val="28"/>
-        </w:rPr>
-        <w:t xml:space="preserve">        --admin_user="admin" --admin_password="admin12345" \</w:t>
-      </w:r>
-    </w:p>
-    <w:p>
-      <w:pPr>
-        <w:spacing w:line="360" w:lineRule="auto"/>
-        <w:ind w:leftChars="0" w:firstLineChars="0" w:firstLine="0"/>
-        <w:contextualSpacing/>
-        <w:jc w:val="both"/>
-        <w:outlineLvl w:val="9"/>
-        <w:rPr>
-          <w:sz w:val="28"/>
-          <w:szCs w:val="28"/>
-        </w:rPr>
-      </w:pPr>
-      <w:r>
-        <w:rPr>
-          <w:sz w:val="28"/>
-          <w:szCs w:val="28"/>
-        </w:rPr>
-        <w:t xml:space="preserve">        --admin_email="admin@example.com" --skip-email --allow-root</w:t>
-      </w:r>
-    </w:p>
-    <w:p>
-      <w:pPr>
-        <w:spacing w:line="360" w:lineRule="auto"/>
-        <w:ind w:leftChars="0" w:firstLineChars="0" w:firstLine="0"/>
-        <w:contextualSpacing/>
-        <w:jc w:val="both"/>
-        <w:outlineLvl w:val="9"/>
-        <w:rPr>
-          <w:sz w:val="28"/>
-          <w:szCs w:val="28"/>
-        </w:rPr>
-      </w:pPr>
-      <w:r>
-        <w:rPr>
-          <w:sz w:val="28"/>
-          <w:szCs w:val="28"/>
-        </w:rPr>
-        <w:t xml:space="preserve">    fi</w:t>
-      </w:r>
-    </w:p>
-    <w:p>
-      <w:pPr>
-        <w:spacing w:line="360" w:lineRule="auto"/>
-        <w:ind w:leftChars="0" w:firstLineChars="0" w:firstLine="0"/>
-        <w:contextualSpacing/>
-        <w:jc w:val="both"/>
-        <w:outlineLvl w:val="9"/>
-        <w:rPr>
-          <w:sz w:val="28"/>
-          <w:szCs w:val="28"/>
-        </w:rPr>
-      </w:pPr>
-      <w:r>
-        <w:rPr>
-          <w:sz w:val="28"/>
-          <w:szCs w:val="28"/>
-        </w:rPr>
-        <w:t xml:space="preserve">  SHELL</w:t>
-      </w:r>
-    </w:p>
-    <w:p>
-      <w:pPr>
-        <w:spacing w:line="360" w:lineRule="auto"/>
-        <w:ind w:leftChars="0" w:firstLineChars="0" w:firstLine="0"/>
-        <w:contextualSpacing/>
-        <w:jc w:val="both"/>
-        <w:outlineLvl w:val="9"/>
-        <w:rPr>
-          <w:sz w:val="28"/>
-          <w:szCs w:val="28"/>
-        </w:rPr>
-      </w:pPr>
-      <w:r>
-        <w:rPr>
-          <w:sz w:val="28"/>
-          <w:szCs w:val="28"/>
-        </w:rPr>
-        <w:t xml:space="preserve">  # Розгортання теми Canape з папки shared у wp-content/themes та її активація</w:t>
-      </w:r>
-    </w:p>
-    <w:p>
-      <w:pPr>
-        <w:spacing w:line="360" w:lineRule="auto"/>
-        <w:ind w:leftChars="0" w:firstLineChars="0" w:firstLine="0"/>
-        <w:contextualSpacing/>
-        <w:jc w:val="both"/>
-        <w:outlineLvl w:val="9"/>
-        <w:rPr>
-          <w:sz w:val="28"/>
-          <w:szCs w:val="28"/>
-        </w:rPr>
-      </w:pPr>
-      <w:r>
-        <w:rPr>
-          <w:sz w:val="28"/>
-          <w:szCs w:val="28"/>
-        </w:rPr>
-        <w:t xml:space="preserve">  config.vm.provision "shell", inline: &lt;&lt;-SHELL</w:t>
-      </w:r>
-    </w:p>
-    <w:p>
-      <w:pPr>
-        <w:spacing w:line="360" w:lineRule="auto"/>
-        <w:ind w:leftChars="0" w:firstLineChars="0" w:firstLine="0"/>
-        <w:contextualSpacing/>
-        <w:jc w:val="both"/>
-        <w:outlineLvl w:val="9"/>
-        <w:rPr>
-          <w:sz w:val="28"/>
-          <w:szCs w:val="28"/>
-        </w:rPr>
-      </w:pPr>
-      <w:r>
-        <w:rPr>
-          <w:sz w:val="28"/>
-          <w:szCs w:val="28"/>
-        </w:rPr>
-        <w:t xml:space="preserve">    THEME_SRC="/home/vagrant/shared/wordpress1site-main/wordpress1site-main"</w:t>
-      </w:r>
-    </w:p>
-    <w:p>
-      <w:pPr>
-        <w:spacing w:line="360" w:lineRule="auto"/>
-        <w:ind w:leftChars="0" w:firstLineChars="0" w:firstLine="0"/>
-        <w:contextualSpacing/>
-        <w:jc w:val="both"/>
-        <w:outlineLvl w:val="9"/>
-        <w:rPr>
-          <w:sz w:val="28"/>
-          <w:szCs w:val="28"/>
-        </w:rPr>
-      </w:pPr>
-      <w:r>
-        <w:rPr>
-          <w:sz w:val="28"/>
-          <w:szCs w:val="28"/>
-        </w:rPr>
-        <w:t xml:space="preserve">    THEME_DST="/var/www/html/wp-content/themes/canape"</w:t>
-      </w:r>
-    </w:p>
-    <w:p>
-      <w:pPr>
-        <w:spacing w:line="360" w:lineRule="auto"/>
-        <w:ind w:leftChars="0" w:firstLineChars="0" w:firstLine="0"/>
-        <w:contextualSpacing/>
-        <w:jc w:val="both"/>
-        <w:outlineLvl w:val="9"/>
-        <w:rPr>
-          <w:sz w:val="28"/>
-          <w:szCs w:val="28"/>
-        </w:rPr>
-      </w:pPr>
-      <w:r>
-        <w:rPr>
-          <w:sz w:val="28"/>
-          <w:szCs w:val="28"/>
-        </w:rPr>
-        <w:t xml:space="preserve">    mkdir -p "${THEME_DST}"</w:t>
-      </w:r>
-    </w:p>
-    <w:p>
-      <w:pPr>
-        <w:spacing w:line="360" w:lineRule="auto"/>
-        <w:ind w:leftChars="0" w:firstLineChars="0" w:firstLine="0"/>
-        <w:contextualSpacing/>
-        <w:jc w:val="both"/>
-        <w:outlineLvl w:val="9"/>
-        <w:rPr>
-          <w:sz w:val="28"/>
-          <w:szCs w:val="28"/>
-        </w:rPr>
-      </w:pPr>
-      <w:r>
-        <w:rPr>
-          <w:sz w:val="28"/>
-          <w:szCs w:val="28"/>
-        </w:rPr>
-        <w:t xml:space="preserve">    cp -a "${THEME_SRC}/." "${THEME_DST}/"</w:t>
-      </w:r>
-    </w:p>
-    <w:p>
-      <w:pPr>
-        <w:spacing w:line="360" w:lineRule="auto"/>
-        <w:ind w:leftChars="0" w:firstLineChars="0" w:firstLine="0"/>
-        <w:contextualSpacing/>
-        <w:jc w:val="both"/>
-        <w:outlineLvl w:val="9"/>
-        <w:rPr>
-          <w:sz w:val="28"/>
-          <w:szCs w:val="28"/>
-        </w:rPr>
-      </w:pPr>
-      <w:r>
-        <w:rPr>
-          <w:sz w:val="28"/>
-          <w:szCs w:val="28"/>
-        </w:rPr>
-        <w:t xml:space="preserve">    if [ ! -f "${THEME_DST}/style.css" ]; then</w:t>
-      </w:r>
-    </w:p>
-    <w:p>
-      <w:pPr>
-        <w:spacing w:line="360" w:lineRule="auto"/>
-        <w:ind w:leftChars="0" w:firstLineChars="0" w:firstLine="0"/>
-        <w:contextualSpacing/>
-        <w:jc w:val="both"/>
-        <w:outlineLvl w:val="9"/>
-        <w:rPr>
-          <w:sz w:val="28"/>
-          <w:szCs w:val="28"/>
-        </w:rPr>
-      </w:pPr>
-      <w:r>
-        <w:rPr>
-          <w:sz w:val="28"/>
-          <w:szCs w:val="28"/>
-        </w:rPr>
-        <w:t xml:space="preserve">      echo "/*" &gt; "${THEME_DST}/style.css"</w:t>
-      </w:r>
-    </w:p>
-    <w:p>
-      <w:pPr>
-        <w:spacing w:line="360" w:lineRule="auto"/>
-        <w:ind w:leftChars="0" w:firstLineChars="0" w:firstLine="0"/>
-        <w:contextualSpacing/>
-        <w:jc w:val="both"/>
-        <w:outlineLvl w:val="9"/>
-        <w:rPr>
-          <w:sz w:val="28"/>
-          <w:szCs w:val="28"/>
-        </w:rPr>
-      </w:pPr>
-      <w:r>
-        <w:rPr>
-          <w:sz w:val="28"/>
-          <w:szCs w:val="28"/>
-        </w:rPr>
-        <w:t xml:space="preserve">      echo "Theme Name: Canape" &gt;&gt; "${THEME_DST}/style.css"</w:t>
-      </w:r>
-    </w:p>
-    <w:p>
-      <w:pPr>
-        <w:spacing w:line="360" w:lineRule="auto"/>
-        <w:ind w:leftChars="0" w:firstLineChars="0" w:firstLine="0"/>
-        <w:contextualSpacing/>
-        <w:jc w:val="both"/>
-        <w:outlineLvl w:val="9"/>
-        <w:rPr>
-          <w:sz w:val="28"/>
-          <w:szCs w:val="28"/>
-        </w:rPr>
-      </w:pPr>
-      <w:r>
-        <w:rPr>
-          <w:sz w:val="28"/>
-          <w:szCs w:val="28"/>
-        </w:rPr>
-        <w:t xml:space="preserve">      echo "Theme URI: https://example.com/" &gt;&gt; "${THEME_DST}/style.css"</w:t>
-      </w:r>
-    </w:p>
-    <w:p>
-      <w:pPr>
-        <w:spacing w:line="360" w:lineRule="auto"/>
-        <w:ind w:leftChars="0" w:firstLineChars="0" w:firstLine="0"/>
-        <w:contextualSpacing/>
-        <w:jc w:val="both"/>
-        <w:outlineLvl w:val="9"/>
-        <w:rPr>
-          <w:sz w:val="28"/>
-          <w:szCs w:val="28"/>
-        </w:rPr>
-      </w:pPr>
-      <w:r>
-        <w:rPr>
-          <w:sz w:val="28"/>
-          <w:szCs w:val="28"/>
-        </w:rPr>
-        <w:t xml:space="preserve">      echo "Author: lr6AO" &gt;&gt; "${THEME_DST}/style.css"</w:t>
-      </w:r>
-    </w:p>
-    <w:p>
-      <w:pPr>
-        <w:spacing w:line="360" w:lineRule="auto"/>
-        <w:ind w:leftChars="0" w:firstLineChars="0" w:firstLine="0"/>
-        <w:contextualSpacing/>
-        <w:jc w:val="both"/>
-        <w:outlineLvl w:val="9"/>
-        <w:rPr>
-          <w:sz w:val="28"/>
-          <w:szCs w:val="28"/>
-        </w:rPr>
-      </w:pPr>
-      <w:r>
-        <w:rPr>
-          <w:sz w:val="28"/>
-          <w:szCs w:val="28"/>
-        </w:rPr>
-        <w:t xml:space="preserve">      echo "Description: Тема сайту, розгорнута під час provisioning WordPress" &gt;&gt; "${THEME_DST}/style.css"</w:t>
-      </w:r>
-    </w:p>
-    <w:p>
-      <w:pPr>
-        <w:spacing w:line="360" w:lineRule="auto"/>
-        <w:ind w:leftChars="0" w:firstLineChars="0" w:firstLine="0"/>
-        <w:contextualSpacing/>
-        <w:jc w:val="both"/>
-        <w:outlineLvl w:val="9"/>
-        <w:rPr>
-          <w:sz w:val="28"/>
-          <w:szCs w:val="28"/>
-        </w:rPr>
-      </w:pPr>
-      <w:r>
-        <w:rPr>
-          <w:sz w:val="28"/>
-          <w:szCs w:val="28"/>
-        </w:rPr>
-        <w:t xml:space="preserve">      echo "Version: 1.0" &gt;&gt; "${THEME_DST}/style.css"</w:t>
-      </w:r>
-    </w:p>
-    <w:p>
-      <w:pPr>
-        <w:spacing w:line="360" w:lineRule="auto"/>
-        <w:ind w:leftChars="0" w:firstLineChars="0" w:firstLine="0"/>
-        <w:contextualSpacing/>
-        <w:jc w:val="both"/>
-        <w:outlineLvl w:val="9"/>
-        <w:rPr>
-          <w:sz w:val="28"/>
-          <w:szCs w:val="28"/>
-        </w:rPr>
-      </w:pPr>
-      <w:r>
-        <w:rPr>
-          <w:sz w:val="28"/>
-          <w:szCs w:val="28"/>
-        </w:rPr>
-        <w:t xml:space="preserve">      echo "Text Domain: canape" &gt;&gt; "${THEME_DST}/style.css"</w:t>
-      </w:r>
-    </w:p>
-    <w:p>
-      <w:pPr>
-        <w:spacing w:line="360" w:lineRule="auto"/>
-        <w:ind w:leftChars="0" w:firstLineChars="0" w:firstLine="0"/>
-        <w:contextualSpacing/>
-        <w:jc w:val="both"/>
-        <w:outlineLvl w:val="9"/>
-        <w:rPr>
-          <w:sz w:val="28"/>
-          <w:szCs w:val="28"/>
-        </w:rPr>
-      </w:pPr>
-      <w:r>
-        <w:rPr>
-          <w:sz w:val="28"/>
-          <w:szCs w:val="28"/>
-        </w:rPr>
-        <w:t xml:space="preserve">      echo "*/" &gt;&gt; "${THEME_DST}/style.css"</w:t>
-      </w:r>
-    </w:p>
-    <w:p>
-      <w:pPr>
-        <w:spacing w:line="360" w:lineRule="auto"/>
-        <w:ind w:leftChars="0" w:firstLineChars="0" w:firstLine="0"/>
-        <w:contextualSpacing/>
-        <w:jc w:val="both"/>
-        <w:outlineLvl w:val="9"/>
-        <w:rPr>
-          <w:sz w:val="28"/>
-          <w:szCs w:val="28"/>
-        </w:rPr>
-      </w:pPr>
-      <w:r>
-        <w:rPr>
-          <w:sz w:val="28"/>
-          <w:szCs w:val="28"/>
-        </w:rPr>
-        <w:lastRenderedPageBreak/>
         <w:t xml:space="preserve">    fi</w:t>
       </w:r>
     </w:p>
@@ -10697,7 +10768,7 @@
 </file>
 
 <file path=customXml/itemProps2.xml><?xml version="1.0" encoding="utf-8"?>
-<ds:datastoreItem xmlns:ds="http://schemas.openxmlformats.org/officeDocument/2006/customXml" ds:itemID="{CBDEF83E-3F8A-4DC5-9F3A-29537EA36DBC}">
+<ds:datastoreItem xmlns:ds="http://schemas.openxmlformats.org/officeDocument/2006/customXml" ds:itemID="{A36E0B6F-5BF7-4EAA-B8AC-3198610ABC25}">
   <ds:schemaRefs>
     <ds:schemaRef ds:uri="http://schemas.openxmlformats.org/officeDocument/2006/bibliography"/>
   </ds:schemaRefs>

--- a/Адміністрування обчислювальних комплексів Зроблені ЛР/Лабораторна робота 6 - Матакова А.В. - 409а - Адміністрування обчислювальних комплексів.docx
+++ b/Адміністрування обчислювальних комплексів Зроблені ЛР/Лабораторна робота 6 - Матакова А.В. - 409а - Адміністрування обчислювальних комплексів.docx
@@ -2372,16 +2372,7 @@
           <w:sz w:val="28"/>
           <w:szCs w:val="28"/>
         </w:rPr>
-        <w:t>ять, процесори, назва ВМ) та config.vm.provision (скрипти автоматичного налаштування, які можуть повторюватись кілька разів для послідовного встановлення різних компонентів</w:t>
-      </w:r>
-      <w:bookmarkStart w:id="0" w:name="_GoBack"/>
-      <w:bookmarkEnd w:id="0"/>
-      <w:r>
-        <w:rPr>
-          <w:sz w:val="28"/>
-          <w:szCs w:val="28"/>
-        </w:rPr>
-        <w:t>).</w:t>
+        <w:t>ять, процесори, назва ВМ) та config.vm.provision (скрипти автоматичного налаштування, які можуть повторюватись кілька разів для послідовного встановлення різних компонентів).</w:t>
       </w:r>
     </w:p>
     <w:p>
@@ -2424,6 +2415,35 @@
           <w:szCs w:val="28"/>
         </w:rPr>
       </w:pPr>
+      <w:r>
+        <w:rPr>
+          <w:sz w:val="28"/>
+          <w:szCs w:val="28"/>
+          <w:lang w:val="en-US"/>
+        </w:rPr>
+        <w:t>P</w:t>
+      </w:r>
+      <w:r>
+        <w:rPr>
+          <w:sz w:val="28"/>
+          <w:szCs w:val="28"/>
+        </w:rPr>
+        <w:t>rivate_network (приватна мережа між хостом і гостьовими машинами зі статичною або динамічною IP-адресою), public_network (машина отримує адресу в мережі хоста і стає доступною іншим пристроям локальної мережі) та проброс портів через forwarded_port при NAT-з</w:t>
+      </w:r>
+      <w:r>
+        <w:rPr>
+          <w:sz w:val="28"/>
+          <w:szCs w:val="28"/>
+        </w:rPr>
+        <w:t>’</w:t>
+      </w:r>
+      <w:r>
+        <w:rPr>
+          <w:sz w:val="28"/>
+          <w:szCs w:val="28"/>
+        </w:rPr>
+        <w:t>єднанні.</w:t>
+      </w:r>
     </w:p>
     <w:p>
       <w:pPr>
@@ -2465,6 +2485,8 @@
           <w:szCs w:val="28"/>
         </w:rPr>
       </w:pPr>
+      <w:bookmarkStart w:id="0" w:name="_GoBack"/>
+      <w:bookmarkEnd w:id="0"/>
     </w:p>
     <w:p>
       <w:pPr>
@@ -2880,6 +2902,7 @@
           <w:sz w:val="28"/>
           <w:szCs w:val="28"/>
         </w:rPr>
+        <w:lastRenderedPageBreak/>
         <w:t xml:space="preserve">  # Мережеві налаштування: приватна мережа зі статичною IP-адресою</w:t>
       </w:r>
     </w:p>
@@ -2940,8 +2963,528 @@
           <w:sz w:val="28"/>
           <w:szCs w:val="28"/>
         </w:rPr>
+        <w:t xml:space="preserve">  config.vm.provider "virtualbox" do |vb|</w:t>
+      </w:r>
+    </w:p>
+    <w:p>
+      <w:pPr>
+        <w:spacing w:line="360" w:lineRule="auto"/>
+        <w:ind w:leftChars="0" w:firstLineChars="0" w:firstLine="0"/>
+        <w:contextualSpacing/>
+        <w:jc w:val="both"/>
+        <w:outlineLvl w:val="9"/>
+        <w:rPr>
+          <w:sz w:val="28"/>
+          <w:szCs w:val="28"/>
+        </w:rPr>
+      </w:pPr>
+      <w:r>
+        <w:rPr>
+          <w:sz w:val="28"/>
+          <w:szCs w:val="28"/>
+        </w:rPr>
+        <w:t xml:space="preserve">    vb.name = "lr4-ubuntu-jammy64"</w:t>
+      </w:r>
+    </w:p>
+    <w:p>
+      <w:pPr>
+        <w:spacing w:line="360" w:lineRule="auto"/>
+        <w:ind w:leftChars="0" w:firstLineChars="0" w:firstLine="0"/>
+        <w:contextualSpacing/>
+        <w:jc w:val="both"/>
+        <w:outlineLvl w:val="9"/>
+        <w:rPr>
+          <w:sz w:val="28"/>
+          <w:szCs w:val="28"/>
+        </w:rPr>
+      </w:pPr>
+      <w:r>
+        <w:rPr>
+          <w:sz w:val="28"/>
+          <w:szCs w:val="28"/>
+        </w:rPr>
+        <w:t xml:space="preserve">    vb.memory = "1024"</w:t>
+      </w:r>
+    </w:p>
+    <w:p>
+      <w:pPr>
+        <w:spacing w:line="360" w:lineRule="auto"/>
+        <w:ind w:leftChars="0" w:firstLineChars="0" w:firstLine="0"/>
+        <w:contextualSpacing/>
+        <w:jc w:val="both"/>
+        <w:outlineLvl w:val="9"/>
+        <w:rPr>
+          <w:sz w:val="28"/>
+          <w:szCs w:val="28"/>
+        </w:rPr>
+      </w:pPr>
+      <w:r>
+        <w:rPr>
+          <w:sz w:val="28"/>
+          <w:szCs w:val="28"/>
+        </w:rPr>
+        <w:t xml:space="preserve">    vb.cpus = 1</w:t>
+      </w:r>
+    </w:p>
+    <w:p>
+      <w:pPr>
+        <w:spacing w:line="360" w:lineRule="auto"/>
+        <w:ind w:leftChars="0" w:firstLineChars="0" w:firstLine="0"/>
+        <w:contextualSpacing/>
+        <w:jc w:val="both"/>
+        <w:outlineLvl w:val="9"/>
+        <w:rPr>
+          <w:sz w:val="28"/>
+          <w:szCs w:val="28"/>
+        </w:rPr>
+      </w:pPr>
+      <w:r>
+        <w:rPr>
+          <w:sz w:val="28"/>
+          <w:szCs w:val="28"/>
+        </w:rPr>
+        <w:t xml:space="preserve">    vb.gui = false</w:t>
+      </w:r>
+    </w:p>
+    <w:p>
+      <w:pPr>
+        <w:spacing w:line="360" w:lineRule="auto"/>
+        <w:ind w:leftChars="0" w:firstLineChars="0" w:firstLine="0"/>
+        <w:contextualSpacing/>
+        <w:jc w:val="both"/>
+        <w:outlineLvl w:val="9"/>
+        <w:rPr>
+          <w:sz w:val="28"/>
+          <w:szCs w:val="28"/>
+        </w:rPr>
+      </w:pPr>
+      <w:r>
+        <w:rPr>
+          <w:sz w:val="28"/>
+          <w:szCs w:val="28"/>
+        </w:rPr>
+        <w:t xml:space="preserve">  end</w:t>
+      </w:r>
+    </w:p>
+    <w:p>
+      <w:pPr>
+        <w:spacing w:line="360" w:lineRule="auto"/>
+        <w:ind w:leftChars="0" w:firstLineChars="0" w:firstLine="0"/>
+        <w:contextualSpacing/>
+        <w:jc w:val="both"/>
+        <w:outlineLvl w:val="9"/>
+        <w:rPr>
+          <w:sz w:val="28"/>
+          <w:szCs w:val="28"/>
+        </w:rPr>
+      </w:pPr>
+      <w:r>
+        <w:rPr>
+          <w:sz w:val="28"/>
+          <w:szCs w:val="28"/>
+        </w:rPr>
+        <w:t xml:space="preserve">  # Синхронізація папки проєкту з віртуальною машиною</w:t>
+      </w:r>
+    </w:p>
+    <w:p>
+      <w:pPr>
+        <w:spacing w:line="360" w:lineRule="auto"/>
+        <w:ind w:leftChars="0" w:firstLineChars="0" w:firstLine="0"/>
+        <w:contextualSpacing/>
+        <w:jc w:val="both"/>
+        <w:outlineLvl w:val="9"/>
+        <w:rPr>
+          <w:sz w:val="28"/>
+          <w:szCs w:val="28"/>
+        </w:rPr>
+      </w:pPr>
+      <w:r>
+        <w:rPr>
+          <w:sz w:val="28"/>
+          <w:szCs w:val="28"/>
+        </w:rPr>
+        <w:t xml:space="preserve">  config.vm.synced_folder ".", "/vagrant"</w:t>
+      </w:r>
+    </w:p>
+    <w:p>
+      <w:pPr>
+        <w:spacing w:line="360" w:lineRule="auto"/>
+        <w:ind w:leftChars="0" w:firstLineChars="0" w:firstLine="0"/>
+        <w:contextualSpacing/>
+        <w:jc w:val="both"/>
+        <w:outlineLvl w:val="9"/>
+        <w:rPr>
+          <w:sz w:val="28"/>
+          <w:szCs w:val="28"/>
+        </w:rPr>
+      </w:pPr>
+      <w:r>
+        <w:rPr>
+          <w:sz w:val="28"/>
+          <w:szCs w:val="28"/>
+        </w:rPr>
+        <w:t xml:space="preserve">  # Додаткова синхронізована директорія: локальна папка ./shared монтується у /home/vagrant/shared</w:t>
+      </w:r>
+    </w:p>
+    <w:p>
+      <w:pPr>
+        <w:spacing w:line="360" w:lineRule="auto"/>
+        <w:ind w:leftChars="0" w:firstLineChars="0" w:firstLine="0"/>
+        <w:contextualSpacing/>
+        <w:jc w:val="both"/>
+        <w:outlineLvl w:val="9"/>
+        <w:rPr>
+          <w:sz w:val="28"/>
+          <w:szCs w:val="28"/>
+        </w:rPr>
+      </w:pPr>
+      <w:r>
+        <w:rPr>
+          <w:sz w:val="28"/>
+          <w:szCs w:val="28"/>
+        </w:rPr>
+        <w:t xml:space="preserve">  config.vm.synced_folder "./shared", "/home/vagrant/shared", create: true</w:t>
+      </w:r>
+    </w:p>
+    <w:p>
+      <w:pPr>
+        <w:spacing w:line="360" w:lineRule="auto"/>
+        <w:ind w:leftChars="0" w:firstLineChars="0" w:firstLine="0"/>
+        <w:contextualSpacing/>
+        <w:jc w:val="both"/>
+        <w:outlineLvl w:val="9"/>
+        <w:rPr>
+          <w:sz w:val="28"/>
+          <w:szCs w:val="28"/>
+        </w:rPr>
+      </w:pPr>
+      <w:r>
+        <w:rPr>
+          <w:sz w:val="28"/>
+          <w:szCs w:val="28"/>
+        </w:rPr>
+        <w:t xml:space="preserve">  # Первинне налаштування системи при створенні машини</w:t>
+      </w:r>
+    </w:p>
+    <w:p>
+      <w:pPr>
+        <w:spacing w:line="360" w:lineRule="auto"/>
+        <w:ind w:leftChars="0" w:firstLineChars="0" w:firstLine="0"/>
+        <w:contextualSpacing/>
+        <w:jc w:val="both"/>
+        <w:outlineLvl w:val="9"/>
+        <w:rPr>
+          <w:sz w:val="28"/>
+          <w:szCs w:val="28"/>
+        </w:rPr>
+      </w:pPr>
+      <w:r>
+        <w:rPr>
+          <w:sz w:val="28"/>
+          <w:szCs w:val="28"/>
+        </w:rPr>
+        <w:t xml:space="preserve">  config.vm.provision "shell", inline: &lt;&lt;-SHELL</w:t>
+      </w:r>
+    </w:p>
+    <w:p>
+      <w:pPr>
+        <w:spacing w:line="360" w:lineRule="auto"/>
+        <w:ind w:leftChars="0" w:firstLineChars="0" w:firstLine="0"/>
+        <w:contextualSpacing/>
+        <w:jc w:val="both"/>
+        <w:outlineLvl w:val="9"/>
+        <w:rPr>
+          <w:sz w:val="28"/>
+          <w:szCs w:val="28"/>
+        </w:rPr>
+      </w:pPr>
+      <w:r>
+        <w:rPr>
+          <w:sz w:val="28"/>
+          <w:szCs w:val="28"/>
+        </w:rPr>
+        <w:t xml:space="preserve">    apt-get update</w:t>
+      </w:r>
+    </w:p>
+    <w:p>
+      <w:pPr>
+        <w:spacing w:line="360" w:lineRule="auto"/>
+        <w:ind w:leftChars="0" w:firstLineChars="0" w:firstLine="0"/>
+        <w:contextualSpacing/>
+        <w:jc w:val="both"/>
+        <w:outlineLvl w:val="9"/>
+        <w:rPr>
+          <w:sz w:val="28"/>
+          <w:szCs w:val="28"/>
+        </w:rPr>
+      </w:pPr>
+      <w:r>
+        <w:rPr>
+          <w:sz w:val="28"/>
+          <w:szCs w:val="28"/>
+        </w:rPr>
+        <w:t xml:space="preserve">    apt-get upgrade -y</w:t>
+      </w:r>
+    </w:p>
+    <w:p>
+      <w:pPr>
+        <w:spacing w:line="360" w:lineRule="auto"/>
+        <w:ind w:leftChars="0" w:firstLineChars="0" w:firstLine="0"/>
+        <w:contextualSpacing/>
+        <w:jc w:val="both"/>
+        <w:outlineLvl w:val="9"/>
+        <w:rPr>
+          <w:sz w:val="28"/>
+          <w:szCs w:val="28"/>
+        </w:rPr>
+      </w:pPr>
+      <w:r>
+        <w:rPr>
+          <w:sz w:val="28"/>
+          <w:szCs w:val="28"/>
+        </w:rPr>
+        <w:t xml:space="preserve">  SHELL</w:t>
+      </w:r>
+    </w:p>
+    <w:p>
+      <w:pPr>
+        <w:spacing w:line="360" w:lineRule="auto"/>
+        <w:ind w:leftChars="0" w:firstLineChars="0" w:firstLine="0"/>
+        <w:contextualSpacing/>
+        <w:jc w:val="both"/>
+        <w:outlineLvl w:val="9"/>
+        <w:rPr>
+          <w:sz w:val="28"/>
+          <w:szCs w:val="28"/>
+        </w:rPr>
+      </w:pPr>
+      <w:r>
+        <w:rPr>
+          <w:sz w:val="28"/>
+          <w:szCs w:val="28"/>
+        </w:rPr>
+        <w:t xml:space="preserve">  # Встановлення Apache2 та розгортання HTML-сайту з папки shared</w:t>
+      </w:r>
+    </w:p>
+    <w:p>
+      <w:pPr>
+        <w:spacing w:line="360" w:lineRule="auto"/>
+        <w:ind w:leftChars="0" w:firstLineChars="0" w:firstLine="0"/>
+        <w:contextualSpacing/>
+        <w:jc w:val="both"/>
+        <w:outlineLvl w:val="9"/>
+        <w:rPr>
+          <w:sz w:val="28"/>
+          <w:szCs w:val="28"/>
+        </w:rPr>
+      </w:pPr>
+      <w:r>
+        <w:rPr>
+          <w:sz w:val="28"/>
+          <w:szCs w:val="28"/>
+        </w:rPr>
+        <w:t xml:space="preserve">  config.vm.provision "shell", inline: &lt;&lt;-SHELL</w:t>
+      </w:r>
+    </w:p>
+    <w:p>
+      <w:pPr>
+        <w:spacing w:line="360" w:lineRule="auto"/>
+        <w:ind w:leftChars="0" w:firstLineChars="0" w:firstLine="0"/>
+        <w:contextualSpacing/>
+        <w:jc w:val="both"/>
+        <w:outlineLvl w:val="9"/>
+        <w:rPr>
+          <w:sz w:val="28"/>
+          <w:szCs w:val="28"/>
+        </w:rPr>
+      </w:pPr>
+      <w:r>
+        <w:rPr>
+          <w:sz w:val="28"/>
+          <w:szCs w:val="28"/>
+        </w:rPr>
+        <w:t xml:space="preserve">    apt-get install -y apache2</w:t>
+      </w:r>
+    </w:p>
+    <w:p>
+      <w:pPr>
+        <w:spacing w:line="360" w:lineRule="auto"/>
+        <w:ind w:leftChars="0" w:firstLineChars="0" w:firstLine="0"/>
+        <w:contextualSpacing/>
+        <w:jc w:val="both"/>
+        <w:outlineLvl w:val="9"/>
+        <w:rPr>
+          <w:sz w:val="28"/>
+          <w:szCs w:val="28"/>
+        </w:rPr>
+      </w:pPr>
+      <w:r>
+        <w:rPr>
+          <w:sz w:val="28"/>
+          <w:szCs w:val="28"/>
+        </w:rPr>
+        <w:t xml:space="preserve">    rm -f /var/www/html/index.html</w:t>
+      </w:r>
+    </w:p>
+    <w:p>
+      <w:pPr>
+        <w:spacing w:line="360" w:lineRule="auto"/>
+        <w:ind w:leftChars="0" w:firstLineChars="0" w:firstLine="0"/>
+        <w:contextualSpacing/>
+        <w:jc w:val="both"/>
+        <w:outlineLvl w:val="9"/>
+        <w:rPr>
+          <w:sz w:val="28"/>
+          <w:szCs w:val="28"/>
+        </w:rPr>
+      </w:pPr>
+      <w:r>
+        <w:rPr>
+          <w:sz w:val="28"/>
+          <w:szCs w:val="28"/>
+        </w:rPr>
+        <w:t xml:space="preserve">    cp /home/vagrant/shared/index.html /var/www/html/index.html</w:t>
+      </w:r>
+    </w:p>
+    <w:p>
+      <w:pPr>
+        <w:spacing w:line="360" w:lineRule="auto"/>
+        <w:ind w:leftChars="0" w:firstLineChars="0" w:firstLine="0"/>
+        <w:contextualSpacing/>
+        <w:jc w:val="both"/>
+        <w:outlineLvl w:val="9"/>
+        <w:rPr>
+          <w:sz w:val="28"/>
+          <w:szCs w:val="28"/>
+        </w:rPr>
+      </w:pPr>
+      <w:r>
+        <w:rPr>
+          <w:sz w:val="28"/>
+          <w:szCs w:val="28"/>
+        </w:rPr>
+        <w:t xml:space="preserve">    cp /home/vagrant/shared/style.css /var/www/html/style.css</w:t>
+      </w:r>
+    </w:p>
+    <w:p>
+      <w:pPr>
+        <w:spacing w:line="360" w:lineRule="auto"/>
+        <w:ind w:leftChars="0" w:firstLineChars="0" w:firstLine="0"/>
+        <w:contextualSpacing/>
+        <w:jc w:val="both"/>
+        <w:outlineLvl w:val="9"/>
+        <w:rPr>
+          <w:sz w:val="28"/>
+          <w:szCs w:val="28"/>
+        </w:rPr>
+      </w:pPr>
+      <w:r>
+        <w:rPr>
+          <w:sz w:val="28"/>
+          <w:szCs w:val="28"/>
+        </w:rPr>
+        <w:t xml:space="preserve">    systemctl enable apache2</w:t>
+      </w:r>
+    </w:p>
+    <w:p>
+      <w:pPr>
+        <w:spacing w:line="360" w:lineRule="auto"/>
+        <w:ind w:leftChars="0" w:firstLineChars="0" w:firstLine="0"/>
+        <w:contextualSpacing/>
+        <w:jc w:val="both"/>
+        <w:outlineLvl w:val="9"/>
+        <w:rPr>
+          <w:sz w:val="28"/>
+          <w:szCs w:val="28"/>
+        </w:rPr>
+      </w:pPr>
+      <w:r>
+        <w:rPr>
+          <w:sz w:val="28"/>
+          <w:szCs w:val="28"/>
+        </w:rPr>
+        <w:t xml:space="preserve">    systemctl restart apache2</w:t>
+      </w:r>
+    </w:p>
+    <w:p>
+      <w:pPr>
+        <w:spacing w:line="360" w:lineRule="auto"/>
+        <w:ind w:leftChars="0" w:firstLineChars="0" w:firstLine="0"/>
+        <w:contextualSpacing/>
+        <w:jc w:val="both"/>
+        <w:outlineLvl w:val="9"/>
+        <w:rPr>
+          <w:sz w:val="28"/>
+          <w:szCs w:val="28"/>
+        </w:rPr>
+      </w:pPr>
+      <w:r>
+        <w:rPr>
+          <w:sz w:val="28"/>
+          <w:szCs w:val="28"/>
+        </w:rPr>
+        <w:t xml:space="preserve">  SHELL</w:t>
+      </w:r>
+    </w:p>
+    <w:p>
+      <w:pPr>
+        <w:spacing w:line="360" w:lineRule="auto"/>
+        <w:ind w:leftChars="0" w:firstLineChars="0" w:firstLine="0"/>
+        <w:contextualSpacing/>
+        <w:jc w:val="both"/>
+        <w:outlineLvl w:val="9"/>
+        <w:rPr>
+          <w:sz w:val="28"/>
+          <w:szCs w:val="28"/>
+        </w:rPr>
+      </w:pPr>
+      <w:r>
+        <w:rPr>
+          <w:sz w:val="28"/>
+          <w:szCs w:val="28"/>
+        </w:rPr>
+        <w:t xml:space="preserve">  # Встановлення PHP та розширень, необхідних для роботи WordPress</w:t>
+      </w:r>
+    </w:p>
+    <w:p>
+      <w:pPr>
+        <w:spacing w:line="360" w:lineRule="auto"/>
+        <w:ind w:leftChars="0" w:firstLineChars="0" w:firstLine="0"/>
+        <w:contextualSpacing/>
+        <w:jc w:val="both"/>
+        <w:outlineLvl w:val="9"/>
+        <w:rPr>
+          <w:sz w:val="28"/>
+          <w:szCs w:val="28"/>
+        </w:rPr>
+      </w:pPr>
+      <w:r>
+        <w:rPr>
+          <w:sz w:val="28"/>
+          <w:szCs w:val="28"/>
+        </w:rPr>
+        <w:t xml:space="preserve">  config.vm.provision "shell", inline: &lt;&lt;-SHELL</w:t>
+      </w:r>
+    </w:p>
+    <w:p>
+      <w:pPr>
+        <w:spacing w:line="360" w:lineRule="auto"/>
+        <w:ind w:leftChars="0" w:firstLineChars="0" w:firstLine="0"/>
+        <w:contextualSpacing/>
+        <w:jc w:val="both"/>
+        <w:outlineLvl w:val="9"/>
+        <w:rPr>
+          <w:sz w:val="28"/>
+          <w:szCs w:val="28"/>
+        </w:rPr>
+      </w:pPr>
+      <w:r>
+        <w:rPr>
+          <w:sz w:val="28"/>
+          <w:szCs w:val="28"/>
+        </w:rPr>
         <w:lastRenderedPageBreak/>
-        <w:t xml:space="preserve">  config.vm.provider "virtualbox" do |vb|</w:t>
+        <w:t xml:space="preserve">    apt-get install -y php php-cli libapache2-mod-php php-mysql php-curl \</w:t>
       </w:r>
     </w:p>
     <w:p>
@@ -2961,7 +3504,7 @@
           <w:sz w:val="28"/>
           <w:szCs w:val="28"/>
         </w:rPr>
-        <w:t xml:space="preserve">    vb.name = "lr4-ubuntu-jammy64"</w:t>
+        <w:t xml:space="preserve">      php-gd php-mbstring php-xml php-zip php-intl php-bcmath unzip curl</w:t>
       </w:r>
     </w:p>
     <w:p>
@@ -2981,7 +3524,7 @@
           <w:sz w:val="28"/>
           <w:szCs w:val="28"/>
         </w:rPr>
-        <w:t xml:space="preserve">    vb.memory = "1024"</w:t>
+        <w:t xml:space="preserve">    a2enmod rewrite</w:t>
       </w:r>
     </w:p>
     <w:p>
@@ -3001,7 +3544,7 @@
           <w:sz w:val="28"/>
           <w:szCs w:val="28"/>
         </w:rPr>
-        <w:t xml:space="preserve">    vb.cpus = 1</w:t>
+        <w:t xml:space="preserve">    systemctl restart apache2</w:t>
       </w:r>
     </w:p>
     <w:p>
@@ -3021,7 +3564,7 @@
           <w:sz w:val="28"/>
           <w:szCs w:val="28"/>
         </w:rPr>
-        <w:t xml:space="preserve">    vb.gui = false</w:t>
+        <w:t xml:space="preserve">  SHELL</w:t>
       </w:r>
     </w:p>
     <w:p>
@@ -3041,7 +3584,7 @@
           <w:sz w:val="28"/>
           <w:szCs w:val="28"/>
         </w:rPr>
-        <w:t xml:space="preserve">  end</w:t>
+        <w:t xml:space="preserve">  # Встановлення та первинне налаштування MySQL для бази даних WordPress</w:t>
       </w:r>
     </w:p>
     <w:p>
@@ -3061,7 +3604,7 @@
           <w:sz w:val="28"/>
           <w:szCs w:val="28"/>
         </w:rPr>
-        <w:t xml:space="preserve">  # Синхронізація папки проєкту з віртуальною машиною</w:t>
+        <w:t xml:space="preserve">  config.vm.provision "shell", inline: &lt;&lt;-SHELL</w:t>
       </w:r>
     </w:p>
     <w:p>
@@ -3081,7 +3624,7 @@
           <w:sz w:val="28"/>
           <w:szCs w:val="28"/>
         </w:rPr>
-        <w:t xml:space="preserve">  config.vm.synced_folder ".", "/vagrant"</w:t>
+        <w:t xml:space="preserve">    DB_NAME="wordpress_db"</w:t>
       </w:r>
     </w:p>
     <w:p>
@@ -3101,7 +3644,7 @@
           <w:sz w:val="28"/>
           <w:szCs w:val="28"/>
         </w:rPr>
-        <w:t xml:space="preserve">  # Додаткова синхронізована директорія: локальна папка ./shared монтується у /home/vagrant/shared</w:t>
+        <w:t xml:space="preserve">    DB_USER="wp_user"</w:t>
       </w:r>
     </w:p>
     <w:p>
@@ -3121,7 +3664,7 @@
           <w:sz w:val="28"/>
           <w:szCs w:val="28"/>
         </w:rPr>
-        <w:t xml:space="preserve">  config.vm.synced_folder "./shared", "/home/vagrant/shared", create: true</w:t>
+        <w:t xml:space="preserve">    DB_PASS="wp_password"</w:t>
       </w:r>
     </w:p>
     <w:p>
@@ -3141,7 +3684,7 @@
           <w:sz w:val="28"/>
           <w:szCs w:val="28"/>
         </w:rPr>
-        <w:t xml:space="preserve">  # Первинне налаштування системи при створенні машини</w:t>
+        <w:t xml:space="preserve">    apt-get install -y mysql-server</w:t>
       </w:r>
     </w:p>
     <w:p>
@@ -3161,6 +3704,166 @@
           <w:sz w:val="28"/>
           <w:szCs w:val="28"/>
         </w:rPr>
+        <w:t xml:space="preserve">    systemctl enable mysql</w:t>
+      </w:r>
+    </w:p>
+    <w:p>
+      <w:pPr>
+        <w:spacing w:line="360" w:lineRule="auto"/>
+        <w:ind w:leftChars="0" w:firstLineChars="0" w:firstLine="0"/>
+        <w:contextualSpacing/>
+        <w:jc w:val="both"/>
+        <w:outlineLvl w:val="9"/>
+        <w:rPr>
+          <w:sz w:val="28"/>
+          <w:szCs w:val="28"/>
+        </w:rPr>
+      </w:pPr>
+      <w:r>
+        <w:rPr>
+          <w:sz w:val="28"/>
+          <w:szCs w:val="28"/>
+        </w:rPr>
+        <w:t xml:space="preserve">    systemctl start mysql</w:t>
+      </w:r>
+    </w:p>
+    <w:p>
+      <w:pPr>
+        <w:spacing w:line="360" w:lineRule="auto"/>
+        <w:ind w:leftChars="0" w:firstLineChars="0" w:firstLine="0"/>
+        <w:contextualSpacing/>
+        <w:jc w:val="both"/>
+        <w:outlineLvl w:val="9"/>
+        <w:rPr>
+          <w:sz w:val="28"/>
+          <w:szCs w:val="28"/>
+        </w:rPr>
+      </w:pPr>
+      <w:r>
+        <w:rPr>
+          <w:sz w:val="28"/>
+          <w:szCs w:val="28"/>
+        </w:rPr>
+        <w:t xml:space="preserve">    mysql -u root -e "CREATE DATABASE IF NOT EXISTS ${DB_NAME} CHARACTER SET utf8mb4 COLLATE utf8mb4_unicode_ci;"</w:t>
+      </w:r>
+    </w:p>
+    <w:p>
+      <w:pPr>
+        <w:spacing w:line="360" w:lineRule="auto"/>
+        <w:ind w:leftChars="0" w:firstLineChars="0" w:firstLine="0"/>
+        <w:contextualSpacing/>
+        <w:jc w:val="both"/>
+        <w:outlineLvl w:val="9"/>
+        <w:rPr>
+          <w:sz w:val="28"/>
+          <w:szCs w:val="28"/>
+        </w:rPr>
+      </w:pPr>
+      <w:r>
+        <w:rPr>
+          <w:sz w:val="28"/>
+          <w:szCs w:val="28"/>
+        </w:rPr>
+        <w:t xml:space="preserve">    mysql -u root -e "CREATE USER IF NOT EXISTS '${DB_USER}'@'localhost' IDENTIFIED BY '${DB_PASS}';"</w:t>
+      </w:r>
+    </w:p>
+    <w:p>
+      <w:pPr>
+        <w:spacing w:line="360" w:lineRule="auto"/>
+        <w:ind w:leftChars="0" w:firstLineChars="0" w:firstLine="0"/>
+        <w:contextualSpacing/>
+        <w:jc w:val="both"/>
+        <w:outlineLvl w:val="9"/>
+        <w:rPr>
+          <w:sz w:val="28"/>
+          <w:szCs w:val="28"/>
+        </w:rPr>
+      </w:pPr>
+      <w:r>
+        <w:rPr>
+          <w:sz w:val="28"/>
+          <w:szCs w:val="28"/>
+        </w:rPr>
+        <w:t xml:space="preserve">    mysql -u root -e "GRANT ALL PRIVILEGES ON ${DB_NAME}.* TO '${DB_USER}'@'localhost';"</w:t>
+      </w:r>
+    </w:p>
+    <w:p>
+      <w:pPr>
+        <w:spacing w:line="360" w:lineRule="auto"/>
+        <w:ind w:leftChars="0" w:firstLineChars="0" w:firstLine="0"/>
+        <w:contextualSpacing/>
+        <w:jc w:val="both"/>
+        <w:outlineLvl w:val="9"/>
+        <w:rPr>
+          <w:sz w:val="28"/>
+          <w:szCs w:val="28"/>
+        </w:rPr>
+      </w:pPr>
+      <w:r>
+        <w:rPr>
+          <w:sz w:val="28"/>
+          <w:szCs w:val="28"/>
+        </w:rPr>
+        <w:t xml:space="preserve">    mysql -u root -e "FLUSH PRIVILEGES;"</w:t>
+      </w:r>
+    </w:p>
+    <w:p>
+      <w:pPr>
+        <w:spacing w:line="360" w:lineRule="auto"/>
+        <w:ind w:leftChars="0" w:firstLineChars="0" w:firstLine="0"/>
+        <w:contextualSpacing/>
+        <w:jc w:val="both"/>
+        <w:outlineLvl w:val="9"/>
+        <w:rPr>
+          <w:sz w:val="28"/>
+          <w:szCs w:val="28"/>
+        </w:rPr>
+      </w:pPr>
+      <w:r>
+        <w:rPr>
+          <w:sz w:val="28"/>
+          <w:szCs w:val="28"/>
+        </w:rPr>
+        <w:t xml:space="preserve">  SHELL</w:t>
+      </w:r>
+    </w:p>
+    <w:p>
+      <w:pPr>
+        <w:spacing w:line="360" w:lineRule="auto"/>
+        <w:ind w:leftChars="0" w:firstLineChars="0" w:firstLine="0"/>
+        <w:contextualSpacing/>
+        <w:jc w:val="both"/>
+        <w:outlineLvl w:val="9"/>
+        <w:rPr>
+          <w:sz w:val="28"/>
+          <w:szCs w:val="28"/>
+        </w:rPr>
+      </w:pPr>
+      <w:r>
+        <w:rPr>
+          <w:sz w:val="28"/>
+          <w:szCs w:val="28"/>
+        </w:rPr>
+        <w:t xml:space="preserve">  # Встановлення WP-CLI — інструмент для керування WordPress з командного рядка</w:t>
+      </w:r>
+    </w:p>
+    <w:p>
+      <w:pPr>
+        <w:spacing w:line="360" w:lineRule="auto"/>
+        <w:ind w:leftChars="0" w:firstLineChars="0" w:firstLine="0"/>
+        <w:contextualSpacing/>
+        <w:jc w:val="both"/>
+        <w:outlineLvl w:val="9"/>
+        <w:rPr>
+          <w:sz w:val="28"/>
+          <w:szCs w:val="28"/>
+        </w:rPr>
+      </w:pPr>
+      <w:r>
+        <w:rPr>
+          <w:sz w:val="28"/>
+          <w:szCs w:val="28"/>
+        </w:rPr>
         <w:t xml:space="preserve">  config.vm.provision "shell", inline: &lt;&lt;-SHELL</w:t>
       </w:r>
     </w:p>
@@ -3181,7 +3884,7 @@
           <w:sz w:val="28"/>
           <w:szCs w:val="28"/>
         </w:rPr>
-        <w:t xml:space="preserve">    apt-get update</w:t>
+        <w:t xml:space="preserve">    if [ ! -f /usr/local/bin/wp ]; then</w:t>
       </w:r>
     </w:p>
     <w:p>
@@ -3201,7 +3904,7 @@
           <w:sz w:val="28"/>
           <w:szCs w:val="28"/>
         </w:rPr>
-        <w:t xml:space="preserve">    apt-get upgrade -y</w:t>
+        <w:t xml:space="preserve">      curl -o /usr/local/bin/wp -sSL https://raw.githubusercontent.com/wp-cli/builds/gh-pages/phar/wp-cli.phar</w:t>
       </w:r>
     </w:p>
     <w:p>
@@ -3221,6 +3924,46 @@
           <w:sz w:val="28"/>
           <w:szCs w:val="28"/>
         </w:rPr>
+        <w:t xml:space="preserve">      chmod +x /usr/local/bin/wp</w:t>
+      </w:r>
+    </w:p>
+    <w:p>
+      <w:pPr>
+        <w:spacing w:line="360" w:lineRule="auto"/>
+        <w:ind w:leftChars="0" w:firstLineChars="0" w:firstLine="0"/>
+        <w:contextualSpacing/>
+        <w:jc w:val="both"/>
+        <w:outlineLvl w:val="9"/>
+        <w:rPr>
+          <w:sz w:val="28"/>
+          <w:szCs w:val="28"/>
+        </w:rPr>
+      </w:pPr>
+      <w:r>
+        <w:rPr>
+          <w:sz w:val="28"/>
+          <w:szCs w:val="28"/>
+        </w:rPr>
+        <w:t xml:space="preserve">    fi</w:t>
+      </w:r>
+    </w:p>
+    <w:p>
+      <w:pPr>
+        <w:spacing w:line="360" w:lineRule="auto"/>
+        <w:ind w:leftChars="0" w:firstLineChars="0" w:firstLine="0"/>
+        <w:contextualSpacing/>
+        <w:jc w:val="both"/>
+        <w:outlineLvl w:val="9"/>
+        <w:rPr>
+          <w:sz w:val="28"/>
+          <w:szCs w:val="28"/>
+        </w:rPr>
+      </w:pPr>
+      <w:r>
+        <w:rPr>
+          <w:sz w:val="28"/>
+          <w:szCs w:val="28"/>
+        </w:rPr>
         <w:t xml:space="preserve">  SHELL</w:t>
       </w:r>
     </w:p>
@@ -3241,7 +3984,8 @@
           <w:sz w:val="28"/>
           <w:szCs w:val="28"/>
         </w:rPr>
-        <w:t xml:space="preserve">  # Встановлення Apache2 та розгортання HTML-сайту з папки shared</w:t>
+        <w:lastRenderedPageBreak/>
+        <w:t xml:space="preserve">  # Завантаження ядра WordPress та його встановлення</w:t>
       </w:r>
     </w:p>
     <w:p>
@@ -3281,7 +4025,7 @@
           <w:sz w:val="28"/>
           <w:szCs w:val="28"/>
         </w:rPr>
-        <w:t xml:space="preserve">    apt-get install -y apache2</w:t>
+        <w:t xml:space="preserve">    DB_NAME="wordpress_db"</w:t>
       </w:r>
     </w:p>
     <w:p>
@@ -3301,7 +4045,7 @@
           <w:sz w:val="28"/>
           <w:szCs w:val="28"/>
         </w:rPr>
-        <w:t xml:space="preserve">    rm -f /var/www/html/index.html</w:t>
+        <w:t xml:space="preserve">    DB_USER="wp_user"</w:t>
       </w:r>
     </w:p>
     <w:p>
@@ -3321,7 +4065,7 @@
           <w:sz w:val="28"/>
           <w:szCs w:val="28"/>
         </w:rPr>
-        <w:t xml:space="preserve">    cp /home/vagrant/shared/index.html /var/www/html/index.html</w:t>
+        <w:t xml:space="preserve">    DB_PASS="wp_password"</w:t>
       </w:r>
     </w:p>
     <w:p>
@@ -3341,7 +4085,7 @@
           <w:sz w:val="28"/>
           <w:szCs w:val="28"/>
         </w:rPr>
-        <w:t xml:space="preserve">    cp /home/vagrant/shared/style.css /var/www/html/style.css</w:t>
+        <w:t xml:space="preserve">    SITE_URL="http://192.168.56.10"</w:t>
       </w:r>
     </w:p>
     <w:p>
@@ -3361,7 +4105,7 @@
           <w:sz w:val="28"/>
           <w:szCs w:val="28"/>
         </w:rPr>
-        <w:t xml:space="preserve">    systemctl enable apache2</w:t>
+        <w:t xml:space="preserve">    rm -f /var/www/html/index.html /var/www/html/style.css</w:t>
       </w:r>
     </w:p>
     <w:p>
@@ -3381,7 +4125,7 @@
           <w:sz w:val="28"/>
           <w:szCs w:val="28"/>
         </w:rPr>
-        <w:t xml:space="preserve">    systemctl restart apache2</w:t>
+        <w:t xml:space="preserve">    if [ ! -f /var/www/html/wp-load.php ]; then</w:t>
       </w:r>
     </w:p>
     <w:p>
@@ -3401,6 +4145,266 @@
           <w:sz w:val="28"/>
           <w:szCs w:val="28"/>
         </w:rPr>
+        <w:t xml:space="preserve">      wp core download --path=/var/www/html --allow-root</w:t>
+      </w:r>
+    </w:p>
+    <w:p>
+      <w:pPr>
+        <w:spacing w:line="360" w:lineRule="auto"/>
+        <w:ind w:leftChars="0" w:firstLineChars="0" w:firstLine="0"/>
+        <w:contextualSpacing/>
+        <w:jc w:val="both"/>
+        <w:outlineLvl w:val="9"/>
+        <w:rPr>
+          <w:sz w:val="28"/>
+          <w:szCs w:val="28"/>
+        </w:rPr>
+      </w:pPr>
+      <w:r>
+        <w:rPr>
+          <w:sz w:val="28"/>
+          <w:szCs w:val="28"/>
+        </w:rPr>
+        <w:t xml:space="preserve">    fi</w:t>
+      </w:r>
+    </w:p>
+    <w:p>
+      <w:pPr>
+        <w:spacing w:line="360" w:lineRule="auto"/>
+        <w:ind w:leftChars="0" w:firstLineChars="0" w:firstLine="0"/>
+        <w:contextualSpacing/>
+        <w:jc w:val="both"/>
+        <w:outlineLvl w:val="9"/>
+        <w:rPr>
+          <w:sz w:val="28"/>
+          <w:szCs w:val="28"/>
+        </w:rPr>
+      </w:pPr>
+      <w:r>
+        <w:rPr>
+          <w:sz w:val="28"/>
+          <w:szCs w:val="28"/>
+        </w:rPr>
+        <w:t xml:space="preserve">    if [ ! -f /var/www/html/wp-config.php ]; then</w:t>
+      </w:r>
+    </w:p>
+    <w:p>
+      <w:pPr>
+        <w:spacing w:line="360" w:lineRule="auto"/>
+        <w:ind w:leftChars="0" w:firstLineChars="0" w:firstLine="0"/>
+        <w:contextualSpacing/>
+        <w:jc w:val="both"/>
+        <w:outlineLvl w:val="9"/>
+        <w:rPr>
+          <w:sz w:val="28"/>
+          <w:szCs w:val="28"/>
+        </w:rPr>
+      </w:pPr>
+      <w:r>
+        <w:rPr>
+          <w:sz w:val="28"/>
+          <w:szCs w:val="28"/>
+        </w:rPr>
+        <w:t xml:space="preserve">      wp config create --path=/var/www/html \</w:t>
+      </w:r>
+    </w:p>
+    <w:p>
+      <w:pPr>
+        <w:spacing w:line="360" w:lineRule="auto"/>
+        <w:ind w:leftChars="0" w:firstLineChars="0" w:firstLine="0"/>
+        <w:contextualSpacing/>
+        <w:jc w:val="both"/>
+        <w:outlineLvl w:val="9"/>
+        <w:rPr>
+          <w:sz w:val="28"/>
+          <w:szCs w:val="28"/>
+        </w:rPr>
+      </w:pPr>
+      <w:r>
+        <w:rPr>
+          <w:sz w:val="28"/>
+          <w:szCs w:val="28"/>
+        </w:rPr>
+        <w:t xml:space="preserve">       --dbname="${DB_NAME}" --dbuser="${DB_USER}" --dbpass="${DB_PASS}" \</w:t>
+      </w:r>
+    </w:p>
+    <w:p>
+      <w:pPr>
+        <w:spacing w:line="360" w:lineRule="auto"/>
+        <w:ind w:leftChars="0" w:firstLineChars="0" w:firstLine="0"/>
+        <w:contextualSpacing/>
+        <w:jc w:val="both"/>
+        <w:outlineLvl w:val="9"/>
+        <w:rPr>
+          <w:sz w:val="28"/>
+          <w:szCs w:val="28"/>
+        </w:rPr>
+      </w:pPr>
+      <w:r>
+        <w:rPr>
+          <w:sz w:val="28"/>
+          <w:szCs w:val="28"/>
+        </w:rPr>
+        <w:t xml:space="preserve">        --dbhost="localhost" --allow-root</w:t>
+      </w:r>
+    </w:p>
+    <w:p>
+      <w:pPr>
+        <w:spacing w:line="360" w:lineRule="auto"/>
+        <w:ind w:leftChars="0" w:firstLineChars="0" w:firstLine="0"/>
+        <w:contextualSpacing/>
+        <w:jc w:val="both"/>
+        <w:outlineLvl w:val="9"/>
+        <w:rPr>
+          <w:sz w:val="28"/>
+          <w:szCs w:val="28"/>
+        </w:rPr>
+      </w:pPr>
+      <w:r>
+        <w:rPr>
+          <w:sz w:val="28"/>
+          <w:szCs w:val="28"/>
+        </w:rPr>
+        <w:t xml:space="preserve">    fi</w:t>
+      </w:r>
+    </w:p>
+    <w:p>
+      <w:pPr>
+        <w:spacing w:line="360" w:lineRule="auto"/>
+        <w:ind w:leftChars="0" w:firstLineChars="0" w:firstLine="0"/>
+        <w:contextualSpacing/>
+        <w:jc w:val="both"/>
+        <w:outlineLvl w:val="9"/>
+        <w:rPr>
+          <w:sz w:val="28"/>
+          <w:szCs w:val="28"/>
+        </w:rPr>
+      </w:pPr>
+      <w:r>
+        <w:rPr>
+          <w:sz w:val="28"/>
+          <w:szCs w:val="28"/>
+        </w:rPr>
+        <w:t xml:space="preserve">    if ! wp core is-installed --path=/var/www/html --allow-root; then</w:t>
+      </w:r>
+    </w:p>
+    <w:p>
+      <w:pPr>
+        <w:spacing w:line="360" w:lineRule="auto"/>
+        <w:ind w:leftChars="0" w:firstLineChars="0" w:firstLine="0"/>
+        <w:contextualSpacing/>
+        <w:jc w:val="both"/>
+        <w:outlineLvl w:val="9"/>
+        <w:rPr>
+          <w:sz w:val="28"/>
+          <w:szCs w:val="28"/>
+        </w:rPr>
+      </w:pPr>
+      <w:r>
+        <w:rPr>
+          <w:sz w:val="28"/>
+          <w:szCs w:val="28"/>
+        </w:rPr>
+        <w:t xml:space="preserve">      wp core install --path=/var/www/html \</w:t>
+      </w:r>
+    </w:p>
+    <w:p>
+      <w:pPr>
+        <w:spacing w:line="360" w:lineRule="auto"/>
+        <w:ind w:leftChars="0" w:firstLineChars="0" w:firstLine="0"/>
+        <w:contextualSpacing/>
+        <w:jc w:val="both"/>
+        <w:outlineLvl w:val="9"/>
+        <w:rPr>
+          <w:sz w:val="28"/>
+          <w:szCs w:val="28"/>
+        </w:rPr>
+      </w:pPr>
+      <w:r>
+        <w:rPr>
+          <w:sz w:val="28"/>
+          <w:szCs w:val="28"/>
+        </w:rPr>
+        <w:t xml:space="preserve">        --url="${SITE_URL}" --title="Canape" \</w:t>
+      </w:r>
+    </w:p>
+    <w:p>
+      <w:pPr>
+        <w:spacing w:line="360" w:lineRule="auto"/>
+        <w:ind w:leftChars="0" w:firstLineChars="0" w:firstLine="0"/>
+        <w:contextualSpacing/>
+        <w:jc w:val="both"/>
+        <w:outlineLvl w:val="9"/>
+        <w:rPr>
+          <w:sz w:val="28"/>
+          <w:szCs w:val="28"/>
+        </w:rPr>
+      </w:pPr>
+      <w:r>
+        <w:rPr>
+          <w:sz w:val="28"/>
+          <w:szCs w:val="28"/>
+        </w:rPr>
+        <w:t xml:space="preserve">        --admin_user="admin" --admin_password="admin12345" \</w:t>
+      </w:r>
+    </w:p>
+    <w:p>
+      <w:pPr>
+        <w:spacing w:line="360" w:lineRule="auto"/>
+        <w:ind w:leftChars="0" w:firstLineChars="0" w:firstLine="0"/>
+        <w:contextualSpacing/>
+        <w:jc w:val="both"/>
+        <w:outlineLvl w:val="9"/>
+        <w:rPr>
+          <w:sz w:val="28"/>
+          <w:szCs w:val="28"/>
+        </w:rPr>
+      </w:pPr>
+      <w:r>
+        <w:rPr>
+          <w:sz w:val="28"/>
+          <w:szCs w:val="28"/>
+        </w:rPr>
+        <w:t xml:space="preserve">        --admin_email="admin@example.com" --skip-email --allow-root</w:t>
+      </w:r>
+    </w:p>
+    <w:p>
+      <w:pPr>
+        <w:spacing w:line="360" w:lineRule="auto"/>
+        <w:ind w:leftChars="0" w:firstLineChars="0" w:firstLine="0"/>
+        <w:contextualSpacing/>
+        <w:jc w:val="both"/>
+        <w:outlineLvl w:val="9"/>
+        <w:rPr>
+          <w:sz w:val="28"/>
+          <w:szCs w:val="28"/>
+        </w:rPr>
+      </w:pPr>
+      <w:r>
+        <w:rPr>
+          <w:sz w:val="28"/>
+          <w:szCs w:val="28"/>
+        </w:rPr>
+        <w:t xml:space="preserve">    fi</w:t>
+      </w:r>
+    </w:p>
+    <w:p>
+      <w:pPr>
+        <w:spacing w:line="360" w:lineRule="auto"/>
+        <w:ind w:leftChars="0" w:firstLineChars="0" w:firstLine="0"/>
+        <w:contextualSpacing/>
+        <w:jc w:val="both"/>
+        <w:outlineLvl w:val="9"/>
+        <w:rPr>
+          <w:sz w:val="28"/>
+          <w:szCs w:val="28"/>
+        </w:rPr>
+      </w:pPr>
+      <w:r>
+        <w:rPr>
+          <w:sz w:val="28"/>
+          <w:szCs w:val="28"/>
+        </w:rPr>
         <w:t xml:space="preserve">  SHELL</w:t>
       </w:r>
     </w:p>
@@ -3421,7 +4425,7 @@
           <w:sz w:val="28"/>
           <w:szCs w:val="28"/>
         </w:rPr>
-        <w:t xml:space="preserve">  # Встановлення PHP та розширень, необхідних для роботи WordPress</w:t>
+        <w:t xml:space="preserve">  # Розгортання теми Canape з папки shared у wp-content/themes та її активація</w:t>
       </w:r>
     </w:p>
     <w:p>
@@ -3461,7 +4465,7 @@
           <w:sz w:val="28"/>
           <w:szCs w:val="28"/>
         </w:rPr>
-        <w:t xml:space="preserve">    apt-get install -y php php-cli libapache2-mod-php php-mysql php-curl \</w:t>
+        <w:t xml:space="preserve">    THEME_SRC="/home/vagrant/shared/wordpress1site-main/wordpress1site-main"</w:t>
       </w:r>
     </w:p>
     <w:p>
@@ -3481,7 +4485,7 @@
           <w:sz w:val="28"/>
           <w:szCs w:val="28"/>
         </w:rPr>
-        <w:t xml:space="preserve">      php-gd php-mbstring php-xml php-zip php-intl php-bcmath unzip curl</w:t>
+        <w:t xml:space="preserve">    THEME_DST="/var/www/html/wp-content/themes/canape"</w:t>
       </w:r>
     </w:p>
     <w:p>
@@ -3501,7 +4505,7 @@
           <w:sz w:val="28"/>
           <w:szCs w:val="28"/>
         </w:rPr>
-        <w:t xml:space="preserve">    a2enmod rewrite</w:t>
+        <w:t xml:space="preserve">    mkdir -p "${THEME_DST}"</w:t>
       </w:r>
     </w:p>
     <w:p>
@@ -3521,8 +4525,68 @@
           <w:sz w:val="28"/>
           <w:szCs w:val="28"/>
         </w:rPr>
+        <w:t xml:space="preserve">    cp -a "${THEME_SRC}/." "${THEME_DST}/"</w:t>
+      </w:r>
+    </w:p>
+    <w:p>
+      <w:pPr>
+        <w:spacing w:line="360" w:lineRule="auto"/>
+        <w:ind w:leftChars="0" w:firstLineChars="0" w:firstLine="0"/>
+        <w:contextualSpacing/>
+        <w:jc w:val="both"/>
+        <w:outlineLvl w:val="9"/>
+        <w:rPr>
+          <w:sz w:val="28"/>
+          <w:szCs w:val="28"/>
+        </w:rPr>
+      </w:pPr>
+      <w:r>
+        <w:rPr>
+          <w:sz w:val="28"/>
+          <w:szCs w:val="28"/>
+        </w:rPr>
+        <w:t xml:space="preserve">    if [ ! -f "${THEME_DST}/style.css" ]; then</w:t>
+      </w:r>
+    </w:p>
+    <w:p>
+      <w:pPr>
+        <w:spacing w:line="360" w:lineRule="auto"/>
+        <w:ind w:leftChars="0" w:firstLineChars="0" w:firstLine="0"/>
+        <w:contextualSpacing/>
+        <w:jc w:val="both"/>
+        <w:outlineLvl w:val="9"/>
+        <w:rPr>
+          <w:sz w:val="28"/>
+          <w:szCs w:val="28"/>
+        </w:rPr>
+      </w:pPr>
+      <w:r>
+        <w:rPr>
+          <w:sz w:val="28"/>
+          <w:szCs w:val="28"/>
+        </w:rPr>
+        <w:t xml:space="preserve">      echo "/*" &gt; "${THEME_DST}/style.css"</w:t>
+      </w:r>
+    </w:p>
+    <w:p>
+      <w:pPr>
+        <w:spacing w:line="360" w:lineRule="auto"/>
+        <w:ind w:leftChars="0" w:firstLineChars="0" w:firstLine="0"/>
+        <w:contextualSpacing/>
+        <w:jc w:val="both"/>
+        <w:outlineLvl w:val="9"/>
+        <w:rPr>
+          <w:sz w:val="28"/>
+          <w:szCs w:val="28"/>
+        </w:rPr>
+      </w:pPr>
+      <w:r>
+        <w:rPr>
+          <w:sz w:val="28"/>
+          <w:szCs w:val="28"/>
+        </w:rPr>
         <w:lastRenderedPageBreak/>
-        <w:t xml:space="preserve">    systemctl restart apache2</w:t>
+        <w:t xml:space="preserve">      echo "Theme Name: Canape" &gt;&gt; "${THEME_DST}/style.css"</w:t>
       </w:r>
     </w:p>
     <w:p>
@@ -3542,7 +4606,7 @@
           <w:sz w:val="28"/>
           <w:szCs w:val="28"/>
         </w:rPr>
-        <w:t xml:space="preserve">  SHELL</w:t>
+        <w:t xml:space="preserve">      echo "Theme URI: https://example.com/" &gt;&gt; "${THEME_DST}/style.css"</w:t>
       </w:r>
     </w:p>
     <w:p>
@@ -3562,7 +4626,7 @@
           <w:sz w:val="28"/>
           <w:szCs w:val="28"/>
         </w:rPr>
-        <w:t xml:space="preserve">  # Встановлення та первинне налаштування MySQL для бази даних WordPress</w:t>
+        <w:t xml:space="preserve">      echo "Author: lr6AO" &gt;&gt; "${THEME_DST}/style.css"</w:t>
       </w:r>
     </w:p>
     <w:p>
@@ -3582,1048 +4646,6 @@
           <w:sz w:val="28"/>
           <w:szCs w:val="28"/>
         </w:rPr>
-        <w:t xml:space="preserve">  config.vm.provision "shell", inline: &lt;&lt;-SHELL</w:t>
-      </w:r>
-    </w:p>
-    <w:p>
-      <w:pPr>
-        <w:spacing w:line="360" w:lineRule="auto"/>
-        <w:ind w:leftChars="0" w:firstLineChars="0" w:firstLine="0"/>
-        <w:contextualSpacing/>
-        <w:jc w:val="both"/>
-        <w:outlineLvl w:val="9"/>
-        <w:rPr>
-          <w:sz w:val="28"/>
-          <w:szCs w:val="28"/>
-        </w:rPr>
-      </w:pPr>
-      <w:r>
-        <w:rPr>
-          <w:sz w:val="28"/>
-          <w:szCs w:val="28"/>
-        </w:rPr>
-        <w:t xml:space="preserve">    DB_NAME="wordpress_db"</w:t>
-      </w:r>
-    </w:p>
-    <w:p>
-      <w:pPr>
-        <w:spacing w:line="360" w:lineRule="auto"/>
-        <w:ind w:leftChars="0" w:firstLineChars="0" w:firstLine="0"/>
-        <w:contextualSpacing/>
-        <w:jc w:val="both"/>
-        <w:outlineLvl w:val="9"/>
-        <w:rPr>
-          <w:sz w:val="28"/>
-          <w:szCs w:val="28"/>
-        </w:rPr>
-      </w:pPr>
-      <w:r>
-        <w:rPr>
-          <w:sz w:val="28"/>
-          <w:szCs w:val="28"/>
-        </w:rPr>
-        <w:t xml:space="preserve">    DB_USER="wp_user"</w:t>
-      </w:r>
-    </w:p>
-    <w:p>
-      <w:pPr>
-        <w:spacing w:line="360" w:lineRule="auto"/>
-        <w:ind w:leftChars="0" w:firstLineChars="0" w:firstLine="0"/>
-        <w:contextualSpacing/>
-        <w:jc w:val="both"/>
-        <w:outlineLvl w:val="9"/>
-        <w:rPr>
-          <w:sz w:val="28"/>
-          <w:szCs w:val="28"/>
-        </w:rPr>
-      </w:pPr>
-      <w:r>
-        <w:rPr>
-          <w:sz w:val="28"/>
-          <w:szCs w:val="28"/>
-        </w:rPr>
-        <w:t xml:space="preserve">    DB_PASS="wp_password"</w:t>
-      </w:r>
-    </w:p>
-    <w:p>
-      <w:pPr>
-        <w:spacing w:line="360" w:lineRule="auto"/>
-        <w:ind w:leftChars="0" w:firstLineChars="0" w:firstLine="0"/>
-        <w:contextualSpacing/>
-        <w:jc w:val="both"/>
-        <w:outlineLvl w:val="9"/>
-        <w:rPr>
-          <w:sz w:val="28"/>
-          <w:szCs w:val="28"/>
-        </w:rPr>
-      </w:pPr>
-      <w:r>
-        <w:rPr>
-          <w:sz w:val="28"/>
-          <w:szCs w:val="28"/>
-        </w:rPr>
-        <w:t xml:space="preserve">    apt-get install -y mysql-server</w:t>
-      </w:r>
-    </w:p>
-    <w:p>
-      <w:pPr>
-        <w:spacing w:line="360" w:lineRule="auto"/>
-        <w:ind w:leftChars="0" w:firstLineChars="0" w:firstLine="0"/>
-        <w:contextualSpacing/>
-        <w:jc w:val="both"/>
-        <w:outlineLvl w:val="9"/>
-        <w:rPr>
-          <w:sz w:val="28"/>
-          <w:szCs w:val="28"/>
-        </w:rPr>
-      </w:pPr>
-      <w:r>
-        <w:rPr>
-          <w:sz w:val="28"/>
-          <w:szCs w:val="28"/>
-        </w:rPr>
-        <w:t xml:space="preserve">    systemctl enable mysql</w:t>
-      </w:r>
-    </w:p>
-    <w:p>
-      <w:pPr>
-        <w:spacing w:line="360" w:lineRule="auto"/>
-        <w:ind w:leftChars="0" w:firstLineChars="0" w:firstLine="0"/>
-        <w:contextualSpacing/>
-        <w:jc w:val="both"/>
-        <w:outlineLvl w:val="9"/>
-        <w:rPr>
-          <w:sz w:val="28"/>
-          <w:szCs w:val="28"/>
-        </w:rPr>
-      </w:pPr>
-      <w:r>
-        <w:rPr>
-          <w:sz w:val="28"/>
-          <w:szCs w:val="28"/>
-        </w:rPr>
-        <w:t xml:space="preserve">    systemctl start mysql</w:t>
-      </w:r>
-    </w:p>
-    <w:p>
-      <w:pPr>
-        <w:spacing w:line="360" w:lineRule="auto"/>
-        <w:ind w:leftChars="0" w:firstLineChars="0" w:firstLine="0"/>
-        <w:contextualSpacing/>
-        <w:jc w:val="both"/>
-        <w:outlineLvl w:val="9"/>
-        <w:rPr>
-          <w:sz w:val="28"/>
-          <w:szCs w:val="28"/>
-        </w:rPr>
-      </w:pPr>
-      <w:r>
-        <w:rPr>
-          <w:sz w:val="28"/>
-          <w:szCs w:val="28"/>
-        </w:rPr>
-        <w:t xml:space="preserve">    mysql -u root -e "CREATE DATABASE IF NOT EXISTS ${DB_NAME} CHARACTER SET utf8mb4 COLLATE utf8mb4_unicode_ci;"</w:t>
-      </w:r>
-    </w:p>
-    <w:p>
-      <w:pPr>
-        <w:spacing w:line="360" w:lineRule="auto"/>
-        <w:ind w:leftChars="0" w:firstLineChars="0" w:firstLine="0"/>
-        <w:contextualSpacing/>
-        <w:jc w:val="both"/>
-        <w:outlineLvl w:val="9"/>
-        <w:rPr>
-          <w:sz w:val="28"/>
-          <w:szCs w:val="28"/>
-        </w:rPr>
-      </w:pPr>
-      <w:r>
-        <w:rPr>
-          <w:sz w:val="28"/>
-          <w:szCs w:val="28"/>
-        </w:rPr>
-        <w:t xml:space="preserve">    mysql -u root -e "CREATE USER IF NOT EXISTS '${DB_USER}'@'localhost' IDENTIFIED BY '${DB_PASS}';"</w:t>
-      </w:r>
-    </w:p>
-    <w:p>
-      <w:pPr>
-        <w:spacing w:line="360" w:lineRule="auto"/>
-        <w:ind w:leftChars="0" w:firstLineChars="0" w:firstLine="0"/>
-        <w:contextualSpacing/>
-        <w:jc w:val="both"/>
-        <w:outlineLvl w:val="9"/>
-        <w:rPr>
-          <w:sz w:val="28"/>
-          <w:szCs w:val="28"/>
-        </w:rPr>
-      </w:pPr>
-      <w:r>
-        <w:rPr>
-          <w:sz w:val="28"/>
-          <w:szCs w:val="28"/>
-        </w:rPr>
-        <w:t xml:space="preserve">    mysql -u root -e "GRANT ALL PRIVILEGES ON ${DB_NAME}.* TO '${DB_USER}'@'localhost';"</w:t>
-      </w:r>
-    </w:p>
-    <w:p>
-      <w:pPr>
-        <w:spacing w:line="360" w:lineRule="auto"/>
-        <w:ind w:leftChars="0" w:firstLineChars="0" w:firstLine="0"/>
-        <w:contextualSpacing/>
-        <w:jc w:val="both"/>
-        <w:outlineLvl w:val="9"/>
-        <w:rPr>
-          <w:sz w:val="28"/>
-          <w:szCs w:val="28"/>
-        </w:rPr>
-      </w:pPr>
-      <w:r>
-        <w:rPr>
-          <w:sz w:val="28"/>
-          <w:szCs w:val="28"/>
-        </w:rPr>
-        <w:t xml:space="preserve">    mysql -u root -e "FLUSH PRIVILEGES;"</w:t>
-      </w:r>
-    </w:p>
-    <w:p>
-      <w:pPr>
-        <w:spacing w:line="360" w:lineRule="auto"/>
-        <w:ind w:leftChars="0" w:firstLineChars="0" w:firstLine="0"/>
-        <w:contextualSpacing/>
-        <w:jc w:val="both"/>
-        <w:outlineLvl w:val="9"/>
-        <w:rPr>
-          <w:sz w:val="28"/>
-          <w:szCs w:val="28"/>
-        </w:rPr>
-      </w:pPr>
-      <w:r>
-        <w:rPr>
-          <w:sz w:val="28"/>
-          <w:szCs w:val="28"/>
-        </w:rPr>
-        <w:t xml:space="preserve">  SHELL</w:t>
-      </w:r>
-    </w:p>
-    <w:p>
-      <w:pPr>
-        <w:spacing w:line="360" w:lineRule="auto"/>
-        <w:ind w:leftChars="0" w:firstLineChars="0" w:firstLine="0"/>
-        <w:contextualSpacing/>
-        <w:jc w:val="both"/>
-        <w:outlineLvl w:val="9"/>
-        <w:rPr>
-          <w:sz w:val="28"/>
-          <w:szCs w:val="28"/>
-        </w:rPr>
-      </w:pPr>
-      <w:r>
-        <w:rPr>
-          <w:sz w:val="28"/>
-          <w:szCs w:val="28"/>
-        </w:rPr>
-        <w:t xml:space="preserve">  # Встановлення WP-CLI — інструмент для керування WordPress з командного рядка</w:t>
-      </w:r>
-    </w:p>
-    <w:p>
-      <w:pPr>
-        <w:spacing w:line="360" w:lineRule="auto"/>
-        <w:ind w:leftChars="0" w:firstLineChars="0" w:firstLine="0"/>
-        <w:contextualSpacing/>
-        <w:jc w:val="both"/>
-        <w:outlineLvl w:val="9"/>
-        <w:rPr>
-          <w:sz w:val="28"/>
-          <w:szCs w:val="28"/>
-        </w:rPr>
-      </w:pPr>
-      <w:r>
-        <w:rPr>
-          <w:sz w:val="28"/>
-          <w:szCs w:val="28"/>
-        </w:rPr>
-        <w:t xml:space="preserve">  config.vm.provision "shell", inline: &lt;&lt;-SHELL</w:t>
-      </w:r>
-    </w:p>
-    <w:p>
-      <w:pPr>
-        <w:spacing w:line="360" w:lineRule="auto"/>
-        <w:ind w:leftChars="0" w:firstLineChars="0" w:firstLine="0"/>
-        <w:contextualSpacing/>
-        <w:jc w:val="both"/>
-        <w:outlineLvl w:val="9"/>
-        <w:rPr>
-          <w:sz w:val="28"/>
-          <w:szCs w:val="28"/>
-        </w:rPr>
-      </w:pPr>
-      <w:r>
-        <w:rPr>
-          <w:sz w:val="28"/>
-          <w:szCs w:val="28"/>
-        </w:rPr>
-        <w:t xml:space="preserve">    if [ ! -f /usr/local/bin/wp ]; then</w:t>
-      </w:r>
-    </w:p>
-    <w:p>
-      <w:pPr>
-        <w:spacing w:line="360" w:lineRule="auto"/>
-        <w:ind w:leftChars="0" w:firstLineChars="0" w:firstLine="0"/>
-        <w:contextualSpacing/>
-        <w:jc w:val="both"/>
-        <w:outlineLvl w:val="9"/>
-        <w:rPr>
-          <w:sz w:val="28"/>
-          <w:szCs w:val="28"/>
-        </w:rPr>
-      </w:pPr>
-      <w:r>
-        <w:rPr>
-          <w:sz w:val="28"/>
-          <w:szCs w:val="28"/>
-        </w:rPr>
-        <w:t xml:space="preserve">      curl -o /usr/local/bin/wp -sSL https://raw.githubusercontent.com/wp-cli/builds/gh-pages/phar/wp-cli.phar</w:t>
-      </w:r>
-    </w:p>
-    <w:p>
-      <w:pPr>
-        <w:spacing w:line="360" w:lineRule="auto"/>
-        <w:ind w:leftChars="0" w:firstLineChars="0" w:firstLine="0"/>
-        <w:contextualSpacing/>
-        <w:jc w:val="both"/>
-        <w:outlineLvl w:val="9"/>
-        <w:rPr>
-          <w:sz w:val="28"/>
-          <w:szCs w:val="28"/>
-        </w:rPr>
-      </w:pPr>
-      <w:r>
-        <w:rPr>
-          <w:sz w:val="28"/>
-          <w:szCs w:val="28"/>
-        </w:rPr>
-        <w:t xml:space="preserve">      chmod +x /usr/local/bin/wp</w:t>
-      </w:r>
-    </w:p>
-    <w:p>
-      <w:pPr>
-        <w:spacing w:line="360" w:lineRule="auto"/>
-        <w:ind w:leftChars="0" w:firstLineChars="0" w:firstLine="0"/>
-        <w:contextualSpacing/>
-        <w:jc w:val="both"/>
-        <w:outlineLvl w:val="9"/>
-        <w:rPr>
-          <w:sz w:val="28"/>
-          <w:szCs w:val="28"/>
-        </w:rPr>
-      </w:pPr>
-      <w:r>
-        <w:rPr>
-          <w:sz w:val="28"/>
-          <w:szCs w:val="28"/>
-        </w:rPr>
-        <w:t xml:space="preserve">    fi</w:t>
-      </w:r>
-    </w:p>
-    <w:p>
-      <w:pPr>
-        <w:spacing w:line="360" w:lineRule="auto"/>
-        <w:ind w:leftChars="0" w:firstLineChars="0" w:firstLine="0"/>
-        <w:contextualSpacing/>
-        <w:jc w:val="both"/>
-        <w:outlineLvl w:val="9"/>
-        <w:rPr>
-          <w:sz w:val="28"/>
-          <w:szCs w:val="28"/>
-        </w:rPr>
-      </w:pPr>
-      <w:r>
-        <w:rPr>
-          <w:sz w:val="28"/>
-          <w:szCs w:val="28"/>
-        </w:rPr>
-        <w:t xml:space="preserve">  SHELL</w:t>
-      </w:r>
-    </w:p>
-    <w:p>
-      <w:pPr>
-        <w:spacing w:line="360" w:lineRule="auto"/>
-        <w:ind w:leftChars="0" w:firstLineChars="0" w:firstLine="0"/>
-        <w:contextualSpacing/>
-        <w:jc w:val="both"/>
-        <w:outlineLvl w:val="9"/>
-        <w:rPr>
-          <w:sz w:val="28"/>
-          <w:szCs w:val="28"/>
-        </w:rPr>
-      </w:pPr>
-      <w:r>
-        <w:rPr>
-          <w:sz w:val="28"/>
-          <w:szCs w:val="28"/>
-        </w:rPr>
-        <w:t xml:space="preserve">  # Завантаження ядра WordPress та його встановлення</w:t>
-      </w:r>
-    </w:p>
-    <w:p>
-      <w:pPr>
-        <w:spacing w:line="360" w:lineRule="auto"/>
-        <w:ind w:leftChars="0" w:firstLineChars="0" w:firstLine="0"/>
-        <w:contextualSpacing/>
-        <w:jc w:val="both"/>
-        <w:outlineLvl w:val="9"/>
-        <w:rPr>
-          <w:sz w:val="28"/>
-          <w:szCs w:val="28"/>
-        </w:rPr>
-      </w:pPr>
-      <w:r>
-        <w:rPr>
-          <w:sz w:val="28"/>
-          <w:szCs w:val="28"/>
-        </w:rPr>
-        <w:t xml:space="preserve">  config.vm.provision "shell", inline: &lt;&lt;-SHELL</w:t>
-      </w:r>
-    </w:p>
-    <w:p>
-      <w:pPr>
-        <w:spacing w:line="360" w:lineRule="auto"/>
-        <w:ind w:leftChars="0" w:firstLineChars="0" w:firstLine="0"/>
-        <w:contextualSpacing/>
-        <w:jc w:val="both"/>
-        <w:outlineLvl w:val="9"/>
-        <w:rPr>
-          <w:sz w:val="28"/>
-          <w:szCs w:val="28"/>
-        </w:rPr>
-      </w:pPr>
-      <w:r>
-        <w:rPr>
-          <w:sz w:val="28"/>
-          <w:szCs w:val="28"/>
-        </w:rPr>
-        <w:t xml:space="preserve">    DB_NAME="wordpress_db"</w:t>
-      </w:r>
-    </w:p>
-    <w:p>
-      <w:pPr>
-        <w:spacing w:line="360" w:lineRule="auto"/>
-        <w:ind w:leftChars="0" w:firstLineChars="0" w:firstLine="0"/>
-        <w:contextualSpacing/>
-        <w:jc w:val="both"/>
-        <w:outlineLvl w:val="9"/>
-        <w:rPr>
-          <w:sz w:val="28"/>
-          <w:szCs w:val="28"/>
-        </w:rPr>
-      </w:pPr>
-      <w:r>
-        <w:rPr>
-          <w:sz w:val="28"/>
-          <w:szCs w:val="28"/>
-        </w:rPr>
-        <w:lastRenderedPageBreak/>
-        <w:t xml:space="preserve">    DB_USER="wp_user"</w:t>
-      </w:r>
-    </w:p>
-    <w:p>
-      <w:pPr>
-        <w:spacing w:line="360" w:lineRule="auto"/>
-        <w:ind w:leftChars="0" w:firstLineChars="0" w:firstLine="0"/>
-        <w:contextualSpacing/>
-        <w:jc w:val="both"/>
-        <w:outlineLvl w:val="9"/>
-        <w:rPr>
-          <w:sz w:val="28"/>
-          <w:szCs w:val="28"/>
-        </w:rPr>
-      </w:pPr>
-      <w:r>
-        <w:rPr>
-          <w:sz w:val="28"/>
-          <w:szCs w:val="28"/>
-        </w:rPr>
-        <w:t xml:space="preserve">    DB_PASS="wp_password"</w:t>
-      </w:r>
-    </w:p>
-    <w:p>
-      <w:pPr>
-        <w:spacing w:line="360" w:lineRule="auto"/>
-        <w:ind w:leftChars="0" w:firstLineChars="0" w:firstLine="0"/>
-        <w:contextualSpacing/>
-        <w:jc w:val="both"/>
-        <w:outlineLvl w:val="9"/>
-        <w:rPr>
-          <w:sz w:val="28"/>
-          <w:szCs w:val="28"/>
-        </w:rPr>
-      </w:pPr>
-      <w:r>
-        <w:rPr>
-          <w:sz w:val="28"/>
-          <w:szCs w:val="28"/>
-        </w:rPr>
-        <w:t xml:space="preserve">    SITE_URL="http://192.168.56.10"</w:t>
-      </w:r>
-    </w:p>
-    <w:p>
-      <w:pPr>
-        <w:spacing w:line="360" w:lineRule="auto"/>
-        <w:ind w:leftChars="0" w:firstLineChars="0" w:firstLine="0"/>
-        <w:contextualSpacing/>
-        <w:jc w:val="both"/>
-        <w:outlineLvl w:val="9"/>
-        <w:rPr>
-          <w:sz w:val="28"/>
-          <w:szCs w:val="28"/>
-        </w:rPr>
-      </w:pPr>
-      <w:r>
-        <w:rPr>
-          <w:sz w:val="28"/>
-          <w:szCs w:val="28"/>
-        </w:rPr>
-        <w:t xml:space="preserve">    rm -f /var/www/html/index.html /var/www/html/style.css</w:t>
-      </w:r>
-    </w:p>
-    <w:p>
-      <w:pPr>
-        <w:spacing w:line="360" w:lineRule="auto"/>
-        <w:ind w:leftChars="0" w:firstLineChars="0" w:firstLine="0"/>
-        <w:contextualSpacing/>
-        <w:jc w:val="both"/>
-        <w:outlineLvl w:val="9"/>
-        <w:rPr>
-          <w:sz w:val="28"/>
-          <w:szCs w:val="28"/>
-        </w:rPr>
-      </w:pPr>
-      <w:r>
-        <w:rPr>
-          <w:sz w:val="28"/>
-          <w:szCs w:val="28"/>
-        </w:rPr>
-        <w:t xml:space="preserve">    if [ ! -f /var/www/html/wp-load.php ]; then</w:t>
-      </w:r>
-    </w:p>
-    <w:p>
-      <w:pPr>
-        <w:spacing w:line="360" w:lineRule="auto"/>
-        <w:ind w:leftChars="0" w:firstLineChars="0" w:firstLine="0"/>
-        <w:contextualSpacing/>
-        <w:jc w:val="both"/>
-        <w:outlineLvl w:val="9"/>
-        <w:rPr>
-          <w:sz w:val="28"/>
-          <w:szCs w:val="28"/>
-        </w:rPr>
-      </w:pPr>
-      <w:r>
-        <w:rPr>
-          <w:sz w:val="28"/>
-          <w:szCs w:val="28"/>
-        </w:rPr>
-        <w:t xml:space="preserve">      wp core download --path=/var/www/html --allow-root</w:t>
-      </w:r>
-    </w:p>
-    <w:p>
-      <w:pPr>
-        <w:spacing w:line="360" w:lineRule="auto"/>
-        <w:ind w:leftChars="0" w:firstLineChars="0" w:firstLine="0"/>
-        <w:contextualSpacing/>
-        <w:jc w:val="both"/>
-        <w:outlineLvl w:val="9"/>
-        <w:rPr>
-          <w:sz w:val="28"/>
-          <w:szCs w:val="28"/>
-        </w:rPr>
-      </w:pPr>
-      <w:r>
-        <w:rPr>
-          <w:sz w:val="28"/>
-          <w:szCs w:val="28"/>
-        </w:rPr>
-        <w:t xml:space="preserve">    fi</w:t>
-      </w:r>
-    </w:p>
-    <w:p>
-      <w:pPr>
-        <w:spacing w:line="360" w:lineRule="auto"/>
-        <w:ind w:leftChars="0" w:firstLineChars="0" w:firstLine="0"/>
-        <w:contextualSpacing/>
-        <w:jc w:val="both"/>
-        <w:outlineLvl w:val="9"/>
-        <w:rPr>
-          <w:sz w:val="28"/>
-          <w:szCs w:val="28"/>
-        </w:rPr>
-      </w:pPr>
-      <w:r>
-        <w:rPr>
-          <w:sz w:val="28"/>
-          <w:szCs w:val="28"/>
-        </w:rPr>
-        <w:t xml:space="preserve">    if [ ! -f /var/www/html/wp-config.php ]; then</w:t>
-      </w:r>
-    </w:p>
-    <w:p>
-      <w:pPr>
-        <w:spacing w:line="360" w:lineRule="auto"/>
-        <w:ind w:leftChars="0" w:firstLineChars="0" w:firstLine="0"/>
-        <w:contextualSpacing/>
-        <w:jc w:val="both"/>
-        <w:outlineLvl w:val="9"/>
-        <w:rPr>
-          <w:sz w:val="28"/>
-          <w:szCs w:val="28"/>
-        </w:rPr>
-      </w:pPr>
-      <w:r>
-        <w:rPr>
-          <w:sz w:val="28"/>
-          <w:szCs w:val="28"/>
-        </w:rPr>
-        <w:t xml:space="preserve">      wp config create --path=/var/www/html \</w:t>
-      </w:r>
-    </w:p>
-    <w:p>
-      <w:pPr>
-        <w:spacing w:line="360" w:lineRule="auto"/>
-        <w:ind w:leftChars="0" w:firstLineChars="0" w:firstLine="0"/>
-        <w:contextualSpacing/>
-        <w:jc w:val="both"/>
-        <w:outlineLvl w:val="9"/>
-        <w:rPr>
-          <w:sz w:val="28"/>
-          <w:szCs w:val="28"/>
-        </w:rPr>
-      </w:pPr>
-      <w:r>
-        <w:rPr>
-          <w:sz w:val="28"/>
-          <w:szCs w:val="28"/>
-        </w:rPr>
-        <w:t xml:space="preserve">       --dbname="${DB_NAME}" --dbuser="${DB_USER}" --dbpass="${DB_PASS}" \</w:t>
-      </w:r>
-    </w:p>
-    <w:p>
-      <w:pPr>
-        <w:spacing w:line="360" w:lineRule="auto"/>
-        <w:ind w:leftChars="0" w:firstLineChars="0" w:firstLine="0"/>
-        <w:contextualSpacing/>
-        <w:jc w:val="both"/>
-        <w:outlineLvl w:val="9"/>
-        <w:rPr>
-          <w:sz w:val="28"/>
-          <w:szCs w:val="28"/>
-        </w:rPr>
-      </w:pPr>
-      <w:r>
-        <w:rPr>
-          <w:sz w:val="28"/>
-          <w:szCs w:val="28"/>
-        </w:rPr>
-        <w:t xml:space="preserve">        --dbhost="localhost" --allow-root</w:t>
-      </w:r>
-    </w:p>
-    <w:p>
-      <w:pPr>
-        <w:spacing w:line="360" w:lineRule="auto"/>
-        <w:ind w:leftChars="0" w:firstLineChars="0" w:firstLine="0"/>
-        <w:contextualSpacing/>
-        <w:jc w:val="both"/>
-        <w:outlineLvl w:val="9"/>
-        <w:rPr>
-          <w:sz w:val="28"/>
-          <w:szCs w:val="28"/>
-        </w:rPr>
-      </w:pPr>
-      <w:r>
-        <w:rPr>
-          <w:sz w:val="28"/>
-          <w:szCs w:val="28"/>
-        </w:rPr>
-        <w:t xml:space="preserve">    fi</w:t>
-      </w:r>
-    </w:p>
-    <w:p>
-      <w:pPr>
-        <w:spacing w:line="360" w:lineRule="auto"/>
-        <w:ind w:leftChars="0" w:firstLineChars="0" w:firstLine="0"/>
-        <w:contextualSpacing/>
-        <w:jc w:val="both"/>
-        <w:outlineLvl w:val="9"/>
-        <w:rPr>
-          <w:sz w:val="28"/>
-          <w:szCs w:val="28"/>
-        </w:rPr>
-      </w:pPr>
-      <w:r>
-        <w:rPr>
-          <w:sz w:val="28"/>
-          <w:szCs w:val="28"/>
-        </w:rPr>
-        <w:t xml:space="preserve">    if ! wp core is-installed --path=/var/www/html --allow-root; then</w:t>
-      </w:r>
-    </w:p>
-    <w:p>
-      <w:pPr>
-        <w:spacing w:line="360" w:lineRule="auto"/>
-        <w:ind w:leftChars="0" w:firstLineChars="0" w:firstLine="0"/>
-        <w:contextualSpacing/>
-        <w:jc w:val="both"/>
-        <w:outlineLvl w:val="9"/>
-        <w:rPr>
-          <w:sz w:val="28"/>
-          <w:szCs w:val="28"/>
-        </w:rPr>
-      </w:pPr>
-      <w:r>
-        <w:rPr>
-          <w:sz w:val="28"/>
-          <w:szCs w:val="28"/>
-        </w:rPr>
-        <w:t xml:space="preserve">      wp core install --path=/var/www/html \</w:t>
-      </w:r>
-    </w:p>
-    <w:p>
-      <w:pPr>
-        <w:spacing w:line="360" w:lineRule="auto"/>
-        <w:ind w:leftChars="0" w:firstLineChars="0" w:firstLine="0"/>
-        <w:contextualSpacing/>
-        <w:jc w:val="both"/>
-        <w:outlineLvl w:val="9"/>
-        <w:rPr>
-          <w:sz w:val="28"/>
-          <w:szCs w:val="28"/>
-        </w:rPr>
-      </w:pPr>
-      <w:r>
-        <w:rPr>
-          <w:sz w:val="28"/>
-          <w:szCs w:val="28"/>
-        </w:rPr>
-        <w:t xml:space="preserve">        --url="${SITE_URL}" --title="Canape" \</w:t>
-      </w:r>
-    </w:p>
-    <w:p>
-      <w:pPr>
-        <w:spacing w:line="360" w:lineRule="auto"/>
-        <w:ind w:leftChars="0" w:firstLineChars="0" w:firstLine="0"/>
-        <w:contextualSpacing/>
-        <w:jc w:val="both"/>
-        <w:outlineLvl w:val="9"/>
-        <w:rPr>
-          <w:sz w:val="28"/>
-          <w:szCs w:val="28"/>
-        </w:rPr>
-      </w:pPr>
-      <w:r>
-        <w:rPr>
-          <w:sz w:val="28"/>
-          <w:szCs w:val="28"/>
-        </w:rPr>
-        <w:t xml:space="preserve">        --admin_user="admin" --admin_password="admin12345" \</w:t>
-      </w:r>
-    </w:p>
-    <w:p>
-      <w:pPr>
-        <w:spacing w:line="360" w:lineRule="auto"/>
-        <w:ind w:leftChars="0" w:firstLineChars="0" w:firstLine="0"/>
-        <w:contextualSpacing/>
-        <w:jc w:val="both"/>
-        <w:outlineLvl w:val="9"/>
-        <w:rPr>
-          <w:sz w:val="28"/>
-          <w:szCs w:val="28"/>
-        </w:rPr>
-      </w:pPr>
-      <w:r>
-        <w:rPr>
-          <w:sz w:val="28"/>
-          <w:szCs w:val="28"/>
-        </w:rPr>
-        <w:t xml:space="preserve">        --admin_email="admin@example.com" --skip-email --allow-root</w:t>
-      </w:r>
-    </w:p>
-    <w:p>
-      <w:pPr>
-        <w:spacing w:line="360" w:lineRule="auto"/>
-        <w:ind w:leftChars="0" w:firstLineChars="0" w:firstLine="0"/>
-        <w:contextualSpacing/>
-        <w:jc w:val="both"/>
-        <w:outlineLvl w:val="9"/>
-        <w:rPr>
-          <w:sz w:val="28"/>
-          <w:szCs w:val="28"/>
-        </w:rPr>
-      </w:pPr>
-      <w:r>
-        <w:rPr>
-          <w:sz w:val="28"/>
-          <w:szCs w:val="28"/>
-        </w:rPr>
-        <w:t xml:space="preserve">    fi</w:t>
-      </w:r>
-    </w:p>
-    <w:p>
-      <w:pPr>
-        <w:spacing w:line="360" w:lineRule="auto"/>
-        <w:ind w:leftChars="0" w:firstLineChars="0" w:firstLine="0"/>
-        <w:contextualSpacing/>
-        <w:jc w:val="both"/>
-        <w:outlineLvl w:val="9"/>
-        <w:rPr>
-          <w:sz w:val="28"/>
-          <w:szCs w:val="28"/>
-        </w:rPr>
-      </w:pPr>
-      <w:r>
-        <w:rPr>
-          <w:sz w:val="28"/>
-          <w:szCs w:val="28"/>
-        </w:rPr>
-        <w:t xml:space="preserve">  SHELL</w:t>
-      </w:r>
-    </w:p>
-    <w:p>
-      <w:pPr>
-        <w:spacing w:line="360" w:lineRule="auto"/>
-        <w:ind w:leftChars="0" w:firstLineChars="0" w:firstLine="0"/>
-        <w:contextualSpacing/>
-        <w:jc w:val="both"/>
-        <w:outlineLvl w:val="9"/>
-        <w:rPr>
-          <w:sz w:val="28"/>
-          <w:szCs w:val="28"/>
-        </w:rPr>
-      </w:pPr>
-      <w:r>
-        <w:rPr>
-          <w:sz w:val="28"/>
-          <w:szCs w:val="28"/>
-        </w:rPr>
-        <w:t xml:space="preserve">  # Розгортання теми Canape з папки shared у wp-content/themes та її активація</w:t>
-      </w:r>
-    </w:p>
-    <w:p>
-      <w:pPr>
-        <w:spacing w:line="360" w:lineRule="auto"/>
-        <w:ind w:leftChars="0" w:firstLineChars="0" w:firstLine="0"/>
-        <w:contextualSpacing/>
-        <w:jc w:val="both"/>
-        <w:outlineLvl w:val="9"/>
-        <w:rPr>
-          <w:sz w:val="28"/>
-          <w:szCs w:val="28"/>
-        </w:rPr>
-      </w:pPr>
-      <w:r>
-        <w:rPr>
-          <w:sz w:val="28"/>
-          <w:szCs w:val="28"/>
-        </w:rPr>
-        <w:t xml:space="preserve">  config.vm.provision "shell", inline: &lt;&lt;-SHELL</w:t>
-      </w:r>
-    </w:p>
-    <w:p>
-      <w:pPr>
-        <w:spacing w:line="360" w:lineRule="auto"/>
-        <w:ind w:leftChars="0" w:firstLineChars="0" w:firstLine="0"/>
-        <w:contextualSpacing/>
-        <w:jc w:val="both"/>
-        <w:outlineLvl w:val="9"/>
-        <w:rPr>
-          <w:sz w:val="28"/>
-          <w:szCs w:val="28"/>
-        </w:rPr>
-      </w:pPr>
-      <w:r>
-        <w:rPr>
-          <w:sz w:val="28"/>
-          <w:szCs w:val="28"/>
-        </w:rPr>
-        <w:t xml:space="preserve">    THEME_SRC="/home/vagrant/shared/wordpress1site-main/wordpress1site-main"</w:t>
-      </w:r>
-    </w:p>
-    <w:p>
-      <w:pPr>
-        <w:spacing w:line="360" w:lineRule="auto"/>
-        <w:ind w:leftChars="0" w:firstLineChars="0" w:firstLine="0"/>
-        <w:contextualSpacing/>
-        <w:jc w:val="both"/>
-        <w:outlineLvl w:val="9"/>
-        <w:rPr>
-          <w:sz w:val="28"/>
-          <w:szCs w:val="28"/>
-        </w:rPr>
-      </w:pPr>
-      <w:r>
-        <w:rPr>
-          <w:sz w:val="28"/>
-          <w:szCs w:val="28"/>
-        </w:rPr>
-        <w:t xml:space="preserve">    THEME_DST="/var/www/html/wp-content/themes/canape"</w:t>
-      </w:r>
-    </w:p>
-    <w:p>
-      <w:pPr>
-        <w:spacing w:line="360" w:lineRule="auto"/>
-        <w:ind w:leftChars="0" w:firstLineChars="0" w:firstLine="0"/>
-        <w:contextualSpacing/>
-        <w:jc w:val="both"/>
-        <w:outlineLvl w:val="9"/>
-        <w:rPr>
-          <w:sz w:val="28"/>
-          <w:szCs w:val="28"/>
-        </w:rPr>
-      </w:pPr>
-      <w:r>
-        <w:rPr>
-          <w:sz w:val="28"/>
-          <w:szCs w:val="28"/>
-        </w:rPr>
-        <w:t xml:space="preserve">    mkdir -p "${THEME_DST}"</w:t>
-      </w:r>
-    </w:p>
-    <w:p>
-      <w:pPr>
-        <w:spacing w:line="360" w:lineRule="auto"/>
-        <w:ind w:leftChars="0" w:firstLineChars="0" w:firstLine="0"/>
-        <w:contextualSpacing/>
-        <w:jc w:val="both"/>
-        <w:outlineLvl w:val="9"/>
-        <w:rPr>
-          <w:sz w:val="28"/>
-          <w:szCs w:val="28"/>
-        </w:rPr>
-      </w:pPr>
-      <w:r>
-        <w:rPr>
-          <w:sz w:val="28"/>
-          <w:szCs w:val="28"/>
-        </w:rPr>
-        <w:t xml:space="preserve">    cp -a "${THEME_SRC}/." "${THEME_DST}/"</w:t>
-      </w:r>
-    </w:p>
-    <w:p>
-      <w:pPr>
-        <w:spacing w:line="360" w:lineRule="auto"/>
-        <w:ind w:leftChars="0" w:firstLineChars="0" w:firstLine="0"/>
-        <w:contextualSpacing/>
-        <w:jc w:val="both"/>
-        <w:outlineLvl w:val="9"/>
-        <w:rPr>
-          <w:sz w:val="28"/>
-          <w:szCs w:val="28"/>
-        </w:rPr>
-      </w:pPr>
-      <w:r>
-        <w:rPr>
-          <w:sz w:val="28"/>
-          <w:szCs w:val="28"/>
-        </w:rPr>
-        <w:t xml:space="preserve">    if [ ! -f "${THEME_DST}/style.css" ]; then</w:t>
-      </w:r>
-    </w:p>
-    <w:p>
-      <w:pPr>
-        <w:spacing w:line="360" w:lineRule="auto"/>
-        <w:ind w:leftChars="0" w:firstLineChars="0" w:firstLine="0"/>
-        <w:contextualSpacing/>
-        <w:jc w:val="both"/>
-        <w:outlineLvl w:val="9"/>
-        <w:rPr>
-          <w:sz w:val="28"/>
-          <w:szCs w:val="28"/>
-        </w:rPr>
-      </w:pPr>
-      <w:r>
-        <w:rPr>
-          <w:sz w:val="28"/>
-          <w:szCs w:val="28"/>
-        </w:rPr>
-        <w:t xml:space="preserve">      echo "/*" &gt; "${THEME_DST}/style.css"</w:t>
-      </w:r>
-    </w:p>
-    <w:p>
-      <w:pPr>
-        <w:spacing w:line="360" w:lineRule="auto"/>
-        <w:ind w:leftChars="0" w:firstLineChars="0" w:firstLine="0"/>
-        <w:contextualSpacing/>
-        <w:jc w:val="both"/>
-        <w:outlineLvl w:val="9"/>
-        <w:rPr>
-          <w:sz w:val="28"/>
-          <w:szCs w:val="28"/>
-        </w:rPr>
-      </w:pPr>
-      <w:r>
-        <w:rPr>
-          <w:sz w:val="28"/>
-          <w:szCs w:val="28"/>
-        </w:rPr>
-        <w:t xml:space="preserve">      echo "Theme Name: Canape" &gt;&gt; "${THEME_DST}/style.css"</w:t>
-      </w:r>
-    </w:p>
-    <w:p>
-      <w:pPr>
-        <w:spacing w:line="360" w:lineRule="auto"/>
-        <w:ind w:leftChars="0" w:firstLineChars="0" w:firstLine="0"/>
-        <w:contextualSpacing/>
-        <w:jc w:val="both"/>
-        <w:outlineLvl w:val="9"/>
-        <w:rPr>
-          <w:sz w:val="28"/>
-          <w:szCs w:val="28"/>
-        </w:rPr>
-      </w:pPr>
-      <w:r>
-        <w:rPr>
-          <w:sz w:val="28"/>
-          <w:szCs w:val="28"/>
-        </w:rPr>
-        <w:t xml:space="preserve">      echo "Theme URI: https://example.com/" &gt;&gt; "${THEME_DST}/style.css"</w:t>
-      </w:r>
-    </w:p>
-    <w:p>
-      <w:pPr>
-        <w:spacing w:line="360" w:lineRule="auto"/>
-        <w:ind w:leftChars="0" w:firstLineChars="0" w:firstLine="0"/>
-        <w:contextualSpacing/>
-        <w:jc w:val="both"/>
-        <w:outlineLvl w:val="9"/>
-        <w:rPr>
-          <w:sz w:val="28"/>
-          <w:szCs w:val="28"/>
-        </w:rPr>
-      </w:pPr>
-      <w:r>
-        <w:rPr>
-          <w:sz w:val="28"/>
-          <w:szCs w:val="28"/>
-        </w:rPr>
-        <w:t xml:space="preserve">      echo "Author: lr6AO" &gt;&gt; "${THEME_DST}/style.css"</w:t>
-      </w:r>
-    </w:p>
-    <w:p>
-      <w:pPr>
-        <w:spacing w:line="360" w:lineRule="auto"/>
-        <w:ind w:leftChars="0" w:firstLineChars="0" w:firstLine="0"/>
-        <w:contextualSpacing/>
-        <w:jc w:val="both"/>
-        <w:outlineLvl w:val="9"/>
-        <w:rPr>
-          <w:sz w:val="28"/>
-          <w:szCs w:val="28"/>
-        </w:rPr>
-      </w:pPr>
-      <w:r>
-        <w:rPr>
-          <w:sz w:val="28"/>
-          <w:szCs w:val="28"/>
-        </w:rPr>
-        <w:lastRenderedPageBreak/>
         <w:t xml:space="preserve">      echo "Description: Тема сайту, розгорнута під час provisioning WordPress" &gt;&gt; "${THEME_DST}/style.css"</w:t>
       </w:r>
     </w:p>
@@ -10768,7 +10790,7 @@
 </file>
 
 <file path=customXml/itemProps2.xml><?xml version="1.0" encoding="utf-8"?>
-<ds:datastoreItem xmlns:ds="http://schemas.openxmlformats.org/officeDocument/2006/customXml" ds:itemID="{A36E0B6F-5BF7-4EAA-B8AC-3198610ABC25}">
+<ds:datastoreItem xmlns:ds="http://schemas.openxmlformats.org/officeDocument/2006/customXml" ds:itemID="{3A09F0D7-A483-4677-9896-04BABF876FFB}">
   <ds:schemaRefs>
     <ds:schemaRef ds:uri="http://schemas.openxmlformats.org/officeDocument/2006/bibliography"/>
   </ds:schemaRefs>

--- a/Адміністрування обчислювальних комплексів Зроблені ЛР/Лабораторна робота 6 - Матакова А.В. - 409а - Адміністрування обчислювальних комплексів.docx
+++ b/Адміністрування обчислювальних комплексів Зроблені ЛР/Лабораторна робота 6 - Матакова А.В. - 409а - Адміністрування обчислювальних комплексів.docx
@@ -2485,8 +2485,29 @@
           <w:szCs w:val="28"/>
         </w:rPr>
       </w:pPr>
+      <w:r>
+        <w:rPr>
+          <w:sz w:val="28"/>
+          <w:szCs w:val="28"/>
+        </w:rPr>
+        <w:t xml:space="preserve">Система управління контентом (CMS) </w:t>
+      </w:r>
+      <w:r>
+        <w:rPr>
+          <w:sz w:val="28"/>
+          <w:szCs w:val="28"/>
+        </w:rPr>
+        <w:t>–</w:t>
+      </w:r>
       <w:bookmarkStart w:id="0" w:name="_GoBack"/>
       <w:bookmarkEnd w:id="0"/>
+      <w:r>
+        <w:rPr>
+          <w:sz w:val="28"/>
+          <w:szCs w:val="28"/>
+        </w:rPr>
+        <w:t xml:space="preserve"> це програмне забезпечення, що дозволяє створювати, редагувати, організовувати та публікувати цифровий контент без необхідності написання коду вручну. CMS надає адміністративну панель для управління сторінками, статтями, медіафайлами та налаштуваннями сайту, а WordPress є одним з найпоширеніших прикладів такої системи.</w:t>
+      </w:r>
     </w:p>
     <w:p>
       <w:pPr>
@@ -2822,6 +2843,7 @@
           <w:sz w:val="28"/>
           <w:szCs w:val="28"/>
         </w:rPr>
+        <w:lastRenderedPageBreak/>
         <w:t xml:space="preserve">  # Базовий образ віртуальної машини Ubuntu 22.04 LTS (Jammy Jellyfish), 64-bit</w:t>
       </w:r>
     </w:p>
@@ -2902,8 +2924,508 @@
           <w:sz w:val="28"/>
           <w:szCs w:val="28"/>
         </w:rPr>
+        <w:t xml:space="preserve">  # Мережеві налаштування: приватна мережа зі статичною IP-адресою</w:t>
+      </w:r>
+    </w:p>
+    <w:p>
+      <w:pPr>
+        <w:spacing w:line="360" w:lineRule="auto"/>
+        <w:ind w:leftChars="0" w:firstLineChars="0" w:firstLine="0"/>
+        <w:contextualSpacing/>
+        <w:jc w:val="both"/>
+        <w:outlineLvl w:val="9"/>
+        <w:rPr>
+          <w:sz w:val="28"/>
+          <w:szCs w:val="28"/>
+        </w:rPr>
+      </w:pPr>
+      <w:r>
+        <w:rPr>
+          <w:sz w:val="28"/>
+          <w:szCs w:val="28"/>
+        </w:rPr>
+        <w:t xml:space="preserve">  config.vm.network "private_network", ip: "192.168.56.10"</w:t>
+      </w:r>
+    </w:p>
+    <w:p>
+      <w:pPr>
+        <w:spacing w:line="360" w:lineRule="auto"/>
+        <w:ind w:leftChars="0" w:firstLineChars="0" w:firstLine="0"/>
+        <w:contextualSpacing/>
+        <w:jc w:val="both"/>
+        <w:outlineLvl w:val="9"/>
+        <w:rPr>
+          <w:sz w:val="28"/>
+          <w:szCs w:val="28"/>
+        </w:rPr>
+      </w:pPr>
+      <w:r>
+        <w:rPr>
+          <w:sz w:val="28"/>
+          <w:szCs w:val="28"/>
+        </w:rPr>
+        <w:t xml:space="preserve">  # Налаштування ресурсів провайдера VirtualBox</w:t>
+      </w:r>
+    </w:p>
+    <w:p>
+      <w:pPr>
+        <w:spacing w:line="360" w:lineRule="auto"/>
+        <w:ind w:leftChars="0" w:firstLineChars="0" w:firstLine="0"/>
+        <w:contextualSpacing/>
+        <w:jc w:val="both"/>
+        <w:outlineLvl w:val="9"/>
+        <w:rPr>
+          <w:sz w:val="28"/>
+          <w:szCs w:val="28"/>
+        </w:rPr>
+      </w:pPr>
+      <w:r>
+        <w:rPr>
+          <w:sz w:val="28"/>
+          <w:szCs w:val="28"/>
+        </w:rPr>
+        <w:t xml:space="preserve">  config.vm.provider "virtualbox" do |vb|</w:t>
+      </w:r>
+    </w:p>
+    <w:p>
+      <w:pPr>
+        <w:spacing w:line="360" w:lineRule="auto"/>
+        <w:ind w:leftChars="0" w:firstLineChars="0" w:firstLine="0"/>
+        <w:contextualSpacing/>
+        <w:jc w:val="both"/>
+        <w:outlineLvl w:val="9"/>
+        <w:rPr>
+          <w:sz w:val="28"/>
+          <w:szCs w:val="28"/>
+        </w:rPr>
+      </w:pPr>
+      <w:r>
+        <w:rPr>
+          <w:sz w:val="28"/>
+          <w:szCs w:val="28"/>
+        </w:rPr>
+        <w:t xml:space="preserve">    vb.name = "lr4-ubuntu-jammy64"</w:t>
+      </w:r>
+    </w:p>
+    <w:p>
+      <w:pPr>
+        <w:spacing w:line="360" w:lineRule="auto"/>
+        <w:ind w:leftChars="0" w:firstLineChars="0" w:firstLine="0"/>
+        <w:contextualSpacing/>
+        <w:jc w:val="both"/>
+        <w:outlineLvl w:val="9"/>
+        <w:rPr>
+          <w:sz w:val="28"/>
+          <w:szCs w:val="28"/>
+        </w:rPr>
+      </w:pPr>
+      <w:r>
+        <w:rPr>
+          <w:sz w:val="28"/>
+          <w:szCs w:val="28"/>
+        </w:rPr>
+        <w:t xml:space="preserve">    vb.memory = "1024"</w:t>
+      </w:r>
+    </w:p>
+    <w:p>
+      <w:pPr>
+        <w:spacing w:line="360" w:lineRule="auto"/>
+        <w:ind w:leftChars="0" w:firstLineChars="0" w:firstLine="0"/>
+        <w:contextualSpacing/>
+        <w:jc w:val="both"/>
+        <w:outlineLvl w:val="9"/>
+        <w:rPr>
+          <w:sz w:val="28"/>
+          <w:szCs w:val="28"/>
+        </w:rPr>
+      </w:pPr>
+      <w:r>
+        <w:rPr>
+          <w:sz w:val="28"/>
+          <w:szCs w:val="28"/>
+        </w:rPr>
+        <w:t xml:space="preserve">    vb.cpus = 1</w:t>
+      </w:r>
+    </w:p>
+    <w:p>
+      <w:pPr>
+        <w:spacing w:line="360" w:lineRule="auto"/>
+        <w:ind w:leftChars="0" w:firstLineChars="0" w:firstLine="0"/>
+        <w:contextualSpacing/>
+        <w:jc w:val="both"/>
+        <w:outlineLvl w:val="9"/>
+        <w:rPr>
+          <w:sz w:val="28"/>
+          <w:szCs w:val="28"/>
+        </w:rPr>
+      </w:pPr>
+      <w:r>
+        <w:rPr>
+          <w:sz w:val="28"/>
+          <w:szCs w:val="28"/>
+        </w:rPr>
+        <w:t xml:space="preserve">    vb.gui = false</w:t>
+      </w:r>
+    </w:p>
+    <w:p>
+      <w:pPr>
+        <w:spacing w:line="360" w:lineRule="auto"/>
+        <w:ind w:leftChars="0" w:firstLineChars="0" w:firstLine="0"/>
+        <w:contextualSpacing/>
+        <w:jc w:val="both"/>
+        <w:outlineLvl w:val="9"/>
+        <w:rPr>
+          <w:sz w:val="28"/>
+          <w:szCs w:val="28"/>
+        </w:rPr>
+      </w:pPr>
+      <w:r>
+        <w:rPr>
+          <w:sz w:val="28"/>
+          <w:szCs w:val="28"/>
+        </w:rPr>
+        <w:t xml:space="preserve">  end</w:t>
+      </w:r>
+    </w:p>
+    <w:p>
+      <w:pPr>
+        <w:spacing w:line="360" w:lineRule="auto"/>
+        <w:ind w:leftChars="0" w:firstLineChars="0" w:firstLine="0"/>
+        <w:contextualSpacing/>
+        <w:jc w:val="both"/>
+        <w:outlineLvl w:val="9"/>
+        <w:rPr>
+          <w:sz w:val="28"/>
+          <w:szCs w:val="28"/>
+        </w:rPr>
+      </w:pPr>
+      <w:r>
+        <w:rPr>
+          <w:sz w:val="28"/>
+          <w:szCs w:val="28"/>
+        </w:rPr>
+        <w:t xml:space="preserve">  # Синхронізація папки проєкту з віртуальною машиною</w:t>
+      </w:r>
+    </w:p>
+    <w:p>
+      <w:pPr>
+        <w:spacing w:line="360" w:lineRule="auto"/>
+        <w:ind w:leftChars="0" w:firstLineChars="0" w:firstLine="0"/>
+        <w:contextualSpacing/>
+        <w:jc w:val="both"/>
+        <w:outlineLvl w:val="9"/>
+        <w:rPr>
+          <w:sz w:val="28"/>
+          <w:szCs w:val="28"/>
+        </w:rPr>
+      </w:pPr>
+      <w:r>
+        <w:rPr>
+          <w:sz w:val="28"/>
+          <w:szCs w:val="28"/>
+        </w:rPr>
+        <w:t xml:space="preserve">  config.vm.synced_folder ".", "/vagrant"</w:t>
+      </w:r>
+    </w:p>
+    <w:p>
+      <w:pPr>
+        <w:spacing w:line="360" w:lineRule="auto"/>
+        <w:ind w:leftChars="0" w:firstLineChars="0" w:firstLine="0"/>
+        <w:contextualSpacing/>
+        <w:jc w:val="both"/>
+        <w:outlineLvl w:val="9"/>
+        <w:rPr>
+          <w:sz w:val="28"/>
+          <w:szCs w:val="28"/>
+        </w:rPr>
+      </w:pPr>
+      <w:r>
+        <w:rPr>
+          <w:sz w:val="28"/>
+          <w:szCs w:val="28"/>
+        </w:rPr>
+        <w:t xml:space="preserve">  # Додаткова синхронізована директорія: локальна папка ./shared монтується у /home/vagrant/shared</w:t>
+      </w:r>
+    </w:p>
+    <w:p>
+      <w:pPr>
+        <w:spacing w:line="360" w:lineRule="auto"/>
+        <w:ind w:leftChars="0" w:firstLineChars="0" w:firstLine="0"/>
+        <w:contextualSpacing/>
+        <w:jc w:val="both"/>
+        <w:outlineLvl w:val="9"/>
+        <w:rPr>
+          <w:sz w:val="28"/>
+          <w:szCs w:val="28"/>
+        </w:rPr>
+      </w:pPr>
+      <w:r>
+        <w:rPr>
+          <w:sz w:val="28"/>
+          <w:szCs w:val="28"/>
+        </w:rPr>
+        <w:t xml:space="preserve">  config.vm.synced_folder "./shared", "/home/vagrant/shared", create: true</w:t>
+      </w:r>
+    </w:p>
+    <w:p>
+      <w:pPr>
+        <w:spacing w:line="360" w:lineRule="auto"/>
+        <w:ind w:leftChars="0" w:firstLineChars="0" w:firstLine="0"/>
+        <w:contextualSpacing/>
+        <w:jc w:val="both"/>
+        <w:outlineLvl w:val="9"/>
+        <w:rPr>
+          <w:sz w:val="28"/>
+          <w:szCs w:val="28"/>
+        </w:rPr>
+      </w:pPr>
+      <w:r>
+        <w:rPr>
+          <w:sz w:val="28"/>
+          <w:szCs w:val="28"/>
+        </w:rPr>
+        <w:t xml:space="preserve">  # Первинне налаштування системи при створенні машини</w:t>
+      </w:r>
+    </w:p>
+    <w:p>
+      <w:pPr>
+        <w:spacing w:line="360" w:lineRule="auto"/>
+        <w:ind w:leftChars="0" w:firstLineChars="0" w:firstLine="0"/>
+        <w:contextualSpacing/>
+        <w:jc w:val="both"/>
+        <w:outlineLvl w:val="9"/>
+        <w:rPr>
+          <w:sz w:val="28"/>
+          <w:szCs w:val="28"/>
+        </w:rPr>
+      </w:pPr>
+      <w:r>
+        <w:rPr>
+          <w:sz w:val="28"/>
+          <w:szCs w:val="28"/>
+        </w:rPr>
+        <w:t xml:space="preserve">  config.vm.provision "shell", inline: &lt;&lt;-SHELL</w:t>
+      </w:r>
+    </w:p>
+    <w:p>
+      <w:pPr>
+        <w:spacing w:line="360" w:lineRule="auto"/>
+        <w:ind w:leftChars="0" w:firstLineChars="0" w:firstLine="0"/>
+        <w:contextualSpacing/>
+        <w:jc w:val="both"/>
+        <w:outlineLvl w:val="9"/>
+        <w:rPr>
+          <w:sz w:val="28"/>
+          <w:szCs w:val="28"/>
+        </w:rPr>
+      </w:pPr>
+      <w:r>
+        <w:rPr>
+          <w:sz w:val="28"/>
+          <w:szCs w:val="28"/>
+        </w:rPr>
+        <w:t xml:space="preserve">    apt-get update</w:t>
+      </w:r>
+    </w:p>
+    <w:p>
+      <w:pPr>
+        <w:spacing w:line="360" w:lineRule="auto"/>
+        <w:ind w:leftChars="0" w:firstLineChars="0" w:firstLine="0"/>
+        <w:contextualSpacing/>
+        <w:jc w:val="both"/>
+        <w:outlineLvl w:val="9"/>
+        <w:rPr>
+          <w:sz w:val="28"/>
+          <w:szCs w:val="28"/>
+        </w:rPr>
+      </w:pPr>
+      <w:r>
+        <w:rPr>
+          <w:sz w:val="28"/>
+          <w:szCs w:val="28"/>
+        </w:rPr>
+        <w:t xml:space="preserve">    apt-get upgrade -y</w:t>
+      </w:r>
+    </w:p>
+    <w:p>
+      <w:pPr>
+        <w:spacing w:line="360" w:lineRule="auto"/>
+        <w:ind w:leftChars="0" w:firstLineChars="0" w:firstLine="0"/>
+        <w:contextualSpacing/>
+        <w:jc w:val="both"/>
+        <w:outlineLvl w:val="9"/>
+        <w:rPr>
+          <w:sz w:val="28"/>
+          <w:szCs w:val="28"/>
+        </w:rPr>
+      </w:pPr>
+      <w:r>
+        <w:rPr>
+          <w:sz w:val="28"/>
+          <w:szCs w:val="28"/>
+        </w:rPr>
+        <w:t xml:space="preserve">  SHELL</w:t>
+      </w:r>
+    </w:p>
+    <w:p>
+      <w:pPr>
+        <w:spacing w:line="360" w:lineRule="auto"/>
+        <w:ind w:leftChars="0" w:firstLineChars="0" w:firstLine="0"/>
+        <w:contextualSpacing/>
+        <w:jc w:val="both"/>
+        <w:outlineLvl w:val="9"/>
+        <w:rPr>
+          <w:sz w:val="28"/>
+          <w:szCs w:val="28"/>
+        </w:rPr>
+      </w:pPr>
+      <w:r>
+        <w:rPr>
+          <w:sz w:val="28"/>
+          <w:szCs w:val="28"/>
+        </w:rPr>
+        <w:t xml:space="preserve">  # Встановлення Apache2 та розгортання HTML-сайту з папки shared</w:t>
+      </w:r>
+    </w:p>
+    <w:p>
+      <w:pPr>
+        <w:spacing w:line="360" w:lineRule="auto"/>
+        <w:ind w:leftChars="0" w:firstLineChars="0" w:firstLine="0"/>
+        <w:contextualSpacing/>
+        <w:jc w:val="both"/>
+        <w:outlineLvl w:val="9"/>
+        <w:rPr>
+          <w:sz w:val="28"/>
+          <w:szCs w:val="28"/>
+        </w:rPr>
+      </w:pPr>
+      <w:r>
+        <w:rPr>
+          <w:sz w:val="28"/>
+          <w:szCs w:val="28"/>
+        </w:rPr>
+        <w:t xml:space="preserve">  config.vm.provision "shell", inline: &lt;&lt;-SHELL</w:t>
+      </w:r>
+    </w:p>
+    <w:p>
+      <w:pPr>
+        <w:spacing w:line="360" w:lineRule="auto"/>
+        <w:ind w:leftChars="0" w:firstLineChars="0" w:firstLine="0"/>
+        <w:contextualSpacing/>
+        <w:jc w:val="both"/>
+        <w:outlineLvl w:val="9"/>
+        <w:rPr>
+          <w:sz w:val="28"/>
+          <w:szCs w:val="28"/>
+        </w:rPr>
+      </w:pPr>
+      <w:r>
+        <w:rPr>
+          <w:sz w:val="28"/>
+          <w:szCs w:val="28"/>
+        </w:rPr>
+        <w:t xml:space="preserve">    apt-get install -y apache2</w:t>
+      </w:r>
+    </w:p>
+    <w:p>
+      <w:pPr>
+        <w:spacing w:line="360" w:lineRule="auto"/>
+        <w:ind w:leftChars="0" w:firstLineChars="0" w:firstLine="0"/>
+        <w:contextualSpacing/>
+        <w:jc w:val="both"/>
+        <w:outlineLvl w:val="9"/>
+        <w:rPr>
+          <w:sz w:val="28"/>
+          <w:szCs w:val="28"/>
+        </w:rPr>
+      </w:pPr>
+      <w:r>
+        <w:rPr>
+          <w:sz w:val="28"/>
+          <w:szCs w:val="28"/>
+        </w:rPr>
+        <w:t xml:space="preserve">    rm -f /var/www/html/index.html</w:t>
+      </w:r>
+    </w:p>
+    <w:p>
+      <w:pPr>
+        <w:spacing w:line="360" w:lineRule="auto"/>
+        <w:ind w:leftChars="0" w:firstLineChars="0" w:firstLine="0"/>
+        <w:contextualSpacing/>
+        <w:jc w:val="both"/>
+        <w:outlineLvl w:val="9"/>
+        <w:rPr>
+          <w:sz w:val="28"/>
+          <w:szCs w:val="28"/>
+        </w:rPr>
+      </w:pPr>
+      <w:r>
+        <w:rPr>
+          <w:sz w:val="28"/>
+          <w:szCs w:val="28"/>
+        </w:rPr>
+        <w:t xml:space="preserve">    cp /home/vagrant/shared/index.html /var/www/html/index.html</w:t>
+      </w:r>
+    </w:p>
+    <w:p>
+      <w:pPr>
+        <w:spacing w:line="360" w:lineRule="auto"/>
+        <w:ind w:leftChars="0" w:firstLineChars="0" w:firstLine="0"/>
+        <w:contextualSpacing/>
+        <w:jc w:val="both"/>
+        <w:outlineLvl w:val="9"/>
+        <w:rPr>
+          <w:sz w:val="28"/>
+          <w:szCs w:val="28"/>
+        </w:rPr>
+      </w:pPr>
+      <w:r>
+        <w:rPr>
+          <w:sz w:val="28"/>
+          <w:szCs w:val="28"/>
+        </w:rPr>
+        <w:t xml:space="preserve">    cp /home/vagrant/shared/style.css /var/www/html/style.css</w:t>
+      </w:r>
+    </w:p>
+    <w:p>
+      <w:pPr>
+        <w:spacing w:line="360" w:lineRule="auto"/>
+        <w:ind w:leftChars="0" w:firstLineChars="0" w:firstLine="0"/>
+        <w:contextualSpacing/>
+        <w:jc w:val="both"/>
+        <w:outlineLvl w:val="9"/>
+        <w:rPr>
+          <w:sz w:val="28"/>
+          <w:szCs w:val="28"/>
+        </w:rPr>
+      </w:pPr>
+      <w:r>
+        <w:rPr>
+          <w:sz w:val="28"/>
+          <w:szCs w:val="28"/>
+        </w:rPr>
+        <w:t xml:space="preserve">    systemctl enable apache2</w:t>
+      </w:r>
+    </w:p>
+    <w:p>
+      <w:pPr>
+        <w:spacing w:line="360" w:lineRule="auto"/>
+        <w:ind w:leftChars="0" w:firstLineChars="0" w:firstLine="0"/>
+        <w:contextualSpacing/>
+        <w:jc w:val="both"/>
+        <w:outlineLvl w:val="9"/>
+        <w:rPr>
+          <w:sz w:val="28"/>
+          <w:szCs w:val="28"/>
+        </w:rPr>
+      </w:pPr>
+      <w:r>
+        <w:rPr>
+          <w:sz w:val="28"/>
+          <w:szCs w:val="28"/>
+        </w:rPr>
         <w:lastRenderedPageBreak/>
-        <w:t xml:space="preserve">  # Мережеві налаштування: приватна мережа зі статичною IP-адресою</w:t>
+        <w:t xml:space="preserve">    systemctl restart apache2</w:t>
       </w:r>
     </w:p>
     <w:p>
@@ -2923,7 +3445,7 @@
           <w:sz w:val="28"/>
           <w:szCs w:val="28"/>
         </w:rPr>
-        <w:t xml:space="preserve">  config.vm.network "private_network", ip: "192.168.56.10"</w:t>
+        <w:t xml:space="preserve">  SHELL</w:t>
       </w:r>
     </w:p>
     <w:p>
@@ -2943,7 +3465,7 @@
           <w:sz w:val="28"/>
           <w:szCs w:val="28"/>
         </w:rPr>
-        <w:t xml:space="preserve">  # Налаштування ресурсів провайдера VirtualBox</w:t>
+        <w:t xml:space="preserve">  # Встановлення PHP та розширень, необхідних для роботи WordPress</w:t>
       </w:r>
     </w:p>
     <w:p>
@@ -2963,7 +3485,7 @@
           <w:sz w:val="28"/>
           <w:szCs w:val="28"/>
         </w:rPr>
-        <w:t xml:space="preserve">  config.vm.provider "virtualbox" do |vb|</w:t>
+        <w:t xml:space="preserve">  config.vm.provision "shell", inline: &lt;&lt;-SHELL</w:t>
       </w:r>
     </w:p>
     <w:p>
@@ -2983,7 +3505,7 @@
           <w:sz w:val="28"/>
           <w:szCs w:val="28"/>
         </w:rPr>
-        <w:t xml:space="preserve">    vb.name = "lr4-ubuntu-jammy64"</w:t>
+        <w:t xml:space="preserve">    apt-get install -y php php-cli libapache2-mod-php php-mysql php-curl \</w:t>
       </w:r>
     </w:p>
     <w:p>
@@ -3003,7 +3525,7 @@
           <w:sz w:val="28"/>
           <w:szCs w:val="28"/>
         </w:rPr>
-        <w:t xml:space="preserve">    vb.memory = "1024"</w:t>
+        <w:t xml:space="preserve">      php-gd php-mbstring php-xml php-zip php-intl php-bcmath unzip curl</w:t>
       </w:r>
     </w:p>
     <w:p>
@@ -3023,7 +3545,7 @@
           <w:sz w:val="28"/>
           <w:szCs w:val="28"/>
         </w:rPr>
-        <w:t xml:space="preserve">    vb.cpus = 1</w:t>
+        <w:t xml:space="preserve">    a2enmod rewrite</w:t>
       </w:r>
     </w:p>
     <w:p>
@@ -3043,7 +3565,7 @@
           <w:sz w:val="28"/>
           <w:szCs w:val="28"/>
         </w:rPr>
-        <w:t xml:space="preserve">    vb.gui = false</w:t>
+        <w:t xml:space="preserve">    systemctl restart apache2</w:t>
       </w:r>
     </w:p>
     <w:p>
@@ -3063,7 +3585,7 @@
           <w:sz w:val="28"/>
           <w:szCs w:val="28"/>
         </w:rPr>
-        <w:t xml:space="preserve">  end</w:t>
+        <w:t xml:space="preserve">  SHELL</w:t>
       </w:r>
     </w:p>
     <w:p>
@@ -3083,7 +3605,7 @@
           <w:sz w:val="28"/>
           <w:szCs w:val="28"/>
         </w:rPr>
-        <w:t xml:space="preserve">  # Синхронізація папки проєкту з віртуальною машиною</w:t>
+        <w:t xml:space="preserve">  # Встановлення та первинне налаштування MySQL для бази даних WordPress</w:t>
       </w:r>
     </w:p>
     <w:p>
@@ -3103,7 +3625,7 @@
           <w:sz w:val="28"/>
           <w:szCs w:val="28"/>
         </w:rPr>
-        <w:t xml:space="preserve">  config.vm.synced_folder ".", "/vagrant"</w:t>
+        <w:t xml:space="preserve">  config.vm.provision "shell", inline: &lt;&lt;-SHELL</w:t>
       </w:r>
     </w:p>
     <w:p>
@@ -3123,7 +3645,7 @@
           <w:sz w:val="28"/>
           <w:szCs w:val="28"/>
         </w:rPr>
-        <w:t xml:space="preserve">  # Додаткова синхронізована директорія: локальна папка ./shared монтується у /home/vagrant/shared</w:t>
+        <w:t xml:space="preserve">    DB_NAME="wordpress_db"</w:t>
       </w:r>
     </w:p>
     <w:p>
@@ -3143,7 +3665,7 @@
           <w:sz w:val="28"/>
           <w:szCs w:val="28"/>
         </w:rPr>
-        <w:t xml:space="preserve">  config.vm.synced_folder "./shared", "/home/vagrant/shared", create: true</w:t>
+        <w:t xml:space="preserve">    DB_USER="wp_user"</w:t>
       </w:r>
     </w:p>
     <w:p>
@@ -3163,7 +3685,7 @@
           <w:sz w:val="28"/>
           <w:szCs w:val="28"/>
         </w:rPr>
-        <w:t xml:space="preserve">  # Первинне налаштування системи при створенні машини</w:t>
+        <w:t xml:space="preserve">    DB_PASS="wp_password"</w:t>
       </w:r>
     </w:p>
     <w:p>
@@ -3183,6 +3705,186 @@
           <w:sz w:val="28"/>
           <w:szCs w:val="28"/>
         </w:rPr>
+        <w:t xml:space="preserve">    apt-get install -y mysql-server</w:t>
+      </w:r>
+    </w:p>
+    <w:p>
+      <w:pPr>
+        <w:spacing w:line="360" w:lineRule="auto"/>
+        <w:ind w:leftChars="0" w:firstLineChars="0" w:firstLine="0"/>
+        <w:contextualSpacing/>
+        <w:jc w:val="both"/>
+        <w:outlineLvl w:val="9"/>
+        <w:rPr>
+          <w:sz w:val="28"/>
+          <w:szCs w:val="28"/>
+        </w:rPr>
+      </w:pPr>
+      <w:r>
+        <w:rPr>
+          <w:sz w:val="28"/>
+          <w:szCs w:val="28"/>
+        </w:rPr>
+        <w:t xml:space="preserve">    systemctl enable mysql</w:t>
+      </w:r>
+    </w:p>
+    <w:p>
+      <w:pPr>
+        <w:spacing w:line="360" w:lineRule="auto"/>
+        <w:ind w:leftChars="0" w:firstLineChars="0" w:firstLine="0"/>
+        <w:contextualSpacing/>
+        <w:jc w:val="both"/>
+        <w:outlineLvl w:val="9"/>
+        <w:rPr>
+          <w:sz w:val="28"/>
+          <w:szCs w:val="28"/>
+        </w:rPr>
+      </w:pPr>
+      <w:r>
+        <w:rPr>
+          <w:sz w:val="28"/>
+          <w:szCs w:val="28"/>
+        </w:rPr>
+        <w:t xml:space="preserve">    systemctl start mysql</w:t>
+      </w:r>
+    </w:p>
+    <w:p>
+      <w:pPr>
+        <w:spacing w:line="360" w:lineRule="auto"/>
+        <w:ind w:leftChars="0" w:firstLineChars="0" w:firstLine="0"/>
+        <w:contextualSpacing/>
+        <w:jc w:val="both"/>
+        <w:outlineLvl w:val="9"/>
+        <w:rPr>
+          <w:sz w:val="28"/>
+          <w:szCs w:val="28"/>
+        </w:rPr>
+      </w:pPr>
+      <w:r>
+        <w:rPr>
+          <w:sz w:val="28"/>
+          <w:szCs w:val="28"/>
+        </w:rPr>
+        <w:t xml:space="preserve">    mysql -u root -e "CREATE DATABASE IF NOT EXISTS ${DB_NAME} CHARACTER SET utf8mb4 COLLATE utf8mb4_unicode_ci;"</w:t>
+      </w:r>
+    </w:p>
+    <w:p>
+      <w:pPr>
+        <w:spacing w:line="360" w:lineRule="auto"/>
+        <w:ind w:leftChars="0" w:firstLineChars="0" w:firstLine="0"/>
+        <w:contextualSpacing/>
+        <w:jc w:val="both"/>
+        <w:outlineLvl w:val="9"/>
+        <w:rPr>
+          <w:sz w:val="28"/>
+          <w:szCs w:val="28"/>
+        </w:rPr>
+      </w:pPr>
+      <w:r>
+        <w:rPr>
+          <w:sz w:val="28"/>
+          <w:szCs w:val="28"/>
+        </w:rPr>
+        <w:t xml:space="preserve">    mysql -u root -e "CREATE USER IF NOT EXISTS '${DB_USER}'@'localhost' IDENTIFIED BY '${DB_PASS}';"</w:t>
+      </w:r>
+    </w:p>
+    <w:p>
+      <w:pPr>
+        <w:spacing w:line="360" w:lineRule="auto"/>
+        <w:ind w:leftChars="0" w:firstLineChars="0" w:firstLine="0"/>
+        <w:contextualSpacing/>
+        <w:jc w:val="both"/>
+        <w:outlineLvl w:val="9"/>
+        <w:rPr>
+          <w:sz w:val="28"/>
+          <w:szCs w:val="28"/>
+        </w:rPr>
+      </w:pPr>
+      <w:r>
+        <w:rPr>
+          <w:sz w:val="28"/>
+          <w:szCs w:val="28"/>
+        </w:rPr>
+        <w:t xml:space="preserve">    mysql -u root -e "GRANT ALL PRIVILEGES ON ${DB_NAME}.* TO '${DB_USER}'@'localhost';"</w:t>
+      </w:r>
+    </w:p>
+    <w:p>
+      <w:pPr>
+        <w:spacing w:line="360" w:lineRule="auto"/>
+        <w:ind w:leftChars="0" w:firstLineChars="0" w:firstLine="0"/>
+        <w:contextualSpacing/>
+        <w:jc w:val="both"/>
+        <w:outlineLvl w:val="9"/>
+        <w:rPr>
+          <w:sz w:val="28"/>
+          <w:szCs w:val="28"/>
+        </w:rPr>
+      </w:pPr>
+      <w:r>
+        <w:rPr>
+          <w:sz w:val="28"/>
+          <w:szCs w:val="28"/>
+        </w:rPr>
+        <w:t xml:space="preserve">    mysql -u root -e "FLUSH PRIVILEGES;"</w:t>
+      </w:r>
+    </w:p>
+    <w:p>
+      <w:pPr>
+        <w:spacing w:line="360" w:lineRule="auto"/>
+        <w:ind w:leftChars="0" w:firstLineChars="0" w:firstLine="0"/>
+        <w:contextualSpacing/>
+        <w:jc w:val="both"/>
+        <w:outlineLvl w:val="9"/>
+        <w:rPr>
+          <w:sz w:val="28"/>
+          <w:szCs w:val="28"/>
+        </w:rPr>
+      </w:pPr>
+      <w:r>
+        <w:rPr>
+          <w:sz w:val="28"/>
+          <w:szCs w:val="28"/>
+        </w:rPr>
+        <w:t xml:space="preserve">  SHELL</w:t>
+      </w:r>
+    </w:p>
+    <w:p>
+      <w:pPr>
+        <w:spacing w:line="360" w:lineRule="auto"/>
+        <w:ind w:leftChars="0" w:firstLineChars="0" w:firstLine="0"/>
+        <w:contextualSpacing/>
+        <w:jc w:val="both"/>
+        <w:outlineLvl w:val="9"/>
+        <w:rPr>
+          <w:sz w:val="28"/>
+          <w:szCs w:val="28"/>
+        </w:rPr>
+      </w:pPr>
+      <w:r>
+        <w:rPr>
+          <w:sz w:val="28"/>
+          <w:szCs w:val="28"/>
+        </w:rPr>
+        <w:t xml:space="preserve">  # Встановлення WP-CLI — інструмент для керування WordPress з командного рядка</w:t>
+      </w:r>
+    </w:p>
+    <w:p>
+      <w:pPr>
+        <w:spacing w:line="360" w:lineRule="auto"/>
+        <w:ind w:leftChars="0" w:firstLineChars="0" w:firstLine="0"/>
+        <w:contextualSpacing/>
+        <w:jc w:val="both"/>
+        <w:outlineLvl w:val="9"/>
+        <w:rPr>
+          <w:sz w:val="28"/>
+          <w:szCs w:val="28"/>
+        </w:rPr>
+      </w:pPr>
+      <w:r>
+        <w:rPr>
+          <w:sz w:val="28"/>
+          <w:szCs w:val="28"/>
+        </w:rPr>
         <w:t xml:space="preserve">  config.vm.provision "shell", inline: &lt;&lt;-SHELL</w:t>
       </w:r>
     </w:p>
@@ -3203,7 +3905,7 @@
           <w:sz w:val="28"/>
           <w:szCs w:val="28"/>
         </w:rPr>
-        <w:t xml:space="preserve">    apt-get update</w:t>
+        <w:t xml:space="preserve">    if [ ! -f /usr/local/bin/wp ]; then</w:t>
       </w:r>
     </w:p>
     <w:p>
@@ -3223,7 +3925,8 @@
           <w:sz w:val="28"/>
           <w:szCs w:val="28"/>
         </w:rPr>
-        <w:t xml:space="preserve">    apt-get upgrade -y</w:t>
+        <w:lastRenderedPageBreak/>
+        <w:t xml:space="preserve">      curl -o /usr/local/bin/wp -sSL https://raw.githubusercontent.com/wp-cli/builds/gh-pages/phar/wp-cli.phar</w:t>
       </w:r>
     </w:p>
     <w:p>
@@ -3243,6 +3946,46 @@
           <w:sz w:val="28"/>
           <w:szCs w:val="28"/>
         </w:rPr>
+        <w:t xml:space="preserve">      chmod +x /usr/local/bin/wp</w:t>
+      </w:r>
+    </w:p>
+    <w:p>
+      <w:pPr>
+        <w:spacing w:line="360" w:lineRule="auto"/>
+        <w:ind w:leftChars="0" w:firstLineChars="0" w:firstLine="0"/>
+        <w:contextualSpacing/>
+        <w:jc w:val="both"/>
+        <w:outlineLvl w:val="9"/>
+        <w:rPr>
+          <w:sz w:val="28"/>
+          <w:szCs w:val="28"/>
+        </w:rPr>
+      </w:pPr>
+      <w:r>
+        <w:rPr>
+          <w:sz w:val="28"/>
+          <w:szCs w:val="28"/>
+        </w:rPr>
+        <w:t xml:space="preserve">    fi</w:t>
+      </w:r>
+    </w:p>
+    <w:p>
+      <w:pPr>
+        <w:spacing w:line="360" w:lineRule="auto"/>
+        <w:ind w:leftChars="0" w:firstLineChars="0" w:firstLine="0"/>
+        <w:contextualSpacing/>
+        <w:jc w:val="both"/>
+        <w:outlineLvl w:val="9"/>
+        <w:rPr>
+          <w:sz w:val="28"/>
+          <w:szCs w:val="28"/>
+        </w:rPr>
+      </w:pPr>
+      <w:r>
+        <w:rPr>
+          <w:sz w:val="28"/>
+          <w:szCs w:val="28"/>
+        </w:rPr>
         <w:t xml:space="preserve">  SHELL</w:t>
       </w:r>
     </w:p>
@@ -3263,7 +4006,7 @@
           <w:sz w:val="28"/>
           <w:szCs w:val="28"/>
         </w:rPr>
-        <w:t xml:space="preserve">  # Встановлення Apache2 та розгортання HTML-сайту з папки shared</w:t>
+        <w:t xml:space="preserve">  # Завантаження ядра WordPress та його встановлення</w:t>
       </w:r>
     </w:p>
     <w:p>
@@ -3303,7 +4046,7 @@
           <w:sz w:val="28"/>
           <w:szCs w:val="28"/>
         </w:rPr>
-        <w:t xml:space="preserve">    apt-get install -y apache2</w:t>
+        <w:t xml:space="preserve">    DB_NAME="wordpress_db"</w:t>
       </w:r>
     </w:p>
     <w:p>
@@ -3323,7 +4066,7 @@
           <w:sz w:val="28"/>
           <w:szCs w:val="28"/>
         </w:rPr>
-        <w:t xml:space="preserve">    rm -f /var/www/html/index.html</w:t>
+        <w:t xml:space="preserve">    DB_USER="wp_user"</w:t>
       </w:r>
     </w:p>
     <w:p>
@@ -3343,7 +4086,7 @@
           <w:sz w:val="28"/>
           <w:szCs w:val="28"/>
         </w:rPr>
-        <w:t xml:space="preserve">    cp /home/vagrant/shared/index.html /var/www/html/index.html</w:t>
+        <w:t xml:space="preserve">    DB_PASS="wp_password"</w:t>
       </w:r>
     </w:p>
     <w:p>
@@ -3363,7 +4106,7 @@
           <w:sz w:val="28"/>
           <w:szCs w:val="28"/>
         </w:rPr>
-        <w:t xml:space="preserve">    cp /home/vagrant/shared/style.css /var/www/html/style.css</w:t>
+        <w:t xml:space="preserve">    SITE_URL="http://192.168.56.10"</w:t>
       </w:r>
     </w:p>
     <w:p>
@@ -3383,7 +4126,7 @@
           <w:sz w:val="28"/>
           <w:szCs w:val="28"/>
         </w:rPr>
-        <w:t xml:space="preserve">    systemctl enable apache2</w:t>
+        <w:t xml:space="preserve">    rm -f /var/www/html/index.html /var/www/html/style.css</w:t>
       </w:r>
     </w:p>
     <w:p>
@@ -3403,7 +4146,7 @@
           <w:sz w:val="28"/>
           <w:szCs w:val="28"/>
         </w:rPr>
-        <w:t xml:space="preserve">    systemctl restart apache2</w:t>
+        <w:t xml:space="preserve">    if [ ! -f /var/www/html/wp-load.php ]; then</w:t>
       </w:r>
     </w:p>
     <w:p>
@@ -3423,6 +4166,266 @@
           <w:sz w:val="28"/>
           <w:szCs w:val="28"/>
         </w:rPr>
+        <w:t xml:space="preserve">      wp core download --path=/var/www/html --allow-root</w:t>
+      </w:r>
+    </w:p>
+    <w:p>
+      <w:pPr>
+        <w:spacing w:line="360" w:lineRule="auto"/>
+        <w:ind w:leftChars="0" w:firstLineChars="0" w:firstLine="0"/>
+        <w:contextualSpacing/>
+        <w:jc w:val="both"/>
+        <w:outlineLvl w:val="9"/>
+        <w:rPr>
+          <w:sz w:val="28"/>
+          <w:szCs w:val="28"/>
+        </w:rPr>
+      </w:pPr>
+      <w:r>
+        <w:rPr>
+          <w:sz w:val="28"/>
+          <w:szCs w:val="28"/>
+        </w:rPr>
+        <w:t xml:space="preserve">    fi</w:t>
+      </w:r>
+    </w:p>
+    <w:p>
+      <w:pPr>
+        <w:spacing w:line="360" w:lineRule="auto"/>
+        <w:ind w:leftChars="0" w:firstLineChars="0" w:firstLine="0"/>
+        <w:contextualSpacing/>
+        <w:jc w:val="both"/>
+        <w:outlineLvl w:val="9"/>
+        <w:rPr>
+          <w:sz w:val="28"/>
+          <w:szCs w:val="28"/>
+        </w:rPr>
+      </w:pPr>
+      <w:r>
+        <w:rPr>
+          <w:sz w:val="28"/>
+          <w:szCs w:val="28"/>
+        </w:rPr>
+        <w:t xml:space="preserve">    if [ ! -f /var/www/html/wp-config.php ]; then</w:t>
+      </w:r>
+    </w:p>
+    <w:p>
+      <w:pPr>
+        <w:spacing w:line="360" w:lineRule="auto"/>
+        <w:ind w:leftChars="0" w:firstLineChars="0" w:firstLine="0"/>
+        <w:contextualSpacing/>
+        <w:jc w:val="both"/>
+        <w:outlineLvl w:val="9"/>
+        <w:rPr>
+          <w:sz w:val="28"/>
+          <w:szCs w:val="28"/>
+        </w:rPr>
+      </w:pPr>
+      <w:r>
+        <w:rPr>
+          <w:sz w:val="28"/>
+          <w:szCs w:val="28"/>
+        </w:rPr>
+        <w:t xml:space="preserve">      wp config create --path=/var/www/html \</w:t>
+      </w:r>
+    </w:p>
+    <w:p>
+      <w:pPr>
+        <w:spacing w:line="360" w:lineRule="auto"/>
+        <w:ind w:leftChars="0" w:firstLineChars="0" w:firstLine="0"/>
+        <w:contextualSpacing/>
+        <w:jc w:val="both"/>
+        <w:outlineLvl w:val="9"/>
+        <w:rPr>
+          <w:sz w:val="28"/>
+          <w:szCs w:val="28"/>
+        </w:rPr>
+      </w:pPr>
+      <w:r>
+        <w:rPr>
+          <w:sz w:val="28"/>
+          <w:szCs w:val="28"/>
+        </w:rPr>
+        <w:t xml:space="preserve">       --dbname="${DB_NAME}" --dbuser="${DB_USER}" --dbpass="${DB_PASS}" \</w:t>
+      </w:r>
+    </w:p>
+    <w:p>
+      <w:pPr>
+        <w:spacing w:line="360" w:lineRule="auto"/>
+        <w:ind w:leftChars="0" w:firstLineChars="0" w:firstLine="0"/>
+        <w:contextualSpacing/>
+        <w:jc w:val="both"/>
+        <w:outlineLvl w:val="9"/>
+        <w:rPr>
+          <w:sz w:val="28"/>
+          <w:szCs w:val="28"/>
+        </w:rPr>
+      </w:pPr>
+      <w:r>
+        <w:rPr>
+          <w:sz w:val="28"/>
+          <w:szCs w:val="28"/>
+        </w:rPr>
+        <w:t xml:space="preserve">        --dbhost="localhost" --allow-root</w:t>
+      </w:r>
+    </w:p>
+    <w:p>
+      <w:pPr>
+        <w:spacing w:line="360" w:lineRule="auto"/>
+        <w:ind w:leftChars="0" w:firstLineChars="0" w:firstLine="0"/>
+        <w:contextualSpacing/>
+        <w:jc w:val="both"/>
+        <w:outlineLvl w:val="9"/>
+        <w:rPr>
+          <w:sz w:val="28"/>
+          <w:szCs w:val="28"/>
+        </w:rPr>
+      </w:pPr>
+      <w:r>
+        <w:rPr>
+          <w:sz w:val="28"/>
+          <w:szCs w:val="28"/>
+        </w:rPr>
+        <w:t xml:space="preserve">    fi</w:t>
+      </w:r>
+    </w:p>
+    <w:p>
+      <w:pPr>
+        <w:spacing w:line="360" w:lineRule="auto"/>
+        <w:ind w:leftChars="0" w:firstLineChars="0" w:firstLine="0"/>
+        <w:contextualSpacing/>
+        <w:jc w:val="both"/>
+        <w:outlineLvl w:val="9"/>
+        <w:rPr>
+          <w:sz w:val="28"/>
+          <w:szCs w:val="28"/>
+        </w:rPr>
+      </w:pPr>
+      <w:r>
+        <w:rPr>
+          <w:sz w:val="28"/>
+          <w:szCs w:val="28"/>
+        </w:rPr>
+        <w:t xml:space="preserve">    if ! wp core is-installed --path=/var/www/html --allow-root; then</w:t>
+      </w:r>
+    </w:p>
+    <w:p>
+      <w:pPr>
+        <w:spacing w:line="360" w:lineRule="auto"/>
+        <w:ind w:leftChars="0" w:firstLineChars="0" w:firstLine="0"/>
+        <w:contextualSpacing/>
+        <w:jc w:val="both"/>
+        <w:outlineLvl w:val="9"/>
+        <w:rPr>
+          <w:sz w:val="28"/>
+          <w:szCs w:val="28"/>
+        </w:rPr>
+      </w:pPr>
+      <w:r>
+        <w:rPr>
+          <w:sz w:val="28"/>
+          <w:szCs w:val="28"/>
+        </w:rPr>
+        <w:t xml:space="preserve">      wp core install --path=/var/www/html \</w:t>
+      </w:r>
+    </w:p>
+    <w:p>
+      <w:pPr>
+        <w:spacing w:line="360" w:lineRule="auto"/>
+        <w:ind w:leftChars="0" w:firstLineChars="0" w:firstLine="0"/>
+        <w:contextualSpacing/>
+        <w:jc w:val="both"/>
+        <w:outlineLvl w:val="9"/>
+        <w:rPr>
+          <w:sz w:val="28"/>
+          <w:szCs w:val="28"/>
+        </w:rPr>
+      </w:pPr>
+      <w:r>
+        <w:rPr>
+          <w:sz w:val="28"/>
+          <w:szCs w:val="28"/>
+        </w:rPr>
+        <w:t xml:space="preserve">        --url="${SITE_URL}" --title="Canape" \</w:t>
+      </w:r>
+    </w:p>
+    <w:p>
+      <w:pPr>
+        <w:spacing w:line="360" w:lineRule="auto"/>
+        <w:ind w:leftChars="0" w:firstLineChars="0" w:firstLine="0"/>
+        <w:contextualSpacing/>
+        <w:jc w:val="both"/>
+        <w:outlineLvl w:val="9"/>
+        <w:rPr>
+          <w:sz w:val="28"/>
+          <w:szCs w:val="28"/>
+        </w:rPr>
+      </w:pPr>
+      <w:r>
+        <w:rPr>
+          <w:sz w:val="28"/>
+          <w:szCs w:val="28"/>
+        </w:rPr>
+        <w:t xml:space="preserve">        --admin_user="admin" --admin_password="admin12345" \</w:t>
+      </w:r>
+    </w:p>
+    <w:p>
+      <w:pPr>
+        <w:spacing w:line="360" w:lineRule="auto"/>
+        <w:ind w:leftChars="0" w:firstLineChars="0" w:firstLine="0"/>
+        <w:contextualSpacing/>
+        <w:jc w:val="both"/>
+        <w:outlineLvl w:val="9"/>
+        <w:rPr>
+          <w:sz w:val="28"/>
+          <w:szCs w:val="28"/>
+        </w:rPr>
+      </w:pPr>
+      <w:r>
+        <w:rPr>
+          <w:sz w:val="28"/>
+          <w:szCs w:val="28"/>
+        </w:rPr>
+        <w:t xml:space="preserve">        --admin_email="admin@example.com" --skip-email --allow-root</w:t>
+      </w:r>
+    </w:p>
+    <w:p>
+      <w:pPr>
+        <w:spacing w:line="360" w:lineRule="auto"/>
+        <w:ind w:leftChars="0" w:firstLineChars="0" w:firstLine="0"/>
+        <w:contextualSpacing/>
+        <w:jc w:val="both"/>
+        <w:outlineLvl w:val="9"/>
+        <w:rPr>
+          <w:sz w:val="28"/>
+          <w:szCs w:val="28"/>
+        </w:rPr>
+      </w:pPr>
+      <w:r>
+        <w:rPr>
+          <w:sz w:val="28"/>
+          <w:szCs w:val="28"/>
+        </w:rPr>
+        <w:t xml:space="preserve">    fi</w:t>
+      </w:r>
+    </w:p>
+    <w:p>
+      <w:pPr>
+        <w:spacing w:line="360" w:lineRule="auto"/>
+        <w:ind w:leftChars="0" w:firstLineChars="0" w:firstLine="0"/>
+        <w:contextualSpacing/>
+        <w:jc w:val="both"/>
+        <w:outlineLvl w:val="9"/>
+        <w:rPr>
+          <w:sz w:val="28"/>
+          <w:szCs w:val="28"/>
+        </w:rPr>
+      </w:pPr>
+      <w:r>
+        <w:rPr>
+          <w:sz w:val="28"/>
+          <w:szCs w:val="28"/>
+        </w:rPr>
         <w:t xml:space="preserve">  SHELL</w:t>
       </w:r>
     </w:p>
@@ -3443,7 +4446,7 @@
           <w:sz w:val="28"/>
           <w:szCs w:val="28"/>
         </w:rPr>
-        <w:t xml:space="preserve">  # Встановлення PHP та розширень, необхідних для роботи WordPress</w:t>
+        <w:t xml:space="preserve">  # Розгортання теми Canape з папки shared у wp-content/themes та її активація</w:t>
       </w:r>
     </w:p>
     <w:p>
@@ -3483,8 +4486,28 @@
           <w:sz w:val="28"/>
           <w:szCs w:val="28"/>
         </w:rPr>
+        <w:t xml:space="preserve">    THEME_SRC="/home/vagrant/shared/wordpress1site-main/wordpress1site-main"</w:t>
+      </w:r>
+    </w:p>
+    <w:p>
+      <w:pPr>
+        <w:spacing w:line="360" w:lineRule="auto"/>
+        <w:ind w:leftChars="0" w:firstLineChars="0" w:firstLine="0"/>
+        <w:contextualSpacing/>
+        <w:jc w:val="both"/>
+        <w:outlineLvl w:val="9"/>
+        <w:rPr>
+          <w:sz w:val="28"/>
+          <w:szCs w:val="28"/>
+        </w:rPr>
+      </w:pPr>
+      <w:r>
+        <w:rPr>
+          <w:sz w:val="28"/>
+          <w:szCs w:val="28"/>
+        </w:rPr>
         <w:lastRenderedPageBreak/>
-        <w:t xml:space="preserve">    apt-get install -y php php-cli libapache2-mod-php php-mysql php-curl \</w:t>
+        <w:t xml:space="preserve">    THEME_DST="/var/www/html/wp-content/themes/canape"</w:t>
       </w:r>
     </w:p>
     <w:p>
@@ -3504,7 +4527,7 @@
           <w:sz w:val="28"/>
           <w:szCs w:val="28"/>
         </w:rPr>
-        <w:t xml:space="preserve">      php-gd php-mbstring php-xml php-zip php-intl php-bcmath unzip curl</w:t>
+        <w:t xml:space="preserve">    mkdir -p "${THEME_DST}"</w:t>
       </w:r>
     </w:p>
     <w:p>
@@ -3524,7 +4547,7 @@
           <w:sz w:val="28"/>
           <w:szCs w:val="28"/>
         </w:rPr>
-        <w:t xml:space="preserve">    a2enmod rewrite</w:t>
+        <w:t xml:space="preserve">    cp -a "${THEME_SRC}/." "${THEME_DST}/"</w:t>
       </w:r>
     </w:p>
     <w:p>
@@ -3544,7 +4567,7 @@
           <w:sz w:val="28"/>
           <w:szCs w:val="28"/>
         </w:rPr>
-        <w:t xml:space="preserve">    systemctl restart apache2</w:t>
+        <w:t xml:space="preserve">    if [ ! -f "${THEME_DST}/style.css" ]; then</w:t>
       </w:r>
     </w:p>
     <w:p>
@@ -3564,7 +4587,7 @@
           <w:sz w:val="28"/>
           <w:szCs w:val="28"/>
         </w:rPr>
-        <w:t xml:space="preserve">  SHELL</w:t>
+        <w:t xml:space="preserve">      echo "/*" &gt; "${THEME_DST}/style.css"</w:t>
       </w:r>
     </w:p>
     <w:p>
@@ -3584,1008 +4607,6 @@
           <w:sz w:val="28"/>
           <w:szCs w:val="28"/>
         </w:rPr>
-        <w:t xml:space="preserve">  # Встановлення та первинне налаштування MySQL для бази даних WordPress</w:t>
-      </w:r>
-    </w:p>
-    <w:p>
-      <w:pPr>
-        <w:spacing w:line="360" w:lineRule="auto"/>
-        <w:ind w:leftChars="0" w:firstLineChars="0" w:firstLine="0"/>
-        <w:contextualSpacing/>
-        <w:jc w:val="both"/>
-        <w:outlineLvl w:val="9"/>
-        <w:rPr>
-          <w:sz w:val="28"/>
-          <w:szCs w:val="28"/>
-        </w:rPr>
-      </w:pPr>
-      <w:r>
-        <w:rPr>
-          <w:sz w:val="28"/>
-          <w:szCs w:val="28"/>
-        </w:rPr>
-        <w:t xml:space="preserve">  config.vm.provision "shell", inline: &lt;&lt;-SHELL</w:t>
-      </w:r>
-    </w:p>
-    <w:p>
-      <w:pPr>
-        <w:spacing w:line="360" w:lineRule="auto"/>
-        <w:ind w:leftChars="0" w:firstLineChars="0" w:firstLine="0"/>
-        <w:contextualSpacing/>
-        <w:jc w:val="both"/>
-        <w:outlineLvl w:val="9"/>
-        <w:rPr>
-          <w:sz w:val="28"/>
-          <w:szCs w:val="28"/>
-        </w:rPr>
-      </w:pPr>
-      <w:r>
-        <w:rPr>
-          <w:sz w:val="28"/>
-          <w:szCs w:val="28"/>
-        </w:rPr>
-        <w:t xml:space="preserve">    DB_NAME="wordpress_db"</w:t>
-      </w:r>
-    </w:p>
-    <w:p>
-      <w:pPr>
-        <w:spacing w:line="360" w:lineRule="auto"/>
-        <w:ind w:leftChars="0" w:firstLineChars="0" w:firstLine="0"/>
-        <w:contextualSpacing/>
-        <w:jc w:val="both"/>
-        <w:outlineLvl w:val="9"/>
-        <w:rPr>
-          <w:sz w:val="28"/>
-          <w:szCs w:val="28"/>
-        </w:rPr>
-      </w:pPr>
-      <w:r>
-        <w:rPr>
-          <w:sz w:val="28"/>
-          <w:szCs w:val="28"/>
-        </w:rPr>
-        <w:t xml:space="preserve">    DB_USER="wp_user"</w:t>
-      </w:r>
-    </w:p>
-    <w:p>
-      <w:pPr>
-        <w:spacing w:line="360" w:lineRule="auto"/>
-        <w:ind w:leftChars="0" w:firstLineChars="0" w:firstLine="0"/>
-        <w:contextualSpacing/>
-        <w:jc w:val="both"/>
-        <w:outlineLvl w:val="9"/>
-        <w:rPr>
-          <w:sz w:val="28"/>
-          <w:szCs w:val="28"/>
-        </w:rPr>
-      </w:pPr>
-      <w:r>
-        <w:rPr>
-          <w:sz w:val="28"/>
-          <w:szCs w:val="28"/>
-        </w:rPr>
-        <w:t xml:space="preserve">    DB_PASS="wp_password"</w:t>
-      </w:r>
-    </w:p>
-    <w:p>
-      <w:pPr>
-        <w:spacing w:line="360" w:lineRule="auto"/>
-        <w:ind w:leftChars="0" w:firstLineChars="0" w:firstLine="0"/>
-        <w:contextualSpacing/>
-        <w:jc w:val="both"/>
-        <w:outlineLvl w:val="9"/>
-        <w:rPr>
-          <w:sz w:val="28"/>
-          <w:szCs w:val="28"/>
-        </w:rPr>
-      </w:pPr>
-      <w:r>
-        <w:rPr>
-          <w:sz w:val="28"/>
-          <w:szCs w:val="28"/>
-        </w:rPr>
-        <w:t xml:space="preserve">    apt-get install -y mysql-server</w:t>
-      </w:r>
-    </w:p>
-    <w:p>
-      <w:pPr>
-        <w:spacing w:line="360" w:lineRule="auto"/>
-        <w:ind w:leftChars="0" w:firstLineChars="0" w:firstLine="0"/>
-        <w:contextualSpacing/>
-        <w:jc w:val="both"/>
-        <w:outlineLvl w:val="9"/>
-        <w:rPr>
-          <w:sz w:val="28"/>
-          <w:szCs w:val="28"/>
-        </w:rPr>
-      </w:pPr>
-      <w:r>
-        <w:rPr>
-          <w:sz w:val="28"/>
-          <w:szCs w:val="28"/>
-        </w:rPr>
-        <w:t xml:space="preserve">    systemctl enable mysql</w:t>
-      </w:r>
-    </w:p>
-    <w:p>
-      <w:pPr>
-        <w:spacing w:line="360" w:lineRule="auto"/>
-        <w:ind w:leftChars="0" w:firstLineChars="0" w:firstLine="0"/>
-        <w:contextualSpacing/>
-        <w:jc w:val="both"/>
-        <w:outlineLvl w:val="9"/>
-        <w:rPr>
-          <w:sz w:val="28"/>
-          <w:szCs w:val="28"/>
-        </w:rPr>
-      </w:pPr>
-      <w:r>
-        <w:rPr>
-          <w:sz w:val="28"/>
-          <w:szCs w:val="28"/>
-        </w:rPr>
-        <w:t xml:space="preserve">    systemctl start mysql</w:t>
-      </w:r>
-    </w:p>
-    <w:p>
-      <w:pPr>
-        <w:spacing w:line="360" w:lineRule="auto"/>
-        <w:ind w:leftChars="0" w:firstLineChars="0" w:firstLine="0"/>
-        <w:contextualSpacing/>
-        <w:jc w:val="both"/>
-        <w:outlineLvl w:val="9"/>
-        <w:rPr>
-          <w:sz w:val="28"/>
-          <w:szCs w:val="28"/>
-        </w:rPr>
-      </w:pPr>
-      <w:r>
-        <w:rPr>
-          <w:sz w:val="28"/>
-          <w:szCs w:val="28"/>
-        </w:rPr>
-        <w:t xml:space="preserve">    mysql -u root -e "CREATE DATABASE IF NOT EXISTS ${DB_NAME} CHARACTER SET utf8mb4 COLLATE utf8mb4_unicode_ci;"</w:t>
-      </w:r>
-    </w:p>
-    <w:p>
-      <w:pPr>
-        <w:spacing w:line="360" w:lineRule="auto"/>
-        <w:ind w:leftChars="0" w:firstLineChars="0" w:firstLine="0"/>
-        <w:contextualSpacing/>
-        <w:jc w:val="both"/>
-        <w:outlineLvl w:val="9"/>
-        <w:rPr>
-          <w:sz w:val="28"/>
-          <w:szCs w:val="28"/>
-        </w:rPr>
-      </w:pPr>
-      <w:r>
-        <w:rPr>
-          <w:sz w:val="28"/>
-          <w:szCs w:val="28"/>
-        </w:rPr>
-        <w:t xml:space="preserve">    mysql -u root -e "CREATE USER IF NOT EXISTS '${DB_USER}'@'localhost' IDENTIFIED BY '${DB_PASS}';"</w:t>
-      </w:r>
-    </w:p>
-    <w:p>
-      <w:pPr>
-        <w:spacing w:line="360" w:lineRule="auto"/>
-        <w:ind w:leftChars="0" w:firstLineChars="0" w:firstLine="0"/>
-        <w:contextualSpacing/>
-        <w:jc w:val="both"/>
-        <w:outlineLvl w:val="9"/>
-        <w:rPr>
-          <w:sz w:val="28"/>
-          <w:szCs w:val="28"/>
-        </w:rPr>
-      </w:pPr>
-      <w:r>
-        <w:rPr>
-          <w:sz w:val="28"/>
-          <w:szCs w:val="28"/>
-        </w:rPr>
-        <w:t xml:space="preserve">    mysql -u root -e "GRANT ALL PRIVILEGES ON ${DB_NAME}.* TO '${DB_USER}'@'localhost';"</w:t>
-      </w:r>
-    </w:p>
-    <w:p>
-      <w:pPr>
-        <w:spacing w:line="360" w:lineRule="auto"/>
-        <w:ind w:leftChars="0" w:firstLineChars="0" w:firstLine="0"/>
-        <w:contextualSpacing/>
-        <w:jc w:val="both"/>
-        <w:outlineLvl w:val="9"/>
-        <w:rPr>
-          <w:sz w:val="28"/>
-          <w:szCs w:val="28"/>
-        </w:rPr>
-      </w:pPr>
-      <w:r>
-        <w:rPr>
-          <w:sz w:val="28"/>
-          <w:szCs w:val="28"/>
-        </w:rPr>
-        <w:t xml:space="preserve">    mysql -u root -e "FLUSH PRIVILEGES;"</w:t>
-      </w:r>
-    </w:p>
-    <w:p>
-      <w:pPr>
-        <w:spacing w:line="360" w:lineRule="auto"/>
-        <w:ind w:leftChars="0" w:firstLineChars="0" w:firstLine="0"/>
-        <w:contextualSpacing/>
-        <w:jc w:val="both"/>
-        <w:outlineLvl w:val="9"/>
-        <w:rPr>
-          <w:sz w:val="28"/>
-          <w:szCs w:val="28"/>
-        </w:rPr>
-      </w:pPr>
-      <w:r>
-        <w:rPr>
-          <w:sz w:val="28"/>
-          <w:szCs w:val="28"/>
-        </w:rPr>
-        <w:t xml:space="preserve">  SHELL</w:t>
-      </w:r>
-    </w:p>
-    <w:p>
-      <w:pPr>
-        <w:spacing w:line="360" w:lineRule="auto"/>
-        <w:ind w:leftChars="0" w:firstLineChars="0" w:firstLine="0"/>
-        <w:contextualSpacing/>
-        <w:jc w:val="both"/>
-        <w:outlineLvl w:val="9"/>
-        <w:rPr>
-          <w:sz w:val="28"/>
-          <w:szCs w:val="28"/>
-        </w:rPr>
-      </w:pPr>
-      <w:r>
-        <w:rPr>
-          <w:sz w:val="28"/>
-          <w:szCs w:val="28"/>
-        </w:rPr>
-        <w:t xml:space="preserve">  # Встановлення WP-CLI — інструмент для керування WordPress з командного рядка</w:t>
-      </w:r>
-    </w:p>
-    <w:p>
-      <w:pPr>
-        <w:spacing w:line="360" w:lineRule="auto"/>
-        <w:ind w:leftChars="0" w:firstLineChars="0" w:firstLine="0"/>
-        <w:contextualSpacing/>
-        <w:jc w:val="both"/>
-        <w:outlineLvl w:val="9"/>
-        <w:rPr>
-          <w:sz w:val="28"/>
-          <w:szCs w:val="28"/>
-        </w:rPr>
-      </w:pPr>
-      <w:r>
-        <w:rPr>
-          <w:sz w:val="28"/>
-          <w:szCs w:val="28"/>
-        </w:rPr>
-        <w:t xml:space="preserve">  config.vm.provision "shell", inline: &lt;&lt;-SHELL</w:t>
-      </w:r>
-    </w:p>
-    <w:p>
-      <w:pPr>
-        <w:spacing w:line="360" w:lineRule="auto"/>
-        <w:ind w:leftChars="0" w:firstLineChars="0" w:firstLine="0"/>
-        <w:contextualSpacing/>
-        <w:jc w:val="both"/>
-        <w:outlineLvl w:val="9"/>
-        <w:rPr>
-          <w:sz w:val="28"/>
-          <w:szCs w:val="28"/>
-        </w:rPr>
-      </w:pPr>
-      <w:r>
-        <w:rPr>
-          <w:sz w:val="28"/>
-          <w:szCs w:val="28"/>
-        </w:rPr>
-        <w:t xml:space="preserve">    if [ ! -f /usr/local/bin/wp ]; then</w:t>
-      </w:r>
-    </w:p>
-    <w:p>
-      <w:pPr>
-        <w:spacing w:line="360" w:lineRule="auto"/>
-        <w:ind w:leftChars="0" w:firstLineChars="0" w:firstLine="0"/>
-        <w:contextualSpacing/>
-        <w:jc w:val="both"/>
-        <w:outlineLvl w:val="9"/>
-        <w:rPr>
-          <w:sz w:val="28"/>
-          <w:szCs w:val="28"/>
-        </w:rPr>
-      </w:pPr>
-      <w:r>
-        <w:rPr>
-          <w:sz w:val="28"/>
-          <w:szCs w:val="28"/>
-        </w:rPr>
-        <w:t xml:space="preserve">      curl -o /usr/local/bin/wp -sSL https://raw.githubusercontent.com/wp-cli/builds/gh-pages/phar/wp-cli.phar</w:t>
-      </w:r>
-    </w:p>
-    <w:p>
-      <w:pPr>
-        <w:spacing w:line="360" w:lineRule="auto"/>
-        <w:ind w:leftChars="0" w:firstLineChars="0" w:firstLine="0"/>
-        <w:contextualSpacing/>
-        <w:jc w:val="both"/>
-        <w:outlineLvl w:val="9"/>
-        <w:rPr>
-          <w:sz w:val="28"/>
-          <w:szCs w:val="28"/>
-        </w:rPr>
-      </w:pPr>
-      <w:r>
-        <w:rPr>
-          <w:sz w:val="28"/>
-          <w:szCs w:val="28"/>
-        </w:rPr>
-        <w:t xml:space="preserve">      chmod +x /usr/local/bin/wp</w:t>
-      </w:r>
-    </w:p>
-    <w:p>
-      <w:pPr>
-        <w:spacing w:line="360" w:lineRule="auto"/>
-        <w:ind w:leftChars="0" w:firstLineChars="0" w:firstLine="0"/>
-        <w:contextualSpacing/>
-        <w:jc w:val="both"/>
-        <w:outlineLvl w:val="9"/>
-        <w:rPr>
-          <w:sz w:val="28"/>
-          <w:szCs w:val="28"/>
-        </w:rPr>
-      </w:pPr>
-      <w:r>
-        <w:rPr>
-          <w:sz w:val="28"/>
-          <w:szCs w:val="28"/>
-        </w:rPr>
-        <w:t xml:space="preserve">    fi</w:t>
-      </w:r>
-    </w:p>
-    <w:p>
-      <w:pPr>
-        <w:spacing w:line="360" w:lineRule="auto"/>
-        <w:ind w:leftChars="0" w:firstLineChars="0" w:firstLine="0"/>
-        <w:contextualSpacing/>
-        <w:jc w:val="both"/>
-        <w:outlineLvl w:val="9"/>
-        <w:rPr>
-          <w:sz w:val="28"/>
-          <w:szCs w:val="28"/>
-        </w:rPr>
-      </w:pPr>
-      <w:r>
-        <w:rPr>
-          <w:sz w:val="28"/>
-          <w:szCs w:val="28"/>
-        </w:rPr>
-        <w:t xml:space="preserve">  SHELL</w:t>
-      </w:r>
-    </w:p>
-    <w:p>
-      <w:pPr>
-        <w:spacing w:line="360" w:lineRule="auto"/>
-        <w:ind w:leftChars="0" w:firstLineChars="0" w:firstLine="0"/>
-        <w:contextualSpacing/>
-        <w:jc w:val="both"/>
-        <w:outlineLvl w:val="9"/>
-        <w:rPr>
-          <w:sz w:val="28"/>
-          <w:szCs w:val="28"/>
-        </w:rPr>
-      </w:pPr>
-      <w:r>
-        <w:rPr>
-          <w:sz w:val="28"/>
-          <w:szCs w:val="28"/>
-        </w:rPr>
-        <w:lastRenderedPageBreak/>
-        <w:t xml:space="preserve">  # Завантаження ядра WordPress та його встановлення</w:t>
-      </w:r>
-    </w:p>
-    <w:p>
-      <w:pPr>
-        <w:spacing w:line="360" w:lineRule="auto"/>
-        <w:ind w:leftChars="0" w:firstLineChars="0" w:firstLine="0"/>
-        <w:contextualSpacing/>
-        <w:jc w:val="both"/>
-        <w:outlineLvl w:val="9"/>
-        <w:rPr>
-          <w:sz w:val="28"/>
-          <w:szCs w:val="28"/>
-        </w:rPr>
-      </w:pPr>
-      <w:r>
-        <w:rPr>
-          <w:sz w:val="28"/>
-          <w:szCs w:val="28"/>
-        </w:rPr>
-        <w:t xml:space="preserve">  config.vm.provision "shell", inline: &lt;&lt;-SHELL</w:t>
-      </w:r>
-    </w:p>
-    <w:p>
-      <w:pPr>
-        <w:spacing w:line="360" w:lineRule="auto"/>
-        <w:ind w:leftChars="0" w:firstLineChars="0" w:firstLine="0"/>
-        <w:contextualSpacing/>
-        <w:jc w:val="both"/>
-        <w:outlineLvl w:val="9"/>
-        <w:rPr>
-          <w:sz w:val="28"/>
-          <w:szCs w:val="28"/>
-        </w:rPr>
-      </w:pPr>
-      <w:r>
-        <w:rPr>
-          <w:sz w:val="28"/>
-          <w:szCs w:val="28"/>
-        </w:rPr>
-        <w:t xml:space="preserve">    DB_NAME="wordpress_db"</w:t>
-      </w:r>
-    </w:p>
-    <w:p>
-      <w:pPr>
-        <w:spacing w:line="360" w:lineRule="auto"/>
-        <w:ind w:leftChars="0" w:firstLineChars="0" w:firstLine="0"/>
-        <w:contextualSpacing/>
-        <w:jc w:val="both"/>
-        <w:outlineLvl w:val="9"/>
-        <w:rPr>
-          <w:sz w:val="28"/>
-          <w:szCs w:val="28"/>
-        </w:rPr>
-      </w:pPr>
-      <w:r>
-        <w:rPr>
-          <w:sz w:val="28"/>
-          <w:szCs w:val="28"/>
-        </w:rPr>
-        <w:t xml:space="preserve">    DB_USER="wp_user"</w:t>
-      </w:r>
-    </w:p>
-    <w:p>
-      <w:pPr>
-        <w:spacing w:line="360" w:lineRule="auto"/>
-        <w:ind w:leftChars="0" w:firstLineChars="0" w:firstLine="0"/>
-        <w:contextualSpacing/>
-        <w:jc w:val="both"/>
-        <w:outlineLvl w:val="9"/>
-        <w:rPr>
-          <w:sz w:val="28"/>
-          <w:szCs w:val="28"/>
-        </w:rPr>
-      </w:pPr>
-      <w:r>
-        <w:rPr>
-          <w:sz w:val="28"/>
-          <w:szCs w:val="28"/>
-        </w:rPr>
-        <w:t xml:space="preserve">    DB_PASS="wp_password"</w:t>
-      </w:r>
-    </w:p>
-    <w:p>
-      <w:pPr>
-        <w:spacing w:line="360" w:lineRule="auto"/>
-        <w:ind w:leftChars="0" w:firstLineChars="0" w:firstLine="0"/>
-        <w:contextualSpacing/>
-        <w:jc w:val="both"/>
-        <w:outlineLvl w:val="9"/>
-        <w:rPr>
-          <w:sz w:val="28"/>
-          <w:szCs w:val="28"/>
-        </w:rPr>
-      </w:pPr>
-      <w:r>
-        <w:rPr>
-          <w:sz w:val="28"/>
-          <w:szCs w:val="28"/>
-        </w:rPr>
-        <w:t xml:space="preserve">    SITE_URL="http://192.168.56.10"</w:t>
-      </w:r>
-    </w:p>
-    <w:p>
-      <w:pPr>
-        <w:spacing w:line="360" w:lineRule="auto"/>
-        <w:ind w:leftChars="0" w:firstLineChars="0" w:firstLine="0"/>
-        <w:contextualSpacing/>
-        <w:jc w:val="both"/>
-        <w:outlineLvl w:val="9"/>
-        <w:rPr>
-          <w:sz w:val="28"/>
-          <w:szCs w:val="28"/>
-        </w:rPr>
-      </w:pPr>
-      <w:r>
-        <w:rPr>
-          <w:sz w:val="28"/>
-          <w:szCs w:val="28"/>
-        </w:rPr>
-        <w:t xml:space="preserve">    rm -f /var/www/html/index.html /var/www/html/style.css</w:t>
-      </w:r>
-    </w:p>
-    <w:p>
-      <w:pPr>
-        <w:spacing w:line="360" w:lineRule="auto"/>
-        <w:ind w:leftChars="0" w:firstLineChars="0" w:firstLine="0"/>
-        <w:contextualSpacing/>
-        <w:jc w:val="both"/>
-        <w:outlineLvl w:val="9"/>
-        <w:rPr>
-          <w:sz w:val="28"/>
-          <w:szCs w:val="28"/>
-        </w:rPr>
-      </w:pPr>
-      <w:r>
-        <w:rPr>
-          <w:sz w:val="28"/>
-          <w:szCs w:val="28"/>
-        </w:rPr>
-        <w:t xml:space="preserve">    if [ ! -f /var/www/html/wp-load.php ]; then</w:t>
-      </w:r>
-    </w:p>
-    <w:p>
-      <w:pPr>
-        <w:spacing w:line="360" w:lineRule="auto"/>
-        <w:ind w:leftChars="0" w:firstLineChars="0" w:firstLine="0"/>
-        <w:contextualSpacing/>
-        <w:jc w:val="both"/>
-        <w:outlineLvl w:val="9"/>
-        <w:rPr>
-          <w:sz w:val="28"/>
-          <w:szCs w:val="28"/>
-        </w:rPr>
-      </w:pPr>
-      <w:r>
-        <w:rPr>
-          <w:sz w:val="28"/>
-          <w:szCs w:val="28"/>
-        </w:rPr>
-        <w:t xml:space="preserve">      wp core download --path=/var/www/html --allow-root</w:t>
-      </w:r>
-    </w:p>
-    <w:p>
-      <w:pPr>
-        <w:spacing w:line="360" w:lineRule="auto"/>
-        <w:ind w:leftChars="0" w:firstLineChars="0" w:firstLine="0"/>
-        <w:contextualSpacing/>
-        <w:jc w:val="both"/>
-        <w:outlineLvl w:val="9"/>
-        <w:rPr>
-          <w:sz w:val="28"/>
-          <w:szCs w:val="28"/>
-        </w:rPr>
-      </w:pPr>
-      <w:r>
-        <w:rPr>
-          <w:sz w:val="28"/>
-          <w:szCs w:val="28"/>
-        </w:rPr>
-        <w:t xml:space="preserve">    fi</w:t>
-      </w:r>
-    </w:p>
-    <w:p>
-      <w:pPr>
-        <w:spacing w:line="360" w:lineRule="auto"/>
-        <w:ind w:leftChars="0" w:firstLineChars="0" w:firstLine="0"/>
-        <w:contextualSpacing/>
-        <w:jc w:val="both"/>
-        <w:outlineLvl w:val="9"/>
-        <w:rPr>
-          <w:sz w:val="28"/>
-          <w:szCs w:val="28"/>
-        </w:rPr>
-      </w:pPr>
-      <w:r>
-        <w:rPr>
-          <w:sz w:val="28"/>
-          <w:szCs w:val="28"/>
-        </w:rPr>
-        <w:t xml:space="preserve">    if [ ! -f /var/www/html/wp-config.php ]; then</w:t>
-      </w:r>
-    </w:p>
-    <w:p>
-      <w:pPr>
-        <w:spacing w:line="360" w:lineRule="auto"/>
-        <w:ind w:leftChars="0" w:firstLineChars="0" w:firstLine="0"/>
-        <w:contextualSpacing/>
-        <w:jc w:val="both"/>
-        <w:outlineLvl w:val="9"/>
-        <w:rPr>
-          <w:sz w:val="28"/>
-          <w:szCs w:val="28"/>
-        </w:rPr>
-      </w:pPr>
-      <w:r>
-        <w:rPr>
-          <w:sz w:val="28"/>
-          <w:szCs w:val="28"/>
-        </w:rPr>
-        <w:t xml:space="preserve">      wp config create --path=/var/www/html \</w:t>
-      </w:r>
-    </w:p>
-    <w:p>
-      <w:pPr>
-        <w:spacing w:line="360" w:lineRule="auto"/>
-        <w:ind w:leftChars="0" w:firstLineChars="0" w:firstLine="0"/>
-        <w:contextualSpacing/>
-        <w:jc w:val="both"/>
-        <w:outlineLvl w:val="9"/>
-        <w:rPr>
-          <w:sz w:val="28"/>
-          <w:szCs w:val="28"/>
-        </w:rPr>
-      </w:pPr>
-      <w:r>
-        <w:rPr>
-          <w:sz w:val="28"/>
-          <w:szCs w:val="28"/>
-        </w:rPr>
-        <w:t xml:space="preserve">       --dbname="${DB_NAME}" --dbuser="${DB_USER}" --dbpass="${DB_PASS}" \</w:t>
-      </w:r>
-    </w:p>
-    <w:p>
-      <w:pPr>
-        <w:spacing w:line="360" w:lineRule="auto"/>
-        <w:ind w:leftChars="0" w:firstLineChars="0" w:firstLine="0"/>
-        <w:contextualSpacing/>
-        <w:jc w:val="both"/>
-        <w:outlineLvl w:val="9"/>
-        <w:rPr>
-          <w:sz w:val="28"/>
-          <w:szCs w:val="28"/>
-        </w:rPr>
-      </w:pPr>
-      <w:r>
-        <w:rPr>
-          <w:sz w:val="28"/>
-          <w:szCs w:val="28"/>
-        </w:rPr>
-        <w:t xml:space="preserve">        --dbhost="localhost" --allow-root</w:t>
-      </w:r>
-    </w:p>
-    <w:p>
-      <w:pPr>
-        <w:spacing w:line="360" w:lineRule="auto"/>
-        <w:ind w:leftChars="0" w:firstLineChars="0" w:firstLine="0"/>
-        <w:contextualSpacing/>
-        <w:jc w:val="both"/>
-        <w:outlineLvl w:val="9"/>
-        <w:rPr>
-          <w:sz w:val="28"/>
-          <w:szCs w:val="28"/>
-        </w:rPr>
-      </w:pPr>
-      <w:r>
-        <w:rPr>
-          <w:sz w:val="28"/>
-          <w:szCs w:val="28"/>
-        </w:rPr>
-        <w:t xml:space="preserve">    fi</w:t>
-      </w:r>
-    </w:p>
-    <w:p>
-      <w:pPr>
-        <w:spacing w:line="360" w:lineRule="auto"/>
-        <w:ind w:leftChars="0" w:firstLineChars="0" w:firstLine="0"/>
-        <w:contextualSpacing/>
-        <w:jc w:val="both"/>
-        <w:outlineLvl w:val="9"/>
-        <w:rPr>
-          <w:sz w:val="28"/>
-          <w:szCs w:val="28"/>
-        </w:rPr>
-      </w:pPr>
-      <w:r>
-        <w:rPr>
-          <w:sz w:val="28"/>
-          <w:szCs w:val="28"/>
-        </w:rPr>
-        <w:t xml:space="preserve">    if ! wp core is-installed --path=/var/www/html --allow-root; then</w:t>
-      </w:r>
-    </w:p>
-    <w:p>
-      <w:pPr>
-        <w:spacing w:line="360" w:lineRule="auto"/>
-        <w:ind w:leftChars="0" w:firstLineChars="0" w:firstLine="0"/>
-        <w:contextualSpacing/>
-        <w:jc w:val="both"/>
-        <w:outlineLvl w:val="9"/>
-        <w:rPr>
-          <w:sz w:val="28"/>
-          <w:szCs w:val="28"/>
-        </w:rPr>
-      </w:pPr>
-      <w:r>
-        <w:rPr>
-          <w:sz w:val="28"/>
-          <w:szCs w:val="28"/>
-        </w:rPr>
-        <w:t xml:space="preserve">      wp core install --path=/var/www/html \</w:t>
-      </w:r>
-    </w:p>
-    <w:p>
-      <w:pPr>
-        <w:spacing w:line="360" w:lineRule="auto"/>
-        <w:ind w:leftChars="0" w:firstLineChars="0" w:firstLine="0"/>
-        <w:contextualSpacing/>
-        <w:jc w:val="both"/>
-        <w:outlineLvl w:val="9"/>
-        <w:rPr>
-          <w:sz w:val="28"/>
-          <w:szCs w:val="28"/>
-        </w:rPr>
-      </w:pPr>
-      <w:r>
-        <w:rPr>
-          <w:sz w:val="28"/>
-          <w:szCs w:val="28"/>
-        </w:rPr>
-        <w:t xml:space="preserve">        --url="${SITE_URL}" --title="Canape" \</w:t>
-      </w:r>
-    </w:p>
-    <w:p>
-      <w:pPr>
-        <w:spacing w:line="360" w:lineRule="auto"/>
-        <w:ind w:leftChars="0" w:firstLineChars="0" w:firstLine="0"/>
-        <w:contextualSpacing/>
-        <w:jc w:val="both"/>
-        <w:outlineLvl w:val="9"/>
-        <w:rPr>
-          <w:sz w:val="28"/>
-          <w:szCs w:val="28"/>
-        </w:rPr>
-      </w:pPr>
-      <w:r>
-        <w:rPr>
-          <w:sz w:val="28"/>
-          <w:szCs w:val="28"/>
-        </w:rPr>
-        <w:t xml:space="preserve">        --admin_user="admin" --admin_password="admin12345" \</w:t>
-      </w:r>
-    </w:p>
-    <w:p>
-      <w:pPr>
-        <w:spacing w:line="360" w:lineRule="auto"/>
-        <w:ind w:leftChars="0" w:firstLineChars="0" w:firstLine="0"/>
-        <w:contextualSpacing/>
-        <w:jc w:val="both"/>
-        <w:outlineLvl w:val="9"/>
-        <w:rPr>
-          <w:sz w:val="28"/>
-          <w:szCs w:val="28"/>
-        </w:rPr>
-      </w:pPr>
-      <w:r>
-        <w:rPr>
-          <w:sz w:val="28"/>
-          <w:szCs w:val="28"/>
-        </w:rPr>
-        <w:t xml:space="preserve">        --admin_email="admin@example.com" --skip-email --allow-root</w:t>
-      </w:r>
-    </w:p>
-    <w:p>
-      <w:pPr>
-        <w:spacing w:line="360" w:lineRule="auto"/>
-        <w:ind w:leftChars="0" w:firstLineChars="0" w:firstLine="0"/>
-        <w:contextualSpacing/>
-        <w:jc w:val="both"/>
-        <w:outlineLvl w:val="9"/>
-        <w:rPr>
-          <w:sz w:val="28"/>
-          <w:szCs w:val="28"/>
-        </w:rPr>
-      </w:pPr>
-      <w:r>
-        <w:rPr>
-          <w:sz w:val="28"/>
-          <w:szCs w:val="28"/>
-        </w:rPr>
-        <w:t xml:space="preserve">    fi</w:t>
-      </w:r>
-    </w:p>
-    <w:p>
-      <w:pPr>
-        <w:spacing w:line="360" w:lineRule="auto"/>
-        <w:ind w:leftChars="0" w:firstLineChars="0" w:firstLine="0"/>
-        <w:contextualSpacing/>
-        <w:jc w:val="both"/>
-        <w:outlineLvl w:val="9"/>
-        <w:rPr>
-          <w:sz w:val="28"/>
-          <w:szCs w:val="28"/>
-        </w:rPr>
-      </w:pPr>
-      <w:r>
-        <w:rPr>
-          <w:sz w:val="28"/>
-          <w:szCs w:val="28"/>
-        </w:rPr>
-        <w:t xml:space="preserve">  SHELL</w:t>
-      </w:r>
-    </w:p>
-    <w:p>
-      <w:pPr>
-        <w:spacing w:line="360" w:lineRule="auto"/>
-        <w:ind w:leftChars="0" w:firstLineChars="0" w:firstLine="0"/>
-        <w:contextualSpacing/>
-        <w:jc w:val="both"/>
-        <w:outlineLvl w:val="9"/>
-        <w:rPr>
-          <w:sz w:val="28"/>
-          <w:szCs w:val="28"/>
-        </w:rPr>
-      </w:pPr>
-      <w:r>
-        <w:rPr>
-          <w:sz w:val="28"/>
-          <w:szCs w:val="28"/>
-        </w:rPr>
-        <w:t xml:space="preserve">  # Розгортання теми Canape з папки shared у wp-content/themes та її активація</w:t>
-      </w:r>
-    </w:p>
-    <w:p>
-      <w:pPr>
-        <w:spacing w:line="360" w:lineRule="auto"/>
-        <w:ind w:leftChars="0" w:firstLineChars="0" w:firstLine="0"/>
-        <w:contextualSpacing/>
-        <w:jc w:val="both"/>
-        <w:outlineLvl w:val="9"/>
-        <w:rPr>
-          <w:sz w:val="28"/>
-          <w:szCs w:val="28"/>
-        </w:rPr>
-      </w:pPr>
-      <w:r>
-        <w:rPr>
-          <w:sz w:val="28"/>
-          <w:szCs w:val="28"/>
-        </w:rPr>
-        <w:t xml:space="preserve">  config.vm.provision "shell", inline: &lt;&lt;-SHELL</w:t>
-      </w:r>
-    </w:p>
-    <w:p>
-      <w:pPr>
-        <w:spacing w:line="360" w:lineRule="auto"/>
-        <w:ind w:leftChars="0" w:firstLineChars="0" w:firstLine="0"/>
-        <w:contextualSpacing/>
-        <w:jc w:val="both"/>
-        <w:outlineLvl w:val="9"/>
-        <w:rPr>
-          <w:sz w:val="28"/>
-          <w:szCs w:val="28"/>
-        </w:rPr>
-      </w:pPr>
-      <w:r>
-        <w:rPr>
-          <w:sz w:val="28"/>
-          <w:szCs w:val="28"/>
-        </w:rPr>
-        <w:t xml:space="preserve">    THEME_SRC="/home/vagrant/shared/wordpress1site-main/wordpress1site-main"</w:t>
-      </w:r>
-    </w:p>
-    <w:p>
-      <w:pPr>
-        <w:spacing w:line="360" w:lineRule="auto"/>
-        <w:ind w:leftChars="0" w:firstLineChars="0" w:firstLine="0"/>
-        <w:contextualSpacing/>
-        <w:jc w:val="both"/>
-        <w:outlineLvl w:val="9"/>
-        <w:rPr>
-          <w:sz w:val="28"/>
-          <w:szCs w:val="28"/>
-        </w:rPr>
-      </w:pPr>
-      <w:r>
-        <w:rPr>
-          <w:sz w:val="28"/>
-          <w:szCs w:val="28"/>
-        </w:rPr>
-        <w:t xml:space="preserve">    THEME_DST="/var/www/html/wp-content/themes/canape"</w:t>
-      </w:r>
-    </w:p>
-    <w:p>
-      <w:pPr>
-        <w:spacing w:line="360" w:lineRule="auto"/>
-        <w:ind w:leftChars="0" w:firstLineChars="0" w:firstLine="0"/>
-        <w:contextualSpacing/>
-        <w:jc w:val="both"/>
-        <w:outlineLvl w:val="9"/>
-        <w:rPr>
-          <w:sz w:val="28"/>
-          <w:szCs w:val="28"/>
-        </w:rPr>
-      </w:pPr>
-      <w:r>
-        <w:rPr>
-          <w:sz w:val="28"/>
-          <w:szCs w:val="28"/>
-        </w:rPr>
-        <w:t xml:space="preserve">    mkdir -p "${THEME_DST}"</w:t>
-      </w:r>
-    </w:p>
-    <w:p>
-      <w:pPr>
-        <w:spacing w:line="360" w:lineRule="auto"/>
-        <w:ind w:leftChars="0" w:firstLineChars="0" w:firstLine="0"/>
-        <w:contextualSpacing/>
-        <w:jc w:val="both"/>
-        <w:outlineLvl w:val="9"/>
-        <w:rPr>
-          <w:sz w:val="28"/>
-          <w:szCs w:val="28"/>
-        </w:rPr>
-      </w:pPr>
-      <w:r>
-        <w:rPr>
-          <w:sz w:val="28"/>
-          <w:szCs w:val="28"/>
-        </w:rPr>
-        <w:t xml:space="preserve">    cp -a "${THEME_SRC}/." "${THEME_DST}/"</w:t>
-      </w:r>
-    </w:p>
-    <w:p>
-      <w:pPr>
-        <w:spacing w:line="360" w:lineRule="auto"/>
-        <w:ind w:leftChars="0" w:firstLineChars="0" w:firstLine="0"/>
-        <w:contextualSpacing/>
-        <w:jc w:val="both"/>
-        <w:outlineLvl w:val="9"/>
-        <w:rPr>
-          <w:sz w:val="28"/>
-          <w:szCs w:val="28"/>
-        </w:rPr>
-      </w:pPr>
-      <w:r>
-        <w:rPr>
-          <w:sz w:val="28"/>
-          <w:szCs w:val="28"/>
-        </w:rPr>
-        <w:t xml:space="preserve">    if [ ! -f "${THEME_DST}/style.css" ]; then</w:t>
-      </w:r>
-    </w:p>
-    <w:p>
-      <w:pPr>
-        <w:spacing w:line="360" w:lineRule="auto"/>
-        <w:ind w:leftChars="0" w:firstLineChars="0" w:firstLine="0"/>
-        <w:contextualSpacing/>
-        <w:jc w:val="both"/>
-        <w:outlineLvl w:val="9"/>
-        <w:rPr>
-          <w:sz w:val="28"/>
-          <w:szCs w:val="28"/>
-        </w:rPr>
-      </w:pPr>
-      <w:r>
-        <w:rPr>
-          <w:sz w:val="28"/>
-          <w:szCs w:val="28"/>
-        </w:rPr>
-        <w:t xml:space="preserve">      echo "/*" &gt; "${THEME_DST}/style.css"</w:t>
-      </w:r>
-    </w:p>
-    <w:p>
-      <w:pPr>
-        <w:spacing w:line="360" w:lineRule="auto"/>
-        <w:ind w:leftChars="0" w:firstLineChars="0" w:firstLine="0"/>
-        <w:contextualSpacing/>
-        <w:jc w:val="both"/>
-        <w:outlineLvl w:val="9"/>
-        <w:rPr>
-          <w:sz w:val="28"/>
-          <w:szCs w:val="28"/>
-        </w:rPr>
-      </w:pPr>
-      <w:r>
-        <w:rPr>
-          <w:sz w:val="28"/>
-          <w:szCs w:val="28"/>
-        </w:rPr>
-        <w:lastRenderedPageBreak/>
         <w:t xml:space="preserve">      echo "Theme Name: Canape" &gt;&gt; "${THEME_DST}/style.css"</w:t>
       </w:r>
     </w:p>
@@ -10790,7 +10811,7 @@
 </file>
 
 <file path=customXml/itemProps2.xml><?xml version="1.0" encoding="utf-8"?>
-<ds:datastoreItem xmlns:ds="http://schemas.openxmlformats.org/officeDocument/2006/customXml" ds:itemID="{3A09F0D7-A483-4677-9896-04BABF876FFB}">
+<ds:datastoreItem xmlns:ds="http://schemas.openxmlformats.org/officeDocument/2006/customXml" ds:itemID="{AABE2B71-95DF-47DF-AA58-D8E023DB1DBD}">
   <ds:schemaRefs>
     <ds:schemaRef ds:uri="http://schemas.openxmlformats.org/officeDocument/2006/bibliography"/>
   </ds:schemaRefs>

--- a/Адміністрування обчислювальних комплексів Зроблені ЛР/Лабораторна робота 6 - Матакова А.В. - 409а - Адміністрування обчислювальних комплексів.docx
+++ b/Адміністрування обчислювальних комплексів Зроблені ЛР/Лабораторна робота 6 - Матакова А.В. - 409а - Адміністрування обчислювальних комплексів.docx
@@ -2117,6 +2117,27 @@
     </w:p>
     <w:p>
       <w:pPr>
+        <w:suppressAutoHyphens w:val="0"/>
+        <w:spacing w:line="240" w:lineRule="auto"/>
+        <w:ind w:leftChars="0" w:left="0" w:firstLineChars="0" w:firstLine="0"/>
+        <w:textDirection w:val="lrTb"/>
+        <w:textAlignment w:val="auto"/>
+        <w:outlineLvl w:val="9"/>
+        <w:rPr>
+          <w:sz w:val="28"/>
+          <w:szCs w:val="28"/>
+        </w:rPr>
+      </w:pPr>
+      <w:r>
+        <w:rPr>
+          <w:sz w:val="28"/>
+          <w:szCs w:val="28"/>
+        </w:rPr>
+        <w:br w:type="page"/>
+      </w:r>
+    </w:p>
+    <w:p>
+      <w:pPr>
         <w:spacing w:before="120" w:after="120" w:line="360" w:lineRule="auto"/>
         <w:ind w:leftChars="1" w:left="2" w:firstLineChars="0" w:firstLine="0"/>
         <w:contextualSpacing/>
@@ -2129,6 +2150,8 @@
           <w:szCs w:val="28"/>
         </w:rPr>
       </w:pPr>
+      <w:bookmarkStart w:id="0" w:name="_GoBack"/>
+      <w:bookmarkEnd w:id="0"/>
       <w:r>
         <w:rPr>
           <w:b/>
@@ -2136,6 +2159,7 @@
           <w:sz w:val="28"/>
           <w:szCs w:val="28"/>
         </w:rPr>
+        <w:lastRenderedPageBreak/>
         <w:t>Контрольні питання</w:t>
       </w:r>
     </w:p>
@@ -2336,15 +2360,7 @@
           <w:sz w:val="28"/>
           <w:szCs w:val="28"/>
         </w:rPr>
-        <w:t xml:space="preserve">єднання), config.vm.synced_folder </w:t>
-      </w:r>
-      <w:r>
-        <w:rPr>
-          <w:sz w:val="28"/>
-          <w:szCs w:val="28"/>
-        </w:rPr>
-        <w:lastRenderedPageBreak/>
-        <w:t xml:space="preserve">(синхронізовані директорії), config.vm.provider (ресурси провайдера </w:t>
+        <w:t xml:space="preserve">єднання), config.vm.synced_folder (синхронізовані директорії), config.vm.provider (ресурси провайдера </w:t>
       </w:r>
       <w:r>
         <w:rPr>
@@ -2499,8 +2515,6 @@
         </w:rPr>
         <w:t>–</w:t>
       </w:r>
-      <w:bookmarkStart w:id="0" w:name="_GoBack"/>
-      <w:bookmarkEnd w:id="0"/>
       <w:r>
         <w:rPr>
           <w:sz w:val="28"/>
@@ -2549,6 +2563,28 @@
           <w:szCs w:val="28"/>
         </w:rPr>
       </w:pPr>
+      <w:r>
+        <w:rPr>
+          <w:sz w:val="28"/>
+          <w:szCs w:val="28"/>
+        </w:rPr>
+        <w:lastRenderedPageBreak/>
+        <w:t>Для роботи WordPress необхідний веб-сервер (Apache2 або Nginx), інтерпретатор PHP з відповідними розширеннями (mysqli, gd, curl, mbstring, xml та ін.), сервер бази даних (MySQL або MariaDB) для зберігання контенту та налаштувань, а також саме ядро WordPress з файлом ко</w:t>
+      </w:r>
+      <w:r>
+        <w:rPr>
+          <w:sz w:val="28"/>
+          <w:szCs w:val="28"/>
+        </w:rPr>
+        <w:t>нфігурації wp-config.php, що зв’</w:t>
+      </w:r>
+      <w:r>
+        <w:rPr>
+          <w:sz w:val="28"/>
+          <w:szCs w:val="28"/>
+        </w:rPr>
+        <w:t>язує CMS із базою даних.</w:t>
+      </w:r>
     </w:p>
     <w:p>
       <w:pPr>
@@ -2590,19 +2626,41 @@
           <w:szCs w:val="28"/>
         </w:rPr>
       </w:pPr>
-    </w:p>
-    <w:p>
-      <w:pPr>
-        <w:spacing w:line="360" w:lineRule="auto"/>
-        <w:ind w:leftChars="0" w:left="0" w:firstLineChars="251" w:firstLine="703"/>
-        <w:contextualSpacing/>
-        <w:jc w:val="both"/>
-        <w:outlineLvl w:val="9"/>
-        <w:rPr>
-          <w:sz w:val="28"/>
-          <w:szCs w:val="28"/>
-        </w:rPr>
-      </w:pPr>
+      <w:r>
+        <w:rPr>
+          <w:sz w:val="28"/>
+          <w:szCs w:val="28"/>
+        </w:rPr>
+        <w:t xml:space="preserve">Доступ забезпечується через мережеву адресу, призначену віртуальній машині в режимі private_network (у цій роботі </w:t>
+      </w:r>
+      <w:r>
+        <w:rPr>
+          <w:sz w:val="28"/>
+          <w:szCs w:val="28"/>
+        </w:rPr>
+        <w:t>–</w:t>
+      </w:r>
+      <w:r>
+        <w:rPr>
+          <w:sz w:val="28"/>
+          <w:szCs w:val="28"/>
+        </w:rPr>
+        <w:t xml:space="preserve"> 192.168.56.10), до якої мають доступ пристрої тієї ж локальної мережі хоста. За потреби доступу ззовні можна використати режим public_network, що надає машині адресу в мережі фізичного хоста, або налаштувати проброс порту 80 через NAT-з</w:t>
+      </w:r>
+      <w:r>
+        <w:rPr>
+          <w:sz w:val="28"/>
+          <w:szCs w:val="28"/>
+        </w:rPr>
+        <w:t>’</w:t>
+      </w:r>
+      <w:r>
+        <w:rPr>
+          <w:sz w:val="28"/>
+          <w:szCs w:val="28"/>
+        </w:rPr>
+        <w:t>єднання.</w:t>
+      </w:r>
     </w:p>
     <w:p>
       <w:pPr>
@@ -2632,64 +2690,28 @@
           <w:sz w:val="28"/>
           <w:szCs w:val="28"/>
         </w:rPr>
-        <w:t>Під час виконання лабораторної роботи №</w:t>
-      </w:r>
-      <w:r>
-        <w:rPr>
-          <w:sz w:val="28"/>
-          <w:szCs w:val="28"/>
-        </w:rPr>
-        <w:t>6</w:t>
-      </w:r>
-      <w:r>
-        <w:rPr>
-          <w:sz w:val="28"/>
-          <w:szCs w:val="28"/>
-        </w:rPr>
-        <w:t xml:space="preserve"> </w:t>
-      </w:r>
-      <w:r>
-        <w:rPr>
-          <w:sz w:val="28"/>
-          <w:szCs w:val="28"/>
-        </w:rPr>
-        <w:t>набуто</w:t>
-      </w:r>
-      <w:r>
-        <w:rPr>
-          <w:sz w:val="28"/>
-          <w:szCs w:val="28"/>
-        </w:rPr>
-        <w:t xml:space="preserve"> навички роботи </w:t>
-      </w:r>
-      <w:r>
-        <w:rPr>
-          <w:color w:val="FF0000"/>
-          <w:sz w:val="28"/>
-          <w:szCs w:val="28"/>
-        </w:rPr>
-        <w:t>з інструментом для тестування Selenium Webdriver API</w:t>
-      </w:r>
-      <w:r>
-        <w:rPr>
-          <w:sz w:val="28"/>
-          <w:szCs w:val="28"/>
-        </w:rPr>
-        <w:t>.</w:t>
-      </w:r>
-      <w:r>
-        <w:rPr>
-          <w:sz w:val="28"/>
-          <w:szCs w:val="28"/>
-        </w:rPr>
-        <w:t xml:space="preserve"> </w:t>
-      </w:r>
-      <w:r>
-        <w:rPr>
-          <w:sz w:val="28"/>
-          <w:szCs w:val="28"/>
-        </w:rPr>
-        <w:t>Завдяки використанню набутих навичок виконано завдання з лабораторної роботи. Звіт оформлено згідно ДСТУ.</w:t>
+        <w:t>Під час виконання лабораторної роботи №6 набуто практичних навичок автоматизації розгортання систем управління контентом засобами Vagrant. Конфігураційний файл Vagrantfile доповнено послідовністю provisioning-скриптів, що забезпечують повністю автоматичне встановлення веб-сервера Apache2, інтерпретатора PHP з необхідними розширеннями, сервера бази даних MySQL, інструменту WP-CLI та самої CMS WordPress разом із власною темою оформлення. Перевірено працездатність розгорнутого середовища: після запуску віртуальної машини сайт на базі WordPress став доступний за статичною IP-адресою приватної мережі, а наявність активної адміністративної сесії підтвердила коректність автентифікації та роботи всього стеку компонентів. Звіт оформлено згідно з чинними вимогами ДСТУ.</w:t>
+      </w:r>
+    </w:p>
+    <w:p>
+      <w:pPr>
+        <w:suppressAutoHyphens w:val="0"/>
+        <w:spacing w:line="240" w:lineRule="auto"/>
+        <w:ind w:leftChars="0" w:left="0" w:firstLineChars="0" w:firstLine="0"/>
+        <w:textDirection w:val="lrTb"/>
+        <w:textAlignment w:val="auto"/>
+        <w:outlineLvl w:val="9"/>
+        <w:rPr>
+          <w:sz w:val="28"/>
+          <w:szCs w:val="28"/>
+        </w:rPr>
+      </w:pPr>
+      <w:r>
+        <w:rPr>
+          <w:sz w:val="28"/>
+          <w:szCs w:val="28"/>
+        </w:rPr>
+        <w:br w:type="page"/>
       </w:r>
     </w:p>
     <w:p>
@@ -2713,6 +2735,7 @@
           <w:sz w:val="28"/>
           <w:szCs w:val="28"/>
         </w:rPr>
+        <w:lastRenderedPageBreak/>
         <w:t>ДОДАТОК А</w:t>
       </w:r>
     </w:p>
@@ -2843,7 +2866,6 @@
           <w:sz w:val="28"/>
           <w:szCs w:val="28"/>
         </w:rPr>
-        <w:lastRenderedPageBreak/>
         <w:t xml:space="preserve">  # Базовий образ віртуальної машини Ubuntu 22.04 LTS (Jammy Jellyfish), 64-bit</w:t>
       </w:r>
     </w:p>
@@ -3324,6 +3346,7 @@
           <w:sz w:val="28"/>
           <w:szCs w:val="28"/>
         </w:rPr>
+        <w:lastRenderedPageBreak/>
         <w:t xml:space="preserve">    apt-get install -y apache2</w:t>
       </w:r>
     </w:p>
@@ -3424,7 +3447,6 @@
           <w:sz w:val="28"/>
           <w:szCs w:val="28"/>
         </w:rPr>
-        <w:lastRenderedPageBreak/>
         <w:t xml:space="preserve">    systemctl restart apache2</w:t>
       </w:r>
     </w:p>
@@ -3865,6 +3887,7 @@
           <w:sz w:val="28"/>
           <w:szCs w:val="28"/>
         </w:rPr>
+        <w:lastRenderedPageBreak/>
         <w:t xml:space="preserve">  # Встановлення WP-CLI — інструмент для керування WordPress з командного рядка</w:t>
       </w:r>
     </w:p>
@@ -3925,7 +3948,6 @@
           <w:sz w:val="28"/>
           <w:szCs w:val="28"/>
         </w:rPr>
-        <w:lastRenderedPageBreak/>
         <w:t xml:space="preserve">      curl -o /usr/local/bin/wp -sSL https://raw.githubusercontent.com/wp-cli/builds/gh-pages/phar/wp-cli.phar</w:t>
       </w:r>
     </w:p>
@@ -4426,6 +4448,7 @@
           <w:sz w:val="28"/>
           <w:szCs w:val="28"/>
         </w:rPr>
+        <w:lastRenderedPageBreak/>
         <w:t xml:space="preserve">  SHELL</w:t>
       </w:r>
     </w:p>
@@ -4506,7 +4529,6 @@
           <w:sz w:val="28"/>
           <w:szCs w:val="28"/>
         </w:rPr>
-        <w:lastRenderedPageBreak/>
         <w:t xml:space="preserve">    THEME_DST="/var/www/html/wp-content/themes/canape"</w:t>
       </w:r>
     </w:p>
@@ -10811,7 +10833,7 @@
 </file>
 
 <file path=customXml/itemProps2.xml><?xml version="1.0" encoding="utf-8"?>
-<ds:datastoreItem xmlns:ds="http://schemas.openxmlformats.org/officeDocument/2006/customXml" ds:itemID="{AABE2B71-95DF-47DF-AA58-D8E023DB1DBD}">
+<ds:datastoreItem xmlns:ds="http://schemas.openxmlformats.org/officeDocument/2006/customXml" ds:itemID="{D85E84D6-6642-4532-AE47-EE03A43220C6}">
   <ds:schemaRefs>
     <ds:schemaRef ds:uri="http://schemas.openxmlformats.org/officeDocument/2006/bibliography"/>
   </ds:schemaRefs>
